--- a/PDR Aşaması/Rapor/2026_PDR_Algomed_Guncel.docx
+++ b/PDR Aşaması/Rapor/2026_PDR_Algomed_Guncel.docx
@@ -15,7 +15,6 @@
           <w:docPartUnique/>
         </w:docPartObj>
       </w:sdtPr>
-      <w:sdtEndPr/>
       <w:sdtContent>
         <w:p>
           <w:pPr>
@@ -147,7 +146,39 @@
                                       <w14:bevel/>
                                     </w14:textOutline>
                                   </w:rPr>
-                                  <w:t>SAĞLIKTA YAPAY ZEKA YARIŞMASI PROJE DETAY RAPORU</w:t>
+                                  <w:t xml:space="preserve">SAĞLIKTA YAPAY </w:t>
+                                </w:r>
+                                <w:proofErr w:type="gramStart"/>
+                                <w:r>
+                                  <w:rPr>
+                                    <w:b/>
+                                    <w:bCs/>
+                                    <w:color w:val="FFFFFF" w:themeColor="background1"/>
+                                    <w:sz w:val="56"/>
+                                    <w:szCs w:val="56"/>
+                                    <w14:textOutline w14:w="9525" w14:cap="rnd" w14:cmpd="sng" w14:algn="ctr">
+                                      <w14:noFill/>
+                                      <w14:prstDash w14:val="solid"/>
+                                      <w14:bevel/>
+                                    </w14:textOutline>
+                                  </w:rPr>
+                                  <w:t>ZEKA</w:t>
+                                </w:r>
+                                <w:proofErr w:type="gramEnd"/>
+                                <w:r>
+                                  <w:rPr>
+                                    <w:b/>
+                                    <w:bCs/>
+                                    <w:color w:val="FFFFFF" w:themeColor="background1"/>
+                                    <w:sz w:val="56"/>
+                                    <w:szCs w:val="56"/>
+                                    <w14:textOutline w14:w="9525" w14:cap="rnd" w14:cmpd="sng" w14:algn="ctr">
+                                      <w14:noFill/>
+                                      <w14:prstDash w14:val="solid"/>
+                                      <w14:bevel/>
+                                    </w14:textOutline>
+                                  </w:rPr>
+                                  <w:t xml:space="preserve"> YARIŞMASI PROJE DETAY RAPORU</w:t>
                                 </w:r>
                                 <w:r>
                                   <w:rPr>
@@ -288,7 +319,53 @@
                                       <w14:round/>
                                     </w14:textOutline>
                                   </w:rPr>
-                                  <w:t>omik Verilerde Yapay Zeka Tabanlı Varyant Patojenite Tahmini</w:t>
+                                  <w:t xml:space="preserve">omik Verilerde Yapay </w:t>
+                                </w:r>
+                                <w:proofErr w:type="gramStart"/>
+                                <w:r>
+                                  <w:rPr>
+                                    <w:b/>
+                                    <w:bCs/>
+                                    <w:color w:val="FFFFFF" w:themeColor="background1"/>
+                                    <w:sz w:val="40"/>
+                                    <w:szCs w:val="40"/>
+                                    <w14:shadow w14:blurRad="63500" w14:dist="0" w14:dir="0" w14:sx="102000" w14:sy="102000" w14:kx="0" w14:ky="0" w14:algn="ctr">
+                                      <w14:srgbClr w14:val="000000">
+                                        <w14:alpha w14:val="60000"/>
+                                      </w14:srgbClr>
+                                    </w14:shadow>
+                                    <w14:textOutline w14:w="6350" w14:cap="flat" w14:cmpd="sng" w14:algn="ctr">
+                                      <w14:solidFill>
+                                        <w14:srgbClr w14:val="000000"/>
+                                      </w14:solidFill>
+                                      <w14:prstDash w14:val="solid"/>
+                                      <w14:round/>
+                                    </w14:textOutline>
+                                  </w:rPr>
+                                  <w:t>Zeka</w:t>
+                                </w:r>
+                                <w:proofErr w:type="gramEnd"/>
+                                <w:r>
+                                  <w:rPr>
+                                    <w:b/>
+                                    <w:bCs/>
+                                    <w:color w:val="FFFFFF" w:themeColor="background1"/>
+                                    <w:sz w:val="40"/>
+                                    <w:szCs w:val="40"/>
+                                    <w14:shadow w14:blurRad="63500" w14:dist="0" w14:dir="0" w14:sx="102000" w14:sy="102000" w14:kx="0" w14:ky="0" w14:algn="ctr">
+                                      <w14:srgbClr w14:val="000000">
+                                        <w14:alpha w14:val="60000"/>
+                                      </w14:srgbClr>
+                                    </w14:shadow>
+                                    <w14:textOutline w14:w="6350" w14:cap="flat" w14:cmpd="sng" w14:algn="ctr">
+                                      <w14:solidFill>
+                                        <w14:srgbClr w14:val="000000"/>
+                                      </w14:solidFill>
+                                      <w14:prstDash w14:val="solid"/>
+                                      <w14:round/>
+                                    </w14:textOutline>
+                                  </w:rPr>
+                                  <w:t xml:space="preserve"> Tabanlı Varyant Patojenite Tahmini</w:t>
                                 </w:r>
                               </w:p>
                               <w:p>
@@ -380,6 +457,7 @@
                                   </w:rPr>
                                   <w:t>Proje Adı: </w:t>
                                 </w:r>
+                                <w:proofErr w:type="spellStart"/>
                                 <w:r>
                                   <w:rPr>
                                     <w:b/>
@@ -400,7 +478,76 @@
                                       <w14:round/>
                                     </w14:textOutline>
                                   </w:rPr>
-                                  <w:t>Missense Genetik Varyantların Patojenik /Benign Olarak Sınıflandırılması</w:t>
+                                  <w:t>Missense</w:t>
+                                </w:r>
+                                <w:proofErr w:type="spellEnd"/>
+                                <w:r>
+                                  <w:rPr>
+                                    <w:b/>
+                                    <w:bCs/>
+                                    <w:color w:val="FFFFFF" w:themeColor="background1"/>
+                                    <w:sz w:val="40"/>
+                                    <w:szCs w:val="40"/>
+                                    <w14:shadow w14:blurRad="63500" w14:dist="0" w14:dir="0" w14:sx="102000" w14:sy="102000" w14:kx="0" w14:ky="0" w14:algn="ctr">
+                                      <w14:srgbClr w14:val="000000">
+                                        <w14:alpha w14:val="60000"/>
+                                      </w14:srgbClr>
+                                    </w14:shadow>
+                                    <w14:textOutline w14:w="6350" w14:cap="flat" w14:cmpd="sng" w14:algn="ctr">
+                                      <w14:solidFill>
+                                        <w14:srgbClr w14:val="000000"/>
+                                      </w14:solidFill>
+                                      <w14:prstDash w14:val="solid"/>
+                                      <w14:round/>
+                                    </w14:textOutline>
+                                  </w:rPr>
+                                  <w:t xml:space="preserve"> Genetik Varyantların Patojenik /</w:t>
+                                </w:r>
+                                <w:proofErr w:type="spellStart"/>
+                                <w:r>
+                                  <w:rPr>
+                                    <w:b/>
+                                    <w:bCs/>
+                                    <w:color w:val="FFFFFF" w:themeColor="background1"/>
+                                    <w:sz w:val="40"/>
+                                    <w:szCs w:val="40"/>
+                                    <w14:shadow w14:blurRad="63500" w14:dist="0" w14:dir="0" w14:sx="102000" w14:sy="102000" w14:kx="0" w14:ky="0" w14:algn="ctr">
+                                      <w14:srgbClr w14:val="000000">
+                                        <w14:alpha w14:val="60000"/>
+                                      </w14:srgbClr>
+                                    </w14:shadow>
+                                    <w14:textOutline w14:w="6350" w14:cap="flat" w14:cmpd="sng" w14:algn="ctr">
+                                      <w14:solidFill>
+                                        <w14:srgbClr w14:val="000000"/>
+                                      </w14:solidFill>
+                                      <w14:prstDash w14:val="solid"/>
+                                      <w14:round/>
+                                    </w14:textOutline>
+                                  </w:rPr>
+                                  <w:t>Benign</w:t>
+                                </w:r>
+                                <w:proofErr w:type="spellEnd"/>
+                                <w:r>
+                                  <w:rPr>
+                                    <w:b/>
+                                    <w:bCs/>
+                                    <w:color w:val="FFFFFF" w:themeColor="background1"/>
+                                    <w:sz w:val="40"/>
+                                    <w:szCs w:val="40"/>
+                                    <w14:shadow w14:blurRad="63500" w14:dist="0" w14:dir="0" w14:sx="102000" w14:sy="102000" w14:kx="0" w14:ky="0" w14:algn="ctr">
+                                      <w14:srgbClr w14:val="000000">
+                                        <w14:alpha w14:val="60000"/>
+                                      </w14:srgbClr>
+                                    </w14:shadow>
+                                    <w14:textOutline w14:w="6350" w14:cap="flat" w14:cmpd="sng" w14:algn="ctr">
+                                      <w14:solidFill>
+                                        <w14:srgbClr w14:val="000000"/>
+                                      </w14:solidFill>
+                                      <w14:prstDash w14:val="solid"/>
+                                      <w14:round/>
+                                    </w14:textOutline>
+                                  </w:rPr>
+                                  <w:t xml:space="preserve"> Olarak Sınıflandırılması</w:t>
                                 </w:r>
                               </w:p>
                               <w:p>
@@ -450,6 +597,7 @@
                                 <w:r>
                                   <w:t xml:space="preserve"> </w:t>
                                 </w:r>
+                                <w:proofErr w:type="spellStart"/>
                                 <w:r>
                                   <w:rPr>
                                     <w:b/>
@@ -472,6 +620,7 @@
                                   </w:rPr>
                                   <w:t>Algomed</w:t>
                                 </w:r>
+                                <w:proofErr w:type="spellEnd"/>
                               </w:p>
                               <w:p>
                                 <w:pPr>
@@ -797,7 +946,39 @@
                                 <w14:bevel/>
                               </w14:textOutline>
                             </w:rPr>
-                            <w:t>SAĞLIKTA YAPAY ZEKA YARIŞMASI PROJE DETAY RAPORU</w:t>
+                            <w:t xml:space="preserve">SAĞLIKTA YAPAY </w:t>
+                          </w:r>
+                          <w:proofErr w:type="gramStart"/>
+                          <w:r>
+                            <w:rPr>
+                              <w:b/>
+                              <w:bCs/>
+                              <w:color w:val="FFFFFF" w:themeColor="background1"/>
+                              <w:sz w:val="56"/>
+                              <w:szCs w:val="56"/>
+                              <w14:textOutline w14:w="9525" w14:cap="rnd" w14:cmpd="sng" w14:algn="ctr">
+                                <w14:noFill/>
+                                <w14:prstDash w14:val="solid"/>
+                                <w14:bevel/>
+                              </w14:textOutline>
+                            </w:rPr>
+                            <w:t>ZEKA</w:t>
+                          </w:r>
+                          <w:proofErr w:type="gramEnd"/>
+                          <w:r>
+                            <w:rPr>
+                              <w:b/>
+                              <w:bCs/>
+                              <w:color w:val="FFFFFF" w:themeColor="background1"/>
+                              <w:sz w:val="56"/>
+                              <w:szCs w:val="56"/>
+                              <w14:textOutline w14:w="9525" w14:cap="rnd" w14:cmpd="sng" w14:algn="ctr">
+                                <w14:noFill/>
+                                <w14:prstDash w14:val="solid"/>
+                                <w14:bevel/>
+                              </w14:textOutline>
+                            </w:rPr>
+                            <w:t xml:space="preserve"> YARIŞMASI PROJE DETAY RAPORU</w:t>
                           </w:r>
                           <w:r>
                             <w:rPr>
@@ -938,7 +1119,53 @@
                                 <w14:round/>
                               </w14:textOutline>
                             </w:rPr>
-                            <w:t>omik Verilerde Yapay Zeka Tabanlı Varyant Patojenite Tahmini</w:t>
+                            <w:t xml:space="preserve">omik Verilerde Yapay </w:t>
+                          </w:r>
+                          <w:proofErr w:type="gramStart"/>
+                          <w:r>
+                            <w:rPr>
+                              <w:b/>
+                              <w:bCs/>
+                              <w:color w:val="FFFFFF" w:themeColor="background1"/>
+                              <w:sz w:val="40"/>
+                              <w:szCs w:val="40"/>
+                              <w14:shadow w14:blurRad="63500" w14:dist="0" w14:dir="0" w14:sx="102000" w14:sy="102000" w14:kx="0" w14:ky="0" w14:algn="ctr">
+                                <w14:srgbClr w14:val="000000">
+                                  <w14:alpha w14:val="60000"/>
+                                </w14:srgbClr>
+                              </w14:shadow>
+                              <w14:textOutline w14:w="6350" w14:cap="flat" w14:cmpd="sng" w14:algn="ctr">
+                                <w14:solidFill>
+                                  <w14:srgbClr w14:val="000000"/>
+                                </w14:solidFill>
+                                <w14:prstDash w14:val="solid"/>
+                                <w14:round/>
+                              </w14:textOutline>
+                            </w:rPr>
+                            <w:t>Zeka</w:t>
+                          </w:r>
+                          <w:proofErr w:type="gramEnd"/>
+                          <w:r>
+                            <w:rPr>
+                              <w:b/>
+                              <w:bCs/>
+                              <w:color w:val="FFFFFF" w:themeColor="background1"/>
+                              <w:sz w:val="40"/>
+                              <w:szCs w:val="40"/>
+                              <w14:shadow w14:blurRad="63500" w14:dist="0" w14:dir="0" w14:sx="102000" w14:sy="102000" w14:kx="0" w14:ky="0" w14:algn="ctr">
+                                <w14:srgbClr w14:val="000000">
+                                  <w14:alpha w14:val="60000"/>
+                                </w14:srgbClr>
+                              </w14:shadow>
+                              <w14:textOutline w14:w="6350" w14:cap="flat" w14:cmpd="sng" w14:algn="ctr">
+                                <w14:solidFill>
+                                  <w14:srgbClr w14:val="000000"/>
+                                </w14:solidFill>
+                                <w14:prstDash w14:val="solid"/>
+                                <w14:round/>
+                              </w14:textOutline>
+                            </w:rPr>
+                            <w:t xml:space="preserve"> Tabanlı Varyant Patojenite Tahmini</w:t>
                           </w:r>
                         </w:p>
                         <w:p>
@@ -1030,6 +1257,7 @@
                             </w:rPr>
                             <w:t>Proje Adı: </w:t>
                           </w:r>
+                          <w:proofErr w:type="spellStart"/>
                           <w:r>
                             <w:rPr>
                               <w:b/>
@@ -1050,7 +1278,76 @@
                                 <w14:round/>
                               </w14:textOutline>
                             </w:rPr>
-                            <w:t>Missense Genetik Varyantların Patojenik /Benign Olarak Sınıflandırılması</w:t>
+                            <w:t>Missense</w:t>
+                          </w:r>
+                          <w:proofErr w:type="spellEnd"/>
+                          <w:r>
+                            <w:rPr>
+                              <w:b/>
+                              <w:bCs/>
+                              <w:color w:val="FFFFFF" w:themeColor="background1"/>
+                              <w:sz w:val="40"/>
+                              <w:szCs w:val="40"/>
+                              <w14:shadow w14:blurRad="63500" w14:dist="0" w14:dir="0" w14:sx="102000" w14:sy="102000" w14:kx="0" w14:ky="0" w14:algn="ctr">
+                                <w14:srgbClr w14:val="000000">
+                                  <w14:alpha w14:val="60000"/>
+                                </w14:srgbClr>
+                              </w14:shadow>
+                              <w14:textOutline w14:w="6350" w14:cap="flat" w14:cmpd="sng" w14:algn="ctr">
+                                <w14:solidFill>
+                                  <w14:srgbClr w14:val="000000"/>
+                                </w14:solidFill>
+                                <w14:prstDash w14:val="solid"/>
+                                <w14:round/>
+                              </w14:textOutline>
+                            </w:rPr>
+                            <w:t xml:space="preserve"> Genetik Varyantların Patojenik /</w:t>
+                          </w:r>
+                          <w:proofErr w:type="spellStart"/>
+                          <w:r>
+                            <w:rPr>
+                              <w:b/>
+                              <w:bCs/>
+                              <w:color w:val="FFFFFF" w:themeColor="background1"/>
+                              <w:sz w:val="40"/>
+                              <w:szCs w:val="40"/>
+                              <w14:shadow w14:blurRad="63500" w14:dist="0" w14:dir="0" w14:sx="102000" w14:sy="102000" w14:kx="0" w14:ky="0" w14:algn="ctr">
+                                <w14:srgbClr w14:val="000000">
+                                  <w14:alpha w14:val="60000"/>
+                                </w14:srgbClr>
+                              </w14:shadow>
+                              <w14:textOutline w14:w="6350" w14:cap="flat" w14:cmpd="sng" w14:algn="ctr">
+                                <w14:solidFill>
+                                  <w14:srgbClr w14:val="000000"/>
+                                </w14:solidFill>
+                                <w14:prstDash w14:val="solid"/>
+                                <w14:round/>
+                              </w14:textOutline>
+                            </w:rPr>
+                            <w:t>Benign</w:t>
+                          </w:r>
+                          <w:proofErr w:type="spellEnd"/>
+                          <w:r>
+                            <w:rPr>
+                              <w:b/>
+                              <w:bCs/>
+                              <w:color w:val="FFFFFF" w:themeColor="background1"/>
+                              <w:sz w:val="40"/>
+                              <w:szCs w:val="40"/>
+                              <w14:shadow w14:blurRad="63500" w14:dist="0" w14:dir="0" w14:sx="102000" w14:sy="102000" w14:kx="0" w14:ky="0" w14:algn="ctr">
+                                <w14:srgbClr w14:val="000000">
+                                  <w14:alpha w14:val="60000"/>
+                                </w14:srgbClr>
+                              </w14:shadow>
+                              <w14:textOutline w14:w="6350" w14:cap="flat" w14:cmpd="sng" w14:algn="ctr">
+                                <w14:solidFill>
+                                  <w14:srgbClr w14:val="000000"/>
+                                </w14:solidFill>
+                                <w14:prstDash w14:val="solid"/>
+                                <w14:round/>
+                              </w14:textOutline>
+                            </w:rPr>
+                            <w:t xml:space="preserve"> Olarak Sınıflandırılması</w:t>
                           </w:r>
                         </w:p>
                         <w:p>
@@ -1100,6 +1397,7 @@
                           <w:r>
                             <w:t xml:space="preserve"> </w:t>
                           </w:r>
+                          <w:proofErr w:type="spellStart"/>
                           <w:r>
                             <w:rPr>
                               <w:b/>
@@ -1122,6 +1420,7 @@
                             </w:rPr>
                             <w:t>Algomed</w:t>
                           </w:r>
+                          <w:proofErr w:type="spellEnd"/>
                         </w:p>
                         <w:p>
                           <w:pPr>
@@ -1416,7 +1715,7 @@
     </w:sdt>
     <w:p>
       <w:pPr>
-        <w:pStyle w:val="Balk3"/>
+        <w:pStyle w:val="Heading3"/>
         <w:spacing w:line="276" w:lineRule="auto"/>
         <w:jc w:val="both"/>
         <w:rPr>
@@ -1454,7 +1753,7 @@
       <w:sdtContent>
         <w:p>
           <w:pPr>
-            <w:pStyle w:val="TBal"/>
+            <w:pStyle w:val="TOCHeading"/>
           </w:pPr>
           <w:r>
             <w:t>İçindekiler</w:t>
@@ -1462,10 +1761,11 @@
         </w:p>
         <w:p>
           <w:pPr>
-            <w:pStyle w:val="T3"/>
+            <w:pStyle w:val="TOC3"/>
             <w:tabs>
               <w:tab w:val="right" w:leader="dot" w:pos="9060"/>
             </w:tabs>
+            <w:ind w:left="0"/>
             <w:rPr>
               <w:rFonts w:asciiTheme="minorHAnsi" w:eastAsiaTheme="minorEastAsia" w:hAnsiTheme="minorHAnsi"/>
               <w:noProof/>
@@ -1485,7 +1785,7 @@
           <w:hyperlink w:anchor="_Toc233147644" w:history="1">
             <w:r>
               <w:rPr>
-                <w:rStyle w:val="Kpr"/>
+                <w:rStyle w:val="Hyperlink"/>
                 <w:b/>
                 <w:bCs/>
                 <w:noProof/>
@@ -1544,7 +1844,7 @@
         </w:p>
         <w:p>
           <w:pPr>
-            <w:pStyle w:val="T2"/>
+            <w:pStyle w:val="TOC2"/>
             <w:tabs>
               <w:tab w:val="left" w:pos="960"/>
               <w:tab w:val="right" w:leader="dot" w:pos="9060"/>
@@ -1561,7 +1861,7 @@
           <w:hyperlink w:anchor="_Toc233147645" w:history="1">
             <w:r>
               <w:rPr>
-                <w:rStyle w:val="Kpr"/>
+                <w:rStyle w:val="Hyperlink"/>
                 <w:b/>
                 <w:bCs/>
                 <w:noProof/>
@@ -1577,11 +1877,11 @@
                 <w:szCs w:val="24"/>
                 <w14:ligatures w14:val="standardContextual"/>
               </w:rPr>
-              <w:tab/>
-            </w:r>
-            <w:r>
-              <w:rPr>
-                <w:rStyle w:val="Kpr"/>
+              <w:t xml:space="preserve"> </w:t>
+            </w:r>
+            <w:r>
+              <w:rPr>
+                <w:rStyle w:val="Hyperlink"/>
                 <w:b/>
                 <w:bCs/>
                 <w:noProof/>
@@ -1640,7 +1940,7 @@
         </w:p>
         <w:p>
           <w:pPr>
-            <w:pStyle w:val="T2"/>
+            <w:pStyle w:val="TOC2"/>
             <w:tabs>
               <w:tab w:val="left" w:pos="960"/>
               <w:tab w:val="right" w:leader="dot" w:pos="9060"/>
@@ -1657,7 +1957,7 @@
           <w:hyperlink w:anchor="_Toc233147646" w:history="1">
             <w:r>
               <w:rPr>
-                <w:rStyle w:val="Kpr"/>
+                <w:rStyle w:val="Hyperlink"/>
                 <w:b/>
                 <w:bCs/>
                 <w:noProof/>
@@ -1673,11 +1973,11 @@
                 <w:szCs w:val="24"/>
                 <w14:ligatures w14:val="standardContextual"/>
               </w:rPr>
-              <w:tab/>
-            </w:r>
-            <w:r>
-              <w:rPr>
-                <w:rStyle w:val="Kpr"/>
+              <w:t xml:space="preserve"> </w:t>
+            </w:r>
+            <w:r>
+              <w:rPr>
+                <w:rStyle w:val="Hyperlink"/>
                 <w:b/>
                 <w:bCs/>
                 <w:noProof/>
@@ -1736,7 +2036,7 @@
         </w:p>
         <w:p>
           <w:pPr>
-            <w:pStyle w:val="T2"/>
+            <w:pStyle w:val="TOC2"/>
             <w:tabs>
               <w:tab w:val="right" w:leader="dot" w:pos="9060"/>
             </w:tabs>
@@ -1752,7 +2052,7 @@
           <w:hyperlink w:anchor="_Toc233147647" w:history="1">
             <w:r>
               <w:rPr>
-                <w:rStyle w:val="Kpr"/>
+                <w:rStyle w:val="Hyperlink"/>
                 <w:b/>
                 <w:bCs/>
                 <w:noProof/>
@@ -1811,7 +2111,7 @@
         </w:p>
         <w:p>
           <w:pPr>
-            <w:pStyle w:val="T1"/>
+            <w:pStyle w:val="TOC1"/>
             <w:tabs>
               <w:tab w:val="right" w:leader="dot" w:pos="9060"/>
             </w:tabs>
@@ -1827,7 +2127,7 @@
           <w:hyperlink w:anchor="_Toc233147648" w:history="1">
             <w:r>
               <w:rPr>
-                <w:rStyle w:val="Kpr"/>
+                <w:rStyle w:val="Hyperlink"/>
                 <w:b/>
                 <w:bCs/>
                 <w:noProof/>
@@ -1886,7 +2186,7 @@
         </w:p>
         <w:p>
           <w:pPr>
-            <w:pStyle w:val="T2"/>
+            <w:pStyle w:val="TOC2"/>
             <w:tabs>
               <w:tab w:val="right" w:leader="dot" w:pos="9060"/>
             </w:tabs>
@@ -1902,7 +2202,7 @@
           <w:hyperlink w:anchor="_Toc233147649" w:history="1">
             <w:r>
               <w:rPr>
-                <w:rStyle w:val="Kpr"/>
+                <w:rStyle w:val="Hyperlink"/>
                 <w:b/>
                 <w:bCs/>
                 <w:noProof/>
@@ -1961,7 +2261,7 @@
         </w:p>
         <w:p>
           <w:pPr>
-            <w:pStyle w:val="T2"/>
+            <w:pStyle w:val="TOC2"/>
             <w:tabs>
               <w:tab w:val="right" w:leader="dot" w:pos="9060"/>
             </w:tabs>
@@ -1977,7 +2277,7 @@
           <w:hyperlink w:anchor="_Toc233147650" w:history="1">
             <w:r>
               <w:rPr>
-                <w:rStyle w:val="Kpr"/>
+                <w:rStyle w:val="Hyperlink"/>
                 <w:b/>
                 <w:bCs/>
                 <w:noProof/>
@@ -2036,7 +2336,7 @@
         </w:p>
         <w:p>
           <w:pPr>
-            <w:pStyle w:val="T2"/>
+            <w:pStyle w:val="TOC2"/>
             <w:tabs>
               <w:tab w:val="right" w:leader="dot" w:pos="9060"/>
             </w:tabs>
@@ -2052,7 +2352,7 @@
           <w:hyperlink w:anchor="_Toc233147651" w:history="1">
             <w:r>
               <w:rPr>
-                <w:rStyle w:val="Kpr"/>
+                <w:rStyle w:val="Hyperlink"/>
                 <w:b/>
                 <w:bCs/>
                 <w:noProof/>
@@ -2111,7 +2411,7 @@
         </w:p>
         <w:p>
           <w:pPr>
-            <w:pStyle w:val="T1"/>
+            <w:pStyle w:val="TOC1"/>
             <w:tabs>
               <w:tab w:val="right" w:leader="dot" w:pos="9060"/>
             </w:tabs>
@@ -2127,7 +2427,7 @@
           <w:hyperlink w:anchor="_Toc233147652" w:history="1">
             <w:r>
               <w:rPr>
-                <w:rStyle w:val="Kpr"/>
+                <w:rStyle w:val="Hyperlink"/>
                 <w:b/>
                 <w:bCs/>
                 <w:noProof/>
@@ -2186,7 +2486,7 @@
         </w:p>
         <w:p>
           <w:pPr>
-            <w:pStyle w:val="T2"/>
+            <w:pStyle w:val="TOC2"/>
             <w:tabs>
               <w:tab w:val="right" w:leader="dot" w:pos="9060"/>
             </w:tabs>
@@ -2202,7 +2502,7 @@
           <w:hyperlink w:anchor="_Toc233147653" w:history="1">
             <w:r>
               <w:rPr>
-                <w:rStyle w:val="Kpr"/>
+                <w:rStyle w:val="Hyperlink"/>
                 <w:b/>
                 <w:bCs/>
                 <w:noProof/>
@@ -2261,7 +2561,7 @@
         </w:p>
         <w:p>
           <w:pPr>
-            <w:pStyle w:val="T2"/>
+            <w:pStyle w:val="TOC2"/>
             <w:tabs>
               <w:tab w:val="right" w:leader="dot" w:pos="9060"/>
             </w:tabs>
@@ -2277,7 +2577,7 @@
           <w:hyperlink w:anchor="_Toc233147654" w:history="1">
             <w:r>
               <w:rPr>
-                <w:rStyle w:val="Kpr"/>
+                <w:rStyle w:val="Hyperlink"/>
                 <w:b/>
                 <w:bCs/>
                 <w:noProof/>
@@ -2336,7 +2636,7 @@
         </w:p>
         <w:p>
           <w:pPr>
-            <w:pStyle w:val="T2"/>
+            <w:pStyle w:val="TOC2"/>
             <w:tabs>
               <w:tab w:val="right" w:leader="dot" w:pos="9060"/>
             </w:tabs>
@@ -2352,7 +2652,7 @@
           <w:hyperlink w:anchor="_Toc233147655" w:history="1">
             <w:r>
               <w:rPr>
-                <w:rStyle w:val="Kpr"/>
+                <w:rStyle w:val="Hyperlink"/>
                 <w:b/>
                 <w:bCs/>
                 <w:noProof/>
@@ -2411,7 +2711,7 @@
         </w:p>
         <w:p>
           <w:pPr>
-            <w:pStyle w:val="T2"/>
+            <w:pStyle w:val="TOC2"/>
             <w:tabs>
               <w:tab w:val="right" w:leader="dot" w:pos="9060"/>
             </w:tabs>
@@ -2427,7 +2727,7 @@
           <w:hyperlink w:anchor="_Toc233147656" w:history="1">
             <w:r>
               <w:rPr>
-                <w:rStyle w:val="Kpr"/>
+                <w:rStyle w:val="Hyperlink"/>
                 <w:b/>
                 <w:bCs/>
                 <w:noProof/>
@@ -2486,7 +2786,7 @@
         </w:p>
         <w:p>
           <w:pPr>
-            <w:pStyle w:val="T1"/>
+            <w:pStyle w:val="TOC1"/>
             <w:tabs>
               <w:tab w:val="right" w:leader="dot" w:pos="9060"/>
             </w:tabs>
@@ -2502,7 +2802,7 @@
           <w:hyperlink w:anchor="_Toc233147657" w:history="1">
             <w:r>
               <w:rPr>
-                <w:rStyle w:val="Kpr"/>
+                <w:rStyle w:val="Hyperlink"/>
                 <w:b/>
                 <w:bCs/>
                 <w:noProof/>
@@ -2561,7 +2861,7 @@
         </w:p>
         <w:p>
           <w:pPr>
-            <w:pStyle w:val="T2"/>
+            <w:pStyle w:val="TOC2"/>
             <w:tabs>
               <w:tab w:val="right" w:leader="dot" w:pos="9060"/>
             </w:tabs>
@@ -2577,7 +2877,7 @@
           <w:hyperlink w:anchor="_Toc233147658" w:history="1">
             <w:r>
               <w:rPr>
-                <w:rStyle w:val="Kpr"/>
+                <w:rStyle w:val="Hyperlink"/>
                 <w:b/>
                 <w:bCs/>
                 <w:noProof/>
@@ -2636,7 +2936,7 @@
         </w:p>
         <w:p>
           <w:pPr>
-            <w:pStyle w:val="T2"/>
+            <w:pStyle w:val="TOC2"/>
             <w:tabs>
               <w:tab w:val="right" w:leader="dot" w:pos="9060"/>
             </w:tabs>
@@ -2652,7 +2952,7 @@
           <w:hyperlink w:anchor="_Toc233147659" w:history="1">
             <w:r>
               <w:rPr>
-                <w:rStyle w:val="Kpr"/>
+                <w:rStyle w:val="Hyperlink"/>
                 <w:b/>
                 <w:bCs/>
                 <w:noProof/>
@@ -2711,7 +3011,7 @@
         </w:p>
         <w:p>
           <w:pPr>
-            <w:pStyle w:val="T2"/>
+            <w:pStyle w:val="TOC2"/>
             <w:tabs>
               <w:tab w:val="right" w:leader="dot" w:pos="9060"/>
             </w:tabs>
@@ -2727,7 +3027,7 @@
           <w:hyperlink w:anchor="_Toc233147660" w:history="1">
             <w:r>
               <w:rPr>
-                <w:rStyle w:val="Kpr"/>
+                <w:rStyle w:val="Hyperlink"/>
                 <w:b/>
                 <w:bCs/>
                 <w:noProof/>
@@ -2786,7 +3086,7 @@
         </w:p>
         <w:p>
           <w:pPr>
-            <w:pStyle w:val="T2"/>
+            <w:pStyle w:val="TOC2"/>
             <w:tabs>
               <w:tab w:val="right" w:leader="dot" w:pos="9060"/>
             </w:tabs>
@@ -2802,7 +3102,7 @@
           <w:hyperlink w:anchor="_Toc233147661" w:history="1">
             <w:r>
               <w:rPr>
-                <w:rStyle w:val="Kpr"/>
+                <w:rStyle w:val="Hyperlink"/>
                 <w:b/>
                 <w:bCs/>
                 <w:noProof/>
@@ -2861,7 +3161,7 @@
         </w:p>
         <w:p>
           <w:pPr>
-            <w:pStyle w:val="T1"/>
+            <w:pStyle w:val="TOC1"/>
             <w:tabs>
               <w:tab w:val="right" w:leader="dot" w:pos="9060"/>
             </w:tabs>
@@ -2877,7 +3177,7 @@
           <w:hyperlink w:anchor="_Toc233147662" w:history="1">
             <w:r>
               <w:rPr>
-                <w:rStyle w:val="Kpr"/>
+                <w:rStyle w:val="Hyperlink"/>
                 <w:b/>
                 <w:bCs/>
                 <w:noProof/>
@@ -3046,7 +3346,7 @@
     </w:p>
     <w:p>
       <w:pPr>
-        <w:pStyle w:val="Balk3"/>
+        <w:pStyle w:val="Heading3"/>
         <w:rPr>
           <w:b/>
           <w:bCs/>
@@ -3075,7 +3375,7 @@
     </w:p>
     <w:p>
       <w:pPr>
-        <w:pStyle w:val="Balk2"/>
+        <w:pStyle w:val="Heading2"/>
         <w:numPr>
           <w:ilvl w:val="1"/>
           <w:numId w:val="13"/>
@@ -3117,12 +3417,82 @@
         <w:rPr>
           <w:sz w:val="24"/>
         </w:rPr>
-        <w:t>Yeni nesil dizileme (NGS) teknolojileri, klinik önemi henüz belirlenememiş çok sayıda varyantı (VUS) beraberinde getirerek, patojenite tahmini yapabilen açıklanabilir yapay zeka sistemlerine olan ihtiyacı zirveye taşımıştır. Missense varyantların sınıflandırılması; evrimsel korunum, fonksiyonel biyolojik veriler ve popülasyon genotiplerini içeren, yüksek boyutlu ve yoğun eksik değerli karmaşık tablolar üzerinde yürütülen zorlu bir süreçtir. Bu çalışma; biyokimyasal özellik mühendisliği, sızdırmaz veri hattı (leak-free pipeline) ve açıklanabilir yapay zeka (XAI) yaklaşımlarını birleştirerek, varyant patojenite tahmininde güvenilir ve genellenebilir bir çözüm sunmayı hedeflemektedir.</w:t>
+        <w:t xml:space="preserve">Yeni nesil dizileme (NGS) teknolojileri, klinik önemi henüz belirlenememiş çok sayıda varyantı (VUS) beraberinde getirerek, patojenite tahmini yapabilen açıklanabilir yapay </w:t>
+      </w:r>
+      <w:proofErr w:type="gramStart"/>
+      <w:r>
+        <w:rPr>
+          <w:sz w:val="24"/>
+        </w:rPr>
+        <w:t>zeka</w:t>
+      </w:r>
+      <w:proofErr w:type="gramEnd"/>
+      <w:r>
+        <w:rPr>
+          <w:sz w:val="24"/>
+        </w:rPr>
+        <w:t xml:space="preserve"> sistemlerine olan ihtiyacı zirveye taşımıştır. </w:t>
+      </w:r>
+      <w:proofErr w:type="spellStart"/>
+      <w:r>
+        <w:rPr>
+          <w:sz w:val="24"/>
+        </w:rPr>
+        <w:t>Missense</w:t>
+      </w:r>
+      <w:proofErr w:type="spellEnd"/>
+      <w:r>
+        <w:rPr>
+          <w:sz w:val="24"/>
+        </w:rPr>
+        <w:t xml:space="preserve"> varyantların sınıflandırılması; evrimsel korunum, fonksiyonel biyolojik veriler ve popülasyon genotiplerini içeren, yüksek boyutlu ve yoğun eksik değerli karmaşık tablolar üzerinde yürütülen zorlu bir süreçtir. Bu çalışma; biyokimyasal özellik mühendisliği, sızdırmaz veri hattı (</w:t>
+      </w:r>
+      <w:proofErr w:type="spellStart"/>
+      <w:r>
+        <w:rPr>
+          <w:sz w:val="24"/>
+        </w:rPr>
+        <w:t>leak-free</w:t>
+      </w:r>
+      <w:proofErr w:type="spellEnd"/>
+      <w:r>
+        <w:rPr>
+          <w:sz w:val="24"/>
+        </w:rPr>
+        <w:t xml:space="preserve"> </w:t>
+      </w:r>
+      <w:proofErr w:type="spellStart"/>
+      <w:r>
+        <w:rPr>
+          <w:sz w:val="24"/>
+        </w:rPr>
+        <w:t>pipeline</w:t>
+      </w:r>
+      <w:proofErr w:type="spellEnd"/>
+      <w:r>
+        <w:rPr>
+          <w:sz w:val="24"/>
+        </w:rPr>
+        <w:t xml:space="preserve">) ve açıklanabilir yapay </w:t>
+      </w:r>
+      <w:proofErr w:type="gramStart"/>
+      <w:r>
+        <w:rPr>
+          <w:sz w:val="24"/>
+        </w:rPr>
+        <w:t>zeka</w:t>
+      </w:r>
+      <w:proofErr w:type="gramEnd"/>
+      <w:r>
+        <w:rPr>
+          <w:sz w:val="24"/>
+        </w:rPr>
+        <w:t xml:space="preserve"> (XAI) yaklaşımlarını birleştirerek, varyant patojenite tahmininde güvenilir ve genellenebilir bir çözüm sunmayı hedeflemektedir.</w:t>
       </w:r>
     </w:p>
     <w:p>
       <w:pPr>
-        <w:pStyle w:val="Balk2"/>
+        <w:pStyle w:val="Heading2"/>
         <w:numPr>
           <w:ilvl w:val="1"/>
           <w:numId w:val="13"/>
@@ -3164,7 +3534,21 @@
         <w:rPr>
           <w:sz w:val="24"/>
         </w:rPr>
-        <w:t>Patojenik (1) ve benign (0) sınıflar arasındaki keskin asimetrik dağılım, modellerin çoğunluk sınıfına yanlılık göstermesine ve karar sınırlarının bozulmasına neden olmaktadır [8], [9]. Bu durum, klinik açıdan en kritik hata olan Yalancı Negatif (FN) oranını artırarak patojenik varyantların gözden kaçmasına yol açmaktadır [10].</w:t>
+        <w:t xml:space="preserve">Patojenik (1) ve </w:t>
+      </w:r>
+      <w:proofErr w:type="spellStart"/>
+      <w:r>
+        <w:rPr>
+          <w:sz w:val="24"/>
+        </w:rPr>
+        <w:t>benign</w:t>
+      </w:r>
+      <w:proofErr w:type="spellEnd"/>
+      <w:r>
+        <w:rPr>
+          <w:sz w:val="24"/>
+        </w:rPr>
+        <w:t xml:space="preserve"> (0) sınıflar arasındaki keskin asimetrik dağılım, modellerin çoğunluk sınıfına yanlılık göstermesine ve karar sınırlarının bozulmasına neden olmaktadır [8], [9]. Bu durum, klinik açıdan en kritik hata olan Yalancı Negatif (FN) oranını artırarak patojenik varyantların gözden kaçmasına yol açmaktadır [10].</w:t>
       </w:r>
     </w:p>
     <w:p>
@@ -3179,12 +3563,40 @@
         <w:rPr>
           <w:sz w:val="24"/>
         </w:rPr>
-        <w:t>Dengesiz verilerde "doğruluk" (accuracy) metriği yanıltıcı bir başarı illüzyonu yarattığından; F1-skoru, MCC ve PR-AUC gibi duyarlı metriklerin kullanımı esastır [4], [5], [11]. Projemizde bu sorun, veri seviyesindeki müdahalelerin (ADASYN, ağırlıklandırma) yanı sıra, klinik risk odaklı "dinamik karar eşiği" (threshold) optimizasyonu ile ele alınmıştır [10], [12], [13]. Bu strateji ile FN oranı, klinik olarak tolere edilebilir en alt seviyeye çekilmiştir.</w:t>
+        <w:t>Dengesiz verilerde "doğruluk" (</w:t>
+      </w:r>
+      <w:proofErr w:type="spellStart"/>
+      <w:r>
+        <w:rPr>
+          <w:sz w:val="24"/>
+        </w:rPr>
+        <w:t>accuracy</w:t>
+      </w:r>
+      <w:proofErr w:type="spellEnd"/>
+      <w:r>
+        <w:rPr>
+          <w:sz w:val="24"/>
+        </w:rPr>
+        <w:t>) metriği yanıltıcı bir başarı illüzyonu yarattığından; F1-skoru, MCC ve PR-AUC gibi duyarlı metriklerin kullanımı esastır [4], [5], [11]. Projemizde bu sorun, veri seviyesindeki müdahalelerin (ADASYN, ağırlıklandırma) yanı sıra, klinik risk odaklı "dinamik karar eşiği" (</w:t>
+      </w:r>
+      <w:proofErr w:type="spellStart"/>
+      <w:r>
+        <w:rPr>
+          <w:sz w:val="24"/>
+        </w:rPr>
+        <w:t>threshold</w:t>
+      </w:r>
+      <w:proofErr w:type="spellEnd"/>
+      <w:r>
+        <w:rPr>
+          <w:sz w:val="24"/>
+        </w:rPr>
+        <w:t>) optimizasyonu ile ele alınmıştır [10], [12], [13]. Bu strateji ile FN oranı, klinik olarak tolere edilebilir en alt seviyeye çekilmiştir.</w:t>
       </w:r>
     </w:p>
     <w:p>
       <w:pPr>
-        <w:pStyle w:val="Balk2"/>
+        <w:pStyle w:val="Heading2"/>
         <w:spacing w:line="276" w:lineRule="auto"/>
         <w:jc w:val="both"/>
         <w:rPr>
@@ -3218,11 +3630,33 @@
           <w:sz w:val="24"/>
         </w:rPr>
       </w:pPr>
-      <w:r>
-        <w:rPr>
-          <w:sz w:val="24"/>
-        </w:rPr>
-        <w:t>Missense varyantların patojenik veya benign olarak sınıflandırılması amacıyla geliştirilen yöntemler, son yıllarda önemli ölçüde gelişmiştir.</w:t>
+      <w:proofErr w:type="spellStart"/>
+      <w:r>
+        <w:rPr>
+          <w:sz w:val="24"/>
+        </w:rPr>
+        <w:t>Missense</w:t>
+      </w:r>
+      <w:proofErr w:type="spellEnd"/>
+      <w:r>
+        <w:rPr>
+          <w:sz w:val="24"/>
+        </w:rPr>
+        <w:t xml:space="preserve"> varyantların patojenik veya </w:t>
+      </w:r>
+      <w:proofErr w:type="spellStart"/>
+      <w:r>
+        <w:rPr>
+          <w:sz w:val="24"/>
+        </w:rPr>
+        <w:t>benign</w:t>
+      </w:r>
+      <w:proofErr w:type="spellEnd"/>
+      <w:r>
+        <w:rPr>
+          <w:sz w:val="24"/>
+        </w:rPr>
+        <w:t xml:space="preserve"> olarak sınıflandırılması amacıyla geliştirilen yöntemler, son yıllarda önemli ölçüde gelişmiştir.</w:t>
       </w:r>
     </w:p>
     <w:p>
@@ -3305,13 +3739,23 @@
         </w:rPr>
         <w:t xml:space="preserve"> </w:t>
       </w:r>
+      <w:proofErr w:type="spellStart"/>
       <w:r>
         <w:rPr>
           <w:i/>
           <w:iCs/>
           <w:sz w:val="24"/>
         </w:rPr>
-        <w:t>Missense Varyant Patojenite Tahmini Üzerine Güncel ve Uluslararası Çalışmalar</w:t>
+        <w:t>Missense</w:t>
+      </w:r>
+      <w:proofErr w:type="spellEnd"/>
+      <w:r>
+        <w:rPr>
+          <w:i/>
+          <w:iCs/>
+          <w:sz w:val="24"/>
+        </w:rPr>
+        <w:t xml:space="preserve"> Varyant Patojenite Tahmini Üzerine Güncel ve Uluslararası Çalışmalar</w:t>
       </w:r>
     </w:p>
     <w:tbl>
@@ -3657,12 +4101,14 @@
                 <w:sz w:val="24"/>
               </w:rPr>
             </w:pPr>
+            <w:proofErr w:type="spellStart"/>
             <w:r>
               <w:rPr>
                 <w:sz w:val="24"/>
               </w:rPr>
               <w:t>Ensemble</w:t>
             </w:r>
+            <w:proofErr w:type="spellEnd"/>
           </w:p>
         </w:tc>
         <w:tc>
@@ -3832,11 +4278,19 @@
                 <w:sz w:val="24"/>
               </w:rPr>
             </w:pPr>
-            <w:r>
-              <w:rPr>
-                <w:sz w:val="24"/>
-              </w:rPr>
-              <w:t>AlphaMissense [18], ESM [19]</w:t>
+            <w:proofErr w:type="spellStart"/>
+            <w:r>
+              <w:rPr>
+                <w:sz w:val="24"/>
+              </w:rPr>
+              <w:t>AlphaMissense</w:t>
+            </w:r>
+            <w:proofErr w:type="spellEnd"/>
+            <w:r>
+              <w:rPr>
+                <w:sz w:val="24"/>
+              </w:rPr>
+              <w:t xml:space="preserve"> [18], ESM [19]</w:t>
             </w:r>
           </w:p>
         </w:tc>
@@ -3943,8 +4397,16 @@
               <w:rPr>
                 <w:sz w:val="24"/>
               </w:rPr>
-              <w:t>Modern/Gradient</w:t>
-            </w:r>
+              <w:t>Modern/</w:t>
+            </w:r>
+            <w:proofErr w:type="spellStart"/>
+            <w:r>
+              <w:rPr>
+                <w:sz w:val="24"/>
+              </w:rPr>
+              <w:t>Gradient</w:t>
+            </w:r>
+            <w:proofErr w:type="spellEnd"/>
           </w:p>
         </w:tc>
         <w:tc>
@@ -3973,11 +4435,19 @@
                 <w:sz w:val="24"/>
               </w:rPr>
             </w:pPr>
-            <w:r>
-              <w:rPr>
-                <w:sz w:val="24"/>
-              </w:rPr>
-              <w:t>AnnotateMissense [20]</w:t>
+            <w:proofErr w:type="spellStart"/>
+            <w:r>
+              <w:rPr>
+                <w:sz w:val="24"/>
+              </w:rPr>
+              <w:t>AnnotateMissense</w:t>
+            </w:r>
+            <w:proofErr w:type="spellEnd"/>
+            <w:r>
+              <w:rPr>
+                <w:sz w:val="24"/>
+              </w:rPr>
+              <w:t xml:space="preserve"> [20]</w:t>
             </w:r>
           </w:p>
         </w:tc>
@@ -4011,6 +4481,7 @@
                 <w14:ligatures w14:val="none"/>
               </w:rPr>
             </w:pPr>
+            <w:proofErr w:type="spellStart"/>
             <w:r>
               <w:rPr>
                 <w:sz w:val="24"/>
@@ -4025,8 +4496,31 @@
                 <w:lang w:eastAsia="tr-TR"/>
                 <w14:ligatures w14:val="none"/>
               </w:rPr>
-              <w:t>ure Engineering</w:t>
-            </w:r>
+              <w:t>ure</w:t>
+            </w:r>
+            <w:proofErr w:type="spellEnd"/>
+            <w:r>
+              <w:rPr>
+                <w:rFonts w:eastAsia="Times New Roman" w:cs="Arial"/>
+                <w:kern w:val="0"/>
+                <w:sz w:val="24"/>
+                <w:lang w:eastAsia="tr-TR"/>
+                <w14:ligatures w14:val="none"/>
+              </w:rPr>
+              <w:t xml:space="preserve"> </w:t>
+            </w:r>
+            <w:proofErr w:type="spellStart"/>
+            <w:r>
+              <w:rPr>
+                <w:rFonts w:eastAsia="Times New Roman" w:cs="Arial"/>
+                <w:kern w:val="0"/>
+                <w:sz w:val="24"/>
+                <w:lang w:eastAsia="tr-TR"/>
+                <w14:ligatures w14:val="none"/>
+              </w:rPr>
+              <w:t>Engineering</w:t>
+            </w:r>
+            <w:proofErr w:type="spellEnd"/>
           </w:p>
         </w:tc>
         <w:tc>
@@ -4103,7 +4597,23 @@
           <w:sz w:val="24"/>
         </w:rPr>
         <w:lastRenderedPageBreak/>
-        <w:t>İlk nesil varyant etki tahmin araçlarından SIFT [14], amino asit korunumunu temel alırken, PolyPhen-2 [15] protein yapısal özelliklerini de değerlendirmeye dahil etmiştir. Daha sonra geliştirilen CADD [16] ve REVEL [17] gibi ensemble yöntemler, farklı biyoinformatik skorlarını birleştirerek daha yüksek doğruluk sağlamıştır.</w:t>
+        <w:t xml:space="preserve">İlk nesil varyant etki tahmin araçlarından SIFT [14], amino asit korunumunu temel alırken, PolyPhen-2 [15] protein yapısal özelliklerini de değerlendirmeye dahil etmiştir. Daha sonra geliştirilen CADD [16] ve REVEL [17] gibi </w:t>
+      </w:r>
+      <w:proofErr w:type="spellStart"/>
+      <w:r>
+        <w:rPr>
+          <w:rFonts w:asciiTheme="minorHAnsi" w:hAnsiTheme="minorHAnsi"/>
+          <w:sz w:val="24"/>
+        </w:rPr>
+        <w:t>ensemble</w:t>
+      </w:r>
+      <w:proofErr w:type="spellEnd"/>
+      <w:r>
+        <w:rPr>
+          <w:rFonts w:asciiTheme="minorHAnsi" w:hAnsiTheme="minorHAnsi"/>
+          <w:sz w:val="24"/>
+        </w:rPr>
+        <w:t xml:space="preserve"> yöntemler, farklı biyoinformatik skorlarını birleştirerek daha yüksek doğruluk sağlamıştır.</w:t>
       </w:r>
     </w:p>
     <w:p>
@@ -4119,7 +4629,71 @@
           <w:rFonts w:asciiTheme="minorHAnsi" w:hAnsiTheme="minorHAnsi"/>
           <w:sz w:val="24"/>
         </w:rPr>
-        <w:t>Derin öğrenme alanındaki gelişmelerle birlikte ESM [19] ve AlphaMissense [18] gibi protein dil modelleri, proteinlerin evrimsel ve yapısal bağlamını öğrenerek başarılı sonuçlar elde etmiştir. Yakın dönemde geliştirilen AnnotateMissense [20] ise gelişmiş özellik mühendisliği ve gradient boosting teknikleriyle yüksek performans raporlamıştır.</w:t>
+        <w:t xml:space="preserve">Derin öğrenme alanındaki gelişmelerle birlikte ESM [19] ve </w:t>
+      </w:r>
+      <w:proofErr w:type="spellStart"/>
+      <w:r>
+        <w:rPr>
+          <w:rFonts w:asciiTheme="minorHAnsi" w:hAnsiTheme="minorHAnsi"/>
+          <w:sz w:val="24"/>
+        </w:rPr>
+        <w:t>AlphaMissense</w:t>
+      </w:r>
+      <w:proofErr w:type="spellEnd"/>
+      <w:r>
+        <w:rPr>
+          <w:rFonts w:asciiTheme="minorHAnsi" w:hAnsiTheme="minorHAnsi"/>
+          <w:sz w:val="24"/>
+        </w:rPr>
+        <w:t xml:space="preserve"> [18] gibi protein dil modelleri, proteinlerin evrimsel ve yapısal bağlamını öğrenerek başarılı sonuçlar elde etmiştir. Yakın dönemde geliştirilen </w:t>
+      </w:r>
+      <w:proofErr w:type="spellStart"/>
+      <w:r>
+        <w:rPr>
+          <w:rFonts w:asciiTheme="minorHAnsi" w:hAnsiTheme="minorHAnsi"/>
+          <w:sz w:val="24"/>
+        </w:rPr>
+        <w:t>AnnotateMissense</w:t>
+      </w:r>
+      <w:proofErr w:type="spellEnd"/>
+      <w:r>
+        <w:rPr>
+          <w:rFonts w:asciiTheme="minorHAnsi" w:hAnsiTheme="minorHAnsi"/>
+          <w:sz w:val="24"/>
+        </w:rPr>
+        <w:t xml:space="preserve"> [20] ise gelişmiş özellik mühendisliği ve </w:t>
+      </w:r>
+      <w:proofErr w:type="spellStart"/>
+      <w:r>
+        <w:rPr>
+          <w:rFonts w:asciiTheme="minorHAnsi" w:hAnsiTheme="minorHAnsi"/>
+          <w:sz w:val="24"/>
+        </w:rPr>
+        <w:t>gradient</w:t>
+      </w:r>
+      <w:proofErr w:type="spellEnd"/>
+      <w:r>
+        <w:rPr>
+          <w:rFonts w:asciiTheme="minorHAnsi" w:hAnsiTheme="minorHAnsi"/>
+          <w:sz w:val="24"/>
+        </w:rPr>
+        <w:t xml:space="preserve"> </w:t>
+      </w:r>
+      <w:proofErr w:type="spellStart"/>
+      <w:r>
+        <w:rPr>
+          <w:rFonts w:asciiTheme="minorHAnsi" w:hAnsiTheme="minorHAnsi"/>
+          <w:sz w:val="24"/>
+        </w:rPr>
+        <w:t>boosting</w:t>
+      </w:r>
+      <w:proofErr w:type="spellEnd"/>
+      <w:r>
+        <w:rPr>
+          <w:rFonts w:asciiTheme="minorHAnsi" w:hAnsiTheme="minorHAnsi"/>
+          <w:sz w:val="24"/>
+        </w:rPr>
+        <w:t xml:space="preserve"> teknikleriyle yüksek performans raporlamıştır.</w:t>
       </w:r>
     </w:p>
     <w:p>
@@ -4135,7 +4709,87 @@
           <w:rFonts w:asciiTheme="minorHAnsi" w:hAnsiTheme="minorHAnsi"/>
           <w:sz w:val="24"/>
         </w:rPr>
-        <w:t>Bu çalışmaların büyük bölümü ClinVar ve gnomAD gibi genomik veri kaynaklarından yararlanmaktadır. Ancak literatürde harici anotasyonlara bağımlılık, veri sızıntısı (data leakage) riski ve sınırlı açıklanabilirlik gibi önemli kısıtlar bulunmaktadır.</w:t>
+        <w:t xml:space="preserve">Bu çalışmaların büyük bölümü </w:t>
+      </w:r>
+      <w:proofErr w:type="spellStart"/>
+      <w:r>
+        <w:rPr>
+          <w:rFonts w:asciiTheme="minorHAnsi" w:hAnsiTheme="minorHAnsi"/>
+          <w:sz w:val="24"/>
+        </w:rPr>
+        <w:t>ClinVar</w:t>
+      </w:r>
+      <w:proofErr w:type="spellEnd"/>
+      <w:r>
+        <w:rPr>
+          <w:rFonts w:asciiTheme="minorHAnsi" w:hAnsiTheme="minorHAnsi"/>
+          <w:sz w:val="24"/>
+        </w:rPr>
+        <w:t xml:space="preserve"> ve </w:t>
+      </w:r>
+      <w:proofErr w:type="spellStart"/>
+      <w:r>
+        <w:rPr>
+          <w:rFonts w:asciiTheme="minorHAnsi" w:hAnsiTheme="minorHAnsi"/>
+          <w:sz w:val="24"/>
+        </w:rPr>
+        <w:t>gnomAD</w:t>
+      </w:r>
+      <w:proofErr w:type="spellEnd"/>
+      <w:r>
+        <w:rPr>
+          <w:rFonts w:asciiTheme="minorHAnsi" w:hAnsiTheme="minorHAnsi"/>
+          <w:sz w:val="24"/>
+        </w:rPr>
+        <w:t xml:space="preserve"> gibi genomik veri kaynaklarından yararlanmaktadır. Ancak literatürde harici </w:t>
+      </w:r>
+      <w:proofErr w:type="spellStart"/>
+      <w:r>
+        <w:rPr>
+          <w:rFonts w:asciiTheme="minorHAnsi" w:hAnsiTheme="minorHAnsi"/>
+          <w:sz w:val="24"/>
+        </w:rPr>
+        <w:t>anotasyonlara</w:t>
+      </w:r>
+      <w:proofErr w:type="spellEnd"/>
+      <w:r>
+        <w:rPr>
+          <w:rFonts w:asciiTheme="minorHAnsi" w:hAnsiTheme="minorHAnsi"/>
+          <w:sz w:val="24"/>
+        </w:rPr>
+        <w:t xml:space="preserve"> bağımlılık, veri sızıntısı (data </w:t>
+      </w:r>
+      <w:proofErr w:type="spellStart"/>
+      <w:r>
+        <w:rPr>
+          <w:rFonts w:asciiTheme="minorHAnsi" w:hAnsiTheme="minorHAnsi"/>
+          <w:sz w:val="24"/>
+        </w:rPr>
+        <w:t>leakage</w:t>
+      </w:r>
+      <w:proofErr w:type="spellEnd"/>
+      <w:r>
+        <w:rPr>
+          <w:rFonts w:asciiTheme="minorHAnsi" w:hAnsiTheme="minorHAnsi"/>
+          <w:sz w:val="24"/>
+        </w:rPr>
+        <w:t xml:space="preserve">) riski ve sınırlı </w:t>
+      </w:r>
+      <w:proofErr w:type="spellStart"/>
+      <w:r>
+        <w:rPr>
+          <w:rFonts w:asciiTheme="minorHAnsi" w:hAnsiTheme="minorHAnsi"/>
+          <w:sz w:val="24"/>
+        </w:rPr>
+        <w:t>açıklanabilirlik</w:t>
+      </w:r>
+      <w:proofErr w:type="spellEnd"/>
+      <w:r>
+        <w:rPr>
+          <w:rFonts w:asciiTheme="minorHAnsi" w:hAnsiTheme="minorHAnsi"/>
+          <w:sz w:val="24"/>
+        </w:rPr>
+        <w:t xml:space="preserve"> gibi önemli kısıtlar bulunmaktadır.</w:t>
       </w:r>
     </w:p>
     <w:p>
@@ -4151,12 +4805,60 @@
           <w:rFonts w:asciiTheme="minorHAnsi" w:hAnsiTheme="minorHAnsi"/>
           <w:sz w:val="24"/>
         </w:rPr>
-        <w:t>Bu proje kapsamında geliştirilen AlgoMed sistemi, sızdırmaz veri işleme hattı (leak-free pipeline), dinamik eşik optimizasyonu ve SHAP tabanlı açıklanabilir yapay zekâ yaklaşımını bir araya getirerek bu eksiklikleri gidermeyi hedeflemektedir.</w:t>
+        <w:t xml:space="preserve">Bu proje kapsamında geliştirilen </w:t>
+      </w:r>
+      <w:proofErr w:type="spellStart"/>
+      <w:r>
+        <w:rPr>
+          <w:rFonts w:asciiTheme="minorHAnsi" w:hAnsiTheme="minorHAnsi"/>
+          <w:sz w:val="24"/>
+        </w:rPr>
+        <w:t>AlgoMed</w:t>
+      </w:r>
+      <w:proofErr w:type="spellEnd"/>
+      <w:r>
+        <w:rPr>
+          <w:rFonts w:asciiTheme="minorHAnsi" w:hAnsiTheme="minorHAnsi"/>
+          <w:sz w:val="24"/>
+        </w:rPr>
+        <w:t xml:space="preserve"> sistemi, sızdırmaz veri işleme hattı (</w:t>
+      </w:r>
+      <w:proofErr w:type="spellStart"/>
+      <w:r>
+        <w:rPr>
+          <w:rFonts w:asciiTheme="minorHAnsi" w:hAnsiTheme="minorHAnsi"/>
+          <w:sz w:val="24"/>
+        </w:rPr>
+        <w:t>leak-free</w:t>
+      </w:r>
+      <w:proofErr w:type="spellEnd"/>
+      <w:r>
+        <w:rPr>
+          <w:rFonts w:asciiTheme="minorHAnsi" w:hAnsiTheme="minorHAnsi"/>
+          <w:sz w:val="24"/>
+        </w:rPr>
+        <w:t xml:space="preserve"> </w:t>
+      </w:r>
+      <w:proofErr w:type="spellStart"/>
+      <w:r>
+        <w:rPr>
+          <w:rFonts w:asciiTheme="minorHAnsi" w:hAnsiTheme="minorHAnsi"/>
+          <w:sz w:val="24"/>
+        </w:rPr>
+        <w:t>pipeline</w:t>
+      </w:r>
+      <w:proofErr w:type="spellEnd"/>
+      <w:r>
+        <w:rPr>
+          <w:rFonts w:asciiTheme="minorHAnsi" w:hAnsiTheme="minorHAnsi"/>
+          <w:sz w:val="24"/>
+        </w:rPr>
+        <w:t>), dinamik eşik optimizasyonu ve SHAP tabanlı açıklanabilir yapay zekâ yaklaşımını bir araya getirerek bu eksiklikleri gidermeyi hedeflemektedir.</w:t>
       </w:r>
     </w:p>
     <w:p>
       <w:pPr>
-        <w:pStyle w:val="Balk1"/>
+        <w:pStyle w:val="Heading1"/>
         <w:spacing w:line="276" w:lineRule="auto"/>
         <w:jc w:val="both"/>
         <w:rPr>
@@ -4205,12 +4907,40 @@
         <w:rPr>
           <w:sz w:val="24"/>
         </w:rPr>
-        <w:t xml:space="preserve">Bu bölümde missense varyant patojenite tahmini problemi için geliştirilen AlgoMed sisteminin veri işleme ve model geliştirme süreçleri bütüncül bir şekilde ele alınmaktadır. </w:t>
+        <w:t xml:space="preserve">Bu bölümde </w:t>
+      </w:r>
+      <w:proofErr w:type="spellStart"/>
+      <w:r>
+        <w:rPr>
+          <w:sz w:val="24"/>
+        </w:rPr>
+        <w:t>missense</w:t>
+      </w:r>
+      <w:proofErr w:type="spellEnd"/>
+      <w:r>
+        <w:rPr>
+          <w:sz w:val="24"/>
+        </w:rPr>
+        <w:t xml:space="preserve"> varyant patojenite tahmini problemi için geliştirilen </w:t>
+      </w:r>
+      <w:proofErr w:type="spellStart"/>
+      <w:r>
+        <w:rPr>
+          <w:sz w:val="24"/>
+        </w:rPr>
+        <w:t>AlgoMed</w:t>
+      </w:r>
+      <w:proofErr w:type="spellEnd"/>
+      <w:r>
+        <w:rPr>
+          <w:sz w:val="24"/>
+        </w:rPr>
+        <w:t xml:space="preserve"> sisteminin veri işleme ve model geliştirme süreçleri bütüncül bir şekilde ele alınmaktadır. </w:t>
       </w:r>
     </w:p>
     <w:p>
       <w:pPr>
-        <w:pStyle w:val="Balk2"/>
+        <w:pStyle w:val="Heading2"/>
         <w:spacing w:line="276" w:lineRule="auto"/>
         <w:jc w:val="both"/>
         <w:rPr>
@@ -4232,7 +4962,31 @@
           <w:sz w:val="24"/>
           <w:szCs w:val="24"/>
         </w:rPr>
-        <w:t>2.1 Veri İşleme (Data Processing)</w:t>
+        <w:t xml:space="preserve">2.1 Veri İşleme (Data </w:t>
+      </w:r>
+      <w:proofErr w:type="spellStart"/>
+      <w:r>
+        <w:rPr>
+          <w:rFonts w:ascii="Aptos" w:hAnsi="Aptos"/>
+          <w:b/>
+          <w:bCs/>
+          <w:color w:val="000000" w:themeColor="text1"/>
+          <w:sz w:val="24"/>
+          <w:szCs w:val="24"/>
+        </w:rPr>
+        <w:t>Processing</w:t>
+      </w:r>
+      <w:proofErr w:type="spellEnd"/>
+      <w:r>
+        <w:rPr>
+          <w:rFonts w:ascii="Aptos" w:hAnsi="Aptos"/>
+          <w:b/>
+          <w:bCs/>
+          <w:color w:val="000000" w:themeColor="text1"/>
+          <w:sz w:val="24"/>
+          <w:szCs w:val="24"/>
+        </w:rPr>
+        <w:t>)</w:t>
       </w:r>
       <w:bookmarkEnd w:id="5"/>
     </w:p>
@@ -5201,12 +5955,14 @@
                 <w:sz w:val="24"/>
               </w:rPr>
             </w:pPr>
+            <w:proofErr w:type="spellStart"/>
             <w:r>
               <w:rPr>
                 <w:sz w:val="24"/>
               </w:rPr>
               <w:t>Label</w:t>
             </w:r>
+            <w:proofErr w:type="spellEnd"/>
           </w:p>
         </w:tc>
         <w:tc>
@@ -5278,12 +6034,14 @@
                 <w:sz w:val="24"/>
               </w:rPr>
             </w:pPr>
+            <w:proofErr w:type="spellStart"/>
             <w:r>
               <w:rPr>
                 <w:sz w:val="24"/>
               </w:rPr>
               <w:t>Binary</w:t>
             </w:r>
+            <w:proofErr w:type="spellEnd"/>
           </w:p>
         </w:tc>
         <w:tc>
@@ -5345,7 +6103,51 @@
                 <w:lang w:eastAsia="tr-TR"/>
                 <w14:ligatures w14:val="none"/>
               </w:rPr>
-              <w:t>ğişkeni (1:patejonik,0:benign)</w:t>
+              <w:t>ğişkeni (</w:t>
+            </w:r>
+            <w:proofErr w:type="gramStart"/>
+            <w:r>
+              <w:rPr>
+                <w:rFonts w:eastAsia="Times New Roman" w:cs="Arial"/>
+                <w:kern w:val="0"/>
+                <w:sz w:val="24"/>
+                <w:lang w:eastAsia="tr-TR"/>
+                <w14:ligatures w14:val="none"/>
+              </w:rPr>
+              <w:t>1:patejonik</w:t>
+            </w:r>
+            <w:proofErr w:type="gramEnd"/>
+            <w:r>
+              <w:rPr>
+                <w:rFonts w:eastAsia="Times New Roman" w:cs="Arial"/>
+                <w:kern w:val="0"/>
+                <w:sz w:val="24"/>
+                <w:lang w:eastAsia="tr-TR"/>
+                <w14:ligatures w14:val="none"/>
+              </w:rPr>
+              <w:t>,</w:t>
+            </w:r>
+            <w:proofErr w:type="gramStart"/>
+            <w:r>
+              <w:rPr>
+                <w:rFonts w:eastAsia="Times New Roman" w:cs="Arial"/>
+                <w:kern w:val="0"/>
+                <w:sz w:val="24"/>
+                <w:lang w:eastAsia="tr-TR"/>
+                <w14:ligatures w14:val="none"/>
+              </w:rPr>
+              <w:t>0:benign</w:t>
+            </w:r>
+            <w:proofErr w:type="gramEnd"/>
+            <w:r>
+              <w:rPr>
+                <w:rFonts w:eastAsia="Times New Roman" w:cs="Arial"/>
+                <w:kern w:val="0"/>
+                <w:sz w:val="24"/>
+                <w:lang w:eastAsia="tr-TR"/>
+                <w14:ligatures w14:val="none"/>
+              </w:rPr>
+              <w:t>)</w:t>
             </w:r>
           </w:p>
         </w:tc>
@@ -5372,7 +6174,35 @@
         <w:rPr>
           <w:sz w:val="24"/>
         </w:rPr>
-        <w:t>Veri setindeki yüksek eksik değer oranı ve sınıf dengesizliği nedeniyle veri işleme hattı, 5-Katmanlı Tabakalı Çapraz Doğrulama (5-Fold Stratified CV) içerisinde her eğitim katmanında ayrı çalıştırılarak veri sızıntısı (data leakage) riski engellenmiştir [22].</w:t>
+        <w:t xml:space="preserve">Veri setindeki yüksek eksik değer oranı ve sınıf dengesizliği nedeniyle veri işleme hattı, 5-Katmanlı Tabakalı Çapraz Doğrulama (5-Fold </w:t>
+      </w:r>
+      <w:proofErr w:type="spellStart"/>
+      <w:r>
+        <w:rPr>
+          <w:sz w:val="24"/>
+        </w:rPr>
+        <w:t>Stratified</w:t>
+      </w:r>
+      <w:proofErr w:type="spellEnd"/>
+      <w:r>
+        <w:rPr>
+          <w:sz w:val="24"/>
+        </w:rPr>
+        <w:t xml:space="preserve"> CV) içerisinde her eğitim katmanında ayrı çalıştırılarak veri sızıntısı (data </w:t>
+      </w:r>
+      <w:proofErr w:type="spellStart"/>
+      <w:r>
+        <w:rPr>
+          <w:sz w:val="24"/>
+        </w:rPr>
+        <w:t>leakage</w:t>
+      </w:r>
+      <w:proofErr w:type="spellEnd"/>
+      <w:r>
+        <w:rPr>
+          <w:sz w:val="24"/>
+        </w:rPr>
+        <w:t>) riski engellenmiştir [22].</w:t>
       </w:r>
     </w:p>
     <w:p>
@@ -5387,7 +6217,63 @@
         <w:rPr>
           <w:sz w:val="24"/>
         </w:rPr>
-        <w:t>Eksikliklerin klinik bilgi taşıyabileceği varsayımıyla veriler silinmemiş; sayısal değişkenlere Medyan Atama uygulanmış ve her değişken için Eksiklik Göstergesi (Missing Indicator) oluşturulmuştur [23]. Ayrıca missing_count_ALL ve missing_ratio_AL_log değişkenleri modele eklenmiştir.</w:t>
+        <w:t>Eksikliklerin klinik bilgi taşıyabileceği varsayımıyla veriler silinmemiş; sayısal değişkenlere Medyan Atama uygulanmış ve her değişken için Eksiklik Göstergesi (</w:t>
+      </w:r>
+      <w:proofErr w:type="spellStart"/>
+      <w:r>
+        <w:rPr>
+          <w:sz w:val="24"/>
+        </w:rPr>
+        <w:t>Missing</w:t>
+      </w:r>
+      <w:proofErr w:type="spellEnd"/>
+      <w:r>
+        <w:rPr>
+          <w:sz w:val="24"/>
+        </w:rPr>
+        <w:t xml:space="preserve"> </w:t>
+      </w:r>
+      <w:proofErr w:type="spellStart"/>
+      <w:r>
+        <w:rPr>
+          <w:sz w:val="24"/>
+        </w:rPr>
+        <w:t>Indicator</w:t>
+      </w:r>
+      <w:proofErr w:type="spellEnd"/>
+      <w:r>
+        <w:rPr>
+          <w:sz w:val="24"/>
+        </w:rPr>
+        <w:t xml:space="preserve">) oluşturulmuştur [23]. Ayrıca </w:t>
+      </w:r>
+      <w:proofErr w:type="spellStart"/>
+      <w:r>
+        <w:rPr>
+          <w:sz w:val="24"/>
+        </w:rPr>
+        <w:t>missing_count_ALL</w:t>
+      </w:r>
+      <w:proofErr w:type="spellEnd"/>
+      <w:r>
+        <w:rPr>
+          <w:sz w:val="24"/>
+        </w:rPr>
+        <w:t xml:space="preserve"> ve </w:t>
+      </w:r>
+      <w:proofErr w:type="spellStart"/>
+      <w:r>
+        <w:rPr>
+          <w:sz w:val="24"/>
+        </w:rPr>
+        <w:t>missing_ratio_AL_log</w:t>
+      </w:r>
+      <w:proofErr w:type="spellEnd"/>
+      <w:r>
+        <w:rPr>
+          <w:sz w:val="24"/>
+        </w:rPr>
+        <w:t xml:space="preserve"> değişkenleri modele eklenmiştir.</w:t>
       </w:r>
     </w:p>
     <w:p>
@@ -5402,14 +6288,56 @@
         <w:rPr>
           <w:sz w:val="24"/>
         </w:rPr>
-        <w:t xml:space="preserve">Aykırı değerlerin etkisini azaltmak amacıyla RobustScaler kullanılmıştır. Bu yöntem aykırı değerleri kaldırmamakta, medyan ve IQR temelli ölçekleme ile etkilerini sınırlandırmaktadır. Düşük bilgi taşıyan öznitelikleri elemek için ise VarianceThreshold </w:t>
+        <w:t xml:space="preserve">Aykırı değerlerin etkisini azaltmak amacıyla </w:t>
+      </w:r>
+      <w:proofErr w:type="spellStart"/>
+      <w:r>
+        <w:rPr>
+          <w:sz w:val="24"/>
+        </w:rPr>
+        <w:t>RobustScaler</w:t>
+      </w:r>
+      <w:proofErr w:type="spellEnd"/>
+      <w:r>
+        <w:rPr>
+          <w:sz w:val="24"/>
+        </w:rPr>
+        <w:t xml:space="preserve"> kullanılmıştır. Bu yöntem aykırı değerleri kaldırmamakta, medyan ve IQR temelli ölçekleme ile etkilerini sınırlandırmaktadır. Düşük bilgi taşıyan öznitelikleri elemek için ise </w:t>
+      </w:r>
+      <w:proofErr w:type="spellStart"/>
+      <w:r>
+        <w:rPr>
+          <w:sz w:val="24"/>
+        </w:rPr>
+        <w:t>VarianceThreshold</w:t>
+      </w:r>
+      <w:proofErr w:type="spellEnd"/>
+      <w:r>
+        <w:rPr>
+          <w:sz w:val="24"/>
+        </w:rPr>
+        <w:t xml:space="preserve"> </w:t>
       </w:r>
       <w:r>
         <w:rPr>
           <w:sz w:val="24"/>
         </w:rPr>
         <w:lastRenderedPageBreak/>
-        <w:t>filtresi uygulanmıştır [24]. PCA ve K-Means yaklaşımları performansa anlamlı katkı sağlamadığı için sistemden çıkarılmıştır.</w:t>
+        <w:t>filtresi uygulanmıştır [24]. PCA ve K-</w:t>
+      </w:r>
+      <w:proofErr w:type="spellStart"/>
+      <w:r>
+        <w:rPr>
+          <w:sz w:val="24"/>
+        </w:rPr>
+        <w:t>Means</w:t>
+      </w:r>
+      <w:proofErr w:type="spellEnd"/>
+      <w:r>
+        <w:rPr>
+          <w:sz w:val="24"/>
+        </w:rPr>
+        <w:t xml:space="preserve"> yaklaşımları performansa anlamlı katkı sağlamadığı için sistemden çıkarılmıştır.</w:t>
       </w:r>
     </w:p>
     <w:p>
@@ -5424,7 +6352,63 @@
         <w:rPr>
           <w:sz w:val="24"/>
         </w:rPr>
-        <w:t>Modelleme aşamasında LightGBM, XGBoost ve CatBoost modelleri stacking mimarisinde birleştirilmiştir. Meta-model olarak seçilen Lojistik Regresyon, taban modellerden gelen olasılık skorlarını düşük karmaşıklıkla birleştirerek daha kararlı genelleme performansı sağlamıştır.</w:t>
+        <w:t xml:space="preserve">Modelleme aşamasında </w:t>
+      </w:r>
+      <w:proofErr w:type="spellStart"/>
+      <w:r>
+        <w:rPr>
+          <w:sz w:val="24"/>
+        </w:rPr>
+        <w:t>LightGBM</w:t>
+      </w:r>
+      <w:proofErr w:type="spellEnd"/>
+      <w:r>
+        <w:rPr>
+          <w:sz w:val="24"/>
+        </w:rPr>
+        <w:t xml:space="preserve">, </w:t>
+      </w:r>
+      <w:proofErr w:type="spellStart"/>
+      <w:r>
+        <w:rPr>
+          <w:sz w:val="24"/>
+        </w:rPr>
+        <w:t>XGBoost</w:t>
+      </w:r>
+      <w:proofErr w:type="spellEnd"/>
+      <w:r>
+        <w:rPr>
+          <w:sz w:val="24"/>
+        </w:rPr>
+        <w:t xml:space="preserve"> ve </w:t>
+      </w:r>
+      <w:proofErr w:type="spellStart"/>
+      <w:r>
+        <w:rPr>
+          <w:sz w:val="24"/>
+        </w:rPr>
+        <w:t>CatBoost</w:t>
+      </w:r>
+      <w:proofErr w:type="spellEnd"/>
+      <w:r>
+        <w:rPr>
+          <w:sz w:val="24"/>
+        </w:rPr>
+        <w:t xml:space="preserve"> modelleri </w:t>
+      </w:r>
+      <w:proofErr w:type="spellStart"/>
+      <w:r>
+        <w:rPr>
+          <w:sz w:val="24"/>
+        </w:rPr>
+        <w:t>stacking</w:t>
+      </w:r>
+      <w:proofErr w:type="spellEnd"/>
+      <w:r>
+        <w:rPr>
+          <w:sz w:val="24"/>
+        </w:rPr>
+        <w:t xml:space="preserve"> mimarisinde birleştirilmiştir. Meta-model olarak seçilen Lojistik Regresyon, taban modellerden gelen olasılık skorlarını düşük karmaşıklıkla birleştirerek daha kararlı genelleme performansı sağlamıştır.</w:t>
       </w:r>
     </w:p>
     <w:p>
@@ -5792,11 +6776,19 @@
                 <w:sz w:val="24"/>
               </w:rPr>
             </w:pPr>
-            <w:r>
-              <w:rPr>
-                <w:sz w:val="24"/>
-              </w:rPr>
-              <w:t>Grantham ve BLOSUM62 skorları eklenmiştir.</w:t>
+            <w:proofErr w:type="spellStart"/>
+            <w:r>
+              <w:rPr>
+                <w:sz w:val="24"/>
+              </w:rPr>
+              <w:t>Grantham</w:t>
+            </w:r>
+            <w:proofErr w:type="spellEnd"/>
+            <w:r>
+              <w:rPr>
+                <w:sz w:val="24"/>
+              </w:rPr>
+              <w:t xml:space="preserve"> ve BLOSUM62 skorları eklenmiştir.</w:t>
             </w:r>
           </w:p>
         </w:tc>
@@ -5889,7 +6881,35 @@
               <w:rPr>
                 <w:sz w:val="24"/>
               </w:rPr>
-              <w:t>Özellikler arası ikili çarpım (EK_i × EK_j).</w:t>
+              <w:t>Özellikler arası ikili çarpım (</w:t>
+            </w:r>
+            <w:proofErr w:type="spellStart"/>
+            <w:r>
+              <w:rPr>
+                <w:sz w:val="24"/>
+              </w:rPr>
+              <w:t>EK_i</w:t>
+            </w:r>
+            <w:proofErr w:type="spellEnd"/>
+            <w:r>
+              <w:rPr>
+                <w:sz w:val="24"/>
+              </w:rPr>
+              <w:t xml:space="preserve"> × </w:t>
+            </w:r>
+            <w:proofErr w:type="spellStart"/>
+            <w:r>
+              <w:rPr>
+                <w:sz w:val="24"/>
+              </w:rPr>
+              <w:t>EK_j</w:t>
+            </w:r>
+            <w:proofErr w:type="spellEnd"/>
+            <w:r>
+              <w:rPr>
+                <w:sz w:val="24"/>
+              </w:rPr>
+              <w:t>).</w:t>
             </w:r>
           </w:p>
         </w:tc>
@@ -6071,11 +7091,19 @@
                 <w:sz w:val="24"/>
               </w:rPr>
             </w:pPr>
-            <w:r>
-              <w:rPr>
-                <w:sz w:val="24"/>
-              </w:rPr>
-              <w:t>FN_risk_flag ve hata analizi bayrakları.</w:t>
+            <w:proofErr w:type="spellStart"/>
+            <w:r>
+              <w:rPr>
+                <w:sz w:val="24"/>
+              </w:rPr>
+              <w:t>FN_risk_flag</w:t>
+            </w:r>
+            <w:proofErr w:type="spellEnd"/>
+            <w:r>
+              <w:rPr>
+                <w:sz w:val="24"/>
+              </w:rPr>
+              <w:t xml:space="preserve"> ve hata analizi bayrakları.</w:t>
             </w:r>
           </w:p>
         </w:tc>
@@ -6150,7 +7178,35 @@
         <w:rPr>
           <w:sz w:val="24"/>
         </w:rPr>
-        <w:t>Çalışmada ClinVar, gnomAD veya benzeri dış veri kaynakları kullanılmamıştır. Bu tercih, veri sızıntısı riskini ortadan kaldırmak ve modelin yalnızca verilen kapalı veri üzerinde öğrenmesini sağlamak amacıyla yapılmıştır.</w:t>
+        <w:t xml:space="preserve">Çalışmada </w:t>
+      </w:r>
+      <w:proofErr w:type="spellStart"/>
+      <w:r>
+        <w:rPr>
+          <w:sz w:val="24"/>
+        </w:rPr>
+        <w:t>ClinVar</w:t>
+      </w:r>
+      <w:proofErr w:type="spellEnd"/>
+      <w:r>
+        <w:rPr>
+          <w:sz w:val="24"/>
+        </w:rPr>
+        <w:t xml:space="preserve">, </w:t>
+      </w:r>
+      <w:proofErr w:type="spellStart"/>
+      <w:r>
+        <w:rPr>
+          <w:sz w:val="24"/>
+        </w:rPr>
+        <w:t>gnomAD</w:t>
+      </w:r>
+      <w:proofErr w:type="spellEnd"/>
+      <w:r>
+        <w:rPr>
+          <w:sz w:val="24"/>
+        </w:rPr>
+        <w:t xml:space="preserve"> veya benzeri dış veri kaynakları kullanılmamıştır. Bu tercih, veri sızıntısı riskini ortadan kaldırmak ve modelin yalnızca verilen kapalı veri üzerinde öğrenmesini sağlamak amacıyla yapılmıştır.</w:t>
       </w:r>
       <w:r>
         <w:rPr>
@@ -6161,7 +7217,7 @@
     </w:p>
     <w:p>
       <w:pPr>
-        <w:pStyle w:val="Balk2"/>
+        <w:pStyle w:val="Heading2"/>
         <w:spacing w:line="276" w:lineRule="auto"/>
         <w:jc w:val="both"/>
         <w:rPr>
@@ -6210,7 +7266,91 @@
         <w:rPr>
           <w:sz w:val="24"/>
         </w:rPr>
-        <w:t>Model mimarisinde; yüksek boyutlu genomik verilere, eksik değerlere ve sınıf dengesizliğine karşı yüksek direnç gösteren LightGBM, XGBoost ve CatBoost algoritmaları temel alınmıştır [26]–[28]. Bu modellerin zayıf yönlerini sönümlemek ve kestirim kararlılığını artırmak amacıyla Yığınsal Topluluk (Stacking Ensemble) mimarisi kurulmuştur [29].</w:t>
+        <w:t xml:space="preserve">Model mimarisinde; yüksek boyutlu genomik verilere, eksik değerlere ve sınıf dengesizliğine karşı yüksek direnç gösteren </w:t>
+      </w:r>
+      <w:proofErr w:type="spellStart"/>
+      <w:r>
+        <w:rPr>
+          <w:sz w:val="24"/>
+        </w:rPr>
+        <w:t>LightGBM</w:t>
+      </w:r>
+      <w:proofErr w:type="spellEnd"/>
+      <w:r>
+        <w:rPr>
+          <w:sz w:val="24"/>
+        </w:rPr>
+        <w:t xml:space="preserve">, </w:t>
+      </w:r>
+      <w:proofErr w:type="spellStart"/>
+      <w:r>
+        <w:rPr>
+          <w:sz w:val="24"/>
+        </w:rPr>
+        <w:t>XGBoost</w:t>
+      </w:r>
+      <w:proofErr w:type="spellEnd"/>
+      <w:r>
+        <w:rPr>
+          <w:sz w:val="24"/>
+        </w:rPr>
+        <w:t xml:space="preserve"> ve </w:t>
+      </w:r>
+      <w:proofErr w:type="spellStart"/>
+      <w:r>
+        <w:rPr>
+          <w:sz w:val="24"/>
+        </w:rPr>
+        <w:t>CatBoost</w:t>
+      </w:r>
+      <w:proofErr w:type="spellEnd"/>
+      <w:r>
+        <w:rPr>
+          <w:sz w:val="24"/>
+        </w:rPr>
+        <w:t xml:space="preserve"> algoritmaları temel alınmıştır [</w:t>
+      </w:r>
+      <w:proofErr w:type="gramStart"/>
+      <w:r>
+        <w:rPr>
+          <w:sz w:val="24"/>
+        </w:rPr>
+        <w:t>26]–</w:t>
+      </w:r>
+      <w:proofErr w:type="gramEnd"/>
+      <w:r>
+        <w:rPr>
+          <w:sz w:val="24"/>
+        </w:rPr>
+        <w:t>[28]. Bu modellerin zayıf yönlerini sönümlemek ve kestirim kararlılığını artırmak amacıyla Yığınsal Topluluk (</w:t>
+      </w:r>
+      <w:proofErr w:type="spellStart"/>
+      <w:r>
+        <w:rPr>
+          <w:sz w:val="24"/>
+        </w:rPr>
+        <w:t>Stacking</w:t>
+      </w:r>
+      <w:proofErr w:type="spellEnd"/>
+      <w:r>
+        <w:rPr>
+          <w:sz w:val="24"/>
+        </w:rPr>
+        <w:t xml:space="preserve"> </w:t>
+      </w:r>
+      <w:proofErr w:type="spellStart"/>
+      <w:r>
+        <w:rPr>
+          <w:sz w:val="24"/>
+        </w:rPr>
+        <w:t>Ensemble</w:t>
+      </w:r>
+      <w:proofErr w:type="spellEnd"/>
+      <w:r>
+        <w:rPr>
+          <w:sz w:val="24"/>
+        </w:rPr>
+        <w:t>) mimarisi kurulmuştur [29].</w:t>
       </w:r>
     </w:p>
     <w:p>
@@ -6230,7 +7370,7 @@
     </w:p>
     <w:p>
       <w:pPr>
-        <w:pStyle w:val="ListeParagraf"/>
+        <w:pStyle w:val="ListParagraph"/>
         <w:numPr>
           <w:ilvl w:val="0"/>
           <w:numId w:val="29"/>
@@ -6253,12 +7393,104 @@
         <w:rPr>
           <w:sz w:val="24"/>
         </w:rPr>
-        <w:t xml:space="preserve"> LightGBM, XGBoost ve CatBoost modelleri eğitilmiş; aşırı öğrenmeyi (overfitting) engellemek amacıyla Katmanlar Arası (Out-of-Fold - OOF) olasılık tahminleri üretilmiştir [22], [29].</w:t>
+        <w:t xml:space="preserve"> </w:t>
+      </w:r>
+      <w:proofErr w:type="spellStart"/>
+      <w:r>
+        <w:rPr>
+          <w:sz w:val="24"/>
+        </w:rPr>
+        <w:t>LightGBM</w:t>
+      </w:r>
+      <w:proofErr w:type="spellEnd"/>
+      <w:r>
+        <w:rPr>
+          <w:sz w:val="24"/>
+        </w:rPr>
+        <w:t xml:space="preserve">, </w:t>
+      </w:r>
+      <w:proofErr w:type="spellStart"/>
+      <w:r>
+        <w:rPr>
+          <w:sz w:val="24"/>
+        </w:rPr>
+        <w:t>XGBoost</w:t>
+      </w:r>
+      <w:proofErr w:type="spellEnd"/>
+      <w:r>
+        <w:rPr>
+          <w:sz w:val="24"/>
+        </w:rPr>
+        <w:t xml:space="preserve"> ve </w:t>
+      </w:r>
+      <w:proofErr w:type="spellStart"/>
+      <w:r>
+        <w:rPr>
+          <w:sz w:val="24"/>
+        </w:rPr>
+        <w:t>CatBoost</w:t>
+      </w:r>
+      <w:proofErr w:type="spellEnd"/>
+      <w:r>
+        <w:rPr>
+          <w:sz w:val="24"/>
+        </w:rPr>
+        <w:t xml:space="preserve"> modelleri eğitilmiş; aşırı öğrenmeyi (</w:t>
+      </w:r>
+      <w:proofErr w:type="spellStart"/>
+      <w:r>
+        <w:rPr>
+          <w:sz w:val="24"/>
+        </w:rPr>
+        <w:t>overfitting</w:t>
+      </w:r>
+      <w:proofErr w:type="spellEnd"/>
+      <w:r>
+        <w:rPr>
+          <w:sz w:val="24"/>
+        </w:rPr>
+        <w:t>) engellemek amacıyla Katmanlar Arası (</w:t>
+      </w:r>
+      <w:proofErr w:type="spellStart"/>
+      <w:r>
+        <w:rPr>
+          <w:sz w:val="24"/>
+        </w:rPr>
+        <w:t>Out</w:t>
+      </w:r>
+      <w:proofErr w:type="spellEnd"/>
+      <w:r>
+        <w:rPr>
+          <w:sz w:val="24"/>
+        </w:rPr>
+        <w:t>-of-</w:t>
+      </w:r>
+      <w:proofErr w:type="spellStart"/>
+      <w:proofErr w:type="gramStart"/>
+      <w:r>
+        <w:rPr>
+          <w:sz w:val="24"/>
+        </w:rPr>
+        <w:t>Fold</w:t>
+      </w:r>
+      <w:proofErr w:type="spellEnd"/>
+      <w:r>
+        <w:rPr>
+          <w:sz w:val="24"/>
+        </w:rPr>
+        <w:t xml:space="preserve"> -</w:t>
+      </w:r>
+      <w:proofErr w:type="gramEnd"/>
+      <w:r>
+        <w:rPr>
+          <w:sz w:val="24"/>
+        </w:rPr>
+        <w:t xml:space="preserve"> OOF) olasılık tahminleri üretilmiştir [22], [29].</w:t>
       </w:r>
     </w:p>
     <w:p>
       <w:pPr>
-        <w:pStyle w:val="ListeParagraf"/>
+        <w:pStyle w:val="ListParagraph"/>
         <w:numPr>
           <w:ilvl w:val="0"/>
           <w:numId w:val="29"/>
@@ -6286,7 +7518,7 @@
     </w:p>
     <w:p>
       <w:pPr>
-        <w:pStyle w:val="ListeParagraf"/>
+        <w:pStyle w:val="ListParagraph"/>
         <w:numPr>
           <w:ilvl w:val="0"/>
           <w:numId w:val="29"/>
@@ -6297,19 +7529,57 @@
           <w:sz w:val="24"/>
         </w:rPr>
       </w:pPr>
+      <w:proofErr w:type="spellStart"/>
       <w:r>
         <w:rPr>
           <w:b/>
           <w:bCs/>
           <w:sz w:val="24"/>
         </w:rPr>
-        <w:t>Hiperparametre Optimizasyonu:</w:t>
-      </w:r>
-      <w:r>
-        <w:rPr>
-          <w:sz w:val="24"/>
-        </w:rPr>
-        <w:t xml:space="preserve"> GPU altyapısında Optuna çatısı kullanılarak, Bayesçi Optimizasyon (TPE Sampler) yöntemiyle L1/L2 düzenlileştirme bariyerleri taranmış ve model kapasitesi maksimum seviyeye çıkarılmıştır [</w:t>
+        <w:t>Hiperparametre</w:t>
+      </w:r>
+      <w:proofErr w:type="spellEnd"/>
+      <w:r>
+        <w:rPr>
+          <w:b/>
+          <w:bCs/>
+          <w:sz w:val="24"/>
+        </w:rPr>
+        <w:t xml:space="preserve"> Optimizasyonu:</w:t>
+      </w:r>
+      <w:r>
+        <w:rPr>
+          <w:sz w:val="24"/>
+        </w:rPr>
+        <w:t xml:space="preserve"> GPU altyapısında </w:t>
+      </w:r>
+      <w:proofErr w:type="spellStart"/>
+      <w:r>
+        <w:rPr>
+          <w:sz w:val="24"/>
+        </w:rPr>
+        <w:t>Optuna</w:t>
+      </w:r>
+      <w:proofErr w:type="spellEnd"/>
+      <w:r>
+        <w:rPr>
+          <w:sz w:val="24"/>
+        </w:rPr>
+        <w:t xml:space="preserve"> çatısı kullanılarak, </w:t>
+      </w:r>
+      <w:proofErr w:type="spellStart"/>
+      <w:r>
+        <w:rPr>
+          <w:sz w:val="24"/>
+        </w:rPr>
+        <w:t>Bayesçi</w:t>
+      </w:r>
+      <w:proofErr w:type="spellEnd"/>
+      <w:r>
+        <w:rPr>
+          <w:sz w:val="24"/>
+        </w:rPr>
+        <w:t xml:space="preserve"> Optimizasyon (TPE Sampler) yöntemiyle L1/L2 düzenlileştirme bariyerleri taranmış ve model kapasitesi maksimum seviyeye çıkarılmıştır [</w:t>
       </w:r>
       <w:r>
         <w:rPr>
@@ -6650,6 +7920,7 @@
                 <w:sz w:val="24"/>
               </w:rPr>
             </w:pPr>
+            <w:proofErr w:type="spellStart"/>
             <w:r>
               <w:rPr>
                 <w:b/>
@@ -6658,6 +7929,7 @@
               </w:rPr>
               <w:t>Optuna</w:t>
             </w:r>
+            <w:proofErr w:type="spellEnd"/>
           </w:p>
         </w:tc>
         <w:tc>
@@ -6774,11 +8046,19 @@
                 <w:sz w:val="24"/>
               </w:rPr>
             </w:pPr>
-            <w:r>
-              <w:rPr>
-                <w:sz w:val="24"/>
-              </w:rPr>
-              <w:t>Bayesçi Çıkarım (GPU tabanlı)</w:t>
+            <w:proofErr w:type="spellStart"/>
+            <w:r>
+              <w:rPr>
+                <w:sz w:val="24"/>
+              </w:rPr>
+              <w:t>Bayesçi</w:t>
+            </w:r>
+            <w:proofErr w:type="spellEnd"/>
+            <w:r>
+              <w:rPr>
+                <w:sz w:val="24"/>
+              </w:rPr>
+              <w:t xml:space="preserve"> Çıkarım (GPU tabanlı)</w:t>
             </w:r>
           </w:p>
         </w:tc>
@@ -6905,11 +8185,19 @@
                 <w:sz w:val="24"/>
               </w:rPr>
             </w:pPr>
-            <w:r>
-              <w:rPr>
-                <w:sz w:val="24"/>
-              </w:rPr>
-              <w:t>Overfitting'i engelleme</w:t>
+            <w:proofErr w:type="spellStart"/>
+            <w:r>
+              <w:rPr>
+                <w:sz w:val="24"/>
+              </w:rPr>
+              <w:t>Overfitting'i</w:t>
+            </w:r>
+            <w:proofErr w:type="spellEnd"/>
+            <w:r>
+              <w:rPr>
+                <w:sz w:val="24"/>
+              </w:rPr>
+              <w:t xml:space="preserve"> engelleme</w:t>
             </w:r>
           </w:p>
         </w:tc>
@@ -6951,12 +8239,28 @@
               </w:rPr>
               <w:t xml:space="preserve"> </w:t>
             </w:r>
-            <w:r>
-              <w:rPr>
-                <w:sz w:val="24"/>
-              </w:rPr>
-              <w:t>Regülarizasyon, max_depth</w:t>
-            </w:r>
+            <w:proofErr w:type="spellStart"/>
+            <w:r>
+              <w:rPr>
+                <w:sz w:val="24"/>
+              </w:rPr>
+              <w:t>Regülarizasyon</w:t>
+            </w:r>
+            <w:proofErr w:type="spellEnd"/>
+            <w:r>
+              <w:rPr>
+                <w:sz w:val="24"/>
+              </w:rPr>
+              <w:t xml:space="preserve">, </w:t>
+            </w:r>
+            <w:proofErr w:type="spellStart"/>
+            <w:r>
+              <w:rPr>
+                <w:sz w:val="24"/>
+              </w:rPr>
+              <w:t>max_depth</w:t>
+            </w:r>
+            <w:proofErr w:type="spellEnd"/>
           </w:p>
         </w:tc>
       </w:tr>
@@ -7142,7 +8446,7 @@
     </w:tbl>
     <w:p>
       <w:pPr>
-        <w:pStyle w:val="Balk2"/>
+        <w:pStyle w:val="Heading2"/>
         <w:spacing w:line="276" w:lineRule="auto"/>
         <w:jc w:val="both"/>
         <w:rPr>
@@ -7180,25 +8484,81 @@
         <w:rPr>
           <w:sz w:val="24"/>
         </w:rPr>
-        <w:t>Modelin genellenebilirliğini ve kararlılığını sağlamak adına, veri kümesi 5-Katmanlı Tabakalı Çapraz Doğrulama (5-Fold Stratified CV) mimarisi ile değerlendirilmiştir. Tüm önişleme ve dengesizlik giderme süreçleri, hazır kütüphaneler yerine</w:t>
-      </w:r>
-      <w:r>
-        <w:rPr>
-          <w:sz w:val="24"/>
-        </w:rPr>
-        <w:t> özel olarak kodlanmış sızdırmaz bir Cross-Validation döngüsü </w:t>
-      </w:r>
-      <w:r>
-        <w:rPr>
-          <w:sz w:val="24"/>
-        </w:rPr>
-        <w:t>kullanılarak her katmanda manuel izole edilmiş; bu sayede veri sızıntısı (data leakage) kesin olarak engellenmiştir</w:t>
-      </w:r>
-      <w:r>
-        <w:rPr>
-          <w:sz w:val="24"/>
-        </w:rPr>
-        <w:t>[22].</w:t>
+        <w:t xml:space="preserve">Modelin genellenebilirliğini ve kararlılığını sağlamak adına, veri kümesi 5-Katmanlı Tabakalı Çapraz Doğrulama (5-Fold </w:t>
+      </w:r>
+      <w:proofErr w:type="spellStart"/>
+      <w:r>
+        <w:rPr>
+          <w:sz w:val="24"/>
+        </w:rPr>
+        <w:t>Stratified</w:t>
+      </w:r>
+      <w:proofErr w:type="spellEnd"/>
+      <w:r>
+        <w:rPr>
+          <w:sz w:val="24"/>
+        </w:rPr>
+        <w:t xml:space="preserve"> CV) mimarisi ile değerlendirilmiştir. Tüm önişleme ve dengesizlik giderme süreçleri, hazır kütüphaneler yerine</w:t>
+      </w:r>
+      <w:r>
+        <w:rPr>
+          <w:sz w:val="24"/>
+        </w:rPr>
+        <w:t> özel olarak kodlanmış sızdırmaz bir Cross-</w:t>
+      </w:r>
+      <w:proofErr w:type="spellStart"/>
+      <w:r>
+        <w:rPr>
+          <w:sz w:val="24"/>
+        </w:rPr>
+        <w:t>Validation</w:t>
+      </w:r>
+      <w:proofErr w:type="spellEnd"/>
+      <w:r>
+        <w:rPr>
+          <w:sz w:val="24"/>
+        </w:rPr>
+        <w:t xml:space="preserve"> döngüsü </w:t>
+      </w:r>
+      <w:r>
+        <w:rPr>
+          <w:sz w:val="24"/>
+        </w:rPr>
+        <w:t xml:space="preserve">kullanılarak her katmanda manuel izole edilmiş; bu sayede veri sızıntısı (data </w:t>
+      </w:r>
+      <w:proofErr w:type="spellStart"/>
+      <w:r>
+        <w:rPr>
+          <w:sz w:val="24"/>
+        </w:rPr>
+        <w:t>leakage</w:t>
+      </w:r>
+      <w:proofErr w:type="spellEnd"/>
+      <w:r>
+        <w:rPr>
+          <w:sz w:val="24"/>
+        </w:rPr>
+        <w:t xml:space="preserve">) kesin olarak </w:t>
+      </w:r>
+      <w:proofErr w:type="gramStart"/>
+      <w:r>
+        <w:rPr>
+          <w:sz w:val="24"/>
+        </w:rPr>
+        <w:t>engellenmiştir</w:t>
+      </w:r>
+      <w:r>
+        <w:rPr>
+          <w:sz w:val="24"/>
+        </w:rPr>
+        <w:t>[</w:t>
+      </w:r>
+      <w:proofErr w:type="gramEnd"/>
+      <w:r>
+        <w:rPr>
+          <w:sz w:val="24"/>
+        </w:rPr>
+        <w:t>22].</w:t>
       </w:r>
     </w:p>
     <w:p>
@@ -7231,7 +8591,7 @@
     </w:p>
     <w:p>
       <w:pPr>
-        <w:pStyle w:val="ListeParagraf"/>
+        <w:pStyle w:val="ListParagraph"/>
         <w:numPr>
           <w:ilvl w:val="0"/>
           <w:numId w:val="30"/>
@@ -7252,12 +8612,90 @@
         <w:rPr>
           <w:sz w:val="24"/>
         </w:rPr>
-        <w:t>ile üretilen sentetik veriler yalnızca eğitim katmanlarında işletilmiş; doğrulama (validation) katmanlarına dahil edilmemiştir. Model eğitimi; Katmanlar Arası (Out-of-Fold - OOF) tahminleme ve Erken Durdurma (Early Stopping) mekanizmaları ile optimize edilmiştir [12], [29].</w:t>
+        <w:t>ile üretilen sentetik veriler yalnızca eğitim katmanlarında işletilmiş; doğrulama (</w:t>
+      </w:r>
+      <w:proofErr w:type="spellStart"/>
+      <w:r>
+        <w:rPr>
+          <w:sz w:val="24"/>
+        </w:rPr>
+        <w:t>validation</w:t>
+      </w:r>
+      <w:proofErr w:type="spellEnd"/>
+      <w:r>
+        <w:rPr>
+          <w:sz w:val="24"/>
+        </w:rPr>
+        <w:t>) katmanlarına dahil edilmemiştir. Model eğitimi; Katmanlar Arası (</w:t>
+      </w:r>
+      <w:proofErr w:type="spellStart"/>
+      <w:r>
+        <w:rPr>
+          <w:sz w:val="24"/>
+        </w:rPr>
+        <w:t>Out</w:t>
+      </w:r>
+      <w:proofErr w:type="spellEnd"/>
+      <w:r>
+        <w:rPr>
+          <w:sz w:val="24"/>
+        </w:rPr>
+        <w:t>-of-</w:t>
+      </w:r>
+      <w:proofErr w:type="spellStart"/>
+      <w:proofErr w:type="gramStart"/>
+      <w:r>
+        <w:rPr>
+          <w:sz w:val="24"/>
+        </w:rPr>
+        <w:t>Fold</w:t>
+      </w:r>
+      <w:proofErr w:type="spellEnd"/>
+      <w:r>
+        <w:rPr>
+          <w:sz w:val="24"/>
+        </w:rPr>
+        <w:t xml:space="preserve"> -</w:t>
+      </w:r>
+      <w:proofErr w:type="gramEnd"/>
+      <w:r>
+        <w:rPr>
+          <w:sz w:val="24"/>
+        </w:rPr>
+        <w:t xml:space="preserve"> OOF) tahminleme ve Erken Durdurma (</w:t>
+      </w:r>
+      <w:proofErr w:type="spellStart"/>
+      <w:r>
+        <w:rPr>
+          <w:sz w:val="24"/>
+        </w:rPr>
+        <w:t>Early</w:t>
+      </w:r>
+      <w:proofErr w:type="spellEnd"/>
+      <w:r>
+        <w:rPr>
+          <w:sz w:val="24"/>
+        </w:rPr>
+        <w:t xml:space="preserve"> </w:t>
+      </w:r>
+      <w:proofErr w:type="spellStart"/>
+      <w:r>
+        <w:rPr>
+          <w:sz w:val="24"/>
+        </w:rPr>
+        <w:t>Stopping</w:t>
+      </w:r>
+      <w:proofErr w:type="spellEnd"/>
+      <w:r>
+        <w:rPr>
+          <w:sz w:val="24"/>
+        </w:rPr>
+        <w:t>) mekanizmaları ile optimize edilmiştir [12], [29].</w:t>
       </w:r>
     </w:p>
     <w:p>
       <w:pPr>
-        <w:pStyle w:val="ListeParagraf"/>
+        <w:pStyle w:val="ListParagraph"/>
         <w:numPr>
           <w:ilvl w:val="0"/>
           <w:numId w:val="30"/>
@@ -7272,12 +8710,26 @@
         <w:rPr>
           <w:sz w:val="24"/>
         </w:rPr>
-        <w:t>Asimetrik dağılımda yanıltıcı olan "doğruluk" (accuracy) metriği yerine; klinik gerçekliği temsil eden F1-skoru, MCC ve PR-AUC metrikleri temel alınmıştır [5], [11].</w:t>
+        <w:t>Asimetrik dağılımda yanıltıcı olan "doğruluk" (</w:t>
+      </w:r>
+      <w:proofErr w:type="spellStart"/>
+      <w:r>
+        <w:rPr>
+          <w:sz w:val="24"/>
+        </w:rPr>
+        <w:t>accuracy</w:t>
+      </w:r>
+      <w:proofErr w:type="spellEnd"/>
+      <w:r>
+        <w:rPr>
+          <w:sz w:val="24"/>
+        </w:rPr>
+        <w:t>) metriği yerine; klinik gerçekliği temsil eden F1-skoru, MCC ve PR-AUC metrikleri temel alınmıştır [5], [11].</w:t>
       </w:r>
     </w:p>
     <w:p>
       <w:pPr>
-        <w:pStyle w:val="ListeParagraf"/>
+        <w:pStyle w:val="ListParagraph"/>
         <w:numPr>
           <w:ilvl w:val="0"/>
           <w:numId w:val="30"/>
@@ -7292,8 +8744,58 @@
         <w:rPr>
           <w:sz w:val="24"/>
         </w:rPr>
-        <w:t>Modellerin "kara kutu" olmasını engellemek amacıyla SHAP (SHapley Additive exPlanations) yöntemi kullanılmıştır. Bu analizle, her bir özniteliğin patojenite tahminine olan marjinal katkısı küresel düzeyde haritalanarak klinik yorumlanabilirlik</w:t>
-      </w:r>
+        <w:t>Modellerin "kara kutu" olmasını engellemek amacıyla SHAP (</w:t>
+      </w:r>
+      <w:proofErr w:type="spellStart"/>
+      <w:r>
+        <w:rPr>
+          <w:sz w:val="24"/>
+        </w:rPr>
+        <w:t>SHapley</w:t>
+      </w:r>
+      <w:proofErr w:type="spellEnd"/>
+      <w:r>
+        <w:rPr>
+          <w:sz w:val="24"/>
+        </w:rPr>
+        <w:t xml:space="preserve"> </w:t>
+      </w:r>
+      <w:proofErr w:type="spellStart"/>
+      <w:r>
+        <w:rPr>
+          <w:sz w:val="24"/>
+        </w:rPr>
+        <w:t>Additive</w:t>
+      </w:r>
+      <w:proofErr w:type="spellEnd"/>
+      <w:r>
+        <w:rPr>
+          <w:sz w:val="24"/>
+        </w:rPr>
+        <w:t xml:space="preserve"> </w:t>
+      </w:r>
+      <w:proofErr w:type="spellStart"/>
+      <w:r>
+        <w:rPr>
+          <w:sz w:val="24"/>
+        </w:rPr>
+        <w:t>exPlanations</w:t>
+      </w:r>
+      <w:proofErr w:type="spellEnd"/>
+      <w:r>
+        <w:rPr>
+          <w:sz w:val="24"/>
+        </w:rPr>
+        <w:t xml:space="preserve">) yöntemi kullanılmıştır. Bu analizle, her bir özniteliğin patojenite tahminine olan marjinal katkısı küresel düzeyde haritalanarak klinik </w:t>
+      </w:r>
+      <w:proofErr w:type="spellStart"/>
+      <w:r>
+        <w:rPr>
+          <w:sz w:val="24"/>
+        </w:rPr>
+        <w:t>yorumlanabilirlik</w:t>
+      </w:r>
+      <w:proofErr w:type="spellEnd"/>
       <w:r>
         <w:rPr>
           <w:sz w:val="24"/>
@@ -7351,7 +8853,7 @@
     </w:p>
     <w:p>
       <w:pPr>
-        <w:pStyle w:val="ListeParagraf"/>
+        <w:pStyle w:val="ListParagraph"/>
         <w:spacing w:line="276" w:lineRule="auto"/>
         <w:jc w:val="both"/>
         <w:rPr>
@@ -7371,7 +8873,63 @@
         <w:rPr>
           <w:sz w:val="24"/>
         </w:rPr>
-        <w:t>Modelin tahminleme sürecindeki şeffaflığı doğrulamak adına, meta-modelin karar mekanizmasına en yüksek katkıyı sağlayan ilk 15 öznitelik SHAP analizi ile tanımlanmıştır. Analiz sonucunda Grantham mesafesi (AA_grantham_dist) ve hidrofobisite farkı (AA_hydro_diff) en kritik öznitelikler olarak öne çıkmış; bu durum, geliştirilen biyokimyasal öznitelik mühendisliğinin tahmin başarısı üzerindeki doğrudan etkisini kanıtlamıştır [25], [</w:t>
+        <w:t xml:space="preserve">Modelin tahminleme sürecindeki şeffaflığı doğrulamak adına, meta-modelin karar mekanizmasına en yüksek katkıyı sağlayan ilk 15 öznitelik SHAP analizi ile tanımlanmıştır. Analiz sonucunda </w:t>
+      </w:r>
+      <w:proofErr w:type="spellStart"/>
+      <w:r>
+        <w:rPr>
+          <w:sz w:val="24"/>
+        </w:rPr>
+        <w:t>Grantham</w:t>
+      </w:r>
+      <w:proofErr w:type="spellEnd"/>
+      <w:r>
+        <w:rPr>
+          <w:sz w:val="24"/>
+        </w:rPr>
+        <w:t xml:space="preserve"> mesafesi (</w:t>
+      </w:r>
+      <w:proofErr w:type="spellStart"/>
+      <w:r>
+        <w:rPr>
+          <w:sz w:val="24"/>
+        </w:rPr>
+        <w:t>AA_grantham_dist</w:t>
+      </w:r>
+      <w:proofErr w:type="spellEnd"/>
+      <w:r>
+        <w:rPr>
+          <w:sz w:val="24"/>
+        </w:rPr>
+        <w:t xml:space="preserve">) ve </w:t>
+      </w:r>
+      <w:proofErr w:type="spellStart"/>
+      <w:r>
+        <w:rPr>
+          <w:sz w:val="24"/>
+        </w:rPr>
+        <w:t>hidrofobisite</w:t>
+      </w:r>
+      <w:proofErr w:type="spellEnd"/>
+      <w:r>
+        <w:rPr>
+          <w:sz w:val="24"/>
+        </w:rPr>
+        <w:t xml:space="preserve"> farkı (</w:t>
+      </w:r>
+      <w:proofErr w:type="spellStart"/>
+      <w:r>
+        <w:rPr>
+          <w:sz w:val="24"/>
+        </w:rPr>
+        <w:t>AA_hydro_diff</w:t>
+      </w:r>
+      <w:proofErr w:type="spellEnd"/>
+      <w:r>
+        <w:rPr>
+          <w:sz w:val="24"/>
+        </w:rPr>
+        <w:t>) en kritik öznitelikler olarak öne çıkmış; bu durum, geliştirilen biyokimyasal öznitelik mühendisliğinin tahmin başarısı üzerindeki doğrudan etkisini kanıtlamıştır [25], [</w:t>
       </w:r>
       <w:r>
         <w:rPr>
@@ -7454,7 +9012,7 @@
     </w:p>
     <w:p>
       <w:pPr>
-        <w:pStyle w:val="ResimYazs"/>
+        <w:pStyle w:val="Caption"/>
         <w:spacing w:line="276" w:lineRule="auto"/>
         <w:jc w:val="both"/>
         <w:rPr>
@@ -7533,12 +9091,82 @@
         <w:rPr>
           <w:sz w:val="24"/>
         </w:rPr>
-        <w:t>Sınıf dengesizliği ve medikal risk maliyetleri göz önünde bulundurularak, standart 0.5 olasılık eşiği terk edilmiştir. Patojenik bir varyantın "zararsız" (benign) olarak hatalı etiketlenmesi hayati bir klinik risk oluşturduğundan, Kesinlik-Duyarlılık (Precision-Recall) dengesi gözetilerek 0.20 optimal karar eşiği belirlenmiştir  [10].Bu dinamik yaklaşım ile modelin varyantları gözden kaçırma riski ( FN) minimize edilmiş ve sistem klinik kullanıma uygun güvenli çalışma noktasına çekilmiştir.</w:t>
+        <w:t>Sınıf dengesizliği ve medikal risk maliyetleri göz önünde bulundurularak, standart 0.5 olasılık eşiği terk edilmiştir. Patojenik bir varyantın "zararsız" (</w:t>
+      </w:r>
+      <w:proofErr w:type="spellStart"/>
+      <w:r>
+        <w:rPr>
+          <w:sz w:val="24"/>
+        </w:rPr>
+        <w:t>benign</w:t>
+      </w:r>
+      <w:proofErr w:type="spellEnd"/>
+      <w:r>
+        <w:rPr>
+          <w:sz w:val="24"/>
+        </w:rPr>
+        <w:t>) olarak hatalı etiketlenmesi hayati bir klinik risk oluşturduğundan, Kesinlik-Duyarlılık (Precision-</w:t>
+      </w:r>
+      <w:proofErr w:type="spellStart"/>
+      <w:r>
+        <w:rPr>
+          <w:sz w:val="24"/>
+        </w:rPr>
+        <w:t>Recall</w:t>
+      </w:r>
+      <w:proofErr w:type="spellEnd"/>
+      <w:r>
+        <w:rPr>
+          <w:sz w:val="24"/>
+        </w:rPr>
+        <w:t xml:space="preserve">) dengesi gözetilerek 0.20 optimal karar eşiği </w:t>
+      </w:r>
+      <w:proofErr w:type="gramStart"/>
+      <w:r>
+        <w:rPr>
+          <w:sz w:val="24"/>
+        </w:rPr>
+        <w:t>belirlenmiştir  [</w:t>
+      </w:r>
+      <w:proofErr w:type="gramEnd"/>
+      <w:r>
+        <w:rPr>
+          <w:sz w:val="24"/>
+        </w:rPr>
+        <w:t>10</w:t>
+      </w:r>
+      <w:proofErr w:type="gramStart"/>
+      <w:r>
+        <w:rPr>
+          <w:sz w:val="24"/>
+        </w:rPr>
+        <w:t>].Bu</w:t>
+      </w:r>
+      <w:proofErr w:type="gramEnd"/>
+      <w:r>
+        <w:rPr>
+          <w:sz w:val="24"/>
+        </w:rPr>
+        <w:t xml:space="preserve"> dinamik yaklaşım ile modelin varyantları gözden kaçırma riski </w:t>
+      </w:r>
+      <w:proofErr w:type="gramStart"/>
+      <w:r>
+        <w:rPr>
+          <w:sz w:val="24"/>
+        </w:rPr>
+        <w:t>( FN</w:t>
+      </w:r>
+      <w:proofErr w:type="gramEnd"/>
+      <w:r>
+        <w:rPr>
+          <w:sz w:val="24"/>
+        </w:rPr>
+        <w:t>) minimize edilmiş ve sistem klinik kullanıma uygun güvenli çalışma noktasına çekilmiştir.</w:t>
       </w:r>
     </w:p>
     <w:p>
       <w:pPr>
-        <w:pStyle w:val="Balk1"/>
+        <w:pStyle w:val="Heading1"/>
         <w:spacing w:line="276" w:lineRule="auto"/>
         <w:jc w:val="both"/>
         <w:rPr>
@@ -7577,7 +9205,7 @@
     </w:p>
     <w:p>
       <w:pPr>
-        <w:pStyle w:val="Balk2"/>
+        <w:pStyle w:val="Heading2"/>
         <w:spacing w:line="276" w:lineRule="auto"/>
         <w:jc w:val="both"/>
         <w:rPr>
@@ -7787,7 +9415,7 @@
     </w:p>
     <w:p>
       <w:pPr>
-        <w:pStyle w:val="ResimYazs"/>
+        <w:pStyle w:val="Caption"/>
         <w:spacing w:line="276" w:lineRule="auto"/>
         <w:jc w:val="both"/>
         <w:rPr>
@@ -7880,7 +9508,35 @@
         <w:rPr>
           <w:sz w:val="24"/>
         </w:rPr>
-        <w:t>En yüksek ve klinik açıdan en kararlı performans, sızdırmaz CV (leak-free pipeline) ve FN risk bayraklarının entegre edildiği V9(L) modelinde elde edilmiştir. Model, yüksek genellenebilirlik başarısını korumuştu</w:t>
+        <w:t>En yüksek ve klinik açıdan en kararlı performans, sızdırmaz CV (</w:t>
+      </w:r>
+      <w:proofErr w:type="spellStart"/>
+      <w:r>
+        <w:rPr>
+          <w:sz w:val="24"/>
+        </w:rPr>
+        <w:t>leak-free</w:t>
+      </w:r>
+      <w:proofErr w:type="spellEnd"/>
+      <w:r>
+        <w:rPr>
+          <w:sz w:val="24"/>
+        </w:rPr>
+        <w:t xml:space="preserve"> </w:t>
+      </w:r>
+      <w:proofErr w:type="spellStart"/>
+      <w:r>
+        <w:rPr>
+          <w:sz w:val="24"/>
+        </w:rPr>
+        <w:t>pipeline</w:t>
+      </w:r>
+      <w:proofErr w:type="spellEnd"/>
+      <w:r>
+        <w:rPr>
+          <w:sz w:val="24"/>
+        </w:rPr>
+        <w:t>) ve FN risk bayraklarının entegre edildiği V9(L) modelinde elde edilmiştir. Model, yüksek genellenebilirlik başarısını korumuştu</w:t>
       </w:r>
       <w:r>
         <w:rPr>
@@ -7900,7 +9556,7 @@
     </w:p>
     <w:p>
       <w:pPr>
-        <w:pStyle w:val="ResimYazs"/>
+        <w:pStyle w:val="Caption"/>
         <w:keepNext/>
         <w:spacing w:line="276" w:lineRule="auto"/>
         <w:jc w:val="both"/>
@@ -8247,6 +9903,7 @@
                 <w14:ligatures w14:val="none"/>
               </w:rPr>
             </w:pPr>
+            <w:proofErr w:type="spellStart"/>
             <w:r>
               <w:rPr>
                 <w:rFonts w:eastAsia="Times New Roman" w:cs="Arial"/>
@@ -8259,6 +9916,7 @@
               </w:rPr>
               <w:t>LightGBM</w:t>
             </w:r>
+            <w:proofErr w:type="spellEnd"/>
           </w:p>
         </w:tc>
         <w:tc>
@@ -8299,8 +9957,20 @@
                 <w:lang w:eastAsia="tr-TR"/>
                 <w14:ligatures w14:val="none"/>
               </w:rPr>
-              <w:t>GPU Histogram Boosting</w:t>
-            </w:r>
+              <w:t xml:space="preserve">GPU Histogram </w:t>
+            </w:r>
+            <w:proofErr w:type="spellStart"/>
+            <w:r>
+              <w:rPr>
+                <w:rFonts w:eastAsia="Times New Roman" w:cs="Arial"/>
+                <w:kern w:val="0"/>
+                <w:sz w:val="24"/>
+                <w:lang w:eastAsia="tr-TR"/>
+                <w14:ligatures w14:val="none"/>
+              </w:rPr>
+              <w:t>Boosting</w:t>
+            </w:r>
+            <w:proofErr w:type="spellEnd"/>
           </w:p>
         </w:tc>
         <w:tc>
@@ -8454,6 +10124,7 @@
                 <w14:ligatures w14:val="none"/>
               </w:rPr>
             </w:pPr>
+            <w:proofErr w:type="spellStart"/>
             <w:r>
               <w:rPr>
                 <w:rFonts w:eastAsia="Times New Roman" w:cs="Arial"/>
@@ -8466,6 +10137,7 @@
               </w:rPr>
               <w:t>XGBoost</w:t>
             </w:r>
+            <w:proofErr w:type="spellEnd"/>
           </w:p>
         </w:tc>
         <w:tc>
@@ -8506,8 +10178,20 @@
                 <w:lang w:eastAsia="tr-TR"/>
                 <w14:ligatures w14:val="none"/>
               </w:rPr>
-              <w:t>CUDA Hist</w:t>
-            </w:r>
+              <w:t xml:space="preserve">CUDA </w:t>
+            </w:r>
+            <w:proofErr w:type="spellStart"/>
+            <w:r>
+              <w:rPr>
+                <w:rFonts w:eastAsia="Times New Roman" w:cs="Arial"/>
+                <w:kern w:val="0"/>
+                <w:sz w:val="24"/>
+                <w:lang w:eastAsia="tr-TR"/>
+                <w14:ligatures w14:val="none"/>
+              </w:rPr>
+              <w:t>Hist</w:t>
+            </w:r>
+            <w:proofErr w:type="spellEnd"/>
           </w:p>
         </w:tc>
         <w:tc>
@@ -8540,6 +10224,7 @@
                 <w14:ligatures w14:val="none"/>
               </w:rPr>
             </w:pPr>
+            <w:proofErr w:type="spellStart"/>
             <w:r>
               <w:rPr>
                 <w:rFonts w:eastAsia="Times New Roman" w:cs="Arial"/>
@@ -8548,7 +10233,18 @@
                 <w:lang w:eastAsia="tr-TR"/>
                 <w14:ligatures w14:val="none"/>
               </w:rPr>
-              <w:t>Optuna (700 Trial)</w:t>
+              <w:t>Optuna</w:t>
+            </w:r>
+            <w:proofErr w:type="spellEnd"/>
+            <w:r>
+              <w:rPr>
+                <w:rFonts w:eastAsia="Times New Roman" w:cs="Arial"/>
+                <w:kern w:val="0"/>
+                <w:sz w:val="24"/>
+                <w:lang w:eastAsia="tr-TR"/>
+                <w14:ligatures w14:val="none"/>
+              </w:rPr>
+              <w:t xml:space="preserve"> (700 Trial)</w:t>
             </w:r>
           </w:p>
         </w:tc>
@@ -8661,6 +10357,7 @@
                 <w14:ligatures w14:val="none"/>
               </w:rPr>
             </w:pPr>
+            <w:proofErr w:type="spellStart"/>
             <w:r>
               <w:rPr>
                 <w:rFonts w:eastAsia="Times New Roman" w:cs="Arial"/>
@@ -8673,6 +10370,7 @@
               </w:rPr>
               <w:t>CatBoost</w:t>
             </w:r>
+            <w:proofErr w:type="spellEnd"/>
           </w:p>
         </w:tc>
         <w:tc>
@@ -8713,8 +10411,20 @@
                 <w:lang w:eastAsia="tr-TR"/>
                 <w14:ligatures w14:val="none"/>
               </w:rPr>
-              <w:t>GPU Accelerated</w:t>
-            </w:r>
+              <w:t xml:space="preserve">GPU </w:t>
+            </w:r>
+            <w:proofErr w:type="spellStart"/>
+            <w:r>
+              <w:rPr>
+                <w:rFonts w:eastAsia="Times New Roman" w:cs="Arial"/>
+                <w:kern w:val="0"/>
+                <w:sz w:val="24"/>
+                <w:lang w:eastAsia="tr-TR"/>
+                <w14:ligatures w14:val="none"/>
+              </w:rPr>
+              <w:t>Accelerated</w:t>
+            </w:r>
+            <w:proofErr w:type="spellEnd"/>
           </w:p>
         </w:tc>
         <w:tc>
@@ -8747,6 +10457,7 @@
                 <w14:ligatures w14:val="none"/>
               </w:rPr>
             </w:pPr>
+            <w:proofErr w:type="spellStart"/>
             <w:r>
               <w:rPr>
                 <w:rFonts w:eastAsia="Times New Roman" w:cs="Arial"/>
@@ -8755,7 +10466,18 @@
                 <w:lang w:eastAsia="tr-TR"/>
                 <w14:ligatures w14:val="none"/>
               </w:rPr>
-              <w:t>Optuna (500 Trial)</w:t>
+              <w:t>Optuna</w:t>
+            </w:r>
+            <w:proofErr w:type="spellEnd"/>
+            <w:r>
+              <w:rPr>
+                <w:rFonts w:eastAsia="Times New Roman" w:cs="Arial"/>
+                <w:kern w:val="0"/>
+                <w:sz w:val="24"/>
+                <w:lang w:eastAsia="tr-TR"/>
+                <w14:ligatures w14:val="none"/>
+              </w:rPr>
+              <w:t xml:space="preserve"> (500 Trial)</w:t>
             </w:r>
           </w:p>
         </w:tc>
@@ -8868,6 +10590,7 @@
                 <w14:ligatures w14:val="none"/>
               </w:rPr>
             </w:pPr>
+            <w:proofErr w:type="spellStart"/>
             <w:r>
               <w:rPr>
                 <w:rFonts w:eastAsia="Times New Roman" w:cs="Arial"/>
@@ -8880,6 +10603,7 @@
               </w:rPr>
               <w:t>Ensemble</w:t>
             </w:r>
+            <w:proofErr w:type="spellEnd"/>
           </w:p>
         </w:tc>
         <w:tc>
@@ -8912,6 +10636,7 @@
                 <w14:ligatures w14:val="none"/>
               </w:rPr>
             </w:pPr>
+            <w:proofErr w:type="spellStart"/>
             <w:r>
               <w:rPr>
                 <w:rFonts w:eastAsia="Times New Roman" w:cs="Arial"/>
@@ -8920,8 +10645,31 @@
                 <w:lang w:eastAsia="tr-TR"/>
                 <w14:ligatures w14:val="none"/>
               </w:rPr>
-              <w:t>Stacking Classifier</w:t>
-            </w:r>
+              <w:t>Stacking</w:t>
+            </w:r>
+            <w:proofErr w:type="spellEnd"/>
+            <w:r>
+              <w:rPr>
+                <w:rFonts w:eastAsia="Times New Roman" w:cs="Arial"/>
+                <w:kern w:val="0"/>
+                <w:sz w:val="24"/>
+                <w:lang w:eastAsia="tr-TR"/>
+                <w14:ligatures w14:val="none"/>
+              </w:rPr>
+              <w:t xml:space="preserve"> </w:t>
+            </w:r>
+            <w:proofErr w:type="spellStart"/>
+            <w:r>
+              <w:rPr>
+                <w:rFonts w:eastAsia="Times New Roman" w:cs="Arial"/>
+                <w:kern w:val="0"/>
+                <w:sz w:val="24"/>
+                <w:lang w:eastAsia="tr-TR"/>
+                <w14:ligatures w14:val="none"/>
+              </w:rPr>
+              <w:t>Classifier</w:t>
+            </w:r>
+            <w:proofErr w:type="spellEnd"/>
           </w:p>
         </w:tc>
         <w:tc>
@@ -9161,6 +10909,7 @@
                 <w14:ligatures w14:val="none"/>
               </w:rPr>
             </w:pPr>
+            <w:proofErr w:type="spellStart"/>
             <w:r>
               <w:rPr>
                 <w:rFonts w:eastAsia="Times New Roman" w:cs="Arial"/>
@@ -9169,7 +10918,62 @@
                 <w:lang w:eastAsia="tr-TR"/>
                 <w14:ligatures w14:val="none"/>
               </w:rPr>
-              <w:t>Fold-bazlı (Leak-free Pipeline)</w:t>
+              <w:t>Fold</w:t>
+            </w:r>
+            <w:proofErr w:type="spellEnd"/>
+            <w:r>
+              <w:rPr>
+                <w:rFonts w:eastAsia="Times New Roman" w:cs="Arial"/>
+                <w:kern w:val="0"/>
+                <w:sz w:val="24"/>
+                <w:lang w:eastAsia="tr-TR"/>
+                <w14:ligatures w14:val="none"/>
+              </w:rPr>
+              <w:t>-bazlı (</w:t>
+            </w:r>
+            <w:proofErr w:type="spellStart"/>
+            <w:r>
+              <w:rPr>
+                <w:rFonts w:eastAsia="Times New Roman" w:cs="Arial"/>
+                <w:kern w:val="0"/>
+                <w:sz w:val="24"/>
+                <w:lang w:eastAsia="tr-TR"/>
+                <w14:ligatures w14:val="none"/>
+              </w:rPr>
+              <w:t>Leak-free</w:t>
+            </w:r>
+            <w:proofErr w:type="spellEnd"/>
+            <w:r>
+              <w:rPr>
+                <w:rFonts w:eastAsia="Times New Roman" w:cs="Arial"/>
+                <w:kern w:val="0"/>
+                <w:sz w:val="24"/>
+                <w:lang w:eastAsia="tr-TR"/>
+                <w14:ligatures w14:val="none"/>
+              </w:rPr>
+              <w:t xml:space="preserve"> </w:t>
+            </w:r>
+            <w:proofErr w:type="spellStart"/>
+            <w:r>
+              <w:rPr>
+                <w:rFonts w:eastAsia="Times New Roman" w:cs="Arial"/>
+                <w:kern w:val="0"/>
+                <w:sz w:val="24"/>
+                <w:lang w:eastAsia="tr-TR"/>
+                <w14:ligatures w14:val="none"/>
+              </w:rPr>
+              <w:t>Pipeline</w:t>
+            </w:r>
+            <w:proofErr w:type="spellEnd"/>
+            <w:r>
+              <w:rPr>
+                <w:rFonts w:eastAsia="Times New Roman" w:cs="Arial"/>
+                <w:kern w:val="0"/>
+                <w:sz w:val="24"/>
+                <w:lang w:eastAsia="tr-TR"/>
+                <w14:ligatures w14:val="none"/>
+              </w:rPr>
+              <w:t>)</w:t>
             </w:r>
           </w:p>
         </w:tc>
@@ -9264,11 +11068,75 @@
           <w:sz w:val="24"/>
         </w:rPr>
       </w:pPr>
-      <w:r>
-        <w:rPr>
-          <w:sz w:val="24"/>
-        </w:rPr>
-        <w:t>Optuna optimizasyonunda XGBoost ve CatBoost modelleri benzer performans göstermiştir (MCC ≈ 0.57 civarı). Bu sonuçlar, stacking mimarisine girdi sağlayan temel modellerin orta düzey fakat dengeli öğrenme kapasitesine sahip olduğunu göstermektedir.</w:t>
+      <w:proofErr w:type="spellStart"/>
+      <w:r>
+        <w:rPr>
+          <w:sz w:val="24"/>
+        </w:rPr>
+        <w:t>Optuna</w:t>
+      </w:r>
+      <w:proofErr w:type="spellEnd"/>
+      <w:r>
+        <w:rPr>
+          <w:sz w:val="24"/>
+        </w:rPr>
+        <w:t xml:space="preserve"> optimizasyonunda </w:t>
+      </w:r>
+      <w:proofErr w:type="spellStart"/>
+      <w:r>
+        <w:rPr>
+          <w:sz w:val="24"/>
+        </w:rPr>
+        <w:t>XGBoost</w:t>
+      </w:r>
+      <w:proofErr w:type="spellEnd"/>
+      <w:r>
+        <w:rPr>
+          <w:sz w:val="24"/>
+        </w:rPr>
+        <w:t xml:space="preserve"> ve </w:t>
+      </w:r>
+      <w:proofErr w:type="spellStart"/>
+      <w:r>
+        <w:rPr>
+          <w:sz w:val="24"/>
+        </w:rPr>
+        <w:t>CatBoost</w:t>
+      </w:r>
+      <w:proofErr w:type="spellEnd"/>
+      <w:r>
+        <w:rPr>
+          <w:sz w:val="24"/>
+        </w:rPr>
+        <w:t xml:space="preserve"> modelleri benzer performans göstermiştir (MCC ≈ </w:t>
+      </w:r>
+      <w:proofErr w:type="gramStart"/>
+      <w:r>
+        <w:rPr>
+          <w:sz w:val="24"/>
+        </w:rPr>
+        <w:t>0.57</w:t>
+      </w:r>
+      <w:proofErr w:type="gramEnd"/>
+      <w:r>
+        <w:rPr>
+          <w:sz w:val="24"/>
+        </w:rPr>
+        <w:t xml:space="preserve"> civarı). Bu sonuçlar, </w:t>
+      </w:r>
+      <w:proofErr w:type="spellStart"/>
+      <w:r>
+        <w:rPr>
+          <w:sz w:val="24"/>
+        </w:rPr>
+        <w:t>stacking</w:t>
+      </w:r>
+      <w:proofErr w:type="spellEnd"/>
+      <w:r>
+        <w:rPr>
+          <w:sz w:val="24"/>
+        </w:rPr>
+        <w:t xml:space="preserve"> mimarisine girdi sağlayan temel modellerin orta düzey fakat dengeli öğrenme kapasitesine sahip olduğunu göstermektedir.</w:t>
       </w:r>
     </w:p>
     <w:p>
@@ -9282,7 +11150,7 @@
     </w:p>
     <w:p>
       <w:pPr>
-        <w:pStyle w:val="Balk2"/>
+        <w:pStyle w:val="Heading2"/>
         <w:spacing w:line="276" w:lineRule="auto"/>
         <w:jc w:val="both"/>
         <w:rPr>
@@ -9409,7 +11277,7 @@
                           </w:p>
                           <w:p>
                             <w:pPr>
-                              <w:pStyle w:val="ResimYazs"/>
+                              <w:pStyle w:val="Caption"/>
                               <w:rPr>
                                 <w:noProof/>
                                 <w:sz w:val="22"/>
@@ -9475,7 +11343,7 @@
                     </w:p>
                     <w:p>
                       <w:pPr>
-                        <w:pStyle w:val="ResimYazs"/>
+                        <w:pStyle w:val="Caption"/>
                         <w:rPr>
                           <w:noProof/>
                           <w:sz w:val="22"/>
@@ -9603,7 +11471,7 @@
         </w:rPr>
         <w:lastRenderedPageBreak/>
         <w:drawing>
-          <wp:anchor distT="0" distB="0" distL="114300" distR="114300" simplePos="0" relativeHeight="251658242" behindDoc="0" locked="0" layoutInCell="1" allowOverlap="1" wp14:anchorId="01EFEEB3" wp14:editId="74201F1E">
+          <wp:anchor distT="0" distB="0" distL="114300" distR="114300" simplePos="0" relativeHeight="251658242" behindDoc="0" locked="0" layoutInCell="1" allowOverlap="1" wp14:anchorId="01EFEEB3" wp14:editId="5C955B39">
             <wp:simplePos x="0" y="0"/>
             <wp:positionH relativeFrom="column">
               <wp:posOffset>2973070</wp:posOffset>
@@ -9673,7 +11541,55 @@
           <w:iCs/>
           <w:sz w:val="24"/>
         </w:rPr>
-        <w:t>MASTER, KANSER, PAH ve CFTR alt gruplarının F1, MCC, PR-AUC, ROC-AUC ve Recall boyutlarındaki performansı radar grafiğiyle sunulmaktadır. CFTR grubunun en geniş alana sahip olması bu gruptaki model tutarlılığını; PAH'ın görece küçük alanı ise ROC-AUC'daki düşüklüğü yansıtmaktadır.</w:t>
+        <w:t xml:space="preserve">MASTER, KANSER, PAH ve CFTR alt gruplarının F1, MCC, PR-AUC, ROC-AUC ve </w:t>
+      </w:r>
+      <w:proofErr w:type="spellStart"/>
+      <w:r>
+        <w:rPr>
+          <w:iCs/>
+          <w:sz w:val="24"/>
+        </w:rPr>
+        <w:t>Recall</w:t>
+      </w:r>
+      <w:proofErr w:type="spellEnd"/>
+      <w:r>
+        <w:rPr>
+          <w:iCs/>
+          <w:sz w:val="24"/>
+        </w:rPr>
+        <w:t xml:space="preserve"> boyutlarındaki performansı radar grafiğiyle sunulmaktadır. CFTR grubunun en geniş alana sahip olması bu gruptaki model tutarlılığını; </w:t>
+      </w:r>
+      <w:proofErr w:type="spellStart"/>
+      <w:r>
+        <w:rPr>
+          <w:iCs/>
+          <w:sz w:val="24"/>
+        </w:rPr>
+        <w:t>PAH'ın</w:t>
+      </w:r>
+      <w:proofErr w:type="spellEnd"/>
+      <w:r>
+        <w:rPr>
+          <w:iCs/>
+          <w:sz w:val="24"/>
+        </w:rPr>
+        <w:t xml:space="preserve"> görece küçük alanı ise ROC-</w:t>
+      </w:r>
+      <w:proofErr w:type="spellStart"/>
+      <w:r>
+        <w:rPr>
+          <w:iCs/>
+          <w:sz w:val="24"/>
+        </w:rPr>
+        <w:t>AUC'daki</w:t>
+      </w:r>
+      <w:proofErr w:type="spellEnd"/>
+      <w:r>
+        <w:rPr>
+          <w:iCs/>
+          <w:sz w:val="24"/>
+        </w:rPr>
+        <w:t xml:space="preserve"> düşüklüğü yansıtmaktadır.</w:t>
       </w:r>
     </w:p>
     <w:p>
@@ -9756,7 +11672,7 @@
                         <w:txbxContent>
                           <w:p>
                             <w:pPr>
-                              <w:pStyle w:val="ResimYazs"/>
+                              <w:pStyle w:val="Caption"/>
                               <w:rPr>
                                 <w:sz w:val="20"/>
                                 <w:szCs w:val="20"/>
@@ -9810,7 +11726,15 @@
                                 <w:sz w:val="20"/>
                                 <w:szCs w:val="20"/>
                               </w:rPr>
-                              <w:t xml:space="preserve">: V9 Modeli — Alt Grup Çok Boyutlu </w:t>
+                              <w:t xml:space="preserve">: V9 Modeli — Alt Grup Çok </w:t>
+                            </w:r>
+                            <w:proofErr w:type="gramStart"/>
+                            <w:r>
+                              <w:rPr>
+                                <w:sz w:val="20"/>
+                                <w:szCs w:val="20"/>
+                              </w:rPr>
+                              <w:t xml:space="preserve">Boyutlu </w:t>
                             </w:r>
                             <w:r>
                               <w:rPr>
@@ -9824,7 +11748,15 @@
                                 <w:sz w:val="20"/>
                                 <w:szCs w:val="20"/>
                               </w:rPr>
-                              <w:t>Performans Analizi (Radar Grafiği)</w:t>
+                              <w:t>Performans</w:t>
+                            </w:r>
+                            <w:proofErr w:type="gramEnd"/>
+                            <w:r>
+                              <w:rPr>
+                                <w:sz w:val="20"/>
+                                <w:szCs w:val="20"/>
+                              </w:rPr>
+                              <w:t xml:space="preserve"> Analizi (Radar Grafiği)</w:t>
                             </w:r>
                           </w:p>
                         </w:txbxContent>
@@ -9851,7 +11783,7 @@
                   <w:txbxContent>
                     <w:p>
                       <w:pPr>
-                        <w:pStyle w:val="ResimYazs"/>
+                        <w:pStyle w:val="Caption"/>
                         <w:rPr>
                           <w:sz w:val="20"/>
                           <w:szCs w:val="20"/>
@@ -9905,7 +11837,15 @@
                           <w:sz w:val="20"/>
                           <w:szCs w:val="20"/>
                         </w:rPr>
-                        <w:t xml:space="preserve">: V9 Modeli — Alt Grup Çok Boyutlu </w:t>
+                        <w:t xml:space="preserve">: V9 Modeli — Alt Grup Çok </w:t>
+                      </w:r>
+                      <w:proofErr w:type="gramStart"/>
+                      <w:r>
+                        <w:rPr>
+                          <w:sz w:val="20"/>
+                          <w:szCs w:val="20"/>
+                        </w:rPr>
+                        <w:t xml:space="preserve">Boyutlu </w:t>
                       </w:r>
                       <w:r>
                         <w:rPr>
@@ -9919,7 +11859,15 @@
                           <w:sz w:val="20"/>
                           <w:szCs w:val="20"/>
                         </w:rPr>
-                        <w:t>Performans Analizi (Radar Grafiği)</w:t>
+                        <w:t>Performans</w:t>
+                      </w:r>
+                      <w:proofErr w:type="gramEnd"/>
+                      <w:r>
+                        <w:rPr>
+                          <w:sz w:val="20"/>
+                          <w:szCs w:val="20"/>
+                        </w:rPr>
+                        <w:t xml:space="preserve"> Analizi (Radar Grafiği)</w:t>
                       </w:r>
                     </w:p>
                   </w:txbxContent>
@@ -9933,7 +11881,7 @@
     </w:p>
     <w:p>
       <w:pPr>
-        <w:pStyle w:val="Balk2"/>
+        <w:pStyle w:val="Heading2"/>
         <w:spacing w:line="276" w:lineRule="auto"/>
         <w:jc w:val="both"/>
         <w:rPr>
@@ -10079,7 +12027,7 @@
                         <w:txbxContent>
                           <w:p>
                             <w:pPr>
-                              <w:pStyle w:val="ResimYazs"/>
+                              <w:pStyle w:val="Caption"/>
                               <w:jc w:val="center"/>
                               <w:rPr>
                                 <w:noProof/>
@@ -10135,7 +12083,23 @@
                                 <w:sz w:val="20"/>
                                 <w:szCs w:val="20"/>
                               </w:rPr>
-                              <w:t>: Karar Eşiği (Threshold) Analizi — V9 Modeli (MASTER)</w:t>
+                              <w:t>: Karar Eşiği (</w:t>
+                            </w:r>
+                            <w:proofErr w:type="spellStart"/>
+                            <w:r>
+                              <w:rPr>
+                                <w:sz w:val="20"/>
+                                <w:szCs w:val="20"/>
+                              </w:rPr>
+                              <w:t>Threshold</w:t>
+                            </w:r>
+                            <w:proofErr w:type="spellEnd"/>
+                            <w:r>
+                              <w:rPr>
+                                <w:sz w:val="20"/>
+                                <w:szCs w:val="20"/>
+                              </w:rPr>
+                              <w:t>) Analizi — V9 Modeli (MASTER)</w:t>
                             </w:r>
                           </w:p>
                         </w:txbxContent>
@@ -10159,7 +12123,7 @@
                   <w:txbxContent>
                     <w:p>
                       <w:pPr>
-                        <w:pStyle w:val="ResimYazs"/>
+                        <w:pStyle w:val="Caption"/>
                         <w:jc w:val="center"/>
                         <w:rPr>
                           <w:noProof/>
@@ -10215,7 +12179,23 @@
                           <w:sz w:val="20"/>
                           <w:szCs w:val="20"/>
                         </w:rPr>
-                        <w:t>: Karar Eşiği (Threshold) Analizi — V9 Modeli (MASTER)</w:t>
+                        <w:t>: Karar Eşiği (</w:t>
+                      </w:r>
+                      <w:proofErr w:type="spellStart"/>
+                      <w:r>
+                        <w:rPr>
+                          <w:sz w:val="20"/>
+                          <w:szCs w:val="20"/>
+                        </w:rPr>
+                        <w:t>Threshold</w:t>
+                      </w:r>
+                      <w:proofErr w:type="spellEnd"/>
+                      <w:r>
+                        <w:rPr>
+                          <w:sz w:val="20"/>
+                          <w:szCs w:val="20"/>
+                        </w:rPr>
+                        <w:t>) Analizi — V9 Modeli (MASTER)</w:t>
                       </w:r>
                     </w:p>
                   </w:txbxContent>
@@ -10262,12 +12242,26 @@
         <w:rPr>
           <w:sz w:val="24"/>
         </w:rPr>
-        <w:t>Farklı karar eşiği değerlerinde F1, Kesinlik, Duyarlılık ve MCC değerlerinin değişimi. Yüksek eşikte kesinlik artarken duyarlılık düşmekte; düşük eşikte ise hasta kaçırma riski azalmaktadır. MCC maksimizasyonu ölçütüyle seçilen optimum eşik 0.20 olarak belirlenmiştir.</w:t>
+        <w:t xml:space="preserve">Farklı karar eşiği değerlerinde F1, Kesinlik, Duyarlılık ve MCC değerlerinin değişimi. Yüksek eşikte kesinlik artarken duyarlılık düşmekte; düşük eşikte ise hasta kaçırma riski azalmaktadır. MCC maksimizasyonu ölçütüyle seçilen optimum eşik </w:t>
+      </w:r>
+      <w:proofErr w:type="gramStart"/>
+      <w:r>
+        <w:rPr>
+          <w:sz w:val="24"/>
+        </w:rPr>
+        <w:t>0.20</w:t>
+      </w:r>
+      <w:proofErr w:type="gramEnd"/>
+      <w:r>
+        <w:rPr>
+          <w:sz w:val="24"/>
+        </w:rPr>
+        <w:t xml:space="preserve"> olarak belirlenmiştir.</w:t>
       </w:r>
     </w:p>
     <w:p>
       <w:pPr>
-        <w:pStyle w:val="Balk2"/>
+        <w:pStyle w:val="Heading2"/>
         <w:spacing w:line="276" w:lineRule="auto"/>
         <w:jc w:val="both"/>
         <w:rPr>
@@ -10460,7 +12454,7 @@
                         <w:txbxContent>
                           <w:p>
                             <w:pPr>
-                              <w:pStyle w:val="ResimYazs"/>
+                              <w:pStyle w:val="Caption"/>
                               <w:jc w:val="center"/>
                               <w:rPr>
                                 <w:noProof/>
@@ -10543,7 +12537,7 @@
                   <w:txbxContent>
                     <w:p>
                       <w:pPr>
-                        <w:pStyle w:val="ResimYazs"/>
+                        <w:pStyle w:val="Caption"/>
                         <w:jc w:val="center"/>
                         <w:rPr>
                           <w:noProof/>
@@ -10627,7 +12621,7 @@
     </w:p>
     <w:p>
       <w:pPr>
-        <w:pStyle w:val="Balk1"/>
+        <w:pStyle w:val="Heading1"/>
         <w:spacing w:line="276" w:lineRule="auto"/>
         <w:jc w:val="both"/>
         <w:rPr>
@@ -10694,7 +12688,7 @@
     </w:p>
     <w:p>
       <w:pPr>
-        <w:pStyle w:val="Balk2"/>
+        <w:pStyle w:val="Heading2"/>
         <w:spacing w:line="276" w:lineRule="auto"/>
         <w:jc w:val="both"/>
         <w:rPr>
@@ -10728,11 +12722,103 @@
           <w:sz w:val="24"/>
         </w:rPr>
       </w:pPr>
-      <w:r>
-        <w:rPr>
-          <w:sz w:val="24"/>
-        </w:rPr>
-        <w:t>AlgoMed, temel bir sınıflandırma modelinden klinik riskleri dikkate alan bir karar destek sistemine evrilmiştir. V1–V2 sürümleri baseline yapıyı oluştururken, V3 ile biyokimyasal öznitelikler eklenmiş, V4–V5 ile stacking mimarisi entegre edilmiştir. V6 ile veri sızıntısı (data leakage) giderilerek metodolojik güvenilirlik artırılmış, V7–V8 ile hiperparametre optimizasyonu ve dengeleme stratejileriyle performans güçlendirilmiştir. Nihai V9(L) modeli ise leak-free pipeline ve FN risk bayrakları ile klinik açıdan daha güvenli bir karar yapısı sunmuştur</w:t>
+      <w:proofErr w:type="spellStart"/>
+      <w:r>
+        <w:rPr>
+          <w:sz w:val="24"/>
+        </w:rPr>
+        <w:t>AlgoMed</w:t>
+      </w:r>
+      <w:proofErr w:type="spellEnd"/>
+      <w:r>
+        <w:rPr>
+          <w:sz w:val="24"/>
+        </w:rPr>
+        <w:t xml:space="preserve">, temel bir sınıflandırma modelinden klinik riskleri dikkate alan bir karar destek sistemine evrilmiştir. V1–V2 sürümleri </w:t>
+      </w:r>
+      <w:proofErr w:type="spellStart"/>
+      <w:r>
+        <w:rPr>
+          <w:sz w:val="24"/>
+        </w:rPr>
+        <w:t>baseline</w:t>
+      </w:r>
+      <w:proofErr w:type="spellEnd"/>
+      <w:r>
+        <w:rPr>
+          <w:sz w:val="24"/>
+        </w:rPr>
+        <w:t xml:space="preserve"> yapıyı oluştururken, V3 ile biyokimyasal öznitelikler eklenmiş, V4–V5 ile </w:t>
+      </w:r>
+      <w:proofErr w:type="spellStart"/>
+      <w:r>
+        <w:rPr>
+          <w:sz w:val="24"/>
+        </w:rPr>
+        <w:t>stacking</w:t>
+      </w:r>
+      <w:proofErr w:type="spellEnd"/>
+      <w:r>
+        <w:rPr>
+          <w:sz w:val="24"/>
+        </w:rPr>
+        <w:t xml:space="preserve"> mimarisi entegre edilmiştir. V6 ile veri sızıntısı (data </w:t>
+      </w:r>
+      <w:proofErr w:type="spellStart"/>
+      <w:r>
+        <w:rPr>
+          <w:sz w:val="24"/>
+        </w:rPr>
+        <w:t>leakage</w:t>
+      </w:r>
+      <w:proofErr w:type="spellEnd"/>
+      <w:r>
+        <w:rPr>
+          <w:sz w:val="24"/>
+        </w:rPr>
+        <w:t xml:space="preserve">) giderilerek metodolojik güvenilirlik artırılmış, V7–V8 ile </w:t>
+      </w:r>
+      <w:proofErr w:type="spellStart"/>
+      <w:r>
+        <w:rPr>
+          <w:sz w:val="24"/>
+        </w:rPr>
+        <w:t>hiperparametre</w:t>
+      </w:r>
+      <w:proofErr w:type="spellEnd"/>
+      <w:r>
+        <w:rPr>
+          <w:sz w:val="24"/>
+        </w:rPr>
+        <w:t xml:space="preserve"> optimizasyonu ve dengeleme stratejileriyle performans güçlendirilmiştir. Nihai V9(L) modeli ise </w:t>
+      </w:r>
+      <w:proofErr w:type="spellStart"/>
+      <w:r>
+        <w:rPr>
+          <w:sz w:val="24"/>
+        </w:rPr>
+        <w:t>leak-free</w:t>
+      </w:r>
+      <w:proofErr w:type="spellEnd"/>
+      <w:r>
+        <w:rPr>
+          <w:sz w:val="24"/>
+        </w:rPr>
+        <w:t xml:space="preserve"> </w:t>
+      </w:r>
+      <w:proofErr w:type="spellStart"/>
+      <w:r>
+        <w:rPr>
+          <w:sz w:val="24"/>
+        </w:rPr>
+        <w:t>pipeline</w:t>
+      </w:r>
+      <w:proofErr w:type="spellEnd"/>
+      <w:r>
+        <w:rPr>
+          <w:sz w:val="24"/>
+        </w:rPr>
+        <w:t xml:space="preserve"> ve FN risk bayrakları ile klinik açıdan daha güvenli bir karar yapısı sunmuştur</w:t>
       </w:r>
       <w:r>
         <w:rPr>
@@ -10743,7 +12829,7 @@
     </w:p>
     <w:p>
       <w:pPr>
-        <w:pStyle w:val="Balk2"/>
+        <w:pStyle w:val="Heading2"/>
         <w:spacing w:line="276" w:lineRule="auto"/>
         <w:jc w:val="both"/>
         <w:rPr>
@@ -10792,13 +12878,43 @@
         <w:rPr>
           <w:sz w:val="24"/>
         </w:rPr>
-        <w:t>Model performansı, veri alt gruplarının biyolojik özelliklerine ve sınıf dengesizliklerine göre değişim göstermektedir. AlgoMed V9(L) mimarisi, zorlayıcı gruplarda dahi klinik güvenliği önceleyen bir strateji izlemiştir.</w:t>
-      </w:r>
-      <w:r>
-        <w:rPr>
-          <w:sz w:val="24"/>
-        </w:rPr>
-        <w:t>CFTR ve KANSER gruplarında yüksek ayrıştırma başarısı elde edilirken, PAH grubunda sınıf heterojenliği nedeniyle performans düşmüştür.</w:t>
+        <w:t xml:space="preserve">Model performansı, veri alt gruplarının biyolojik özelliklerine ve sınıf dengesizliklerine göre değişim göstermektedir. </w:t>
+      </w:r>
+      <w:proofErr w:type="spellStart"/>
+      <w:r>
+        <w:rPr>
+          <w:sz w:val="24"/>
+        </w:rPr>
+        <w:t>AlgoMed</w:t>
+      </w:r>
+      <w:proofErr w:type="spellEnd"/>
+      <w:r>
+        <w:rPr>
+          <w:sz w:val="24"/>
+        </w:rPr>
+        <w:t xml:space="preserve"> V9(L) mimarisi, zorlayıcı gruplarda dahi klinik güvenliği önceleyen bir strateji </w:t>
+      </w:r>
+      <w:proofErr w:type="spellStart"/>
+      <w:proofErr w:type="gramStart"/>
+      <w:r>
+        <w:rPr>
+          <w:sz w:val="24"/>
+        </w:rPr>
+        <w:t>izlemiştir.</w:t>
+      </w:r>
+      <w:r>
+        <w:rPr>
+          <w:sz w:val="24"/>
+        </w:rPr>
+        <w:t>CFTR</w:t>
+      </w:r>
+      <w:proofErr w:type="spellEnd"/>
+      <w:proofErr w:type="gramEnd"/>
+      <w:r>
+        <w:rPr>
+          <w:sz w:val="24"/>
+        </w:rPr>
+        <w:t xml:space="preserve"> ve KANSER gruplarında yüksek ayrıştırma başarısı elde edilirken, PAH grubunda sınıf heterojenliği nedeniyle performans düşmüştür.</w:t>
       </w:r>
     </w:p>
     <w:p>
@@ -10816,7 +12932,35 @@
         <w:rPr>
           <w:sz w:val="24"/>
         </w:rPr>
-        <w:t>En kritik hata türü olan False Negative (FN) sayısı 64 seviyesine indirilmiştir. Bu durum, klinik açıdan hastalık kaçırma riskinin azaltıldığını göstermektedir. Ancak bu iyileştirme Yalancı Pozitif oranında kısmi artışa yol açmıştır; bu, klinik önceliklendirme gereği bilinçli bir tercihtir.</w:t>
+        <w:t xml:space="preserve">En kritik hata türü olan </w:t>
+      </w:r>
+      <w:proofErr w:type="spellStart"/>
+      <w:r>
+        <w:rPr>
+          <w:sz w:val="24"/>
+        </w:rPr>
+        <w:t>False</w:t>
+      </w:r>
+      <w:proofErr w:type="spellEnd"/>
+      <w:r>
+        <w:rPr>
+          <w:sz w:val="24"/>
+        </w:rPr>
+        <w:t xml:space="preserve"> </w:t>
+      </w:r>
+      <w:proofErr w:type="spellStart"/>
+      <w:r>
+        <w:rPr>
+          <w:sz w:val="24"/>
+        </w:rPr>
+        <w:t>Negative</w:t>
+      </w:r>
+      <w:proofErr w:type="spellEnd"/>
+      <w:r>
+        <w:rPr>
+          <w:sz w:val="24"/>
+        </w:rPr>
+        <w:t xml:space="preserve"> (FN) sayısı 64 seviyesine indirilmiştir. Bu durum, klinik açıdan hastalık kaçırma riskinin azaltıldığını göstermektedir. Ancak bu iyileştirme Yalancı Pozitif oranında kısmi artışa yol açmıştır; bu, klinik önceliklendirme gereği bilinçli bir tercihtir.</w:t>
       </w:r>
     </w:p>
     <w:p>
@@ -10834,12 +12978,26 @@
         <w:rPr>
           <w:sz w:val="24"/>
         </w:rPr>
-        <w:t>Öznitelik analizi sonucunda biyokimyasal değişkenler en yorumlanabilir katkıyı sağlarken, eksiklik göstergeleri modelin veri kaybını sinyale dönüştürerek performansa katkı sağlamıştır. Buna karşılık EK türev değişkenlerin yorumlanabilirliği düşüktür.</w:t>
+        <w:t xml:space="preserve">Öznitelik analizi sonucunda biyokimyasal değişkenler en yorumlanabilir katkıyı sağlarken, eksiklik göstergeleri modelin veri kaybını sinyale dönüştürerek performansa katkı sağlamıştır. Buna karşılık EK türev değişkenlerin </w:t>
+      </w:r>
+      <w:proofErr w:type="spellStart"/>
+      <w:r>
+        <w:rPr>
+          <w:sz w:val="24"/>
+        </w:rPr>
+        <w:t>yorumlanabilirliği</w:t>
+      </w:r>
+      <w:proofErr w:type="spellEnd"/>
+      <w:r>
+        <w:rPr>
+          <w:sz w:val="24"/>
+        </w:rPr>
+        <w:t xml:space="preserve"> düşüktür.</w:t>
       </w:r>
     </w:p>
     <w:p>
       <w:pPr>
-        <w:pStyle w:val="Balk2"/>
+        <w:pStyle w:val="Heading2"/>
         <w:spacing w:line="276" w:lineRule="auto"/>
         <w:jc w:val="both"/>
         <w:rPr>
@@ -10874,12 +13032,117 @@
           <w:sz w:val="24"/>
         </w:rPr>
       </w:pPr>
+      <w:proofErr w:type="spellStart"/>
       <w:r>
         <w:rPr>
           <w:color w:val="000000" w:themeColor="text1"/>
           <w:sz w:val="24"/>
         </w:rPr>
-        <w:t>AlgoMed, klasik SIFT/PolyPhen tabanlı yöntemlerin ötesine geçerek ensemble ve derin öğrenme yaklaşımlarını biyokimyasal özellik mühendisliği ile birleştirmiştir. REVEL ve CADD gibi ensemble modeller yüksek performans sağlasa da dış anotasyon bağımlılığı yüksektir. AlphaMissense ve ESM gibi modeller güçlü genellenebilirlik sunarken açıklanabilirlik sınırlıdır.</w:t>
+        <w:t>AlgoMed</w:t>
+      </w:r>
+      <w:proofErr w:type="spellEnd"/>
+      <w:r>
+        <w:rPr>
+          <w:color w:val="000000" w:themeColor="text1"/>
+          <w:sz w:val="24"/>
+        </w:rPr>
+        <w:t>, klasik SIFT/</w:t>
+      </w:r>
+      <w:proofErr w:type="spellStart"/>
+      <w:r>
+        <w:rPr>
+          <w:color w:val="000000" w:themeColor="text1"/>
+          <w:sz w:val="24"/>
+        </w:rPr>
+        <w:t>PolyPhen</w:t>
+      </w:r>
+      <w:proofErr w:type="spellEnd"/>
+      <w:r>
+        <w:rPr>
+          <w:color w:val="000000" w:themeColor="text1"/>
+          <w:sz w:val="24"/>
+        </w:rPr>
+        <w:t xml:space="preserve"> tabanlı yöntemlerin ötesine geçerek </w:t>
+      </w:r>
+      <w:proofErr w:type="spellStart"/>
+      <w:r>
+        <w:rPr>
+          <w:color w:val="000000" w:themeColor="text1"/>
+          <w:sz w:val="24"/>
+        </w:rPr>
+        <w:t>ensemble</w:t>
+      </w:r>
+      <w:proofErr w:type="spellEnd"/>
+      <w:r>
+        <w:rPr>
+          <w:color w:val="000000" w:themeColor="text1"/>
+          <w:sz w:val="24"/>
+        </w:rPr>
+        <w:t xml:space="preserve"> ve derin öğrenme yaklaşımlarını biyokimyasal özellik mühendisliği ile birleştirmiştir. REVEL ve CADD gibi </w:t>
+      </w:r>
+      <w:proofErr w:type="spellStart"/>
+      <w:r>
+        <w:rPr>
+          <w:color w:val="000000" w:themeColor="text1"/>
+          <w:sz w:val="24"/>
+        </w:rPr>
+        <w:t>ensemble</w:t>
+      </w:r>
+      <w:proofErr w:type="spellEnd"/>
+      <w:r>
+        <w:rPr>
+          <w:color w:val="000000" w:themeColor="text1"/>
+          <w:sz w:val="24"/>
+        </w:rPr>
+        <w:t xml:space="preserve"> modeller yüksek performans sağlasa da dış </w:t>
+      </w:r>
+      <w:proofErr w:type="spellStart"/>
+      <w:r>
+        <w:rPr>
+          <w:color w:val="000000" w:themeColor="text1"/>
+          <w:sz w:val="24"/>
+        </w:rPr>
+        <w:t>anotasyon</w:t>
+      </w:r>
+      <w:proofErr w:type="spellEnd"/>
+      <w:r>
+        <w:rPr>
+          <w:color w:val="000000" w:themeColor="text1"/>
+          <w:sz w:val="24"/>
+        </w:rPr>
+        <w:t xml:space="preserve"> bağımlılığı yüksektir. </w:t>
+      </w:r>
+      <w:proofErr w:type="spellStart"/>
+      <w:r>
+        <w:rPr>
+          <w:color w:val="000000" w:themeColor="text1"/>
+          <w:sz w:val="24"/>
+        </w:rPr>
+        <w:t>AlphaMissense</w:t>
+      </w:r>
+      <w:proofErr w:type="spellEnd"/>
+      <w:r>
+        <w:rPr>
+          <w:color w:val="000000" w:themeColor="text1"/>
+          <w:sz w:val="24"/>
+        </w:rPr>
+        <w:t xml:space="preserve"> ve ESM gibi modeller güçlü genellenebilirlik sunarken </w:t>
+      </w:r>
+      <w:proofErr w:type="spellStart"/>
+      <w:r>
+        <w:rPr>
+          <w:color w:val="000000" w:themeColor="text1"/>
+          <w:sz w:val="24"/>
+        </w:rPr>
+        <w:t>açıklanabilirlik</w:t>
+      </w:r>
+      <w:proofErr w:type="spellEnd"/>
+      <w:r>
+        <w:rPr>
+          <w:color w:val="000000" w:themeColor="text1"/>
+          <w:sz w:val="24"/>
+        </w:rPr>
+        <w:t xml:space="preserve"> sınırlıdır.</w:t>
       </w:r>
     </w:p>
     <w:p>
@@ -10891,12 +13154,37 @@
           <w:sz w:val="24"/>
         </w:rPr>
       </w:pPr>
+      <w:proofErr w:type="spellStart"/>
       <w:r>
         <w:rPr>
           <w:color w:val="000000" w:themeColor="text1"/>
           <w:sz w:val="24"/>
         </w:rPr>
-        <w:t>AlgoMed ise bu iki yaklaşım arasında konumlanarak hem açıklanabilirlik (SHAP) hem de sızdırmaz veri işleme hattı ile klinik uygulanabilirliği artırmayı hedeflemektedir.</w:t>
+        <w:t>AlgoMed</w:t>
+      </w:r>
+      <w:proofErr w:type="spellEnd"/>
+      <w:r>
+        <w:rPr>
+          <w:color w:val="000000" w:themeColor="text1"/>
+          <w:sz w:val="24"/>
+        </w:rPr>
+        <w:t xml:space="preserve"> ise bu iki yaklaşım arasında konumlanarak hem </w:t>
+      </w:r>
+      <w:proofErr w:type="spellStart"/>
+      <w:r>
+        <w:rPr>
+          <w:color w:val="000000" w:themeColor="text1"/>
+          <w:sz w:val="24"/>
+        </w:rPr>
+        <w:t>açıklanabilirlik</w:t>
+      </w:r>
+      <w:proofErr w:type="spellEnd"/>
+      <w:r>
+        <w:rPr>
+          <w:color w:val="000000" w:themeColor="text1"/>
+          <w:sz w:val="24"/>
+        </w:rPr>
+        <w:t xml:space="preserve"> (SHAP) hem de sızdırmaz veri işleme hattı ile klinik uygulanabilirliği artırmayı hedeflemektedir.</w:t>
       </w:r>
     </w:p>
     <w:p>
@@ -10946,7 +13234,7 @@
     </w:p>
     <w:p>
       <w:pPr>
-        <w:pStyle w:val="ListeParagraf"/>
+        <w:pStyle w:val="ListParagraph"/>
         <w:numPr>
           <w:ilvl w:val="0"/>
           <w:numId w:val="35"/>
@@ -10974,7 +13262,7 @@
     </w:p>
     <w:p>
       <w:pPr>
-        <w:pStyle w:val="ListeParagraf"/>
+        <w:pStyle w:val="ListParagraph"/>
         <w:numPr>
           <w:ilvl w:val="0"/>
           <w:numId w:val="35"/>
@@ -10985,24 +13273,62 @@
           <w:sz w:val="24"/>
         </w:rPr>
       </w:pPr>
+      <w:proofErr w:type="spellStart"/>
       <w:r>
         <w:rPr>
           <w:b/>
           <w:bCs/>
           <w:sz w:val="24"/>
         </w:rPr>
-        <w:t>Overfitting Kontrolü:</w:t>
-      </w:r>
-      <w:r>
-        <w:rPr>
-          <w:sz w:val="24"/>
-        </w:rPr>
-        <w:t xml:space="preserve"> Nadir mutasyonlarda aşırı öğrenmeyi önlemek için Optuna arama uzayında L1/L2 regülarizasyon bariyerleri en sıkı değerlerde sabitlenmiştir.</w:t>
+        <w:t>Overfitting</w:t>
+      </w:r>
+      <w:proofErr w:type="spellEnd"/>
+      <w:r>
+        <w:rPr>
+          <w:b/>
+          <w:bCs/>
+          <w:sz w:val="24"/>
+        </w:rPr>
+        <w:t xml:space="preserve"> Kontrolü:</w:t>
+      </w:r>
+      <w:r>
+        <w:rPr>
+          <w:sz w:val="24"/>
+        </w:rPr>
+        <w:t xml:space="preserve"> Nadir mutasyonlarda aşırı öğrenmeyi önlemek için </w:t>
+      </w:r>
+      <w:proofErr w:type="spellStart"/>
+      <w:r>
+        <w:rPr>
+          <w:sz w:val="24"/>
+        </w:rPr>
+        <w:t>Optuna</w:t>
+      </w:r>
+      <w:proofErr w:type="spellEnd"/>
+      <w:r>
+        <w:rPr>
+          <w:sz w:val="24"/>
+        </w:rPr>
+        <w:t xml:space="preserve"> arama uzayında L1/L2 </w:t>
+      </w:r>
+      <w:proofErr w:type="spellStart"/>
+      <w:r>
+        <w:rPr>
+          <w:sz w:val="24"/>
+        </w:rPr>
+        <w:t>regülarizasyon</w:t>
+      </w:r>
+      <w:proofErr w:type="spellEnd"/>
+      <w:r>
+        <w:rPr>
+          <w:sz w:val="24"/>
+        </w:rPr>
+        <w:t xml:space="preserve"> bariyerleri en sıkı değerlerde sabitlenmiştir.</w:t>
       </w:r>
     </w:p>
     <w:p>
       <w:pPr>
-        <w:pStyle w:val="ListeParagraf"/>
+        <w:pStyle w:val="ListParagraph"/>
         <w:numPr>
           <w:ilvl w:val="0"/>
           <w:numId w:val="35"/>
@@ -11031,7 +13357,7 @@
     </w:p>
     <w:p>
       <w:pPr>
-        <w:pStyle w:val="Balk2"/>
+        <w:pStyle w:val="Heading2"/>
         <w:spacing w:line="276" w:lineRule="auto"/>
         <w:jc w:val="both"/>
         <w:rPr>
@@ -11065,16 +13391,38 @@
           <w:sz w:val="24"/>
         </w:rPr>
       </w:pPr>
-      <w:r>
-        <w:rPr>
-          <w:sz w:val="24"/>
-        </w:rPr>
-        <w:t>AlgoMed sistemi, missense varyant patojenite tahmininde şu üç temel kazanımı somutlaştırmıştır:</w:t>
+      <w:proofErr w:type="spellStart"/>
+      <w:r>
+        <w:rPr>
+          <w:sz w:val="24"/>
+        </w:rPr>
+        <w:t>AlgoMed</w:t>
+      </w:r>
+      <w:proofErr w:type="spellEnd"/>
+      <w:r>
+        <w:rPr>
+          <w:sz w:val="24"/>
+        </w:rPr>
+        <w:t xml:space="preserve"> sistemi, </w:t>
+      </w:r>
+      <w:proofErr w:type="spellStart"/>
+      <w:r>
+        <w:rPr>
+          <w:sz w:val="24"/>
+        </w:rPr>
+        <w:t>missense</w:t>
+      </w:r>
+      <w:proofErr w:type="spellEnd"/>
+      <w:r>
+        <w:rPr>
+          <w:sz w:val="24"/>
+        </w:rPr>
+        <w:t xml:space="preserve"> varyant patojenite tahmininde şu üç temel kazanımı somutlaştırmıştır:</w:t>
       </w:r>
     </w:p>
     <w:p>
       <w:pPr>
-        <w:pStyle w:val="ListeParagraf"/>
+        <w:pStyle w:val="ListParagraph"/>
         <w:numPr>
           <w:ilvl w:val="0"/>
           <w:numId w:val="36"/>
@@ -11097,12 +13445,40 @@
         <w:rPr>
           <w:sz w:val="24"/>
         </w:rPr>
-        <w:t xml:space="preserve"> Dinamik eşik optimizasyonuyla, hayati risk taşıyan False Negative (FN) hataları minimize edilmiştir.</w:t>
+        <w:t xml:space="preserve"> Dinamik eşik optimizasyonuyla, hayati risk taşıyan </w:t>
+      </w:r>
+      <w:proofErr w:type="spellStart"/>
+      <w:r>
+        <w:rPr>
+          <w:sz w:val="24"/>
+        </w:rPr>
+        <w:t>False</w:t>
+      </w:r>
+      <w:proofErr w:type="spellEnd"/>
+      <w:r>
+        <w:rPr>
+          <w:sz w:val="24"/>
+        </w:rPr>
+        <w:t xml:space="preserve"> </w:t>
+      </w:r>
+      <w:proofErr w:type="spellStart"/>
+      <w:r>
+        <w:rPr>
+          <w:sz w:val="24"/>
+        </w:rPr>
+        <w:t>Negative</w:t>
+      </w:r>
+      <w:proofErr w:type="spellEnd"/>
+      <w:r>
+        <w:rPr>
+          <w:sz w:val="24"/>
+        </w:rPr>
+        <w:t xml:space="preserve"> (FN) hataları minimize edilmiştir.</w:t>
       </w:r>
     </w:p>
     <w:p>
       <w:pPr>
-        <w:pStyle w:val="ListeParagraf"/>
+        <w:pStyle w:val="ListParagraph"/>
         <w:numPr>
           <w:ilvl w:val="0"/>
           <w:numId w:val="36"/>
@@ -11125,12 +13501,26 @@
         <w:rPr>
           <w:sz w:val="24"/>
         </w:rPr>
-        <w:t xml:space="preserve"> İleri seviye öznitelik mühendisliği, biyokimyasal gerçekliklerle (SHAP destekli) hibritleştirilmiştir.</w:t>
+        <w:t xml:space="preserve"> İleri seviye öznitelik mühendisliği, biyokimyasal gerçekliklerle (SHAP destekli) </w:t>
+      </w:r>
+      <w:proofErr w:type="spellStart"/>
+      <w:r>
+        <w:rPr>
+          <w:sz w:val="24"/>
+        </w:rPr>
+        <w:t>hibritleştirilmiştir</w:t>
+      </w:r>
+      <w:proofErr w:type="spellEnd"/>
+      <w:r>
+        <w:rPr>
+          <w:sz w:val="24"/>
+        </w:rPr>
+        <w:t>.</w:t>
       </w:r>
     </w:p>
     <w:p>
       <w:pPr>
-        <w:pStyle w:val="ListeParagraf"/>
+        <w:pStyle w:val="ListParagraph"/>
         <w:numPr>
           <w:ilvl w:val="0"/>
           <w:numId w:val="36"/>
@@ -11153,7 +13543,21 @@
         <w:rPr>
           <w:sz w:val="24"/>
         </w:rPr>
-        <w:t xml:space="preserve"> Veri sızıntısından arındırılmış, klinik standartlara uyumlu ve yüksek genellenebilirlik kapasitesine sahip sızdırmaz bir pipeline inşa edilmiştir.</w:t>
+        <w:t xml:space="preserve"> Veri sızıntısından arındırılmış, klinik standartlara uyumlu ve yüksek genellenebilirlik kapasitesine sahip sızdırmaz bir </w:t>
+      </w:r>
+      <w:proofErr w:type="spellStart"/>
+      <w:r>
+        <w:rPr>
+          <w:sz w:val="24"/>
+        </w:rPr>
+        <w:t>pipeline</w:t>
+      </w:r>
+      <w:proofErr w:type="spellEnd"/>
+      <w:r>
+        <w:rPr>
+          <w:sz w:val="24"/>
+        </w:rPr>
+        <w:t xml:space="preserve"> inşa edilmiştir.</w:t>
       </w:r>
     </w:p>
     <w:p>
@@ -11168,12 +13572,40 @@
         <w:rPr>
           <w:sz w:val="24"/>
         </w:rPr>
-        <w:t>Genel olarak AlgoMed, literatürdeki ensemble ve derin öğrenme tabanlı yöntemlerle karşılaştırıldığında, yalnızca performans odaklı değil aynı zamanda klinik uygulanabilirliği hedefleyen hibrit bir yaklaşım olarak konumlanmaktadır.</w:t>
+        <w:t xml:space="preserve">Genel olarak </w:t>
+      </w:r>
+      <w:proofErr w:type="spellStart"/>
+      <w:r>
+        <w:rPr>
+          <w:sz w:val="24"/>
+        </w:rPr>
+        <w:t>AlgoMed</w:t>
+      </w:r>
+      <w:proofErr w:type="spellEnd"/>
+      <w:r>
+        <w:rPr>
+          <w:sz w:val="24"/>
+        </w:rPr>
+        <w:t xml:space="preserve">, literatürdeki </w:t>
+      </w:r>
+      <w:proofErr w:type="spellStart"/>
+      <w:r>
+        <w:rPr>
+          <w:sz w:val="24"/>
+        </w:rPr>
+        <w:t>ensemble</w:t>
+      </w:r>
+      <w:proofErr w:type="spellEnd"/>
+      <w:r>
+        <w:rPr>
+          <w:sz w:val="24"/>
+        </w:rPr>
+        <w:t xml:space="preserve"> ve derin öğrenme tabanlı yöntemlerle karşılaştırıldığında, yalnızca performans odaklı değil aynı zamanda klinik uygulanabilirliği hedefleyen hibrit bir yaklaşım olarak konumlanmaktadır.</w:t>
       </w:r>
     </w:p>
     <w:p>
       <w:pPr>
-        <w:pStyle w:val="Balk1"/>
+        <w:pStyle w:val="Heading1"/>
         <w:spacing w:line="276" w:lineRule="auto"/>
         <w:jc w:val="both"/>
         <w:rPr>
@@ -11233,7 +13665,161 @@
         <w:rPr>
           <w:sz w:val="24"/>
         </w:rPr>
-        <w:t>[1] M. Landrum et al., "ClinVar: Public archive of interpretations of clinically relevant variants," Nucleic Acids Res., 2016.</w:t>
+        <w:t xml:space="preserve">[1] M. </w:t>
+      </w:r>
+      <w:proofErr w:type="spellStart"/>
+      <w:r>
+        <w:rPr>
+          <w:sz w:val="24"/>
+        </w:rPr>
+        <w:t>Landrum</w:t>
+      </w:r>
+      <w:proofErr w:type="spellEnd"/>
+      <w:r>
+        <w:rPr>
+          <w:sz w:val="24"/>
+        </w:rPr>
+        <w:t xml:space="preserve"> et al., "</w:t>
+      </w:r>
+      <w:proofErr w:type="spellStart"/>
+      <w:r>
+        <w:rPr>
+          <w:sz w:val="24"/>
+        </w:rPr>
+        <w:t>ClinVar</w:t>
+      </w:r>
+      <w:proofErr w:type="spellEnd"/>
+      <w:r>
+        <w:rPr>
+          <w:sz w:val="24"/>
+        </w:rPr>
+        <w:t xml:space="preserve">: </w:t>
+      </w:r>
+      <w:proofErr w:type="spellStart"/>
+      <w:r>
+        <w:rPr>
+          <w:sz w:val="24"/>
+        </w:rPr>
+        <w:t>Public</w:t>
+      </w:r>
+      <w:proofErr w:type="spellEnd"/>
+      <w:r>
+        <w:rPr>
+          <w:sz w:val="24"/>
+        </w:rPr>
+        <w:t xml:space="preserve"> </w:t>
+      </w:r>
+      <w:proofErr w:type="spellStart"/>
+      <w:r>
+        <w:rPr>
+          <w:sz w:val="24"/>
+        </w:rPr>
+        <w:t>archive</w:t>
+      </w:r>
+      <w:proofErr w:type="spellEnd"/>
+      <w:r>
+        <w:rPr>
+          <w:sz w:val="24"/>
+        </w:rPr>
+        <w:t xml:space="preserve"> of </w:t>
+      </w:r>
+      <w:proofErr w:type="spellStart"/>
+      <w:r>
+        <w:rPr>
+          <w:sz w:val="24"/>
+        </w:rPr>
+        <w:t>interpretations</w:t>
+      </w:r>
+      <w:proofErr w:type="spellEnd"/>
+      <w:r>
+        <w:rPr>
+          <w:sz w:val="24"/>
+        </w:rPr>
+        <w:t xml:space="preserve"> of </w:t>
+      </w:r>
+      <w:proofErr w:type="spellStart"/>
+      <w:r>
+        <w:rPr>
+          <w:sz w:val="24"/>
+        </w:rPr>
+        <w:t>clinically</w:t>
+      </w:r>
+      <w:proofErr w:type="spellEnd"/>
+      <w:r>
+        <w:rPr>
+          <w:sz w:val="24"/>
+        </w:rPr>
+        <w:t xml:space="preserve"> </w:t>
+      </w:r>
+      <w:proofErr w:type="spellStart"/>
+      <w:r>
+        <w:rPr>
+          <w:sz w:val="24"/>
+        </w:rPr>
+        <w:t>relevant</w:t>
+      </w:r>
+      <w:proofErr w:type="spellEnd"/>
+      <w:r>
+        <w:rPr>
+          <w:sz w:val="24"/>
+        </w:rPr>
+        <w:t xml:space="preserve"> </w:t>
+      </w:r>
+      <w:proofErr w:type="spellStart"/>
+      <w:r>
+        <w:rPr>
+          <w:sz w:val="24"/>
+        </w:rPr>
+        <w:t>variants</w:t>
+      </w:r>
+      <w:proofErr w:type="spellEnd"/>
+      <w:r>
+        <w:rPr>
+          <w:sz w:val="24"/>
+        </w:rPr>
+        <w:t xml:space="preserve">," </w:t>
+      </w:r>
+      <w:proofErr w:type="spellStart"/>
+      <w:r>
+        <w:rPr>
+          <w:sz w:val="24"/>
+        </w:rPr>
+        <w:t>Nucleic</w:t>
+      </w:r>
+      <w:proofErr w:type="spellEnd"/>
+      <w:r>
+        <w:rPr>
+          <w:sz w:val="24"/>
+        </w:rPr>
+        <w:t xml:space="preserve"> </w:t>
+      </w:r>
+      <w:proofErr w:type="spellStart"/>
+      <w:r>
+        <w:rPr>
+          <w:sz w:val="24"/>
+        </w:rPr>
+        <w:t>Acids</w:t>
+      </w:r>
+      <w:proofErr w:type="spellEnd"/>
+      <w:r>
+        <w:rPr>
+          <w:sz w:val="24"/>
+        </w:rPr>
+        <w:t xml:space="preserve"> </w:t>
+      </w:r>
+      <w:proofErr w:type="spellStart"/>
+      <w:r>
+        <w:rPr>
+          <w:sz w:val="24"/>
+        </w:rPr>
+        <w:t>Res</w:t>
+      </w:r>
+      <w:proofErr w:type="spellEnd"/>
+      <w:r>
+        <w:rPr>
+          <w:sz w:val="24"/>
+        </w:rPr>
+        <w:t>., 2016.</w:t>
       </w:r>
     </w:p>
     <w:p>
@@ -11248,7 +13834,105 @@
         <w:rPr>
           <w:sz w:val="24"/>
         </w:rPr>
-        <w:t>[2] S. Richards et al., "ACMG/AMP guidelines for interpretation of sequence variants," Genet. Med., 2015.</w:t>
+        <w:t xml:space="preserve">[2] S. Richards et al., "ACMG/AMP </w:t>
+      </w:r>
+      <w:proofErr w:type="spellStart"/>
+      <w:r>
+        <w:rPr>
+          <w:sz w:val="24"/>
+        </w:rPr>
+        <w:t>guidelines</w:t>
+      </w:r>
+      <w:proofErr w:type="spellEnd"/>
+      <w:r>
+        <w:rPr>
+          <w:sz w:val="24"/>
+        </w:rPr>
+        <w:t xml:space="preserve"> </w:t>
+      </w:r>
+      <w:proofErr w:type="spellStart"/>
+      <w:r>
+        <w:rPr>
+          <w:sz w:val="24"/>
+        </w:rPr>
+        <w:t>for</w:t>
+      </w:r>
+      <w:proofErr w:type="spellEnd"/>
+      <w:r>
+        <w:rPr>
+          <w:sz w:val="24"/>
+        </w:rPr>
+        <w:t xml:space="preserve"> </w:t>
+      </w:r>
+      <w:proofErr w:type="spellStart"/>
+      <w:r>
+        <w:rPr>
+          <w:sz w:val="24"/>
+        </w:rPr>
+        <w:t>interpretation</w:t>
+      </w:r>
+      <w:proofErr w:type="spellEnd"/>
+      <w:r>
+        <w:rPr>
+          <w:sz w:val="24"/>
+        </w:rPr>
+        <w:t xml:space="preserve"> of </w:t>
+      </w:r>
+      <w:proofErr w:type="spellStart"/>
+      <w:r>
+        <w:rPr>
+          <w:sz w:val="24"/>
+        </w:rPr>
+        <w:t>sequence</w:t>
+      </w:r>
+      <w:proofErr w:type="spellEnd"/>
+      <w:r>
+        <w:rPr>
+          <w:sz w:val="24"/>
+        </w:rPr>
+        <w:t xml:space="preserve"> </w:t>
+      </w:r>
+      <w:proofErr w:type="spellStart"/>
+      <w:r>
+        <w:rPr>
+          <w:sz w:val="24"/>
+        </w:rPr>
+        <w:t>variants</w:t>
+      </w:r>
+      <w:proofErr w:type="spellEnd"/>
+      <w:r>
+        <w:rPr>
+          <w:sz w:val="24"/>
+        </w:rPr>
+        <w:t xml:space="preserve">," </w:t>
+      </w:r>
+      <w:proofErr w:type="spellStart"/>
+      <w:r>
+        <w:rPr>
+          <w:sz w:val="24"/>
+        </w:rPr>
+        <w:t>Genet</w:t>
+      </w:r>
+      <w:proofErr w:type="spellEnd"/>
+      <w:r>
+        <w:rPr>
+          <w:sz w:val="24"/>
+        </w:rPr>
+        <w:t xml:space="preserve">. </w:t>
+      </w:r>
+      <w:proofErr w:type="spellStart"/>
+      <w:r>
+        <w:rPr>
+          <w:sz w:val="24"/>
+        </w:rPr>
+        <w:t>Med</w:t>
+      </w:r>
+      <w:proofErr w:type="spellEnd"/>
+      <w:r>
+        <w:rPr>
+          <w:sz w:val="24"/>
+        </w:rPr>
+        <w:t>., 2015.</w:t>
       </w:r>
     </w:p>
     <w:p>
@@ -11263,7 +13947,49 @@
         <w:rPr>
           <w:sz w:val="24"/>
         </w:rPr>
-        <w:t>[3] X. Liu et al., "dbNSFP v4," Bioinformatics, 2020</w:t>
+        <w:t xml:space="preserve">[3] X. </w:t>
+      </w:r>
+      <w:proofErr w:type="spellStart"/>
+      <w:r>
+        <w:rPr>
+          <w:sz w:val="24"/>
+        </w:rPr>
+        <w:t>Liu</w:t>
+      </w:r>
+      <w:proofErr w:type="spellEnd"/>
+      <w:r>
+        <w:rPr>
+          <w:sz w:val="24"/>
+        </w:rPr>
+        <w:t xml:space="preserve"> et al., "</w:t>
+      </w:r>
+      <w:proofErr w:type="spellStart"/>
+      <w:r>
+        <w:rPr>
+          <w:sz w:val="24"/>
+        </w:rPr>
+        <w:t>dbNSFP</w:t>
+      </w:r>
+      <w:proofErr w:type="spellEnd"/>
+      <w:r>
+        <w:rPr>
+          <w:sz w:val="24"/>
+        </w:rPr>
+        <w:t xml:space="preserve"> v4," </w:t>
+      </w:r>
+      <w:proofErr w:type="spellStart"/>
+      <w:r>
+        <w:rPr>
+          <w:sz w:val="24"/>
+        </w:rPr>
+        <w:t>Bioinformatics</w:t>
+      </w:r>
+      <w:proofErr w:type="spellEnd"/>
+      <w:r>
+        <w:rPr>
+          <w:sz w:val="24"/>
+        </w:rPr>
+        <w:t>, 2020</w:t>
       </w:r>
     </w:p>
     <w:p>
@@ -11278,7 +14004,119 @@
         <w:rPr>
           <w:sz w:val="24"/>
         </w:rPr>
-        <w:t>[4] J. Davis and M. Goadrich, "The relationship between Precision-Recall and ROC curves," ICML, 2006.</w:t>
+        <w:t xml:space="preserve">[4] J. Davis </w:t>
+      </w:r>
+      <w:proofErr w:type="spellStart"/>
+      <w:r>
+        <w:rPr>
+          <w:sz w:val="24"/>
+        </w:rPr>
+        <w:t>and</w:t>
+      </w:r>
+      <w:proofErr w:type="spellEnd"/>
+      <w:r>
+        <w:rPr>
+          <w:sz w:val="24"/>
+        </w:rPr>
+        <w:t xml:space="preserve"> M. </w:t>
+      </w:r>
+      <w:proofErr w:type="spellStart"/>
+      <w:r>
+        <w:rPr>
+          <w:sz w:val="24"/>
+        </w:rPr>
+        <w:t>Goadrich</w:t>
+      </w:r>
+      <w:proofErr w:type="spellEnd"/>
+      <w:r>
+        <w:rPr>
+          <w:sz w:val="24"/>
+        </w:rPr>
+        <w:t>, "</w:t>
+      </w:r>
+      <w:proofErr w:type="spellStart"/>
+      <w:r>
+        <w:rPr>
+          <w:sz w:val="24"/>
+        </w:rPr>
+        <w:t>The</w:t>
+      </w:r>
+      <w:proofErr w:type="spellEnd"/>
+      <w:r>
+        <w:rPr>
+          <w:sz w:val="24"/>
+        </w:rPr>
+        <w:t xml:space="preserve"> </w:t>
+      </w:r>
+      <w:proofErr w:type="spellStart"/>
+      <w:r>
+        <w:rPr>
+          <w:sz w:val="24"/>
+        </w:rPr>
+        <w:t>relationship</w:t>
+      </w:r>
+      <w:proofErr w:type="spellEnd"/>
+      <w:r>
+        <w:rPr>
+          <w:sz w:val="24"/>
+        </w:rPr>
+        <w:t xml:space="preserve"> </w:t>
+      </w:r>
+      <w:proofErr w:type="spellStart"/>
+      <w:r>
+        <w:rPr>
+          <w:sz w:val="24"/>
+        </w:rPr>
+        <w:t>between</w:t>
+      </w:r>
+      <w:proofErr w:type="spellEnd"/>
+      <w:r>
+        <w:rPr>
+          <w:sz w:val="24"/>
+        </w:rPr>
+        <w:t xml:space="preserve"> Precision-</w:t>
+      </w:r>
+      <w:proofErr w:type="spellStart"/>
+      <w:r>
+        <w:rPr>
+          <w:sz w:val="24"/>
+        </w:rPr>
+        <w:t>Recall</w:t>
+      </w:r>
+      <w:proofErr w:type="spellEnd"/>
+      <w:r>
+        <w:rPr>
+          <w:sz w:val="24"/>
+        </w:rPr>
+        <w:t xml:space="preserve"> </w:t>
+      </w:r>
+      <w:proofErr w:type="spellStart"/>
+      <w:r>
+        <w:rPr>
+          <w:sz w:val="24"/>
+        </w:rPr>
+        <w:t>and</w:t>
+      </w:r>
+      <w:proofErr w:type="spellEnd"/>
+      <w:r>
+        <w:rPr>
+          <w:sz w:val="24"/>
+        </w:rPr>
+        <w:t xml:space="preserve"> ROC </w:t>
+      </w:r>
+      <w:proofErr w:type="spellStart"/>
+      <w:r>
+        <w:rPr>
+          <w:sz w:val="24"/>
+        </w:rPr>
+        <w:t>curves</w:t>
+      </w:r>
+      <w:proofErr w:type="spellEnd"/>
+      <w:r>
+        <w:rPr>
+          <w:sz w:val="24"/>
+        </w:rPr>
+        <w:t>," ICML, 2006.</w:t>
       </w:r>
     </w:p>
     <w:p>
@@ -11293,7 +14131,119 @@
         <w:rPr>
           <w:sz w:val="24"/>
         </w:rPr>
-        <w:t>[5] D. Chicco and G. Jurman, "Advantages of MCC over F1 and accuracy," BMC Genomics, 2020.</w:t>
+        <w:t xml:space="preserve">[5] D. </w:t>
+      </w:r>
+      <w:proofErr w:type="spellStart"/>
+      <w:r>
+        <w:rPr>
+          <w:sz w:val="24"/>
+        </w:rPr>
+        <w:t>Chicco</w:t>
+      </w:r>
+      <w:proofErr w:type="spellEnd"/>
+      <w:r>
+        <w:rPr>
+          <w:sz w:val="24"/>
+        </w:rPr>
+        <w:t xml:space="preserve"> </w:t>
+      </w:r>
+      <w:proofErr w:type="spellStart"/>
+      <w:r>
+        <w:rPr>
+          <w:sz w:val="24"/>
+        </w:rPr>
+        <w:t>and</w:t>
+      </w:r>
+      <w:proofErr w:type="spellEnd"/>
+      <w:r>
+        <w:rPr>
+          <w:sz w:val="24"/>
+        </w:rPr>
+        <w:t xml:space="preserve"> G. </w:t>
+      </w:r>
+      <w:proofErr w:type="spellStart"/>
+      <w:r>
+        <w:rPr>
+          <w:sz w:val="24"/>
+        </w:rPr>
+        <w:t>Jurman</w:t>
+      </w:r>
+      <w:proofErr w:type="spellEnd"/>
+      <w:r>
+        <w:rPr>
+          <w:sz w:val="24"/>
+        </w:rPr>
+        <w:t>, "</w:t>
+      </w:r>
+      <w:proofErr w:type="spellStart"/>
+      <w:r>
+        <w:rPr>
+          <w:sz w:val="24"/>
+        </w:rPr>
+        <w:t>Advantages</w:t>
+      </w:r>
+      <w:proofErr w:type="spellEnd"/>
+      <w:r>
+        <w:rPr>
+          <w:sz w:val="24"/>
+        </w:rPr>
+        <w:t xml:space="preserve"> of MCC </w:t>
+      </w:r>
+      <w:proofErr w:type="spellStart"/>
+      <w:r>
+        <w:rPr>
+          <w:sz w:val="24"/>
+        </w:rPr>
+        <w:t>over</w:t>
+      </w:r>
+      <w:proofErr w:type="spellEnd"/>
+      <w:r>
+        <w:rPr>
+          <w:sz w:val="24"/>
+        </w:rPr>
+        <w:t xml:space="preserve"> F1 </w:t>
+      </w:r>
+      <w:proofErr w:type="spellStart"/>
+      <w:r>
+        <w:rPr>
+          <w:sz w:val="24"/>
+        </w:rPr>
+        <w:t>and</w:t>
+      </w:r>
+      <w:proofErr w:type="spellEnd"/>
+      <w:r>
+        <w:rPr>
+          <w:sz w:val="24"/>
+        </w:rPr>
+        <w:t xml:space="preserve"> </w:t>
+      </w:r>
+      <w:proofErr w:type="spellStart"/>
+      <w:r>
+        <w:rPr>
+          <w:sz w:val="24"/>
+        </w:rPr>
+        <w:t>accuracy</w:t>
+      </w:r>
+      <w:proofErr w:type="spellEnd"/>
+      <w:r>
+        <w:rPr>
+          <w:sz w:val="24"/>
+        </w:rPr>
+        <w:t xml:space="preserve">," BMC </w:t>
+      </w:r>
+      <w:proofErr w:type="spellStart"/>
+      <w:r>
+        <w:rPr>
+          <w:sz w:val="24"/>
+        </w:rPr>
+        <w:t>Genomics</w:t>
+      </w:r>
+      <w:proofErr w:type="spellEnd"/>
+      <w:r>
+        <w:rPr>
+          <w:sz w:val="24"/>
+        </w:rPr>
+        <w:t>, 2020.</w:t>
       </w:r>
     </w:p>
     <w:p>
@@ -11320,7 +14270,35 @@
         <w:rPr>
           <w:sz w:val="24"/>
         </w:rPr>
-        <w:t xml:space="preserve">] S. M. Lundberg and S.-I. Lee, </w:t>
+        <w:t xml:space="preserve">] S. M. </w:t>
+      </w:r>
+      <w:proofErr w:type="spellStart"/>
+      <w:r>
+        <w:rPr>
+          <w:sz w:val="24"/>
+        </w:rPr>
+        <w:t>Lundberg</w:t>
+      </w:r>
+      <w:proofErr w:type="spellEnd"/>
+      <w:r>
+        <w:rPr>
+          <w:sz w:val="24"/>
+        </w:rPr>
+        <w:t xml:space="preserve"> </w:t>
+      </w:r>
+      <w:proofErr w:type="spellStart"/>
+      <w:r>
+        <w:rPr>
+          <w:sz w:val="24"/>
+        </w:rPr>
+        <w:t>and</w:t>
+      </w:r>
+      <w:proofErr w:type="spellEnd"/>
+      <w:r>
+        <w:rPr>
+          <w:sz w:val="24"/>
+        </w:rPr>
+        <w:t xml:space="preserve"> S.-I. Lee, </w:t>
       </w:r>
       <w:r>
         <w:rPr>
@@ -11328,13 +14306,117 @@
           <w:iCs/>
           <w:sz w:val="24"/>
         </w:rPr>
-        <w:t>"A Unified Approach to Interpreting Model Predictions"</w:t>
-      </w:r>
-      <w:r>
-        <w:rPr>
-          <w:sz w:val="24"/>
-        </w:rPr>
-        <w:t xml:space="preserve">   NeurIPS, 2017.</w:t>
+        <w:t xml:space="preserve">"A </w:t>
+      </w:r>
+      <w:proofErr w:type="spellStart"/>
+      <w:r>
+        <w:rPr>
+          <w:i/>
+          <w:iCs/>
+          <w:sz w:val="24"/>
+        </w:rPr>
+        <w:t>Unified</w:t>
+      </w:r>
+      <w:proofErr w:type="spellEnd"/>
+      <w:r>
+        <w:rPr>
+          <w:i/>
+          <w:iCs/>
+          <w:sz w:val="24"/>
+        </w:rPr>
+        <w:t xml:space="preserve"> </w:t>
+      </w:r>
+      <w:proofErr w:type="spellStart"/>
+      <w:r>
+        <w:rPr>
+          <w:i/>
+          <w:iCs/>
+          <w:sz w:val="24"/>
+        </w:rPr>
+        <w:t>Approach</w:t>
+      </w:r>
+      <w:proofErr w:type="spellEnd"/>
+      <w:r>
+        <w:rPr>
+          <w:i/>
+          <w:iCs/>
+          <w:sz w:val="24"/>
+        </w:rPr>
+        <w:t xml:space="preserve"> </w:t>
+      </w:r>
+      <w:proofErr w:type="spellStart"/>
+      <w:r>
+        <w:rPr>
+          <w:i/>
+          <w:iCs/>
+          <w:sz w:val="24"/>
+        </w:rPr>
+        <w:t>to</w:t>
+      </w:r>
+      <w:proofErr w:type="spellEnd"/>
+      <w:r>
+        <w:rPr>
+          <w:i/>
+          <w:iCs/>
+          <w:sz w:val="24"/>
+        </w:rPr>
+        <w:t xml:space="preserve"> </w:t>
+      </w:r>
+      <w:proofErr w:type="spellStart"/>
+      <w:r>
+        <w:rPr>
+          <w:i/>
+          <w:iCs/>
+          <w:sz w:val="24"/>
+        </w:rPr>
+        <w:t>Interpreting</w:t>
+      </w:r>
+      <w:proofErr w:type="spellEnd"/>
+      <w:r>
+        <w:rPr>
+          <w:i/>
+          <w:iCs/>
+          <w:sz w:val="24"/>
+        </w:rPr>
+        <w:t xml:space="preserve"> Model </w:t>
+      </w:r>
+      <w:proofErr w:type="spellStart"/>
+      <w:r>
+        <w:rPr>
+          <w:i/>
+          <w:iCs/>
+          <w:sz w:val="24"/>
+        </w:rPr>
+        <w:t>Predictions</w:t>
+      </w:r>
+      <w:proofErr w:type="spellEnd"/>
+      <w:r>
+        <w:rPr>
+          <w:i/>
+          <w:iCs/>
+          <w:sz w:val="24"/>
+        </w:rPr>
+        <w:t>"</w:t>
+      </w:r>
+      <w:r>
+        <w:rPr>
+          <w:sz w:val="24"/>
+        </w:rPr>
+        <w:t xml:space="preserve">   </w:t>
+      </w:r>
+      <w:proofErr w:type="spellStart"/>
+      <w:r>
+        <w:rPr>
+          <w:sz w:val="24"/>
+        </w:rPr>
+        <w:t>NeurIPS</w:t>
+      </w:r>
+      <w:proofErr w:type="spellEnd"/>
+      <w:r>
+        <w:rPr>
+          <w:sz w:val="24"/>
+        </w:rPr>
+        <w:t>, 2017.</w:t>
       </w:r>
     </w:p>
     <w:p>
@@ -11349,7 +14431,63 @@
         <w:rPr>
           <w:sz w:val="24"/>
         </w:rPr>
-        <w:t>[7] A. Karczewski et al., "Mutational constraint spectrum," Nature, 2020.</w:t>
+        <w:t xml:space="preserve">[7] A. </w:t>
+      </w:r>
+      <w:proofErr w:type="spellStart"/>
+      <w:r>
+        <w:rPr>
+          <w:sz w:val="24"/>
+        </w:rPr>
+        <w:t>Karczewski</w:t>
+      </w:r>
+      <w:proofErr w:type="spellEnd"/>
+      <w:r>
+        <w:rPr>
+          <w:sz w:val="24"/>
+        </w:rPr>
+        <w:t xml:space="preserve"> et al., "</w:t>
+      </w:r>
+      <w:proofErr w:type="spellStart"/>
+      <w:r>
+        <w:rPr>
+          <w:sz w:val="24"/>
+        </w:rPr>
+        <w:t>Mutational</w:t>
+      </w:r>
+      <w:proofErr w:type="spellEnd"/>
+      <w:r>
+        <w:rPr>
+          <w:sz w:val="24"/>
+        </w:rPr>
+        <w:t xml:space="preserve"> </w:t>
+      </w:r>
+      <w:proofErr w:type="spellStart"/>
+      <w:r>
+        <w:rPr>
+          <w:sz w:val="24"/>
+        </w:rPr>
+        <w:t>constraint</w:t>
+      </w:r>
+      <w:proofErr w:type="spellEnd"/>
+      <w:r>
+        <w:rPr>
+          <w:sz w:val="24"/>
+        </w:rPr>
+        <w:t xml:space="preserve"> </w:t>
+      </w:r>
+      <w:proofErr w:type="spellStart"/>
+      <w:r>
+        <w:rPr>
+          <w:sz w:val="24"/>
+        </w:rPr>
+        <w:t>spectrum</w:t>
+      </w:r>
+      <w:proofErr w:type="spellEnd"/>
+      <w:r>
+        <w:rPr>
+          <w:sz w:val="24"/>
+        </w:rPr>
+        <w:t>," Nature, 2020.</w:t>
       </w:r>
     </w:p>
     <w:p>
@@ -11364,7 +14502,119 @@
         <w:rPr>
           <w:sz w:val="24"/>
         </w:rPr>
-        <w:t>[8] N. V. Chawla et al., "SMOTE: Synthetic Minority Over-sampling Technique," J. Artif. Intell. Res., 2002.</w:t>
+        <w:t xml:space="preserve">[8] N. V. </w:t>
+      </w:r>
+      <w:proofErr w:type="spellStart"/>
+      <w:r>
+        <w:rPr>
+          <w:sz w:val="24"/>
+        </w:rPr>
+        <w:t>Chawla</w:t>
+      </w:r>
+      <w:proofErr w:type="spellEnd"/>
+      <w:r>
+        <w:rPr>
+          <w:sz w:val="24"/>
+        </w:rPr>
+        <w:t xml:space="preserve"> et al., "SMOTE: </w:t>
+      </w:r>
+      <w:proofErr w:type="spellStart"/>
+      <w:r>
+        <w:rPr>
+          <w:sz w:val="24"/>
+        </w:rPr>
+        <w:t>Synthetic</w:t>
+      </w:r>
+      <w:proofErr w:type="spellEnd"/>
+      <w:r>
+        <w:rPr>
+          <w:sz w:val="24"/>
+        </w:rPr>
+        <w:t xml:space="preserve"> </w:t>
+      </w:r>
+      <w:proofErr w:type="spellStart"/>
+      <w:r>
+        <w:rPr>
+          <w:sz w:val="24"/>
+        </w:rPr>
+        <w:t>Minority</w:t>
+      </w:r>
+      <w:proofErr w:type="spellEnd"/>
+      <w:r>
+        <w:rPr>
+          <w:sz w:val="24"/>
+        </w:rPr>
+        <w:t xml:space="preserve"> </w:t>
+      </w:r>
+      <w:proofErr w:type="spellStart"/>
+      <w:r>
+        <w:rPr>
+          <w:sz w:val="24"/>
+        </w:rPr>
+        <w:t>Over-sampling</w:t>
+      </w:r>
+      <w:proofErr w:type="spellEnd"/>
+      <w:r>
+        <w:rPr>
+          <w:sz w:val="24"/>
+        </w:rPr>
+        <w:t xml:space="preserve"> </w:t>
+      </w:r>
+      <w:proofErr w:type="spellStart"/>
+      <w:r>
+        <w:rPr>
+          <w:sz w:val="24"/>
+        </w:rPr>
+        <w:t>Technique</w:t>
+      </w:r>
+      <w:proofErr w:type="spellEnd"/>
+      <w:r>
+        <w:rPr>
+          <w:sz w:val="24"/>
+        </w:rPr>
+        <w:t xml:space="preserve">," J. </w:t>
+      </w:r>
+      <w:proofErr w:type="spellStart"/>
+      <w:r>
+        <w:rPr>
+          <w:sz w:val="24"/>
+        </w:rPr>
+        <w:t>Artif</w:t>
+      </w:r>
+      <w:proofErr w:type="spellEnd"/>
+      <w:r>
+        <w:rPr>
+          <w:sz w:val="24"/>
+        </w:rPr>
+        <w:t xml:space="preserve">. </w:t>
+      </w:r>
+      <w:proofErr w:type="spellStart"/>
+      <w:r>
+        <w:rPr>
+          <w:sz w:val="24"/>
+        </w:rPr>
+        <w:t>Intell</w:t>
+      </w:r>
+      <w:proofErr w:type="spellEnd"/>
+      <w:r>
+        <w:rPr>
+          <w:sz w:val="24"/>
+        </w:rPr>
+        <w:t xml:space="preserve">. </w:t>
+      </w:r>
+      <w:proofErr w:type="spellStart"/>
+      <w:r>
+        <w:rPr>
+          <w:sz w:val="24"/>
+        </w:rPr>
+        <w:t>Res</w:t>
+      </w:r>
+      <w:proofErr w:type="spellEnd"/>
+      <w:r>
+        <w:rPr>
+          <w:sz w:val="24"/>
+        </w:rPr>
+        <w:t>., 2002.</w:t>
       </w:r>
     </w:p>
     <w:p>
@@ -11379,7 +14629,133 @@
         <w:rPr>
           <w:sz w:val="24"/>
         </w:rPr>
-        <w:t>[9] T. Saito and M. Rehmsmeier, "PR plot vs ROC plot for imbalanced datasets," PLOS ONE, 2015.</w:t>
+        <w:t xml:space="preserve">[9] T. </w:t>
+      </w:r>
+      <w:proofErr w:type="spellStart"/>
+      <w:r>
+        <w:rPr>
+          <w:sz w:val="24"/>
+        </w:rPr>
+        <w:t>Saito</w:t>
+      </w:r>
+      <w:proofErr w:type="spellEnd"/>
+      <w:r>
+        <w:rPr>
+          <w:sz w:val="24"/>
+        </w:rPr>
+        <w:t xml:space="preserve"> </w:t>
+      </w:r>
+      <w:proofErr w:type="spellStart"/>
+      <w:r>
+        <w:rPr>
+          <w:sz w:val="24"/>
+        </w:rPr>
+        <w:t>and</w:t>
+      </w:r>
+      <w:proofErr w:type="spellEnd"/>
+      <w:r>
+        <w:rPr>
+          <w:sz w:val="24"/>
+        </w:rPr>
+        <w:t xml:space="preserve"> M. </w:t>
+      </w:r>
+      <w:proofErr w:type="spellStart"/>
+      <w:r>
+        <w:rPr>
+          <w:sz w:val="24"/>
+        </w:rPr>
+        <w:t>Rehmsmeier</w:t>
+      </w:r>
+      <w:proofErr w:type="spellEnd"/>
+      <w:r>
+        <w:rPr>
+          <w:sz w:val="24"/>
+        </w:rPr>
+        <w:t xml:space="preserve">, "PR </w:t>
+      </w:r>
+      <w:proofErr w:type="spellStart"/>
+      <w:r>
+        <w:rPr>
+          <w:sz w:val="24"/>
+        </w:rPr>
+        <w:t>plot</w:t>
+      </w:r>
+      <w:proofErr w:type="spellEnd"/>
+      <w:r>
+        <w:rPr>
+          <w:sz w:val="24"/>
+        </w:rPr>
+        <w:t xml:space="preserve"> </w:t>
+      </w:r>
+      <w:proofErr w:type="spellStart"/>
+      <w:r>
+        <w:rPr>
+          <w:sz w:val="24"/>
+        </w:rPr>
+        <w:t>vs</w:t>
+      </w:r>
+      <w:proofErr w:type="spellEnd"/>
+      <w:r>
+        <w:rPr>
+          <w:sz w:val="24"/>
+        </w:rPr>
+        <w:t xml:space="preserve"> ROC </w:t>
+      </w:r>
+      <w:proofErr w:type="spellStart"/>
+      <w:r>
+        <w:rPr>
+          <w:sz w:val="24"/>
+        </w:rPr>
+        <w:t>plot</w:t>
+      </w:r>
+      <w:proofErr w:type="spellEnd"/>
+      <w:r>
+        <w:rPr>
+          <w:sz w:val="24"/>
+        </w:rPr>
+        <w:t xml:space="preserve"> </w:t>
+      </w:r>
+      <w:proofErr w:type="spellStart"/>
+      <w:r>
+        <w:rPr>
+          <w:sz w:val="24"/>
+        </w:rPr>
+        <w:t>for</w:t>
+      </w:r>
+      <w:proofErr w:type="spellEnd"/>
+      <w:r>
+        <w:rPr>
+          <w:sz w:val="24"/>
+        </w:rPr>
+        <w:t xml:space="preserve"> </w:t>
+      </w:r>
+      <w:proofErr w:type="spellStart"/>
+      <w:r>
+        <w:rPr>
+          <w:sz w:val="24"/>
+        </w:rPr>
+        <w:t>imbalanced</w:t>
+      </w:r>
+      <w:proofErr w:type="spellEnd"/>
+      <w:r>
+        <w:rPr>
+          <w:sz w:val="24"/>
+        </w:rPr>
+        <w:t xml:space="preserve"> </w:t>
+      </w:r>
+      <w:proofErr w:type="spellStart"/>
+      <w:r>
+        <w:rPr>
+          <w:sz w:val="24"/>
+        </w:rPr>
+        <w:t>datasets</w:t>
+      </w:r>
+      <w:proofErr w:type="spellEnd"/>
+      <w:r>
+        <w:rPr>
+          <w:sz w:val="24"/>
+        </w:rPr>
+        <w:t>," PLOS ONE, 2015.</w:t>
       </w:r>
     </w:p>
     <w:p>
@@ -11394,7 +14770,105 @@
         <w:rPr>
           <w:sz w:val="24"/>
         </w:rPr>
-        <w:t>[10] B. Zadrozny et al., "Cost-sensitive learning by cost-proportionate example weighting," ICDM, 2003.</w:t>
+        <w:t xml:space="preserve">[10] B. </w:t>
+      </w:r>
+      <w:proofErr w:type="spellStart"/>
+      <w:r>
+        <w:rPr>
+          <w:sz w:val="24"/>
+        </w:rPr>
+        <w:t>Zadrozny</w:t>
+      </w:r>
+      <w:proofErr w:type="spellEnd"/>
+      <w:r>
+        <w:rPr>
+          <w:sz w:val="24"/>
+        </w:rPr>
+        <w:t xml:space="preserve"> et al., "</w:t>
+      </w:r>
+      <w:proofErr w:type="spellStart"/>
+      <w:r>
+        <w:rPr>
+          <w:sz w:val="24"/>
+        </w:rPr>
+        <w:t>Cost-sensitive</w:t>
+      </w:r>
+      <w:proofErr w:type="spellEnd"/>
+      <w:r>
+        <w:rPr>
+          <w:sz w:val="24"/>
+        </w:rPr>
+        <w:t xml:space="preserve"> </w:t>
+      </w:r>
+      <w:proofErr w:type="spellStart"/>
+      <w:r>
+        <w:rPr>
+          <w:sz w:val="24"/>
+        </w:rPr>
+        <w:t>learning</w:t>
+      </w:r>
+      <w:proofErr w:type="spellEnd"/>
+      <w:r>
+        <w:rPr>
+          <w:sz w:val="24"/>
+        </w:rPr>
+        <w:t xml:space="preserve"> </w:t>
+      </w:r>
+      <w:proofErr w:type="spellStart"/>
+      <w:r>
+        <w:rPr>
+          <w:sz w:val="24"/>
+        </w:rPr>
+        <w:t>by</w:t>
+      </w:r>
+      <w:proofErr w:type="spellEnd"/>
+      <w:r>
+        <w:rPr>
+          <w:sz w:val="24"/>
+        </w:rPr>
+        <w:t xml:space="preserve"> </w:t>
+      </w:r>
+      <w:proofErr w:type="spellStart"/>
+      <w:r>
+        <w:rPr>
+          <w:sz w:val="24"/>
+        </w:rPr>
+        <w:t>cost-proportionate</w:t>
+      </w:r>
+      <w:proofErr w:type="spellEnd"/>
+      <w:r>
+        <w:rPr>
+          <w:sz w:val="24"/>
+        </w:rPr>
+        <w:t xml:space="preserve"> </w:t>
+      </w:r>
+      <w:proofErr w:type="spellStart"/>
+      <w:r>
+        <w:rPr>
+          <w:sz w:val="24"/>
+        </w:rPr>
+        <w:t>example</w:t>
+      </w:r>
+      <w:proofErr w:type="spellEnd"/>
+      <w:r>
+        <w:rPr>
+          <w:sz w:val="24"/>
+        </w:rPr>
+        <w:t xml:space="preserve"> </w:t>
+      </w:r>
+      <w:proofErr w:type="spellStart"/>
+      <w:r>
+        <w:rPr>
+          <w:sz w:val="24"/>
+        </w:rPr>
+        <w:t>weighting</w:t>
+      </w:r>
+      <w:proofErr w:type="spellEnd"/>
+      <w:r>
+        <w:rPr>
+          <w:sz w:val="24"/>
+        </w:rPr>
+        <w:t>," ICDM, 2003.</w:t>
       </w:r>
     </w:p>
     <w:p>
@@ -11409,7 +14883,105 @@
         <w:rPr>
           <w:sz w:val="24"/>
         </w:rPr>
-        <w:t>[11] N. V. Chawla, "Data mining for imbalanced datasets: An overview," Springer, 2005.</w:t>
+        <w:t xml:space="preserve">[11] N. V. </w:t>
+      </w:r>
+      <w:proofErr w:type="spellStart"/>
+      <w:r>
+        <w:rPr>
+          <w:sz w:val="24"/>
+        </w:rPr>
+        <w:t>Chawla</w:t>
+      </w:r>
+      <w:proofErr w:type="spellEnd"/>
+      <w:r>
+        <w:rPr>
+          <w:sz w:val="24"/>
+        </w:rPr>
+        <w:t xml:space="preserve">, "Data </w:t>
+      </w:r>
+      <w:proofErr w:type="spellStart"/>
+      <w:r>
+        <w:rPr>
+          <w:sz w:val="24"/>
+        </w:rPr>
+        <w:t>mining</w:t>
+      </w:r>
+      <w:proofErr w:type="spellEnd"/>
+      <w:r>
+        <w:rPr>
+          <w:sz w:val="24"/>
+        </w:rPr>
+        <w:t xml:space="preserve"> </w:t>
+      </w:r>
+      <w:proofErr w:type="spellStart"/>
+      <w:r>
+        <w:rPr>
+          <w:sz w:val="24"/>
+        </w:rPr>
+        <w:t>for</w:t>
+      </w:r>
+      <w:proofErr w:type="spellEnd"/>
+      <w:r>
+        <w:rPr>
+          <w:sz w:val="24"/>
+        </w:rPr>
+        <w:t xml:space="preserve"> </w:t>
+      </w:r>
+      <w:proofErr w:type="spellStart"/>
+      <w:r>
+        <w:rPr>
+          <w:sz w:val="24"/>
+        </w:rPr>
+        <w:t>imbalanced</w:t>
+      </w:r>
+      <w:proofErr w:type="spellEnd"/>
+      <w:r>
+        <w:rPr>
+          <w:sz w:val="24"/>
+        </w:rPr>
+        <w:t xml:space="preserve"> </w:t>
+      </w:r>
+      <w:proofErr w:type="spellStart"/>
+      <w:r>
+        <w:rPr>
+          <w:sz w:val="24"/>
+        </w:rPr>
+        <w:t>datasets</w:t>
+      </w:r>
+      <w:proofErr w:type="spellEnd"/>
+      <w:r>
+        <w:rPr>
+          <w:sz w:val="24"/>
+        </w:rPr>
+        <w:t xml:space="preserve">: An </w:t>
+      </w:r>
+      <w:proofErr w:type="spellStart"/>
+      <w:r>
+        <w:rPr>
+          <w:sz w:val="24"/>
+        </w:rPr>
+        <w:t>overview</w:t>
+      </w:r>
+      <w:proofErr w:type="spellEnd"/>
+      <w:r>
+        <w:rPr>
+          <w:sz w:val="24"/>
+        </w:rPr>
+        <w:t xml:space="preserve">," </w:t>
+      </w:r>
+      <w:proofErr w:type="spellStart"/>
+      <w:r>
+        <w:rPr>
+          <w:sz w:val="24"/>
+        </w:rPr>
+        <w:t>Springer</w:t>
+      </w:r>
+      <w:proofErr w:type="spellEnd"/>
+      <w:r>
+        <w:rPr>
+          <w:sz w:val="24"/>
+        </w:rPr>
+        <w:t>, 2005.</w:t>
       </w:r>
     </w:p>
     <w:p>
@@ -11424,7 +14996,91 @@
         <w:rPr>
           <w:sz w:val="24"/>
         </w:rPr>
-        <w:t>[12] H. He et al., "ADASYN: Adaptive synthetic sampling for imbalanced learning," IJCNN, 2008.</w:t>
+        <w:t xml:space="preserve">[12] H. He et al., "ADASYN: </w:t>
+      </w:r>
+      <w:proofErr w:type="spellStart"/>
+      <w:r>
+        <w:rPr>
+          <w:sz w:val="24"/>
+        </w:rPr>
+        <w:t>Adaptive</w:t>
+      </w:r>
+      <w:proofErr w:type="spellEnd"/>
+      <w:r>
+        <w:rPr>
+          <w:sz w:val="24"/>
+        </w:rPr>
+        <w:t xml:space="preserve"> </w:t>
+      </w:r>
+      <w:proofErr w:type="spellStart"/>
+      <w:r>
+        <w:rPr>
+          <w:sz w:val="24"/>
+        </w:rPr>
+        <w:t>synthetic</w:t>
+      </w:r>
+      <w:proofErr w:type="spellEnd"/>
+      <w:r>
+        <w:rPr>
+          <w:sz w:val="24"/>
+        </w:rPr>
+        <w:t xml:space="preserve"> </w:t>
+      </w:r>
+      <w:proofErr w:type="spellStart"/>
+      <w:r>
+        <w:rPr>
+          <w:sz w:val="24"/>
+        </w:rPr>
+        <w:t>sampling</w:t>
+      </w:r>
+      <w:proofErr w:type="spellEnd"/>
+      <w:r>
+        <w:rPr>
+          <w:sz w:val="24"/>
+        </w:rPr>
+        <w:t xml:space="preserve"> </w:t>
+      </w:r>
+      <w:proofErr w:type="spellStart"/>
+      <w:r>
+        <w:rPr>
+          <w:sz w:val="24"/>
+        </w:rPr>
+        <w:t>for</w:t>
+      </w:r>
+      <w:proofErr w:type="spellEnd"/>
+      <w:r>
+        <w:rPr>
+          <w:sz w:val="24"/>
+        </w:rPr>
+        <w:t xml:space="preserve"> </w:t>
+      </w:r>
+      <w:proofErr w:type="spellStart"/>
+      <w:r>
+        <w:rPr>
+          <w:sz w:val="24"/>
+        </w:rPr>
+        <w:t>imbalanced</w:t>
+      </w:r>
+      <w:proofErr w:type="spellEnd"/>
+      <w:r>
+        <w:rPr>
+          <w:sz w:val="24"/>
+        </w:rPr>
+        <w:t xml:space="preserve"> </w:t>
+      </w:r>
+      <w:proofErr w:type="spellStart"/>
+      <w:r>
+        <w:rPr>
+          <w:sz w:val="24"/>
+        </w:rPr>
+        <w:t>learning</w:t>
+      </w:r>
+      <w:proofErr w:type="spellEnd"/>
+      <w:r>
+        <w:rPr>
+          <w:sz w:val="24"/>
+        </w:rPr>
+        <w:t>," IJCNN, 2008.</w:t>
       </w:r>
     </w:p>
     <w:p>
@@ -11440,7 +15096,91 @@
           <w:sz w:val="24"/>
         </w:rPr>
         <w:lastRenderedPageBreak/>
-        <w:t>[13] H. He and E. A. Garcia, "Learning from imbalanced data," IEEE Trans. Knowl. Data Eng., 2009.</w:t>
+        <w:t xml:space="preserve">[13] H. He </w:t>
+      </w:r>
+      <w:proofErr w:type="spellStart"/>
+      <w:r>
+        <w:rPr>
+          <w:sz w:val="24"/>
+        </w:rPr>
+        <w:t>and</w:t>
+      </w:r>
+      <w:proofErr w:type="spellEnd"/>
+      <w:r>
+        <w:rPr>
+          <w:sz w:val="24"/>
+        </w:rPr>
+        <w:t xml:space="preserve"> E. A. Garcia, "Learning </w:t>
+      </w:r>
+      <w:proofErr w:type="spellStart"/>
+      <w:r>
+        <w:rPr>
+          <w:sz w:val="24"/>
+        </w:rPr>
+        <w:t>from</w:t>
+      </w:r>
+      <w:proofErr w:type="spellEnd"/>
+      <w:r>
+        <w:rPr>
+          <w:sz w:val="24"/>
+        </w:rPr>
+        <w:t xml:space="preserve"> </w:t>
+      </w:r>
+      <w:proofErr w:type="spellStart"/>
+      <w:r>
+        <w:rPr>
+          <w:sz w:val="24"/>
+        </w:rPr>
+        <w:t>imbalanced</w:t>
+      </w:r>
+      <w:proofErr w:type="spellEnd"/>
+      <w:r>
+        <w:rPr>
+          <w:sz w:val="24"/>
+        </w:rPr>
+        <w:t xml:space="preserve"> </w:t>
+      </w:r>
+      <w:proofErr w:type="gramStart"/>
+      <w:r>
+        <w:rPr>
+          <w:sz w:val="24"/>
+        </w:rPr>
+        <w:t>data</w:t>
+      </w:r>
+      <w:proofErr w:type="gramEnd"/>
+      <w:r>
+        <w:rPr>
+          <w:sz w:val="24"/>
+        </w:rPr>
+        <w:t xml:space="preserve">," IEEE Trans. </w:t>
+      </w:r>
+      <w:proofErr w:type="spellStart"/>
+      <w:r>
+        <w:rPr>
+          <w:sz w:val="24"/>
+        </w:rPr>
+        <w:t>Knowl</w:t>
+      </w:r>
+      <w:proofErr w:type="spellEnd"/>
+      <w:r>
+        <w:rPr>
+          <w:sz w:val="24"/>
+        </w:rPr>
+        <w:t xml:space="preserve">. Data </w:t>
+      </w:r>
+      <w:proofErr w:type="spellStart"/>
+      <w:r>
+        <w:rPr>
+          <w:sz w:val="24"/>
+        </w:rPr>
+        <w:t>Eng</w:t>
+      </w:r>
+      <w:proofErr w:type="spellEnd"/>
+      <w:r>
+        <w:rPr>
+          <w:sz w:val="24"/>
+        </w:rPr>
+        <w:t>., 2009.</w:t>
       </w:r>
     </w:p>
     <w:p>
@@ -11488,11 +15228,33 @@
         </w:rPr>
         <w:t xml:space="preserve"> </w:t>
       </w:r>
-      <w:r>
-        <w:rPr>
-          <w:sz w:val="24"/>
-        </w:rPr>
-        <w:t>Nat. Protoc., 2009.</w:t>
+      <w:proofErr w:type="spellStart"/>
+      <w:r>
+        <w:rPr>
+          <w:sz w:val="24"/>
+        </w:rPr>
+        <w:t>Nat</w:t>
+      </w:r>
+      <w:proofErr w:type="spellEnd"/>
+      <w:r>
+        <w:rPr>
+          <w:sz w:val="24"/>
+        </w:rPr>
+        <w:t xml:space="preserve">. </w:t>
+      </w:r>
+      <w:proofErr w:type="spellStart"/>
+      <w:r>
+        <w:rPr>
+          <w:sz w:val="24"/>
+        </w:rPr>
+        <w:t>Protoc</w:t>
+      </w:r>
+      <w:proofErr w:type="spellEnd"/>
+      <w:r>
+        <w:rPr>
+          <w:sz w:val="24"/>
+        </w:rPr>
+        <w:t>., 2009.</w:t>
       </w:r>
     </w:p>
     <w:p>
@@ -11515,7 +15277,21 @@
         <w:rPr>
           <w:sz w:val="24"/>
         </w:rPr>
-        <w:t>I. A. Adzhubei et al.,</w:t>
+        <w:t xml:space="preserve">I. A. </w:t>
+      </w:r>
+      <w:proofErr w:type="spellStart"/>
+      <w:r>
+        <w:rPr>
+          <w:sz w:val="24"/>
+        </w:rPr>
+        <w:t>Adzhubei</w:t>
+      </w:r>
+      <w:proofErr w:type="spellEnd"/>
+      <w:r>
+        <w:rPr>
+          <w:sz w:val="24"/>
+        </w:rPr>
+        <w:t xml:space="preserve"> et al.,</w:t>
       </w:r>
       <w:r>
         <w:rPr>
@@ -11540,11 +15316,33 @@
         </w:rPr>
         <w:t xml:space="preserve"> </w:t>
       </w:r>
-      <w:r>
-        <w:rPr>
-          <w:sz w:val="24"/>
-        </w:rPr>
-        <w:t>Nat. Methods, 2010.</w:t>
+      <w:proofErr w:type="spellStart"/>
+      <w:r>
+        <w:rPr>
+          <w:sz w:val="24"/>
+        </w:rPr>
+        <w:t>Nat</w:t>
+      </w:r>
+      <w:proofErr w:type="spellEnd"/>
+      <w:r>
+        <w:rPr>
+          <w:sz w:val="24"/>
+        </w:rPr>
+        <w:t xml:space="preserve">. </w:t>
+      </w:r>
+      <w:proofErr w:type="spellStart"/>
+      <w:r>
+        <w:rPr>
+          <w:sz w:val="24"/>
+        </w:rPr>
+        <w:t>Methods</w:t>
+      </w:r>
+      <w:proofErr w:type="spellEnd"/>
+      <w:r>
+        <w:rPr>
+          <w:sz w:val="24"/>
+        </w:rPr>
+        <w:t>, 2010.</w:t>
       </w:r>
     </w:p>
     <w:p>
@@ -11559,7 +15357,49 @@
         <w:rPr>
           <w:sz w:val="24"/>
         </w:rPr>
-        <w:t>[16] M. Kircher et al., "CADD," Nat. Genet., 2014.</w:t>
+        <w:t xml:space="preserve">[16] M. </w:t>
+      </w:r>
+      <w:proofErr w:type="spellStart"/>
+      <w:r>
+        <w:rPr>
+          <w:sz w:val="24"/>
+        </w:rPr>
+        <w:t>Kircher</w:t>
+      </w:r>
+      <w:proofErr w:type="spellEnd"/>
+      <w:r>
+        <w:rPr>
+          <w:sz w:val="24"/>
+        </w:rPr>
+        <w:t xml:space="preserve"> et al., "CADD," </w:t>
+      </w:r>
+      <w:proofErr w:type="spellStart"/>
+      <w:r>
+        <w:rPr>
+          <w:sz w:val="24"/>
+        </w:rPr>
+        <w:t>Nat</w:t>
+      </w:r>
+      <w:proofErr w:type="spellEnd"/>
+      <w:r>
+        <w:rPr>
+          <w:sz w:val="24"/>
+        </w:rPr>
+        <w:t xml:space="preserve">. </w:t>
+      </w:r>
+      <w:proofErr w:type="spellStart"/>
+      <w:r>
+        <w:rPr>
+          <w:sz w:val="24"/>
+        </w:rPr>
+        <w:t>Genet</w:t>
+      </w:r>
+      <w:proofErr w:type="spellEnd"/>
+      <w:r>
+        <w:rPr>
+          <w:sz w:val="24"/>
+        </w:rPr>
+        <w:t>., 2014.</w:t>
       </w:r>
     </w:p>
     <w:p>
@@ -11574,7 +15414,49 @@
         <w:rPr>
           <w:sz w:val="24"/>
         </w:rPr>
-        <w:t>[17] N. M. Ioannidis et al., "REVEL," Am. J. Hum. Genet., 2016.</w:t>
+        <w:t xml:space="preserve">[17] N. M. </w:t>
+      </w:r>
+      <w:proofErr w:type="spellStart"/>
+      <w:r>
+        <w:rPr>
+          <w:sz w:val="24"/>
+        </w:rPr>
+        <w:t>Ioannidis</w:t>
+      </w:r>
+      <w:proofErr w:type="spellEnd"/>
+      <w:r>
+        <w:rPr>
+          <w:sz w:val="24"/>
+        </w:rPr>
+        <w:t xml:space="preserve"> et al., "REVEL," </w:t>
+      </w:r>
+      <w:proofErr w:type="spellStart"/>
+      <w:r>
+        <w:rPr>
+          <w:sz w:val="24"/>
+        </w:rPr>
+        <w:t>Am</w:t>
+      </w:r>
+      <w:proofErr w:type="spellEnd"/>
+      <w:r>
+        <w:rPr>
+          <w:sz w:val="24"/>
+        </w:rPr>
+        <w:t xml:space="preserve">. J. Hum. </w:t>
+      </w:r>
+      <w:proofErr w:type="spellStart"/>
+      <w:r>
+        <w:rPr>
+          <w:sz w:val="24"/>
+        </w:rPr>
+        <w:t>Genet</w:t>
+      </w:r>
+      <w:proofErr w:type="spellEnd"/>
+      <w:r>
+        <w:rPr>
+          <w:sz w:val="24"/>
+        </w:rPr>
+        <w:t>., 2016.</w:t>
       </w:r>
     </w:p>
     <w:p>
@@ -11595,13 +15477,133 @@
         <w:rPr>
           <w:sz w:val="24"/>
         </w:rPr>
-        <w:t xml:space="preserve">"Accurate proteome-wide missense variant effect prediction with AlphaMissense" </w:t>
-      </w:r>
-      <w:r>
-        <w:rPr>
-          <w:sz w:val="24"/>
-        </w:rPr>
-        <w:t>Science, 2023.</w:t>
+        <w:t>"</w:t>
+      </w:r>
+      <w:proofErr w:type="spellStart"/>
+      <w:r>
+        <w:rPr>
+          <w:sz w:val="24"/>
+        </w:rPr>
+        <w:t>Accurate</w:t>
+      </w:r>
+      <w:proofErr w:type="spellEnd"/>
+      <w:r>
+        <w:rPr>
+          <w:sz w:val="24"/>
+        </w:rPr>
+        <w:t xml:space="preserve"> </w:t>
+      </w:r>
+      <w:proofErr w:type="spellStart"/>
+      <w:r>
+        <w:rPr>
+          <w:sz w:val="24"/>
+        </w:rPr>
+        <w:t>proteome-wide</w:t>
+      </w:r>
+      <w:proofErr w:type="spellEnd"/>
+      <w:r>
+        <w:rPr>
+          <w:sz w:val="24"/>
+        </w:rPr>
+        <w:t xml:space="preserve"> </w:t>
+      </w:r>
+      <w:proofErr w:type="spellStart"/>
+      <w:r>
+        <w:rPr>
+          <w:sz w:val="24"/>
+        </w:rPr>
+        <w:t>missense</w:t>
+      </w:r>
+      <w:proofErr w:type="spellEnd"/>
+      <w:r>
+        <w:rPr>
+          <w:sz w:val="24"/>
+        </w:rPr>
+        <w:t xml:space="preserve"> </w:t>
+      </w:r>
+      <w:proofErr w:type="spellStart"/>
+      <w:r>
+        <w:rPr>
+          <w:sz w:val="24"/>
+        </w:rPr>
+        <w:t>variant</w:t>
+      </w:r>
+      <w:proofErr w:type="spellEnd"/>
+      <w:r>
+        <w:rPr>
+          <w:sz w:val="24"/>
+        </w:rPr>
+        <w:t xml:space="preserve"> </w:t>
+      </w:r>
+      <w:proofErr w:type="spellStart"/>
+      <w:r>
+        <w:rPr>
+          <w:sz w:val="24"/>
+        </w:rPr>
+        <w:t>effect</w:t>
+      </w:r>
+      <w:proofErr w:type="spellEnd"/>
+      <w:r>
+        <w:rPr>
+          <w:sz w:val="24"/>
+        </w:rPr>
+        <w:t xml:space="preserve"> </w:t>
+      </w:r>
+      <w:proofErr w:type="spellStart"/>
+      <w:r>
+        <w:rPr>
+          <w:sz w:val="24"/>
+        </w:rPr>
+        <w:t>prediction</w:t>
+      </w:r>
+      <w:proofErr w:type="spellEnd"/>
+      <w:r>
+        <w:rPr>
+          <w:sz w:val="24"/>
+        </w:rPr>
+        <w:t xml:space="preserve"> </w:t>
+      </w:r>
+      <w:proofErr w:type="spellStart"/>
+      <w:r>
+        <w:rPr>
+          <w:sz w:val="24"/>
+        </w:rPr>
+        <w:t>with</w:t>
+      </w:r>
+      <w:proofErr w:type="spellEnd"/>
+      <w:r>
+        <w:rPr>
+          <w:sz w:val="24"/>
+        </w:rPr>
+        <w:t xml:space="preserve"> </w:t>
+      </w:r>
+      <w:proofErr w:type="spellStart"/>
+      <w:r>
+        <w:rPr>
+          <w:sz w:val="24"/>
+        </w:rPr>
+        <w:t>AlphaMissense</w:t>
+      </w:r>
+      <w:proofErr w:type="spellEnd"/>
+      <w:r>
+        <w:rPr>
+          <w:sz w:val="24"/>
+        </w:rPr>
+        <w:t xml:space="preserve">" </w:t>
+      </w:r>
+      <w:proofErr w:type="spellStart"/>
+      <w:r>
+        <w:rPr>
+          <w:sz w:val="24"/>
+        </w:rPr>
+        <w:t>Science</w:t>
+      </w:r>
+      <w:proofErr w:type="spellEnd"/>
+      <w:r>
+        <w:rPr>
+          <w:sz w:val="24"/>
+        </w:rPr>
+        <w:t>, 2023.</w:t>
       </w:r>
     </w:p>
     <w:p>
@@ -11616,7 +15618,21 @@
         <w:rPr>
           <w:sz w:val="24"/>
         </w:rPr>
-        <w:t>[19] Z. Lin et al., "ESM / Protein LM," Science, 2023.</w:t>
+        <w:t xml:space="preserve">[19] Z. Lin et al., "ESM / Protein LM," </w:t>
+      </w:r>
+      <w:proofErr w:type="spellStart"/>
+      <w:r>
+        <w:rPr>
+          <w:sz w:val="24"/>
+        </w:rPr>
+        <w:t>Science</w:t>
+      </w:r>
+      <w:proofErr w:type="spellEnd"/>
+      <w:r>
+        <w:rPr>
+          <w:sz w:val="24"/>
+        </w:rPr>
+        <w:t>, 2023.</w:t>
       </w:r>
     </w:p>
     <w:p>
@@ -11631,7 +15647,49 @@
         <w:rPr>
           <w:sz w:val="24"/>
         </w:rPr>
-        <w:t>[20] X. Zhang et al., "AnnotateMissense," Brief. Bioinform., 202</w:t>
+        <w:t>[20] X. Zhang et al., "</w:t>
+      </w:r>
+      <w:proofErr w:type="spellStart"/>
+      <w:r>
+        <w:rPr>
+          <w:sz w:val="24"/>
+        </w:rPr>
+        <w:t>AnnotateMissense</w:t>
+      </w:r>
+      <w:proofErr w:type="spellEnd"/>
+      <w:r>
+        <w:rPr>
+          <w:sz w:val="24"/>
+        </w:rPr>
+        <w:t xml:space="preserve">," </w:t>
+      </w:r>
+      <w:proofErr w:type="spellStart"/>
+      <w:r>
+        <w:rPr>
+          <w:sz w:val="24"/>
+        </w:rPr>
+        <w:t>Brief</w:t>
+      </w:r>
+      <w:proofErr w:type="spellEnd"/>
+      <w:r>
+        <w:rPr>
+          <w:sz w:val="24"/>
+        </w:rPr>
+        <w:t xml:space="preserve">. </w:t>
+      </w:r>
+      <w:proofErr w:type="spellStart"/>
+      <w:r>
+        <w:rPr>
+          <w:sz w:val="24"/>
+        </w:rPr>
+        <w:t>Bioinform</w:t>
+      </w:r>
+      <w:proofErr w:type="spellEnd"/>
+      <w:r>
+        <w:rPr>
+          <w:sz w:val="24"/>
+        </w:rPr>
+        <w:t>., 202</w:t>
       </w:r>
       <w:r>
         <w:rPr>
@@ -11670,7 +15728,35 @@
         <w:rPr>
           <w:sz w:val="24"/>
         </w:rPr>
-        <w:t>] T. Akiba et al., "Optuna" KDD, 2019.</w:t>
+        <w:t xml:space="preserve">] T. </w:t>
+      </w:r>
+      <w:proofErr w:type="spellStart"/>
+      <w:r>
+        <w:rPr>
+          <w:sz w:val="24"/>
+        </w:rPr>
+        <w:t>Akiba</w:t>
+      </w:r>
+      <w:proofErr w:type="spellEnd"/>
+      <w:r>
+        <w:rPr>
+          <w:sz w:val="24"/>
+        </w:rPr>
+        <w:t xml:space="preserve"> et al., "</w:t>
+      </w:r>
+      <w:proofErr w:type="spellStart"/>
+      <w:r>
+        <w:rPr>
+          <w:sz w:val="24"/>
+        </w:rPr>
+        <w:t>Optuna</w:t>
+      </w:r>
+      <w:proofErr w:type="spellEnd"/>
+      <w:r>
+        <w:rPr>
+          <w:sz w:val="24"/>
+        </w:rPr>
+        <w:t>" KDD, 2019.</w:t>
       </w:r>
     </w:p>
     <w:p>
@@ -11685,7 +15771,77 @@
         <w:rPr>
           <w:sz w:val="24"/>
         </w:rPr>
-        <w:t>[22] M. Kuhn and K. Johnson, Applied Predictive Modeling, 2013.</w:t>
+        <w:t xml:space="preserve">[22] M. </w:t>
+      </w:r>
+      <w:proofErr w:type="spellStart"/>
+      <w:r>
+        <w:rPr>
+          <w:sz w:val="24"/>
+        </w:rPr>
+        <w:t>Kuhn</w:t>
+      </w:r>
+      <w:proofErr w:type="spellEnd"/>
+      <w:r>
+        <w:rPr>
+          <w:sz w:val="24"/>
+        </w:rPr>
+        <w:t xml:space="preserve"> </w:t>
+      </w:r>
+      <w:proofErr w:type="spellStart"/>
+      <w:r>
+        <w:rPr>
+          <w:sz w:val="24"/>
+        </w:rPr>
+        <w:t>and</w:t>
+      </w:r>
+      <w:proofErr w:type="spellEnd"/>
+      <w:r>
+        <w:rPr>
+          <w:sz w:val="24"/>
+        </w:rPr>
+        <w:t xml:space="preserve"> K. Johnson, </w:t>
+      </w:r>
+      <w:proofErr w:type="spellStart"/>
+      <w:r>
+        <w:rPr>
+          <w:sz w:val="24"/>
+        </w:rPr>
+        <w:t>Applied</w:t>
+      </w:r>
+      <w:proofErr w:type="spellEnd"/>
+      <w:r>
+        <w:rPr>
+          <w:sz w:val="24"/>
+        </w:rPr>
+        <w:t xml:space="preserve"> </w:t>
+      </w:r>
+      <w:proofErr w:type="spellStart"/>
+      <w:r>
+        <w:rPr>
+          <w:sz w:val="24"/>
+        </w:rPr>
+        <w:t>Predictive</w:t>
+      </w:r>
+      <w:proofErr w:type="spellEnd"/>
+      <w:r>
+        <w:rPr>
+          <w:sz w:val="24"/>
+        </w:rPr>
+        <w:t xml:space="preserve"> </w:t>
+      </w:r>
+      <w:proofErr w:type="spellStart"/>
+      <w:r>
+        <w:rPr>
+          <w:sz w:val="24"/>
+        </w:rPr>
+        <w:t>Modeling</w:t>
+      </w:r>
+      <w:proofErr w:type="spellEnd"/>
+      <w:r>
+        <w:rPr>
+          <w:sz w:val="24"/>
+        </w:rPr>
+        <w:t>, 2013.</w:t>
       </w:r>
     </w:p>
     <w:p>
@@ -11700,7 +15856,77 @@
         <w:rPr>
           <w:sz w:val="24"/>
         </w:rPr>
-        <w:t>[23] R. J. Little and D. B. Rubin, Statistical Analysis with Missing Data, 2019.</w:t>
+        <w:t xml:space="preserve">[23] R. J. </w:t>
+      </w:r>
+      <w:proofErr w:type="spellStart"/>
+      <w:r>
+        <w:rPr>
+          <w:sz w:val="24"/>
+        </w:rPr>
+        <w:t>Little</w:t>
+      </w:r>
+      <w:proofErr w:type="spellEnd"/>
+      <w:r>
+        <w:rPr>
+          <w:sz w:val="24"/>
+        </w:rPr>
+        <w:t xml:space="preserve"> </w:t>
+      </w:r>
+      <w:proofErr w:type="spellStart"/>
+      <w:r>
+        <w:rPr>
+          <w:sz w:val="24"/>
+        </w:rPr>
+        <w:t>and</w:t>
+      </w:r>
+      <w:proofErr w:type="spellEnd"/>
+      <w:r>
+        <w:rPr>
+          <w:sz w:val="24"/>
+        </w:rPr>
+        <w:t xml:space="preserve"> D. B. </w:t>
+      </w:r>
+      <w:proofErr w:type="spellStart"/>
+      <w:r>
+        <w:rPr>
+          <w:sz w:val="24"/>
+        </w:rPr>
+        <w:t>Rubin</w:t>
+      </w:r>
+      <w:proofErr w:type="spellEnd"/>
+      <w:r>
+        <w:rPr>
+          <w:sz w:val="24"/>
+        </w:rPr>
+        <w:t xml:space="preserve">, Statistical Analysis </w:t>
+      </w:r>
+      <w:proofErr w:type="spellStart"/>
+      <w:r>
+        <w:rPr>
+          <w:sz w:val="24"/>
+        </w:rPr>
+        <w:t>with</w:t>
+      </w:r>
+      <w:proofErr w:type="spellEnd"/>
+      <w:r>
+        <w:rPr>
+          <w:sz w:val="24"/>
+        </w:rPr>
+        <w:t xml:space="preserve"> </w:t>
+      </w:r>
+      <w:proofErr w:type="spellStart"/>
+      <w:r>
+        <w:rPr>
+          <w:sz w:val="24"/>
+        </w:rPr>
+        <w:t>Missing</w:t>
+      </w:r>
+      <w:proofErr w:type="spellEnd"/>
+      <w:r>
+        <w:rPr>
+          <w:sz w:val="24"/>
+        </w:rPr>
+        <w:t xml:space="preserve"> Data, 2019.</w:t>
       </w:r>
     </w:p>
     <w:p>
@@ -11715,7 +15941,49 @@
         <w:rPr>
           <w:sz w:val="24"/>
         </w:rPr>
-        <w:t>[24] J. Brownlee, Data Preparation for Machine Learning, 2020.</w:t>
+        <w:t xml:space="preserve">[24] J. </w:t>
+      </w:r>
+      <w:proofErr w:type="spellStart"/>
+      <w:r>
+        <w:rPr>
+          <w:sz w:val="24"/>
+        </w:rPr>
+        <w:t>Brownlee</w:t>
+      </w:r>
+      <w:proofErr w:type="spellEnd"/>
+      <w:r>
+        <w:rPr>
+          <w:sz w:val="24"/>
+        </w:rPr>
+        <w:t xml:space="preserve">, Data </w:t>
+      </w:r>
+      <w:proofErr w:type="spellStart"/>
+      <w:r>
+        <w:rPr>
+          <w:sz w:val="24"/>
+        </w:rPr>
+        <w:t>Preparation</w:t>
+      </w:r>
+      <w:proofErr w:type="spellEnd"/>
+      <w:r>
+        <w:rPr>
+          <w:sz w:val="24"/>
+        </w:rPr>
+        <w:t xml:space="preserve"> </w:t>
+      </w:r>
+      <w:proofErr w:type="spellStart"/>
+      <w:r>
+        <w:rPr>
+          <w:sz w:val="24"/>
+        </w:rPr>
+        <w:t>for</w:t>
+      </w:r>
+      <w:proofErr w:type="spellEnd"/>
+      <w:r>
+        <w:rPr>
+          <w:sz w:val="24"/>
+        </w:rPr>
+        <w:t xml:space="preserve"> Machine Learning, 2020.</w:t>
       </w:r>
     </w:p>
     <w:p>
@@ -11730,7 +15998,175 @@
         <w:rPr>
           <w:sz w:val="24"/>
         </w:rPr>
-        <w:t>[25] I. Guyon and A. Elisseeff, "Introduction to variable and feature selection," J. Mach. Learn. Res., 2003.</w:t>
+        <w:t xml:space="preserve">[25] I. </w:t>
+      </w:r>
+      <w:proofErr w:type="spellStart"/>
+      <w:r>
+        <w:rPr>
+          <w:sz w:val="24"/>
+        </w:rPr>
+        <w:t>Guyon</w:t>
+      </w:r>
+      <w:proofErr w:type="spellEnd"/>
+      <w:r>
+        <w:rPr>
+          <w:sz w:val="24"/>
+        </w:rPr>
+        <w:t xml:space="preserve"> </w:t>
+      </w:r>
+      <w:proofErr w:type="spellStart"/>
+      <w:r>
+        <w:rPr>
+          <w:sz w:val="24"/>
+        </w:rPr>
+        <w:t>and</w:t>
+      </w:r>
+      <w:proofErr w:type="spellEnd"/>
+      <w:r>
+        <w:rPr>
+          <w:sz w:val="24"/>
+        </w:rPr>
+        <w:t xml:space="preserve"> A. </w:t>
+      </w:r>
+      <w:proofErr w:type="spellStart"/>
+      <w:r>
+        <w:rPr>
+          <w:sz w:val="24"/>
+        </w:rPr>
+        <w:t>Elisseeff</w:t>
+      </w:r>
+      <w:proofErr w:type="spellEnd"/>
+      <w:r>
+        <w:rPr>
+          <w:sz w:val="24"/>
+        </w:rPr>
+        <w:t>, "</w:t>
+      </w:r>
+      <w:proofErr w:type="spellStart"/>
+      <w:r>
+        <w:rPr>
+          <w:sz w:val="24"/>
+        </w:rPr>
+        <w:t>Introduction</w:t>
+      </w:r>
+      <w:proofErr w:type="spellEnd"/>
+      <w:r>
+        <w:rPr>
+          <w:sz w:val="24"/>
+        </w:rPr>
+        <w:t xml:space="preserve"> </w:t>
+      </w:r>
+      <w:proofErr w:type="spellStart"/>
+      <w:r>
+        <w:rPr>
+          <w:sz w:val="24"/>
+        </w:rPr>
+        <w:t>to</w:t>
+      </w:r>
+      <w:proofErr w:type="spellEnd"/>
+      <w:r>
+        <w:rPr>
+          <w:sz w:val="24"/>
+        </w:rPr>
+        <w:t xml:space="preserve"> </w:t>
+      </w:r>
+      <w:proofErr w:type="spellStart"/>
+      <w:r>
+        <w:rPr>
+          <w:sz w:val="24"/>
+        </w:rPr>
+        <w:t>variable</w:t>
+      </w:r>
+      <w:proofErr w:type="spellEnd"/>
+      <w:r>
+        <w:rPr>
+          <w:sz w:val="24"/>
+        </w:rPr>
+        <w:t xml:space="preserve"> </w:t>
+      </w:r>
+      <w:proofErr w:type="spellStart"/>
+      <w:r>
+        <w:rPr>
+          <w:sz w:val="24"/>
+        </w:rPr>
+        <w:t>and</w:t>
+      </w:r>
+      <w:proofErr w:type="spellEnd"/>
+      <w:r>
+        <w:rPr>
+          <w:sz w:val="24"/>
+        </w:rPr>
+        <w:t xml:space="preserve"> </w:t>
+      </w:r>
+      <w:proofErr w:type="spellStart"/>
+      <w:r>
+        <w:rPr>
+          <w:sz w:val="24"/>
+        </w:rPr>
+        <w:t>feature</w:t>
+      </w:r>
+      <w:proofErr w:type="spellEnd"/>
+      <w:r>
+        <w:rPr>
+          <w:sz w:val="24"/>
+        </w:rPr>
+        <w:t xml:space="preserve"> </w:t>
+      </w:r>
+      <w:proofErr w:type="spellStart"/>
+      <w:r>
+        <w:rPr>
+          <w:sz w:val="24"/>
+        </w:rPr>
+        <w:t>selection</w:t>
+      </w:r>
+      <w:proofErr w:type="spellEnd"/>
+      <w:r>
+        <w:rPr>
+          <w:sz w:val="24"/>
+        </w:rPr>
+        <w:t xml:space="preserve">," J. </w:t>
+      </w:r>
+      <w:proofErr w:type="spellStart"/>
+      <w:r>
+        <w:rPr>
+          <w:sz w:val="24"/>
+        </w:rPr>
+        <w:t>Mach</w:t>
+      </w:r>
+      <w:proofErr w:type="spellEnd"/>
+      <w:r>
+        <w:rPr>
+          <w:sz w:val="24"/>
+        </w:rPr>
+        <w:t xml:space="preserve">. </w:t>
+      </w:r>
+      <w:proofErr w:type="spellStart"/>
+      <w:r>
+        <w:rPr>
+          <w:sz w:val="24"/>
+        </w:rPr>
+        <w:t>Learn</w:t>
+      </w:r>
+      <w:proofErr w:type="spellEnd"/>
+      <w:r>
+        <w:rPr>
+          <w:sz w:val="24"/>
+        </w:rPr>
+        <w:t xml:space="preserve">. </w:t>
+      </w:r>
+      <w:proofErr w:type="spellStart"/>
+      <w:r>
+        <w:rPr>
+          <w:sz w:val="24"/>
+        </w:rPr>
+        <w:t>Res</w:t>
+      </w:r>
+      <w:proofErr w:type="spellEnd"/>
+      <w:r>
+        <w:rPr>
+          <w:sz w:val="24"/>
+        </w:rPr>
+        <w:t>., 2003.</w:t>
       </w:r>
     </w:p>
     <w:p>
@@ -11751,13 +16187,41 @@
         <w:rPr>
           <w:sz w:val="24"/>
         </w:rPr>
-        <w:t>"LightGBM"</w:t>
-      </w:r>
-      <w:r>
-        <w:rPr>
-          <w:sz w:val="24"/>
-        </w:rPr>
-        <w:t xml:space="preserve"> NeurIPS, 2017.</w:t>
+        <w:t>"</w:t>
+      </w:r>
+      <w:proofErr w:type="spellStart"/>
+      <w:r>
+        <w:rPr>
+          <w:sz w:val="24"/>
+        </w:rPr>
+        <w:t>LightGBM</w:t>
+      </w:r>
+      <w:proofErr w:type="spellEnd"/>
+      <w:r>
+        <w:rPr>
+          <w:sz w:val="24"/>
+        </w:rPr>
+        <w:t>"</w:t>
+      </w:r>
+      <w:r>
+        <w:rPr>
+          <w:sz w:val="24"/>
+        </w:rPr>
+        <w:t xml:space="preserve"> </w:t>
+      </w:r>
+      <w:proofErr w:type="spellStart"/>
+      <w:r>
+        <w:rPr>
+          <w:sz w:val="24"/>
+        </w:rPr>
+        <w:t>NeurIPS</w:t>
+      </w:r>
+      <w:proofErr w:type="spellEnd"/>
+      <w:r>
+        <w:rPr>
+          <w:sz w:val="24"/>
+        </w:rPr>
+        <w:t>, 2017.</w:t>
       </w:r>
     </w:p>
     <w:p>
@@ -11772,13 +16236,105 @@
         <w:rPr>
           <w:sz w:val="24"/>
         </w:rPr>
-        <w:t>[27] T. Chen and C. Guestrin, "</w:t>
-      </w:r>
-      <w:r>
-        <w:rPr>
-          <w:sz w:val="24"/>
-        </w:rPr>
-        <w:t xml:space="preserve">XGBoost: A Scalable Tree Boosting System” </w:t>
+        <w:t xml:space="preserve">[27] T. Chen </w:t>
+      </w:r>
+      <w:proofErr w:type="spellStart"/>
+      <w:r>
+        <w:rPr>
+          <w:sz w:val="24"/>
+        </w:rPr>
+        <w:t>and</w:t>
+      </w:r>
+      <w:proofErr w:type="spellEnd"/>
+      <w:r>
+        <w:rPr>
+          <w:sz w:val="24"/>
+        </w:rPr>
+        <w:t xml:space="preserve"> C. </w:t>
+      </w:r>
+      <w:proofErr w:type="spellStart"/>
+      <w:r>
+        <w:rPr>
+          <w:sz w:val="24"/>
+        </w:rPr>
+        <w:t>Guestrin</w:t>
+      </w:r>
+      <w:proofErr w:type="spellEnd"/>
+      <w:r>
+        <w:rPr>
+          <w:sz w:val="24"/>
+        </w:rPr>
+        <w:t>, "</w:t>
+      </w:r>
+      <w:proofErr w:type="spellStart"/>
+      <w:r>
+        <w:rPr>
+          <w:sz w:val="24"/>
+        </w:rPr>
+        <w:t>XGBoost</w:t>
+      </w:r>
+      <w:proofErr w:type="spellEnd"/>
+      <w:r>
+        <w:rPr>
+          <w:sz w:val="24"/>
+        </w:rPr>
+        <w:t xml:space="preserve">: A </w:t>
+      </w:r>
+      <w:proofErr w:type="spellStart"/>
+      <w:r>
+        <w:rPr>
+          <w:sz w:val="24"/>
+        </w:rPr>
+        <w:t>Scalable</w:t>
+      </w:r>
+      <w:proofErr w:type="spellEnd"/>
+      <w:r>
+        <w:rPr>
+          <w:sz w:val="24"/>
+        </w:rPr>
+        <w:t xml:space="preserve"> </w:t>
+      </w:r>
+      <w:proofErr w:type="spellStart"/>
+      <w:r>
+        <w:rPr>
+          <w:sz w:val="24"/>
+        </w:rPr>
+        <w:t>Tree</w:t>
+      </w:r>
+      <w:proofErr w:type="spellEnd"/>
+      <w:r>
+        <w:rPr>
+          <w:sz w:val="24"/>
+        </w:rPr>
+        <w:t xml:space="preserve"> </w:t>
+      </w:r>
+      <w:proofErr w:type="spellStart"/>
+      <w:r>
+        <w:rPr>
+          <w:sz w:val="24"/>
+        </w:rPr>
+        <w:t>Boosting</w:t>
+      </w:r>
+      <w:proofErr w:type="spellEnd"/>
+      <w:r>
+        <w:rPr>
+          <w:sz w:val="24"/>
+        </w:rPr>
+        <w:t xml:space="preserve"> </w:t>
+      </w:r>
+      <w:proofErr w:type="spellStart"/>
+      <w:r>
+        <w:rPr>
+          <w:sz w:val="24"/>
+        </w:rPr>
+        <w:t>System</w:t>
+      </w:r>
+      <w:proofErr w:type="spellEnd"/>
+      <w:r>
+        <w:rPr>
+          <w:sz w:val="24"/>
+        </w:rPr>
+        <w:t xml:space="preserve">” </w:t>
       </w:r>
       <w:r>
         <w:rPr>
@@ -11799,19 +16355,55 @@
         <w:rPr>
           <w:sz w:val="24"/>
         </w:rPr>
-        <w:t>[28] L. Prokhorenkova et al</w:t>
-      </w:r>
-      <w:r>
-        <w:rPr>
-          <w:sz w:val="24"/>
-        </w:rPr>
-        <w:t xml:space="preserve">., "CatBoost" </w:t>
-      </w:r>
-      <w:r>
-        <w:rPr>
-          <w:sz w:val="24"/>
-        </w:rPr>
-        <w:t>NeurIPS, 2018.</w:t>
+        <w:t xml:space="preserve">[28] L. </w:t>
+      </w:r>
+      <w:proofErr w:type="spellStart"/>
+      <w:r>
+        <w:rPr>
+          <w:sz w:val="24"/>
+        </w:rPr>
+        <w:t>Prokhorenkova</w:t>
+      </w:r>
+      <w:proofErr w:type="spellEnd"/>
+      <w:r>
+        <w:rPr>
+          <w:sz w:val="24"/>
+        </w:rPr>
+        <w:t xml:space="preserve"> et al</w:t>
+      </w:r>
+      <w:r>
+        <w:rPr>
+          <w:sz w:val="24"/>
+        </w:rPr>
+        <w:t>., "</w:t>
+      </w:r>
+      <w:proofErr w:type="spellStart"/>
+      <w:r>
+        <w:rPr>
+          <w:sz w:val="24"/>
+        </w:rPr>
+        <w:t>CatBoost</w:t>
+      </w:r>
+      <w:proofErr w:type="spellEnd"/>
+      <w:r>
+        <w:rPr>
+          <w:sz w:val="24"/>
+        </w:rPr>
+        <w:t xml:space="preserve">" </w:t>
+      </w:r>
+      <w:proofErr w:type="spellStart"/>
+      <w:r>
+        <w:rPr>
+          <w:sz w:val="24"/>
+        </w:rPr>
+        <w:t>NeurIPS</w:t>
+      </w:r>
+      <w:proofErr w:type="spellEnd"/>
+      <w:r>
+        <w:rPr>
+          <w:sz w:val="24"/>
+        </w:rPr>
+        <w:t>, 2018.</w:t>
       </w:r>
     </w:p>
     <w:p>
@@ -11826,7 +16418,63 @@
         <w:rPr>
           <w:sz w:val="24"/>
         </w:rPr>
-        <w:t>[29] D. H. Wolpert, "Stacked generalization," Neural Networks, 1992.</w:t>
+        <w:t xml:space="preserve">[29] D. H. </w:t>
+      </w:r>
+      <w:proofErr w:type="spellStart"/>
+      <w:r>
+        <w:rPr>
+          <w:sz w:val="24"/>
+        </w:rPr>
+        <w:t>Wolpert</w:t>
+      </w:r>
+      <w:proofErr w:type="spellEnd"/>
+      <w:r>
+        <w:rPr>
+          <w:sz w:val="24"/>
+        </w:rPr>
+        <w:t>, "</w:t>
+      </w:r>
+      <w:proofErr w:type="spellStart"/>
+      <w:r>
+        <w:rPr>
+          <w:sz w:val="24"/>
+        </w:rPr>
+        <w:t>Stacked</w:t>
+      </w:r>
+      <w:proofErr w:type="spellEnd"/>
+      <w:r>
+        <w:rPr>
+          <w:sz w:val="24"/>
+        </w:rPr>
+        <w:t xml:space="preserve"> </w:t>
+      </w:r>
+      <w:proofErr w:type="spellStart"/>
+      <w:r>
+        <w:rPr>
+          <w:sz w:val="24"/>
+        </w:rPr>
+        <w:t>generalization</w:t>
+      </w:r>
+      <w:proofErr w:type="spellEnd"/>
+      <w:r>
+        <w:rPr>
+          <w:sz w:val="24"/>
+        </w:rPr>
+        <w:t xml:space="preserve">," </w:t>
+      </w:r>
+      <w:proofErr w:type="spellStart"/>
+      <w:r>
+        <w:rPr>
+          <w:sz w:val="24"/>
+        </w:rPr>
+        <w:t>Neural</w:t>
+      </w:r>
+      <w:proofErr w:type="spellEnd"/>
+      <w:r>
+        <w:rPr>
+          <w:sz w:val="24"/>
+        </w:rPr>
+        <w:t xml:space="preserve"> Networks, 1992.</w:t>
       </w:r>
     </w:p>
     <w:p>
@@ -11879,11 +16527,10 @@
         <w:docPartUnique/>
       </w:docPartObj>
     </w:sdtPr>
-    <w:sdtEndPr/>
     <w:sdtContent>
       <w:p>
         <w:pPr>
-          <w:pStyle w:val="AltBilgi"/>
+          <w:pStyle w:val="Footer"/>
           <w:jc w:val="center"/>
         </w:pPr>
         <w:r>
@@ -11906,7 +16553,7 @@
   </w:sdt>
   <w:p>
     <w:pPr>
-      <w:pStyle w:val="AltBilgi"/>
+      <w:pStyle w:val="Footer"/>
     </w:pPr>
   </w:p>
 </w:ftr>
@@ -17217,11 +21864,11 @@
       <w:sz w:val="22"/>
     </w:rPr>
   </w:style>
-  <w:style w:type="paragraph" w:styleId="Balk1">
+  <w:style w:type="paragraph" w:styleId="Heading1">
     <w:name w:val="heading 1"/>
     <w:basedOn w:val="Normal"/>
     <w:next w:val="Normal"/>
-    <w:link w:val="Balk1Char"/>
+    <w:link w:val="Heading1Char"/>
     <w:uiPriority w:val="9"/>
     <w:qFormat/>
     <w:rsid w:val="004F5B34"/>
@@ -17238,11 +21885,11 @@
       <w:szCs w:val="40"/>
     </w:rPr>
   </w:style>
-  <w:style w:type="paragraph" w:styleId="Balk2">
+  <w:style w:type="paragraph" w:styleId="Heading2">
     <w:name w:val="heading 2"/>
     <w:basedOn w:val="Normal"/>
     <w:next w:val="Normal"/>
-    <w:link w:val="Balk2Char"/>
+    <w:link w:val="Heading2Char"/>
     <w:uiPriority w:val="9"/>
     <w:unhideWhenUsed/>
     <w:qFormat/>
@@ -17260,11 +21907,11 @@
       <w:szCs w:val="32"/>
     </w:rPr>
   </w:style>
-  <w:style w:type="paragraph" w:styleId="Balk3">
+  <w:style w:type="paragraph" w:styleId="Heading3">
     <w:name w:val="heading 3"/>
     <w:basedOn w:val="Normal"/>
     <w:next w:val="Normal"/>
-    <w:link w:val="Balk3Char"/>
+    <w:link w:val="Heading3Char"/>
     <w:uiPriority w:val="9"/>
     <w:unhideWhenUsed/>
     <w:qFormat/>
@@ -17282,11 +21929,11 @@
       <w:szCs w:val="28"/>
     </w:rPr>
   </w:style>
-  <w:style w:type="paragraph" w:styleId="Balk4">
+  <w:style w:type="paragraph" w:styleId="Heading4">
     <w:name w:val="heading 4"/>
     <w:basedOn w:val="Normal"/>
     <w:next w:val="Normal"/>
-    <w:link w:val="Balk4Char"/>
+    <w:link w:val="Heading4Char"/>
     <w:uiPriority w:val="9"/>
     <w:semiHidden/>
     <w:unhideWhenUsed/>
@@ -17305,11 +21952,11 @@
       <w:color w:val="0F4761" w:themeColor="accent1" w:themeShade="BF"/>
     </w:rPr>
   </w:style>
-  <w:style w:type="paragraph" w:styleId="Balk5">
+  <w:style w:type="paragraph" w:styleId="Heading5">
     <w:name w:val="heading 5"/>
     <w:basedOn w:val="Normal"/>
     <w:next w:val="Normal"/>
-    <w:link w:val="Balk5Char"/>
+    <w:link w:val="Heading5Char"/>
     <w:uiPriority w:val="9"/>
     <w:semiHidden/>
     <w:unhideWhenUsed/>
@@ -17326,11 +21973,11 @@
       <w:color w:val="0F4761" w:themeColor="accent1" w:themeShade="BF"/>
     </w:rPr>
   </w:style>
-  <w:style w:type="paragraph" w:styleId="Balk6">
+  <w:style w:type="paragraph" w:styleId="Heading6">
     <w:name w:val="heading 6"/>
     <w:basedOn w:val="Normal"/>
     <w:next w:val="Normal"/>
-    <w:link w:val="Balk6Char"/>
+    <w:link w:val="Heading6Char"/>
     <w:uiPriority w:val="9"/>
     <w:semiHidden/>
     <w:unhideWhenUsed/>
@@ -17349,11 +21996,11 @@
       <w:color w:val="595959" w:themeColor="text1" w:themeTint="A6"/>
     </w:rPr>
   </w:style>
-  <w:style w:type="paragraph" w:styleId="Balk7">
+  <w:style w:type="paragraph" w:styleId="Heading7">
     <w:name w:val="heading 7"/>
     <w:basedOn w:val="Normal"/>
     <w:next w:val="Normal"/>
-    <w:link w:val="Balk7Char"/>
+    <w:link w:val="Heading7Char"/>
     <w:uiPriority w:val="9"/>
     <w:semiHidden/>
     <w:unhideWhenUsed/>
@@ -17370,11 +22017,11 @@
       <w:color w:val="595959" w:themeColor="text1" w:themeTint="A6"/>
     </w:rPr>
   </w:style>
-  <w:style w:type="paragraph" w:styleId="Balk8">
+  <w:style w:type="paragraph" w:styleId="Heading8">
     <w:name w:val="heading 8"/>
     <w:basedOn w:val="Normal"/>
     <w:next w:val="Normal"/>
-    <w:link w:val="Balk8Char"/>
+    <w:link w:val="Heading8Char"/>
     <w:uiPriority w:val="9"/>
     <w:semiHidden/>
     <w:unhideWhenUsed/>
@@ -17392,11 +22039,11 @@
       <w:color w:val="272727" w:themeColor="text1" w:themeTint="D8"/>
     </w:rPr>
   </w:style>
-  <w:style w:type="paragraph" w:styleId="Balk9">
+  <w:style w:type="paragraph" w:styleId="Heading9">
     <w:name w:val="heading 9"/>
     <w:basedOn w:val="Normal"/>
     <w:next w:val="Normal"/>
-    <w:link w:val="Balk9Char"/>
+    <w:link w:val="Heading9Char"/>
     <w:uiPriority w:val="9"/>
     <w:semiHidden/>
     <w:unhideWhenUsed/>
@@ -17412,13 +22059,13 @@
       <w:color w:val="272727" w:themeColor="text1" w:themeTint="D8"/>
     </w:rPr>
   </w:style>
-  <w:style w:type="character" w:default="1" w:styleId="VarsaylanParagrafYazTipi">
+  <w:style w:type="character" w:default="1" w:styleId="DefaultParagraphFont">
     <w:name w:val="Default Paragraph Font"/>
     <w:uiPriority w:val="1"/>
     <w:semiHidden/>
     <w:unhideWhenUsed/>
   </w:style>
-  <w:style w:type="table" w:default="1" w:styleId="NormalTablo">
+  <w:style w:type="table" w:default="1" w:styleId="TableNormal">
     <w:name w:val="Normal Table"/>
     <w:uiPriority w:val="99"/>
     <w:semiHidden/>
@@ -17433,16 +22080,16 @@
       </w:tblCellMar>
     </w:tblPr>
   </w:style>
-  <w:style w:type="numbering" w:default="1" w:styleId="ListeYok">
+  <w:style w:type="numbering" w:default="1" w:styleId="NoList">
     <w:name w:val="No List"/>
     <w:uiPriority w:val="99"/>
     <w:semiHidden/>
     <w:unhideWhenUsed/>
   </w:style>
-  <w:style w:type="character" w:customStyle="1" w:styleId="Balk1Char">
-    <w:name w:val="Başlık 1 Char"/>
-    <w:basedOn w:val="VarsaylanParagrafYazTipi"/>
-    <w:link w:val="Balk1"/>
+  <w:style w:type="character" w:customStyle="1" w:styleId="Heading1Char">
+    <w:name w:val="Heading 1 Char"/>
+    <w:basedOn w:val="DefaultParagraphFont"/>
+    <w:link w:val="Heading1"/>
     <w:uiPriority w:val="9"/>
     <w:rsid w:val="004F5B34"/>
     <w:rPr>
@@ -17453,10 +22100,10 @@
       <w:lang w:val="tr-TR"/>
     </w:rPr>
   </w:style>
-  <w:style w:type="character" w:customStyle="1" w:styleId="Balk2Char">
-    <w:name w:val="Başlık 2 Char"/>
-    <w:basedOn w:val="VarsaylanParagrafYazTipi"/>
-    <w:link w:val="Balk2"/>
+  <w:style w:type="character" w:customStyle="1" w:styleId="Heading2Char">
+    <w:name w:val="Heading 2 Char"/>
+    <w:basedOn w:val="DefaultParagraphFont"/>
+    <w:link w:val="Heading2"/>
     <w:uiPriority w:val="9"/>
     <w:rsid w:val="004F5B34"/>
     <w:rPr>
@@ -17467,10 +22114,10 @@
       <w:lang w:val="tr-TR"/>
     </w:rPr>
   </w:style>
-  <w:style w:type="character" w:customStyle="1" w:styleId="Balk3Char">
-    <w:name w:val="Başlık 3 Char"/>
-    <w:basedOn w:val="VarsaylanParagrafYazTipi"/>
-    <w:link w:val="Balk3"/>
+  <w:style w:type="character" w:customStyle="1" w:styleId="Heading3Char">
+    <w:name w:val="Heading 3 Char"/>
+    <w:basedOn w:val="DefaultParagraphFont"/>
+    <w:link w:val="Heading3"/>
     <w:uiPriority w:val="9"/>
     <w:rsid w:val="004F5B34"/>
     <w:rPr>
@@ -17481,10 +22128,10 @@
       <w:lang w:val="tr-TR"/>
     </w:rPr>
   </w:style>
-  <w:style w:type="character" w:customStyle="1" w:styleId="Balk4Char">
-    <w:name w:val="Başlık 4 Char"/>
-    <w:basedOn w:val="VarsaylanParagrafYazTipi"/>
-    <w:link w:val="Balk4"/>
+  <w:style w:type="character" w:customStyle="1" w:styleId="Heading4Char">
+    <w:name w:val="Heading 4 Char"/>
+    <w:basedOn w:val="DefaultParagraphFont"/>
+    <w:link w:val="Heading4"/>
     <w:uiPriority w:val="9"/>
     <w:semiHidden/>
     <w:rsid w:val="004F5B34"/>
@@ -17496,10 +22143,10 @@
       <w:lang w:val="tr-TR"/>
     </w:rPr>
   </w:style>
-  <w:style w:type="character" w:customStyle="1" w:styleId="Balk5Char">
-    <w:name w:val="Başlık 5 Char"/>
-    <w:basedOn w:val="VarsaylanParagrafYazTipi"/>
-    <w:link w:val="Balk5"/>
+  <w:style w:type="character" w:customStyle="1" w:styleId="Heading5Char">
+    <w:name w:val="Heading 5 Char"/>
+    <w:basedOn w:val="DefaultParagraphFont"/>
+    <w:link w:val="Heading5"/>
     <w:uiPriority w:val="9"/>
     <w:semiHidden/>
     <w:rsid w:val="004F5B34"/>
@@ -17509,10 +22156,10 @@
       <w:lang w:val="tr-TR"/>
     </w:rPr>
   </w:style>
-  <w:style w:type="character" w:customStyle="1" w:styleId="Balk6Char">
-    <w:name w:val="Başlık 6 Char"/>
-    <w:basedOn w:val="VarsaylanParagrafYazTipi"/>
-    <w:link w:val="Balk6"/>
+  <w:style w:type="character" w:customStyle="1" w:styleId="Heading6Char">
+    <w:name w:val="Heading 6 Char"/>
+    <w:basedOn w:val="DefaultParagraphFont"/>
+    <w:link w:val="Heading6"/>
     <w:uiPriority w:val="9"/>
     <w:semiHidden/>
     <w:rsid w:val="004F5B34"/>
@@ -17524,10 +22171,10 @@
       <w:lang w:val="tr-TR"/>
     </w:rPr>
   </w:style>
-  <w:style w:type="character" w:customStyle="1" w:styleId="Balk7Char">
-    <w:name w:val="Başlık 7 Char"/>
-    <w:basedOn w:val="VarsaylanParagrafYazTipi"/>
-    <w:link w:val="Balk7"/>
+  <w:style w:type="character" w:customStyle="1" w:styleId="Heading7Char">
+    <w:name w:val="Heading 7 Char"/>
+    <w:basedOn w:val="DefaultParagraphFont"/>
+    <w:link w:val="Heading7"/>
     <w:uiPriority w:val="9"/>
     <w:semiHidden/>
     <w:rsid w:val="004F5B34"/>
@@ -17537,10 +22184,10 @@
       <w:lang w:val="tr-TR"/>
     </w:rPr>
   </w:style>
-  <w:style w:type="character" w:customStyle="1" w:styleId="Balk8Char">
-    <w:name w:val="Başlık 8 Char"/>
-    <w:basedOn w:val="VarsaylanParagrafYazTipi"/>
-    <w:link w:val="Balk8"/>
+  <w:style w:type="character" w:customStyle="1" w:styleId="Heading8Char">
+    <w:name w:val="Heading 8 Char"/>
+    <w:basedOn w:val="DefaultParagraphFont"/>
+    <w:link w:val="Heading8"/>
     <w:uiPriority w:val="9"/>
     <w:semiHidden/>
     <w:rsid w:val="004F5B34"/>
@@ -17552,10 +22199,10 @@
       <w:lang w:val="tr-TR"/>
     </w:rPr>
   </w:style>
-  <w:style w:type="character" w:customStyle="1" w:styleId="Balk9Char">
-    <w:name w:val="Başlık 9 Char"/>
-    <w:basedOn w:val="VarsaylanParagrafYazTipi"/>
-    <w:link w:val="Balk9"/>
+  <w:style w:type="character" w:customStyle="1" w:styleId="Heading9Char">
+    <w:name w:val="Heading 9 Char"/>
+    <w:basedOn w:val="DefaultParagraphFont"/>
+    <w:link w:val="Heading9"/>
     <w:uiPriority w:val="9"/>
     <w:semiHidden/>
     <w:rsid w:val="004F5B34"/>
@@ -17565,11 +22212,11 @@
       <w:lang w:val="tr-TR"/>
     </w:rPr>
   </w:style>
-  <w:style w:type="paragraph" w:styleId="KonuBal">
+  <w:style w:type="paragraph" w:styleId="Title">
     <w:name w:val="Title"/>
     <w:basedOn w:val="Normal"/>
     <w:next w:val="Normal"/>
-    <w:link w:val="KonuBalChar"/>
+    <w:link w:val="TitleChar"/>
     <w:uiPriority w:val="10"/>
     <w:qFormat/>
     <w:rsid w:val="004F5B34"/>
@@ -17585,10 +22232,10 @@
       <w:szCs w:val="56"/>
     </w:rPr>
   </w:style>
-  <w:style w:type="character" w:customStyle="1" w:styleId="KonuBalChar">
-    <w:name w:val="Konu Başlığı Char"/>
-    <w:basedOn w:val="VarsaylanParagrafYazTipi"/>
-    <w:link w:val="KonuBal"/>
+  <w:style w:type="character" w:customStyle="1" w:styleId="TitleChar">
+    <w:name w:val="Title Char"/>
+    <w:basedOn w:val="DefaultParagraphFont"/>
+    <w:link w:val="Title"/>
     <w:uiPriority w:val="10"/>
     <w:rsid w:val="004F5B34"/>
     <w:rPr>
@@ -17600,11 +22247,11 @@
       <w:lang w:val="tr-TR"/>
     </w:rPr>
   </w:style>
-  <w:style w:type="paragraph" w:styleId="Altyaz">
+  <w:style w:type="paragraph" w:styleId="Subtitle">
     <w:name w:val="Subtitle"/>
     <w:basedOn w:val="Normal"/>
     <w:next w:val="Normal"/>
-    <w:link w:val="AltyazChar"/>
+    <w:link w:val="SubtitleChar"/>
     <w:uiPriority w:val="11"/>
     <w:qFormat/>
     <w:rsid w:val="004F5B34"/>
@@ -17622,10 +22269,10 @@
       <w:szCs w:val="28"/>
     </w:rPr>
   </w:style>
-  <w:style w:type="character" w:customStyle="1" w:styleId="AltyazChar">
-    <w:name w:val="Altyazı Char"/>
-    <w:basedOn w:val="VarsaylanParagrafYazTipi"/>
-    <w:link w:val="Altyaz"/>
+  <w:style w:type="character" w:customStyle="1" w:styleId="SubtitleChar">
+    <w:name w:val="Subtitle Char"/>
+    <w:basedOn w:val="DefaultParagraphFont"/>
+    <w:link w:val="Subtitle"/>
     <w:uiPriority w:val="11"/>
     <w:rsid w:val="004F5B34"/>
     <w:rPr>
@@ -17637,11 +22284,11 @@
       <w:lang w:val="tr-TR"/>
     </w:rPr>
   </w:style>
-  <w:style w:type="paragraph" w:styleId="Alnt">
+  <w:style w:type="paragraph" w:styleId="Quote">
     <w:name w:val="Quote"/>
     <w:basedOn w:val="Normal"/>
     <w:next w:val="Normal"/>
-    <w:link w:val="AlntChar"/>
+    <w:link w:val="QuoteChar"/>
     <w:uiPriority w:val="29"/>
     <w:qFormat/>
     <w:rsid w:val="004F5B34"/>
@@ -17655,10 +22302,10 @@
       <w:color w:val="404040" w:themeColor="text1" w:themeTint="BF"/>
     </w:rPr>
   </w:style>
-  <w:style w:type="character" w:customStyle="1" w:styleId="AlntChar">
-    <w:name w:val="Alıntı Char"/>
-    <w:basedOn w:val="VarsaylanParagrafYazTipi"/>
-    <w:link w:val="Alnt"/>
+  <w:style w:type="character" w:customStyle="1" w:styleId="QuoteChar">
+    <w:name w:val="Quote Char"/>
+    <w:basedOn w:val="DefaultParagraphFont"/>
+    <w:link w:val="Quote"/>
     <w:uiPriority w:val="29"/>
     <w:rsid w:val="004F5B34"/>
     <w:rPr>
@@ -17668,7 +22315,7 @@
       <w:lang w:val="tr-TR"/>
     </w:rPr>
   </w:style>
-  <w:style w:type="paragraph" w:styleId="ListeParagraf">
+  <w:style w:type="paragraph" w:styleId="ListParagraph">
     <w:name w:val="List Paragraph"/>
     <w:basedOn w:val="Normal"/>
     <w:uiPriority w:val="34"/>
@@ -17679,9 +22326,9 @@
       <w:contextualSpacing/>
     </w:pPr>
   </w:style>
-  <w:style w:type="character" w:styleId="GlVurgulama">
+  <w:style w:type="character" w:styleId="IntenseEmphasis">
     <w:name w:val="Intense Emphasis"/>
-    <w:basedOn w:val="VarsaylanParagrafYazTipi"/>
+    <w:basedOn w:val="DefaultParagraphFont"/>
     <w:uiPriority w:val="21"/>
     <w:qFormat/>
     <w:rsid w:val="004F5B34"/>
@@ -17691,11 +22338,11 @@
       <w:color w:val="0F4761" w:themeColor="accent1" w:themeShade="BF"/>
     </w:rPr>
   </w:style>
-  <w:style w:type="paragraph" w:styleId="GlAlnt">
+  <w:style w:type="paragraph" w:styleId="IntenseQuote">
     <w:name w:val="Intense Quote"/>
     <w:basedOn w:val="Normal"/>
     <w:next w:val="Normal"/>
-    <w:link w:val="GlAlntChar"/>
+    <w:link w:val="IntenseQuoteChar"/>
     <w:uiPriority w:val="30"/>
     <w:qFormat/>
     <w:rsid w:val="004F5B34"/>
@@ -17714,10 +22361,10 @@
       <w:color w:val="0F4761" w:themeColor="accent1" w:themeShade="BF"/>
     </w:rPr>
   </w:style>
-  <w:style w:type="character" w:customStyle="1" w:styleId="GlAlntChar">
-    <w:name w:val="Güçlü Alıntı Char"/>
-    <w:basedOn w:val="VarsaylanParagrafYazTipi"/>
-    <w:link w:val="GlAlnt"/>
+  <w:style w:type="character" w:customStyle="1" w:styleId="IntenseQuoteChar">
+    <w:name w:val="Intense Quote Char"/>
+    <w:basedOn w:val="DefaultParagraphFont"/>
+    <w:link w:val="IntenseQuote"/>
     <w:uiPriority w:val="30"/>
     <w:rsid w:val="004F5B34"/>
     <w:rPr>
@@ -17727,9 +22374,9 @@
       <w:lang w:val="tr-TR"/>
     </w:rPr>
   </w:style>
-  <w:style w:type="character" w:styleId="GlBavuru">
+  <w:style w:type="character" w:styleId="IntenseReference">
     <w:name w:val="Intense Reference"/>
-    <w:basedOn w:val="VarsaylanParagrafYazTipi"/>
+    <w:basedOn w:val="DefaultParagraphFont"/>
     <w:uiPriority w:val="32"/>
     <w:qFormat/>
     <w:rsid w:val="004F5B34"/>
@@ -17741,10 +22388,10 @@
       <w:spacing w:val="5"/>
     </w:rPr>
   </w:style>
-  <w:style w:type="paragraph" w:styleId="stBilgi">
+  <w:style w:type="paragraph" w:styleId="Header">
     <w:name w:val="header"/>
     <w:basedOn w:val="Normal"/>
-    <w:link w:val="stBilgiChar"/>
+    <w:link w:val="HeaderChar"/>
     <w:uiPriority w:val="99"/>
     <w:unhideWhenUsed/>
     <w:rsid w:val="004F5B34"/>
@@ -17755,20 +22402,20 @@
       </w:tabs>
     </w:pPr>
   </w:style>
-  <w:style w:type="character" w:customStyle="1" w:styleId="stBilgiChar">
-    <w:name w:val="Üst Bilgi Char"/>
-    <w:basedOn w:val="VarsaylanParagrafYazTipi"/>
-    <w:link w:val="stBilgi"/>
+  <w:style w:type="character" w:customStyle="1" w:styleId="HeaderChar">
+    <w:name w:val="Header Char"/>
+    <w:basedOn w:val="DefaultParagraphFont"/>
+    <w:link w:val="Header"/>
     <w:uiPriority w:val="99"/>
     <w:rsid w:val="004F5B34"/>
     <w:rPr>
       <w:lang w:val="tr-TR"/>
     </w:rPr>
   </w:style>
-  <w:style w:type="paragraph" w:styleId="AltBilgi">
+  <w:style w:type="paragraph" w:styleId="Footer">
     <w:name w:val="footer"/>
     <w:basedOn w:val="Normal"/>
-    <w:link w:val="AltBilgiChar"/>
+    <w:link w:val="FooterChar"/>
     <w:uiPriority w:val="99"/>
     <w:unhideWhenUsed/>
     <w:rsid w:val="004F5B34"/>
@@ -17779,19 +22426,19 @@
       </w:tabs>
     </w:pPr>
   </w:style>
-  <w:style w:type="character" w:customStyle="1" w:styleId="AltBilgiChar">
-    <w:name w:val="Alt Bilgi Char"/>
-    <w:basedOn w:val="VarsaylanParagrafYazTipi"/>
-    <w:link w:val="AltBilgi"/>
+  <w:style w:type="character" w:customStyle="1" w:styleId="FooterChar">
+    <w:name w:val="Footer Char"/>
+    <w:basedOn w:val="DefaultParagraphFont"/>
+    <w:link w:val="Footer"/>
     <w:uiPriority w:val="99"/>
     <w:rsid w:val="004F5B34"/>
     <w:rPr>
       <w:lang w:val="tr-TR"/>
     </w:rPr>
   </w:style>
-  <w:style w:type="paragraph" w:styleId="AralkYok">
+  <w:style w:type="paragraph" w:styleId="NoSpacing">
     <w:name w:val="No Spacing"/>
-    <w:link w:val="AralkYokChar"/>
+    <w:link w:val="NoSpacingChar"/>
     <w:uiPriority w:val="1"/>
     <w:qFormat/>
     <w:rsid w:val="004F5B34"/>
@@ -17804,10 +22451,10 @@
       <w14:ligatures w14:val="none"/>
     </w:rPr>
   </w:style>
-  <w:style w:type="character" w:customStyle="1" w:styleId="AralkYokChar">
-    <w:name w:val="Aralık Yok Char"/>
-    <w:basedOn w:val="VarsaylanParagrafYazTipi"/>
-    <w:link w:val="AralkYok"/>
+  <w:style w:type="character" w:customStyle="1" w:styleId="NoSpacingChar">
+    <w:name w:val="No Spacing Char"/>
+    <w:basedOn w:val="DefaultParagraphFont"/>
+    <w:link w:val="NoSpacing"/>
     <w:uiPriority w:val="1"/>
     <w:rsid w:val="004F5B34"/>
     <w:rPr>
@@ -17835,9 +22482,9 @@
       <w14:ligatures w14:val="none"/>
     </w:rPr>
   </w:style>
-  <w:style w:type="paragraph" w:styleId="TBal">
+  <w:style w:type="paragraph" w:styleId="TOCHeading">
     <w:name w:val="TOC Heading"/>
-    <w:basedOn w:val="Balk1"/>
+    <w:basedOn w:val="Heading1"/>
     <w:next w:val="Normal"/>
     <w:uiPriority w:val="39"/>
     <w:unhideWhenUsed/>
@@ -17855,7 +22502,7 @@
       <w14:ligatures w14:val="none"/>
     </w:rPr>
   </w:style>
-  <w:style w:type="paragraph" w:styleId="T3">
+  <w:style w:type="paragraph" w:styleId="TOC3">
     <w:name w:val="toc 3"/>
     <w:basedOn w:val="Normal"/>
     <w:next w:val="Normal"/>
@@ -17868,9 +22515,9 @@
       <w:ind w:left="480"/>
     </w:pPr>
   </w:style>
-  <w:style w:type="character" w:styleId="Kpr">
+  <w:style w:type="character" w:styleId="Hyperlink">
     <w:name w:val="Hyperlink"/>
-    <w:basedOn w:val="VarsaylanParagrafYazTipi"/>
+    <w:basedOn w:val="DefaultParagraphFont"/>
     <w:uiPriority w:val="99"/>
     <w:unhideWhenUsed/>
     <w:rsid w:val="00AD343E"/>
@@ -17879,7 +22526,7 @@
       <w:u w:val="single"/>
     </w:rPr>
   </w:style>
-  <w:style w:type="paragraph" w:styleId="T2">
+  <w:style w:type="paragraph" w:styleId="TOC2">
     <w:name w:val="toc 2"/>
     <w:basedOn w:val="Normal"/>
     <w:next w:val="Normal"/>
@@ -17899,7 +22546,7 @@
       <w14:ligatures w14:val="none"/>
     </w:rPr>
   </w:style>
-  <w:style w:type="paragraph" w:styleId="T1">
+  <w:style w:type="paragraph" w:styleId="TOC1">
     <w:name w:val="toc 1"/>
     <w:basedOn w:val="Normal"/>
     <w:next w:val="Normal"/>
@@ -17918,7 +22565,7 @@
       <w14:ligatures w14:val="none"/>
     </w:rPr>
   </w:style>
-  <w:style w:type="paragraph" w:styleId="ResimYazs">
+  <w:style w:type="paragraph" w:styleId="Caption">
     <w:name w:val="caption"/>
     <w:basedOn w:val="Normal"/>
     <w:next w:val="Normal"/>

--- a/PDR Aşaması/Rapor/2026_PDR_Algomed_Guncel.docx
+++ b/PDR Aşaması/Rapor/2026_PDR_Algomed_Guncel.docx
@@ -597,7 +597,6 @@
                                 <w:r>
                                   <w:t xml:space="preserve"> </w:t>
                                 </w:r>
-                                <w:proofErr w:type="spellStart"/>
                                 <w:r>
                                   <w:rPr>
                                     <w:b/>
@@ -618,9 +617,8 @@
                                       <w14:round/>
                                     </w14:textOutline>
                                   </w:rPr>
-                                  <w:t>Algomed</w:t>
+                                  <w:t>ALGOMED</w:t>
                                 </w:r>
-                                <w:proofErr w:type="spellEnd"/>
                               </w:p>
                               <w:p>
                                 <w:pPr>
@@ -1397,7 +1395,6 @@
                           <w:r>
                             <w:t xml:space="preserve"> </w:t>
                           </w:r>
-                          <w:proofErr w:type="spellStart"/>
                           <w:r>
                             <w:rPr>
                               <w:b/>
@@ -1418,9 +1415,8 @@
                                 <w14:round/>
                               </w14:textOutline>
                             </w:rPr>
-                            <w:t>Algomed</w:t>
+                            <w:t>ALGOMED</w:t>
                           </w:r>
-                          <w:proofErr w:type="spellEnd"/>
                         </w:p>
                         <w:p>
                           <w:pPr>
@@ -1754,9 +1750,22 @@
         <w:p>
           <w:pPr>
             <w:pStyle w:val="TOCHeading"/>
+            <w:jc w:val="center"/>
+            <w:rPr>
+              <w:rFonts w:ascii="Aptos" w:hAnsi="Aptos"/>
+              <w:b/>
+              <w:bCs/>
+              <w:color w:val="auto"/>
+            </w:rPr>
           </w:pPr>
           <w:r>
-            <w:t>İçindekiler</w:t>
+            <w:rPr>
+              <w:rFonts w:ascii="Aptos" w:hAnsi="Aptos"/>
+              <w:b/>
+              <w:bCs/>
+              <w:color w:val="auto"/>
+            </w:rPr>
+            <w:t>İÇİNDEKİLER</w:t>
           </w:r>
         </w:p>
         <w:p>
@@ -3182,7 +3191,25 @@
                 <w:bCs/>
                 <w:noProof/>
               </w:rPr>
-              <w:t>5. KAYNAKÇA</w:t>
+              <w:t>5. KAYNA</w:t>
+            </w:r>
+            <w:r>
+              <w:rPr>
+                <w:rStyle w:val="Hyperlink"/>
+                <w:b/>
+                <w:bCs/>
+                <w:noProof/>
+              </w:rPr>
+              <w:t>K</w:t>
+            </w:r>
+            <w:r>
+              <w:rPr>
+                <w:rStyle w:val="Hyperlink"/>
+                <w:b/>
+                <w:bCs/>
+                <w:noProof/>
+              </w:rPr>
+              <w:t>ÇA</w:t>
             </w:r>
             <w:r>
               <w:rPr>
@@ -10244,7 +10271,27 @@
                 <w:lang w:eastAsia="tr-TR"/>
                 <w14:ligatures w14:val="none"/>
               </w:rPr>
-              <w:t xml:space="preserve"> (700 Trial)</w:t>
+              <w:t xml:space="preserve"> (700</w:t>
+            </w:r>
+            <w:r>
+              <w:rPr>
+                <w:rFonts w:eastAsia="Times New Roman" w:cs="Arial"/>
+                <w:kern w:val="0"/>
+                <w:sz w:val="24"/>
+                <w:lang w:eastAsia="tr-TR"/>
+                <w14:ligatures w14:val="none"/>
+              </w:rPr>
+              <w:t xml:space="preserve"> deneme</w:t>
+            </w:r>
+            <w:r>
+              <w:rPr>
+                <w:rFonts w:eastAsia="Times New Roman" w:cs="Arial"/>
+                <w:kern w:val="0"/>
+                <w:sz w:val="24"/>
+                <w:lang w:eastAsia="tr-TR"/>
+                <w14:ligatures w14:val="none"/>
+              </w:rPr>
+              <w:t>)</w:t>
             </w:r>
           </w:p>
         </w:tc>
@@ -10477,7 +10524,27 @@
                 <w:lang w:eastAsia="tr-TR"/>
                 <w14:ligatures w14:val="none"/>
               </w:rPr>
-              <w:t xml:space="preserve"> (500 Trial)</w:t>
+              <w:t xml:space="preserve"> (500 </w:t>
+            </w:r>
+            <w:r>
+              <w:rPr>
+                <w:rFonts w:eastAsia="Times New Roman" w:cs="Arial"/>
+                <w:kern w:val="0"/>
+                <w:sz w:val="24"/>
+                <w:lang w:eastAsia="tr-TR"/>
+                <w14:ligatures w14:val="none"/>
+              </w:rPr>
+              <w:t>deneme</w:t>
+            </w:r>
+            <w:r>
+              <w:rPr>
+                <w:rFonts w:eastAsia="Times New Roman" w:cs="Arial"/>
+                <w:kern w:val="0"/>
+                <w:sz w:val="24"/>
+                <w:lang w:eastAsia="tr-TR"/>
+                <w14:ligatures w14:val="none"/>
+              </w:rPr>
+              <w:t>)</w:t>
             </w:r>
           </w:p>
         </w:tc>
@@ -11247,14 +11314,27 @@
                             <w:r>
                               <w:t xml:space="preserve">Şekil </w:t>
                             </w:r>
-                            <w:fldSimple w:instr=" SEQ Şekil \* ARABIC ">
-                              <w:r>
-                                <w:rPr>
-                                  <w:noProof/>
-                                </w:rPr>
-                                <w:t>3</w:t>
-                              </w:r>
-                            </w:fldSimple>
+                            <w:r>
+                              <w:fldChar w:fldCharType="begin"/>
+                            </w:r>
+                            <w:r>
+                              <w:instrText xml:space="preserve"> SEQ Şekil \* ARABIC </w:instrText>
+                            </w:r>
+                            <w:r>
+                              <w:fldChar w:fldCharType="separate"/>
+                            </w:r>
+                            <w:r>
+                              <w:rPr>
+                                <w:noProof/>
+                              </w:rPr>
+                              <w:t>3</w:t>
+                            </w:r>
+                            <w:r>
+                              <w:rPr>
+                                <w:noProof/>
+                              </w:rPr>
+                              <w:fldChar w:fldCharType="end"/>
+                            </w:r>
                             <w:r>
                               <w:t>:</w:t>
                             </w:r>
@@ -11313,14 +11393,27 @@
                       <w:r>
                         <w:t xml:space="preserve">Şekil </w:t>
                       </w:r>
-                      <w:fldSimple w:instr=" SEQ Şekil \* ARABIC ">
-                        <w:r>
-                          <w:rPr>
-                            <w:noProof/>
-                          </w:rPr>
-                          <w:t>3</w:t>
-                        </w:r>
-                      </w:fldSimple>
+                      <w:r>
+                        <w:fldChar w:fldCharType="begin"/>
+                      </w:r>
+                      <w:r>
+                        <w:instrText xml:space="preserve"> SEQ Şekil \* ARABIC </w:instrText>
+                      </w:r>
+                      <w:r>
+                        <w:fldChar w:fldCharType="separate"/>
+                      </w:r>
+                      <w:r>
+                        <w:rPr>
+                          <w:noProof/>
+                        </w:rPr>
+                        <w:t>3</w:t>
+                      </w:r>
+                      <w:r>
+                        <w:rPr>
+                          <w:noProof/>
+                        </w:rPr>
+                        <w:fldChar w:fldCharType="end"/>
+                      </w:r>
                       <w:r>
                         <w:t>:</w:t>
                       </w:r>
@@ -11471,7 +11564,7 @@
         </w:rPr>
         <w:lastRenderedPageBreak/>
         <w:drawing>
-          <wp:anchor distT="0" distB="0" distL="114300" distR="114300" simplePos="0" relativeHeight="251658242" behindDoc="0" locked="0" layoutInCell="1" allowOverlap="1" wp14:anchorId="01EFEEB3" wp14:editId="5C955B39">
+          <wp:anchor distT="0" distB="0" distL="114300" distR="114300" simplePos="0" relativeHeight="251658242" behindDoc="0" locked="0" layoutInCell="1" allowOverlap="1" wp14:anchorId="01EFEEB3" wp14:editId="2C370813">
             <wp:simplePos x="0" y="0"/>
             <wp:positionH relativeFrom="column">
               <wp:posOffset>2973070</wp:posOffset>
@@ -11726,15 +11819,7 @@
                                 <w:sz w:val="20"/>
                                 <w:szCs w:val="20"/>
                               </w:rPr>
-                              <w:t xml:space="preserve">: V9 Modeli — Alt Grup Çok </w:t>
-                            </w:r>
-                            <w:proofErr w:type="gramStart"/>
-                            <w:r>
-                              <w:rPr>
-                                <w:sz w:val="20"/>
-                                <w:szCs w:val="20"/>
-                              </w:rPr>
-                              <w:t xml:space="preserve">Boyutlu </w:t>
+                              <w:t>: V9 Modeli — Alt Grup Çok Boyutlu</w:t>
                             </w:r>
                             <w:r>
                               <w:rPr>
@@ -11748,15 +11833,7 @@
                                 <w:sz w:val="20"/>
                                 <w:szCs w:val="20"/>
                               </w:rPr>
-                              <w:t>Performans</w:t>
-                            </w:r>
-                            <w:proofErr w:type="gramEnd"/>
-                            <w:r>
-                              <w:rPr>
-                                <w:sz w:val="20"/>
-                                <w:szCs w:val="20"/>
-                              </w:rPr>
-                              <w:t xml:space="preserve"> Analizi (Radar Grafiği)</w:t>
+                              <w:t>Performans Analizi (Radar Grafiği)</w:t>
                             </w:r>
                           </w:p>
                         </w:txbxContent>
@@ -11837,15 +11914,7 @@
                           <w:sz w:val="20"/>
                           <w:szCs w:val="20"/>
                         </w:rPr>
-                        <w:t xml:space="preserve">: V9 Modeli — Alt Grup Çok </w:t>
-                      </w:r>
-                      <w:proofErr w:type="gramStart"/>
-                      <w:r>
-                        <w:rPr>
-                          <w:sz w:val="20"/>
-                          <w:szCs w:val="20"/>
-                        </w:rPr>
-                        <w:t xml:space="preserve">Boyutlu </w:t>
+                        <w:t>: V9 Modeli — Alt Grup Çok Boyutlu</w:t>
                       </w:r>
                       <w:r>
                         <w:rPr>
@@ -11859,15 +11928,7 @@
                           <w:sz w:val="20"/>
                           <w:szCs w:val="20"/>
                         </w:rPr>
-                        <w:t>Performans</w:t>
-                      </w:r>
-                      <w:proofErr w:type="gramEnd"/>
-                      <w:r>
-                        <w:rPr>
-                          <w:sz w:val="20"/>
-                          <w:szCs w:val="20"/>
-                        </w:rPr>
-                        <w:t xml:space="preserve"> Analizi (Radar Grafiği)</w:t>
+                        <w:t>Performans Analizi (Radar Grafiği)</w:t>
                       </w:r>
                     </w:p>
                   </w:txbxContent>
@@ -12892,23 +12953,21 @@
         <w:rPr>
           <w:sz w:val="24"/>
         </w:rPr>
-        <w:t xml:space="preserve"> V9(L) mimarisi, zorlayıcı gruplarda dahi klinik güvenliği önceleyen bir strateji </w:t>
-      </w:r>
-      <w:proofErr w:type="spellStart"/>
+        <w:t xml:space="preserve"> V9(L) mimarisi, zorlayıcı gruplarda dahi klinik güvenliği önceleyen bir strateji izlemiştir.</w:t>
+      </w:r>
+      <w:r>
+        <w:rPr>
+          <w:sz w:val="24"/>
+        </w:rPr>
+        <w:t xml:space="preserve"> </w:t>
+      </w:r>
       <w:proofErr w:type="gramStart"/>
       <w:r>
         <w:rPr>
           <w:sz w:val="24"/>
         </w:rPr>
-        <w:t>izlemiştir.</w:t>
-      </w:r>
-      <w:r>
-        <w:rPr>
-          <w:sz w:val="24"/>
-        </w:rPr>
         <w:t>CFTR</w:t>
       </w:r>
-      <w:proofErr w:type="spellEnd"/>
       <w:proofErr w:type="gramEnd"/>
       <w:r>
         <w:rPr>
@@ -14431,7 +14490,31 @@
         <w:rPr>
           <w:sz w:val="24"/>
         </w:rPr>
-        <w:t xml:space="preserve">[7] A. </w:t>
+        <w:t>[</w:t>
+      </w:r>
+      <w:r>
+        <w:rPr>
+          <w:sz w:val="24"/>
+        </w:rPr>
+        <w:t>7</w:t>
+      </w:r>
+      <w:r>
+        <w:rPr>
+          <w:sz w:val="24"/>
+        </w:rPr>
+        <w:t>]</w:t>
+      </w:r>
+      <w:r>
+        <w:rPr>
+          <w:sz w:val="24"/>
+        </w:rPr>
+        <w:t xml:space="preserve"> </w:t>
+      </w:r>
+      <w:r>
+        <w:rPr>
+          <w:sz w:val="24"/>
+        </w:rPr>
+        <w:t xml:space="preserve">K. J. </w:t>
       </w:r>
       <w:proofErr w:type="spellStart"/>
       <w:r>
@@ -14443,9 +14526,17 @@
       <w:proofErr w:type="spellEnd"/>
       <w:r>
         <w:rPr>
-          <w:sz w:val="24"/>
-        </w:rPr>
-        <w:t xml:space="preserve"> et al., "</w:t>
+          <w:b/>
+          <w:bCs/>
+          <w:sz w:val="24"/>
+        </w:rPr>
+        <w:t xml:space="preserve"> </w:t>
+      </w:r>
+      <w:r>
+        <w:rPr>
+          <w:sz w:val="24"/>
+        </w:rPr>
+        <w:t>et al., "</w:t>
       </w:r>
       <w:proofErr w:type="spellStart"/>
       <w:r>
@@ -15647,7 +15738,49 @@
         <w:rPr>
           <w:sz w:val="24"/>
         </w:rPr>
-        <w:t>[20] X. Zhang et al., "</w:t>
+        <w:t xml:space="preserve">[20] M. </w:t>
+      </w:r>
+      <w:proofErr w:type="spellStart"/>
+      <w:r>
+        <w:rPr>
+          <w:sz w:val="24"/>
+        </w:rPr>
+        <w:t>Muneeb</w:t>
+      </w:r>
+      <w:proofErr w:type="spellEnd"/>
+      <w:r>
+        <w:rPr>
+          <w:sz w:val="24"/>
+        </w:rPr>
+        <w:t xml:space="preserve"> </w:t>
+      </w:r>
+      <w:proofErr w:type="spellStart"/>
+      <w:r>
+        <w:rPr>
+          <w:sz w:val="24"/>
+        </w:rPr>
+        <w:t>and</w:t>
+      </w:r>
+      <w:proofErr w:type="spellEnd"/>
+      <w:r>
+        <w:rPr>
+          <w:sz w:val="24"/>
+        </w:rPr>
+        <w:t xml:space="preserve"> D. B. </w:t>
+      </w:r>
+      <w:proofErr w:type="spellStart"/>
+      <w:r>
+        <w:rPr>
+          <w:sz w:val="24"/>
+        </w:rPr>
+        <w:t>Ascher</w:t>
+      </w:r>
+      <w:proofErr w:type="spellEnd"/>
+      <w:r>
+        <w:rPr>
+          <w:sz w:val="24"/>
+        </w:rPr>
+        <w:t>, "</w:t>
       </w:r>
       <w:proofErr w:type="spellStart"/>
       <w:r>
@@ -15661,47 +15794,21 @@
         <w:rPr>
           <w:sz w:val="24"/>
         </w:rPr>
-        <w:t xml:space="preserve">," </w:t>
-      </w:r>
-      <w:proofErr w:type="spellStart"/>
-      <w:r>
-        <w:rPr>
-          <w:sz w:val="24"/>
-        </w:rPr>
-        <w:t>Brief</w:t>
-      </w:r>
-      <w:proofErr w:type="spellEnd"/>
-      <w:r>
-        <w:rPr>
-          <w:sz w:val="24"/>
-        </w:rPr>
-        <w:t xml:space="preserve">. </w:t>
-      </w:r>
-      <w:proofErr w:type="spellStart"/>
-      <w:r>
-        <w:rPr>
-          <w:sz w:val="24"/>
-        </w:rPr>
-        <w:t>Bioinform</w:t>
-      </w:r>
-      <w:proofErr w:type="spellEnd"/>
-      <w:r>
-        <w:rPr>
-          <w:sz w:val="24"/>
-        </w:rPr>
-        <w:t>., 202</w:t>
-      </w:r>
-      <w:r>
-        <w:rPr>
-          <w:sz w:val="24"/>
-        </w:rPr>
-        <w:t>6</w:t>
-      </w:r>
-      <w:r>
-        <w:rPr>
-          <w:sz w:val="24"/>
-        </w:rPr>
-        <w:t>.</w:t>
+        <w:t xml:space="preserve">: a </w:t>
+      </w:r>
+      <w:proofErr w:type="spellStart"/>
+      <w:r>
+        <w:rPr>
+          <w:sz w:val="24"/>
+        </w:rPr>
+        <w:t>genome-wide</w:t>
+      </w:r>
+      <w:proofErr w:type="spellEnd"/>
+      <w:r>
+        <w:rPr>
+          <w:sz w:val="24"/>
+        </w:rPr>
+        <w:t xml:space="preserve"> </w:t>
       </w:r>
     </w:p>
     <w:p>
@@ -15712,23 +15819,179 @@
           <w:sz w:val="24"/>
         </w:rPr>
       </w:pPr>
-      <w:r>
-        <w:rPr>
-          <w:sz w:val="24"/>
-        </w:rPr>
-        <w:t>[</w:t>
-      </w:r>
-      <w:r>
-        <w:rPr>
-          <w:sz w:val="24"/>
-        </w:rPr>
-        <w:t>21</w:t>
-      </w:r>
-      <w:r>
-        <w:rPr>
-          <w:sz w:val="24"/>
-        </w:rPr>
-        <w:t xml:space="preserve">] T. </w:t>
+      <w:proofErr w:type="spellStart"/>
+      <w:proofErr w:type="gramStart"/>
+      <w:r>
+        <w:rPr>
+          <w:sz w:val="24"/>
+        </w:rPr>
+        <w:t>annotation</w:t>
+      </w:r>
+      <w:proofErr w:type="spellEnd"/>
+      <w:proofErr w:type="gramEnd"/>
+      <w:r>
+        <w:rPr>
+          <w:sz w:val="24"/>
+        </w:rPr>
+        <w:t xml:space="preserve"> </w:t>
+      </w:r>
+      <w:proofErr w:type="spellStart"/>
+      <w:r>
+        <w:rPr>
+          <w:sz w:val="24"/>
+        </w:rPr>
+        <w:t>and</w:t>
+      </w:r>
+      <w:proofErr w:type="spellEnd"/>
+      <w:r>
+        <w:rPr>
+          <w:sz w:val="24"/>
+        </w:rPr>
+        <w:t xml:space="preserve"> benchmarking </w:t>
+      </w:r>
+      <w:proofErr w:type="spellStart"/>
+      <w:r>
+        <w:rPr>
+          <w:sz w:val="24"/>
+        </w:rPr>
+        <w:t>framework</w:t>
+      </w:r>
+      <w:proofErr w:type="spellEnd"/>
+      <w:r>
+        <w:rPr>
+          <w:sz w:val="24"/>
+        </w:rPr>
+        <w:t xml:space="preserve"> </w:t>
+      </w:r>
+      <w:proofErr w:type="spellStart"/>
+      <w:r>
+        <w:rPr>
+          <w:sz w:val="24"/>
+        </w:rPr>
+        <w:t>for</w:t>
+      </w:r>
+      <w:proofErr w:type="spellEnd"/>
+      <w:r>
+        <w:rPr>
+          <w:sz w:val="24"/>
+        </w:rPr>
+        <w:t xml:space="preserve"> </w:t>
+      </w:r>
+      <w:proofErr w:type="spellStart"/>
+      <w:r>
+        <w:rPr>
+          <w:sz w:val="24"/>
+        </w:rPr>
+        <w:t>missense</w:t>
+      </w:r>
+      <w:proofErr w:type="spellEnd"/>
+      <w:r>
+        <w:rPr>
+          <w:sz w:val="24"/>
+        </w:rPr>
+        <w:t xml:space="preserve"> </w:t>
+      </w:r>
+      <w:proofErr w:type="spellStart"/>
+      <w:r>
+        <w:rPr>
+          <w:sz w:val="24"/>
+        </w:rPr>
+        <w:t>pathogenicity</w:t>
+      </w:r>
+      <w:proofErr w:type="spellEnd"/>
+      <w:r>
+        <w:rPr>
+          <w:sz w:val="24"/>
+        </w:rPr>
+        <w:t xml:space="preserve"> </w:t>
+      </w:r>
+    </w:p>
+    <w:p>
+      <w:pPr>
+        <w:spacing w:line="276" w:lineRule="auto"/>
+        <w:jc w:val="both"/>
+        <w:rPr>
+          <w:sz w:val="24"/>
+        </w:rPr>
+      </w:pPr>
+      <w:proofErr w:type="spellStart"/>
+      <w:proofErr w:type="gramStart"/>
+      <w:r>
+        <w:rPr>
+          <w:sz w:val="24"/>
+        </w:rPr>
+        <w:t>prediction</w:t>
+      </w:r>
+      <w:proofErr w:type="spellEnd"/>
+      <w:proofErr w:type="gramEnd"/>
+      <w:r>
+        <w:rPr>
+          <w:sz w:val="24"/>
+        </w:rPr>
+        <w:t xml:space="preserve">," </w:t>
+      </w:r>
+      <w:proofErr w:type="spellStart"/>
+      <w:r>
+        <w:rPr>
+          <w:sz w:val="24"/>
+        </w:rPr>
+        <w:t>bioRxiv</w:t>
+      </w:r>
+      <w:proofErr w:type="spellEnd"/>
+      <w:r>
+        <w:rPr>
+          <w:sz w:val="24"/>
+        </w:rPr>
+        <w:t xml:space="preserve"> </w:t>
+      </w:r>
+      <w:proofErr w:type="spellStart"/>
+      <w:r>
+        <w:rPr>
+          <w:sz w:val="24"/>
+        </w:rPr>
+        <w:t>preprint</w:t>
+      </w:r>
+      <w:proofErr w:type="spellEnd"/>
+      <w:r>
+        <w:rPr>
+          <w:sz w:val="24"/>
+        </w:rPr>
+        <w:t xml:space="preserve">, </w:t>
+      </w:r>
+      <w:proofErr w:type="spellStart"/>
+      <w:r>
+        <w:rPr>
+          <w:sz w:val="24"/>
+        </w:rPr>
+        <w:t>doi</w:t>
+      </w:r>
+      <w:proofErr w:type="spellEnd"/>
+      <w:r>
+        <w:rPr>
+          <w:sz w:val="24"/>
+        </w:rPr>
+        <w:t>: 10.64898/2026.05.03.722489, 2026.</w:t>
+      </w:r>
+      <w:r>
+        <w:rPr>
+          <w:sz w:val="24"/>
+        </w:rPr>
+        <w:t xml:space="preserve"> </w:t>
+      </w:r>
+    </w:p>
+    <w:p>
+      <w:pPr>
+        <w:spacing w:line="276" w:lineRule="auto"/>
+        <w:jc w:val="both"/>
+        <w:rPr>
+          <w:sz w:val="24"/>
+        </w:rPr>
+      </w:pPr>
+      <w:r>
+        <w:rPr>
+          <w:sz w:val="24"/>
+        </w:rPr>
+        <w:t xml:space="preserve">[21] T. </w:t>
       </w:r>
       <w:proofErr w:type="spellStart"/>
       <w:r>
@@ -22062,7 +22325,6 @@
   <w:style w:type="character" w:default="1" w:styleId="DefaultParagraphFont">
     <w:name w:val="Default Paragraph Font"/>
     <w:uiPriority w:val="1"/>
-    <w:semiHidden/>
     <w:unhideWhenUsed/>
   </w:style>
   <w:style w:type="table" w:default="1" w:styleId="TableNormal">

--- a/PDR Aşaması/Rapor/2026_PDR_Algomed_Guncel.docx
+++ b/PDR Aşaması/Rapor/2026_PDR_Algomed_Guncel.docx
@@ -146,39 +146,7 @@
                                       <w14:bevel/>
                                     </w14:textOutline>
                                   </w:rPr>
-                                  <w:t xml:space="preserve">SAĞLIKTA YAPAY </w:t>
-                                </w:r>
-                                <w:proofErr w:type="gramStart"/>
-                                <w:r>
-                                  <w:rPr>
-                                    <w:b/>
-                                    <w:bCs/>
-                                    <w:color w:val="FFFFFF" w:themeColor="background1"/>
-                                    <w:sz w:val="56"/>
-                                    <w:szCs w:val="56"/>
-                                    <w14:textOutline w14:w="9525" w14:cap="rnd" w14:cmpd="sng" w14:algn="ctr">
-                                      <w14:noFill/>
-                                      <w14:prstDash w14:val="solid"/>
-                                      <w14:bevel/>
-                                    </w14:textOutline>
-                                  </w:rPr>
-                                  <w:t>ZEKA</w:t>
-                                </w:r>
-                                <w:proofErr w:type="gramEnd"/>
-                                <w:r>
-                                  <w:rPr>
-                                    <w:b/>
-                                    <w:bCs/>
-                                    <w:color w:val="FFFFFF" w:themeColor="background1"/>
-                                    <w:sz w:val="56"/>
-                                    <w:szCs w:val="56"/>
-                                    <w14:textOutline w14:w="9525" w14:cap="rnd" w14:cmpd="sng" w14:algn="ctr">
-                                      <w14:noFill/>
-                                      <w14:prstDash w14:val="solid"/>
-                                      <w14:bevel/>
-                                    </w14:textOutline>
-                                  </w:rPr>
-                                  <w:t xml:space="preserve"> YARIŞMASI PROJE DETAY RAPORU</w:t>
+                                  <w:t>SAĞLIKTA YAPAY ZEKA YARIŞMASI PROJE DETAY RAPORU</w:t>
                                 </w:r>
                                 <w:r>
                                   <w:rPr>
@@ -319,53 +287,7 @@
                                       <w14:round/>
                                     </w14:textOutline>
                                   </w:rPr>
-                                  <w:t xml:space="preserve">omik Verilerde Yapay </w:t>
-                                </w:r>
-                                <w:proofErr w:type="gramStart"/>
-                                <w:r>
-                                  <w:rPr>
-                                    <w:b/>
-                                    <w:bCs/>
-                                    <w:color w:val="FFFFFF" w:themeColor="background1"/>
-                                    <w:sz w:val="40"/>
-                                    <w:szCs w:val="40"/>
-                                    <w14:shadow w14:blurRad="63500" w14:dist="0" w14:dir="0" w14:sx="102000" w14:sy="102000" w14:kx="0" w14:ky="0" w14:algn="ctr">
-                                      <w14:srgbClr w14:val="000000">
-                                        <w14:alpha w14:val="60000"/>
-                                      </w14:srgbClr>
-                                    </w14:shadow>
-                                    <w14:textOutline w14:w="6350" w14:cap="flat" w14:cmpd="sng" w14:algn="ctr">
-                                      <w14:solidFill>
-                                        <w14:srgbClr w14:val="000000"/>
-                                      </w14:solidFill>
-                                      <w14:prstDash w14:val="solid"/>
-                                      <w14:round/>
-                                    </w14:textOutline>
-                                  </w:rPr>
-                                  <w:t>Zeka</w:t>
-                                </w:r>
-                                <w:proofErr w:type="gramEnd"/>
-                                <w:r>
-                                  <w:rPr>
-                                    <w:b/>
-                                    <w:bCs/>
-                                    <w:color w:val="FFFFFF" w:themeColor="background1"/>
-                                    <w:sz w:val="40"/>
-                                    <w:szCs w:val="40"/>
-                                    <w14:shadow w14:blurRad="63500" w14:dist="0" w14:dir="0" w14:sx="102000" w14:sy="102000" w14:kx="0" w14:ky="0" w14:algn="ctr">
-                                      <w14:srgbClr w14:val="000000">
-                                        <w14:alpha w14:val="60000"/>
-                                      </w14:srgbClr>
-                                    </w14:shadow>
-                                    <w14:textOutline w14:w="6350" w14:cap="flat" w14:cmpd="sng" w14:algn="ctr">
-                                      <w14:solidFill>
-                                        <w14:srgbClr w14:val="000000"/>
-                                      </w14:solidFill>
-                                      <w14:prstDash w14:val="solid"/>
-                                      <w14:round/>
-                                    </w14:textOutline>
-                                  </w:rPr>
-                                  <w:t xml:space="preserve"> Tabanlı Varyant Patojenite Tahmini</w:t>
+                                  <w:t>omik Verilerde Yapay Zeka Tabanlı Varyant Patojenite Tahmini</w:t>
                                 </w:r>
                               </w:p>
                               <w:p>
@@ -457,7 +379,6 @@
                                   </w:rPr>
                                   <w:t>Proje Adı: </w:t>
                                 </w:r>
-                                <w:proofErr w:type="spellStart"/>
                                 <w:r>
                                   <w:rPr>
                                     <w:b/>
@@ -478,76 +399,7 @@
                                       <w14:round/>
                                     </w14:textOutline>
                                   </w:rPr>
-                                  <w:t>Missense</w:t>
-                                </w:r>
-                                <w:proofErr w:type="spellEnd"/>
-                                <w:r>
-                                  <w:rPr>
-                                    <w:b/>
-                                    <w:bCs/>
-                                    <w:color w:val="FFFFFF" w:themeColor="background1"/>
-                                    <w:sz w:val="40"/>
-                                    <w:szCs w:val="40"/>
-                                    <w14:shadow w14:blurRad="63500" w14:dist="0" w14:dir="0" w14:sx="102000" w14:sy="102000" w14:kx="0" w14:ky="0" w14:algn="ctr">
-                                      <w14:srgbClr w14:val="000000">
-                                        <w14:alpha w14:val="60000"/>
-                                      </w14:srgbClr>
-                                    </w14:shadow>
-                                    <w14:textOutline w14:w="6350" w14:cap="flat" w14:cmpd="sng" w14:algn="ctr">
-                                      <w14:solidFill>
-                                        <w14:srgbClr w14:val="000000"/>
-                                      </w14:solidFill>
-                                      <w14:prstDash w14:val="solid"/>
-                                      <w14:round/>
-                                    </w14:textOutline>
-                                  </w:rPr>
-                                  <w:t xml:space="preserve"> Genetik Varyantların Patojenik /</w:t>
-                                </w:r>
-                                <w:proofErr w:type="spellStart"/>
-                                <w:r>
-                                  <w:rPr>
-                                    <w:b/>
-                                    <w:bCs/>
-                                    <w:color w:val="FFFFFF" w:themeColor="background1"/>
-                                    <w:sz w:val="40"/>
-                                    <w:szCs w:val="40"/>
-                                    <w14:shadow w14:blurRad="63500" w14:dist="0" w14:dir="0" w14:sx="102000" w14:sy="102000" w14:kx="0" w14:ky="0" w14:algn="ctr">
-                                      <w14:srgbClr w14:val="000000">
-                                        <w14:alpha w14:val="60000"/>
-                                      </w14:srgbClr>
-                                    </w14:shadow>
-                                    <w14:textOutline w14:w="6350" w14:cap="flat" w14:cmpd="sng" w14:algn="ctr">
-                                      <w14:solidFill>
-                                        <w14:srgbClr w14:val="000000"/>
-                                      </w14:solidFill>
-                                      <w14:prstDash w14:val="solid"/>
-                                      <w14:round/>
-                                    </w14:textOutline>
-                                  </w:rPr>
-                                  <w:t>Benign</w:t>
-                                </w:r>
-                                <w:proofErr w:type="spellEnd"/>
-                                <w:r>
-                                  <w:rPr>
-                                    <w:b/>
-                                    <w:bCs/>
-                                    <w:color w:val="FFFFFF" w:themeColor="background1"/>
-                                    <w:sz w:val="40"/>
-                                    <w:szCs w:val="40"/>
-                                    <w14:shadow w14:blurRad="63500" w14:dist="0" w14:dir="0" w14:sx="102000" w14:sy="102000" w14:kx="0" w14:ky="0" w14:algn="ctr">
-                                      <w14:srgbClr w14:val="000000">
-                                        <w14:alpha w14:val="60000"/>
-                                      </w14:srgbClr>
-                                    </w14:shadow>
-                                    <w14:textOutline w14:w="6350" w14:cap="flat" w14:cmpd="sng" w14:algn="ctr">
-                                      <w14:solidFill>
-                                        <w14:srgbClr w14:val="000000"/>
-                                      </w14:solidFill>
-                                      <w14:prstDash w14:val="solid"/>
-                                      <w14:round/>
-                                    </w14:textOutline>
-                                  </w:rPr>
-                                  <w:t xml:space="preserve"> Olarak Sınıflandırılması</w:t>
+                                  <w:t>Missense Genetik Varyantların Patojenik /Benign Olarak Sınıflandırılması</w:t>
                                 </w:r>
                               </w:p>
                               <w:p>
@@ -944,39 +796,7 @@
                                 <w14:bevel/>
                               </w14:textOutline>
                             </w:rPr>
-                            <w:t xml:space="preserve">SAĞLIKTA YAPAY </w:t>
-                          </w:r>
-                          <w:proofErr w:type="gramStart"/>
-                          <w:r>
-                            <w:rPr>
-                              <w:b/>
-                              <w:bCs/>
-                              <w:color w:val="FFFFFF" w:themeColor="background1"/>
-                              <w:sz w:val="56"/>
-                              <w:szCs w:val="56"/>
-                              <w14:textOutline w14:w="9525" w14:cap="rnd" w14:cmpd="sng" w14:algn="ctr">
-                                <w14:noFill/>
-                                <w14:prstDash w14:val="solid"/>
-                                <w14:bevel/>
-                              </w14:textOutline>
-                            </w:rPr>
-                            <w:t>ZEKA</w:t>
-                          </w:r>
-                          <w:proofErr w:type="gramEnd"/>
-                          <w:r>
-                            <w:rPr>
-                              <w:b/>
-                              <w:bCs/>
-                              <w:color w:val="FFFFFF" w:themeColor="background1"/>
-                              <w:sz w:val="56"/>
-                              <w:szCs w:val="56"/>
-                              <w14:textOutline w14:w="9525" w14:cap="rnd" w14:cmpd="sng" w14:algn="ctr">
-                                <w14:noFill/>
-                                <w14:prstDash w14:val="solid"/>
-                                <w14:bevel/>
-                              </w14:textOutline>
-                            </w:rPr>
-                            <w:t xml:space="preserve"> YARIŞMASI PROJE DETAY RAPORU</w:t>
+                            <w:t>SAĞLIKTA YAPAY ZEKA YARIŞMASI PROJE DETAY RAPORU</w:t>
                           </w:r>
                           <w:r>
                             <w:rPr>
@@ -1117,53 +937,7 @@
                                 <w14:round/>
                               </w14:textOutline>
                             </w:rPr>
-                            <w:t xml:space="preserve">omik Verilerde Yapay </w:t>
-                          </w:r>
-                          <w:proofErr w:type="gramStart"/>
-                          <w:r>
-                            <w:rPr>
-                              <w:b/>
-                              <w:bCs/>
-                              <w:color w:val="FFFFFF" w:themeColor="background1"/>
-                              <w:sz w:val="40"/>
-                              <w:szCs w:val="40"/>
-                              <w14:shadow w14:blurRad="63500" w14:dist="0" w14:dir="0" w14:sx="102000" w14:sy="102000" w14:kx="0" w14:ky="0" w14:algn="ctr">
-                                <w14:srgbClr w14:val="000000">
-                                  <w14:alpha w14:val="60000"/>
-                                </w14:srgbClr>
-                              </w14:shadow>
-                              <w14:textOutline w14:w="6350" w14:cap="flat" w14:cmpd="sng" w14:algn="ctr">
-                                <w14:solidFill>
-                                  <w14:srgbClr w14:val="000000"/>
-                                </w14:solidFill>
-                                <w14:prstDash w14:val="solid"/>
-                                <w14:round/>
-                              </w14:textOutline>
-                            </w:rPr>
-                            <w:t>Zeka</w:t>
-                          </w:r>
-                          <w:proofErr w:type="gramEnd"/>
-                          <w:r>
-                            <w:rPr>
-                              <w:b/>
-                              <w:bCs/>
-                              <w:color w:val="FFFFFF" w:themeColor="background1"/>
-                              <w:sz w:val="40"/>
-                              <w:szCs w:val="40"/>
-                              <w14:shadow w14:blurRad="63500" w14:dist="0" w14:dir="0" w14:sx="102000" w14:sy="102000" w14:kx="0" w14:ky="0" w14:algn="ctr">
-                                <w14:srgbClr w14:val="000000">
-                                  <w14:alpha w14:val="60000"/>
-                                </w14:srgbClr>
-                              </w14:shadow>
-                              <w14:textOutline w14:w="6350" w14:cap="flat" w14:cmpd="sng" w14:algn="ctr">
-                                <w14:solidFill>
-                                  <w14:srgbClr w14:val="000000"/>
-                                </w14:solidFill>
-                                <w14:prstDash w14:val="solid"/>
-                                <w14:round/>
-                              </w14:textOutline>
-                            </w:rPr>
-                            <w:t xml:space="preserve"> Tabanlı Varyant Patojenite Tahmini</w:t>
+                            <w:t>omik Verilerde Yapay Zeka Tabanlı Varyant Patojenite Tahmini</w:t>
                           </w:r>
                         </w:p>
                         <w:p>
@@ -1255,7 +1029,6 @@
                             </w:rPr>
                             <w:t>Proje Adı: </w:t>
                           </w:r>
-                          <w:proofErr w:type="spellStart"/>
                           <w:r>
                             <w:rPr>
                               <w:b/>
@@ -1276,76 +1049,7 @@
                                 <w14:round/>
                               </w14:textOutline>
                             </w:rPr>
-                            <w:t>Missense</w:t>
-                          </w:r>
-                          <w:proofErr w:type="spellEnd"/>
-                          <w:r>
-                            <w:rPr>
-                              <w:b/>
-                              <w:bCs/>
-                              <w:color w:val="FFFFFF" w:themeColor="background1"/>
-                              <w:sz w:val="40"/>
-                              <w:szCs w:val="40"/>
-                              <w14:shadow w14:blurRad="63500" w14:dist="0" w14:dir="0" w14:sx="102000" w14:sy="102000" w14:kx="0" w14:ky="0" w14:algn="ctr">
-                                <w14:srgbClr w14:val="000000">
-                                  <w14:alpha w14:val="60000"/>
-                                </w14:srgbClr>
-                              </w14:shadow>
-                              <w14:textOutline w14:w="6350" w14:cap="flat" w14:cmpd="sng" w14:algn="ctr">
-                                <w14:solidFill>
-                                  <w14:srgbClr w14:val="000000"/>
-                                </w14:solidFill>
-                                <w14:prstDash w14:val="solid"/>
-                                <w14:round/>
-                              </w14:textOutline>
-                            </w:rPr>
-                            <w:t xml:space="preserve"> Genetik Varyantların Patojenik /</w:t>
-                          </w:r>
-                          <w:proofErr w:type="spellStart"/>
-                          <w:r>
-                            <w:rPr>
-                              <w:b/>
-                              <w:bCs/>
-                              <w:color w:val="FFFFFF" w:themeColor="background1"/>
-                              <w:sz w:val="40"/>
-                              <w:szCs w:val="40"/>
-                              <w14:shadow w14:blurRad="63500" w14:dist="0" w14:dir="0" w14:sx="102000" w14:sy="102000" w14:kx="0" w14:ky="0" w14:algn="ctr">
-                                <w14:srgbClr w14:val="000000">
-                                  <w14:alpha w14:val="60000"/>
-                                </w14:srgbClr>
-                              </w14:shadow>
-                              <w14:textOutline w14:w="6350" w14:cap="flat" w14:cmpd="sng" w14:algn="ctr">
-                                <w14:solidFill>
-                                  <w14:srgbClr w14:val="000000"/>
-                                </w14:solidFill>
-                                <w14:prstDash w14:val="solid"/>
-                                <w14:round/>
-                              </w14:textOutline>
-                            </w:rPr>
-                            <w:t>Benign</w:t>
-                          </w:r>
-                          <w:proofErr w:type="spellEnd"/>
-                          <w:r>
-                            <w:rPr>
-                              <w:b/>
-                              <w:bCs/>
-                              <w:color w:val="FFFFFF" w:themeColor="background1"/>
-                              <w:sz w:val="40"/>
-                              <w:szCs w:val="40"/>
-                              <w14:shadow w14:blurRad="63500" w14:dist="0" w14:dir="0" w14:sx="102000" w14:sy="102000" w14:kx="0" w14:ky="0" w14:algn="ctr">
-                                <w14:srgbClr w14:val="000000">
-                                  <w14:alpha w14:val="60000"/>
-                                </w14:srgbClr>
-                              </w14:shadow>
-                              <w14:textOutline w14:w="6350" w14:cap="flat" w14:cmpd="sng" w14:algn="ctr">
-                                <w14:solidFill>
-                                  <w14:srgbClr w14:val="000000"/>
-                                </w14:solidFill>
-                                <w14:prstDash w14:val="solid"/>
-                                <w14:round/>
-                              </w14:textOutline>
-                            </w:rPr>
-                            <w:t xml:space="preserve"> Olarak Sınıflandırılması</w:t>
+                            <w:t>Missense Genetik Varyantların Patojenik /Benign Olarak Sınıflandırılması</w:t>
                           </w:r>
                         </w:p>
                         <w:p>
@@ -3041,7 +2745,25 @@
                 <w:bCs/>
                 <w:noProof/>
               </w:rPr>
-              <w:t>4.3 Literatür ve Genel Katkı</w:t>
+              <w:t>4.3 Literat</w:t>
+            </w:r>
+            <w:r>
+              <w:rPr>
+                <w:rStyle w:val="Hyperlink"/>
+                <w:b/>
+                <w:bCs/>
+                <w:noProof/>
+              </w:rPr>
+              <w:t>ü</w:t>
+            </w:r>
+            <w:r>
+              <w:rPr>
+                <w:rStyle w:val="Hyperlink"/>
+                <w:b/>
+                <w:bCs/>
+                <w:noProof/>
+              </w:rPr>
+              <w:t>r ve Genel Katkı</w:t>
             </w:r>
             <w:r>
               <w:rPr>
@@ -3191,25 +2913,7 @@
                 <w:bCs/>
                 <w:noProof/>
               </w:rPr>
-              <w:t>5. KAYNA</w:t>
-            </w:r>
-            <w:r>
-              <w:rPr>
-                <w:rStyle w:val="Hyperlink"/>
-                <w:b/>
-                <w:bCs/>
-                <w:noProof/>
-              </w:rPr>
-              <w:t>K</w:t>
-            </w:r>
-            <w:r>
-              <w:rPr>
-                <w:rStyle w:val="Hyperlink"/>
-                <w:b/>
-                <w:bCs/>
-                <w:noProof/>
-              </w:rPr>
-              <w:t>ÇA</w:t>
+              <w:t>5. KAYNAKÇA</w:t>
             </w:r>
             <w:r>
               <w:rPr>
@@ -4588,7 +4292,17 @@
                 <w:lang w:eastAsia="tr-TR"/>
                 <w14:ligatures w14:val="none"/>
               </w:rPr>
-              <w:t>ROC-AUC ~0.98+</w:t>
+              <w:t>ROC-AUC ~0.</w:t>
+            </w:r>
+            <w:r>
+              <w:rPr>
+                <w:rFonts w:eastAsia="Times New Roman" w:cs="Arial"/>
+                <w:kern w:val="0"/>
+                <w:sz w:val="24"/>
+                <w:lang w:eastAsia="tr-TR"/>
+                <w14:ligatures w14:val="none"/>
+              </w:rPr>
+              <w:t>9950</w:t>
             </w:r>
           </w:p>
         </w:tc>
@@ -5029,19 +4743,7 @@
         <w:rPr>
           <w:sz w:val="24"/>
         </w:rPr>
-        <w:t>Kullanılan veri seti 353 özellikten oluşan şifreli genomik veri yapısına sahiptir. Veri; sayısal AL_ ve EK_ değişkenleri, kategorik CAT_ değişkenleri ve amino asit değişim bilgilerini içermektedir</w:t>
-      </w:r>
-      <w:r>
-        <w:rPr>
-          <w:sz w:val="24"/>
-        </w:rPr>
-        <w:t xml:space="preserve"> [7]</w:t>
-      </w:r>
-      <w:r>
-        <w:rPr>
-          <w:sz w:val="24"/>
-        </w:rPr>
-        <w:t>.</w:t>
+        <w:t>Kullanılan veri seti 353 özellikten oluşan şifreli genomik veri yapısına sahiptir. Veri; sayısal AL_ ve EK_ değişkenleri, kategorik CAT_ değişkenleri ve amino asit değişim bilgilerini içermektedir.</w:t>
       </w:r>
     </w:p>
     <w:p>
@@ -11314,27 +11016,14 @@
                             <w:r>
                               <w:t xml:space="preserve">Şekil </w:t>
                             </w:r>
-                            <w:r>
-                              <w:fldChar w:fldCharType="begin"/>
-                            </w:r>
-                            <w:r>
-                              <w:instrText xml:space="preserve"> SEQ Şekil \* ARABIC </w:instrText>
-                            </w:r>
-                            <w:r>
-                              <w:fldChar w:fldCharType="separate"/>
-                            </w:r>
-                            <w:r>
-                              <w:rPr>
-                                <w:noProof/>
-                              </w:rPr>
-                              <w:t>3</w:t>
-                            </w:r>
-                            <w:r>
-                              <w:rPr>
-                                <w:noProof/>
-                              </w:rPr>
-                              <w:fldChar w:fldCharType="end"/>
-                            </w:r>
+                            <w:fldSimple w:instr=" SEQ Şekil \* ARABIC ">
+                              <w:r>
+                                <w:rPr>
+                                  <w:noProof/>
+                                </w:rPr>
+                                <w:t>3</w:t>
+                              </w:r>
+                            </w:fldSimple>
                             <w:r>
                               <w:t>:</w:t>
                             </w:r>
@@ -11393,27 +11082,14 @@
                       <w:r>
                         <w:t xml:space="preserve">Şekil </w:t>
                       </w:r>
-                      <w:r>
-                        <w:fldChar w:fldCharType="begin"/>
-                      </w:r>
-                      <w:r>
-                        <w:instrText xml:space="preserve"> SEQ Şekil \* ARABIC </w:instrText>
-                      </w:r>
-                      <w:r>
-                        <w:fldChar w:fldCharType="separate"/>
-                      </w:r>
-                      <w:r>
-                        <w:rPr>
-                          <w:noProof/>
-                        </w:rPr>
-                        <w:t>3</w:t>
-                      </w:r>
-                      <w:r>
-                        <w:rPr>
-                          <w:noProof/>
-                        </w:rPr>
-                        <w:fldChar w:fldCharType="end"/>
-                      </w:r>
+                      <w:fldSimple w:instr=" SEQ Şekil \* ARABIC ">
+                        <w:r>
+                          <w:rPr>
+                            <w:noProof/>
+                          </w:rPr>
+                          <w:t>3</w:t>
+                        </w:r>
+                      </w:fldSimple>
                       <w:r>
                         <w:t>:</w:t>
                       </w:r>
@@ -11564,7 +11240,7 @@
         </w:rPr>
         <w:lastRenderedPageBreak/>
         <w:drawing>
-          <wp:anchor distT="0" distB="0" distL="114300" distR="114300" simplePos="0" relativeHeight="251658242" behindDoc="0" locked="0" layoutInCell="1" allowOverlap="1" wp14:anchorId="01EFEEB3" wp14:editId="2C370813">
+          <wp:anchor distT="0" distB="0" distL="114300" distR="114300" simplePos="0" relativeHeight="251658242" behindDoc="0" locked="0" layoutInCell="1" allowOverlap="1" wp14:anchorId="01EFEEB3" wp14:editId="2A20C67A">
             <wp:simplePos x="0" y="0"/>
             <wp:positionH relativeFrom="column">
               <wp:posOffset>2973070</wp:posOffset>
@@ -12144,23 +11820,7 @@
                                 <w:sz w:val="20"/>
                                 <w:szCs w:val="20"/>
                               </w:rPr>
-                              <w:t>: Karar Eşiği (</w:t>
-                            </w:r>
-                            <w:proofErr w:type="spellStart"/>
-                            <w:r>
-                              <w:rPr>
-                                <w:sz w:val="20"/>
-                                <w:szCs w:val="20"/>
-                              </w:rPr>
-                              <w:t>Threshold</w:t>
-                            </w:r>
-                            <w:proofErr w:type="spellEnd"/>
-                            <w:r>
-                              <w:rPr>
-                                <w:sz w:val="20"/>
-                                <w:szCs w:val="20"/>
-                              </w:rPr>
-                              <w:t>) Analizi — V9 Modeli (MASTER)</w:t>
+                              <w:t>: Karar Eşiği (Threshold) Analizi — V9 Modeli (MASTER)</w:t>
                             </w:r>
                           </w:p>
                         </w:txbxContent>
@@ -12240,23 +11900,7 @@
                           <w:sz w:val="20"/>
                           <w:szCs w:val="20"/>
                         </w:rPr>
-                        <w:t>: Karar Eşiği (</w:t>
-                      </w:r>
-                      <w:proofErr w:type="spellStart"/>
-                      <w:r>
-                        <w:rPr>
-                          <w:sz w:val="20"/>
-                          <w:szCs w:val="20"/>
-                        </w:rPr>
-                        <w:t>Threshold</w:t>
-                      </w:r>
-                      <w:proofErr w:type="spellEnd"/>
-                      <w:r>
-                        <w:rPr>
-                          <w:sz w:val="20"/>
-                          <w:szCs w:val="20"/>
-                        </w:rPr>
-                        <w:t>) Analizi — V9 Modeli (MASTER)</w:t>
+                        <w:t>: Karar Eşiği (Threshold) Analizi — V9 Modeli (MASTER)</w:t>
                       </w:r>
                     </w:p>
                   </w:txbxContent>
@@ -12961,19 +12605,11 @@
         </w:rPr>
         <w:t xml:space="preserve"> </w:t>
       </w:r>
-      <w:proofErr w:type="gramStart"/>
-      <w:r>
-        <w:rPr>
-          <w:sz w:val="24"/>
-        </w:rPr>
-        <w:t>CFTR</w:t>
-      </w:r>
-      <w:proofErr w:type="gramEnd"/>
-      <w:r>
-        <w:rPr>
-          <w:sz w:val="24"/>
-        </w:rPr>
-        <w:t xml:space="preserve"> ve KANSER gruplarında yüksek ayrıştırma başarısı elde edilirken, PAH grubunda sınıf heterojenliği nedeniyle performans düşmüştür.</w:t>
+      <w:r>
+        <w:rPr>
+          <w:sz w:val="24"/>
+        </w:rPr>
+        <w:t>CFTR ve KANSER gruplarında yüksek ayrıştırma başarısı elde edilirken, PAH grubunda sınıf heterojenliği nedeniyle performans düşmüştür.</w:t>
       </w:r>
     </w:p>
     <w:p>
@@ -13718,167 +13354,31 @@
         <w:jc w:val="both"/>
         <w:rPr>
           <w:sz w:val="24"/>
-        </w:rPr>
-      </w:pPr>
-      <w:r>
-        <w:rPr>
-          <w:sz w:val="24"/>
-        </w:rPr>
-        <w:t xml:space="preserve">[1] M. </w:t>
+          <w:lang w:val="en-US"/>
+        </w:rPr>
+      </w:pPr>
+      <w:r>
+        <w:rPr>
+          <w:sz w:val="24"/>
+          <w:lang w:val="en-US"/>
+        </w:rPr>
+        <w:t>[1] M. Landrum et al., "</w:t>
       </w:r>
       <w:proofErr w:type="spellStart"/>
       <w:r>
         <w:rPr>
           <w:sz w:val="24"/>
-        </w:rPr>
-        <w:t>Landrum</w:t>
+          <w:lang w:val="en-US"/>
+        </w:rPr>
+        <w:t>ClinVar</w:t>
       </w:r>
       <w:proofErr w:type="spellEnd"/>
       <w:r>
         <w:rPr>
           <w:sz w:val="24"/>
-        </w:rPr>
-        <w:t xml:space="preserve"> et al., "</w:t>
-      </w:r>
-      <w:proofErr w:type="spellStart"/>
-      <w:r>
-        <w:rPr>
-          <w:sz w:val="24"/>
-        </w:rPr>
-        <w:t>ClinVar</w:t>
-      </w:r>
-      <w:proofErr w:type="spellEnd"/>
-      <w:r>
-        <w:rPr>
-          <w:sz w:val="24"/>
-        </w:rPr>
-        <w:t xml:space="preserve">: </w:t>
-      </w:r>
-      <w:proofErr w:type="spellStart"/>
-      <w:r>
-        <w:rPr>
-          <w:sz w:val="24"/>
-        </w:rPr>
-        <w:t>Public</w:t>
-      </w:r>
-      <w:proofErr w:type="spellEnd"/>
-      <w:r>
-        <w:rPr>
-          <w:sz w:val="24"/>
-        </w:rPr>
-        <w:t xml:space="preserve"> </w:t>
-      </w:r>
-      <w:proofErr w:type="spellStart"/>
-      <w:r>
-        <w:rPr>
-          <w:sz w:val="24"/>
-        </w:rPr>
-        <w:t>archive</w:t>
-      </w:r>
-      <w:proofErr w:type="spellEnd"/>
-      <w:r>
-        <w:rPr>
-          <w:sz w:val="24"/>
-        </w:rPr>
-        <w:t xml:space="preserve"> of </w:t>
-      </w:r>
-      <w:proofErr w:type="spellStart"/>
-      <w:r>
-        <w:rPr>
-          <w:sz w:val="24"/>
-        </w:rPr>
-        <w:t>interpretations</w:t>
-      </w:r>
-      <w:proofErr w:type="spellEnd"/>
-      <w:r>
-        <w:rPr>
-          <w:sz w:val="24"/>
-        </w:rPr>
-        <w:t xml:space="preserve"> of </w:t>
-      </w:r>
-      <w:proofErr w:type="spellStart"/>
-      <w:r>
-        <w:rPr>
-          <w:sz w:val="24"/>
-        </w:rPr>
-        <w:t>clinically</w:t>
-      </w:r>
-      <w:proofErr w:type="spellEnd"/>
-      <w:r>
-        <w:rPr>
-          <w:sz w:val="24"/>
-        </w:rPr>
-        <w:t xml:space="preserve"> </w:t>
-      </w:r>
-      <w:proofErr w:type="spellStart"/>
-      <w:r>
-        <w:rPr>
-          <w:sz w:val="24"/>
-        </w:rPr>
-        <w:t>relevant</w:t>
-      </w:r>
-      <w:proofErr w:type="spellEnd"/>
-      <w:r>
-        <w:rPr>
-          <w:sz w:val="24"/>
-        </w:rPr>
-        <w:t xml:space="preserve"> </w:t>
-      </w:r>
-      <w:proofErr w:type="spellStart"/>
-      <w:r>
-        <w:rPr>
-          <w:sz w:val="24"/>
-        </w:rPr>
-        <w:t>variants</w:t>
-      </w:r>
-      <w:proofErr w:type="spellEnd"/>
-      <w:r>
-        <w:rPr>
-          <w:sz w:val="24"/>
-        </w:rPr>
-        <w:t xml:space="preserve">," </w:t>
-      </w:r>
-      <w:proofErr w:type="spellStart"/>
-      <w:r>
-        <w:rPr>
-          <w:sz w:val="24"/>
-        </w:rPr>
-        <w:t>Nucleic</w:t>
-      </w:r>
-      <w:proofErr w:type="spellEnd"/>
-      <w:r>
-        <w:rPr>
-          <w:sz w:val="24"/>
-        </w:rPr>
-        <w:t xml:space="preserve"> </w:t>
-      </w:r>
-      <w:proofErr w:type="spellStart"/>
-      <w:r>
-        <w:rPr>
-          <w:sz w:val="24"/>
-        </w:rPr>
-        <w:t>Acids</w:t>
-      </w:r>
-      <w:proofErr w:type="spellEnd"/>
-      <w:r>
-        <w:rPr>
-          <w:sz w:val="24"/>
-        </w:rPr>
-        <w:t xml:space="preserve"> </w:t>
-      </w:r>
-      <w:proofErr w:type="spellStart"/>
-      <w:r>
-        <w:rPr>
-          <w:sz w:val="24"/>
-        </w:rPr>
-        <w:t>Res</w:t>
-      </w:r>
-      <w:proofErr w:type="spellEnd"/>
-      <w:r>
-        <w:rPr>
-          <w:sz w:val="24"/>
-        </w:rPr>
-        <w:t>., 2016.</w:t>
+          <w:lang w:val="en-US"/>
+        </w:rPr>
+        <w:t xml:space="preserve">: Public archive of interpretations of clinically relevant variants," Nucleic Acids Res., 2016. </w:t>
       </w:r>
     </w:p>
     <w:p>
@@ -13887,111 +13387,15 @@
         <w:jc w:val="both"/>
         <w:rPr>
           <w:sz w:val="24"/>
-        </w:rPr>
-      </w:pPr>
-      <w:r>
-        <w:rPr>
-          <w:sz w:val="24"/>
-        </w:rPr>
-        <w:t xml:space="preserve">[2] S. Richards et al., "ACMG/AMP </w:t>
-      </w:r>
-      <w:proofErr w:type="spellStart"/>
-      <w:r>
-        <w:rPr>
-          <w:sz w:val="24"/>
-        </w:rPr>
-        <w:t>guidelines</w:t>
-      </w:r>
-      <w:proofErr w:type="spellEnd"/>
-      <w:r>
-        <w:rPr>
-          <w:sz w:val="24"/>
-        </w:rPr>
-        <w:t xml:space="preserve"> </w:t>
-      </w:r>
-      <w:proofErr w:type="spellStart"/>
-      <w:r>
-        <w:rPr>
-          <w:sz w:val="24"/>
-        </w:rPr>
-        <w:t>for</w:t>
-      </w:r>
-      <w:proofErr w:type="spellEnd"/>
-      <w:r>
-        <w:rPr>
-          <w:sz w:val="24"/>
-        </w:rPr>
-        <w:t xml:space="preserve"> </w:t>
-      </w:r>
-      <w:proofErr w:type="spellStart"/>
-      <w:r>
-        <w:rPr>
-          <w:sz w:val="24"/>
-        </w:rPr>
-        <w:t>interpretation</w:t>
-      </w:r>
-      <w:proofErr w:type="spellEnd"/>
-      <w:r>
-        <w:rPr>
-          <w:sz w:val="24"/>
-        </w:rPr>
-        <w:t xml:space="preserve"> of </w:t>
-      </w:r>
-      <w:proofErr w:type="spellStart"/>
-      <w:r>
-        <w:rPr>
-          <w:sz w:val="24"/>
-        </w:rPr>
-        <w:t>sequence</w:t>
-      </w:r>
-      <w:proofErr w:type="spellEnd"/>
-      <w:r>
-        <w:rPr>
-          <w:sz w:val="24"/>
-        </w:rPr>
-        <w:t xml:space="preserve"> </w:t>
-      </w:r>
-      <w:proofErr w:type="spellStart"/>
-      <w:r>
-        <w:rPr>
-          <w:sz w:val="24"/>
-        </w:rPr>
-        <w:t>variants</w:t>
-      </w:r>
-      <w:proofErr w:type="spellEnd"/>
-      <w:r>
-        <w:rPr>
-          <w:sz w:val="24"/>
-        </w:rPr>
-        <w:t xml:space="preserve">," </w:t>
-      </w:r>
-      <w:proofErr w:type="spellStart"/>
-      <w:r>
-        <w:rPr>
-          <w:sz w:val="24"/>
-        </w:rPr>
-        <w:t>Genet</w:t>
-      </w:r>
-      <w:proofErr w:type="spellEnd"/>
-      <w:r>
-        <w:rPr>
-          <w:sz w:val="24"/>
-        </w:rPr>
-        <w:t xml:space="preserve">. </w:t>
-      </w:r>
-      <w:proofErr w:type="spellStart"/>
-      <w:r>
-        <w:rPr>
-          <w:sz w:val="24"/>
-        </w:rPr>
-        <w:t>Med</w:t>
-      </w:r>
-      <w:proofErr w:type="spellEnd"/>
-      <w:r>
-        <w:rPr>
-          <w:sz w:val="24"/>
-        </w:rPr>
-        <w:t>., 2015.</w:t>
+          <w:lang w:val="en-US"/>
+        </w:rPr>
+      </w:pPr>
+      <w:r>
+        <w:rPr>
+          <w:sz w:val="24"/>
+          <w:lang w:val="en-US"/>
+        </w:rPr>
+        <w:t xml:space="preserve">[2] S. Richards et al., "ACMG/AMP guidelines for interpretation of sequence variants," Genet. Med., 2015. </w:t>
       </w:r>
     </w:p>
     <w:p>
@@ -14000,55 +13404,31 @@
         <w:jc w:val="both"/>
         <w:rPr>
           <w:sz w:val="24"/>
-        </w:rPr>
-      </w:pPr>
-      <w:r>
-        <w:rPr>
-          <w:sz w:val="24"/>
-        </w:rPr>
-        <w:t xml:space="preserve">[3] X. </w:t>
+          <w:lang w:val="en-US"/>
+        </w:rPr>
+      </w:pPr>
+      <w:r>
+        <w:rPr>
+          <w:sz w:val="24"/>
+          <w:lang w:val="en-US"/>
+        </w:rPr>
+        <w:t>[3] X. Liu et al., "</w:t>
       </w:r>
       <w:proofErr w:type="spellStart"/>
       <w:r>
         <w:rPr>
           <w:sz w:val="24"/>
-        </w:rPr>
-        <w:t>Liu</w:t>
+          <w:lang w:val="en-US"/>
+        </w:rPr>
+        <w:t>dbNSFP</w:t>
       </w:r>
       <w:proofErr w:type="spellEnd"/>
       <w:r>
         <w:rPr>
           <w:sz w:val="24"/>
-        </w:rPr>
-        <w:t xml:space="preserve"> et al., "</w:t>
-      </w:r>
-      <w:proofErr w:type="spellStart"/>
-      <w:r>
-        <w:rPr>
-          <w:sz w:val="24"/>
-        </w:rPr>
-        <w:t>dbNSFP</w:t>
-      </w:r>
-      <w:proofErr w:type="spellEnd"/>
-      <w:r>
-        <w:rPr>
-          <w:sz w:val="24"/>
-        </w:rPr>
-        <w:t xml:space="preserve"> v4," </w:t>
-      </w:r>
-      <w:proofErr w:type="spellStart"/>
-      <w:r>
-        <w:rPr>
-          <w:sz w:val="24"/>
-        </w:rPr>
-        <w:t>Bioinformatics</w:t>
-      </w:r>
-      <w:proofErr w:type="spellEnd"/>
-      <w:r>
-        <w:rPr>
-          <w:sz w:val="24"/>
-        </w:rPr>
-        <w:t>, 2020</w:t>
+          <w:lang w:val="en-US"/>
+        </w:rPr>
+        <w:t xml:space="preserve"> v4: a comprehensive database of transcript-specific functional predictions and annotations for human nonsynonymous and splice-site SNVs," Bioinformatics, 2020. </w:t>
       </w:r>
     </w:p>
     <w:p>
@@ -14057,125 +13437,31 @@
         <w:jc w:val="both"/>
         <w:rPr>
           <w:sz w:val="24"/>
-        </w:rPr>
-      </w:pPr>
-      <w:r>
-        <w:rPr>
-          <w:sz w:val="24"/>
-        </w:rPr>
-        <w:t xml:space="preserve">[4] J. Davis </w:t>
+          <w:lang w:val="en-US"/>
+        </w:rPr>
+      </w:pPr>
+      <w:r>
+        <w:rPr>
+          <w:sz w:val="24"/>
+          <w:lang w:val="en-US"/>
+        </w:rPr>
+        <w:t xml:space="preserve">[4] J. Davis and M. </w:t>
       </w:r>
       <w:proofErr w:type="spellStart"/>
       <w:r>
         <w:rPr>
           <w:sz w:val="24"/>
-        </w:rPr>
-        <w:t>and</w:t>
+          <w:lang w:val="en-US"/>
+        </w:rPr>
+        <w:t>Goadrich</w:t>
       </w:r>
       <w:proofErr w:type="spellEnd"/>
       <w:r>
         <w:rPr>
           <w:sz w:val="24"/>
-        </w:rPr>
-        <w:t xml:space="preserve"> M. </w:t>
-      </w:r>
-      <w:proofErr w:type="spellStart"/>
-      <w:r>
-        <w:rPr>
-          <w:sz w:val="24"/>
-        </w:rPr>
-        <w:t>Goadrich</w:t>
-      </w:r>
-      <w:proofErr w:type="spellEnd"/>
-      <w:r>
-        <w:rPr>
-          <w:sz w:val="24"/>
-        </w:rPr>
-        <w:t>, "</w:t>
-      </w:r>
-      <w:proofErr w:type="spellStart"/>
-      <w:r>
-        <w:rPr>
-          <w:sz w:val="24"/>
-        </w:rPr>
-        <w:t>The</w:t>
-      </w:r>
-      <w:proofErr w:type="spellEnd"/>
-      <w:r>
-        <w:rPr>
-          <w:sz w:val="24"/>
-        </w:rPr>
-        <w:t xml:space="preserve"> </w:t>
-      </w:r>
-      <w:proofErr w:type="spellStart"/>
-      <w:r>
-        <w:rPr>
-          <w:sz w:val="24"/>
-        </w:rPr>
-        <w:t>relationship</w:t>
-      </w:r>
-      <w:proofErr w:type="spellEnd"/>
-      <w:r>
-        <w:rPr>
-          <w:sz w:val="24"/>
-        </w:rPr>
-        <w:t xml:space="preserve"> </w:t>
-      </w:r>
-      <w:proofErr w:type="spellStart"/>
-      <w:r>
-        <w:rPr>
-          <w:sz w:val="24"/>
-        </w:rPr>
-        <w:t>between</w:t>
-      </w:r>
-      <w:proofErr w:type="spellEnd"/>
-      <w:r>
-        <w:rPr>
-          <w:sz w:val="24"/>
-        </w:rPr>
-        <w:t xml:space="preserve"> Precision-</w:t>
-      </w:r>
-      <w:proofErr w:type="spellStart"/>
-      <w:r>
-        <w:rPr>
-          <w:sz w:val="24"/>
-        </w:rPr>
-        <w:t>Recall</w:t>
-      </w:r>
-      <w:proofErr w:type="spellEnd"/>
-      <w:r>
-        <w:rPr>
-          <w:sz w:val="24"/>
-        </w:rPr>
-        <w:t xml:space="preserve"> </w:t>
-      </w:r>
-      <w:proofErr w:type="spellStart"/>
-      <w:r>
-        <w:rPr>
-          <w:sz w:val="24"/>
-        </w:rPr>
-        <w:t>and</w:t>
-      </w:r>
-      <w:proofErr w:type="spellEnd"/>
-      <w:r>
-        <w:rPr>
-          <w:sz w:val="24"/>
-        </w:rPr>
-        <w:t xml:space="preserve"> ROC </w:t>
-      </w:r>
-      <w:proofErr w:type="spellStart"/>
-      <w:r>
-        <w:rPr>
-          <w:sz w:val="24"/>
-        </w:rPr>
-        <w:t>curves</w:t>
-      </w:r>
-      <w:proofErr w:type="spellEnd"/>
-      <w:r>
-        <w:rPr>
-          <w:sz w:val="24"/>
-        </w:rPr>
-        <w:t>," ICML, 2006.</w:t>
+          <w:lang w:val="en-US"/>
+        </w:rPr>
+        <w:t xml:space="preserve">, "The relationship between Precision-Recall and ROC curves," ICML, 2006. </w:t>
       </w:r>
     </w:p>
     <w:p>
@@ -14184,125 +13470,15 @@
         <w:jc w:val="both"/>
         <w:rPr>
           <w:sz w:val="24"/>
-        </w:rPr>
-      </w:pPr>
-      <w:r>
-        <w:rPr>
-          <w:sz w:val="24"/>
-        </w:rPr>
-        <w:t xml:space="preserve">[5] D. </w:t>
-      </w:r>
-      <w:proofErr w:type="spellStart"/>
-      <w:r>
-        <w:rPr>
-          <w:sz w:val="24"/>
-        </w:rPr>
-        <w:t>Chicco</w:t>
-      </w:r>
-      <w:proofErr w:type="spellEnd"/>
-      <w:r>
-        <w:rPr>
-          <w:sz w:val="24"/>
-        </w:rPr>
-        <w:t xml:space="preserve"> </w:t>
-      </w:r>
-      <w:proofErr w:type="spellStart"/>
-      <w:r>
-        <w:rPr>
-          <w:sz w:val="24"/>
-        </w:rPr>
-        <w:t>and</w:t>
-      </w:r>
-      <w:proofErr w:type="spellEnd"/>
-      <w:r>
-        <w:rPr>
-          <w:sz w:val="24"/>
-        </w:rPr>
-        <w:t xml:space="preserve"> G. </w:t>
-      </w:r>
-      <w:proofErr w:type="spellStart"/>
-      <w:r>
-        <w:rPr>
-          <w:sz w:val="24"/>
-        </w:rPr>
-        <w:t>Jurman</w:t>
-      </w:r>
-      <w:proofErr w:type="spellEnd"/>
-      <w:r>
-        <w:rPr>
-          <w:sz w:val="24"/>
-        </w:rPr>
-        <w:t>, "</w:t>
-      </w:r>
-      <w:proofErr w:type="spellStart"/>
-      <w:r>
-        <w:rPr>
-          <w:sz w:val="24"/>
-        </w:rPr>
-        <w:t>Advantages</w:t>
-      </w:r>
-      <w:proofErr w:type="spellEnd"/>
-      <w:r>
-        <w:rPr>
-          <w:sz w:val="24"/>
-        </w:rPr>
-        <w:t xml:space="preserve"> of MCC </w:t>
-      </w:r>
-      <w:proofErr w:type="spellStart"/>
-      <w:r>
-        <w:rPr>
-          <w:sz w:val="24"/>
-        </w:rPr>
-        <w:t>over</w:t>
-      </w:r>
-      <w:proofErr w:type="spellEnd"/>
-      <w:r>
-        <w:rPr>
-          <w:sz w:val="24"/>
-        </w:rPr>
-        <w:t xml:space="preserve"> F1 </w:t>
-      </w:r>
-      <w:proofErr w:type="spellStart"/>
-      <w:r>
-        <w:rPr>
-          <w:sz w:val="24"/>
-        </w:rPr>
-        <w:t>and</w:t>
-      </w:r>
-      <w:proofErr w:type="spellEnd"/>
-      <w:r>
-        <w:rPr>
-          <w:sz w:val="24"/>
-        </w:rPr>
-        <w:t xml:space="preserve"> </w:t>
-      </w:r>
-      <w:proofErr w:type="spellStart"/>
-      <w:r>
-        <w:rPr>
-          <w:sz w:val="24"/>
-        </w:rPr>
-        <w:t>accuracy</w:t>
-      </w:r>
-      <w:proofErr w:type="spellEnd"/>
-      <w:r>
-        <w:rPr>
-          <w:sz w:val="24"/>
-        </w:rPr>
-        <w:t xml:space="preserve">," BMC </w:t>
-      </w:r>
-      <w:proofErr w:type="spellStart"/>
-      <w:r>
-        <w:rPr>
-          <w:sz w:val="24"/>
-        </w:rPr>
-        <w:t>Genomics</w:t>
-      </w:r>
-      <w:proofErr w:type="spellEnd"/>
-      <w:r>
-        <w:rPr>
-          <w:sz w:val="24"/>
-        </w:rPr>
-        <w:t>, 2020.</w:t>
+          <w:lang w:val="en-US"/>
+        </w:rPr>
+      </w:pPr>
+      <w:r>
+        <w:rPr>
+          <w:sz w:val="24"/>
+          <w:lang w:val="en-US"/>
+        </w:rPr>
+        <w:t xml:space="preserve">[5] D. Chicco and G. Jurman, "The advantages of the Matthews correlation coefficient (MCC) over F1 score and accuracy in binary classification evaluation," BMC Genomics, 2020. </w:t>
       </w:r>
     </w:p>
     <w:p>
@@ -14311,169 +13487,29 @@
         <w:jc w:val="both"/>
         <w:rPr>
           <w:sz w:val="24"/>
-        </w:rPr>
-      </w:pPr>
-      <w:r>
-        <w:rPr>
-          <w:sz w:val="24"/>
-        </w:rPr>
-        <w:t>[</w:t>
-      </w:r>
-      <w:r>
-        <w:rPr>
-          <w:sz w:val="24"/>
-        </w:rPr>
-        <w:t>6</w:t>
-      </w:r>
-      <w:r>
-        <w:rPr>
-          <w:sz w:val="24"/>
-        </w:rPr>
-        <w:t xml:space="preserve">] S. M. </w:t>
+          <w:lang w:val="en-US"/>
+        </w:rPr>
+      </w:pPr>
+      <w:r>
+        <w:rPr>
+          <w:sz w:val="24"/>
+          <w:lang w:val="en-US"/>
+        </w:rPr>
+        <w:t xml:space="preserve">[6] S. M. Lundberg and S.-I. Lee, "A Unified Approach to Interpreting Model Predictions," </w:t>
       </w:r>
       <w:proofErr w:type="spellStart"/>
       <w:r>
         <w:rPr>
           <w:sz w:val="24"/>
-        </w:rPr>
-        <w:t>Lundberg</w:t>
+          <w:lang w:val="en-US"/>
+        </w:rPr>
+        <w:t>NeurIPS</w:t>
       </w:r>
       <w:proofErr w:type="spellEnd"/>
       <w:r>
         <w:rPr>
           <w:sz w:val="24"/>
-        </w:rPr>
-        <w:t xml:space="preserve"> </w:t>
-      </w:r>
-      <w:proofErr w:type="spellStart"/>
-      <w:r>
-        <w:rPr>
-          <w:sz w:val="24"/>
-        </w:rPr>
-        <w:t>and</w:t>
-      </w:r>
-      <w:proofErr w:type="spellEnd"/>
-      <w:r>
-        <w:rPr>
-          <w:sz w:val="24"/>
-        </w:rPr>
-        <w:t xml:space="preserve"> S.-I. Lee, </w:t>
-      </w:r>
-      <w:r>
-        <w:rPr>
-          <w:i/>
-          <w:iCs/>
-          <w:sz w:val="24"/>
-        </w:rPr>
-        <w:t xml:space="preserve">"A </w:t>
-      </w:r>
-      <w:proofErr w:type="spellStart"/>
-      <w:r>
-        <w:rPr>
-          <w:i/>
-          <w:iCs/>
-          <w:sz w:val="24"/>
-        </w:rPr>
-        <w:t>Unified</w:t>
-      </w:r>
-      <w:proofErr w:type="spellEnd"/>
-      <w:r>
-        <w:rPr>
-          <w:i/>
-          <w:iCs/>
-          <w:sz w:val="24"/>
-        </w:rPr>
-        <w:t xml:space="preserve"> </w:t>
-      </w:r>
-      <w:proofErr w:type="spellStart"/>
-      <w:r>
-        <w:rPr>
-          <w:i/>
-          <w:iCs/>
-          <w:sz w:val="24"/>
-        </w:rPr>
-        <w:t>Approach</w:t>
-      </w:r>
-      <w:proofErr w:type="spellEnd"/>
-      <w:r>
-        <w:rPr>
-          <w:i/>
-          <w:iCs/>
-          <w:sz w:val="24"/>
-        </w:rPr>
-        <w:t xml:space="preserve"> </w:t>
-      </w:r>
-      <w:proofErr w:type="spellStart"/>
-      <w:r>
-        <w:rPr>
-          <w:i/>
-          <w:iCs/>
-          <w:sz w:val="24"/>
-        </w:rPr>
-        <w:t>to</w:t>
-      </w:r>
-      <w:proofErr w:type="spellEnd"/>
-      <w:r>
-        <w:rPr>
-          <w:i/>
-          <w:iCs/>
-          <w:sz w:val="24"/>
-        </w:rPr>
-        <w:t xml:space="preserve"> </w:t>
-      </w:r>
-      <w:proofErr w:type="spellStart"/>
-      <w:r>
-        <w:rPr>
-          <w:i/>
-          <w:iCs/>
-          <w:sz w:val="24"/>
-        </w:rPr>
-        <w:t>Interpreting</w:t>
-      </w:r>
-      <w:proofErr w:type="spellEnd"/>
-      <w:r>
-        <w:rPr>
-          <w:i/>
-          <w:iCs/>
-          <w:sz w:val="24"/>
-        </w:rPr>
-        <w:t xml:space="preserve"> Model </w:t>
-      </w:r>
-      <w:proofErr w:type="spellStart"/>
-      <w:r>
-        <w:rPr>
-          <w:i/>
-          <w:iCs/>
-          <w:sz w:val="24"/>
-        </w:rPr>
-        <w:t>Predictions</w:t>
-      </w:r>
-      <w:proofErr w:type="spellEnd"/>
-      <w:r>
-        <w:rPr>
-          <w:i/>
-          <w:iCs/>
-          <w:sz w:val="24"/>
-        </w:rPr>
-        <w:t>"</w:t>
-      </w:r>
-      <w:r>
-        <w:rPr>
-          <w:sz w:val="24"/>
-        </w:rPr>
-        <w:t xml:space="preserve">   </w:t>
-      </w:r>
-      <w:proofErr w:type="spellStart"/>
-      <w:r>
-        <w:rPr>
-          <w:sz w:val="24"/>
-        </w:rPr>
-        <w:t>NeurIPS</w:t>
-      </w:r>
-      <w:proofErr w:type="spellEnd"/>
-      <w:r>
-        <w:rPr>
-          <w:sz w:val="24"/>
+          <w:lang w:val="en-US"/>
         </w:rPr>
         <w:t>, 2017.</w:t>
       </w:r>
@@ -14484,101 +13520,15 @@
         <w:jc w:val="both"/>
         <w:rPr>
           <w:sz w:val="24"/>
-        </w:rPr>
-      </w:pPr>
-      <w:r>
-        <w:rPr>
-          <w:sz w:val="24"/>
-        </w:rPr>
-        <w:t>[</w:t>
-      </w:r>
-      <w:r>
-        <w:rPr>
-          <w:sz w:val="24"/>
-        </w:rPr>
-        <w:t>7</w:t>
-      </w:r>
-      <w:r>
-        <w:rPr>
-          <w:sz w:val="24"/>
-        </w:rPr>
-        <w:t>]</w:t>
-      </w:r>
-      <w:r>
-        <w:rPr>
-          <w:sz w:val="24"/>
-        </w:rPr>
-        <w:t xml:space="preserve"> </w:t>
-      </w:r>
-      <w:r>
-        <w:rPr>
-          <w:sz w:val="24"/>
-        </w:rPr>
-        <w:t xml:space="preserve">K. J. </w:t>
-      </w:r>
-      <w:proofErr w:type="spellStart"/>
-      <w:r>
-        <w:rPr>
-          <w:sz w:val="24"/>
-        </w:rPr>
-        <w:t>Karczewski</w:t>
-      </w:r>
-      <w:proofErr w:type="spellEnd"/>
-      <w:r>
-        <w:rPr>
-          <w:b/>
-          <w:bCs/>
-          <w:sz w:val="24"/>
-        </w:rPr>
-        <w:t xml:space="preserve"> </w:t>
-      </w:r>
-      <w:r>
-        <w:rPr>
-          <w:sz w:val="24"/>
-        </w:rPr>
-        <w:t>et al., "</w:t>
-      </w:r>
-      <w:proofErr w:type="spellStart"/>
-      <w:r>
-        <w:rPr>
-          <w:sz w:val="24"/>
-        </w:rPr>
-        <w:t>Mutational</w:t>
-      </w:r>
-      <w:proofErr w:type="spellEnd"/>
-      <w:r>
-        <w:rPr>
-          <w:sz w:val="24"/>
-        </w:rPr>
-        <w:t xml:space="preserve"> </w:t>
-      </w:r>
-      <w:proofErr w:type="spellStart"/>
-      <w:r>
-        <w:rPr>
-          <w:sz w:val="24"/>
-        </w:rPr>
-        <w:t>constraint</w:t>
-      </w:r>
-      <w:proofErr w:type="spellEnd"/>
-      <w:r>
-        <w:rPr>
-          <w:sz w:val="24"/>
-        </w:rPr>
-        <w:t xml:space="preserve"> </w:t>
-      </w:r>
-      <w:proofErr w:type="spellStart"/>
-      <w:r>
-        <w:rPr>
-          <w:sz w:val="24"/>
-        </w:rPr>
-        <w:t>spectrum</w:t>
-      </w:r>
-      <w:proofErr w:type="spellEnd"/>
-      <w:r>
-        <w:rPr>
-          <w:sz w:val="24"/>
-        </w:rPr>
-        <w:t>," Nature, 2020.</w:t>
+          <w:lang w:val="en-US"/>
+        </w:rPr>
+      </w:pPr>
+      <w:r>
+        <w:rPr>
+          <w:sz w:val="24"/>
+          <w:lang w:val="en-US"/>
+        </w:rPr>
+        <w:t xml:space="preserve"> [7] K. J. Karczewski et al., "The mutational constraint spectrum quantified from variation in 141,456 humans," Nature, 2020. </w:t>
       </w:r>
     </w:p>
     <w:p>
@@ -14587,125 +13537,31 @@
         <w:jc w:val="both"/>
         <w:rPr>
           <w:sz w:val="24"/>
-        </w:rPr>
-      </w:pPr>
-      <w:r>
-        <w:rPr>
-          <w:sz w:val="24"/>
-        </w:rPr>
-        <w:t xml:space="preserve">[8] N. V. </w:t>
+          <w:lang w:val="en-US"/>
+        </w:rPr>
+      </w:pPr>
+      <w:r>
+        <w:rPr>
+          <w:sz w:val="24"/>
+          <w:lang w:val="en-US"/>
+        </w:rPr>
+        <w:t xml:space="preserve">[8] N. V. Chawla et al., "SMOTE: Synthetic Minority Over-sampling Technique," J. </w:t>
       </w:r>
       <w:proofErr w:type="spellStart"/>
       <w:r>
         <w:rPr>
           <w:sz w:val="24"/>
-        </w:rPr>
-        <w:t>Chawla</w:t>
+          <w:lang w:val="en-US"/>
+        </w:rPr>
+        <w:t>Artif</w:t>
       </w:r>
       <w:proofErr w:type="spellEnd"/>
       <w:r>
         <w:rPr>
           <w:sz w:val="24"/>
-        </w:rPr>
-        <w:t xml:space="preserve"> et al., "SMOTE: </w:t>
-      </w:r>
-      <w:proofErr w:type="spellStart"/>
-      <w:r>
-        <w:rPr>
-          <w:sz w:val="24"/>
-        </w:rPr>
-        <w:t>Synthetic</w:t>
-      </w:r>
-      <w:proofErr w:type="spellEnd"/>
-      <w:r>
-        <w:rPr>
-          <w:sz w:val="24"/>
-        </w:rPr>
-        <w:t xml:space="preserve"> </w:t>
-      </w:r>
-      <w:proofErr w:type="spellStart"/>
-      <w:r>
-        <w:rPr>
-          <w:sz w:val="24"/>
-        </w:rPr>
-        <w:t>Minority</w:t>
-      </w:r>
-      <w:proofErr w:type="spellEnd"/>
-      <w:r>
-        <w:rPr>
-          <w:sz w:val="24"/>
-        </w:rPr>
-        <w:t xml:space="preserve"> </w:t>
-      </w:r>
-      <w:proofErr w:type="spellStart"/>
-      <w:r>
-        <w:rPr>
-          <w:sz w:val="24"/>
-        </w:rPr>
-        <w:t>Over-sampling</w:t>
-      </w:r>
-      <w:proofErr w:type="spellEnd"/>
-      <w:r>
-        <w:rPr>
-          <w:sz w:val="24"/>
-        </w:rPr>
-        <w:t xml:space="preserve"> </w:t>
-      </w:r>
-      <w:proofErr w:type="spellStart"/>
-      <w:r>
-        <w:rPr>
-          <w:sz w:val="24"/>
-        </w:rPr>
-        <w:t>Technique</w:t>
-      </w:r>
-      <w:proofErr w:type="spellEnd"/>
-      <w:r>
-        <w:rPr>
-          <w:sz w:val="24"/>
-        </w:rPr>
-        <w:t xml:space="preserve">," J. </w:t>
-      </w:r>
-      <w:proofErr w:type="spellStart"/>
-      <w:r>
-        <w:rPr>
-          <w:sz w:val="24"/>
-        </w:rPr>
-        <w:t>Artif</w:t>
-      </w:r>
-      <w:proofErr w:type="spellEnd"/>
-      <w:r>
-        <w:rPr>
-          <w:sz w:val="24"/>
-        </w:rPr>
-        <w:t xml:space="preserve">. </w:t>
-      </w:r>
-      <w:proofErr w:type="spellStart"/>
-      <w:r>
-        <w:rPr>
-          <w:sz w:val="24"/>
-        </w:rPr>
-        <w:t>Intell</w:t>
-      </w:r>
-      <w:proofErr w:type="spellEnd"/>
-      <w:r>
-        <w:rPr>
-          <w:sz w:val="24"/>
-        </w:rPr>
-        <w:t xml:space="preserve">. </w:t>
-      </w:r>
-      <w:proofErr w:type="spellStart"/>
-      <w:r>
-        <w:rPr>
-          <w:sz w:val="24"/>
-        </w:rPr>
-        <w:t>Res</w:t>
-      </w:r>
-      <w:proofErr w:type="spellEnd"/>
-      <w:r>
-        <w:rPr>
-          <w:sz w:val="24"/>
-        </w:rPr>
-        <w:t>., 2002.</w:t>
+          <w:lang w:val="en-US"/>
+        </w:rPr>
+        <w:t>. Intell. Res., 2002.</w:t>
       </w:r>
     </w:p>
     <w:p>
@@ -14714,139 +13570,31 @@
         <w:jc w:val="both"/>
         <w:rPr>
           <w:sz w:val="24"/>
-        </w:rPr>
-      </w:pPr>
-      <w:r>
-        <w:rPr>
-          <w:sz w:val="24"/>
-        </w:rPr>
-        <w:t xml:space="preserve">[9] T. </w:t>
+          <w:lang w:val="en-US"/>
+        </w:rPr>
+      </w:pPr>
+      <w:r>
+        <w:rPr>
+          <w:sz w:val="24"/>
+          <w:lang w:val="en-US"/>
+        </w:rPr>
+        <w:t xml:space="preserve">[9] T. Saito and M. </w:t>
       </w:r>
       <w:proofErr w:type="spellStart"/>
       <w:r>
         <w:rPr>
           <w:sz w:val="24"/>
-        </w:rPr>
-        <w:t>Saito</w:t>
+          <w:lang w:val="en-US"/>
+        </w:rPr>
+        <w:t>Rehmsmeier</w:t>
       </w:r>
       <w:proofErr w:type="spellEnd"/>
       <w:r>
         <w:rPr>
           <w:sz w:val="24"/>
-        </w:rPr>
-        <w:t xml:space="preserve"> </w:t>
-      </w:r>
-      <w:proofErr w:type="spellStart"/>
-      <w:r>
-        <w:rPr>
-          <w:sz w:val="24"/>
-        </w:rPr>
-        <w:t>and</w:t>
-      </w:r>
-      <w:proofErr w:type="spellEnd"/>
-      <w:r>
-        <w:rPr>
-          <w:sz w:val="24"/>
-        </w:rPr>
-        <w:t xml:space="preserve"> M. </w:t>
-      </w:r>
-      <w:proofErr w:type="spellStart"/>
-      <w:r>
-        <w:rPr>
-          <w:sz w:val="24"/>
-        </w:rPr>
-        <w:t>Rehmsmeier</w:t>
-      </w:r>
-      <w:proofErr w:type="spellEnd"/>
-      <w:r>
-        <w:rPr>
-          <w:sz w:val="24"/>
-        </w:rPr>
-        <w:t xml:space="preserve">, "PR </w:t>
-      </w:r>
-      <w:proofErr w:type="spellStart"/>
-      <w:r>
-        <w:rPr>
-          <w:sz w:val="24"/>
-        </w:rPr>
-        <w:t>plot</w:t>
-      </w:r>
-      <w:proofErr w:type="spellEnd"/>
-      <w:r>
-        <w:rPr>
-          <w:sz w:val="24"/>
-        </w:rPr>
-        <w:t xml:space="preserve"> </w:t>
-      </w:r>
-      <w:proofErr w:type="spellStart"/>
-      <w:r>
-        <w:rPr>
-          <w:sz w:val="24"/>
-        </w:rPr>
-        <w:t>vs</w:t>
-      </w:r>
-      <w:proofErr w:type="spellEnd"/>
-      <w:r>
-        <w:rPr>
-          <w:sz w:val="24"/>
-        </w:rPr>
-        <w:t xml:space="preserve"> ROC </w:t>
-      </w:r>
-      <w:proofErr w:type="spellStart"/>
-      <w:r>
-        <w:rPr>
-          <w:sz w:val="24"/>
-        </w:rPr>
-        <w:t>plot</w:t>
-      </w:r>
-      <w:proofErr w:type="spellEnd"/>
-      <w:r>
-        <w:rPr>
-          <w:sz w:val="24"/>
-        </w:rPr>
-        <w:t xml:space="preserve"> </w:t>
-      </w:r>
-      <w:proofErr w:type="spellStart"/>
-      <w:r>
-        <w:rPr>
-          <w:sz w:val="24"/>
-        </w:rPr>
-        <w:t>for</w:t>
-      </w:r>
-      <w:proofErr w:type="spellEnd"/>
-      <w:r>
-        <w:rPr>
-          <w:sz w:val="24"/>
-        </w:rPr>
-        <w:t xml:space="preserve"> </w:t>
-      </w:r>
-      <w:proofErr w:type="spellStart"/>
-      <w:r>
-        <w:rPr>
-          <w:sz w:val="24"/>
-        </w:rPr>
-        <w:t>imbalanced</w:t>
-      </w:r>
-      <w:proofErr w:type="spellEnd"/>
-      <w:r>
-        <w:rPr>
-          <w:sz w:val="24"/>
-        </w:rPr>
-        <w:t xml:space="preserve"> </w:t>
-      </w:r>
-      <w:proofErr w:type="spellStart"/>
-      <w:r>
-        <w:rPr>
-          <w:sz w:val="24"/>
-        </w:rPr>
-        <w:t>datasets</w:t>
-      </w:r>
-      <w:proofErr w:type="spellEnd"/>
-      <w:r>
-        <w:rPr>
-          <w:sz w:val="24"/>
-        </w:rPr>
-        <w:t>," PLOS ONE, 2015.</w:t>
+          <w:lang w:val="en-US"/>
+        </w:rPr>
+        <w:t>, "The Precision-Recall Plot Is More Informative than the ROC Plot When Evaluating Binary Classifiers on Imbalanced Datasets," PLOS ONE, 2015. [10] B. Zadrozny et al., "Cost-sensitive learning by cost-proportionate example weighting," ICDM, 2003.</w:t>
       </w:r>
     </w:p>
     <w:p>
@@ -14855,111 +13603,16 @@
         <w:jc w:val="both"/>
         <w:rPr>
           <w:sz w:val="24"/>
-        </w:rPr>
-      </w:pPr>
-      <w:r>
-        <w:rPr>
-          <w:sz w:val="24"/>
-        </w:rPr>
-        <w:t xml:space="preserve">[10] B. </w:t>
-      </w:r>
-      <w:proofErr w:type="spellStart"/>
-      <w:r>
-        <w:rPr>
-          <w:sz w:val="24"/>
-        </w:rPr>
-        <w:t>Zadrozny</w:t>
-      </w:r>
-      <w:proofErr w:type="spellEnd"/>
-      <w:r>
-        <w:rPr>
-          <w:sz w:val="24"/>
-        </w:rPr>
-        <w:t xml:space="preserve"> et al., "</w:t>
-      </w:r>
-      <w:proofErr w:type="spellStart"/>
-      <w:r>
-        <w:rPr>
-          <w:sz w:val="24"/>
-        </w:rPr>
-        <w:t>Cost-sensitive</w:t>
-      </w:r>
-      <w:proofErr w:type="spellEnd"/>
-      <w:r>
-        <w:rPr>
-          <w:sz w:val="24"/>
-        </w:rPr>
-        <w:t xml:space="preserve"> </w:t>
-      </w:r>
-      <w:proofErr w:type="spellStart"/>
-      <w:r>
-        <w:rPr>
-          <w:sz w:val="24"/>
-        </w:rPr>
-        <w:t>learning</w:t>
-      </w:r>
-      <w:proofErr w:type="spellEnd"/>
-      <w:r>
-        <w:rPr>
-          <w:sz w:val="24"/>
-        </w:rPr>
-        <w:t xml:space="preserve"> </w:t>
-      </w:r>
-      <w:proofErr w:type="spellStart"/>
-      <w:r>
-        <w:rPr>
-          <w:sz w:val="24"/>
-        </w:rPr>
-        <w:t>by</w:t>
-      </w:r>
-      <w:proofErr w:type="spellEnd"/>
-      <w:r>
-        <w:rPr>
-          <w:sz w:val="24"/>
-        </w:rPr>
-        <w:t xml:space="preserve"> </w:t>
-      </w:r>
-      <w:proofErr w:type="spellStart"/>
-      <w:r>
-        <w:rPr>
-          <w:sz w:val="24"/>
-        </w:rPr>
-        <w:t>cost-proportionate</w:t>
-      </w:r>
-      <w:proofErr w:type="spellEnd"/>
-      <w:r>
-        <w:rPr>
-          <w:sz w:val="24"/>
-        </w:rPr>
-        <w:t xml:space="preserve"> </w:t>
-      </w:r>
-      <w:proofErr w:type="spellStart"/>
-      <w:r>
-        <w:rPr>
-          <w:sz w:val="24"/>
-        </w:rPr>
-        <w:t>example</w:t>
-      </w:r>
-      <w:proofErr w:type="spellEnd"/>
-      <w:r>
-        <w:rPr>
-          <w:sz w:val="24"/>
-        </w:rPr>
-        <w:t xml:space="preserve"> </w:t>
-      </w:r>
-      <w:proofErr w:type="spellStart"/>
-      <w:r>
-        <w:rPr>
-          <w:sz w:val="24"/>
-        </w:rPr>
-        <w:t>weighting</w:t>
-      </w:r>
-      <w:proofErr w:type="spellEnd"/>
-      <w:r>
-        <w:rPr>
-          <w:sz w:val="24"/>
-        </w:rPr>
-        <w:t>," ICDM, 2003.</w:t>
+          <w:lang w:val="en-US"/>
+        </w:rPr>
+      </w:pPr>
+      <w:r>
+        <w:rPr>
+          <w:sz w:val="24"/>
+          <w:lang w:val="en-US"/>
+        </w:rPr>
+        <w:lastRenderedPageBreak/>
+        <w:t xml:space="preserve">[11] N. V. Chawla, "Data mining for imbalanced datasets: An overview," Springer, 2005. [12] H. He et al., "ADASYN: Adaptive synthetic sampling for imbalanced learning," IJCNN, 2008. </w:t>
       </w:r>
     </w:p>
     <w:p>
@@ -14968,111 +13621,31 @@
         <w:jc w:val="both"/>
         <w:rPr>
           <w:sz w:val="24"/>
-        </w:rPr>
-      </w:pPr>
-      <w:r>
-        <w:rPr>
-          <w:sz w:val="24"/>
-        </w:rPr>
-        <w:t xml:space="preserve">[11] N. V. </w:t>
+          <w:lang w:val="en-US"/>
+        </w:rPr>
+      </w:pPr>
+      <w:r>
+        <w:rPr>
+          <w:sz w:val="24"/>
+          <w:lang w:val="en-US"/>
+        </w:rPr>
+        <w:t xml:space="preserve">[13] H. He and E. A. Garcia, "Learning from imbalanced data," IEEE Trans. </w:t>
       </w:r>
       <w:proofErr w:type="spellStart"/>
       <w:r>
         <w:rPr>
           <w:sz w:val="24"/>
-        </w:rPr>
-        <w:t>Chawla</w:t>
+          <w:lang w:val="en-US"/>
+        </w:rPr>
+        <w:t>Knowl</w:t>
       </w:r>
       <w:proofErr w:type="spellEnd"/>
       <w:r>
         <w:rPr>
           <w:sz w:val="24"/>
-        </w:rPr>
-        <w:t xml:space="preserve">, "Data </w:t>
-      </w:r>
-      <w:proofErr w:type="spellStart"/>
-      <w:r>
-        <w:rPr>
-          <w:sz w:val="24"/>
-        </w:rPr>
-        <w:t>mining</w:t>
-      </w:r>
-      <w:proofErr w:type="spellEnd"/>
-      <w:r>
-        <w:rPr>
-          <w:sz w:val="24"/>
-        </w:rPr>
-        <w:t xml:space="preserve"> </w:t>
-      </w:r>
-      <w:proofErr w:type="spellStart"/>
-      <w:r>
-        <w:rPr>
-          <w:sz w:val="24"/>
-        </w:rPr>
-        <w:t>for</w:t>
-      </w:r>
-      <w:proofErr w:type="spellEnd"/>
-      <w:r>
-        <w:rPr>
-          <w:sz w:val="24"/>
-        </w:rPr>
-        <w:t xml:space="preserve"> </w:t>
-      </w:r>
-      <w:proofErr w:type="spellStart"/>
-      <w:r>
-        <w:rPr>
-          <w:sz w:val="24"/>
-        </w:rPr>
-        <w:t>imbalanced</w:t>
-      </w:r>
-      <w:proofErr w:type="spellEnd"/>
-      <w:r>
-        <w:rPr>
-          <w:sz w:val="24"/>
-        </w:rPr>
-        <w:t xml:space="preserve"> </w:t>
-      </w:r>
-      <w:proofErr w:type="spellStart"/>
-      <w:r>
-        <w:rPr>
-          <w:sz w:val="24"/>
-        </w:rPr>
-        <w:t>datasets</w:t>
-      </w:r>
-      <w:proofErr w:type="spellEnd"/>
-      <w:r>
-        <w:rPr>
-          <w:sz w:val="24"/>
-        </w:rPr>
-        <w:t xml:space="preserve">: An </w:t>
-      </w:r>
-      <w:proofErr w:type="spellStart"/>
-      <w:r>
-        <w:rPr>
-          <w:sz w:val="24"/>
-        </w:rPr>
-        <w:t>overview</w:t>
-      </w:r>
-      <w:proofErr w:type="spellEnd"/>
-      <w:r>
-        <w:rPr>
-          <w:sz w:val="24"/>
-        </w:rPr>
-        <w:t xml:space="preserve">," </w:t>
-      </w:r>
-      <w:proofErr w:type="spellStart"/>
-      <w:r>
-        <w:rPr>
-          <w:sz w:val="24"/>
-        </w:rPr>
-        <w:t>Springer</w:t>
-      </w:r>
-      <w:proofErr w:type="spellEnd"/>
-      <w:r>
-        <w:rPr>
-          <w:sz w:val="24"/>
-        </w:rPr>
-        <w:t>, 2005.</w:t>
+          <w:lang w:val="en-US"/>
+        </w:rPr>
+        <w:t xml:space="preserve">. Data Eng., 2009. </w:t>
       </w:r>
     </w:p>
     <w:p>
@@ -15081,97 +13654,31 @@
         <w:jc w:val="both"/>
         <w:rPr>
           <w:sz w:val="24"/>
-        </w:rPr>
-      </w:pPr>
-      <w:r>
-        <w:rPr>
-          <w:sz w:val="24"/>
-        </w:rPr>
-        <w:t xml:space="preserve">[12] H. He et al., "ADASYN: </w:t>
+          <w:lang w:val="en-US"/>
+        </w:rPr>
+      </w:pPr>
+      <w:r>
+        <w:rPr>
+          <w:sz w:val="24"/>
+          <w:lang w:val="en-US"/>
+        </w:rPr>
+        <w:t xml:space="preserve">[14] P. Kumar et al., "Predicting the effects of coding non-synonymous variants on protein function using the SIFT algorithm," Nat. </w:t>
       </w:r>
       <w:proofErr w:type="spellStart"/>
       <w:r>
         <w:rPr>
           <w:sz w:val="24"/>
-        </w:rPr>
-        <w:t>Adaptive</w:t>
+          <w:lang w:val="en-US"/>
+        </w:rPr>
+        <w:t>Protoc</w:t>
       </w:r>
       <w:proofErr w:type="spellEnd"/>
       <w:r>
         <w:rPr>
           <w:sz w:val="24"/>
-        </w:rPr>
-        <w:t xml:space="preserve"> </w:t>
-      </w:r>
-      <w:proofErr w:type="spellStart"/>
-      <w:r>
-        <w:rPr>
-          <w:sz w:val="24"/>
-        </w:rPr>
-        <w:t>synthetic</w:t>
-      </w:r>
-      <w:proofErr w:type="spellEnd"/>
-      <w:r>
-        <w:rPr>
-          <w:sz w:val="24"/>
-        </w:rPr>
-        <w:t xml:space="preserve"> </w:t>
-      </w:r>
-      <w:proofErr w:type="spellStart"/>
-      <w:r>
-        <w:rPr>
-          <w:sz w:val="24"/>
-        </w:rPr>
-        <w:t>sampling</w:t>
-      </w:r>
-      <w:proofErr w:type="spellEnd"/>
-      <w:r>
-        <w:rPr>
-          <w:sz w:val="24"/>
-        </w:rPr>
-        <w:t xml:space="preserve"> </w:t>
-      </w:r>
-      <w:proofErr w:type="spellStart"/>
-      <w:r>
-        <w:rPr>
-          <w:sz w:val="24"/>
-        </w:rPr>
-        <w:t>for</w:t>
-      </w:r>
-      <w:proofErr w:type="spellEnd"/>
-      <w:r>
-        <w:rPr>
-          <w:sz w:val="24"/>
-        </w:rPr>
-        <w:t xml:space="preserve"> </w:t>
-      </w:r>
-      <w:proofErr w:type="spellStart"/>
-      <w:r>
-        <w:rPr>
-          <w:sz w:val="24"/>
-        </w:rPr>
-        <w:t>imbalanced</w:t>
-      </w:r>
-      <w:proofErr w:type="spellEnd"/>
-      <w:r>
-        <w:rPr>
-          <w:sz w:val="24"/>
-        </w:rPr>
-        <w:t xml:space="preserve"> </w:t>
-      </w:r>
-      <w:proofErr w:type="spellStart"/>
-      <w:r>
-        <w:rPr>
-          <w:sz w:val="24"/>
-        </w:rPr>
-        <w:t>learning</w:t>
-      </w:r>
-      <w:proofErr w:type="spellEnd"/>
-      <w:r>
-        <w:rPr>
-          <w:sz w:val="24"/>
-        </w:rPr>
-        <w:t>," IJCNN, 2008.</w:t>
+          <w:lang w:val="en-US"/>
+        </w:rPr>
+        <w:t xml:space="preserve">., 2009. </w:t>
       </w:r>
     </w:p>
     <w:p>
@@ -15180,98 +13687,31 @@
         <w:jc w:val="both"/>
         <w:rPr>
           <w:sz w:val="24"/>
-        </w:rPr>
-      </w:pPr>
-      <w:r>
-        <w:rPr>
-          <w:sz w:val="24"/>
-        </w:rPr>
-        <w:lastRenderedPageBreak/>
-        <w:t xml:space="preserve">[13] H. He </w:t>
+          <w:lang w:val="en-US"/>
+        </w:rPr>
+      </w:pPr>
+      <w:r>
+        <w:rPr>
+          <w:sz w:val="24"/>
+          <w:lang w:val="en-US"/>
+        </w:rPr>
+        <w:t xml:space="preserve">[15] I. A. </w:t>
       </w:r>
       <w:proofErr w:type="spellStart"/>
       <w:r>
         <w:rPr>
           <w:sz w:val="24"/>
-        </w:rPr>
-        <w:t>and</w:t>
+          <w:lang w:val="en-US"/>
+        </w:rPr>
+        <w:t>Adzhubei</w:t>
       </w:r>
       <w:proofErr w:type="spellEnd"/>
       <w:r>
         <w:rPr>
           <w:sz w:val="24"/>
-        </w:rPr>
-        <w:t xml:space="preserve"> E. A. Garcia, "Learning </w:t>
-      </w:r>
-      <w:proofErr w:type="spellStart"/>
-      <w:r>
-        <w:rPr>
-          <w:sz w:val="24"/>
-        </w:rPr>
-        <w:t>from</w:t>
-      </w:r>
-      <w:proofErr w:type="spellEnd"/>
-      <w:r>
-        <w:rPr>
-          <w:sz w:val="24"/>
-        </w:rPr>
-        <w:t xml:space="preserve"> </w:t>
-      </w:r>
-      <w:proofErr w:type="spellStart"/>
-      <w:r>
-        <w:rPr>
-          <w:sz w:val="24"/>
-        </w:rPr>
-        <w:t>imbalanced</w:t>
-      </w:r>
-      <w:proofErr w:type="spellEnd"/>
-      <w:r>
-        <w:rPr>
-          <w:sz w:val="24"/>
-        </w:rPr>
-        <w:t xml:space="preserve"> </w:t>
-      </w:r>
-      <w:proofErr w:type="gramStart"/>
-      <w:r>
-        <w:rPr>
-          <w:sz w:val="24"/>
-        </w:rPr>
-        <w:t>data</w:t>
-      </w:r>
-      <w:proofErr w:type="gramEnd"/>
-      <w:r>
-        <w:rPr>
-          <w:sz w:val="24"/>
-        </w:rPr>
-        <w:t xml:space="preserve">," IEEE Trans. </w:t>
-      </w:r>
-      <w:proofErr w:type="spellStart"/>
-      <w:r>
-        <w:rPr>
-          <w:sz w:val="24"/>
-        </w:rPr>
-        <w:t>Knowl</w:t>
-      </w:r>
-      <w:proofErr w:type="spellEnd"/>
-      <w:r>
-        <w:rPr>
-          <w:sz w:val="24"/>
-        </w:rPr>
-        <w:t xml:space="preserve">. Data </w:t>
-      </w:r>
-      <w:proofErr w:type="spellStart"/>
-      <w:r>
-        <w:rPr>
-          <w:sz w:val="24"/>
-        </w:rPr>
-        <w:t>Eng</w:t>
-      </w:r>
-      <w:proofErr w:type="spellEnd"/>
-      <w:r>
-        <w:rPr>
-          <w:sz w:val="24"/>
-        </w:rPr>
-        <w:t>., 2009.</w:t>
+          <w:lang w:val="en-US"/>
+        </w:rPr>
+        <w:t xml:space="preserve"> et al., "A method and server for predicting damaging missense mutations," Nat. Methods, 2010.</w:t>
       </w:r>
     </w:p>
     <w:p>
@@ -15288,64 +13728,7 @@
           <w:sz w:val="24"/>
           <w:lang w:val="en-US"/>
         </w:rPr>
-        <w:t xml:space="preserve">[14] </w:t>
-      </w:r>
-      <w:r>
-        <w:rPr>
-          <w:sz w:val="24"/>
-        </w:rPr>
-        <w:t>P. Kumar et al.,</w:t>
-      </w:r>
-      <w:r>
-        <w:rPr>
-          <w:sz w:val="24"/>
-          <w:lang w:val="en-US"/>
-        </w:rPr>
-        <w:t xml:space="preserve"> </w:t>
-      </w:r>
-      <w:r>
-        <w:rPr>
-          <w:i/>
-          <w:iCs/>
-          <w:sz w:val="24"/>
-          <w:lang w:val="en-US"/>
-        </w:rPr>
-        <w:t>"Predicting the effects of coding non-synonymous variants on protein function using the SIFT algorithm"</w:t>
-      </w:r>
-      <w:r>
-        <w:rPr>
-          <w:sz w:val="24"/>
-          <w:lang w:val="en-US"/>
-        </w:rPr>
-        <w:t xml:space="preserve"> </w:t>
-      </w:r>
-      <w:proofErr w:type="spellStart"/>
-      <w:r>
-        <w:rPr>
-          <w:sz w:val="24"/>
-        </w:rPr>
-        <w:t>Nat</w:t>
-      </w:r>
-      <w:proofErr w:type="spellEnd"/>
-      <w:r>
-        <w:rPr>
-          <w:sz w:val="24"/>
-        </w:rPr>
-        <w:t xml:space="preserve">. </w:t>
-      </w:r>
-      <w:proofErr w:type="spellStart"/>
-      <w:r>
-        <w:rPr>
-          <w:sz w:val="24"/>
-        </w:rPr>
-        <w:t>Protoc</w:t>
-      </w:r>
-      <w:proofErr w:type="spellEnd"/>
-      <w:r>
-        <w:rPr>
-          <w:sz w:val="24"/>
-        </w:rPr>
-        <w:t>., 2009.</w:t>
+        <w:t xml:space="preserve">[16] M. Kircher et al., "A general framework for estimating the relative pathogenicity of human genetic variants," Nat. Genet., 2014. </w:t>
       </w:r>
     </w:p>
     <w:p>
@@ -15362,78 +13745,7 @@
           <w:sz w:val="24"/>
           <w:lang w:val="en-US"/>
         </w:rPr>
-        <w:t xml:space="preserve">[15] </w:t>
-      </w:r>
-      <w:r>
-        <w:rPr>
-          <w:sz w:val="24"/>
-        </w:rPr>
-        <w:t xml:space="preserve">I. A. </w:t>
-      </w:r>
-      <w:proofErr w:type="spellStart"/>
-      <w:r>
-        <w:rPr>
-          <w:sz w:val="24"/>
-        </w:rPr>
-        <w:t>Adzhubei</w:t>
-      </w:r>
-      <w:proofErr w:type="spellEnd"/>
-      <w:r>
-        <w:rPr>
-          <w:sz w:val="24"/>
-        </w:rPr>
-        <w:t xml:space="preserve"> et al.,</w:t>
-      </w:r>
-      <w:r>
-        <w:rPr>
-          <w:sz w:val="24"/>
-          <w:lang w:val="en-US"/>
-        </w:rPr>
-        <w:t xml:space="preserve"> </w:t>
-      </w:r>
-      <w:r>
-        <w:rPr>
-          <w:i/>
-          <w:iCs/>
-          <w:sz w:val="24"/>
-          <w:lang w:val="en-US"/>
-        </w:rPr>
-        <w:t>"A method and server for predicting damaging missense mutations"</w:t>
-      </w:r>
-      <w:r>
-        <w:rPr>
-          <w:sz w:val="24"/>
-          <w:lang w:val="en-US"/>
-        </w:rPr>
-        <w:t xml:space="preserve"> </w:t>
-      </w:r>
-      <w:proofErr w:type="spellStart"/>
-      <w:r>
-        <w:rPr>
-          <w:sz w:val="24"/>
-        </w:rPr>
-        <w:t>Nat</w:t>
-      </w:r>
-      <w:proofErr w:type="spellEnd"/>
-      <w:r>
-        <w:rPr>
-          <w:sz w:val="24"/>
-        </w:rPr>
-        <w:t xml:space="preserve">. </w:t>
-      </w:r>
-      <w:proofErr w:type="spellStart"/>
-      <w:r>
-        <w:rPr>
-          <w:sz w:val="24"/>
-        </w:rPr>
-        <w:t>Methods</w:t>
-      </w:r>
-      <w:proofErr w:type="spellEnd"/>
-      <w:r>
-        <w:rPr>
-          <w:sz w:val="24"/>
-        </w:rPr>
-        <w:t>, 2010.</w:t>
+        <w:t xml:space="preserve">[17] N. M. Ioannidis et al., "REVEL: An Ensemble Method for Predicting the Pathogenicity of Rare Missense Variants," Am. J. Hum. Genet., 2016. </w:t>
       </w:r>
     </w:p>
     <w:p>
@@ -15442,55 +13754,31 @@
         <w:jc w:val="both"/>
         <w:rPr>
           <w:sz w:val="24"/>
-        </w:rPr>
-      </w:pPr>
-      <w:r>
-        <w:rPr>
-          <w:sz w:val="24"/>
-        </w:rPr>
-        <w:t xml:space="preserve">[16] M. </w:t>
+          <w:lang w:val="en-US"/>
+        </w:rPr>
+      </w:pPr>
+      <w:r>
+        <w:rPr>
+          <w:sz w:val="24"/>
+          <w:lang w:val="en-US"/>
+        </w:rPr>
+        <w:t xml:space="preserve">[18] J. Cheng et al., "Accurate proteome-wide missense variant effect prediction with </w:t>
       </w:r>
       <w:proofErr w:type="spellStart"/>
       <w:r>
         <w:rPr>
           <w:sz w:val="24"/>
-        </w:rPr>
-        <w:t>Kircher</w:t>
+          <w:lang w:val="en-US"/>
+        </w:rPr>
+        <w:t>AlphaMissense</w:t>
       </w:r>
       <w:proofErr w:type="spellEnd"/>
       <w:r>
         <w:rPr>
           <w:sz w:val="24"/>
-        </w:rPr>
-        <w:t xml:space="preserve"> et al., "CADD," </w:t>
-      </w:r>
-      <w:proofErr w:type="spellStart"/>
-      <w:r>
-        <w:rPr>
-          <w:sz w:val="24"/>
-        </w:rPr>
-        <w:t>Nat</w:t>
-      </w:r>
-      <w:proofErr w:type="spellEnd"/>
-      <w:r>
-        <w:rPr>
-          <w:sz w:val="24"/>
-        </w:rPr>
-        <w:t xml:space="preserve">. </w:t>
-      </w:r>
-      <w:proofErr w:type="spellStart"/>
-      <w:r>
-        <w:rPr>
-          <w:sz w:val="24"/>
-        </w:rPr>
-        <w:t>Genet</w:t>
-      </w:r>
-      <w:proofErr w:type="spellEnd"/>
-      <w:r>
-        <w:rPr>
-          <w:sz w:val="24"/>
-        </w:rPr>
-        <w:t>., 2014.</w:t>
+          <w:lang w:val="en-US"/>
+        </w:rPr>
+        <w:t xml:space="preserve">," Science, 2023. </w:t>
       </w:r>
     </w:p>
     <w:p>
@@ -15499,55 +13787,15 @@
         <w:jc w:val="both"/>
         <w:rPr>
           <w:sz w:val="24"/>
-        </w:rPr>
-      </w:pPr>
-      <w:r>
-        <w:rPr>
-          <w:sz w:val="24"/>
-        </w:rPr>
-        <w:t xml:space="preserve">[17] N. M. </w:t>
-      </w:r>
-      <w:proofErr w:type="spellStart"/>
-      <w:r>
-        <w:rPr>
-          <w:sz w:val="24"/>
-        </w:rPr>
-        <w:t>Ioannidis</w:t>
-      </w:r>
-      <w:proofErr w:type="spellEnd"/>
-      <w:r>
-        <w:rPr>
-          <w:sz w:val="24"/>
-        </w:rPr>
-        <w:t xml:space="preserve"> et al., "REVEL," </w:t>
-      </w:r>
-      <w:proofErr w:type="spellStart"/>
-      <w:r>
-        <w:rPr>
-          <w:sz w:val="24"/>
-        </w:rPr>
-        <w:t>Am</w:t>
-      </w:r>
-      <w:proofErr w:type="spellEnd"/>
-      <w:r>
-        <w:rPr>
-          <w:sz w:val="24"/>
-        </w:rPr>
-        <w:t xml:space="preserve">. J. Hum. </w:t>
-      </w:r>
-      <w:proofErr w:type="spellStart"/>
-      <w:r>
-        <w:rPr>
-          <w:sz w:val="24"/>
-        </w:rPr>
-        <w:t>Genet</w:t>
-      </w:r>
-      <w:proofErr w:type="spellEnd"/>
-      <w:r>
-        <w:rPr>
-          <w:sz w:val="24"/>
-        </w:rPr>
-        <w:t>., 2016.</w:t>
+          <w:lang w:val="en-US"/>
+        </w:rPr>
+      </w:pPr>
+      <w:r>
+        <w:rPr>
+          <w:sz w:val="24"/>
+          <w:lang w:val="en-US"/>
+        </w:rPr>
+        <w:t xml:space="preserve">[19] Z. Lin et al., "Evolutionary-scale prediction of atomic-level protein structure with a language model," Science, 2023. </w:t>
       </w:r>
     </w:p>
     <w:p>
@@ -15556,145 +13804,47 @@
         <w:jc w:val="both"/>
         <w:rPr>
           <w:sz w:val="24"/>
-        </w:rPr>
-      </w:pPr>
-      <w:r>
-        <w:rPr>
-          <w:sz w:val="24"/>
-        </w:rPr>
-        <w:t xml:space="preserve">[18] J. Cheng et al., </w:t>
-      </w:r>
-      <w:r>
-        <w:rPr>
-          <w:sz w:val="24"/>
-        </w:rPr>
-        <w:t>"</w:t>
+          <w:lang w:val="en-US"/>
+        </w:rPr>
+      </w:pPr>
+      <w:r>
+        <w:rPr>
+          <w:sz w:val="24"/>
+          <w:lang w:val="en-US"/>
+        </w:rPr>
+        <w:t>[20] M. Muneeb and D. B. Ascher, "</w:t>
       </w:r>
       <w:proofErr w:type="spellStart"/>
       <w:r>
         <w:rPr>
           <w:sz w:val="24"/>
-        </w:rPr>
-        <w:t>Accurate</w:t>
+          <w:lang w:val="en-US"/>
+        </w:rPr>
+        <w:t>AnnotateMissense</w:t>
       </w:r>
       <w:proofErr w:type="spellEnd"/>
       <w:r>
         <w:rPr>
           <w:sz w:val="24"/>
-        </w:rPr>
-        <w:t xml:space="preserve"> </w:t>
+          <w:lang w:val="en-US"/>
+        </w:rPr>
+        <w:t xml:space="preserve">: a genome-wide annotation and benchmarking framework for missense pathogenicity prediction," bioRxiv preprint, </w:t>
       </w:r>
       <w:proofErr w:type="spellStart"/>
       <w:r>
         <w:rPr>
           <w:sz w:val="24"/>
-        </w:rPr>
-        <w:t>proteome-wide</w:t>
+          <w:lang w:val="en-US"/>
+        </w:rPr>
+        <w:t>doi</w:t>
       </w:r>
       <w:proofErr w:type="spellEnd"/>
       <w:r>
         <w:rPr>
           <w:sz w:val="24"/>
-        </w:rPr>
-        <w:t xml:space="preserve"> </w:t>
-      </w:r>
-      <w:proofErr w:type="spellStart"/>
-      <w:r>
-        <w:rPr>
-          <w:sz w:val="24"/>
-        </w:rPr>
-        <w:t>missense</w:t>
-      </w:r>
-      <w:proofErr w:type="spellEnd"/>
-      <w:r>
-        <w:rPr>
-          <w:sz w:val="24"/>
-        </w:rPr>
-        <w:t xml:space="preserve"> </w:t>
-      </w:r>
-      <w:proofErr w:type="spellStart"/>
-      <w:r>
-        <w:rPr>
-          <w:sz w:val="24"/>
-        </w:rPr>
-        <w:t>variant</w:t>
-      </w:r>
-      <w:proofErr w:type="spellEnd"/>
-      <w:r>
-        <w:rPr>
-          <w:sz w:val="24"/>
-        </w:rPr>
-        <w:t xml:space="preserve"> </w:t>
-      </w:r>
-      <w:proofErr w:type="spellStart"/>
-      <w:r>
-        <w:rPr>
-          <w:sz w:val="24"/>
-        </w:rPr>
-        <w:t>effect</w:t>
-      </w:r>
-      <w:proofErr w:type="spellEnd"/>
-      <w:r>
-        <w:rPr>
-          <w:sz w:val="24"/>
-        </w:rPr>
-        <w:t xml:space="preserve"> </w:t>
-      </w:r>
-      <w:proofErr w:type="spellStart"/>
-      <w:r>
-        <w:rPr>
-          <w:sz w:val="24"/>
-        </w:rPr>
-        <w:t>prediction</w:t>
-      </w:r>
-      <w:proofErr w:type="spellEnd"/>
-      <w:r>
-        <w:rPr>
-          <w:sz w:val="24"/>
-        </w:rPr>
-        <w:t xml:space="preserve"> </w:t>
-      </w:r>
-      <w:proofErr w:type="spellStart"/>
-      <w:r>
-        <w:rPr>
-          <w:sz w:val="24"/>
-        </w:rPr>
-        <w:t>with</w:t>
-      </w:r>
-      <w:proofErr w:type="spellEnd"/>
-      <w:r>
-        <w:rPr>
-          <w:sz w:val="24"/>
-        </w:rPr>
-        <w:t xml:space="preserve"> </w:t>
-      </w:r>
-      <w:proofErr w:type="spellStart"/>
-      <w:r>
-        <w:rPr>
-          <w:sz w:val="24"/>
-        </w:rPr>
-        <w:t>AlphaMissense</w:t>
-      </w:r>
-      <w:proofErr w:type="spellEnd"/>
-      <w:r>
-        <w:rPr>
-          <w:sz w:val="24"/>
-        </w:rPr>
-        <w:t xml:space="preserve">" </w:t>
-      </w:r>
-      <w:proofErr w:type="spellStart"/>
-      <w:r>
-        <w:rPr>
-          <w:sz w:val="24"/>
-        </w:rPr>
-        <w:t>Science</w:t>
-      </w:r>
-      <w:proofErr w:type="spellEnd"/>
-      <w:r>
-        <w:rPr>
-          <w:sz w:val="24"/>
-        </w:rPr>
-        <w:t>, 2023.</w:t>
+          <w:lang w:val="en-US"/>
+        </w:rPr>
+        <w:t xml:space="preserve">: 10.64898/2026.05.03.722489, 2026. </w:t>
       </w:r>
     </w:p>
     <w:p>
@@ -15703,27 +13853,31 @@
         <w:jc w:val="both"/>
         <w:rPr>
           <w:sz w:val="24"/>
-        </w:rPr>
-      </w:pPr>
-      <w:r>
-        <w:rPr>
-          <w:sz w:val="24"/>
-        </w:rPr>
-        <w:t xml:space="preserve">[19] Z. Lin et al., "ESM / Protein LM," </w:t>
+          <w:lang w:val="en-US"/>
+        </w:rPr>
+      </w:pPr>
+      <w:r>
+        <w:rPr>
+          <w:sz w:val="24"/>
+          <w:lang w:val="en-US"/>
+        </w:rPr>
+        <w:t>[21] T. Akiba et al., "</w:t>
       </w:r>
       <w:proofErr w:type="spellStart"/>
       <w:r>
         <w:rPr>
           <w:sz w:val="24"/>
-        </w:rPr>
-        <w:t>Science</w:t>
+          <w:lang w:val="en-US"/>
+        </w:rPr>
+        <w:t>Optuna</w:t>
       </w:r>
       <w:proofErr w:type="spellEnd"/>
       <w:r>
         <w:rPr>
           <w:sz w:val="24"/>
-        </w:rPr>
-        <w:t>, 2023.</w:t>
+          <w:lang w:val="en-US"/>
+        </w:rPr>
+        <w:t xml:space="preserve">: A Next-generation Hyperparameter Optimization Framework," KDD, 2019. </w:t>
       </w:r>
     </w:p>
     <w:p>
@@ -15732,83 +13886,15 @@
         <w:jc w:val="both"/>
         <w:rPr>
           <w:sz w:val="24"/>
-        </w:rPr>
-      </w:pPr>
-      <w:r>
-        <w:rPr>
-          <w:sz w:val="24"/>
-        </w:rPr>
-        <w:t xml:space="preserve">[20] M. </w:t>
-      </w:r>
-      <w:proofErr w:type="spellStart"/>
-      <w:r>
-        <w:rPr>
-          <w:sz w:val="24"/>
-        </w:rPr>
-        <w:t>Muneeb</w:t>
-      </w:r>
-      <w:proofErr w:type="spellEnd"/>
-      <w:r>
-        <w:rPr>
-          <w:sz w:val="24"/>
-        </w:rPr>
-        <w:t xml:space="preserve"> </w:t>
-      </w:r>
-      <w:proofErr w:type="spellStart"/>
-      <w:r>
-        <w:rPr>
-          <w:sz w:val="24"/>
-        </w:rPr>
-        <w:t>and</w:t>
-      </w:r>
-      <w:proofErr w:type="spellEnd"/>
-      <w:r>
-        <w:rPr>
-          <w:sz w:val="24"/>
-        </w:rPr>
-        <w:t xml:space="preserve"> D. B. </w:t>
-      </w:r>
-      <w:proofErr w:type="spellStart"/>
-      <w:r>
-        <w:rPr>
-          <w:sz w:val="24"/>
-        </w:rPr>
-        <w:t>Ascher</w:t>
-      </w:r>
-      <w:proofErr w:type="spellEnd"/>
-      <w:r>
-        <w:rPr>
-          <w:sz w:val="24"/>
-        </w:rPr>
-        <w:t>, "</w:t>
-      </w:r>
-      <w:proofErr w:type="spellStart"/>
-      <w:r>
-        <w:rPr>
-          <w:sz w:val="24"/>
-        </w:rPr>
-        <w:t>AnnotateMissense</w:t>
-      </w:r>
-      <w:proofErr w:type="spellEnd"/>
-      <w:r>
-        <w:rPr>
-          <w:sz w:val="24"/>
-        </w:rPr>
-        <w:t xml:space="preserve">: a </w:t>
-      </w:r>
-      <w:proofErr w:type="spellStart"/>
-      <w:r>
-        <w:rPr>
-          <w:sz w:val="24"/>
-        </w:rPr>
-        <w:t>genome-wide</w:t>
-      </w:r>
-      <w:proofErr w:type="spellEnd"/>
-      <w:r>
-        <w:rPr>
-          <w:sz w:val="24"/>
-        </w:rPr>
-        <w:t xml:space="preserve"> </w:t>
+          <w:lang w:val="en-US"/>
+        </w:rPr>
+      </w:pPr>
+      <w:r>
+        <w:rPr>
+          <w:sz w:val="24"/>
+          <w:lang w:val="en-US"/>
+        </w:rPr>
+        <w:t xml:space="preserve">[22] M. Kuhn and K. Johnson, Applied Predictive Modeling, 2013. </w:t>
       </w:r>
     </w:p>
     <w:p>
@@ -15817,93 +13903,15 @@
         <w:jc w:val="both"/>
         <w:rPr>
           <w:sz w:val="24"/>
-        </w:rPr>
-      </w:pPr>
-      <w:proofErr w:type="spellStart"/>
-      <w:proofErr w:type="gramStart"/>
-      <w:r>
-        <w:rPr>
-          <w:sz w:val="24"/>
-        </w:rPr>
-        <w:t>annotation</w:t>
-      </w:r>
-      <w:proofErr w:type="spellEnd"/>
-      <w:proofErr w:type="gramEnd"/>
-      <w:r>
-        <w:rPr>
-          <w:sz w:val="24"/>
-        </w:rPr>
-        <w:t xml:space="preserve"> </w:t>
-      </w:r>
-      <w:proofErr w:type="spellStart"/>
-      <w:r>
-        <w:rPr>
-          <w:sz w:val="24"/>
-        </w:rPr>
-        <w:t>and</w:t>
-      </w:r>
-      <w:proofErr w:type="spellEnd"/>
-      <w:r>
-        <w:rPr>
-          <w:sz w:val="24"/>
-        </w:rPr>
-        <w:t xml:space="preserve"> benchmarking </w:t>
-      </w:r>
-      <w:proofErr w:type="spellStart"/>
-      <w:r>
-        <w:rPr>
-          <w:sz w:val="24"/>
-        </w:rPr>
-        <w:t>framework</w:t>
-      </w:r>
-      <w:proofErr w:type="spellEnd"/>
-      <w:r>
-        <w:rPr>
-          <w:sz w:val="24"/>
-        </w:rPr>
-        <w:t xml:space="preserve"> </w:t>
-      </w:r>
-      <w:proofErr w:type="spellStart"/>
-      <w:r>
-        <w:rPr>
-          <w:sz w:val="24"/>
-        </w:rPr>
-        <w:t>for</w:t>
-      </w:r>
-      <w:proofErr w:type="spellEnd"/>
-      <w:r>
-        <w:rPr>
-          <w:sz w:val="24"/>
-        </w:rPr>
-        <w:t xml:space="preserve"> </w:t>
-      </w:r>
-      <w:proofErr w:type="spellStart"/>
-      <w:r>
-        <w:rPr>
-          <w:sz w:val="24"/>
-        </w:rPr>
-        <w:t>missense</w:t>
-      </w:r>
-      <w:proofErr w:type="spellEnd"/>
-      <w:r>
-        <w:rPr>
-          <w:sz w:val="24"/>
-        </w:rPr>
-        <w:t xml:space="preserve"> </w:t>
-      </w:r>
-      <w:proofErr w:type="spellStart"/>
-      <w:r>
-        <w:rPr>
-          <w:sz w:val="24"/>
-        </w:rPr>
-        <w:t>pathogenicity</w:t>
-      </w:r>
-      <w:proofErr w:type="spellEnd"/>
-      <w:r>
-        <w:rPr>
-          <w:sz w:val="24"/>
-        </w:rPr>
-        <w:t xml:space="preserve"> </w:t>
+          <w:lang w:val="en-US"/>
+        </w:rPr>
+      </w:pPr>
+      <w:r>
+        <w:rPr>
+          <w:sz w:val="24"/>
+          <w:lang w:val="en-US"/>
+        </w:rPr>
+        <w:t xml:space="preserve">[23] R. J. Little and D. B. Rubin, Statistical Analysis with Missing Data, 2019. </w:t>
       </w:r>
     </w:p>
     <w:p>
@@ -15912,71 +13920,15 @@
         <w:jc w:val="both"/>
         <w:rPr>
           <w:sz w:val="24"/>
-        </w:rPr>
-      </w:pPr>
-      <w:proofErr w:type="spellStart"/>
-      <w:proofErr w:type="gramStart"/>
-      <w:r>
-        <w:rPr>
-          <w:sz w:val="24"/>
-        </w:rPr>
-        <w:t>prediction</w:t>
-      </w:r>
-      <w:proofErr w:type="spellEnd"/>
-      <w:proofErr w:type="gramEnd"/>
-      <w:r>
-        <w:rPr>
-          <w:sz w:val="24"/>
-        </w:rPr>
-        <w:t xml:space="preserve">," </w:t>
-      </w:r>
-      <w:proofErr w:type="spellStart"/>
-      <w:r>
-        <w:rPr>
-          <w:sz w:val="24"/>
-        </w:rPr>
-        <w:t>bioRxiv</w:t>
-      </w:r>
-      <w:proofErr w:type="spellEnd"/>
-      <w:r>
-        <w:rPr>
-          <w:sz w:val="24"/>
-        </w:rPr>
-        <w:t xml:space="preserve"> </w:t>
-      </w:r>
-      <w:proofErr w:type="spellStart"/>
-      <w:r>
-        <w:rPr>
-          <w:sz w:val="24"/>
-        </w:rPr>
-        <w:t>preprint</w:t>
-      </w:r>
-      <w:proofErr w:type="spellEnd"/>
-      <w:r>
-        <w:rPr>
-          <w:sz w:val="24"/>
-        </w:rPr>
-        <w:t xml:space="preserve">, </w:t>
-      </w:r>
-      <w:proofErr w:type="spellStart"/>
-      <w:r>
-        <w:rPr>
-          <w:sz w:val="24"/>
-        </w:rPr>
-        <w:t>doi</w:t>
-      </w:r>
-      <w:proofErr w:type="spellEnd"/>
-      <w:r>
-        <w:rPr>
-          <w:sz w:val="24"/>
-        </w:rPr>
-        <w:t>: 10.64898/2026.05.03.722489, 2026.</w:t>
-      </w:r>
-      <w:r>
-        <w:rPr>
-          <w:sz w:val="24"/>
-        </w:rPr>
-        <w:t xml:space="preserve"> </w:t>
+          <w:lang w:val="en-US"/>
+        </w:rPr>
+      </w:pPr>
+      <w:r>
+        <w:rPr>
+          <w:sz w:val="24"/>
+          <w:lang w:val="en-US"/>
+        </w:rPr>
+        <w:t xml:space="preserve">[24] J. Brownlee, Data Preparation for Machine Learning, 2020. </w:t>
       </w:r>
     </w:p>
     <w:p>
@@ -15985,41 +13937,15 @@
         <w:jc w:val="both"/>
         <w:rPr>
           <w:sz w:val="24"/>
-        </w:rPr>
-      </w:pPr>
-      <w:r>
-        <w:rPr>
-          <w:sz w:val="24"/>
-        </w:rPr>
-        <w:t xml:space="preserve">[21] T. </w:t>
-      </w:r>
-      <w:proofErr w:type="spellStart"/>
-      <w:r>
-        <w:rPr>
-          <w:sz w:val="24"/>
-        </w:rPr>
-        <w:t>Akiba</w:t>
-      </w:r>
-      <w:proofErr w:type="spellEnd"/>
-      <w:r>
-        <w:rPr>
-          <w:sz w:val="24"/>
-        </w:rPr>
-        <w:t xml:space="preserve"> et al., "</w:t>
-      </w:r>
-      <w:proofErr w:type="spellStart"/>
-      <w:r>
-        <w:rPr>
-          <w:sz w:val="24"/>
-        </w:rPr>
-        <w:t>Optuna</w:t>
-      </w:r>
-      <w:proofErr w:type="spellEnd"/>
-      <w:r>
-        <w:rPr>
-          <w:sz w:val="24"/>
-        </w:rPr>
-        <w:t>" KDD, 2019.</w:t>
+          <w:lang w:val="en-US"/>
+        </w:rPr>
+      </w:pPr>
+      <w:r>
+        <w:rPr>
+          <w:sz w:val="24"/>
+          <w:lang w:val="en-US"/>
+        </w:rPr>
+        <w:t xml:space="preserve">[25] I. Guyon and A. Elisseeff, "Introduction to variable and feature selection," J. Mach. Learn. Res., 2003. </w:t>
       </w:r>
     </w:p>
     <w:p>
@@ -16028,83 +13954,47 @@
         <w:jc w:val="both"/>
         <w:rPr>
           <w:sz w:val="24"/>
-        </w:rPr>
-      </w:pPr>
-      <w:r>
-        <w:rPr>
-          <w:sz w:val="24"/>
-        </w:rPr>
-        <w:t xml:space="preserve">[22] M. </w:t>
+          <w:lang w:val="en-US"/>
+        </w:rPr>
+      </w:pPr>
+      <w:r>
+        <w:rPr>
+          <w:sz w:val="24"/>
+          <w:lang w:val="en-US"/>
+        </w:rPr>
+        <w:t>[26] G. Ke et al., "</w:t>
       </w:r>
       <w:proofErr w:type="spellStart"/>
       <w:r>
         <w:rPr>
           <w:sz w:val="24"/>
-        </w:rPr>
-        <w:t>Kuhn</w:t>
+          <w:lang w:val="en-US"/>
+        </w:rPr>
+        <w:t>LightGBM</w:t>
       </w:r>
       <w:proofErr w:type="spellEnd"/>
       <w:r>
         <w:rPr>
           <w:sz w:val="24"/>
-        </w:rPr>
-        <w:t xml:space="preserve"> </w:t>
+          <w:lang w:val="en-US"/>
+        </w:rPr>
+        <w:t xml:space="preserve">: A Highly Efficient Gradient Boosting Decision Tree," </w:t>
       </w:r>
       <w:proofErr w:type="spellStart"/>
       <w:r>
         <w:rPr>
           <w:sz w:val="24"/>
-        </w:rPr>
-        <w:t>and</w:t>
+          <w:lang w:val="en-US"/>
+        </w:rPr>
+        <w:t>NeurIPS</w:t>
       </w:r>
       <w:proofErr w:type="spellEnd"/>
       <w:r>
         <w:rPr>
           <w:sz w:val="24"/>
-        </w:rPr>
-        <w:t xml:space="preserve"> K. Johnson, </w:t>
-      </w:r>
-      <w:proofErr w:type="spellStart"/>
-      <w:r>
-        <w:rPr>
-          <w:sz w:val="24"/>
-        </w:rPr>
-        <w:t>Applied</w:t>
-      </w:r>
-      <w:proofErr w:type="spellEnd"/>
-      <w:r>
-        <w:rPr>
-          <w:sz w:val="24"/>
-        </w:rPr>
-        <w:t xml:space="preserve"> </w:t>
-      </w:r>
-      <w:proofErr w:type="spellStart"/>
-      <w:r>
-        <w:rPr>
-          <w:sz w:val="24"/>
-        </w:rPr>
-        <w:t>Predictive</w:t>
-      </w:r>
-      <w:proofErr w:type="spellEnd"/>
-      <w:r>
-        <w:rPr>
-          <w:sz w:val="24"/>
-        </w:rPr>
-        <w:t xml:space="preserve"> </w:t>
-      </w:r>
-      <w:proofErr w:type="spellStart"/>
-      <w:r>
-        <w:rPr>
-          <w:sz w:val="24"/>
-        </w:rPr>
-        <w:t>Modeling</w:t>
-      </w:r>
-      <w:proofErr w:type="spellEnd"/>
-      <w:r>
-        <w:rPr>
-          <w:sz w:val="24"/>
-        </w:rPr>
-        <w:t>, 2013.</w:t>
+          <w:lang w:val="en-US"/>
+        </w:rPr>
+        <w:t xml:space="preserve">, 2017. </w:t>
       </w:r>
     </w:p>
     <w:p>
@@ -16113,83 +14003,47 @@
         <w:jc w:val="both"/>
         <w:rPr>
           <w:sz w:val="24"/>
-        </w:rPr>
-      </w:pPr>
-      <w:r>
-        <w:rPr>
-          <w:sz w:val="24"/>
-        </w:rPr>
-        <w:t xml:space="preserve">[23] R. J. </w:t>
+          <w:lang w:val="en-US"/>
+        </w:rPr>
+      </w:pPr>
+      <w:r>
+        <w:rPr>
+          <w:sz w:val="24"/>
+          <w:lang w:val="en-US"/>
+        </w:rPr>
+        <w:t xml:space="preserve">[27] T. Chen and C. </w:t>
       </w:r>
       <w:proofErr w:type="spellStart"/>
       <w:r>
         <w:rPr>
           <w:sz w:val="24"/>
-        </w:rPr>
-        <w:t>Little</w:t>
+          <w:lang w:val="en-US"/>
+        </w:rPr>
+        <w:t>Guestrin</w:t>
       </w:r>
       <w:proofErr w:type="spellEnd"/>
       <w:r>
         <w:rPr>
           <w:sz w:val="24"/>
-        </w:rPr>
-        <w:t xml:space="preserve"> </w:t>
+          <w:lang w:val="en-US"/>
+        </w:rPr>
+        <w:t>, "</w:t>
       </w:r>
       <w:proofErr w:type="spellStart"/>
       <w:r>
         <w:rPr>
           <w:sz w:val="24"/>
-        </w:rPr>
-        <w:t>and</w:t>
+          <w:lang w:val="en-US"/>
+        </w:rPr>
+        <w:t>XGBoost</w:t>
       </w:r>
       <w:proofErr w:type="spellEnd"/>
       <w:r>
         <w:rPr>
           <w:sz w:val="24"/>
-        </w:rPr>
-        <w:t xml:space="preserve"> D. B. </w:t>
-      </w:r>
-      <w:proofErr w:type="spellStart"/>
-      <w:r>
-        <w:rPr>
-          <w:sz w:val="24"/>
-        </w:rPr>
-        <w:t>Rubin</w:t>
-      </w:r>
-      <w:proofErr w:type="spellEnd"/>
-      <w:r>
-        <w:rPr>
-          <w:sz w:val="24"/>
-        </w:rPr>
-        <w:t xml:space="preserve">, Statistical Analysis </w:t>
-      </w:r>
-      <w:proofErr w:type="spellStart"/>
-      <w:r>
-        <w:rPr>
-          <w:sz w:val="24"/>
-        </w:rPr>
-        <w:t>with</w:t>
-      </w:r>
-      <w:proofErr w:type="spellEnd"/>
-      <w:r>
-        <w:rPr>
-          <w:sz w:val="24"/>
-        </w:rPr>
-        <w:t xml:space="preserve"> </w:t>
-      </w:r>
-      <w:proofErr w:type="spellStart"/>
-      <w:r>
-        <w:rPr>
-          <w:sz w:val="24"/>
-        </w:rPr>
-        <w:t>Missing</w:t>
-      </w:r>
-      <w:proofErr w:type="spellEnd"/>
-      <w:r>
-        <w:rPr>
-          <w:sz w:val="24"/>
-        </w:rPr>
-        <w:t xml:space="preserve"> Data, 2019.</w:t>
+          <w:lang w:val="en-US"/>
+        </w:rPr>
+        <w:t xml:space="preserve">: A Scalable Tree Boosting System," KDD, 2016. </w:t>
       </w:r>
     </w:p>
     <w:p>
@@ -16198,55 +14052,63 @@
         <w:jc w:val="both"/>
         <w:rPr>
           <w:sz w:val="24"/>
-        </w:rPr>
-      </w:pPr>
-      <w:r>
-        <w:rPr>
-          <w:sz w:val="24"/>
-        </w:rPr>
-        <w:t xml:space="preserve">[24] J. </w:t>
+          <w:lang w:val="en-US"/>
+        </w:rPr>
+      </w:pPr>
+      <w:r>
+        <w:rPr>
+          <w:sz w:val="24"/>
+          <w:lang w:val="en-US"/>
+        </w:rPr>
+        <w:t xml:space="preserve">[28] L. </w:t>
       </w:r>
       <w:proofErr w:type="spellStart"/>
       <w:r>
         <w:rPr>
           <w:sz w:val="24"/>
-        </w:rPr>
-        <w:t>Brownlee</w:t>
+          <w:lang w:val="en-US"/>
+        </w:rPr>
+        <w:t>Prokhorenkova</w:t>
       </w:r>
       <w:proofErr w:type="spellEnd"/>
       <w:r>
         <w:rPr>
           <w:sz w:val="24"/>
-        </w:rPr>
-        <w:t xml:space="preserve">, Data </w:t>
+          <w:lang w:val="en-US"/>
+        </w:rPr>
+        <w:t xml:space="preserve"> et al., "</w:t>
       </w:r>
       <w:proofErr w:type="spellStart"/>
       <w:r>
         <w:rPr>
           <w:sz w:val="24"/>
-        </w:rPr>
-        <w:t>Preparation</w:t>
+          <w:lang w:val="en-US"/>
+        </w:rPr>
+        <w:t>CatBoost</w:t>
       </w:r>
       <w:proofErr w:type="spellEnd"/>
       <w:r>
         <w:rPr>
           <w:sz w:val="24"/>
-        </w:rPr>
-        <w:t xml:space="preserve"> </w:t>
+          <w:lang w:val="en-US"/>
+        </w:rPr>
+        <w:t xml:space="preserve">: unbiased boosting with categorical features," </w:t>
       </w:r>
       <w:proofErr w:type="spellStart"/>
       <w:r>
         <w:rPr>
           <w:sz w:val="24"/>
-        </w:rPr>
-        <w:t>for</w:t>
+          <w:lang w:val="en-US"/>
+        </w:rPr>
+        <w:t>NeurIPS</w:t>
       </w:r>
       <w:proofErr w:type="spellEnd"/>
       <w:r>
         <w:rPr>
           <w:sz w:val="24"/>
-        </w:rPr>
-        <w:t xml:space="preserve"> Machine Learning, 2020.</w:t>
+          <w:lang w:val="en-US"/>
+        </w:rPr>
+        <w:t xml:space="preserve">, 2018. </w:t>
       </w:r>
     </w:p>
     <w:p>
@@ -16255,489 +14117,15 @@
         <w:jc w:val="both"/>
         <w:rPr>
           <w:sz w:val="24"/>
-        </w:rPr>
-      </w:pPr>
-      <w:r>
-        <w:rPr>
-          <w:sz w:val="24"/>
-        </w:rPr>
-        <w:t xml:space="preserve">[25] I. </w:t>
-      </w:r>
-      <w:proofErr w:type="spellStart"/>
-      <w:r>
-        <w:rPr>
-          <w:sz w:val="24"/>
-        </w:rPr>
-        <w:t>Guyon</w:t>
-      </w:r>
-      <w:proofErr w:type="spellEnd"/>
-      <w:r>
-        <w:rPr>
-          <w:sz w:val="24"/>
-        </w:rPr>
-        <w:t xml:space="preserve"> </w:t>
-      </w:r>
-      <w:proofErr w:type="spellStart"/>
-      <w:r>
-        <w:rPr>
-          <w:sz w:val="24"/>
-        </w:rPr>
-        <w:t>and</w:t>
-      </w:r>
-      <w:proofErr w:type="spellEnd"/>
-      <w:r>
-        <w:rPr>
-          <w:sz w:val="24"/>
-        </w:rPr>
-        <w:t xml:space="preserve"> A. </w:t>
-      </w:r>
-      <w:proofErr w:type="spellStart"/>
-      <w:r>
-        <w:rPr>
-          <w:sz w:val="24"/>
-        </w:rPr>
-        <w:t>Elisseeff</w:t>
-      </w:r>
-      <w:proofErr w:type="spellEnd"/>
-      <w:r>
-        <w:rPr>
-          <w:sz w:val="24"/>
-        </w:rPr>
-        <w:t>, "</w:t>
-      </w:r>
-      <w:proofErr w:type="spellStart"/>
-      <w:r>
-        <w:rPr>
-          <w:sz w:val="24"/>
-        </w:rPr>
-        <w:t>Introduction</w:t>
-      </w:r>
-      <w:proofErr w:type="spellEnd"/>
-      <w:r>
-        <w:rPr>
-          <w:sz w:val="24"/>
-        </w:rPr>
-        <w:t xml:space="preserve"> </w:t>
-      </w:r>
-      <w:proofErr w:type="spellStart"/>
-      <w:r>
-        <w:rPr>
-          <w:sz w:val="24"/>
-        </w:rPr>
-        <w:t>to</w:t>
-      </w:r>
-      <w:proofErr w:type="spellEnd"/>
-      <w:r>
-        <w:rPr>
-          <w:sz w:val="24"/>
-        </w:rPr>
-        <w:t xml:space="preserve"> </w:t>
-      </w:r>
-      <w:proofErr w:type="spellStart"/>
-      <w:r>
-        <w:rPr>
-          <w:sz w:val="24"/>
-        </w:rPr>
-        <w:t>variable</w:t>
-      </w:r>
-      <w:proofErr w:type="spellEnd"/>
-      <w:r>
-        <w:rPr>
-          <w:sz w:val="24"/>
-        </w:rPr>
-        <w:t xml:space="preserve"> </w:t>
-      </w:r>
-      <w:proofErr w:type="spellStart"/>
-      <w:r>
-        <w:rPr>
-          <w:sz w:val="24"/>
-        </w:rPr>
-        <w:t>and</w:t>
-      </w:r>
-      <w:proofErr w:type="spellEnd"/>
-      <w:r>
-        <w:rPr>
-          <w:sz w:val="24"/>
-        </w:rPr>
-        <w:t xml:space="preserve"> </w:t>
-      </w:r>
-      <w:proofErr w:type="spellStart"/>
-      <w:r>
-        <w:rPr>
-          <w:sz w:val="24"/>
-        </w:rPr>
-        <w:t>feature</w:t>
-      </w:r>
-      <w:proofErr w:type="spellEnd"/>
-      <w:r>
-        <w:rPr>
-          <w:sz w:val="24"/>
-        </w:rPr>
-        <w:t xml:space="preserve"> </w:t>
-      </w:r>
-      <w:proofErr w:type="spellStart"/>
-      <w:r>
-        <w:rPr>
-          <w:sz w:val="24"/>
-        </w:rPr>
-        <w:t>selection</w:t>
-      </w:r>
-      <w:proofErr w:type="spellEnd"/>
-      <w:r>
-        <w:rPr>
-          <w:sz w:val="24"/>
-        </w:rPr>
-        <w:t xml:space="preserve">," J. </w:t>
-      </w:r>
-      <w:proofErr w:type="spellStart"/>
-      <w:r>
-        <w:rPr>
-          <w:sz w:val="24"/>
-        </w:rPr>
-        <w:t>Mach</w:t>
-      </w:r>
-      <w:proofErr w:type="spellEnd"/>
-      <w:r>
-        <w:rPr>
-          <w:sz w:val="24"/>
-        </w:rPr>
-        <w:t xml:space="preserve">. </w:t>
-      </w:r>
-      <w:proofErr w:type="spellStart"/>
-      <w:r>
-        <w:rPr>
-          <w:sz w:val="24"/>
-        </w:rPr>
-        <w:t>Learn</w:t>
-      </w:r>
-      <w:proofErr w:type="spellEnd"/>
-      <w:r>
-        <w:rPr>
-          <w:sz w:val="24"/>
-        </w:rPr>
-        <w:t xml:space="preserve">. </w:t>
-      </w:r>
-      <w:proofErr w:type="spellStart"/>
-      <w:r>
-        <w:rPr>
-          <w:sz w:val="24"/>
-        </w:rPr>
-        <w:t>Res</w:t>
-      </w:r>
-      <w:proofErr w:type="spellEnd"/>
-      <w:r>
-        <w:rPr>
-          <w:sz w:val="24"/>
-        </w:rPr>
-        <w:t>., 2003.</w:t>
-      </w:r>
-    </w:p>
-    <w:p>
-      <w:pPr>
-        <w:spacing w:line="276" w:lineRule="auto"/>
-        <w:jc w:val="both"/>
-        <w:rPr>
-          <w:sz w:val="24"/>
-        </w:rPr>
-      </w:pPr>
-      <w:r>
-        <w:rPr>
-          <w:sz w:val="24"/>
-        </w:rPr>
-        <w:t xml:space="preserve">[26] G. Ke et al., </w:t>
-      </w:r>
-      <w:r>
-        <w:rPr>
-          <w:sz w:val="24"/>
-        </w:rPr>
-        <w:t>"</w:t>
-      </w:r>
-      <w:proofErr w:type="spellStart"/>
-      <w:r>
-        <w:rPr>
-          <w:sz w:val="24"/>
-        </w:rPr>
-        <w:t>LightGBM</w:t>
-      </w:r>
-      <w:proofErr w:type="spellEnd"/>
-      <w:r>
-        <w:rPr>
-          <w:sz w:val="24"/>
-        </w:rPr>
-        <w:t>"</w:t>
-      </w:r>
-      <w:r>
-        <w:rPr>
-          <w:sz w:val="24"/>
-        </w:rPr>
-        <w:t xml:space="preserve"> </w:t>
-      </w:r>
-      <w:proofErr w:type="spellStart"/>
-      <w:r>
-        <w:rPr>
-          <w:sz w:val="24"/>
-        </w:rPr>
-        <w:t>NeurIPS</w:t>
-      </w:r>
-      <w:proofErr w:type="spellEnd"/>
-      <w:r>
-        <w:rPr>
-          <w:sz w:val="24"/>
-        </w:rPr>
-        <w:t>, 2017.</w:t>
-      </w:r>
-    </w:p>
-    <w:p>
-      <w:pPr>
-        <w:spacing w:line="276" w:lineRule="auto"/>
-        <w:jc w:val="both"/>
-        <w:rPr>
-          <w:sz w:val="24"/>
-        </w:rPr>
-      </w:pPr>
-      <w:r>
-        <w:rPr>
-          <w:sz w:val="24"/>
-        </w:rPr>
-        <w:t xml:space="preserve">[27] T. Chen </w:t>
-      </w:r>
-      <w:proofErr w:type="spellStart"/>
-      <w:r>
-        <w:rPr>
-          <w:sz w:val="24"/>
-        </w:rPr>
-        <w:t>and</w:t>
-      </w:r>
-      <w:proofErr w:type="spellEnd"/>
-      <w:r>
-        <w:rPr>
-          <w:sz w:val="24"/>
-        </w:rPr>
-        <w:t xml:space="preserve"> C. </w:t>
-      </w:r>
-      <w:proofErr w:type="spellStart"/>
-      <w:r>
-        <w:rPr>
-          <w:sz w:val="24"/>
-        </w:rPr>
-        <w:t>Guestrin</w:t>
-      </w:r>
-      <w:proofErr w:type="spellEnd"/>
-      <w:r>
-        <w:rPr>
-          <w:sz w:val="24"/>
-        </w:rPr>
-        <w:t>, "</w:t>
-      </w:r>
-      <w:proofErr w:type="spellStart"/>
-      <w:r>
-        <w:rPr>
-          <w:sz w:val="24"/>
-        </w:rPr>
-        <w:t>XGBoost</w:t>
-      </w:r>
-      <w:proofErr w:type="spellEnd"/>
-      <w:r>
-        <w:rPr>
-          <w:sz w:val="24"/>
-        </w:rPr>
-        <w:t xml:space="preserve">: A </w:t>
-      </w:r>
-      <w:proofErr w:type="spellStart"/>
-      <w:r>
-        <w:rPr>
-          <w:sz w:val="24"/>
-        </w:rPr>
-        <w:t>Scalable</w:t>
-      </w:r>
-      <w:proofErr w:type="spellEnd"/>
-      <w:r>
-        <w:rPr>
-          <w:sz w:val="24"/>
-        </w:rPr>
-        <w:t xml:space="preserve"> </w:t>
-      </w:r>
-      <w:proofErr w:type="spellStart"/>
-      <w:r>
-        <w:rPr>
-          <w:sz w:val="24"/>
-        </w:rPr>
-        <w:t>Tree</w:t>
-      </w:r>
-      <w:proofErr w:type="spellEnd"/>
-      <w:r>
-        <w:rPr>
-          <w:sz w:val="24"/>
-        </w:rPr>
-        <w:t xml:space="preserve"> </w:t>
-      </w:r>
-      <w:proofErr w:type="spellStart"/>
-      <w:r>
-        <w:rPr>
-          <w:sz w:val="24"/>
-        </w:rPr>
-        <w:t>Boosting</w:t>
-      </w:r>
-      <w:proofErr w:type="spellEnd"/>
-      <w:r>
-        <w:rPr>
-          <w:sz w:val="24"/>
-        </w:rPr>
-        <w:t xml:space="preserve"> </w:t>
-      </w:r>
-      <w:proofErr w:type="spellStart"/>
-      <w:r>
-        <w:rPr>
-          <w:sz w:val="24"/>
-        </w:rPr>
-        <w:t>System</w:t>
-      </w:r>
-      <w:proofErr w:type="spellEnd"/>
-      <w:r>
-        <w:rPr>
-          <w:sz w:val="24"/>
-        </w:rPr>
-        <w:t xml:space="preserve">” </w:t>
-      </w:r>
-      <w:r>
-        <w:rPr>
-          <w:sz w:val="24"/>
-        </w:rPr>
-        <w:t>KDD, 2016.</w:t>
-      </w:r>
-    </w:p>
-    <w:p>
-      <w:pPr>
-        <w:spacing w:line="276" w:lineRule="auto"/>
-        <w:jc w:val="both"/>
-        <w:rPr>
-          <w:sz w:val="24"/>
-        </w:rPr>
-      </w:pPr>
-      <w:r>
-        <w:rPr>
-          <w:sz w:val="24"/>
-        </w:rPr>
-        <w:t xml:space="preserve">[28] L. </w:t>
-      </w:r>
-      <w:proofErr w:type="spellStart"/>
-      <w:r>
-        <w:rPr>
-          <w:sz w:val="24"/>
-        </w:rPr>
-        <w:t>Prokhorenkova</w:t>
-      </w:r>
-      <w:proofErr w:type="spellEnd"/>
-      <w:r>
-        <w:rPr>
-          <w:sz w:val="24"/>
-        </w:rPr>
-        <w:t xml:space="preserve"> et al</w:t>
-      </w:r>
-      <w:r>
-        <w:rPr>
-          <w:sz w:val="24"/>
-        </w:rPr>
-        <w:t>., "</w:t>
-      </w:r>
-      <w:proofErr w:type="spellStart"/>
-      <w:r>
-        <w:rPr>
-          <w:sz w:val="24"/>
-        </w:rPr>
-        <w:t>CatBoost</w:t>
-      </w:r>
-      <w:proofErr w:type="spellEnd"/>
-      <w:r>
-        <w:rPr>
-          <w:sz w:val="24"/>
-        </w:rPr>
-        <w:t xml:space="preserve">" </w:t>
-      </w:r>
-      <w:proofErr w:type="spellStart"/>
-      <w:r>
-        <w:rPr>
-          <w:sz w:val="24"/>
-        </w:rPr>
-        <w:t>NeurIPS</w:t>
-      </w:r>
-      <w:proofErr w:type="spellEnd"/>
-      <w:r>
-        <w:rPr>
-          <w:sz w:val="24"/>
-        </w:rPr>
-        <w:t>, 2018.</w:t>
-      </w:r>
-    </w:p>
-    <w:p>
-      <w:pPr>
-        <w:spacing w:line="276" w:lineRule="auto"/>
-        <w:jc w:val="both"/>
-        <w:rPr>
-          <w:sz w:val="24"/>
-        </w:rPr>
-      </w:pPr>
-      <w:r>
-        <w:rPr>
-          <w:sz w:val="24"/>
-        </w:rPr>
-        <w:t xml:space="preserve">[29] D. H. </w:t>
-      </w:r>
-      <w:proofErr w:type="spellStart"/>
-      <w:r>
-        <w:rPr>
-          <w:sz w:val="24"/>
-        </w:rPr>
-        <w:t>Wolpert</w:t>
-      </w:r>
-      <w:proofErr w:type="spellEnd"/>
-      <w:r>
-        <w:rPr>
-          <w:sz w:val="24"/>
-        </w:rPr>
-        <w:t>, "</w:t>
-      </w:r>
-      <w:proofErr w:type="spellStart"/>
-      <w:r>
-        <w:rPr>
-          <w:sz w:val="24"/>
-        </w:rPr>
-        <w:t>Stacked</w:t>
-      </w:r>
-      <w:proofErr w:type="spellEnd"/>
-      <w:r>
-        <w:rPr>
-          <w:sz w:val="24"/>
-        </w:rPr>
-        <w:t xml:space="preserve"> </w:t>
-      </w:r>
-      <w:proofErr w:type="spellStart"/>
-      <w:r>
-        <w:rPr>
-          <w:sz w:val="24"/>
-        </w:rPr>
-        <w:t>generalization</w:t>
-      </w:r>
-      <w:proofErr w:type="spellEnd"/>
-      <w:r>
-        <w:rPr>
-          <w:sz w:val="24"/>
-        </w:rPr>
-        <w:t xml:space="preserve">," </w:t>
-      </w:r>
-      <w:proofErr w:type="spellStart"/>
-      <w:r>
-        <w:rPr>
-          <w:sz w:val="24"/>
-        </w:rPr>
-        <w:t>Neural</w:t>
-      </w:r>
-      <w:proofErr w:type="spellEnd"/>
-      <w:r>
-        <w:rPr>
-          <w:sz w:val="24"/>
-        </w:rPr>
-        <w:t xml:space="preserve"> Networks, 1992.</w:t>
+          <w:lang w:val="en-US"/>
+        </w:rPr>
+      </w:pPr>
+      <w:r>
+        <w:rPr>
+          <w:sz w:val="24"/>
+          <w:lang w:val="en-US"/>
+        </w:rPr>
+        <w:t>[29] D. H. Wolpert, "Stacked generalization," Neural Networks, 1992.</w:t>
       </w:r>
     </w:p>
     <w:p>
@@ -22325,6 +19713,7 @@
   <w:style w:type="character" w:default="1" w:styleId="DefaultParagraphFont">
     <w:name w:val="Default Paragraph Font"/>
     <w:uiPriority w:val="1"/>
+    <w:semiHidden/>
     <w:unhideWhenUsed/>
   </w:style>
   <w:style w:type="table" w:default="1" w:styleId="TableNormal">

--- a/PDR Aşaması/Rapor/2026_PDR_Algomed_Guncel.docx
+++ b/PDR Aşaması/Rapor/2026_PDR_Algomed_Guncel.docx
@@ -2745,25 +2745,7 @@
                 <w:bCs/>
                 <w:noProof/>
               </w:rPr>
-              <w:t>4.3 Literat</w:t>
-            </w:r>
-            <w:r>
-              <w:rPr>
-                <w:rStyle w:val="Hyperlink"/>
-                <w:b/>
-                <w:bCs/>
-                <w:noProof/>
-              </w:rPr>
-              <w:t>ü</w:t>
-            </w:r>
-            <w:r>
-              <w:rPr>
-                <w:rStyle w:val="Hyperlink"/>
-                <w:b/>
-                <w:bCs/>
-                <w:noProof/>
-              </w:rPr>
-              <w:t>r ve Genel Katkı</w:t>
+              <w:t>4.3 Literatür ve Genel Katkı</w:t>
             </w:r>
             <w:r>
               <w:rPr>
@@ -3308,7 +3290,21 @@
         <w:rPr>
           <w:sz w:val="24"/>
         </w:rPr>
-        <w:t>) metriği yanıltıcı bir başarı illüzyonu yarattığından; F1-skoru, MCC ve PR-AUC gibi duyarlı metriklerin kullanımı esastır [4], [5], [11]. Projemizde bu sorun, veri seviyesindeki müdahalelerin (ADASYN, ağırlıklandırma) yanı sıra, klinik risk odaklı "dinamik karar eşiği" (</w:t>
+        <w:t>) metriği yanıltıcı bir başarı illüzyonu yarattığından; F1-skoru, MCC ve PR-AUC gibi duyarlı metriklerin kullanımı esastır [4], [5], [11]. Projemizde bu sorun, veri seviyesindeki müdahalelerin (</w:t>
+      </w:r>
+      <w:r>
+        <w:rPr>
+          <w:b/>
+          <w:bCs/>
+          <w:sz w:val="24"/>
+        </w:rPr>
+        <w:t>SMOTE</w:t>
+      </w:r>
+      <w:r>
+        <w:rPr>
+          <w:sz w:val="24"/>
+        </w:rPr>
+        <w:t>, ağırlıklandırma) yanı sıra, klinik risk odaklı "dinamik karar eşiği" (</w:t>
       </w:r>
       <w:proofErr w:type="spellStart"/>
       <w:r>
@@ -8688,10 +8684,26 @@
         </w:rPr>
         <w:lastRenderedPageBreak/>
         <w:drawing>
-          <wp:inline distT="0" distB="0" distL="0" distR="0" wp14:anchorId="5F370799" wp14:editId="0933734A">
-            <wp:extent cx="5003800" cy="2779626"/>
-            <wp:effectExtent l="0" t="0" r="6350" b="1905"/>
-            <wp:docPr id="1476245042" name="Picture 1476245042"/>
+          <wp:anchor distT="0" distB="0" distL="114300" distR="114300" simplePos="0" relativeHeight="251659272" behindDoc="1" locked="0" layoutInCell="1" allowOverlap="1" wp14:anchorId="1D57ADE2" wp14:editId="4DB846FA">
+            <wp:simplePos x="0" y="0"/>
+            <wp:positionH relativeFrom="margin">
+              <wp:align>left</wp:align>
+            </wp:positionH>
+            <wp:positionV relativeFrom="paragraph">
+              <wp:posOffset>635</wp:posOffset>
+            </wp:positionV>
+            <wp:extent cx="3251835" cy="2600325"/>
+            <wp:effectExtent l="0" t="0" r="5715" b="9525"/>
+            <wp:wrapTight wrapText="bothSides">
+              <wp:wrapPolygon edited="0">
+                <wp:start x="0" y="0"/>
+                <wp:lineTo x="0" y="21521"/>
+                <wp:lineTo x="21511" y="21521"/>
+                <wp:lineTo x="21511" y="0"/>
+                <wp:lineTo x="0" y="0"/>
+              </wp:wrapPolygon>
+            </wp:wrapTight>
+            <wp:docPr id="1043129304" name="Picture 8"/>
             <wp:cNvGraphicFramePr>
               <a:graphicFrameLocks xmlns:a="http://schemas.openxmlformats.org/drawingml/2006/main" noChangeAspect="1"/>
             </wp:cNvGraphicFramePr>
@@ -8699,10 +8711,12 @@
               <a:graphicData uri="http://schemas.openxmlformats.org/drawingml/2006/picture">
                 <pic:pic xmlns:pic="http://schemas.openxmlformats.org/drawingml/2006/picture">
                   <pic:nvPicPr>
-                    <pic:cNvPr id="0" name="sekil6_shap_onem.png"/>
-                    <pic:cNvPicPr/>
+                    <pic:cNvPr id="0" name="Picture 3"/>
+                    <pic:cNvPicPr>
+                      <a:picLocks noChangeAspect="1" noChangeArrowheads="1"/>
+                    </pic:cNvPicPr>
                   </pic:nvPicPr>
-                  <pic:blipFill rotWithShape="1">
+                  <pic:blipFill>
                     <a:blip r:embed="rId9" cstate="print">
                       <a:extLst>
                         <a:ext uri="{28A0092B-C50C-407E-A947-70E740481C1C}">
@@ -8710,7 +8724,7 @@
                         </a:ext>
                       </a:extLst>
                     </a:blip>
-                    <a:srcRect t="10648" b="3791"/>
+                    <a:srcRect/>
                     <a:stretch>
                       <a:fillRect/>
                     </a:stretch>
@@ -8718,104 +8732,177 @@
                   <pic:spPr bwMode="auto">
                     <a:xfrm>
                       <a:off x="0" y="0"/>
-                      <a:ext cx="5212565" cy="2895596"/>
+                      <a:ext cx="3254647" cy="2602667"/>
                     </a:xfrm>
                     <a:prstGeom prst="rect">
                       <a:avLst/>
                     </a:prstGeom>
+                    <a:noFill/>
                     <a:ln>
                       <a:noFill/>
                     </a:ln>
-                    <a:extLst>
-                      <a:ext uri="{53640926-AAD7-44D8-BBD7-CCE9431645EC}">
-                        <a14:shadowObscured xmlns:a14="http://schemas.microsoft.com/office/drawing/2010/main"/>
-                      </a:ext>
-                    </a:extLst>
                   </pic:spPr>
                 </pic:pic>
               </a:graphicData>
             </a:graphic>
-          </wp:inline>
+            <wp14:sizeRelH relativeFrom="margin">
+              <wp14:pctWidth>0</wp14:pctWidth>
+            </wp14:sizeRelH>
+            <wp14:sizeRelV relativeFrom="margin">
+              <wp14:pctHeight>0</wp14:pctHeight>
+            </wp14:sizeRelV>
+          </wp:anchor>
         </w:drawing>
       </w:r>
     </w:p>
     <w:p>
       <w:pPr>
-        <w:pStyle w:val="Caption"/>
         <w:spacing w:line="276" w:lineRule="auto"/>
         <w:jc w:val="both"/>
         <w:rPr>
-          <w:b/>
-          <w:sz w:val="24"/>
-          <w:szCs w:val="24"/>
-        </w:rPr>
-      </w:pPr>
-      <w:r>
-        <w:rPr>
-          <w:sz w:val="24"/>
-          <w:szCs w:val="24"/>
-        </w:rPr>
-        <w:t xml:space="preserve">Şekil </w:t>
-      </w:r>
-      <w:r>
-        <w:rPr>
-          <w:sz w:val="24"/>
-          <w:szCs w:val="24"/>
-        </w:rPr>
-        <w:fldChar w:fldCharType="begin"/>
-      </w:r>
-      <w:r>
-        <w:rPr>
-          <w:sz w:val="24"/>
-          <w:szCs w:val="24"/>
-        </w:rPr>
-        <w:instrText xml:space="preserve"> SEQ Şekil \* ARABIC </w:instrText>
-      </w:r>
-      <w:r>
-        <w:rPr>
-          <w:sz w:val="24"/>
-          <w:szCs w:val="24"/>
-        </w:rPr>
-        <w:fldChar w:fldCharType="separate"/>
-      </w:r>
+          <w:sz w:val="24"/>
+        </w:rPr>
+      </w:pPr>
       <w:r>
         <w:rPr>
           <w:noProof/>
-          <w:sz w:val="24"/>
-          <w:szCs w:val="24"/>
-        </w:rPr>
-        <w:t>1</w:t>
-      </w:r>
-      <w:r>
-        <w:rPr>
-          <w:sz w:val="24"/>
-          <w:szCs w:val="24"/>
-        </w:rPr>
-        <w:fldChar w:fldCharType="end"/>
-      </w:r>
-      <w:r>
-        <w:rPr>
-          <w:sz w:val="24"/>
-          <w:szCs w:val="24"/>
-        </w:rPr>
-        <w:t>:</w:t>
-      </w:r>
-      <w:r>
-        <w:rPr>
-          <w:sz w:val="24"/>
-          <w:szCs w:val="24"/>
-        </w:rPr>
-        <w:t>SHAP Özellik Önlem Analizi (V9) – En Önemli 15 Özellik</w:t>
-      </w:r>
-    </w:p>
-    <w:p>
-      <w:pPr>
-        <w:spacing w:line="276" w:lineRule="auto"/>
-        <w:jc w:val="both"/>
-        <w:rPr>
-          <w:sz w:val="24"/>
-        </w:rPr>
-      </w:pPr>
+        </w:rPr>
+        <mc:AlternateContent>
+          <mc:Choice Requires="wps">
+            <w:drawing>
+              <wp:anchor distT="0" distB="0" distL="114300" distR="114300" simplePos="0" relativeHeight="251661320" behindDoc="1" locked="0" layoutInCell="1" allowOverlap="1" wp14:anchorId="5970D029" wp14:editId="521752A5">
+                <wp:simplePos x="0" y="0"/>
+                <wp:positionH relativeFrom="margin">
+                  <wp:align>left</wp:align>
+                </wp:positionH>
+                <wp:positionV relativeFrom="paragraph">
+                  <wp:posOffset>2485844</wp:posOffset>
+                </wp:positionV>
+                <wp:extent cx="3140075" cy="635"/>
+                <wp:effectExtent l="0" t="0" r="3175" b="0"/>
+                <wp:wrapTight wrapText="bothSides">
+                  <wp:wrapPolygon edited="0">
+                    <wp:start x="0" y="0"/>
+                    <wp:lineTo x="0" y="20057"/>
+                    <wp:lineTo x="21491" y="20057"/>
+                    <wp:lineTo x="21491" y="0"/>
+                    <wp:lineTo x="0" y="0"/>
+                  </wp:wrapPolygon>
+                </wp:wrapTight>
+                <wp:docPr id="551164761" name="Text Box 1"/>
+                <wp:cNvGraphicFramePr/>
+                <a:graphic xmlns:a="http://schemas.openxmlformats.org/drawingml/2006/main">
+                  <a:graphicData uri="http://schemas.microsoft.com/office/word/2010/wordprocessingShape">
+                    <wps:wsp>
+                      <wps:cNvSpPr txBox="1"/>
+                      <wps:spPr>
+                        <a:xfrm>
+                          <a:off x="0" y="0"/>
+                          <a:ext cx="3140075" cy="635"/>
+                        </a:xfrm>
+                        <a:prstGeom prst="rect">
+                          <a:avLst/>
+                        </a:prstGeom>
+                        <a:solidFill>
+                          <a:prstClr val="white"/>
+                        </a:solidFill>
+                        <a:ln>
+                          <a:noFill/>
+                        </a:ln>
+                      </wps:spPr>
+                      <wps:txbx>
+                        <w:txbxContent>
+                          <w:p>
+                            <w:pPr>
+                              <w:pStyle w:val="Caption"/>
+                              <w:rPr>
+                                <w:noProof/>
+                              </w:rPr>
+                            </w:pPr>
+                            <w:r>
+                              <w:t xml:space="preserve">Şekil </w:t>
+                            </w:r>
+                            <w:r>
+                              <w:fldChar w:fldCharType="begin"/>
+                            </w:r>
+                            <w:r>
+                              <w:instrText xml:space="preserve"> SEQ Şekil \* ARABIC </w:instrText>
+                            </w:r>
+                            <w:r>
+                              <w:fldChar w:fldCharType="separate"/>
+                            </w:r>
+                            <w:r>
+                              <w:rPr>
+                                <w:noProof/>
+                              </w:rPr>
+                              <w:t>1</w:t>
+                            </w:r>
+                            <w:r>
+                              <w:fldChar w:fldCharType="end"/>
+                            </w:r>
+                            <w:r>
+                              <w:t>:SHAP Özellik Önlem Analizi (V9) – En Önemli 15 Özellik</w:t>
+                            </w:r>
+                          </w:p>
+                        </w:txbxContent>
+                      </wps:txbx>
+                      <wps:bodyPr rot="0" spcFirstLastPara="0" vertOverflow="overflow" horzOverflow="overflow" vert="horz" wrap="square" lIns="0" tIns="0" rIns="0" bIns="0" numCol="1" spcCol="0" rtlCol="0" fromWordArt="0" anchor="t" anchorCtr="0" forceAA="0" compatLnSpc="1">
+                        <a:prstTxWarp prst="textNoShape">
+                          <a:avLst/>
+                        </a:prstTxWarp>
+                        <a:spAutoFit/>
+                      </wps:bodyPr>
+                    </wps:wsp>
+                  </a:graphicData>
+                </a:graphic>
+              </wp:anchor>
+            </w:drawing>
+          </mc:Choice>
+          <mc:Fallback>
+            <w:pict>
+              <v:shape w14:anchorId="5970D029" id="Text Box 1" o:spid="_x0000_s1027" type="#_x0000_t202" style="position:absolute;left:0;text-align:left;margin-left:0;margin-top:195.75pt;width:247.25pt;height:.05pt;z-index:-251655160;visibility:visible;mso-wrap-style:square;mso-wrap-distance-left:9pt;mso-wrap-distance-top:0;mso-wrap-distance-right:9pt;mso-wrap-distance-bottom:0;mso-position-horizontal:left;mso-position-horizontal-relative:margin;mso-position-vertical:absolute;mso-position-vertical-relative:text;v-text-anchor:top" o:gfxdata="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" stroked="f">
+                <v:textbox style="mso-fit-shape-to-text:t" inset="0,0,0,0">
+                  <w:txbxContent>
+                    <w:p>
+                      <w:pPr>
+                        <w:pStyle w:val="Caption"/>
+                        <w:rPr>
+                          <w:noProof/>
+                        </w:rPr>
+                      </w:pPr>
+                      <w:r>
+                        <w:t xml:space="preserve">Şekil </w:t>
+                      </w:r>
+                      <w:r>
+                        <w:fldChar w:fldCharType="begin"/>
+                      </w:r>
+                      <w:r>
+                        <w:instrText xml:space="preserve"> SEQ Şekil \* ARABIC </w:instrText>
+                      </w:r>
+                      <w:r>
+                        <w:fldChar w:fldCharType="separate"/>
+                      </w:r>
+                      <w:r>
+                        <w:rPr>
+                          <w:noProof/>
+                        </w:rPr>
+                        <w:t>1</w:t>
+                      </w:r>
+                      <w:r>
+                        <w:fldChar w:fldCharType="end"/>
+                      </w:r>
+                      <w:r>
+                        <w:t>:SHAP Özellik Önlem Analizi (V9) – En Önemli 15 Özellik</w:t>
+                      </w:r>
+                    </w:p>
+                  </w:txbxContent>
+                </v:textbox>
+                <w10:wrap type="tight" anchorx="margin"/>
+              </v:shape>
+            </w:pict>
+          </mc:Fallback>
+        </mc:AlternateContent>
+      </w:r>
       <w:r>
         <w:rPr>
           <w:sz w:val="24"/>
@@ -9080,7 +9167,7 @@
       <w:pPr>
         <w:keepNext/>
         <w:spacing w:line="276" w:lineRule="auto"/>
-        <w:jc w:val="both"/>
+        <w:jc w:val="center"/>
         <w:rPr>
           <w:sz w:val="24"/>
         </w:rPr>
@@ -9091,10 +9178,10 @@
           <w:sz w:val="24"/>
         </w:rPr>
         <w:drawing>
-          <wp:inline distT="0" distB="0" distL="0" distR="0" wp14:anchorId="1697FDA8" wp14:editId="2EA997AF">
-            <wp:extent cx="5684520" cy="2342324"/>
-            <wp:effectExtent l="0" t="0" r="0" b="1270"/>
-            <wp:docPr id="1476245047" name="Picture 1476245047"/>
+          <wp:inline distT="0" distB="0" distL="0" distR="0" wp14:anchorId="64090BF4" wp14:editId="70F7B1E1">
+            <wp:extent cx="5653479" cy="2828925"/>
+            <wp:effectExtent l="0" t="0" r="4445" b="0"/>
+            <wp:docPr id="812796602" name="Picture 9"/>
             <wp:cNvGraphicFramePr>
               <a:graphicFrameLocks xmlns:a="http://schemas.openxmlformats.org/drawingml/2006/main" noChangeAspect="1"/>
             </wp:cNvGraphicFramePr>
@@ -9102,10 +9189,12 @@
               <a:graphicData uri="http://schemas.openxmlformats.org/drawingml/2006/picture">
                 <pic:pic xmlns:pic="http://schemas.openxmlformats.org/drawingml/2006/picture">
                   <pic:nvPicPr>
-                    <pic:cNvPr id="0" name="sekil1_versiyon_karsilastirma.png"/>
-                    <pic:cNvPicPr/>
+                    <pic:cNvPr id="0" name="Picture 4"/>
+                    <pic:cNvPicPr>
+                      <a:picLocks noChangeAspect="1" noChangeArrowheads="1"/>
+                    </pic:cNvPicPr>
                   </pic:nvPicPr>
-                  <pic:blipFill rotWithShape="1">
+                  <pic:blipFill>
                     <a:blip r:embed="rId10" cstate="print">
                       <a:extLst>
                         <a:ext uri="{28A0092B-C50C-407E-A947-70E740481C1C}">
@@ -9113,7 +9202,7 @@
                         </a:ext>
                       </a:extLst>
                     </a:blip>
-                    <a:srcRect t="11310" b="-8"/>
+                    <a:srcRect/>
                     <a:stretch>
                       <a:fillRect/>
                     </a:stretch>
@@ -9121,19 +9210,15 @@
                   <pic:spPr bwMode="auto">
                     <a:xfrm>
                       <a:off x="0" y="0"/>
-                      <a:ext cx="5950546" cy="2451941"/>
+                      <a:ext cx="5682507" cy="2843450"/>
                     </a:xfrm>
                     <a:prstGeom prst="rect">
                       <a:avLst/>
                     </a:prstGeom>
+                    <a:noFill/>
                     <a:ln>
                       <a:noFill/>
                     </a:ln>
-                    <a:extLst>
-                      <a:ext uri="{53640926-AAD7-44D8-BBD7-CCE9431645EC}">
-                        <a14:shadowObscured xmlns:a14="http://schemas.microsoft.com/office/drawing/2010/main"/>
-                      </a:ext>
-                    </a:extLst>
                   </pic:spPr>
                 </pic:pic>
               </a:graphicData>
@@ -9146,7 +9231,7 @@
       <w:pPr>
         <w:pStyle w:val="Caption"/>
         <w:spacing w:line="276" w:lineRule="auto"/>
-        <w:jc w:val="both"/>
+        <w:jc w:val="center"/>
         <w:rPr>
           <w:sz w:val="24"/>
           <w:szCs w:val="24"/>
@@ -9224,7 +9309,6 @@
           <w:bCs/>
           <w:sz w:val="24"/>
         </w:rPr>
-        <w:lastRenderedPageBreak/>
         <w:t>Genel sonuç:</w:t>
       </w:r>
       <w:r>
@@ -9973,7 +10057,17 @@
                 <w:lang w:eastAsia="tr-TR"/>
                 <w14:ligatures w14:val="none"/>
               </w:rPr>
-              <w:t xml:space="preserve"> (700</w:t>
+              <w:t xml:space="preserve"> (</w:t>
+            </w:r>
+            <w:r>
+              <w:rPr>
+                <w:rFonts w:eastAsia="Times New Roman" w:cs="Arial"/>
+                <w:kern w:val="0"/>
+                <w:sz w:val="24"/>
+                <w:lang w:eastAsia="tr-TR"/>
+                <w14:ligatures w14:val="none"/>
+              </w:rPr>
+              <w:t>500</w:t>
             </w:r>
             <w:r>
               <w:rPr>
@@ -10877,27 +10971,53 @@
         <w:rPr>
           <w:sz w:val="24"/>
         </w:rPr>
-        <w:t xml:space="preserve"> modelleri benzer performans göstermiştir (MCC ≈ </w:t>
-      </w:r>
-      <w:proofErr w:type="gramStart"/>
-      <w:r>
-        <w:rPr>
-          <w:sz w:val="24"/>
-        </w:rPr>
-        <w:t>0.57</w:t>
-      </w:r>
-      <w:proofErr w:type="gramEnd"/>
-      <w:r>
-        <w:rPr>
-          <w:sz w:val="24"/>
-        </w:rPr>
-        <w:t xml:space="preserve"> civarı). Bu sonuçlar, </w:t>
+        <w:t xml:space="preserve"> modelleri en yüksek performansı göstermiştir (</w:t>
       </w:r>
       <w:proofErr w:type="spellStart"/>
       <w:r>
         <w:rPr>
           <w:sz w:val="24"/>
         </w:rPr>
+        <w:t>XGBoost</w:t>
+      </w:r>
+      <w:proofErr w:type="spellEnd"/>
+      <w:r>
+        <w:rPr>
+          <w:sz w:val="24"/>
+        </w:rPr>
+        <w:t xml:space="preserve"> MCC=0.5740, </w:t>
+      </w:r>
+      <w:proofErr w:type="spellStart"/>
+      <w:r>
+        <w:rPr>
+          <w:sz w:val="24"/>
+        </w:rPr>
+        <w:t>CatBoost</w:t>
+      </w:r>
+      <w:proofErr w:type="spellEnd"/>
+      <w:r>
+        <w:rPr>
+          <w:sz w:val="24"/>
+        </w:rPr>
+        <w:t xml:space="preserve"> MCC=0.5915).</w:t>
+      </w:r>
+      <w:r>
+        <w:rPr>
+          <w:sz w:val="24"/>
+        </w:rPr>
+        <w:t xml:space="preserve"> </w:t>
+      </w:r>
+      <w:r>
+        <w:rPr>
+          <w:sz w:val="24"/>
+        </w:rPr>
+        <w:t xml:space="preserve">Bu sonuçlar, </w:t>
+      </w:r>
+      <w:proofErr w:type="spellStart"/>
+      <w:r>
+        <w:rPr>
+          <w:sz w:val="24"/>
+        </w:rPr>
         <w:t>stacking</w:t>
       </w:r>
       <w:proofErr w:type="spellEnd"/>
@@ -10907,16 +11027,9 @@
         </w:rPr>
         <w:t xml:space="preserve"> mimarisine girdi sağlayan temel modellerin orta düzey fakat dengeli öğrenme kapasitesine sahip olduğunu göstermektedir.</w:t>
       </w:r>
+      <w:bookmarkStart w:id="10" w:name="_Toc233147654"/>
     </w:p>
-    <w:p>
-      <w:pPr>
-        <w:spacing w:line="276" w:lineRule="auto"/>
-        <w:jc w:val="both"/>
-        <w:rPr>
-          <w:sz w:val="24"/>
-        </w:rPr>
-      </w:pPr>
-    </w:p>
+    <w:bookmarkEnd w:id="10"/>
     <w:p>
       <w:pPr>
         <w:pStyle w:val="Heading2"/>
@@ -10931,7 +11044,6 @@
           <w:szCs w:val="24"/>
         </w:rPr>
       </w:pPr>
-      <w:bookmarkStart w:id="10" w:name="_Toc233147654"/>
       <w:r>
         <w:rPr>
           <w:rFonts w:ascii="Aptos" w:hAnsi="Aptos"/>
@@ -10941,7 +11053,7 @@
           <w:sz w:val="24"/>
           <w:szCs w:val="24"/>
         </w:rPr>
-        <w:t>3.2 V9 Modeli Alt Grup</w:t>
+        <w:t>3.</w:t>
       </w:r>
       <w:r>
         <w:rPr>
@@ -10952,41 +11064,191 @@
           <w:sz w:val="24"/>
           <w:szCs w:val="24"/>
         </w:rPr>
-        <w:t xml:space="preserve"> Bazlı Performans Analizi</w:t>
-      </w:r>
-      <w:bookmarkEnd w:id="10"/>
+        <w:t>2</w:t>
+      </w:r>
+      <w:r>
+        <w:rPr>
+          <w:rFonts w:ascii="Aptos" w:hAnsi="Aptos"/>
+          <w:b/>
+          <w:bCs/>
+          <w:color w:val="000000" w:themeColor="text1"/>
+          <w:sz w:val="24"/>
+          <w:szCs w:val="24"/>
+        </w:rPr>
+        <w:t xml:space="preserve"> V9 Modeli Alt Grup Bazlı Performans Analizi</w:t>
+      </w:r>
     </w:p>
     <w:p>
       <w:pPr>
         <w:spacing w:line="276" w:lineRule="auto"/>
         <w:jc w:val="both"/>
         <w:rPr>
-          <w:sz w:val="24"/>
-        </w:rPr>
-      </w:pPr>
-      <w:r>
-        <w:rPr>
           <w:b/>
           <w:bCs/>
+          <w:color w:val="000000" w:themeColor="text1"/>
+          <w:sz w:val="24"/>
+        </w:rPr>
+      </w:pPr>
+    </w:p>
+    <w:p>
+      <w:pPr>
+        <w:keepNext/>
+        <w:spacing w:line="276" w:lineRule="auto"/>
+        <w:jc w:val="center"/>
+      </w:pPr>
+      <w:r>
+        <w:rPr>
           <w:noProof/>
-          <w:color w:val="000000" w:themeColor="text1"/>
-          <w:sz w:val="24"/>
+          <w:sz w:val="24"/>
+        </w:rPr>
+        <w:drawing>
+          <wp:inline distT="0" distB="0" distL="0" distR="0" wp14:anchorId="138D2D62" wp14:editId="63989E24">
+            <wp:extent cx="5316172" cy="3190875"/>
+            <wp:effectExtent l="0" t="0" r="0" b="0"/>
+            <wp:docPr id="910574603" name="Picture 10"/>
+            <wp:cNvGraphicFramePr>
+              <a:graphicFrameLocks xmlns:a="http://schemas.openxmlformats.org/drawingml/2006/main" noChangeAspect="1"/>
+            </wp:cNvGraphicFramePr>
+            <a:graphic xmlns:a="http://schemas.openxmlformats.org/drawingml/2006/main">
+              <a:graphicData uri="http://schemas.openxmlformats.org/drawingml/2006/picture">
+                <pic:pic xmlns:pic="http://schemas.openxmlformats.org/drawingml/2006/picture">
+                  <pic:nvPicPr>
+                    <pic:cNvPr id="0" name="Picture 5"/>
+                    <pic:cNvPicPr>
+                      <a:picLocks noChangeAspect="1" noChangeArrowheads="1"/>
+                    </pic:cNvPicPr>
+                  </pic:nvPicPr>
+                  <pic:blipFill>
+                    <a:blip r:embed="rId11" cstate="print">
+                      <a:extLst>
+                        <a:ext uri="{28A0092B-C50C-407E-A947-70E740481C1C}">
+                          <a14:useLocalDpi xmlns:a14="http://schemas.microsoft.com/office/drawing/2010/main" val="0"/>
+                        </a:ext>
+                      </a:extLst>
+                    </a:blip>
+                    <a:srcRect/>
+                    <a:stretch>
+                      <a:fillRect/>
+                    </a:stretch>
+                  </pic:blipFill>
+                  <pic:spPr bwMode="auto">
+                    <a:xfrm>
+                      <a:off x="0" y="0"/>
+                      <a:ext cx="5330976" cy="3199760"/>
+                    </a:xfrm>
+                    <a:prstGeom prst="rect">
+                      <a:avLst/>
+                    </a:prstGeom>
+                    <a:noFill/>
+                    <a:ln>
+                      <a:noFill/>
+                    </a:ln>
+                  </pic:spPr>
+                </pic:pic>
+              </a:graphicData>
+            </a:graphic>
+          </wp:inline>
+        </w:drawing>
+      </w:r>
+    </w:p>
+    <w:p>
+      <w:pPr>
+        <w:pStyle w:val="Caption"/>
+        <w:jc w:val="center"/>
+        <w:rPr>
+          <w:sz w:val="24"/>
+        </w:rPr>
+      </w:pPr>
+      <w:r>
+        <w:t xml:space="preserve">Şekil </w:t>
+      </w:r>
+      <w:r>
+        <w:fldChar w:fldCharType="begin"/>
+      </w:r>
+      <w:r>
+        <w:instrText xml:space="preserve"> SEQ Şekil \* ARABIC </w:instrText>
+      </w:r>
+      <w:r>
+        <w:fldChar w:fldCharType="separate"/>
+      </w:r>
+      <w:r>
+        <w:rPr>
+          <w:noProof/>
+        </w:rPr>
+        <w:t>3</w:t>
+      </w:r>
+      <w:r>
+        <w:fldChar w:fldCharType="end"/>
+      </w:r>
+      <w:r>
+        <w:t>:</w:t>
+      </w:r>
+      <w:r>
+        <w:t xml:space="preserve"> V9 Modeli — Alt Grup Bazında Performans Analizi (MASTER, KANSER, PAH, CFTR)</w:t>
+      </w:r>
+    </w:p>
+    <w:p>
+      <w:pPr>
+        <w:spacing w:line="276" w:lineRule="auto"/>
+        <w:jc w:val="both"/>
+        <w:rPr>
+          <w:iCs/>
+          <w:sz w:val="24"/>
+        </w:rPr>
+      </w:pPr>
+      <w:r>
+        <w:rPr>
+          <w:sz w:val="24"/>
+        </w:rPr>
+        <w:t>V9 modelinin dört farklı veri alt grubunda elde ettiği F1 Skoru, MCC ve PR-AUC değerleri. </w:t>
+      </w:r>
+      <w:r>
+        <w:rPr>
+          <w:b/>
+          <w:bCs/>
+          <w:sz w:val="24"/>
+        </w:rPr>
+        <w:t>Yeni eklenen özelliklerle birlikte KANSER grubunda en yüksek MCC (0.7169) elde edilmiştir (CFTR MCC=0.6561). PAH grubunun görece düşük MCC değeri (0.5399)</w:t>
+      </w:r>
+      <w:r>
+        <w:rPr>
+          <w:sz w:val="24"/>
+        </w:rPr>
+        <w:t xml:space="preserve"> heterojen sınıf yapısından kaynaklanmaktadır. Her alt grup için ayrı eşik </w:t>
+      </w:r>
+      <w:r>
+        <w:rPr>
+          <w:sz w:val="24"/>
+        </w:rPr>
+        <w:lastRenderedPageBreak/>
+        <w:t xml:space="preserve">optimizasyonu </w:t>
+      </w:r>
+      <w:proofErr w:type="spellStart"/>
+      <w:r>
+        <w:rPr>
+          <w:sz w:val="24"/>
+        </w:rPr>
+        <w:t>uygulanmıştır.</w:t>
+      </w:r>
+      <w:r>
+        <w:rPr>
+          <w:noProof/>
         </w:rPr>
         <mc:AlternateContent>
           <mc:Choice Requires="wps">
             <w:drawing>
-              <wp:anchor distT="0" distB="0" distL="114300" distR="114300" simplePos="0" relativeHeight="251658245" behindDoc="1" locked="0" layoutInCell="1" allowOverlap="1" wp14:anchorId="24BBC3CE" wp14:editId="6C088900">
+              <wp:anchor distT="0" distB="0" distL="114300" distR="114300" simplePos="0" relativeHeight="251664392" behindDoc="0" locked="0" layoutInCell="1" allowOverlap="1" wp14:anchorId="0A838E05" wp14:editId="1FE3308E">
                 <wp:simplePos x="0" y="0"/>
                 <wp:positionH relativeFrom="column">
-                  <wp:posOffset>-71755</wp:posOffset>
+                  <wp:posOffset>3814445</wp:posOffset>
                 </wp:positionH>
                 <wp:positionV relativeFrom="paragraph">
-                  <wp:posOffset>2448560</wp:posOffset>
+                  <wp:posOffset>2004695</wp:posOffset>
                 </wp:positionV>
-                <wp:extent cx="5114925" cy="397510"/>
-                <wp:effectExtent l="0" t="0" r="9525" b="2540"/>
-                <wp:wrapTopAndBottom/>
-                <wp:docPr id="1372503363" name="Metin Kutusu 1"/>
+                <wp:extent cx="1947545" cy="635"/>
+                <wp:effectExtent l="0" t="0" r="0" b="0"/>
+                <wp:wrapSquare wrapText="bothSides"/>
+                <wp:docPr id="712080023" name="Text Box 1"/>
                 <wp:cNvGraphicFramePr/>
                 <a:graphic xmlns:a="http://schemas.openxmlformats.org/drawingml/2006/main">
                   <a:graphicData uri="http://schemas.microsoft.com/office/word/2010/wordprocessingShape">
@@ -10995,437 +11257,7 @@
                       <wps:spPr>
                         <a:xfrm>
                           <a:off x="0" y="0"/>
-                          <a:ext cx="5114925" cy="397510"/>
-                        </a:xfrm>
-                        <a:prstGeom prst="rect">
-                          <a:avLst/>
-                        </a:prstGeom>
-                        <a:solidFill>
-                          <a:prstClr val="white"/>
-                        </a:solidFill>
-                        <a:ln>
-                          <a:noFill/>
-                        </a:ln>
-                      </wps:spPr>
-                      <wps:txbx>
-                        <w:txbxContent>
-                          <w:p>
-                            <w:pPr>
-                              <w:jc w:val="center"/>
-                            </w:pPr>
-                            <w:r>
-                              <w:t xml:space="preserve">Şekil </w:t>
-                            </w:r>
-                            <w:fldSimple w:instr=" SEQ Şekil \* ARABIC ">
-                              <w:r>
-                                <w:rPr>
-                                  <w:noProof/>
-                                </w:rPr>
-                                <w:t>3</w:t>
-                              </w:r>
-                            </w:fldSimple>
-                            <w:r>
-                              <w:t>:</w:t>
-                            </w:r>
-                            <w:r>
-                              <w:rPr>
-                                <w:b/>
-                                <w:sz w:val="20"/>
-                              </w:rPr>
-                              <w:t xml:space="preserve"> </w:t>
-                            </w:r>
-                            <w:r>
-                              <w:rPr>
-                                <w:bCs/>
-                                <w:i/>
-                                <w:iCs/>
-                                <w:sz w:val="20"/>
-                              </w:rPr>
-                              <w:t>V9 Modeli — Alt Grup Bazında Performans Analizi (MASTER, KANSER, PAH, CFTR)</w:t>
-                            </w:r>
-                          </w:p>
-                          <w:p>
-                            <w:pPr>
-                              <w:pStyle w:val="Caption"/>
-                              <w:rPr>
-                                <w:noProof/>
-                                <w:sz w:val="22"/>
-                              </w:rPr>
-                            </w:pPr>
-                          </w:p>
-                        </w:txbxContent>
-                      </wps:txbx>
-                      <wps:bodyPr rot="0" spcFirstLastPara="0" vertOverflow="overflow" horzOverflow="overflow" vert="horz" wrap="square" lIns="0" tIns="0" rIns="0" bIns="0" numCol="1" spcCol="0" rtlCol="0" fromWordArt="0" anchor="t" anchorCtr="0" forceAA="0" compatLnSpc="1">
-                        <a:prstTxWarp prst="textNoShape">
-                          <a:avLst/>
-                        </a:prstTxWarp>
-                        <a:noAutofit/>
-                      </wps:bodyPr>
-                    </wps:wsp>
-                  </a:graphicData>
-                </a:graphic>
-                <wp14:sizeRelH relativeFrom="margin">
-                  <wp14:pctWidth>0</wp14:pctWidth>
-                </wp14:sizeRelH>
-              </wp:anchor>
-            </w:drawing>
-          </mc:Choice>
-          <mc:Fallback>
-            <w:pict>
-              <v:shape w14:anchorId="24BBC3CE" id="Metin Kutusu 1" o:spid="_x0000_s1027" type="#_x0000_t202" style="position:absolute;left:0;text-align:left;margin-left:-5.65pt;margin-top:192.8pt;width:402.75pt;height:31.3pt;z-index:-251658235;visibility:visible;mso-wrap-style:square;mso-width-percent:0;mso-wrap-distance-left:9pt;mso-wrap-distance-top:0;mso-wrap-distance-right:9pt;mso-wrap-distance-bottom:0;mso-position-horizontal:absolute;mso-position-horizontal-relative:text;mso-position-vertical:absolute;mso-position-vertical-relative:text;mso-width-percent:0;mso-width-relative:margin;v-text-anchor:top" o:gfxdata="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" stroked="f">
-                <v:textbox inset="0,0,0,0">
-                  <w:txbxContent>
-                    <w:p>
-                      <w:pPr>
-                        <w:jc w:val="center"/>
-                      </w:pPr>
-                      <w:r>
-                        <w:t xml:space="preserve">Şekil </w:t>
-                      </w:r>
-                      <w:fldSimple w:instr=" SEQ Şekil \* ARABIC ">
-                        <w:r>
-                          <w:rPr>
-                            <w:noProof/>
-                          </w:rPr>
-                          <w:t>3</w:t>
-                        </w:r>
-                      </w:fldSimple>
-                      <w:r>
-                        <w:t>:</w:t>
-                      </w:r>
-                      <w:r>
-                        <w:rPr>
-                          <w:b/>
-                          <w:sz w:val="20"/>
-                        </w:rPr>
-                        <w:t xml:space="preserve"> </w:t>
-                      </w:r>
-                      <w:r>
-                        <w:rPr>
-                          <w:bCs/>
-                          <w:i/>
-                          <w:iCs/>
-                          <w:sz w:val="20"/>
-                        </w:rPr>
-                        <w:t>V9 Modeli — Alt Grup Bazında Performans Analizi (MASTER, KANSER, PAH, CFTR)</w:t>
-                      </w:r>
-                    </w:p>
-                    <w:p>
-                      <w:pPr>
-                        <w:pStyle w:val="Caption"/>
-                        <w:rPr>
-                          <w:noProof/>
-                          <w:sz w:val="22"/>
-                        </w:rPr>
-                      </w:pPr>
-                    </w:p>
-                  </w:txbxContent>
-                </v:textbox>
-                <w10:wrap type="topAndBottom"/>
-              </v:shape>
-            </w:pict>
-          </mc:Fallback>
-        </mc:AlternateContent>
-      </w:r>
-      <w:r>
-        <w:rPr>
-          <w:noProof/>
-          <w:sz w:val="24"/>
-        </w:rPr>
-        <w:drawing>
-          <wp:inline distT="0" distB="0" distL="0" distR="0" wp14:anchorId="07F06ADB" wp14:editId="56A2430D">
-            <wp:extent cx="5075552" cy="2311400"/>
-            <wp:effectExtent l="0" t="0" r="0" b="0"/>
-            <wp:docPr id="1476245046" name="Picture 1476245046"/>
-            <wp:cNvGraphicFramePr>
-              <a:graphicFrameLocks xmlns:a="http://schemas.openxmlformats.org/drawingml/2006/main" noChangeAspect="1"/>
-            </wp:cNvGraphicFramePr>
-            <a:graphic xmlns:a="http://schemas.openxmlformats.org/drawingml/2006/main">
-              <a:graphicData uri="http://schemas.openxmlformats.org/drawingml/2006/picture">
-                <pic:pic xmlns:pic="http://schemas.openxmlformats.org/drawingml/2006/picture">
-                  <pic:nvPicPr>
-                    <pic:cNvPr id="0" name="sekil2_altgrup_performans.png"/>
-                    <pic:cNvPicPr/>
-                  </pic:nvPicPr>
-                  <pic:blipFill rotWithShape="1">
-                    <a:blip r:embed="rId11" cstate="print">
-                      <a:extLst>
-                        <a:ext uri="{28A0092B-C50C-407E-A947-70E740481C1C}">
-                          <a14:useLocalDpi xmlns:a14="http://schemas.microsoft.com/office/drawing/2010/main" val="0"/>
-                        </a:ext>
-                      </a:extLst>
-                    </a:blip>
-                    <a:srcRect t="10154"/>
-                    <a:stretch>
-                      <a:fillRect/>
-                    </a:stretch>
-                  </pic:blipFill>
-                  <pic:spPr bwMode="auto">
-                    <a:xfrm>
-                      <a:off x="0" y="0"/>
-                      <a:ext cx="5116988" cy="2330270"/>
-                    </a:xfrm>
-                    <a:prstGeom prst="rect">
-                      <a:avLst/>
-                    </a:prstGeom>
-                    <a:ln>
-                      <a:noFill/>
-                    </a:ln>
-                    <a:extLst>
-                      <a:ext uri="{53640926-AAD7-44D8-BBD7-CCE9431645EC}">
-                        <a14:shadowObscured xmlns:a14="http://schemas.microsoft.com/office/drawing/2010/main"/>
-                      </a:ext>
-                    </a:extLst>
-                  </pic:spPr>
-                </pic:pic>
-              </a:graphicData>
-            </a:graphic>
-          </wp:inline>
-        </w:drawing>
-      </w:r>
-    </w:p>
-    <w:p>
-      <w:pPr>
-        <w:spacing w:line="276" w:lineRule="auto"/>
-        <w:jc w:val="both"/>
-        <w:rPr>
-          <w:sz w:val="24"/>
-        </w:rPr>
-      </w:pPr>
-    </w:p>
-    <w:p>
-      <w:pPr>
-        <w:spacing w:line="276" w:lineRule="auto"/>
-        <w:jc w:val="both"/>
-        <w:rPr>
-          <w:iCs/>
-          <w:sz w:val="24"/>
-        </w:rPr>
-      </w:pPr>
-      <w:r>
-        <w:rPr>
-          <w:iCs/>
-          <w:sz w:val="24"/>
-        </w:rPr>
-        <w:t>V9</w:t>
-      </w:r>
-      <w:r>
-        <w:rPr>
-          <w:iCs/>
-          <w:sz w:val="24"/>
-        </w:rPr>
-        <w:t xml:space="preserve"> </w:t>
-      </w:r>
-      <w:r>
-        <w:rPr>
-          <w:iCs/>
-          <w:sz w:val="24"/>
-        </w:rPr>
-        <w:t>modelinin dört farklı veri alt grubunda elde ettiği F1 Skoru, MCC ve PR-AUC değerleri. CFTR grubunda en yüksek MCC (0.791) elde edilmiştir. PAH grubunun düşük MCC değeri (0.569) heterojen sınıf yapısından kaynaklanmaktadır. Her alt grup için ayrı eşik optimizasyonu uygulanmıştır.</w:t>
-      </w:r>
-    </w:p>
-    <w:p>
-      <w:pPr>
-        <w:spacing w:line="276" w:lineRule="auto"/>
-        <w:jc w:val="both"/>
-        <w:rPr>
-          <w:iCs/>
-          <w:sz w:val="24"/>
-        </w:rPr>
-      </w:pPr>
-      <w:r>
-        <w:rPr>
-          <w:noProof/>
-          <w:sz w:val="24"/>
-        </w:rPr>
-        <w:lastRenderedPageBreak/>
-        <w:drawing>
-          <wp:anchor distT="0" distB="0" distL="114300" distR="114300" simplePos="0" relativeHeight="251658242" behindDoc="0" locked="0" layoutInCell="1" allowOverlap="1" wp14:anchorId="01EFEEB3" wp14:editId="2A20C67A">
-            <wp:simplePos x="0" y="0"/>
-            <wp:positionH relativeFrom="column">
-              <wp:posOffset>2973070</wp:posOffset>
-            </wp:positionH>
-            <wp:positionV relativeFrom="paragraph">
-              <wp:posOffset>0</wp:posOffset>
-            </wp:positionV>
-            <wp:extent cx="2603500" cy="2302651"/>
-            <wp:effectExtent l="0" t="0" r="6350" b="2540"/>
-            <wp:wrapSquare wrapText="bothSides"/>
-            <wp:docPr id="1476245045" name="Picture 1476245045"/>
-            <wp:cNvGraphicFramePr>
-              <a:graphicFrameLocks xmlns:a="http://schemas.openxmlformats.org/drawingml/2006/main" noChangeAspect="1"/>
-            </wp:cNvGraphicFramePr>
-            <a:graphic xmlns:a="http://schemas.openxmlformats.org/drawingml/2006/main">
-              <a:graphicData uri="http://schemas.openxmlformats.org/drawingml/2006/picture">
-                <pic:pic xmlns:pic="http://schemas.openxmlformats.org/drawingml/2006/picture">
-                  <pic:nvPicPr>
-                    <pic:cNvPr id="0" name="sekil5_radar_altgrup.png"/>
-                    <pic:cNvPicPr/>
-                  </pic:nvPicPr>
-                  <pic:blipFill>
-                    <a:blip r:embed="rId12" cstate="print">
-                      <a:extLst>
-                        <a:ext uri="{28A0092B-C50C-407E-A947-70E740481C1C}">
-                          <a14:useLocalDpi xmlns:a14="http://schemas.microsoft.com/office/drawing/2010/main" val="0"/>
-                        </a:ext>
-                      </a:extLst>
-                    </a:blip>
-                    <a:stretch>
-                      <a:fillRect/>
-                    </a:stretch>
-                  </pic:blipFill>
-                  <pic:spPr>
-                    <a:xfrm>
-                      <a:off x="0" y="0"/>
-                      <a:ext cx="2603500" cy="2302651"/>
-                    </a:xfrm>
-                    <a:prstGeom prst="rect">
-                      <a:avLst/>
-                    </a:prstGeom>
-                  </pic:spPr>
-                </pic:pic>
-              </a:graphicData>
-            </a:graphic>
-            <wp14:sizeRelH relativeFrom="margin">
-              <wp14:pctWidth>0</wp14:pctWidth>
-            </wp14:sizeRelH>
-            <wp14:sizeRelV relativeFrom="margin">
-              <wp14:pctHeight>0</wp14:pctHeight>
-            </wp14:sizeRelV>
-          </wp:anchor>
-        </w:drawing>
-      </w:r>
-    </w:p>
-    <w:p>
-      <w:pPr>
-        <w:spacing w:line="276" w:lineRule="auto"/>
-        <w:jc w:val="both"/>
-        <w:rPr>
-          <w:iCs/>
-          <w:sz w:val="24"/>
-        </w:rPr>
-      </w:pPr>
-      <w:r>
-        <w:rPr>
-          <w:iCs/>
-          <w:sz w:val="24"/>
-        </w:rPr>
-        <w:t xml:space="preserve">MASTER, KANSER, PAH ve CFTR alt gruplarının F1, MCC, PR-AUC, ROC-AUC ve </w:t>
-      </w:r>
-      <w:proofErr w:type="spellStart"/>
-      <w:r>
-        <w:rPr>
-          <w:iCs/>
-          <w:sz w:val="24"/>
-        </w:rPr>
-        <w:t>Recall</w:t>
-      </w:r>
-      <w:proofErr w:type="spellEnd"/>
-      <w:r>
-        <w:rPr>
-          <w:iCs/>
-          <w:sz w:val="24"/>
-        </w:rPr>
-        <w:t xml:space="preserve"> boyutlarındaki performansı radar grafiğiyle sunulmaktadır. CFTR grubunun en geniş alana sahip olması bu gruptaki model tutarlılığını; </w:t>
-      </w:r>
-      <w:proofErr w:type="spellStart"/>
-      <w:r>
-        <w:rPr>
-          <w:iCs/>
-          <w:sz w:val="24"/>
-        </w:rPr>
-        <w:t>PAH'ın</w:t>
-      </w:r>
-      <w:proofErr w:type="spellEnd"/>
-      <w:r>
-        <w:rPr>
-          <w:iCs/>
-          <w:sz w:val="24"/>
-        </w:rPr>
-        <w:t xml:space="preserve"> görece küçük alanı ise ROC-</w:t>
-      </w:r>
-      <w:proofErr w:type="spellStart"/>
-      <w:r>
-        <w:rPr>
-          <w:iCs/>
-          <w:sz w:val="24"/>
-        </w:rPr>
-        <w:t>AUC'daki</w:t>
-      </w:r>
-      <w:proofErr w:type="spellEnd"/>
-      <w:r>
-        <w:rPr>
-          <w:iCs/>
-          <w:sz w:val="24"/>
-        </w:rPr>
-        <w:t xml:space="preserve"> düşüklüğü yansıtmaktadır.</w:t>
-      </w:r>
-    </w:p>
-    <w:p>
-      <w:pPr>
-        <w:spacing w:line="276" w:lineRule="auto"/>
-        <w:jc w:val="both"/>
-        <w:rPr>
-          <w:sz w:val="24"/>
-        </w:rPr>
-      </w:pPr>
-    </w:p>
-    <w:p>
-      <w:pPr>
-        <w:spacing w:line="276" w:lineRule="auto"/>
-        <w:jc w:val="both"/>
-        <w:rPr>
-          <w:iCs/>
-          <w:sz w:val="24"/>
-        </w:rPr>
-      </w:pPr>
-    </w:p>
-    <w:p>
-      <w:pPr>
-        <w:spacing w:line="276" w:lineRule="auto"/>
-        <w:jc w:val="both"/>
-        <w:rPr>
-          <w:iCs/>
-          <w:sz w:val="24"/>
-        </w:rPr>
-      </w:pPr>
-      <w:r>
-        <w:rPr>
-          <w:noProof/>
-          <w:sz w:val="24"/>
-        </w:rPr>
-        <mc:AlternateContent>
-          <mc:Choice Requires="wps">
-            <w:drawing>
-              <wp:anchor distT="0" distB="0" distL="114300" distR="114300" simplePos="0" relativeHeight="251658246" behindDoc="1" locked="0" layoutInCell="1" allowOverlap="1" wp14:anchorId="1A89F5CE" wp14:editId="04C8C879">
-                <wp:simplePos x="0" y="0"/>
-                <wp:positionH relativeFrom="column">
-                  <wp:posOffset>1998980</wp:posOffset>
-                </wp:positionH>
-                <wp:positionV relativeFrom="paragraph">
-                  <wp:posOffset>172085</wp:posOffset>
-                </wp:positionV>
-                <wp:extent cx="4495800" cy="635"/>
-                <wp:effectExtent l="0" t="0" r="0" b="7620"/>
-                <wp:wrapTight wrapText="bothSides">
-                  <wp:wrapPolygon edited="0">
-                    <wp:start x="0" y="0"/>
-                    <wp:lineTo x="0" y="21162"/>
-                    <wp:lineTo x="21508" y="21162"/>
-                    <wp:lineTo x="21508" y="0"/>
-                    <wp:lineTo x="0" y="0"/>
-                  </wp:wrapPolygon>
-                </wp:wrapTight>
-                <wp:docPr id="434740800" name="Metin Kutusu 1"/>
-                <wp:cNvGraphicFramePr/>
-                <a:graphic xmlns:a="http://schemas.openxmlformats.org/drawingml/2006/main">
-                  <a:graphicData uri="http://schemas.microsoft.com/office/word/2010/wordprocessingShape">
-                    <wps:wsp>
-                      <wps:cNvSpPr txBox="1"/>
-                      <wps:spPr>
-                        <a:xfrm>
-                          <a:off x="0" y="0"/>
-                          <a:ext cx="4495800" cy="635"/>
+                          <a:ext cx="1947545" cy="635"/>
                         </a:xfrm>
                         <a:prstGeom prst="rect">
                           <a:avLst/>
@@ -11443,384 +11275,35 @@
                             <w:pPr>
                               <w:pStyle w:val="Caption"/>
                               <w:rPr>
-                                <w:sz w:val="20"/>
-                                <w:szCs w:val="20"/>
+                                <w:noProof/>
                               </w:rPr>
                             </w:pPr>
                             <w:r>
-                              <w:rPr>
-                                <w:sz w:val="20"/>
-                                <w:szCs w:val="20"/>
-                              </w:rPr>
                               <w:t xml:space="preserve">Şekil </w:t>
                             </w:r>
                             <w:r>
-                              <w:rPr>
-                                <w:sz w:val="20"/>
-                                <w:szCs w:val="20"/>
-                              </w:rPr>
                               <w:fldChar w:fldCharType="begin"/>
                             </w:r>
                             <w:r>
-                              <w:rPr>
-                                <w:sz w:val="20"/>
-                                <w:szCs w:val="20"/>
-                              </w:rPr>
                               <w:instrText xml:space="preserve"> SEQ Şekil \* ARABIC </w:instrText>
                             </w:r>
                             <w:r>
-                              <w:rPr>
-                                <w:sz w:val="20"/>
-                                <w:szCs w:val="20"/>
-                              </w:rPr>
                               <w:fldChar w:fldCharType="separate"/>
                             </w:r>
                             <w:r>
                               <w:rPr>
                                 <w:noProof/>
-                                <w:sz w:val="20"/>
-                                <w:szCs w:val="20"/>
                               </w:rPr>
                               <w:t>4</w:t>
                             </w:r>
                             <w:r>
-                              <w:rPr>
-                                <w:sz w:val="20"/>
-                                <w:szCs w:val="20"/>
-                              </w:rPr>
                               <w:fldChar w:fldCharType="end"/>
                             </w:r>
                             <w:r>
-                              <w:rPr>
-                                <w:sz w:val="20"/>
-                                <w:szCs w:val="20"/>
-                              </w:rPr>
-                              <w:t>: V9 Modeli — Alt Grup Çok Boyutlu</w:t>
+                              <w:t xml:space="preserve">: </w:t>
                             </w:r>
                             <w:r>
-                              <w:rPr>
-                                <w:sz w:val="20"/>
-                                <w:szCs w:val="20"/>
-                              </w:rPr>
-                              <w:t xml:space="preserve"> </w:t>
-                            </w:r>
-                            <w:r>
-                              <w:rPr>
-                                <w:sz w:val="20"/>
-                                <w:szCs w:val="20"/>
-                              </w:rPr>
-                              <w:t>Performans Analizi (Radar Grafiği)</w:t>
-                            </w:r>
-                          </w:p>
-                        </w:txbxContent>
-                      </wps:txbx>
-                      <wps:bodyPr rot="0" spcFirstLastPara="0" vertOverflow="overflow" horzOverflow="overflow" vert="horz" wrap="square" lIns="0" tIns="0" rIns="0" bIns="0" numCol="1" spcCol="0" rtlCol="0" fromWordArt="0" anchor="t" anchorCtr="0" forceAA="0" compatLnSpc="1">
-                        <a:prstTxWarp prst="textNoShape">
-                          <a:avLst/>
-                        </a:prstTxWarp>
-                        <a:spAutoFit/>
-                      </wps:bodyPr>
-                    </wps:wsp>
-                  </a:graphicData>
-                </a:graphic>
-                <wp14:sizeRelH relativeFrom="margin">
-                  <wp14:pctWidth>0</wp14:pctWidth>
-                </wp14:sizeRelH>
-              </wp:anchor>
-            </w:drawing>
-          </mc:Choice>
-          <mc:Fallback>
-            <w:pict>
-              <v:shape w14:anchorId="1A89F5CE" id="_x0000_s1028" type="#_x0000_t202" style="position:absolute;left:0;text-align:left;margin-left:157.4pt;margin-top:13.55pt;width:354pt;height:.05pt;z-index:-251658234;visibility:visible;mso-wrap-style:square;mso-width-percent:0;mso-wrap-distance-left:9pt;mso-wrap-distance-top:0;mso-wrap-distance-right:9pt;mso-wrap-distance-bottom:0;mso-position-horizontal:absolute;mso-position-horizontal-relative:text;mso-position-vertical:absolute;mso-position-vertical-relative:text;mso-width-percent:0;mso-width-relative:margin;v-text-anchor:top" o:gfxdata="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" stroked="f">
-                <v:textbox style="mso-fit-shape-to-text:t" inset="0,0,0,0">
-                  <w:txbxContent>
-                    <w:p>
-                      <w:pPr>
-                        <w:pStyle w:val="Caption"/>
-                        <w:rPr>
-                          <w:sz w:val="20"/>
-                          <w:szCs w:val="20"/>
-                        </w:rPr>
-                      </w:pPr>
-                      <w:r>
-                        <w:rPr>
-                          <w:sz w:val="20"/>
-                          <w:szCs w:val="20"/>
-                        </w:rPr>
-                        <w:t xml:space="preserve">Şekil </w:t>
-                      </w:r>
-                      <w:r>
-                        <w:rPr>
-                          <w:sz w:val="20"/>
-                          <w:szCs w:val="20"/>
-                        </w:rPr>
-                        <w:fldChar w:fldCharType="begin"/>
-                      </w:r>
-                      <w:r>
-                        <w:rPr>
-                          <w:sz w:val="20"/>
-                          <w:szCs w:val="20"/>
-                        </w:rPr>
-                        <w:instrText xml:space="preserve"> SEQ Şekil \* ARABIC </w:instrText>
-                      </w:r>
-                      <w:r>
-                        <w:rPr>
-                          <w:sz w:val="20"/>
-                          <w:szCs w:val="20"/>
-                        </w:rPr>
-                        <w:fldChar w:fldCharType="separate"/>
-                      </w:r>
-                      <w:r>
-                        <w:rPr>
-                          <w:noProof/>
-                          <w:sz w:val="20"/>
-                          <w:szCs w:val="20"/>
-                        </w:rPr>
-                        <w:t>4</w:t>
-                      </w:r>
-                      <w:r>
-                        <w:rPr>
-                          <w:sz w:val="20"/>
-                          <w:szCs w:val="20"/>
-                        </w:rPr>
-                        <w:fldChar w:fldCharType="end"/>
-                      </w:r>
-                      <w:r>
-                        <w:rPr>
-                          <w:sz w:val="20"/>
-                          <w:szCs w:val="20"/>
-                        </w:rPr>
-                        <w:t>: V9 Modeli — Alt Grup Çok Boyutlu</w:t>
-                      </w:r>
-                      <w:r>
-                        <w:rPr>
-                          <w:sz w:val="20"/>
-                          <w:szCs w:val="20"/>
-                        </w:rPr>
-                        <w:t xml:space="preserve"> </w:t>
-                      </w:r>
-                      <w:r>
-                        <w:rPr>
-                          <w:sz w:val="20"/>
-                          <w:szCs w:val="20"/>
-                        </w:rPr>
-                        <w:t>Performans Analizi (Radar Grafiği)</w:t>
-                      </w:r>
-                    </w:p>
-                  </w:txbxContent>
-                </v:textbox>
-                <w10:wrap type="tight"/>
-              </v:shape>
-            </w:pict>
-          </mc:Fallback>
-        </mc:AlternateContent>
-      </w:r>
-    </w:p>
-    <w:p>
-      <w:pPr>
-        <w:pStyle w:val="Heading2"/>
-        <w:spacing w:line="276" w:lineRule="auto"/>
-        <w:jc w:val="both"/>
-        <w:rPr>
-          <w:rFonts w:ascii="Aptos" w:hAnsi="Aptos"/>
-          <w:b/>
-          <w:bCs/>
-          <w:color w:val="000000" w:themeColor="text1"/>
-          <w:sz w:val="24"/>
-          <w:szCs w:val="24"/>
-        </w:rPr>
-      </w:pPr>
-      <w:bookmarkStart w:id="11" w:name="_Toc233147655"/>
-      <w:r>
-        <w:rPr>
-          <w:rFonts w:ascii="Aptos" w:hAnsi="Aptos"/>
-          <w:noProof/>
-          <w:sz w:val="24"/>
-          <w:szCs w:val="24"/>
-        </w:rPr>
-        <w:drawing>
-          <wp:anchor distT="0" distB="0" distL="114300" distR="114300" simplePos="0" relativeHeight="251658243" behindDoc="1" locked="0" layoutInCell="1" allowOverlap="1" wp14:anchorId="7309A97C" wp14:editId="78E8DF65">
-            <wp:simplePos x="0" y="0"/>
-            <wp:positionH relativeFrom="column">
-              <wp:posOffset>-12065</wp:posOffset>
-            </wp:positionH>
-            <wp:positionV relativeFrom="paragraph">
-              <wp:posOffset>303530</wp:posOffset>
-            </wp:positionV>
-            <wp:extent cx="5824855" cy="2214245"/>
-            <wp:effectExtent l="0" t="0" r="4445" b="0"/>
-            <wp:wrapTight wrapText="bothSides">
-              <wp:wrapPolygon edited="0">
-                <wp:start x="0" y="0"/>
-                <wp:lineTo x="0" y="21371"/>
-                <wp:lineTo x="21546" y="21371"/>
-                <wp:lineTo x="21546" y="0"/>
-                <wp:lineTo x="0" y="0"/>
-              </wp:wrapPolygon>
-            </wp:wrapTight>
-            <wp:docPr id="1476245043" name="Picture 1476245043"/>
-            <wp:cNvGraphicFramePr>
-              <a:graphicFrameLocks xmlns:a="http://schemas.openxmlformats.org/drawingml/2006/main" noChangeAspect="1"/>
-            </wp:cNvGraphicFramePr>
-            <a:graphic xmlns:a="http://schemas.openxmlformats.org/drawingml/2006/main">
-              <a:graphicData uri="http://schemas.openxmlformats.org/drawingml/2006/picture">
-                <pic:pic xmlns:pic="http://schemas.openxmlformats.org/drawingml/2006/picture">
-                  <pic:nvPicPr>
-                    <pic:cNvPr id="0" name="sekil4_esik_analizi.png"/>
-                    <pic:cNvPicPr/>
-                  </pic:nvPicPr>
-                  <pic:blipFill rotWithShape="1">
-                    <a:blip r:embed="rId13" cstate="print">
-                      <a:extLst>
-                        <a:ext uri="{28A0092B-C50C-407E-A947-70E740481C1C}">
-                          <a14:useLocalDpi xmlns:a14="http://schemas.microsoft.com/office/drawing/2010/main" val="0"/>
-                        </a:ext>
-                      </a:extLst>
-                    </a:blip>
-                    <a:srcRect t="6168" b="-1"/>
-                    <a:stretch>
-                      <a:fillRect/>
-                    </a:stretch>
-                  </pic:blipFill>
-                  <pic:spPr bwMode="auto">
-                    <a:xfrm>
-                      <a:off x="0" y="0"/>
-                      <a:ext cx="5824855" cy="2214245"/>
-                    </a:xfrm>
-                    <a:prstGeom prst="rect">
-                      <a:avLst/>
-                    </a:prstGeom>
-                    <a:ln>
-                      <a:noFill/>
-                    </a:ln>
-                    <a:extLst>
-                      <a:ext uri="{53640926-AAD7-44D8-BBD7-CCE9431645EC}">
-                        <a14:shadowObscured xmlns:a14="http://schemas.microsoft.com/office/drawing/2010/main"/>
-                      </a:ext>
-                    </a:extLst>
-                  </pic:spPr>
-                </pic:pic>
-              </a:graphicData>
-            </a:graphic>
-            <wp14:sizeRelH relativeFrom="margin">
-              <wp14:pctWidth>0</wp14:pctWidth>
-            </wp14:sizeRelH>
-            <wp14:sizeRelV relativeFrom="margin">
-              <wp14:pctHeight>0</wp14:pctHeight>
-            </wp14:sizeRelV>
-          </wp:anchor>
-        </w:drawing>
-      </w:r>
-      <w:r>
-        <w:rPr>
-          <w:rFonts w:ascii="Aptos" w:hAnsi="Aptos"/>
-          <w:noProof/>
-          <w:sz w:val="24"/>
-          <w:szCs w:val="24"/>
-        </w:rPr>
-        <mc:AlternateContent>
-          <mc:Choice Requires="wps">
-            <w:drawing>
-              <wp:anchor distT="0" distB="0" distL="114300" distR="114300" simplePos="0" relativeHeight="251658247" behindDoc="1" locked="0" layoutInCell="1" allowOverlap="1" wp14:anchorId="51640161" wp14:editId="4C5A6A4A">
-                <wp:simplePos x="0" y="0"/>
-                <wp:positionH relativeFrom="column">
-                  <wp:posOffset>-10583</wp:posOffset>
-                </wp:positionH>
-                <wp:positionV relativeFrom="paragraph">
-                  <wp:posOffset>2481580</wp:posOffset>
-                </wp:positionV>
-                <wp:extent cx="5732780" cy="635"/>
-                <wp:effectExtent l="0" t="0" r="0" b="0"/>
-                <wp:wrapTight wrapText="bothSides">
-                  <wp:wrapPolygon edited="0">
-                    <wp:start x="0" y="0"/>
-                    <wp:lineTo x="0" y="21600"/>
-                    <wp:lineTo x="21600" y="21600"/>
-                    <wp:lineTo x="21600" y="0"/>
-                  </wp:wrapPolygon>
-                </wp:wrapTight>
-                <wp:docPr id="521782980" name="Metin Kutusu 1"/>
-                <wp:cNvGraphicFramePr/>
-                <a:graphic xmlns:a="http://schemas.openxmlformats.org/drawingml/2006/main">
-                  <a:graphicData uri="http://schemas.microsoft.com/office/word/2010/wordprocessingShape">
-                    <wps:wsp>
-                      <wps:cNvSpPr txBox="1"/>
-                      <wps:spPr>
-                        <a:xfrm>
-                          <a:off x="0" y="0"/>
-                          <a:ext cx="5732780" cy="635"/>
-                        </a:xfrm>
-                        <a:prstGeom prst="rect">
-                          <a:avLst/>
-                        </a:prstGeom>
-                        <a:solidFill>
-                          <a:prstClr val="white"/>
-                        </a:solidFill>
-                        <a:ln>
-                          <a:noFill/>
-                        </a:ln>
-                      </wps:spPr>
-                      <wps:txbx>
-                        <w:txbxContent>
-                          <w:p>
-                            <w:pPr>
-                              <w:pStyle w:val="Caption"/>
-                              <w:jc w:val="center"/>
-                              <w:rPr>
-                                <w:noProof/>
-                                <w:sz w:val="20"/>
-                                <w:szCs w:val="20"/>
-                              </w:rPr>
-                            </w:pPr>
-                            <w:r>
-                              <w:rPr>
-                                <w:sz w:val="20"/>
-                                <w:szCs w:val="20"/>
-                              </w:rPr>
-                              <w:t xml:space="preserve">Şekil </w:t>
-                            </w:r>
-                            <w:r>
-                              <w:rPr>
-                                <w:sz w:val="20"/>
-                                <w:szCs w:val="20"/>
-                              </w:rPr>
-                              <w:fldChar w:fldCharType="begin"/>
-                            </w:r>
-                            <w:r>
-                              <w:rPr>
-                                <w:sz w:val="20"/>
-                                <w:szCs w:val="20"/>
-                              </w:rPr>
-                              <w:instrText xml:space="preserve"> SEQ Şekil \* ARABIC </w:instrText>
-                            </w:r>
-                            <w:r>
-                              <w:rPr>
-                                <w:sz w:val="20"/>
-                                <w:szCs w:val="20"/>
-                              </w:rPr>
-                              <w:fldChar w:fldCharType="separate"/>
-                            </w:r>
-                            <w:r>
-                              <w:rPr>
-                                <w:noProof/>
-                                <w:sz w:val="20"/>
-                                <w:szCs w:val="20"/>
-                              </w:rPr>
-                              <w:t>5</w:t>
-                            </w:r>
-                            <w:r>
-                              <w:rPr>
-                                <w:sz w:val="20"/>
-                                <w:szCs w:val="20"/>
-                              </w:rPr>
-                              <w:fldChar w:fldCharType="end"/>
-                            </w:r>
-                            <w:r>
-                              <w:rPr>
-                                <w:sz w:val="20"/>
-                                <w:szCs w:val="20"/>
-                              </w:rPr>
-                              <w:t>: Karar Eşiği (Threshold) Analizi — V9 Modeli (MASTER)</w:t>
+                              <w:t>V9 Modeli — Alt Grup Çok Boyutlu Performans Analizi (Radar Grafiği)</w:t>
                             </w:r>
                           </w:p>
                         </w:txbxContent>
@@ -11839,73 +11322,47 @@
           </mc:Choice>
           <mc:Fallback>
             <w:pict>
-              <v:shape w14:anchorId="51640161" id="_x0000_s1029" type="#_x0000_t202" style="position:absolute;left:0;text-align:left;margin-left:-.85pt;margin-top:195.4pt;width:451.4pt;height:.05pt;z-index:-251658233;visibility:visible;mso-wrap-style:square;mso-wrap-distance-left:9pt;mso-wrap-distance-top:0;mso-wrap-distance-right:9pt;mso-wrap-distance-bottom:0;mso-position-horizontal:absolute;mso-position-horizontal-relative:text;mso-position-vertical:absolute;mso-position-vertical-relative:text;v-text-anchor:top" o:gfxdata="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" stroked="f">
+              <v:shape w14:anchorId="0A838E05" id="_x0000_s1028" type="#_x0000_t202" style="position:absolute;left:0;text-align:left;margin-left:300.35pt;margin-top:157.85pt;width:153.35pt;height:.05pt;z-index:251664392;visibility:visible;mso-wrap-style:square;mso-wrap-distance-left:9pt;mso-wrap-distance-top:0;mso-wrap-distance-right:9pt;mso-wrap-distance-bottom:0;mso-position-horizontal:absolute;mso-position-horizontal-relative:text;mso-position-vertical:absolute;mso-position-vertical-relative:text;v-text-anchor:top" o:gfxdata="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" stroked="f">
                 <v:textbox style="mso-fit-shape-to-text:t" inset="0,0,0,0">
                   <w:txbxContent>
                     <w:p>
                       <w:pPr>
                         <w:pStyle w:val="Caption"/>
-                        <w:jc w:val="center"/>
                         <w:rPr>
                           <w:noProof/>
-                          <w:sz w:val="20"/>
-                          <w:szCs w:val="20"/>
                         </w:rPr>
                       </w:pPr>
                       <w:r>
-                        <w:rPr>
-                          <w:sz w:val="20"/>
-                          <w:szCs w:val="20"/>
-                        </w:rPr>
                         <w:t xml:space="preserve">Şekil </w:t>
                       </w:r>
                       <w:r>
-                        <w:rPr>
-                          <w:sz w:val="20"/>
-                          <w:szCs w:val="20"/>
-                        </w:rPr>
                         <w:fldChar w:fldCharType="begin"/>
                       </w:r>
                       <w:r>
-                        <w:rPr>
-                          <w:sz w:val="20"/>
-                          <w:szCs w:val="20"/>
-                        </w:rPr>
                         <w:instrText xml:space="preserve"> SEQ Şekil \* ARABIC </w:instrText>
                       </w:r>
                       <w:r>
-                        <w:rPr>
-                          <w:sz w:val="20"/>
-                          <w:szCs w:val="20"/>
-                        </w:rPr>
                         <w:fldChar w:fldCharType="separate"/>
                       </w:r>
                       <w:r>
                         <w:rPr>
                           <w:noProof/>
-                          <w:sz w:val="20"/>
-                          <w:szCs w:val="20"/>
                         </w:rPr>
-                        <w:t>5</w:t>
+                        <w:t>4</w:t>
                       </w:r>
                       <w:r>
-                        <w:rPr>
-                          <w:sz w:val="20"/>
-                          <w:szCs w:val="20"/>
-                        </w:rPr>
                         <w:fldChar w:fldCharType="end"/>
                       </w:r>
                       <w:r>
-                        <w:rPr>
-                          <w:sz w:val="20"/>
-                          <w:szCs w:val="20"/>
-                        </w:rPr>
-                        <w:t>: Karar Eşiği (Threshold) Analizi — V9 Modeli (MASTER)</w:t>
+                        <w:t xml:space="preserve">: </w:t>
+                      </w:r>
+                      <w:r>
+                        <w:t>V9 Modeli — Alt Grup Çok Boyutlu Performans Analizi (Radar Grafiği)</w:t>
                       </w:r>
                     </w:p>
                   </w:txbxContent>
                 </v:textbox>
-                <w10:wrap type="tight"/>
+                <w10:wrap type="square"/>
               </v:shape>
             </w:pict>
           </mc:Fallback>
@@ -11913,100 +11370,22 @@
       </w:r>
       <w:r>
         <w:rPr>
-          <w:rFonts w:ascii="Aptos" w:hAnsi="Aptos"/>
-          <w:b/>
-          <w:bCs/>
-          <w:color w:val="000000" w:themeColor="text1"/>
-          <w:sz w:val="24"/>
-          <w:szCs w:val="24"/>
-        </w:rPr>
-        <w:t>3.3 Karar Eşiği</w:t>
-      </w:r>
-      <w:r>
-        <w:rPr>
-          <w:rFonts w:ascii="Aptos" w:hAnsi="Aptos"/>
-          <w:b/>
-          <w:bCs/>
-          <w:color w:val="000000" w:themeColor="text1"/>
-          <w:sz w:val="24"/>
-          <w:szCs w:val="24"/>
-        </w:rPr>
-        <w:t xml:space="preserve"> Analizi</w:t>
-      </w:r>
-      <w:bookmarkEnd w:id="11"/>
-    </w:p>
-    <w:p>
-      <w:pPr>
-        <w:spacing w:line="276" w:lineRule="auto"/>
-        <w:jc w:val="both"/>
-        <w:rPr>
-          <w:sz w:val="24"/>
-        </w:rPr>
-      </w:pPr>
-      <w:r>
-        <w:rPr>
-          <w:sz w:val="24"/>
-        </w:rPr>
-        <w:t xml:space="preserve">Farklı karar eşiği değerlerinde F1, Kesinlik, Duyarlılık ve MCC değerlerinin değişimi. Yüksek eşikte kesinlik artarken duyarlılık düşmekte; düşük eşikte ise hasta kaçırma riski azalmaktadır. MCC maksimizasyonu ölçütüyle seçilen optimum eşik </w:t>
-      </w:r>
-      <w:proofErr w:type="gramStart"/>
-      <w:r>
-        <w:rPr>
-          <w:sz w:val="24"/>
-        </w:rPr>
-        <w:t>0.20</w:t>
-      </w:r>
-      <w:proofErr w:type="gramEnd"/>
-      <w:r>
-        <w:rPr>
-          <w:sz w:val="24"/>
-        </w:rPr>
-        <w:t xml:space="preserve"> olarak belirlenmiştir.</w:t>
-      </w:r>
-    </w:p>
-    <w:p>
-      <w:pPr>
-        <w:pStyle w:val="Heading2"/>
-        <w:spacing w:line="276" w:lineRule="auto"/>
-        <w:jc w:val="both"/>
-        <w:rPr>
-          <w:rFonts w:ascii="Aptos" w:hAnsi="Aptos"/>
-          <w:b/>
-          <w:bCs/>
-          <w:color w:val="000000" w:themeColor="text1"/>
-          <w:sz w:val="24"/>
-          <w:szCs w:val="24"/>
-        </w:rPr>
-      </w:pPr>
-      <w:bookmarkStart w:id="12" w:name="_Toc233147656"/>
-      <w:r>
-        <w:rPr>
-          <w:rFonts w:ascii="Aptos" w:hAnsi="Aptos"/>
           <w:noProof/>
           <w:sz w:val="24"/>
-          <w:szCs w:val="24"/>
         </w:rPr>
         <w:drawing>
-          <wp:anchor distT="0" distB="0" distL="114300" distR="114300" simplePos="0" relativeHeight="251658244" behindDoc="1" locked="0" layoutInCell="1" allowOverlap="1" wp14:anchorId="0EEB0463" wp14:editId="40F056DD">
+          <wp:anchor distT="0" distB="0" distL="114300" distR="114300" simplePos="0" relativeHeight="251662344" behindDoc="0" locked="0" layoutInCell="1" allowOverlap="1" wp14:anchorId="17AA47F0" wp14:editId="5119BDF1">
             <wp:simplePos x="0" y="0"/>
             <wp:positionH relativeFrom="column">
-              <wp:posOffset>3231515</wp:posOffset>
+              <wp:posOffset>3814445</wp:posOffset>
             </wp:positionH>
             <wp:positionV relativeFrom="paragraph">
-              <wp:posOffset>288925</wp:posOffset>
+              <wp:posOffset>317</wp:posOffset>
             </wp:positionV>
-            <wp:extent cx="2861945" cy="2113280"/>
-            <wp:effectExtent l="0" t="0" r="0" b="1270"/>
-            <wp:wrapTight wrapText="bothSides">
-              <wp:wrapPolygon edited="0">
-                <wp:start x="0" y="0"/>
-                <wp:lineTo x="0" y="21418"/>
-                <wp:lineTo x="21423" y="21418"/>
-                <wp:lineTo x="21423" y="0"/>
-                <wp:lineTo x="0" y="0"/>
-              </wp:wrapPolygon>
-            </wp:wrapTight>
-            <wp:docPr id="1476245044" name="Picture 1476245044"/>
+            <wp:extent cx="1947863" cy="1947863"/>
+            <wp:effectExtent l="0" t="0" r="0" b="0"/>
+            <wp:wrapSquare wrapText="bothSides"/>
+            <wp:docPr id="983471166" name="Picture 11"/>
             <wp:cNvGraphicFramePr>
               <a:graphicFrameLocks xmlns:a="http://schemas.openxmlformats.org/drawingml/2006/main" noChangeAspect="1"/>
             </wp:cNvGraphicFramePr>
@@ -12014,18 +11393,20 @@
               <a:graphicData uri="http://schemas.openxmlformats.org/drawingml/2006/picture">
                 <pic:pic xmlns:pic="http://schemas.openxmlformats.org/drawingml/2006/picture">
                   <pic:nvPicPr>
-                    <pic:cNvPr id="0" name="sekil3_karisiklik_matrisi.png"/>
-                    <pic:cNvPicPr/>
+                    <pic:cNvPr id="0" name="Picture 6"/>
+                    <pic:cNvPicPr>
+                      <a:picLocks noChangeAspect="1" noChangeArrowheads="1"/>
+                    </pic:cNvPicPr>
                   </pic:nvPicPr>
-                  <pic:blipFill rotWithShape="1">
-                    <a:blip r:embed="rId14" cstate="print">
+                  <pic:blipFill>
+                    <a:blip r:embed="rId12" cstate="print">
                       <a:extLst>
                         <a:ext uri="{28A0092B-C50C-407E-A947-70E740481C1C}">
                           <a14:useLocalDpi xmlns:a14="http://schemas.microsoft.com/office/drawing/2010/main" val="0"/>
                         </a:ext>
                       </a:extLst>
                     </a:blip>
-                    <a:srcRect t="7950"/>
+                    <a:srcRect/>
                     <a:stretch>
                       <a:fillRect/>
                     </a:stretch>
@@ -12033,19 +11414,15 @@
                   <pic:spPr bwMode="auto">
                     <a:xfrm>
                       <a:off x="0" y="0"/>
-                      <a:ext cx="2861945" cy="2113280"/>
+                      <a:ext cx="1948181" cy="1948181"/>
                     </a:xfrm>
                     <a:prstGeom prst="rect">
                       <a:avLst/>
                     </a:prstGeom>
+                    <a:noFill/>
                     <a:ln>
                       <a:noFill/>
                     </a:ln>
-                    <a:extLst>
-                      <a:ext uri="{53640926-AAD7-44D8-BBD7-CCE9431645EC}">
-                        <a14:shadowObscured xmlns:a14="http://schemas.microsoft.com/office/drawing/2010/main"/>
-                      </a:ext>
-                    </a:extLst>
                   </pic:spPr>
                 </pic:pic>
               </a:graphicData>
@@ -12061,6 +11438,113 @@
       </w:r>
       <w:r>
         <w:rPr>
+          <w:iCs/>
+          <w:sz w:val="24"/>
+        </w:rPr>
+        <w:t>MASTER</w:t>
+      </w:r>
+      <w:proofErr w:type="spellEnd"/>
+      <w:r>
+        <w:rPr>
+          <w:iCs/>
+          <w:sz w:val="24"/>
+        </w:rPr>
+        <w:t xml:space="preserve">, KANSER, PAH ve CFTR alt gruplarının F1, MCC, PR-AUC, ROC-AUC ve </w:t>
+      </w:r>
+      <w:proofErr w:type="spellStart"/>
+      <w:r>
+        <w:rPr>
+          <w:iCs/>
+          <w:sz w:val="24"/>
+        </w:rPr>
+        <w:t>Recall</w:t>
+      </w:r>
+      <w:proofErr w:type="spellEnd"/>
+      <w:r>
+        <w:rPr>
+          <w:iCs/>
+          <w:sz w:val="24"/>
+        </w:rPr>
+        <w:t xml:space="preserve"> boyutlarındaki performansı radar grafiğiyle sunulmaktadır. CFTR grubunun en geniş alana sahip olması bu gruptaki model tutarlılığını; </w:t>
+      </w:r>
+      <w:proofErr w:type="spellStart"/>
+      <w:r>
+        <w:rPr>
+          <w:iCs/>
+          <w:sz w:val="24"/>
+        </w:rPr>
+        <w:t>PAH'ın</w:t>
+      </w:r>
+      <w:proofErr w:type="spellEnd"/>
+      <w:r>
+        <w:rPr>
+          <w:iCs/>
+          <w:sz w:val="24"/>
+        </w:rPr>
+        <w:t xml:space="preserve"> görece küçük alanı ise ROC-</w:t>
+      </w:r>
+      <w:proofErr w:type="spellStart"/>
+      <w:r>
+        <w:rPr>
+          <w:iCs/>
+          <w:sz w:val="24"/>
+        </w:rPr>
+        <w:t>AUC'daki</w:t>
+      </w:r>
+      <w:proofErr w:type="spellEnd"/>
+      <w:r>
+        <w:rPr>
+          <w:iCs/>
+          <w:sz w:val="24"/>
+        </w:rPr>
+        <w:t xml:space="preserve"> düşüklüğü yansıtmaktadır.</w:t>
+      </w:r>
+    </w:p>
+    <w:p>
+      <w:pPr>
+        <w:spacing w:line="276" w:lineRule="auto"/>
+        <w:jc w:val="both"/>
+        <w:rPr>
+          <w:sz w:val="24"/>
+        </w:rPr>
+      </w:pPr>
+    </w:p>
+    <w:p>
+      <w:pPr>
+        <w:spacing w:line="276" w:lineRule="auto"/>
+        <w:jc w:val="both"/>
+        <w:rPr>
+          <w:iCs/>
+          <w:sz w:val="24"/>
+        </w:rPr>
+      </w:pPr>
+    </w:p>
+    <w:p>
+      <w:pPr>
+        <w:spacing w:line="276" w:lineRule="auto"/>
+        <w:jc w:val="both"/>
+        <w:rPr>
+          <w:iCs/>
+          <w:sz w:val="24"/>
+        </w:rPr>
+      </w:pPr>
+    </w:p>
+    <w:p>
+      <w:pPr>
+        <w:spacing w:line="276" w:lineRule="auto"/>
+        <w:jc w:val="both"/>
+        <w:rPr>
+          <w:iCs/>
+          <w:sz w:val="24"/>
+        </w:rPr>
+      </w:pPr>
+    </w:p>
+    <w:p>
+      <w:pPr>
+        <w:pStyle w:val="Heading2"/>
+        <w:spacing w:line="276" w:lineRule="auto"/>
+        <w:jc w:val="both"/>
+        <w:rPr>
           <w:rFonts w:ascii="Aptos" w:hAnsi="Aptos"/>
           <w:b/>
           <w:bCs/>
@@ -12068,6 +11552,294 @@
           <w:sz w:val="24"/>
           <w:szCs w:val="24"/>
         </w:rPr>
+      </w:pPr>
+      <w:bookmarkStart w:id="11" w:name="_Toc233147655"/>
+      <w:r>
+        <w:rPr>
+          <w:rFonts w:ascii="Aptos" w:hAnsi="Aptos"/>
+          <w:b/>
+          <w:bCs/>
+          <w:color w:val="000000" w:themeColor="text1"/>
+          <w:sz w:val="24"/>
+          <w:szCs w:val="24"/>
+        </w:rPr>
+        <w:t>3.3 Karar Eşiği</w:t>
+      </w:r>
+      <w:r>
+        <w:rPr>
+          <w:rFonts w:ascii="Aptos" w:hAnsi="Aptos"/>
+          <w:b/>
+          <w:bCs/>
+          <w:color w:val="000000" w:themeColor="text1"/>
+          <w:sz w:val="24"/>
+          <w:szCs w:val="24"/>
+        </w:rPr>
+        <w:t xml:space="preserve"> Analizi</w:t>
+      </w:r>
+      <w:bookmarkEnd w:id="11"/>
+    </w:p>
+    <w:p>
+      <w:pPr>
+        <w:keepNext/>
+        <w:spacing w:line="276" w:lineRule="auto"/>
+      </w:pPr>
+      <w:r>
+        <w:rPr>
+          <w:noProof/>
+          <w:sz w:val="24"/>
+        </w:rPr>
+        <w:drawing>
+          <wp:inline distT="0" distB="0" distL="0" distR="0" wp14:anchorId="79BA7F83" wp14:editId="1E0C18A2">
+            <wp:extent cx="3775166" cy="2265098"/>
+            <wp:effectExtent l="0" t="0" r="0" b="1905"/>
+            <wp:docPr id="499106551" name="Picture 12"/>
+            <wp:cNvGraphicFramePr>
+              <a:graphicFrameLocks xmlns:a="http://schemas.openxmlformats.org/drawingml/2006/main" noChangeAspect="1"/>
+            </wp:cNvGraphicFramePr>
+            <a:graphic xmlns:a="http://schemas.openxmlformats.org/drawingml/2006/main">
+              <a:graphicData uri="http://schemas.openxmlformats.org/drawingml/2006/picture">
+                <pic:pic xmlns:pic="http://schemas.openxmlformats.org/drawingml/2006/picture">
+                  <pic:nvPicPr>
+                    <pic:cNvPr id="0" name="Picture 7"/>
+                    <pic:cNvPicPr>
+                      <a:picLocks noChangeAspect="1" noChangeArrowheads="1"/>
+                    </pic:cNvPicPr>
+                  </pic:nvPicPr>
+                  <pic:blipFill>
+                    <a:blip r:embed="rId13" cstate="print">
+                      <a:extLst>
+                        <a:ext uri="{28A0092B-C50C-407E-A947-70E740481C1C}">
+                          <a14:useLocalDpi xmlns:a14="http://schemas.microsoft.com/office/drawing/2010/main" val="0"/>
+                        </a:ext>
+                      </a:extLst>
+                    </a:blip>
+                    <a:srcRect/>
+                    <a:stretch>
+                      <a:fillRect/>
+                    </a:stretch>
+                  </pic:blipFill>
+                  <pic:spPr bwMode="auto">
+                    <a:xfrm>
+                      <a:off x="0" y="0"/>
+                      <a:ext cx="3790680" cy="2274407"/>
+                    </a:xfrm>
+                    <a:prstGeom prst="rect">
+                      <a:avLst/>
+                    </a:prstGeom>
+                    <a:noFill/>
+                    <a:ln>
+                      <a:noFill/>
+                    </a:ln>
+                  </pic:spPr>
+                </pic:pic>
+              </a:graphicData>
+            </a:graphic>
+          </wp:inline>
+        </w:drawing>
+      </w:r>
+    </w:p>
+    <w:p>
+      <w:pPr>
+        <w:pStyle w:val="Caption"/>
+      </w:pPr>
+      <w:r>
+        <w:t xml:space="preserve">Şekil </w:t>
+      </w:r>
+      <w:r>
+        <w:fldChar w:fldCharType="begin"/>
+      </w:r>
+      <w:r>
+        <w:instrText xml:space="preserve"> SEQ Şekil \* ARABIC </w:instrText>
+      </w:r>
+      <w:r>
+        <w:fldChar w:fldCharType="separate"/>
+      </w:r>
+      <w:r>
+        <w:rPr>
+          <w:noProof/>
+        </w:rPr>
+        <w:t>5</w:t>
+      </w:r>
+      <w:r>
+        <w:fldChar w:fldCharType="end"/>
+      </w:r>
+      <w:r>
+        <w:t xml:space="preserve">: </w:t>
+      </w:r>
+      <w:r>
+        <w:t xml:space="preserve"> Karar Eşiği (</w:t>
+      </w:r>
+      <w:proofErr w:type="spellStart"/>
+      <w:r>
+        <w:t>Threshold</w:t>
+      </w:r>
+      <w:proofErr w:type="spellEnd"/>
+      <w:r>
+        <w:t>) Analizi — V9 Modeli (MASTER)</w:t>
+      </w:r>
+    </w:p>
+    <w:p>
+      <w:pPr>
+        <w:spacing w:line="276" w:lineRule="auto"/>
+        <w:jc w:val="both"/>
+        <w:rPr>
+          <w:sz w:val="24"/>
+        </w:rPr>
+      </w:pPr>
+      <w:r>
+        <w:rPr>
+          <w:sz w:val="24"/>
+        </w:rPr>
+        <w:t xml:space="preserve">Farklı karar eşiği değerlerinde F1, Kesinlik, Duyarlılık ve MCC değerlerinin değişimi. Yüksek eşikte kesinlik artarken duyarlılık düşmekte; düşük eşikte ise hasta kaçırma riski azalmaktadır. </w:t>
+      </w:r>
+      <w:r>
+        <w:rPr>
+          <w:i/>
+          <w:iCs/>
+          <w:sz w:val="24"/>
+        </w:rPr>
+        <w:t xml:space="preserve">MCC maksimizasyonu ölçütüyle seçilen optimum eşik </w:t>
+      </w:r>
+      <w:proofErr w:type="gramStart"/>
+      <w:r>
+        <w:rPr>
+          <w:i/>
+          <w:iCs/>
+          <w:sz w:val="24"/>
+        </w:rPr>
+        <w:t>0.56</w:t>
+      </w:r>
+      <w:proofErr w:type="gramEnd"/>
+      <w:r>
+        <w:rPr>
+          <w:i/>
+          <w:iCs/>
+          <w:sz w:val="24"/>
+        </w:rPr>
+        <w:t xml:space="preserve"> olarak belirlenmiştir. Klinik güvenlik önceliklendirildiğinde 0.20–0.25 eşiğinde </w:t>
+      </w:r>
+      <w:proofErr w:type="spellStart"/>
+      <w:r>
+        <w:rPr>
+          <w:i/>
+          <w:iCs/>
+          <w:sz w:val="24"/>
+        </w:rPr>
+        <w:t>Recall</w:t>
+      </w:r>
+      <w:proofErr w:type="spellEnd"/>
+      <w:r>
+        <w:rPr>
+          <w:i/>
+          <w:iCs/>
+          <w:sz w:val="24"/>
+        </w:rPr>
+        <w:t xml:space="preserve"> ≥</w:t>
+      </w:r>
+      <w:proofErr w:type="gramStart"/>
+      <w:r>
+        <w:rPr>
+          <w:i/>
+          <w:iCs/>
+          <w:sz w:val="24"/>
+        </w:rPr>
+        <w:t>%92.7</w:t>
+      </w:r>
+      <w:proofErr w:type="gramEnd"/>
+      <w:r>
+        <w:rPr>
+          <w:i/>
+          <w:iCs/>
+          <w:sz w:val="24"/>
+        </w:rPr>
+        <w:t xml:space="preserve"> sağlanmaktadır.</w:t>
+      </w:r>
+    </w:p>
+    <w:p>
+      <w:pPr>
+        <w:pStyle w:val="Heading2"/>
+        <w:spacing w:line="276" w:lineRule="auto"/>
+        <w:jc w:val="both"/>
+        <w:rPr>
+          <w:rFonts w:ascii="Aptos" w:hAnsi="Aptos"/>
+          <w:b/>
+          <w:bCs/>
+          <w:color w:val="000000" w:themeColor="text1"/>
+          <w:sz w:val="24"/>
+          <w:szCs w:val="24"/>
+        </w:rPr>
+      </w:pPr>
+      <w:bookmarkStart w:id="12" w:name="_Toc233147656"/>
+      <w:r>
+        <w:rPr>
+          <w:noProof/>
+        </w:rPr>
+        <w:drawing>
+          <wp:anchor distT="0" distB="0" distL="114300" distR="114300" simplePos="0" relativeHeight="251665416" behindDoc="0" locked="0" layoutInCell="1" allowOverlap="1" wp14:anchorId="0E2861E0" wp14:editId="2845EFC5">
+            <wp:simplePos x="0" y="0"/>
+            <wp:positionH relativeFrom="column">
+              <wp:posOffset>3227160</wp:posOffset>
+            </wp:positionH>
+            <wp:positionV relativeFrom="paragraph">
+              <wp:posOffset>172</wp:posOffset>
+            </wp:positionV>
+            <wp:extent cx="2565967" cy="2199319"/>
+            <wp:effectExtent l="0" t="0" r="6350" b="0"/>
+            <wp:wrapSquare wrapText="bothSides"/>
+            <wp:docPr id="1504262981" name="Picture 13"/>
+            <wp:cNvGraphicFramePr>
+              <a:graphicFrameLocks xmlns:a="http://schemas.openxmlformats.org/drawingml/2006/main" noChangeAspect="1"/>
+            </wp:cNvGraphicFramePr>
+            <a:graphic xmlns:a="http://schemas.openxmlformats.org/drawingml/2006/main">
+              <a:graphicData uri="http://schemas.openxmlformats.org/drawingml/2006/picture">
+                <pic:pic xmlns:pic="http://schemas.openxmlformats.org/drawingml/2006/picture">
+                  <pic:nvPicPr>
+                    <pic:cNvPr id="0" name="Picture 8"/>
+                    <pic:cNvPicPr>
+                      <a:picLocks noChangeAspect="1" noChangeArrowheads="1"/>
+                    </pic:cNvPicPr>
+                  </pic:nvPicPr>
+                  <pic:blipFill>
+                    <a:blip r:embed="rId14" cstate="print">
+                      <a:extLst>
+                        <a:ext uri="{28A0092B-C50C-407E-A947-70E740481C1C}">
+                          <a14:useLocalDpi xmlns:a14="http://schemas.microsoft.com/office/drawing/2010/main" val="0"/>
+                        </a:ext>
+                      </a:extLst>
+                    </a:blip>
+                    <a:srcRect/>
+                    <a:stretch>
+                      <a:fillRect/>
+                    </a:stretch>
+                  </pic:blipFill>
+                  <pic:spPr bwMode="auto">
+                    <a:xfrm>
+                      <a:off x="0" y="0"/>
+                      <a:ext cx="2565967" cy="2199319"/>
+                    </a:xfrm>
+                    <a:prstGeom prst="rect">
+                      <a:avLst/>
+                    </a:prstGeom>
+                    <a:noFill/>
+                    <a:ln>
+                      <a:noFill/>
+                    </a:ln>
+                  </pic:spPr>
+                </pic:pic>
+              </a:graphicData>
+            </a:graphic>
+          </wp:anchor>
+        </w:drawing>
+      </w:r>
+      <w:r>
+        <w:rPr>
+          <w:rFonts w:ascii="Aptos" w:hAnsi="Aptos"/>
+          <w:b/>
+          <w:bCs/>
+          <w:color w:val="000000" w:themeColor="text1"/>
+          <w:sz w:val="24"/>
+          <w:szCs w:val="24"/>
+        </w:rPr>
         <w:t>3.4 Karmaşıklık Matrisi</w:t>
       </w:r>
       <w:bookmarkEnd w:id="12"/>
@@ -12083,45 +11855,19 @@
       </w:pPr>
       <w:r>
         <w:rPr>
-          <w:iCs/>
-          <w:sz w:val="24"/>
-        </w:rPr>
-        <w:t>Beş katlı çapraz doğrulama sonucu elde edilen karmaşıklık matrisi. Kırmızı kesik çizgi ile işaretlenen Yanlış Negatif (FN=64), klinik açıdan en kritik hata türüdür. Düşük eşik (0.20) kullanılması ve FN risk bayraklarının eklenmesi sayesinde FN sayısı minimize edilmiştir.</w:t>
-      </w:r>
-    </w:p>
-    <w:p>
-      <w:pPr>
-        <w:spacing w:line="276" w:lineRule="auto"/>
-        <w:jc w:val="both"/>
-        <w:rPr>
-          <w:iCs/>
-          <w:sz w:val="24"/>
-        </w:rPr>
-      </w:pPr>
-    </w:p>
-    <w:p>
-      <w:pPr>
-        <w:spacing w:line="276" w:lineRule="auto"/>
-        <w:jc w:val="both"/>
-        <w:rPr>
-          <w:sz w:val="24"/>
-        </w:rPr>
-      </w:pPr>
-      <w:r>
-        <w:rPr>
           <w:noProof/>
           <w:sz w:val="24"/>
         </w:rPr>
         <mc:AlternateContent>
           <mc:Choice Requires="wps">
             <w:drawing>
-              <wp:anchor distT="0" distB="0" distL="114300" distR="114300" simplePos="0" relativeHeight="251658248" behindDoc="1" locked="0" layoutInCell="1" allowOverlap="1" wp14:anchorId="56A3FFFA" wp14:editId="6CAB398D">
+              <wp:anchor distT="0" distB="0" distL="114300" distR="114300" simplePos="0" relativeHeight="251658248" behindDoc="1" locked="0" layoutInCell="1" allowOverlap="1" wp14:anchorId="56A3FFFA" wp14:editId="256FF667">
                 <wp:simplePos x="0" y="0"/>
                 <wp:positionH relativeFrom="page">
-                  <wp:posOffset>3223260</wp:posOffset>
+                  <wp:posOffset>2927985</wp:posOffset>
                 </wp:positionH>
                 <wp:positionV relativeFrom="paragraph">
-                  <wp:posOffset>636270</wp:posOffset>
+                  <wp:posOffset>1881505</wp:posOffset>
                 </wp:positionV>
                 <wp:extent cx="4013200" cy="635"/>
                 <wp:effectExtent l="0" t="0" r="6350" b="3810"/>
@@ -12237,7 +11983,7 @@
           </mc:Choice>
           <mc:Fallback>
             <w:pict>
-              <v:shape w14:anchorId="56A3FFFA" id="_x0000_s1030" type="#_x0000_t202" style="position:absolute;left:0;text-align:left;margin-left:253.8pt;margin-top:50.1pt;width:316pt;height:.05pt;z-index:-251658232;visibility:visible;mso-wrap-style:square;mso-width-percent:0;mso-wrap-distance-left:9pt;mso-wrap-distance-top:0;mso-wrap-distance-right:9pt;mso-wrap-distance-bottom:0;mso-position-horizontal:absolute;mso-position-horizontal-relative:page;mso-position-vertical:absolute;mso-position-vertical-relative:text;mso-width-percent:0;mso-width-relative:margin;v-text-anchor:top" o:gfxdata="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" stroked="f">
+              <v:shape w14:anchorId="56A3FFFA" id="Metin Kutusu 1" o:spid="_x0000_s1029" type="#_x0000_t202" style="position:absolute;left:0;text-align:left;margin-left:230.55pt;margin-top:148.15pt;width:316pt;height:.05pt;z-index:-251658232;visibility:visible;mso-wrap-style:square;mso-width-percent:0;mso-wrap-distance-left:9pt;mso-wrap-distance-top:0;mso-wrap-distance-right:9pt;mso-wrap-distance-bottom:0;mso-position-horizontal:absolute;mso-position-horizontal-relative:page;mso-position-vertical:absolute;mso-position-vertical-relative:text;mso-width-percent:0;mso-width-relative:margin;v-text-anchor:top" o:gfxdata="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" stroked="f">
                 <v:textbox style="mso-fit-shape-to-text:t" inset="0,0,0,0">
                   <w:txbxContent>
                     <w:p>
@@ -12311,10 +12057,43 @@
       </w:r>
       <w:r>
         <w:rPr>
+          <w:iCs/>
+          <w:sz w:val="24"/>
+        </w:rPr>
+        <w:t xml:space="preserve">Beş katlı çapraz doğrulama sonucu elde edilen karmaşıklık matrisi. Genel MCC optimizasyonunda (eşik=0.56) Yanlış Negatif sayısı FN=243 olarak ölçülmüştür. Ancak klinik açıdan en kritik hata türü olan </w:t>
+      </w:r>
+      <w:proofErr w:type="spellStart"/>
+      <w:r>
+        <w:rPr>
+          <w:iCs/>
+          <w:sz w:val="24"/>
+        </w:rPr>
+        <w:t>FN'i</w:t>
+      </w:r>
+      <w:proofErr w:type="spellEnd"/>
+      <w:r>
+        <w:rPr>
+          <w:iCs/>
+          <w:sz w:val="24"/>
+        </w:rPr>
+        <w:t xml:space="preserve"> minimize etmek amacıyla, klinik uygulamada daha düşük bir eşik (0.20-0.25) kullanıldığında bu sayı hızla düşürülerek hasta kaçırma riski güvenli seviyelere çekilebilmektedir.</w:t>
+      </w:r>
+    </w:p>
+    <w:p>
+      <w:pPr>
+        <w:spacing w:line="276" w:lineRule="auto"/>
+        <w:jc w:val="both"/>
+        <w:rPr>
+          <w:sz w:val="24"/>
+        </w:rPr>
+      </w:pPr>
+      <w:r>
+        <w:rPr>
           <w:b/>
           <w:bCs/>
           <w:sz w:val="24"/>
         </w:rPr>
+        <w:lastRenderedPageBreak/>
         <w:t>Klinik yorum açısından:</w:t>
       </w:r>
       <w:r>
@@ -12348,7 +12127,6 @@
           <w:sz w:val="28"/>
           <w:szCs w:val="28"/>
         </w:rPr>
-        <w:lastRenderedPageBreak/>
         <w:t>4. SONUÇ</w:t>
       </w:r>
       <w:bookmarkEnd w:id="13"/>
@@ -12609,7 +12387,13 @@
         <w:rPr>
           <w:sz w:val="24"/>
         </w:rPr>
-        <w:t>CFTR ve KANSER gruplarında yüksek ayrıştırma başarısı elde edilirken, PAH grubunda sınıf heterojenliği nedeniyle performans düşmüştür.</w:t>
+        <w:t xml:space="preserve">CFTR ve KANSER gruplarında yüksek ayrıştırma başarısı </w:t>
+      </w:r>
+      <w:r>
+        <w:rPr>
+          <w:sz w:val="24"/>
+        </w:rPr>
+        <w:t>elde edilirken, PAH grubunda sınıf heterojenliği nedeniyle performans düşmüştür.</w:t>
       </w:r>
     </w:p>
     <w:p>
@@ -12625,37 +12409,53 @@
       </w:pPr>
       <w:r>
         <w:rPr>
-          <w:sz w:val="24"/>
-        </w:rPr>
-        <w:t xml:space="preserve">En kritik hata türü olan </w:t>
+          <w:i/>
+          <w:iCs/>
+          <w:sz w:val="24"/>
+        </w:rPr>
+        <w:t xml:space="preserve">MCC optimizasyon eşiğinde (0.56) FN=243 elde edilmiş; ancak klinik odaklı 0.20 eşiğinde </w:t>
       </w:r>
       <w:proofErr w:type="spellStart"/>
       <w:r>
         <w:rPr>
-          <w:sz w:val="24"/>
-        </w:rPr>
-        <w:t>False</w:t>
+          <w:i/>
+          <w:iCs/>
+          <w:sz w:val="24"/>
+        </w:rPr>
+        <w:t>Recall</w:t>
       </w:r>
       <w:proofErr w:type="spellEnd"/>
       <w:r>
         <w:rPr>
-          <w:sz w:val="24"/>
-        </w:rPr>
-        <w:t xml:space="preserve"> </w:t>
-      </w:r>
-      <w:proofErr w:type="spellStart"/>
-      <w:r>
-        <w:rPr>
-          <w:sz w:val="24"/>
-        </w:rPr>
-        <w:t>Negative</w:t>
-      </w:r>
-      <w:proofErr w:type="spellEnd"/>
-      <w:r>
-        <w:rPr>
-          <w:sz w:val="24"/>
-        </w:rPr>
-        <w:t xml:space="preserve"> (FN) sayısı 64 seviyesine indirilmiştir. Bu durum, klinik açıdan hastalık kaçırma riskinin azaltıldığını göstermektedir. Ancak bu iyileştirme Yalancı Pozitif oranında kısmi artışa yol açmıştır; bu, klinik önceliklendirme gereği bilinçli bir tercihtir.</w:t>
+          <w:i/>
+          <w:iCs/>
+          <w:sz w:val="24"/>
+        </w:rPr>
+        <w:t>≥</w:t>
+      </w:r>
+      <w:proofErr w:type="gramStart"/>
+      <w:r>
+        <w:rPr>
+          <w:i/>
+          <w:iCs/>
+          <w:sz w:val="24"/>
+        </w:rPr>
+        <w:t>%92.7</w:t>
+      </w:r>
+      <w:proofErr w:type="gramEnd"/>
+      <w:r>
+        <w:rPr>
+          <w:i/>
+          <w:iCs/>
+          <w:sz w:val="24"/>
+        </w:rPr>
+        <w:t xml:space="preserve"> ile hasta kaçırma riski minimize edilmektedir. KANSER grubunda MCC 0.7169'a yükselerek en güçlü alt grup başarımı elde edilmiştir.</w:t>
+      </w:r>
+      <w:r>
+        <w:rPr>
+          <w:sz w:val="24"/>
+        </w:rPr>
+        <w:t xml:space="preserve"> Bu durum, klinik açıdan hastalık kaçırma riskinin azaltıldığını göstermektedir. Ancak bu iyileştirme Yalancı Pozitif oranında kısmi artışa yol açmıştır; bu, klinik önceliklendirme gereği bilinçli bir tercihtir.</w:t>
       </w:r>
     </w:p>
     <w:p>
@@ -12946,6 +12746,7 @@
           <w:bCs/>
           <w:sz w:val="24"/>
         </w:rPr>
+        <w:lastRenderedPageBreak/>
         <w:t>Popülasyon Varyasyonu:</w:t>
       </w:r>
       <w:r>
@@ -13040,7 +12841,6 @@
           <w:bCs/>
           <w:sz w:val="24"/>
         </w:rPr>
-        <w:lastRenderedPageBreak/>
         <w:t>Sızdırmazlık Politikası:</w:t>
       </w:r>
       <w:r>
@@ -13257,45 +13057,65 @@
     </w:p>
     <w:p>
       <w:pPr>
+        <w:pStyle w:val="Heading1"/>
         <w:spacing w:line="276" w:lineRule="auto"/>
         <w:jc w:val="both"/>
         <w:rPr>
-          <w:sz w:val="24"/>
-        </w:rPr>
-      </w:pPr>
-      <w:r>
-        <w:rPr>
-          <w:sz w:val="24"/>
+          <w:rFonts w:ascii="Aptos" w:eastAsiaTheme="minorHAnsi" w:hAnsi="Aptos" w:cstheme="minorBidi"/>
+          <w:color w:val="auto"/>
+          <w:sz w:val="24"/>
+          <w:szCs w:val="24"/>
+        </w:rPr>
+      </w:pPr>
+      <w:bookmarkStart w:id="18" w:name="_Toc233147662"/>
+      <w:r>
+        <w:rPr>
+          <w:rFonts w:ascii="Aptos" w:eastAsiaTheme="minorHAnsi" w:hAnsi="Aptos" w:cstheme="minorBidi"/>
+          <w:color w:val="auto"/>
+          <w:sz w:val="24"/>
+          <w:szCs w:val="24"/>
         </w:rPr>
         <w:t xml:space="preserve">Genel olarak </w:t>
       </w:r>
       <w:proofErr w:type="spellStart"/>
       <w:r>
         <w:rPr>
-          <w:sz w:val="24"/>
+          <w:rFonts w:ascii="Aptos" w:eastAsiaTheme="minorHAnsi" w:hAnsi="Aptos" w:cstheme="minorBidi"/>
+          <w:color w:val="auto"/>
+          <w:sz w:val="24"/>
+          <w:szCs w:val="24"/>
         </w:rPr>
         <w:t>AlgoMed</w:t>
       </w:r>
       <w:proofErr w:type="spellEnd"/>
       <w:r>
         <w:rPr>
-          <w:sz w:val="24"/>
-        </w:rPr>
-        <w:t xml:space="preserve">, literatürdeki </w:t>
+          <w:rFonts w:ascii="Aptos" w:eastAsiaTheme="minorHAnsi" w:hAnsi="Aptos" w:cstheme="minorBidi"/>
+          <w:color w:val="auto"/>
+          <w:sz w:val="24"/>
+          <w:szCs w:val="24"/>
+        </w:rPr>
+        <w:t xml:space="preserve">; MASTER veri setinde ulaştığı F1=0.8836, MCC=0.5594 ve PR-AUC=0.9268 gibi yüksek metriklerle, literatürdeki </w:t>
       </w:r>
       <w:proofErr w:type="spellStart"/>
       <w:r>
         <w:rPr>
-          <w:sz w:val="24"/>
+          <w:rFonts w:ascii="Aptos" w:eastAsiaTheme="minorHAnsi" w:hAnsi="Aptos" w:cstheme="minorBidi"/>
+          <w:color w:val="auto"/>
+          <w:sz w:val="24"/>
+          <w:szCs w:val="24"/>
         </w:rPr>
         <w:t>ensemble</w:t>
       </w:r>
       <w:proofErr w:type="spellEnd"/>
       <w:r>
         <w:rPr>
-          <w:sz w:val="24"/>
-        </w:rPr>
-        <w:t xml:space="preserve"> ve derin öğrenme tabanlı yöntemlerle karşılaştırıldığında, yalnızca performans odaklı değil aynı zamanda klinik uygulanabilirliği hedefleyen hibrit bir yaklaşım olarak konumlanmaktadır.</w:t>
+          <w:rFonts w:ascii="Aptos" w:eastAsiaTheme="minorHAnsi" w:hAnsi="Aptos" w:cstheme="minorBidi"/>
+          <w:color w:val="auto"/>
+          <w:sz w:val="24"/>
+          <w:szCs w:val="24"/>
+        </w:rPr>
+        <w:t xml:space="preserve"> yöntemlerle rekabet edebilen bir konuma gelmiştir. Yalnızca salt performansa odaklanmayıp, dinamik eşik stratejisiyle klinik uygulanabilirliği de merkezine alan güvenilir bir hibrit karar destek sistemi sunmaktadır.</w:t>
       </w:r>
     </w:p>
     <w:p>
@@ -13312,7 +13132,6 @@
           <w:szCs w:val="28"/>
         </w:rPr>
       </w:pPr>
-      <w:bookmarkStart w:id="18" w:name="_Toc233147662"/>
       <w:r>
         <w:rPr>
           <w:rFonts w:ascii="Aptos" w:hAnsi="Aptos"/>
@@ -13528,6 +13347,7 @@
           <w:sz w:val="24"/>
           <w:lang w:val="en-US"/>
         </w:rPr>
+        <w:lastRenderedPageBreak/>
         <w:t xml:space="preserve"> [7] K. J. Karczewski et al., "The mutational constraint spectrum quantified from variation in 141,456 humans," Nature, 2020. </w:t>
       </w:r>
     </w:p>
@@ -13611,7 +13431,6 @@
           <w:sz w:val="24"/>
           <w:lang w:val="en-US"/>
         </w:rPr>
-        <w:lastRenderedPageBreak/>
         <w:t xml:space="preserve">[11] N. V. Chawla, "Data mining for imbalanced datasets: An overview," Springer, 2005. [12] H. He et al., "ADASYN: Adaptive synthetic sampling for imbalanced learning," IJCNN, 2008. </w:t>
       </w:r>
     </w:p>
@@ -14127,15 +13946,6 @@
         </w:rPr>
         <w:t>[29] D. H. Wolpert, "Stacked generalization," Neural Networks, 1992.</w:t>
       </w:r>
-    </w:p>
-    <w:p>
-      <w:pPr>
-        <w:spacing w:line="276" w:lineRule="auto"/>
-        <w:jc w:val="both"/>
-        <w:rPr>
-          <w:sz w:val="24"/>
-        </w:rPr>
-      </w:pPr>
     </w:p>
     <w:sectPr>
       <w:footerReference w:type="default" r:id="rId15"/>
@@ -19713,7 +19523,6 @@
   <w:style w:type="character" w:default="1" w:styleId="DefaultParagraphFont">
     <w:name w:val="Default Paragraph Font"/>
     <w:uiPriority w:val="1"/>
-    <w:semiHidden/>
     <w:unhideWhenUsed/>
   </w:style>
   <w:style w:type="table" w:default="1" w:styleId="TableNormal">

--- a/PDR Aşaması/Rapor/2026_PDR_Algomed_Guncel.docx
+++ b/PDR Aşaması/Rapor/2026_PDR_Algomed_Guncel.docx
@@ -1454,7 +1454,7 @@
         <w:p>
           <w:pPr>
             <w:pStyle w:val="TOCHeading"/>
-            <w:jc w:val="center"/>
+            <w:jc w:val="both"/>
             <w:rPr>
               <w:rFonts w:ascii="Aptos" w:hAnsi="Aptos"/>
               <w:b/>
@@ -1479,8 +1479,9 @@
               <w:tab w:val="right" w:leader="dot" w:pos="9060"/>
             </w:tabs>
             <w:ind w:left="0"/>
+            <w:jc w:val="both"/>
             <w:rPr>
-              <w:rFonts w:asciiTheme="minorHAnsi" w:eastAsiaTheme="minorEastAsia" w:hAnsiTheme="minorHAnsi"/>
+              <w:rFonts w:eastAsiaTheme="minorEastAsia"/>
               <w:noProof/>
               <w:sz w:val="24"/>
               <w:lang w:eastAsia="tr-TR"/>
@@ -1562,8 +1563,9 @@
               <w:tab w:val="left" w:pos="960"/>
               <w:tab w:val="right" w:leader="dot" w:pos="9060"/>
             </w:tabs>
+            <w:jc w:val="both"/>
             <w:rPr>
-              <w:rFonts w:asciiTheme="minorHAnsi" w:hAnsiTheme="minorHAnsi" w:cstheme="minorBidi"/>
+              <w:rFonts w:cstheme="minorBidi"/>
               <w:noProof/>
               <w:kern w:val="2"/>
               <w:sz w:val="24"/>
@@ -1583,7 +1585,7 @@
             </w:r>
             <w:r>
               <w:rPr>
-                <w:rFonts w:asciiTheme="minorHAnsi" w:hAnsiTheme="minorHAnsi" w:cstheme="minorBidi"/>
+                <w:rFonts w:cstheme="minorBidi"/>
                 <w:noProof/>
                 <w:kern w:val="2"/>
                 <w:sz w:val="24"/>
@@ -1658,8 +1660,9 @@
               <w:tab w:val="left" w:pos="960"/>
               <w:tab w:val="right" w:leader="dot" w:pos="9060"/>
             </w:tabs>
+            <w:jc w:val="both"/>
             <w:rPr>
-              <w:rFonts w:asciiTheme="minorHAnsi" w:hAnsiTheme="minorHAnsi" w:cstheme="minorBidi"/>
+              <w:rFonts w:cstheme="minorBidi"/>
               <w:noProof/>
               <w:kern w:val="2"/>
               <w:sz w:val="24"/>
@@ -1679,7 +1682,7 @@
             </w:r>
             <w:r>
               <w:rPr>
-                <w:rFonts w:asciiTheme="minorHAnsi" w:hAnsiTheme="minorHAnsi" w:cstheme="minorBidi"/>
+                <w:rFonts w:cstheme="minorBidi"/>
                 <w:noProof/>
                 <w:kern w:val="2"/>
                 <w:sz w:val="24"/>
@@ -1753,8 +1756,9 @@
             <w:tabs>
               <w:tab w:val="right" w:leader="dot" w:pos="9060"/>
             </w:tabs>
+            <w:jc w:val="both"/>
             <w:rPr>
-              <w:rFonts w:asciiTheme="minorHAnsi" w:hAnsiTheme="minorHAnsi" w:cstheme="minorBidi"/>
+              <w:rFonts w:cstheme="minorBidi"/>
               <w:noProof/>
               <w:kern w:val="2"/>
               <w:sz w:val="24"/>
@@ -1770,7 +1774,25 @@
                 <w:bCs/>
                 <w:noProof/>
               </w:rPr>
-              <w:t>1.3 Literatür Taraması</w:t>
+              <w:t xml:space="preserve">1.3 Literatür </w:t>
+            </w:r>
+            <w:r>
+              <w:rPr>
+                <w:rStyle w:val="Hyperlink"/>
+                <w:b/>
+                <w:bCs/>
+                <w:noProof/>
+              </w:rPr>
+              <w:t>T</w:t>
+            </w:r>
+            <w:r>
+              <w:rPr>
+                <w:rStyle w:val="Hyperlink"/>
+                <w:b/>
+                <w:bCs/>
+                <w:noProof/>
+              </w:rPr>
+              <w:t>araması</w:t>
             </w:r>
             <w:r>
               <w:rPr>
@@ -1828,8 +1850,9 @@
             <w:tabs>
               <w:tab w:val="right" w:leader="dot" w:pos="9060"/>
             </w:tabs>
+            <w:jc w:val="both"/>
             <w:rPr>
-              <w:rFonts w:asciiTheme="minorHAnsi" w:hAnsiTheme="minorHAnsi" w:cstheme="minorBidi"/>
+              <w:rFonts w:cstheme="minorBidi"/>
               <w:noProof/>
               <w:kern w:val="2"/>
               <w:sz w:val="24"/>
@@ -1845,7 +1868,25 @@
                 <w:bCs/>
                 <w:noProof/>
               </w:rPr>
-              <w:t>2. YÖNTEM</w:t>
+              <w:t>2. YÖNT</w:t>
+            </w:r>
+            <w:r>
+              <w:rPr>
+                <w:rStyle w:val="Hyperlink"/>
+                <w:b/>
+                <w:bCs/>
+                <w:noProof/>
+              </w:rPr>
+              <w:t>E</w:t>
+            </w:r>
+            <w:r>
+              <w:rPr>
+                <w:rStyle w:val="Hyperlink"/>
+                <w:b/>
+                <w:bCs/>
+                <w:noProof/>
+              </w:rPr>
+              <w:t>M</w:t>
             </w:r>
             <w:r>
               <w:rPr>
@@ -1903,8 +1944,9 @@
             <w:tabs>
               <w:tab w:val="right" w:leader="dot" w:pos="9060"/>
             </w:tabs>
+            <w:jc w:val="both"/>
             <w:rPr>
-              <w:rFonts w:asciiTheme="minorHAnsi" w:hAnsiTheme="minorHAnsi" w:cstheme="minorBidi"/>
+              <w:rFonts w:cstheme="minorBidi"/>
               <w:noProof/>
               <w:kern w:val="2"/>
               <w:sz w:val="24"/>
@@ -1978,8 +2020,9 @@
             <w:tabs>
               <w:tab w:val="right" w:leader="dot" w:pos="9060"/>
             </w:tabs>
+            <w:jc w:val="both"/>
             <w:rPr>
-              <w:rFonts w:asciiTheme="minorHAnsi" w:hAnsiTheme="minorHAnsi" w:cstheme="minorBidi"/>
+              <w:rFonts w:cstheme="minorBidi"/>
               <w:noProof/>
               <w:kern w:val="2"/>
               <w:sz w:val="24"/>
@@ -2053,8 +2096,9 @@
             <w:tabs>
               <w:tab w:val="right" w:leader="dot" w:pos="9060"/>
             </w:tabs>
+            <w:jc w:val="both"/>
             <w:rPr>
-              <w:rFonts w:asciiTheme="minorHAnsi" w:hAnsiTheme="minorHAnsi" w:cstheme="minorBidi"/>
+              <w:rFonts w:cstheme="minorBidi"/>
               <w:noProof/>
               <w:kern w:val="2"/>
               <w:sz w:val="24"/>
@@ -2128,8 +2172,9 @@
             <w:tabs>
               <w:tab w:val="right" w:leader="dot" w:pos="9060"/>
             </w:tabs>
+            <w:jc w:val="both"/>
             <w:rPr>
-              <w:rFonts w:asciiTheme="minorHAnsi" w:hAnsiTheme="minorHAnsi" w:cstheme="minorBidi"/>
+              <w:rFonts w:cstheme="minorBidi"/>
               <w:noProof/>
               <w:kern w:val="2"/>
               <w:sz w:val="24"/>
@@ -2203,8 +2248,9 @@
             <w:tabs>
               <w:tab w:val="right" w:leader="dot" w:pos="9060"/>
             </w:tabs>
+            <w:jc w:val="both"/>
             <w:rPr>
-              <w:rFonts w:asciiTheme="minorHAnsi" w:hAnsiTheme="minorHAnsi" w:cstheme="minorBidi"/>
+              <w:rFonts w:cstheme="minorBidi"/>
               <w:noProof/>
               <w:kern w:val="2"/>
               <w:sz w:val="24"/>
@@ -2278,8 +2324,9 @@
             <w:tabs>
               <w:tab w:val="right" w:leader="dot" w:pos="9060"/>
             </w:tabs>
+            <w:jc w:val="both"/>
             <w:rPr>
-              <w:rFonts w:asciiTheme="minorHAnsi" w:hAnsiTheme="minorHAnsi" w:cstheme="minorBidi"/>
+              <w:rFonts w:cstheme="minorBidi"/>
               <w:noProof/>
               <w:kern w:val="2"/>
               <w:sz w:val="24"/>
@@ -2353,8 +2400,9 @@
             <w:tabs>
               <w:tab w:val="right" w:leader="dot" w:pos="9060"/>
             </w:tabs>
+            <w:jc w:val="both"/>
             <w:rPr>
-              <w:rFonts w:asciiTheme="minorHAnsi" w:hAnsiTheme="minorHAnsi" w:cstheme="minorBidi"/>
+              <w:rFonts w:cstheme="minorBidi"/>
               <w:noProof/>
               <w:kern w:val="2"/>
               <w:sz w:val="24"/>
@@ -2428,8 +2476,9 @@
             <w:tabs>
               <w:tab w:val="right" w:leader="dot" w:pos="9060"/>
             </w:tabs>
+            <w:jc w:val="both"/>
             <w:rPr>
-              <w:rFonts w:asciiTheme="minorHAnsi" w:hAnsiTheme="minorHAnsi" w:cstheme="minorBidi"/>
+              <w:rFonts w:cstheme="minorBidi"/>
               <w:noProof/>
               <w:kern w:val="2"/>
               <w:sz w:val="24"/>
@@ -2503,8 +2552,9 @@
             <w:tabs>
               <w:tab w:val="right" w:leader="dot" w:pos="9060"/>
             </w:tabs>
+            <w:jc w:val="both"/>
             <w:rPr>
-              <w:rFonts w:asciiTheme="minorHAnsi" w:hAnsiTheme="minorHAnsi" w:cstheme="minorBidi"/>
+              <w:rFonts w:cstheme="minorBidi"/>
               <w:noProof/>
               <w:kern w:val="2"/>
               <w:sz w:val="24"/>
@@ -2578,8 +2628,9 @@
             <w:tabs>
               <w:tab w:val="right" w:leader="dot" w:pos="9060"/>
             </w:tabs>
+            <w:jc w:val="both"/>
             <w:rPr>
-              <w:rFonts w:asciiTheme="minorHAnsi" w:hAnsiTheme="minorHAnsi" w:cstheme="minorBidi"/>
+              <w:rFonts w:cstheme="minorBidi"/>
               <w:noProof/>
               <w:kern w:val="2"/>
               <w:sz w:val="24"/>
@@ -2653,8 +2704,9 @@
             <w:tabs>
               <w:tab w:val="right" w:leader="dot" w:pos="9060"/>
             </w:tabs>
+            <w:jc w:val="both"/>
             <w:rPr>
-              <w:rFonts w:asciiTheme="minorHAnsi" w:hAnsiTheme="minorHAnsi" w:cstheme="minorBidi"/>
+              <w:rFonts w:cstheme="minorBidi"/>
               <w:noProof/>
               <w:kern w:val="2"/>
               <w:sz w:val="24"/>
@@ -2728,8 +2780,9 @@
             <w:tabs>
               <w:tab w:val="right" w:leader="dot" w:pos="9060"/>
             </w:tabs>
+            <w:jc w:val="both"/>
             <w:rPr>
-              <w:rFonts w:asciiTheme="minorHAnsi" w:hAnsiTheme="minorHAnsi" w:cstheme="minorBidi"/>
+              <w:rFonts w:cstheme="minorBidi"/>
               <w:noProof/>
               <w:kern w:val="2"/>
               <w:sz w:val="24"/>
@@ -2745,7 +2798,25 @@
                 <w:bCs/>
                 <w:noProof/>
               </w:rPr>
-              <w:t>4.3 Literatür ve Genel Katkı</w:t>
+              <w:t>4.3 Litera</w:t>
+            </w:r>
+            <w:r>
+              <w:rPr>
+                <w:rStyle w:val="Hyperlink"/>
+                <w:b/>
+                <w:bCs/>
+                <w:noProof/>
+              </w:rPr>
+              <w:t>t</w:t>
+            </w:r>
+            <w:r>
+              <w:rPr>
+                <w:rStyle w:val="Hyperlink"/>
+                <w:b/>
+                <w:bCs/>
+                <w:noProof/>
+              </w:rPr>
+              <w:t>ür ve Genel Katkı</w:t>
             </w:r>
             <w:r>
               <w:rPr>
@@ -2803,8 +2874,9 @@
             <w:tabs>
               <w:tab w:val="right" w:leader="dot" w:pos="9060"/>
             </w:tabs>
+            <w:jc w:val="both"/>
             <w:rPr>
-              <w:rFonts w:asciiTheme="minorHAnsi" w:hAnsiTheme="minorHAnsi" w:cstheme="minorBidi"/>
+              <w:rFonts w:cstheme="minorBidi"/>
               <w:noProof/>
               <w:kern w:val="2"/>
               <w:sz w:val="24"/>
@@ -2820,7 +2892,25 @@
                 <w:bCs/>
                 <w:noProof/>
               </w:rPr>
-              <w:t>4.5 Genel Sonuç</w:t>
+              <w:t>4.5 G</w:t>
+            </w:r>
+            <w:r>
+              <w:rPr>
+                <w:rStyle w:val="Hyperlink"/>
+                <w:b/>
+                <w:bCs/>
+                <w:noProof/>
+              </w:rPr>
+              <w:t>e</w:t>
+            </w:r>
+            <w:r>
+              <w:rPr>
+                <w:rStyle w:val="Hyperlink"/>
+                <w:b/>
+                <w:bCs/>
+                <w:noProof/>
+              </w:rPr>
+              <w:t>nel Sonuç</w:t>
             </w:r>
             <w:r>
               <w:rPr>
@@ -2878,8 +2968,9 @@
             <w:tabs>
               <w:tab w:val="right" w:leader="dot" w:pos="9060"/>
             </w:tabs>
+            <w:jc w:val="both"/>
             <w:rPr>
-              <w:rFonts w:asciiTheme="minorHAnsi" w:hAnsiTheme="minorHAnsi" w:cstheme="minorBidi"/>
+              <w:rFonts w:cstheme="minorBidi"/>
               <w:noProof/>
               <w:kern w:val="2"/>
               <w:sz w:val="24"/>
@@ -2948,6 +3039,9 @@
           </w:hyperlink>
         </w:p>
         <w:p>
+          <w:pPr>
+            <w:jc w:val="both"/>
+          </w:pPr>
           <w:r>
             <w:rPr>
               <w:b/>
@@ -3060,6 +3154,7 @@
     <w:p>
       <w:pPr>
         <w:pStyle w:val="Heading3"/>
+        <w:jc w:val="both"/>
         <w:rPr>
           <w:b/>
           <w:bCs/>
@@ -3402,6 +3497,7 @@
         <w:rPr>
           <w:b/>
           <w:bCs/>
+          <w:color w:val="0E2841" w:themeColor="text2"/>
           <w:sz w:val="24"/>
         </w:rPr>
       </w:pPr>
@@ -3409,6 +3505,7 @@
         <w:rPr>
           <w:i/>
           <w:iCs/>
+          <w:color w:val="0E2841" w:themeColor="text2"/>
           <w:sz w:val="24"/>
         </w:rPr>
         <w:t xml:space="preserve">Tablo </w:t>
@@ -3417,6 +3514,7 @@
         <w:rPr>
           <w:i/>
           <w:iCs/>
+          <w:color w:val="0E2841" w:themeColor="text2"/>
           <w:sz w:val="24"/>
         </w:rPr>
         <w:fldChar w:fldCharType="begin"/>
@@ -3425,6 +3523,7 @@
         <w:rPr>
           <w:i/>
           <w:iCs/>
+          <w:color w:val="0E2841" w:themeColor="text2"/>
           <w:sz w:val="24"/>
         </w:rPr>
         <w:instrText xml:space="preserve"> SEQ Tablo \* ARABIC </w:instrText>
@@ -3433,6 +3532,7 @@
         <w:rPr>
           <w:i/>
           <w:iCs/>
+          <w:color w:val="0E2841" w:themeColor="text2"/>
           <w:sz w:val="24"/>
         </w:rPr>
         <w:fldChar w:fldCharType="separate"/>
@@ -3442,18 +3542,21 @@
           <w:i/>
           <w:iCs/>
           <w:noProof/>
+          <w:color w:val="0E2841" w:themeColor="text2"/>
           <w:sz w:val="24"/>
         </w:rPr>
         <w:t>1</w:t>
       </w:r>
       <w:r>
         <w:rPr>
+          <w:color w:val="0E2841" w:themeColor="text2"/>
           <w:sz w:val="24"/>
         </w:rPr>
         <w:fldChar w:fldCharType="end"/>
       </w:r>
       <w:r>
         <w:rPr>
+          <w:color w:val="0E2841" w:themeColor="text2"/>
           <w:sz w:val="24"/>
         </w:rPr>
         <w:t>:</w:t>
@@ -3462,6 +3565,7 @@
         <w:rPr>
           <w:b/>
           <w:bCs/>
+          <w:color w:val="0E2841" w:themeColor="text2"/>
           <w:sz w:val="24"/>
         </w:rPr>
         <w:t xml:space="preserve"> </w:t>
@@ -3471,6 +3575,7 @@
         <w:rPr>
           <w:i/>
           <w:iCs/>
+          <w:color w:val="0E2841" w:themeColor="text2"/>
           <w:sz w:val="24"/>
         </w:rPr>
         <w:t>Missense</w:t>
@@ -3480,6 +3585,7 @@
         <w:rPr>
           <w:i/>
           <w:iCs/>
+          <w:color w:val="0E2841" w:themeColor="text2"/>
           <w:sz w:val="24"/>
         </w:rPr>
         <w:t xml:space="preserve"> Varyant Patojenite Tahmini Üzerine Güncel ve Uluslararası Çalışmalar</w:t>
@@ -4306,16 +4412,16 @@
     </w:tbl>
     <w:p>
       <w:pPr>
-        <w:rPr>
-          <w:rFonts w:asciiTheme="minorHAnsi" w:hAnsiTheme="minorHAnsi"/>
+        <w:jc w:val="both"/>
+        <w:rPr>
           <w:sz w:val="24"/>
         </w:rPr>
       </w:pPr>
     </w:p>
     <w:p>
       <w:pPr>
-        <w:rPr>
-          <w:rFonts w:asciiTheme="minorHAnsi" w:hAnsiTheme="minorHAnsi"/>
+        <w:jc w:val="both"/>
+        <w:rPr>
           <w:sz w:val="24"/>
         </w:rPr>
       </w:pPr>
@@ -4324,13 +4430,11 @@
       <w:pPr>
         <w:jc w:val="both"/>
         <w:rPr>
-          <w:rFonts w:asciiTheme="minorHAnsi" w:hAnsiTheme="minorHAnsi"/>
-          <w:sz w:val="24"/>
-        </w:rPr>
-      </w:pPr>
-      <w:r>
-        <w:rPr>
-          <w:rFonts w:asciiTheme="minorHAnsi" w:hAnsiTheme="minorHAnsi"/>
+          <w:sz w:val="24"/>
+        </w:rPr>
+      </w:pPr>
+      <w:r>
+        <w:rPr>
           <w:sz w:val="24"/>
         </w:rPr>
         <w:lastRenderedPageBreak/>
@@ -4339,7 +4443,6 @@
       <w:proofErr w:type="spellStart"/>
       <w:r>
         <w:rPr>
-          <w:rFonts w:asciiTheme="minorHAnsi" w:hAnsiTheme="minorHAnsi"/>
           <w:sz w:val="24"/>
         </w:rPr>
         <w:t>ensemble</w:t>
@@ -4347,7 +4450,6 @@
       <w:proofErr w:type="spellEnd"/>
       <w:r>
         <w:rPr>
-          <w:rFonts w:asciiTheme="minorHAnsi" w:hAnsiTheme="minorHAnsi"/>
           <w:sz w:val="24"/>
         </w:rPr>
         <w:t xml:space="preserve"> yöntemler, farklı biyoinformatik skorlarını birleştirerek daha yüksek doğruluk sağlamıştır.</w:t>
@@ -4357,13 +4459,11 @@
       <w:pPr>
         <w:jc w:val="both"/>
         <w:rPr>
-          <w:rFonts w:asciiTheme="minorHAnsi" w:hAnsiTheme="minorHAnsi"/>
-          <w:sz w:val="24"/>
-        </w:rPr>
-      </w:pPr>
-      <w:r>
-        <w:rPr>
-          <w:rFonts w:asciiTheme="minorHAnsi" w:hAnsiTheme="minorHAnsi"/>
+          <w:sz w:val="24"/>
+        </w:rPr>
+      </w:pPr>
+      <w:r>
+        <w:rPr>
           <w:sz w:val="24"/>
         </w:rPr>
         <w:t xml:space="preserve">Derin öğrenme alanındaki gelişmelerle birlikte ESM [19] ve </w:t>
@@ -4371,7 +4471,6 @@
       <w:proofErr w:type="spellStart"/>
       <w:r>
         <w:rPr>
-          <w:rFonts w:asciiTheme="minorHAnsi" w:hAnsiTheme="minorHAnsi"/>
           <w:sz w:val="24"/>
         </w:rPr>
         <w:t>AlphaMissense</w:t>
@@ -4379,7 +4478,6 @@
       <w:proofErr w:type="spellEnd"/>
       <w:r>
         <w:rPr>
-          <w:rFonts w:asciiTheme="minorHAnsi" w:hAnsiTheme="minorHAnsi"/>
           <w:sz w:val="24"/>
         </w:rPr>
         <w:t xml:space="preserve"> [18] gibi protein dil modelleri, proteinlerin evrimsel ve yapısal bağlamını öğrenerek başarılı sonuçlar elde etmiştir. Yakın dönemde geliştirilen </w:t>
@@ -4387,7 +4485,6 @@
       <w:proofErr w:type="spellStart"/>
       <w:r>
         <w:rPr>
-          <w:rFonts w:asciiTheme="minorHAnsi" w:hAnsiTheme="minorHAnsi"/>
           <w:sz w:val="24"/>
         </w:rPr>
         <w:t>AnnotateMissense</w:t>
@@ -4395,7 +4492,6 @@
       <w:proofErr w:type="spellEnd"/>
       <w:r>
         <w:rPr>
-          <w:rFonts w:asciiTheme="minorHAnsi" w:hAnsiTheme="minorHAnsi"/>
           <w:sz w:val="24"/>
         </w:rPr>
         <w:t xml:space="preserve"> [20] ise gelişmiş özellik mühendisliği ve </w:t>
@@ -4403,7 +4499,6 @@
       <w:proofErr w:type="spellStart"/>
       <w:r>
         <w:rPr>
-          <w:rFonts w:asciiTheme="minorHAnsi" w:hAnsiTheme="minorHAnsi"/>
           <w:sz w:val="24"/>
         </w:rPr>
         <w:t>gradient</w:t>
@@ -4411,7 +4506,6 @@
       <w:proofErr w:type="spellEnd"/>
       <w:r>
         <w:rPr>
-          <w:rFonts w:asciiTheme="minorHAnsi" w:hAnsiTheme="minorHAnsi"/>
           <w:sz w:val="24"/>
         </w:rPr>
         <w:t xml:space="preserve"> </w:t>
@@ -4419,7 +4513,6 @@
       <w:proofErr w:type="spellStart"/>
       <w:r>
         <w:rPr>
-          <w:rFonts w:asciiTheme="minorHAnsi" w:hAnsiTheme="minorHAnsi"/>
           <w:sz w:val="24"/>
         </w:rPr>
         <w:t>boosting</w:t>
@@ -4427,7 +4520,6 @@
       <w:proofErr w:type="spellEnd"/>
       <w:r>
         <w:rPr>
-          <w:rFonts w:asciiTheme="minorHAnsi" w:hAnsiTheme="minorHAnsi"/>
           <w:sz w:val="24"/>
         </w:rPr>
         <w:t xml:space="preserve"> teknikleriyle yüksek performans raporlamıştır.</w:t>
@@ -4437,13 +4529,11 @@
       <w:pPr>
         <w:jc w:val="both"/>
         <w:rPr>
-          <w:rFonts w:asciiTheme="minorHAnsi" w:hAnsiTheme="minorHAnsi"/>
-          <w:sz w:val="24"/>
-        </w:rPr>
-      </w:pPr>
-      <w:r>
-        <w:rPr>
-          <w:rFonts w:asciiTheme="minorHAnsi" w:hAnsiTheme="minorHAnsi"/>
+          <w:sz w:val="24"/>
+        </w:rPr>
+      </w:pPr>
+      <w:r>
+        <w:rPr>
           <w:sz w:val="24"/>
         </w:rPr>
         <w:t xml:space="preserve">Bu çalışmaların büyük bölümü </w:t>
@@ -4451,7 +4541,6 @@
       <w:proofErr w:type="spellStart"/>
       <w:r>
         <w:rPr>
-          <w:rFonts w:asciiTheme="minorHAnsi" w:hAnsiTheme="minorHAnsi"/>
           <w:sz w:val="24"/>
         </w:rPr>
         <w:t>ClinVar</w:t>
@@ -4459,7 +4548,6 @@
       <w:proofErr w:type="spellEnd"/>
       <w:r>
         <w:rPr>
-          <w:rFonts w:asciiTheme="minorHAnsi" w:hAnsiTheme="minorHAnsi"/>
           <w:sz w:val="24"/>
         </w:rPr>
         <w:t xml:space="preserve"> ve </w:t>
@@ -4467,7 +4555,6 @@
       <w:proofErr w:type="spellStart"/>
       <w:r>
         <w:rPr>
-          <w:rFonts w:asciiTheme="minorHAnsi" w:hAnsiTheme="minorHAnsi"/>
           <w:sz w:val="24"/>
         </w:rPr>
         <w:t>gnomAD</w:t>
@@ -4475,7 +4562,6 @@
       <w:proofErr w:type="spellEnd"/>
       <w:r>
         <w:rPr>
-          <w:rFonts w:asciiTheme="minorHAnsi" w:hAnsiTheme="minorHAnsi"/>
           <w:sz w:val="24"/>
         </w:rPr>
         <w:t xml:space="preserve"> gibi genomik veri kaynaklarından yararlanmaktadır. Ancak literatürde harici </w:t>
@@ -4483,7 +4569,6 @@
       <w:proofErr w:type="spellStart"/>
       <w:r>
         <w:rPr>
-          <w:rFonts w:asciiTheme="minorHAnsi" w:hAnsiTheme="minorHAnsi"/>
           <w:sz w:val="24"/>
         </w:rPr>
         <w:t>anotasyonlara</w:t>
@@ -4491,7 +4576,6 @@
       <w:proofErr w:type="spellEnd"/>
       <w:r>
         <w:rPr>
-          <w:rFonts w:asciiTheme="minorHAnsi" w:hAnsiTheme="minorHAnsi"/>
           <w:sz w:val="24"/>
         </w:rPr>
         <w:t xml:space="preserve"> bağımlılık, veri sızıntısı (data </w:t>
@@ -4499,7 +4583,6 @@
       <w:proofErr w:type="spellStart"/>
       <w:r>
         <w:rPr>
-          <w:rFonts w:asciiTheme="minorHAnsi" w:hAnsiTheme="minorHAnsi"/>
           <w:sz w:val="24"/>
         </w:rPr>
         <w:t>leakage</w:t>
@@ -4507,7 +4590,6 @@
       <w:proofErr w:type="spellEnd"/>
       <w:r>
         <w:rPr>
-          <w:rFonts w:asciiTheme="minorHAnsi" w:hAnsiTheme="minorHAnsi"/>
           <w:sz w:val="24"/>
         </w:rPr>
         <w:t xml:space="preserve">) riski ve sınırlı </w:t>
@@ -4515,7 +4597,6 @@
       <w:proofErr w:type="spellStart"/>
       <w:r>
         <w:rPr>
-          <w:rFonts w:asciiTheme="minorHAnsi" w:hAnsiTheme="minorHAnsi"/>
           <w:sz w:val="24"/>
         </w:rPr>
         <w:t>açıklanabilirlik</w:t>
@@ -4523,7 +4604,6 @@
       <w:proofErr w:type="spellEnd"/>
       <w:r>
         <w:rPr>
-          <w:rFonts w:asciiTheme="minorHAnsi" w:hAnsiTheme="minorHAnsi"/>
           <w:sz w:val="24"/>
         </w:rPr>
         <w:t xml:space="preserve"> gibi önemli kısıtlar bulunmaktadır.</w:t>
@@ -4533,13 +4613,11 @@
       <w:pPr>
         <w:jc w:val="both"/>
         <w:rPr>
-          <w:rFonts w:asciiTheme="minorHAnsi" w:hAnsiTheme="minorHAnsi"/>
-          <w:sz w:val="24"/>
-        </w:rPr>
-      </w:pPr>
-      <w:r>
-        <w:rPr>
-          <w:rFonts w:asciiTheme="minorHAnsi" w:hAnsiTheme="minorHAnsi"/>
+          <w:sz w:val="24"/>
+        </w:rPr>
+      </w:pPr>
+      <w:r>
+        <w:rPr>
           <w:sz w:val="24"/>
         </w:rPr>
         <w:t xml:space="preserve">Bu proje kapsamında geliştirilen </w:t>
@@ -4547,7 +4625,6 @@
       <w:proofErr w:type="spellStart"/>
       <w:r>
         <w:rPr>
-          <w:rFonts w:asciiTheme="minorHAnsi" w:hAnsiTheme="minorHAnsi"/>
           <w:sz w:val="24"/>
         </w:rPr>
         <w:t>AlgoMed</w:t>
@@ -4555,7 +4632,6 @@
       <w:proofErr w:type="spellEnd"/>
       <w:r>
         <w:rPr>
-          <w:rFonts w:asciiTheme="minorHAnsi" w:hAnsiTheme="minorHAnsi"/>
           <w:sz w:val="24"/>
         </w:rPr>
         <w:t xml:space="preserve"> sistemi, sızdırmaz veri işleme hattı (</w:t>
@@ -4563,7 +4639,6 @@
       <w:proofErr w:type="spellStart"/>
       <w:r>
         <w:rPr>
-          <w:rFonts w:asciiTheme="minorHAnsi" w:hAnsiTheme="minorHAnsi"/>
           <w:sz w:val="24"/>
         </w:rPr>
         <w:t>leak-free</w:t>
@@ -4571,7 +4646,6 @@
       <w:proofErr w:type="spellEnd"/>
       <w:r>
         <w:rPr>
-          <w:rFonts w:asciiTheme="minorHAnsi" w:hAnsiTheme="minorHAnsi"/>
           <w:sz w:val="24"/>
         </w:rPr>
         <w:t xml:space="preserve"> </w:t>
@@ -4579,7 +4653,6 @@
       <w:proofErr w:type="spellStart"/>
       <w:r>
         <w:rPr>
-          <w:rFonts w:asciiTheme="minorHAnsi" w:hAnsiTheme="minorHAnsi"/>
           <w:sz w:val="24"/>
         </w:rPr>
         <w:t>pipeline</w:t>
@@ -4587,7 +4660,6 @@
       <w:proofErr w:type="spellEnd"/>
       <w:r>
         <w:rPr>
-          <w:rFonts w:asciiTheme="minorHAnsi" w:hAnsiTheme="minorHAnsi"/>
           <w:sz w:val="24"/>
         </w:rPr>
         <w:t>), dinamik eşik optimizasyonu ve SHAP tabanlı açıklanabilir yapay zekâ yaklaşımını bir araya getirerek bu eksiklikleri gidermeyi hedeflemektedir.</w:t>
@@ -4749,6 +4821,7 @@
         <w:rPr>
           <w:i/>
           <w:iCs/>
+          <w:color w:val="0E2841" w:themeColor="text2"/>
           <w:sz w:val="24"/>
         </w:rPr>
       </w:pPr>
@@ -4756,6 +4829,7 @@
         <w:rPr>
           <w:i/>
           <w:iCs/>
+          <w:color w:val="0E2841" w:themeColor="text2"/>
           <w:sz w:val="24"/>
         </w:rPr>
         <w:t xml:space="preserve">Tablo </w:t>
@@ -4764,6 +4838,7 @@
         <w:rPr>
           <w:i/>
           <w:iCs/>
+          <w:color w:val="0E2841" w:themeColor="text2"/>
           <w:sz w:val="24"/>
         </w:rPr>
         <w:fldChar w:fldCharType="begin"/>
@@ -4772,6 +4847,7 @@
         <w:rPr>
           <w:i/>
           <w:iCs/>
+          <w:color w:val="0E2841" w:themeColor="text2"/>
           <w:sz w:val="24"/>
         </w:rPr>
         <w:instrText xml:space="preserve"> SEQ Tablo \* ARABIC </w:instrText>
@@ -4780,6 +4856,7 @@
         <w:rPr>
           <w:i/>
           <w:iCs/>
+          <w:color w:val="0E2841" w:themeColor="text2"/>
           <w:sz w:val="24"/>
         </w:rPr>
         <w:fldChar w:fldCharType="separate"/>
@@ -4789,6 +4866,7 @@
           <w:i/>
           <w:iCs/>
           <w:noProof/>
+          <w:color w:val="0E2841" w:themeColor="text2"/>
           <w:sz w:val="24"/>
         </w:rPr>
         <w:t>2</w:t>
@@ -4797,6 +4875,7 @@
         <w:rPr>
           <w:i/>
           <w:iCs/>
+          <w:color w:val="0E2841" w:themeColor="text2"/>
           <w:sz w:val="24"/>
         </w:rPr>
         <w:fldChar w:fldCharType="end"/>
@@ -4805,6 +4884,7 @@
         <w:rPr>
           <w:i/>
           <w:iCs/>
+          <w:color w:val="0E2841" w:themeColor="text2"/>
           <w:sz w:val="24"/>
         </w:rPr>
         <w:t>:Veri  Yapısı</w:t>
@@ -6159,6 +6239,7 @@
         <w:rPr>
           <w:i/>
           <w:iCs/>
+          <w:color w:val="0E2841" w:themeColor="text2"/>
           <w:sz w:val="24"/>
         </w:rPr>
         <w:t xml:space="preserve">Tablo </w:t>
@@ -6167,6 +6248,7 @@
         <w:rPr>
           <w:i/>
           <w:iCs/>
+          <w:color w:val="0E2841" w:themeColor="text2"/>
           <w:sz w:val="24"/>
         </w:rPr>
         <w:fldChar w:fldCharType="begin"/>
@@ -6175,6 +6257,7 @@
         <w:rPr>
           <w:i/>
           <w:iCs/>
+          <w:color w:val="0E2841" w:themeColor="text2"/>
           <w:sz w:val="24"/>
         </w:rPr>
         <w:instrText xml:space="preserve"> SEQ Tablo \* ARABIC </w:instrText>
@@ -6183,6 +6266,7 @@
         <w:rPr>
           <w:i/>
           <w:iCs/>
+          <w:color w:val="0E2841" w:themeColor="text2"/>
           <w:sz w:val="24"/>
         </w:rPr>
         <w:fldChar w:fldCharType="separate"/>
@@ -6192,6 +6276,7 @@
           <w:i/>
           <w:iCs/>
           <w:noProof/>
+          <w:color w:val="0E2841" w:themeColor="text2"/>
           <w:sz w:val="24"/>
         </w:rPr>
         <w:t>3</w:t>
@@ -6200,6 +6285,7 @@
         <w:rPr>
           <w:i/>
           <w:iCs/>
+          <w:color w:val="0E2841" w:themeColor="text2"/>
           <w:sz w:val="24"/>
         </w:rPr>
         <w:fldChar w:fldCharType="end"/>
@@ -6208,6 +6294,7 @@
         <w:rPr>
           <w:i/>
           <w:iCs/>
+          <w:color w:val="0E2841" w:themeColor="text2"/>
           <w:sz w:val="24"/>
         </w:rPr>
         <w:t>:</w:t>
@@ -6216,6 +6303,7 @@
         <w:rPr>
           <w:i/>
           <w:iCs/>
+          <w:color w:val="0E2841" w:themeColor="text2"/>
           <w:sz w:val="24"/>
         </w:rPr>
         <w:t>Öznitelik</w:t>
@@ -6224,6 +6312,7 @@
         <w:rPr>
           <w:i/>
           <w:iCs/>
+          <w:color w:val="0E2841" w:themeColor="text2"/>
           <w:sz w:val="24"/>
         </w:rPr>
         <w:t xml:space="preserve"> Türetimi</w:t>
@@ -7339,6 +7428,7 @@
         <w:rPr>
           <w:i/>
           <w:iCs/>
+          <w:color w:val="0E2841" w:themeColor="text2"/>
           <w:sz w:val="24"/>
         </w:rPr>
         <w:lastRenderedPageBreak/>
@@ -7348,6 +7438,7 @@
         <w:rPr>
           <w:i/>
           <w:iCs/>
+          <w:color w:val="0E2841" w:themeColor="text2"/>
           <w:sz w:val="24"/>
         </w:rPr>
         <w:fldChar w:fldCharType="begin"/>
@@ -7356,6 +7447,7 @@
         <w:rPr>
           <w:i/>
           <w:iCs/>
+          <w:color w:val="0E2841" w:themeColor="text2"/>
           <w:sz w:val="24"/>
         </w:rPr>
         <w:instrText xml:space="preserve"> SEQ Tablo \* ARABIC </w:instrText>
@@ -7364,6 +7456,7 @@
         <w:rPr>
           <w:i/>
           <w:iCs/>
+          <w:color w:val="0E2841" w:themeColor="text2"/>
           <w:sz w:val="24"/>
         </w:rPr>
         <w:fldChar w:fldCharType="separate"/>
@@ -7373,6 +7466,7 @@
           <w:i/>
           <w:iCs/>
           <w:noProof/>
+          <w:color w:val="0E2841" w:themeColor="text2"/>
           <w:sz w:val="24"/>
         </w:rPr>
         <w:t>4</w:t>
@@ -7381,6 +7475,7 @@
         <w:rPr>
           <w:i/>
           <w:iCs/>
+          <w:color w:val="0E2841" w:themeColor="text2"/>
           <w:sz w:val="24"/>
         </w:rPr>
         <w:fldChar w:fldCharType="end"/>
@@ -7389,6 +7484,7 @@
         <w:rPr>
           <w:i/>
           <w:iCs/>
+          <w:color w:val="0E2841" w:themeColor="text2"/>
           <w:sz w:val="24"/>
         </w:rPr>
         <w:t>:</w:t>
@@ -7397,6 +7493,7 @@
         <w:rPr>
           <w:i/>
           <w:iCs/>
+          <w:color w:val="0E2841" w:themeColor="text2"/>
           <w:sz w:val="24"/>
         </w:rPr>
         <w:t xml:space="preserve">Hiperparametre </w:t>
@@ -7405,6 +7502,7 @@
         <w:rPr>
           <w:i/>
           <w:iCs/>
+          <w:color w:val="0E2841" w:themeColor="text2"/>
           <w:sz w:val="24"/>
         </w:rPr>
         <w:t>Optimizasyon</w:t>
@@ -7413,6 +7511,7 @@
         <w:rPr>
           <w:i/>
           <w:iCs/>
+          <w:color w:val="0E2841" w:themeColor="text2"/>
           <w:sz w:val="24"/>
         </w:rPr>
         <w:t>u</w:t>
@@ -8223,13 +8322,7 @@
         <w:rPr>
           <w:sz w:val="24"/>
         </w:rPr>
-        <w:t xml:space="preserve"> CV) mimarisi ile değerlendirilmiştir. Tüm önişleme ve dengesizlik giderme süreçleri, hazır kütüphaneler yerine</w:t>
-      </w:r>
-      <w:r>
-        <w:rPr>
-          <w:sz w:val="24"/>
-        </w:rPr>
-        <w:t> özel olarak kodlanmış sızdırmaz bir Cross-</w:t>
+        <w:t xml:space="preserve"> CV) mimarisi ile değerlendirilmiştir. Tüm önişleme ve dengesizlik giderme süreçleri, hazır kütüphaneler yerine özel olarak kodlanmış sızdırmaz bir Cross-</w:t>
       </w:r>
       <w:proofErr w:type="spellStart"/>
       <w:r>
@@ -8243,13 +8336,7 @@
         <w:rPr>
           <w:sz w:val="24"/>
         </w:rPr>
-        <w:t xml:space="preserve"> döngüsü </w:t>
-      </w:r>
-      <w:r>
-        <w:rPr>
-          <w:sz w:val="24"/>
-        </w:rPr>
-        <w:t xml:space="preserve">kullanılarak her katmanda manuel izole edilmiş; bu sayede veri sızıntısı (data </w:t>
+        <w:t xml:space="preserve"> döngüsü kullanılarak her katmanda manuel izole edilmiş; bu sayede veri sızıntısı (data </w:t>
       </w:r>
       <w:proofErr w:type="spellStart"/>
       <w:r>
@@ -8263,27 +8350,19 @@
         <w:rPr>
           <w:sz w:val="24"/>
         </w:rPr>
-        <w:t xml:space="preserve">) kesin olarak </w:t>
-      </w:r>
-      <w:proofErr w:type="gramStart"/>
-      <w:r>
-        <w:rPr>
-          <w:sz w:val="24"/>
-        </w:rPr>
-        <w:t>engellenmiştir</w:t>
-      </w:r>
-      <w:r>
-        <w:rPr>
-          <w:sz w:val="24"/>
-        </w:rPr>
-        <w:t>[</w:t>
-      </w:r>
-      <w:proofErr w:type="gramEnd"/>
-      <w:r>
-        <w:rPr>
-          <w:sz w:val="24"/>
-        </w:rPr>
-        <w:t>22].</w:t>
+        <w:t>) kesin olarak engellenmiştir</w:t>
+      </w:r>
+      <w:r>
+        <w:rPr>
+          <w:sz w:val="24"/>
+        </w:rPr>
+        <w:t xml:space="preserve"> </w:t>
+      </w:r>
+      <w:r>
+        <w:rPr>
+          <w:sz w:val="24"/>
+        </w:rPr>
+        <w:t>[22].</w:t>
       </w:r>
     </w:p>
     <w:p>
@@ -8907,7 +8986,23 @@
         <w:rPr>
           <w:sz w:val="24"/>
         </w:rPr>
-        <w:t>Sınıf dengesizliği ve medikal risk maliyetleri göz önünde bulundurularak, standart 0.5 olasılık eşiği terk edilmiştir. Patojenik bir varyantın "zararsız" (</w:t>
+        <w:t>Sınıf dengesizliği ve medikal risk maliyetleri göz önünde bulundurularak, standart 0.5 olasılık eşiği terk edilmiştir. Modelin genel ayrıştırma kapasitesini maksimize etmek (MCC optimizasyonu) amacıyla optimum eşik </w:t>
+      </w:r>
+      <w:proofErr w:type="gramStart"/>
+      <w:r>
+        <w:rPr>
+          <w:b/>
+          <w:bCs/>
+          <w:sz w:val="24"/>
+        </w:rPr>
+        <w:t>0.56</w:t>
+      </w:r>
+      <w:proofErr w:type="gramEnd"/>
+      <w:r>
+        <w:rPr>
+          <w:sz w:val="24"/>
+        </w:rPr>
+        <w:t> olarak hesaplanmıştır. Ancak patojenik bir varyantın "zararsız" (</w:t>
       </w:r>
       <w:proofErr w:type="spellStart"/>
       <w:r>
@@ -8935,49 +9030,21 @@
         <w:rPr>
           <w:sz w:val="24"/>
         </w:rPr>
-        <w:t xml:space="preserve">) dengesi gözetilerek 0.20 optimal karar eşiği </w:t>
-      </w:r>
-      <w:proofErr w:type="gramStart"/>
-      <w:r>
-        <w:rPr>
-          <w:sz w:val="24"/>
-        </w:rPr>
-        <w:t>belirlenmiştir  [</w:t>
-      </w:r>
-      <w:proofErr w:type="gramEnd"/>
-      <w:r>
-        <w:rPr>
-          <w:sz w:val="24"/>
-        </w:rPr>
-        <w:t>10</w:t>
-      </w:r>
-      <w:proofErr w:type="gramStart"/>
-      <w:r>
-        <w:rPr>
-          <w:sz w:val="24"/>
-        </w:rPr>
-        <w:t>].Bu</w:t>
-      </w:r>
-      <w:proofErr w:type="gramEnd"/>
-      <w:r>
-        <w:rPr>
-          <w:sz w:val="24"/>
-        </w:rPr>
-        <w:t xml:space="preserve"> dinamik yaklaşım ile modelin varyantları gözden kaçırma riski </w:t>
-      </w:r>
-      <w:proofErr w:type="gramStart"/>
-      <w:r>
-        <w:rPr>
-          <w:sz w:val="24"/>
-        </w:rPr>
-        <w:t>( FN</w:t>
-      </w:r>
-      <w:proofErr w:type="gramEnd"/>
-      <w:r>
-        <w:rPr>
-          <w:sz w:val="24"/>
-        </w:rPr>
-        <w:t>) minimize edilmiş ve sistem klinik kullanıma uygun güvenli çalışma noktasına çekilmiştir.</w:t>
+        <w:t>) dengesi gözetilerek klinik kullanıma uygun güvenli çalışma eşiği </w:t>
+      </w:r>
+      <w:r>
+        <w:rPr>
+          <w:b/>
+          <w:bCs/>
+          <w:sz w:val="24"/>
+        </w:rPr>
+        <w:t>0.20-0.25</w:t>
+      </w:r>
+      <w:r>
+        <w:rPr>
+          <w:sz w:val="24"/>
+        </w:rPr>
+        <w:t> aralığına çekilmiştir [10]. Bu ikili dinamik yaklaşım ile hem model başarısı korunmuş hem de varyantları gözden kaçırma riski (FN) minimize edilmiştir.</w:t>
       </w:r>
     </w:p>
     <w:p>
@@ -9178,9 +9245,9 @@
           <w:sz w:val="24"/>
         </w:rPr>
         <w:drawing>
-          <wp:inline distT="0" distB="0" distL="0" distR="0" wp14:anchorId="64090BF4" wp14:editId="70F7B1E1">
-            <wp:extent cx="5653479" cy="2828925"/>
-            <wp:effectExtent l="0" t="0" r="4445" b="0"/>
+          <wp:inline distT="0" distB="0" distL="0" distR="0" wp14:anchorId="64090BF4" wp14:editId="27BCE0E9">
+            <wp:extent cx="4810125" cy="2406922"/>
+            <wp:effectExtent l="0" t="0" r="0" b="0"/>
             <wp:docPr id="812796602" name="Picture 9"/>
             <wp:cNvGraphicFramePr>
               <a:graphicFrameLocks xmlns:a="http://schemas.openxmlformats.org/drawingml/2006/main" noChangeAspect="1"/>
@@ -9210,7 +9277,7 @@
                   <pic:spPr bwMode="auto">
                     <a:xfrm>
                       <a:off x="0" y="0"/>
-                      <a:ext cx="5682507" cy="2843450"/>
+                      <a:ext cx="4845064" cy="2424405"/>
                     </a:xfrm>
                     <a:prstGeom prst="rect">
                       <a:avLst/>
@@ -9292,7 +9359,7 @@
           <w:sz w:val="24"/>
           <w:szCs w:val="24"/>
         </w:rPr>
-        <w:t>Versiyon Bazlı Model Karşılaştırması)</w:t>
+        <w:t>Versiyon Bazlı Model Karşılaştırması</w:t>
       </w:r>
     </w:p>
     <w:p>
@@ -9357,15 +9424,6 @@
         </w:rPr>
         <w:t>r.</w:t>
       </w:r>
-    </w:p>
-    <w:p>
-      <w:pPr>
-        <w:spacing w:line="276" w:lineRule="auto"/>
-        <w:jc w:val="both"/>
-        <w:rPr>
-          <w:sz w:val="24"/>
-        </w:rPr>
-      </w:pPr>
     </w:p>
     <w:p>
       <w:pPr>
@@ -9383,6 +9441,7 @@
           <w:sz w:val="24"/>
           <w:szCs w:val="24"/>
         </w:rPr>
+        <w:lastRenderedPageBreak/>
         <w:t xml:space="preserve">Tablo </w:t>
       </w:r>
       <w:r>
@@ -10999,19 +11058,7 @@
         <w:rPr>
           <w:sz w:val="24"/>
         </w:rPr>
-        <w:t xml:space="preserve"> MCC=0.5915).</w:t>
-      </w:r>
-      <w:r>
-        <w:rPr>
-          <w:sz w:val="24"/>
-        </w:rPr>
-        <w:t xml:space="preserve"> </w:t>
-      </w:r>
-      <w:r>
-        <w:rPr>
-          <w:sz w:val="24"/>
-        </w:rPr>
-        <w:t xml:space="preserve">Bu sonuçlar, </w:t>
+        <w:t xml:space="preserve"> MCC=0.5915). Bu sonuçlar, </w:t>
       </w:r>
       <w:proofErr w:type="spellStart"/>
       <w:r>
@@ -11053,48 +11100,26 @@
           <w:sz w:val="24"/>
           <w:szCs w:val="24"/>
         </w:rPr>
-        <w:t>3.</w:t>
-      </w:r>
-      <w:r>
-        <w:rPr>
-          <w:rFonts w:ascii="Aptos" w:hAnsi="Aptos"/>
+        <w:t>3.2 V9 Modeli Alt Grup Bazlı Performans Analizi</w:t>
+      </w:r>
+    </w:p>
+    <w:p>
+      <w:pPr>
+        <w:spacing w:line="276" w:lineRule="auto"/>
+        <w:jc w:val="both"/>
+        <w:rPr>
           <w:b/>
           <w:bCs/>
           <w:color w:val="000000" w:themeColor="text1"/>
           <w:sz w:val="24"/>
-          <w:szCs w:val="24"/>
-        </w:rPr>
-        <w:t>2</w:t>
-      </w:r>
-      <w:r>
-        <w:rPr>
-          <w:rFonts w:ascii="Aptos" w:hAnsi="Aptos"/>
-          <w:b/>
-          <w:bCs/>
-          <w:color w:val="000000" w:themeColor="text1"/>
-          <w:sz w:val="24"/>
-          <w:szCs w:val="24"/>
-        </w:rPr>
-        <w:t xml:space="preserve"> V9 Modeli Alt Grup Bazlı Performans Analizi</w:t>
-      </w:r>
+        </w:rPr>
+      </w:pPr>
     </w:p>
     <w:p>
       <w:pPr>
+        <w:keepNext/>
         <w:spacing w:line="276" w:lineRule="auto"/>
         <w:jc w:val="both"/>
-        <w:rPr>
-          <w:b/>
-          <w:bCs/>
-          <w:color w:val="000000" w:themeColor="text1"/>
-          <w:sz w:val="24"/>
-        </w:rPr>
-      </w:pPr>
-    </w:p>
-    <w:p>
-      <w:pPr>
-        <w:keepNext/>
-        <w:spacing w:line="276" w:lineRule="auto"/>
-        <w:jc w:val="center"/>
       </w:pPr>
       <w:r>
         <w:rPr>
@@ -11102,9 +11127,9 @@
           <w:sz w:val="24"/>
         </w:rPr>
         <w:drawing>
-          <wp:inline distT="0" distB="0" distL="0" distR="0" wp14:anchorId="138D2D62" wp14:editId="63989E24">
-            <wp:extent cx="5316172" cy="3190875"/>
-            <wp:effectExtent l="0" t="0" r="0" b="0"/>
+          <wp:inline distT="0" distB="0" distL="0" distR="0" wp14:anchorId="138D2D62" wp14:editId="66C17BF2">
+            <wp:extent cx="5228892" cy="3138488"/>
+            <wp:effectExtent l="0" t="0" r="0" b="5080"/>
             <wp:docPr id="910574603" name="Picture 10"/>
             <wp:cNvGraphicFramePr>
               <a:graphicFrameLocks xmlns:a="http://schemas.openxmlformats.org/drawingml/2006/main" noChangeAspect="1"/>
@@ -11134,7 +11159,7 @@
                   <pic:spPr bwMode="auto">
                     <a:xfrm>
                       <a:off x="0" y="0"/>
-                      <a:ext cx="5330976" cy="3199760"/>
+                      <a:ext cx="5261870" cy="3158282"/>
                     </a:xfrm>
                     <a:prstGeom prst="rect">
                       <a:avLst/>
@@ -11154,7 +11179,7 @@
     <w:p>
       <w:pPr>
         <w:pStyle w:val="Caption"/>
-        <w:jc w:val="center"/>
+        <w:jc w:val="both"/>
         <w:rPr>
           <w:sz w:val="24"/>
         </w:rPr>
@@ -11181,10 +11206,7 @@
         <w:fldChar w:fldCharType="end"/>
       </w:r>
       <w:r>
-        <w:t>:</w:t>
-      </w:r>
-      <w:r>
-        <w:t xml:space="preserve"> V9 Modeli — Alt Grup Bazında Performans Analizi (MASTER, KANSER, PAH, CFTR)</w:t>
+        <w:t>: V9 Modeli — Alt Grup Bazında Performans Analizi (MASTER, KANSER, PAH, CFTR)</w:t>
       </w:r>
     </w:p>
     <w:p>
@@ -11192,15 +11214,14 @@
         <w:spacing w:line="276" w:lineRule="auto"/>
         <w:jc w:val="both"/>
         <w:rPr>
-          <w:iCs/>
-          <w:sz w:val="24"/>
-        </w:rPr>
-      </w:pPr>
-      <w:r>
-        <w:rPr>
-          <w:sz w:val="24"/>
-        </w:rPr>
-        <w:t>V9 modelinin dört farklı veri alt grubunda elde ettiği F1 Skoru, MCC ve PR-AUC değerleri. </w:t>
+          <w:sz w:val="24"/>
+        </w:rPr>
+      </w:pPr>
+      <w:r>
+        <w:rPr>
+          <w:sz w:val="24"/>
+        </w:rPr>
+        <w:t>V9 modelinin dört farklı veri alt grubunda elde ettiği F1 Skoru, MCC ve PR-AUC değerleri. Yeni eklenen özelliklerle birlikte</w:t>
       </w:r>
       <w:r>
         <w:rPr>
@@ -11208,28 +11229,245 @@
           <w:bCs/>
           <w:sz w:val="24"/>
         </w:rPr>
-        <w:t>Yeni eklenen özelliklerle birlikte KANSER grubunda en yüksek MCC (0.7169) elde edilmiştir (CFTR MCC=0.6561). PAH grubunun görece düşük MCC değeri (0.5399)</w:t>
-      </w:r>
-      <w:r>
-        <w:rPr>
-          <w:sz w:val="24"/>
-        </w:rPr>
-        <w:t xml:space="preserve"> heterojen sınıf yapısından kaynaklanmaktadır. Her alt grup için ayrı eşik </w:t>
-      </w:r>
-      <w:r>
-        <w:rPr>
+        <w:t xml:space="preserve"> KANSER </w:t>
+      </w:r>
+      <w:r>
+        <w:rPr>
+          <w:sz w:val="24"/>
+        </w:rPr>
+        <w:t>grubunda en yüksek</w:t>
+      </w:r>
+      <w:r>
+        <w:rPr>
+          <w:b/>
+          <w:bCs/>
+          <w:sz w:val="24"/>
+        </w:rPr>
+        <w:t xml:space="preserve"> MCC (0.7169) </w:t>
+      </w:r>
+      <w:r>
+        <w:rPr>
+          <w:sz w:val="24"/>
+        </w:rPr>
+        <w:t>elde edilmiştir</w:t>
+      </w:r>
+      <w:r>
+        <w:rPr>
+          <w:b/>
+          <w:bCs/>
+          <w:sz w:val="24"/>
+        </w:rPr>
+        <w:t xml:space="preserve"> (CFTR MCC=0.6561). </w:t>
+      </w:r>
+      <w:r>
+        <w:rPr>
+          <w:sz w:val="24"/>
+        </w:rPr>
+        <w:t>PAH grubunun görece düşük</w:t>
+      </w:r>
+      <w:r>
+        <w:rPr>
+          <w:b/>
+          <w:bCs/>
+          <w:sz w:val="24"/>
+        </w:rPr>
+        <w:t xml:space="preserve"> MCC </w:t>
+      </w:r>
+      <w:r>
+        <w:rPr>
+          <w:sz w:val="24"/>
+        </w:rPr>
+        <w:t>değeri</w:t>
+      </w:r>
+      <w:r>
+        <w:rPr>
+          <w:b/>
+          <w:bCs/>
+          <w:sz w:val="24"/>
+        </w:rPr>
+        <w:t xml:space="preserve"> (0.5399)</w:t>
+      </w:r>
+      <w:r>
+        <w:rPr>
+          <w:sz w:val="24"/>
+        </w:rPr>
+        <w:t xml:space="preserve"> heterojen sınıf yapısından kaynaklanmaktadır. </w:t>
+      </w:r>
+    </w:p>
+    <w:p>
+      <w:pPr>
+        <w:spacing w:line="276" w:lineRule="auto"/>
+        <w:jc w:val="both"/>
+        <w:rPr>
+          <w:iCs/>
+          <w:sz w:val="24"/>
+        </w:rPr>
+      </w:pPr>
+      <w:r>
+        <w:rPr>
+          <w:noProof/>
           <w:sz w:val="24"/>
         </w:rPr>
         <w:lastRenderedPageBreak/>
-        <w:t xml:space="preserve">optimizasyonu </w:t>
+        <w:drawing>
+          <wp:anchor distT="0" distB="0" distL="114300" distR="114300" simplePos="0" relativeHeight="251662344" behindDoc="0" locked="0" layoutInCell="1" allowOverlap="1" wp14:anchorId="17AA47F0" wp14:editId="48FA4F40">
+            <wp:simplePos x="0" y="0"/>
+            <wp:positionH relativeFrom="margin">
+              <wp:align>right</wp:align>
+            </wp:positionH>
+            <wp:positionV relativeFrom="paragraph">
+              <wp:posOffset>317</wp:posOffset>
+            </wp:positionV>
+            <wp:extent cx="2305050" cy="2305050"/>
+            <wp:effectExtent l="0" t="0" r="0" b="0"/>
+            <wp:wrapSquare wrapText="bothSides"/>
+            <wp:docPr id="983471166" name="Picture 11"/>
+            <wp:cNvGraphicFramePr>
+              <a:graphicFrameLocks xmlns:a="http://schemas.openxmlformats.org/drawingml/2006/main" noChangeAspect="1"/>
+            </wp:cNvGraphicFramePr>
+            <a:graphic xmlns:a="http://schemas.openxmlformats.org/drawingml/2006/main">
+              <a:graphicData uri="http://schemas.openxmlformats.org/drawingml/2006/picture">
+                <pic:pic xmlns:pic="http://schemas.openxmlformats.org/drawingml/2006/picture">
+                  <pic:nvPicPr>
+                    <pic:cNvPr id="0" name="Picture 6"/>
+                    <pic:cNvPicPr>
+                      <a:picLocks noChangeAspect="1" noChangeArrowheads="1"/>
+                    </pic:cNvPicPr>
+                  </pic:nvPicPr>
+                  <pic:blipFill>
+                    <a:blip r:embed="rId12" cstate="print">
+                      <a:extLst>
+                        <a:ext uri="{28A0092B-C50C-407E-A947-70E740481C1C}">
+                          <a14:useLocalDpi xmlns:a14="http://schemas.microsoft.com/office/drawing/2010/main" val="0"/>
+                        </a:ext>
+                      </a:extLst>
+                    </a:blip>
+                    <a:srcRect/>
+                    <a:stretch>
+                      <a:fillRect/>
+                    </a:stretch>
+                  </pic:blipFill>
+                  <pic:spPr bwMode="auto">
+                    <a:xfrm>
+                      <a:off x="0" y="0"/>
+                      <a:ext cx="2305050" cy="2305050"/>
+                    </a:xfrm>
+                    <a:prstGeom prst="rect">
+                      <a:avLst/>
+                    </a:prstGeom>
+                    <a:noFill/>
+                    <a:ln>
+                      <a:noFill/>
+                    </a:ln>
+                  </pic:spPr>
+                </pic:pic>
+              </a:graphicData>
+            </a:graphic>
+            <wp14:sizeRelH relativeFrom="margin">
+              <wp14:pctWidth>0</wp14:pctWidth>
+            </wp14:sizeRelH>
+            <wp14:sizeRelV relativeFrom="margin">
+              <wp14:pctHeight>0</wp14:pctHeight>
+            </wp14:sizeRelV>
+          </wp:anchor>
+        </w:drawing>
+      </w:r>
+      <w:r>
+        <w:rPr>
+          <w:sz w:val="24"/>
+        </w:rPr>
+        <w:t>Her alt grup için ayrı eşik optimizasyonu uygulanmıştır.</w:t>
+      </w:r>
+      <w:r>
+        <w:rPr>
+          <w:sz w:val="24"/>
+        </w:rPr>
+        <w:t xml:space="preserve"> </w:t>
+      </w:r>
+      <w:r>
+        <w:rPr>
+          <w:iCs/>
+          <w:sz w:val="24"/>
+        </w:rPr>
+        <w:t xml:space="preserve">MASTER, KANSER, PAH ve CFTR alt gruplarının F1, MCC, PR-AUC, ROC-AUC ve </w:t>
       </w:r>
       <w:proofErr w:type="spellStart"/>
       <w:r>
         <w:rPr>
-          <w:sz w:val="24"/>
-        </w:rPr>
-        <w:t>uygulanmıştır.</w:t>
-      </w:r>
+          <w:iCs/>
+          <w:sz w:val="24"/>
+        </w:rPr>
+        <w:t>Recall</w:t>
+      </w:r>
+      <w:proofErr w:type="spellEnd"/>
+      <w:r>
+        <w:rPr>
+          <w:iCs/>
+          <w:sz w:val="24"/>
+        </w:rPr>
+        <w:t xml:space="preserve"> boyutlarındaki performansı radar grafiğiyle sunulmaktadır. CFTR grubunun en geniş alana sahip olması bu gruptaki model tutarlılığını; </w:t>
+      </w:r>
+      <w:proofErr w:type="spellStart"/>
+      <w:r>
+        <w:rPr>
+          <w:iCs/>
+          <w:sz w:val="24"/>
+        </w:rPr>
+        <w:t>PAH'ın</w:t>
+      </w:r>
+      <w:proofErr w:type="spellEnd"/>
+      <w:r>
+        <w:rPr>
+          <w:iCs/>
+          <w:sz w:val="24"/>
+        </w:rPr>
+        <w:t xml:space="preserve"> görece küçük alanı ise ROC-</w:t>
+      </w:r>
+      <w:proofErr w:type="spellStart"/>
+      <w:r>
+        <w:rPr>
+          <w:iCs/>
+          <w:sz w:val="24"/>
+        </w:rPr>
+        <w:t>AUC'daki</w:t>
+      </w:r>
+      <w:proofErr w:type="spellEnd"/>
+      <w:r>
+        <w:rPr>
+          <w:iCs/>
+          <w:sz w:val="24"/>
+        </w:rPr>
+        <w:t xml:space="preserve"> düşüklüğü yansıtmaktadır.</w:t>
+      </w:r>
+    </w:p>
+    <w:p>
+      <w:pPr>
+        <w:spacing w:line="276" w:lineRule="auto"/>
+        <w:jc w:val="both"/>
+        <w:rPr>
+          <w:sz w:val="24"/>
+        </w:rPr>
+      </w:pPr>
+    </w:p>
+    <w:p>
+      <w:pPr>
+        <w:spacing w:line="276" w:lineRule="auto"/>
+        <w:jc w:val="both"/>
+        <w:rPr>
+          <w:iCs/>
+          <w:sz w:val="24"/>
+        </w:rPr>
+      </w:pPr>
+    </w:p>
+    <w:p>
+      <w:pPr>
+        <w:spacing w:line="276" w:lineRule="auto"/>
+        <w:jc w:val="both"/>
+        <w:rPr>
+          <w:iCs/>
+          <w:sz w:val="24"/>
+        </w:rPr>
+      </w:pPr>
       <w:r>
         <w:rPr>
           <w:noProof/>
@@ -11237,13 +11475,13 @@
         <mc:AlternateContent>
           <mc:Choice Requires="wps">
             <w:drawing>
-              <wp:anchor distT="0" distB="0" distL="114300" distR="114300" simplePos="0" relativeHeight="251664392" behindDoc="0" locked="0" layoutInCell="1" allowOverlap="1" wp14:anchorId="0A838E05" wp14:editId="1FE3308E">
+              <wp:anchor distT="0" distB="0" distL="114300" distR="114300" simplePos="0" relativeHeight="251664392" behindDoc="0" locked="0" layoutInCell="1" allowOverlap="1" wp14:anchorId="0A838E05" wp14:editId="0896C370">
                 <wp:simplePos x="0" y="0"/>
                 <wp:positionH relativeFrom="column">
-                  <wp:posOffset>3814445</wp:posOffset>
+                  <wp:posOffset>3580765</wp:posOffset>
                 </wp:positionH>
                 <wp:positionV relativeFrom="paragraph">
-                  <wp:posOffset>2004695</wp:posOffset>
+                  <wp:posOffset>3492</wp:posOffset>
                 </wp:positionV>
                 <wp:extent cx="1947545" cy="635"/>
                 <wp:effectExtent l="0" t="0" r="0" b="0"/>
@@ -11322,7 +11560,7 @@
           </mc:Choice>
           <mc:Fallback>
             <w:pict>
-              <v:shape w14:anchorId="0A838E05" id="_x0000_s1028" type="#_x0000_t202" style="position:absolute;left:0;text-align:left;margin-left:300.35pt;margin-top:157.85pt;width:153.35pt;height:.05pt;z-index:251664392;visibility:visible;mso-wrap-style:square;mso-wrap-distance-left:9pt;mso-wrap-distance-top:0;mso-wrap-distance-right:9pt;mso-wrap-distance-bottom:0;mso-position-horizontal:absolute;mso-position-horizontal-relative:text;mso-position-vertical:absolute;mso-position-vertical-relative:text;v-text-anchor:top" o:gfxdata="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" stroked="f">
+              <v:shape w14:anchorId="0A838E05" id="_x0000_s1028" type="#_x0000_t202" style="position:absolute;left:0;text-align:left;margin-left:281.95pt;margin-top:.25pt;width:153.35pt;height:.05pt;z-index:251664392;visibility:visible;mso-wrap-style:square;mso-wrap-distance-left:9pt;mso-wrap-distance-top:0;mso-wrap-distance-right:9pt;mso-wrap-distance-bottom:0;mso-position-horizontal:absolute;mso-position-horizontal-relative:text;mso-position-vertical:absolute;mso-position-vertical-relative:text;v-text-anchor:top" o:gfxdata="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" stroked="f">
                 <v:textbox style="mso-fit-shape-to-text:t" inset="0,0,0,0">
                   <w:txbxContent>
                     <w:p>
@@ -11368,166 +11606,6 @@
           </mc:Fallback>
         </mc:AlternateContent>
       </w:r>
-      <w:r>
-        <w:rPr>
-          <w:noProof/>
-          <w:sz w:val="24"/>
-        </w:rPr>
-        <w:drawing>
-          <wp:anchor distT="0" distB="0" distL="114300" distR="114300" simplePos="0" relativeHeight="251662344" behindDoc="0" locked="0" layoutInCell="1" allowOverlap="1" wp14:anchorId="17AA47F0" wp14:editId="5119BDF1">
-            <wp:simplePos x="0" y="0"/>
-            <wp:positionH relativeFrom="column">
-              <wp:posOffset>3814445</wp:posOffset>
-            </wp:positionH>
-            <wp:positionV relativeFrom="paragraph">
-              <wp:posOffset>317</wp:posOffset>
-            </wp:positionV>
-            <wp:extent cx="1947863" cy="1947863"/>
-            <wp:effectExtent l="0" t="0" r="0" b="0"/>
-            <wp:wrapSquare wrapText="bothSides"/>
-            <wp:docPr id="983471166" name="Picture 11"/>
-            <wp:cNvGraphicFramePr>
-              <a:graphicFrameLocks xmlns:a="http://schemas.openxmlformats.org/drawingml/2006/main" noChangeAspect="1"/>
-            </wp:cNvGraphicFramePr>
-            <a:graphic xmlns:a="http://schemas.openxmlformats.org/drawingml/2006/main">
-              <a:graphicData uri="http://schemas.openxmlformats.org/drawingml/2006/picture">
-                <pic:pic xmlns:pic="http://schemas.openxmlformats.org/drawingml/2006/picture">
-                  <pic:nvPicPr>
-                    <pic:cNvPr id="0" name="Picture 6"/>
-                    <pic:cNvPicPr>
-                      <a:picLocks noChangeAspect="1" noChangeArrowheads="1"/>
-                    </pic:cNvPicPr>
-                  </pic:nvPicPr>
-                  <pic:blipFill>
-                    <a:blip r:embed="rId12" cstate="print">
-                      <a:extLst>
-                        <a:ext uri="{28A0092B-C50C-407E-A947-70E740481C1C}">
-                          <a14:useLocalDpi xmlns:a14="http://schemas.microsoft.com/office/drawing/2010/main" val="0"/>
-                        </a:ext>
-                      </a:extLst>
-                    </a:blip>
-                    <a:srcRect/>
-                    <a:stretch>
-                      <a:fillRect/>
-                    </a:stretch>
-                  </pic:blipFill>
-                  <pic:spPr bwMode="auto">
-                    <a:xfrm>
-                      <a:off x="0" y="0"/>
-                      <a:ext cx="1948181" cy="1948181"/>
-                    </a:xfrm>
-                    <a:prstGeom prst="rect">
-                      <a:avLst/>
-                    </a:prstGeom>
-                    <a:noFill/>
-                    <a:ln>
-                      <a:noFill/>
-                    </a:ln>
-                  </pic:spPr>
-                </pic:pic>
-              </a:graphicData>
-            </a:graphic>
-            <wp14:sizeRelH relativeFrom="margin">
-              <wp14:pctWidth>0</wp14:pctWidth>
-            </wp14:sizeRelH>
-            <wp14:sizeRelV relativeFrom="margin">
-              <wp14:pctHeight>0</wp14:pctHeight>
-            </wp14:sizeRelV>
-          </wp:anchor>
-        </w:drawing>
-      </w:r>
-      <w:r>
-        <w:rPr>
-          <w:iCs/>
-          <w:sz w:val="24"/>
-        </w:rPr>
-        <w:t>MASTER</w:t>
-      </w:r>
-      <w:proofErr w:type="spellEnd"/>
-      <w:r>
-        <w:rPr>
-          <w:iCs/>
-          <w:sz w:val="24"/>
-        </w:rPr>
-        <w:t xml:space="preserve">, KANSER, PAH ve CFTR alt gruplarının F1, MCC, PR-AUC, ROC-AUC ve </w:t>
-      </w:r>
-      <w:proofErr w:type="spellStart"/>
-      <w:r>
-        <w:rPr>
-          <w:iCs/>
-          <w:sz w:val="24"/>
-        </w:rPr>
-        <w:t>Recall</w:t>
-      </w:r>
-      <w:proofErr w:type="spellEnd"/>
-      <w:r>
-        <w:rPr>
-          <w:iCs/>
-          <w:sz w:val="24"/>
-        </w:rPr>
-        <w:t xml:space="preserve"> boyutlarındaki performansı radar grafiğiyle sunulmaktadır. CFTR grubunun en geniş alana sahip olması bu gruptaki model tutarlılığını; </w:t>
-      </w:r>
-      <w:proofErr w:type="spellStart"/>
-      <w:r>
-        <w:rPr>
-          <w:iCs/>
-          <w:sz w:val="24"/>
-        </w:rPr>
-        <w:t>PAH'ın</w:t>
-      </w:r>
-      <w:proofErr w:type="spellEnd"/>
-      <w:r>
-        <w:rPr>
-          <w:iCs/>
-          <w:sz w:val="24"/>
-        </w:rPr>
-        <w:t xml:space="preserve"> görece küçük alanı ise ROC-</w:t>
-      </w:r>
-      <w:proofErr w:type="spellStart"/>
-      <w:r>
-        <w:rPr>
-          <w:iCs/>
-          <w:sz w:val="24"/>
-        </w:rPr>
-        <w:t>AUC'daki</w:t>
-      </w:r>
-      <w:proofErr w:type="spellEnd"/>
-      <w:r>
-        <w:rPr>
-          <w:iCs/>
-          <w:sz w:val="24"/>
-        </w:rPr>
-        <w:t xml:space="preserve"> düşüklüğü yansıtmaktadır.</w:t>
-      </w:r>
-    </w:p>
-    <w:p>
-      <w:pPr>
-        <w:spacing w:line="276" w:lineRule="auto"/>
-        <w:jc w:val="both"/>
-        <w:rPr>
-          <w:sz w:val="24"/>
-        </w:rPr>
-      </w:pPr>
-    </w:p>
-    <w:p>
-      <w:pPr>
-        <w:spacing w:line="276" w:lineRule="auto"/>
-        <w:jc w:val="both"/>
-        <w:rPr>
-          <w:iCs/>
-          <w:sz w:val="24"/>
-        </w:rPr>
-      </w:pPr>
-    </w:p>
-    <w:p>
-      <w:pPr>
-        <w:spacing w:line="276" w:lineRule="auto"/>
-        <w:jc w:val="both"/>
-        <w:rPr>
-          <w:iCs/>
-          <w:sz w:val="24"/>
-        </w:rPr>
-      </w:pPr>
     </w:p>
     <w:p>
       <w:pPr>
@@ -11582,6 +11660,7 @@
       <w:pPr>
         <w:keepNext/>
         <w:spacing w:line="276" w:lineRule="auto"/>
+        <w:jc w:val="center"/>
       </w:pPr>
       <w:r>
         <w:rPr>
@@ -11589,9 +11668,9 @@
           <w:sz w:val="24"/>
         </w:rPr>
         <w:drawing>
-          <wp:inline distT="0" distB="0" distL="0" distR="0" wp14:anchorId="79BA7F83" wp14:editId="1E0C18A2">
-            <wp:extent cx="3775166" cy="2265098"/>
-            <wp:effectExtent l="0" t="0" r="0" b="1905"/>
+          <wp:inline distT="0" distB="0" distL="0" distR="0" wp14:anchorId="79BA7F83" wp14:editId="59F89F3A">
+            <wp:extent cx="4205287" cy="2523172"/>
+            <wp:effectExtent l="0" t="0" r="5080" b="0"/>
             <wp:docPr id="499106551" name="Picture 12"/>
             <wp:cNvGraphicFramePr>
               <a:graphicFrameLocks xmlns:a="http://schemas.openxmlformats.org/drawingml/2006/main" noChangeAspect="1"/>
@@ -11621,7 +11700,7 @@
                   <pic:spPr bwMode="auto">
                     <a:xfrm>
                       <a:off x="0" y="0"/>
-                      <a:ext cx="3790680" cy="2274407"/>
+                      <a:ext cx="4247294" cy="2548376"/>
                     </a:xfrm>
                     <a:prstGeom prst="rect">
                       <a:avLst/>
@@ -11641,6 +11720,7 @@
     <w:p>
       <w:pPr>
         <w:pStyle w:val="Caption"/>
+        <w:jc w:val="center"/>
       </w:pPr>
       <w:r>
         <w:t xml:space="preserve">Şekil </w:t>
@@ -11664,10 +11744,7 @@
         <w:fldChar w:fldCharType="end"/>
       </w:r>
       <w:r>
-        <w:t xml:space="preserve">: </w:t>
-      </w:r>
-      <w:r>
-        <w:t xml:space="preserve"> Karar Eşiği (</w:t>
+        <w:t>:  Karar Eşiği (</w:t>
       </w:r>
       <w:proofErr w:type="spellStart"/>
       <w:r>
@@ -11688,102 +11765,18 @@
       </w:pPr>
       <w:r>
         <w:rPr>
-          <w:sz w:val="24"/>
-        </w:rPr>
-        <w:t xml:space="preserve">Farklı karar eşiği değerlerinde F1, Kesinlik, Duyarlılık ve MCC değerlerinin değişimi. Yüksek eşikte kesinlik artarken duyarlılık düşmekte; düşük eşikte ise hasta kaçırma riski azalmaktadır. </w:t>
-      </w:r>
-      <w:r>
-        <w:rPr>
-          <w:i/>
-          <w:iCs/>
-          <w:sz w:val="24"/>
-        </w:rPr>
-        <w:t xml:space="preserve">MCC maksimizasyonu ölçütüyle seçilen optimum eşik </w:t>
-      </w:r>
-      <w:proofErr w:type="gramStart"/>
-      <w:r>
-        <w:rPr>
-          <w:i/>
-          <w:iCs/>
-          <w:sz w:val="24"/>
-        </w:rPr>
-        <w:t>0.56</w:t>
-      </w:r>
-      <w:proofErr w:type="gramEnd"/>
-      <w:r>
-        <w:rPr>
-          <w:i/>
-          <w:iCs/>
-          <w:sz w:val="24"/>
-        </w:rPr>
-        <w:t xml:space="preserve"> olarak belirlenmiştir. Klinik güvenlik önceliklendirildiğinde 0.20–0.25 eşiğinde </w:t>
-      </w:r>
-      <w:proofErr w:type="spellStart"/>
-      <w:r>
-        <w:rPr>
-          <w:i/>
-          <w:iCs/>
-          <w:sz w:val="24"/>
-        </w:rPr>
-        <w:t>Recall</w:t>
-      </w:r>
-      <w:proofErr w:type="spellEnd"/>
-      <w:r>
-        <w:rPr>
-          <w:i/>
-          <w:iCs/>
-          <w:sz w:val="24"/>
-        </w:rPr>
-        <w:t xml:space="preserve"> ≥</w:t>
-      </w:r>
-      <w:proofErr w:type="gramStart"/>
-      <w:r>
-        <w:rPr>
-          <w:i/>
-          <w:iCs/>
-          <w:sz w:val="24"/>
-        </w:rPr>
-        <w:t>%92.7</w:t>
-      </w:r>
-      <w:proofErr w:type="gramEnd"/>
-      <w:r>
-        <w:rPr>
-          <w:i/>
-          <w:iCs/>
-          <w:sz w:val="24"/>
-        </w:rPr>
-        <w:t xml:space="preserve"> sağlanmaktadır.</w:t>
-      </w:r>
-    </w:p>
-    <w:p>
-      <w:pPr>
-        <w:pStyle w:val="Heading2"/>
-        <w:spacing w:line="276" w:lineRule="auto"/>
-        <w:jc w:val="both"/>
-        <w:rPr>
-          <w:rFonts w:ascii="Aptos" w:hAnsi="Aptos"/>
-          <w:b/>
-          <w:bCs/>
-          <w:color w:val="000000" w:themeColor="text1"/>
-          <w:sz w:val="24"/>
-          <w:szCs w:val="24"/>
-        </w:rPr>
-      </w:pPr>
-      <w:bookmarkStart w:id="12" w:name="_Toc233147656"/>
-      <w:r>
-        <w:rPr>
           <w:noProof/>
         </w:rPr>
         <w:drawing>
-          <wp:anchor distT="0" distB="0" distL="114300" distR="114300" simplePos="0" relativeHeight="251665416" behindDoc="0" locked="0" layoutInCell="1" allowOverlap="1" wp14:anchorId="0E2861E0" wp14:editId="2845EFC5">
+          <wp:anchor distT="0" distB="0" distL="114300" distR="114300" simplePos="0" relativeHeight="251665416" behindDoc="0" locked="0" layoutInCell="1" allowOverlap="1" wp14:anchorId="0E2861E0" wp14:editId="0A7933B6">
             <wp:simplePos x="0" y="0"/>
             <wp:positionH relativeFrom="column">
-              <wp:posOffset>3227160</wp:posOffset>
+              <wp:posOffset>3295015</wp:posOffset>
             </wp:positionH>
             <wp:positionV relativeFrom="paragraph">
-              <wp:posOffset>172</wp:posOffset>
+              <wp:posOffset>652145</wp:posOffset>
             </wp:positionV>
-            <wp:extent cx="2565967" cy="2199319"/>
+            <wp:extent cx="2565400" cy="1981200"/>
             <wp:effectExtent l="0" t="0" r="6350" b="0"/>
             <wp:wrapSquare wrapText="bothSides"/>
             <wp:docPr id="1504262981" name="Picture 13"/>
@@ -11815,7 +11808,7 @@
                   <pic:spPr bwMode="auto">
                     <a:xfrm>
                       <a:off x="0" y="0"/>
-                      <a:ext cx="2565967" cy="2199319"/>
+                      <a:ext cx="2565400" cy="1981200"/>
                     </a:xfrm>
                     <a:prstGeom prst="rect">
                       <a:avLst/>
@@ -11828,10 +11821,86 @@
                 </pic:pic>
               </a:graphicData>
             </a:graphic>
+            <wp14:sizeRelV relativeFrom="margin">
+              <wp14:pctHeight>0</wp14:pctHeight>
+            </wp14:sizeRelV>
           </wp:anchor>
         </w:drawing>
       </w:r>
       <w:r>
+        <w:rPr>
+          <w:sz w:val="24"/>
+        </w:rPr>
+        <w:t xml:space="preserve">Farklı karar eşiği değerlerinde F1, Kesinlik, Duyarlılık ve MCC değerlerinin değişimi. Yüksek eşikte kesinlik artarken duyarlılık düşmekte; düşük eşikte ise hasta kaçırma riski azalmaktadır. </w:t>
+      </w:r>
+      <w:r>
+        <w:rPr>
+          <w:i/>
+          <w:iCs/>
+          <w:sz w:val="24"/>
+        </w:rPr>
+        <w:t xml:space="preserve">MCC maksimizasyonu ölçütüyle seçilen optimum eşik </w:t>
+      </w:r>
+      <w:proofErr w:type="gramStart"/>
+      <w:r>
+        <w:rPr>
+          <w:i/>
+          <w:iCs/>
+          <w:sz w:val="24"/>
+        </w:rPr>
+        <w:t>0.56</w:t>
+      </w:r>
+      <w:proofErr w:type="gramEnd"/>
+      <w:r>
+        <w:rPr>
+          <w:i/>
+          <w:iCs/>
+          <w:sz w:val="24"/>
+        </w:rPr>
+        <w:t xml:space="preserve"> olarak belirlenmiştir. Klinik güvenlik önceliklendirildiğinde 0.20–0.25 eşiğinde </w:t>
+      </w:r>
+      <w:proofErr w:type="spellStart"/>
+      <w:r>
+        <w:rPr>
+          <w:i/>
+          <w:iCs/>
+          <w:sz w:val="24"/>
+        </w:rPr>
+        <w:t>Recall</w:t>
+      </w:r>
+      <w:proofErr w:type="spellEnd"/>
+      <w:r>
+        <w:rPr>
+          <w:i/>
+          <w:iCs/>
+          <w:sz w:val="24"/>
+        </w:rPr>
+        <w:t xml:space="preserve"> ≥</w:t>
+      </w:r>
+      <w:proofErr w:type="gramStart"/>
+      <w:r>
+        <w:rPr>
+          <w:i/>
+          <w:iCs/>
+          <w:sz w:val="24"/>
+        </w:rPr>
+        <w:t>%92.7</w:t>
+      </w:r>
+      <w:proofErr w:type="gramEnd"/>
+      <w:r>
+        <w:rPr>
+          <w:i/>
+          <w:iCs/>
+          <w:sz w:val="24"/>
+        </w:rPr>
+        <w:t xml:space="preserve"> sağlanmaktadır.</w:t>
+      </w:r>
+    </w:p>
+    <w:p>
+      <w:pPr>
+        <w:pStyle w:val="Heading2"/>
+        <w:spacing w:line="276" w:lineRule="auto"/>
+        <w:jc w:val="both"/>
         <w:rPr>
           <w:rFonts w:ascii="Aptos" w:hAnsi="Aptos"/>
           <w:b/>
@@ -11840,6 +11909,17 @@
           <w:sz w:val="24"/>
           <w:szCs w:val="24"/>
         </w:rPr>
+      </w:pPr>
+      <w:bookmarkStart w:id="12" w:name="_Toc233147656"/>
+      <w:r>
+        <w:rPr>
+          <w:rFonts w:ascii="Aptos" w:hAnsi="Aptos"/>
+          <w:b/>
+          <w:bCs/>
+          <w:color w:val="000000" w:themeColor="text1"/>
+          <w:sz w:val="24"/>
+          <w:szCs w:val="24"/>
+        </w:rPr>
         <w:t>3.4 Karmaşıklık Matrisi</w:t>
       </w:r>
       <w:bookmarkEnd w:id="12"/>
@@ -11861,22 +11941,22 @@
         <mc:AlternateContent>
           <mc:Choice Requires="wps">
             <w:drawing>
-              <wp:anchor distT="0" distB="0" distL="114300" distR="114300" simplePos="0" relativeHeight="251658248" behindDoc="1" locked="0" layoutInCell="1" allowOverlap="1" wp14:anchorId="56A3FFFA" wp14:editId="256FF667">
+              <wp:anchor distT="0" distB="0" distL="114300" distR="114300" simplePos="0" relativeHeight="251658248" behindDoc="1" locked="0" layoutInCell="1" allowOverlap="1" wp14:anchorId="56A3FFFA" wp14:editId="5A605969">
                 <wp:simplePos x="0" y="0"/>
                 <wp:positionH relativeFrom="page">
-                  <wp:posOffset>2927985</wp:posOffset>
+                  <wp:posOffset>3333115</wp:posOffset>
                 </wp:positionH>
                 <wp:positionV relativeFrom="paragraph">
-                  <wp:posOffset>1881505</wp:posOffset>
+                  <wp:posOffset>1659255</wp:posOffset>
                 </wp:positionV>
-                <wp:extent cx="4013200" cy="635"/>
-                <wp:effectExtent l="0" t="0" r="6350" b="3810"/>
+                <wp:extent cx="3676650" cy="185420"/>
+                <wp:effectExtent l="0" t="0" r="0" b="5080"/>
                 <wp:wrapTight wrapText="bothSides">
                   <wp:wrapPolygon edited="0">
                     <wp:start x="0" y="0"/>
-                    <wp:lineTo x="0" y="20432"/>
-                    <wp:lineTo x="21532" y="20432"/>
-                    <wp:lineTo x="21532" y="0"/>
+                    <wp:lineTo x="0" y="19973"/>
+                    <wp:lineTo x="21488" y="19973"/>
+                    <wp:lineTo x="21488" y="0"/>
                     <wp:lineTo x="0" y="0"/>
                   </wp:wrapPolygon>
                 </wp:wrapTight>
@@ -11889,7 +11969,7 @@
                       <wps:spPr>
                         <a:xfrm>
                           <a:off x="0" y="0"/>
-                          <a:ext cx="4013200" cy="635"/>
+                          <a:ext cx="3676650" cy="185420"/>
                         </a:xfrm>
                         <a:prstGeom prst="rect">
                           <a:avLst/>
@@ -11970,7 +12050,7 @@
                         <a:prstTxWarp prst="textNoShape">
                           <a:avLst/>
                         </a:prstTxWarp>
-                        <a:spAutoFit/>
+                        <a:noAutofit/>
                       </wps:bodyPr>
                     </wps:wsp>
                   </a:graphicData>
@@ -11978,13 +12058,16 @@
                 <wp14:sizeRelH relativeFrom="margin">
                   <wp14:pctWidth>0</wp14:pctWidth>
                 </wp14:sizeRelH>
+                <wp14:sizeRelV relativeFrom="margin">
+                  <wp14:pctHeight>0</wp14:pctHeight>
+                </wp14:sizeRelV>
               </wp:anchor>
             </w:drawing>
           </mc:Choice>
           <mc:Fallback>
             <w:pict>
-              <v:shape w14:anchorId="56A3FFFA" id="Metin Kutusu 1" o:spid="_x0000_s1029" type="#_x0000_t202" style="position:absolute;left:0;text-align:left;margin-left:230.55pt;margin-top:148.15pt;width:316pt;height:.05pt;z-index:-251658232;visibility:visible;mso-wrap-style:square;mso-width-percent:0;mso-wrap-distance-left:9pt;mso-wrap-distance-top:0;mso-wrap-distance-right:9pt;mso-wrap-distance-bottom:0;mso-position-horizontal:absolute;mso-position-horizontal-relative:page;mso-position-vertical:absolute;mso-position-vertical-relative:text;mso-width-percent:0;mso-width-relative:margin;v-text-anchor:top" o:gfxdata="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" stroked="f">
-                <v:textbox style="mso-fit-shape-to-text:t" inset="0,0,0,0">
+              <v:shape w14:anchorId="56A3FFFA" id="Metin Kutusu 1" o:spid="_x0000_s1029" type="#_x0000_t202" style="position:absolute;left:0;text-align:left;margin-left:262.45pt;margin-top:130.65pt;width:289.5pt;height:14.6pt;z-index:-251658232;visibility:visible;mso-wrap-style:square;mso-width-percent:0;mso-height-percent:0;mso-wrap-distance-left:9pt;mso-wrap-distance-top:0;mso-wrap-distance-right:9pt;mso-wrap-distance-bottom:0;mso-position-horizontal:absolute;mso-position-horizontal-relative:page;mso-position-vertical:absolute;mso-position-vertical-relative:text;mso-width-percent:0;mso-height-percent:0;mso-width-relative:margin;mso-height-relative:margin;v-text-anchor:top" o:gfxdata="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" stroked="f">
+                <v:textbox inset="0,0,0,0">
                   <w:txbxContent>
                     <w:p>
                       <w:pPr>
@@ -12076,7 +12159,15 @@
           <w:iCs/>
           <w:sz w:val="24"/>
         </w:rPr>
-        <w:t xml:space="preserve"> minimize etmek amacıyla, klinik uygulamada daha düşük bir eşik (0.20-0.25) kullanıldığında bu sayı hızla düşürülerek hasta kaçırma riski güvenli seviyelere çekilebilmektedir.</w:t>
+        <w:t xml:space="preserve"> minimize etmek amacıyla, klinik uygulamada </w:t>
+      </w:r>
+      <w:r>
+        <w:rPr>
+          <w:iCs/>
+          <w:sz w:val="24"/>
+        </w:rPr>
+        <w:lastRenderedPageBreak/>
+        <w:t>daha düşük bir eşik (0.20-0.25) kullanıldığında bu sayı hızla düşürülerek hasta kaçırma riski güvenli seviyelere çekilebilmektedir.</w:t>
       </w:r>
     </w:p>
     <w:p>
@@ -12093,7 +12184,6 @@
           <w:bCs/>
           <w:sz w:val="24"/>
         </w:rPr>
-        <w:lastRenderedPageBreak/>
         <w:t>Klinik yorum açısından:</w:t>
       </w:r>
       <w:r>
@@ -12387,13 +12477,7 @@
         <w:rPr>
           <w:sz w:val="24"/>
         </w:rPr>
-        <w:t xml:space="preserve">CFTR ve KANSER gruplarında yüksek ayrıştırma başarısı </w:t>
-      </w:r>
-      <w:r>
-        <w:rPr>
-          <w:sz w:val="24"/>
-        </w:rPr>
-        <w:t>elde edilirken, PAH grubunda sınıf heterojenliği nedeniyle performans düşmüştür.</w:t>
+        <w:t>CFTR ve KANSER gruplarında yüksek ayrıştırma başarısı elde edilirken, PAH grubunda sınıf heterojenliği nedeniyle performans düşmüştür.</w:t>
       </w:r>
     </w:p>
     <w:p>
@@ -12724,6 +12808,7 @@
         <w:rPr>
           <w:sz w:val="24"/>
         </w:rPr>
+        <w:lastRenderedPageBreak/>
         <w:t>Modelin genellenebilirliğini korumak için üç katmanlı bir savunma stratejisi uygulanmıştır:</w:t>
       </w:r>
     </w:p>
@@ -12746,7 +12831,6 @@
           <w:bCs/>
           <w:sz w:val="24"/>
         </w:rPr>
-        <w:lastRenderedPageBreak/>
         <w:t>Popülasyon Varyasyonu:</w:t>
       </w:r>
       <w:r>

--- a/PDR Aşaması/Rapor/2026_PDR_Algomed_Guncel.docx
+++ b/PDR Aşaması/Rapor/2026_PDR_Algomed_Guncel.docx
@@ -1479,12 +1479,11 @@
               <w:tab w:val="right" w:leader="dot" w:pos="9060"/>
             </w:tabs>
             <w:ind w:left="0"/>
-            <w:jc w:val="both"/>
             <w:rPr>
-              <w:rFonts w:eastAsiaTheme="minorEastAsia"/>
+              <w:rFonts w:asciiTheme="minorHAnsi" w:eastAsiaTheme="minorEastAsia" w:hAnsiTheme="minorHAnsi"/>
               <w:noProof/>
               <w:sz w:val="24"/>
-              <w:lang w:eastAsia="tr-TR"/>
+              <w:lang w:val="en-US"/>
             </w:rPr>
           </w:pPr>
           <w:r>
@@ -1496,7 +1495,7 @@
           <w:r>
             <w:fldChar w:fldCharType="separate"/>
           </w:r>
-          <w:hyperlink w:anchor="_Toc233147644" w:history="1">
+          <w:hyperlink w:anchor="_Toc233298241" w:history="1">
             <w:r>
               <w:rPr>
                 <w:rStyle w:val="Hyperlink"/>
@@ -1525,7 +1524,7 @@
                 <w:noProof/>
                 <w:webHidden/>
               </w:rPr>
-              <w:instrText xml:space="preserve"> PAGEREF _Toc233147644 \h </w:instrText>
+              <w:instrText xml:space="preserve"> PAGEREF _Toc233298241 \h </w:instrText>
             </w:r>
             <w:r>
               <w:rPr>
@@ -1563,17 +1562,17 @@
               <w:tab w:val="left" w:pos="960"/>
               <w:tab w:val="right" w:leader="dot" w:pos="9060"/>
             </w:tabs>
-            <w:jc w:val="both"/>
             <w:rPr>
-              <w:rFonts w:cstheme="minorBidi"/>
+              <w:rFonts w:asciiTheme="minorHAnsi" w:hAnsiTheme="minorHAnsi" w:cstheme="minorBidi"/>
               <w:noProof/>
               <w:kern w:val="2"/>
               <w:sz w:val="24"/>
               <w:szCs w:val="24"/>
+              <w:lang w:val="en-US" w:eastAsia="en-US"/>
               <w14:ligatures w14:val="standardContextual"/>
             </w:rPr>
           </w:pPr>
-          <w:hyperlink w:anchor="_Toc233147645" w:history="1">
+          <w:hyperlink w:anchor="_Toc233298242" w:history="1">
             <w:r>
               <w:rPr>
                 <w:rStyle w:val="Hyperlink"/>
@@ -1585,11 +1584,12 @@
             </w:r>
             <w:r>
               <w:rPr>
-                <w:rFonts w:cstheme="minorBidi"/>
+                <w:rFonts w:asciiTheme="minorHAnsi" w:hAnsiTheme="minorHAnsi" w:cstheme="minorBidi"/>
                 <w:noProof/>
                 <w:kern w:val="2"/>
                 <w:sz w:val="24"/>
                 <w:szCs w:val="24"/>
+                <w:lang w:val="en-US" w:eastAsia="en-US"/>
                 <w14:ligatures w14:val="standardContextual"/>
               </w:rPr>
               <w:t xml:space="preserve"> </w:t>
@@ -1622,7 +1622,7 @@
                 <w:noProof/>
                 <w:webHidden/>
               </w:rPr>
-              <w:instrText xml:space="preserve"> PAGEREF _Toc233147645 \h </w:instrText>
+              <w:instrText xml:space="preserve"> PAGEREF _Toc233298242 \h </w:instrText>
             </w:r>
             <w:r>
               <w:rPr>
@@ -1660,17 +1660,17 @@
               <w:tab w:val="left" w:pos="960"/>
               <w:tab w:val="right" w:leader="dot" w:pos="9060"/>
             </w:tabs>
-            <w:jc w:val="both"/>
             <w:rPr>
-              <w:rFonts w:cstheme="minorBidi"/>
+              <w:rFonts w:asciiTheme="minorHAnsi" w:hAnsiTheme="minorHAnsi" w:cstheme="minorBidi"/>
               <w:noProof/>
               <w:kern w:val="2"/>
               <w:sz w:val="24"/>
               <w:szCs w:val="24"/>
+              <w:lang w:val="en-US" w:eastAsia="en-US"/>
               <w14:ligatures w14:val="standardContextual"/>
             </w:rPr>
           </w:pPr>
-          <w:hyperlink w:anchor="_Toc233147646" w:history="1">
+          <w:hyperlink w:anchor="_Toc233298243" w:history="1">
             <w:r>
               <w:rPr>
                 <w:rStyle w:val="Hyperlink"/>
@@ -1682,11 +1682,12 @@
             </w:r>
             <w:r>
               <w:rPr>
-                <w:rFonts w:cstheme="minorBidi"/>
+                <w:rFonts w:asciiTheme="minorHAnsi" w:hAnsiTheme="minorHAnsi" w:cstheme="minorBidi"/>
                 <w:noProof/>
                 <w:kern w:val="2"/>
                 <w:sz w:val="24"/>
                 <w:szCs w:val="24"/>
+                <w:lang w:val="en-US" w:eastAsia="en-US"/>
                 <w14:ligatures w14:val="standardContextual"/>
               </w:rPr>
               <w:t xml:space="preserve"> </w:t>
@@ -1719,7 +1720,7 @@
                 <w:noProof/>
                 <w:webHidden/>
               </w:rPr>
-              <w:instrText xml:space="preserve"> PAGEREF _Toc233147646 \h </w:instrText>
+              <w:instrText xml:space="preserve"> PAGEREF _Toc233298243 \h </w:instrText>
             </w:r>
             <w:r>
               <w:rPr>
@@ -1756,17 +1757,17 @@
             <w:tabs>
               <w:tab w:val="right" w:leader="dot" w:pos="9060"/>
             </w:tabs>
-            <w:jc w:val="both"/>
             <w:rPr>
-              <w:rFonts w:cstheme="minorBidi"/>
+              <w:rFonts w:asciiTheme="minorHAnsi" w:hAnsiTheme="minorHAnsi" w:cstheme="minorBidi"/>
               <w:noProof/>
               <w:kern w:val="2"/>
               <w:sz w:val="24"/>
               <w:szCs w:val="24"/>
+              <w:lang w:val="en-US" w:eastAsia="en-US"/>
               <w14:ligatures w14:val="standardContextual"/>
             </w:rPr>
           </w:pPr>
-          <w:hyperlink w:anchor="_Toc233147647" w:history="1">
+          <w:hyperlink w:anchor="_Toc233298244" w:history="1">
             <w:r>
               <w:rPr>
                 <w:rStyle w:val="Hyperlink"/>
@@ -1774,25 +1775,7 @@
                 <w:bCs/>
                 <w:noProof/>
               </w:rPr>
-              <w:t xml:space="preserve">1.3 Literatür </w:t>
-            </w:r>
-            <w:r>
-              <w:rPr>
-                <w:rStyle w:val="Hyperlink"/>
-                <w:b/>
-                <w:bCs/>
-                <w:noProof/>
-              </w:rPr>
-              <w:t>T</w:t>
-            </w:r>
-            <w:r>
-              <w:rPr>
-                <w:rStyle w:val="Hyperlink"/>
-                <w:b/>
-                <w:bCs/>
-                <w:noProof/>
-              </w:rPr>
-              <w:t>araması</w:t>
+              <w:t>1.3 Literatür Taraması</w:t>
             </w:r>
             <w:r>
               <w:rPr>
@@ -1813,7 +1796,7 @@
                 <w:noProof/>
                 <w:webHidden/>
               </w:rPr>
-              <w:instrText xml:space="preserve"> PAGEREF _Toc233147647 \h </w:instrText>
+              <w:instrText xml:space="preserve"> PAGEREF _Toc233298244 \h </w:instrText>
             </w:r>
             <w:r>
               <w:rPr>
@@ -1850,17 +1833,17 @@
             <w:tabs>
               <w:tab w:val="right" w:leader="dot" w:pos="9060"/>
             </w:tabs>
-            <w:jc w:val="both"/>
             <w:rPr>
-              <w:rFonts w:cstheme="minorBidi"/>
+              <w:rFonts w:asciiTheme="minorHAnsi" w:hAnsiTheme="minorHAnsi" w:cstheme="minorBidi"/>
               <w:noProof/>
               <w:kern w:val="2"/>
               <w:sz w:val="24"/>
               <w:szCs w:val="24"/>
+              <w:lang w:val="en-US" w:eastAsia="en-US"/>
               <w14:ligatures w14:val="standardContextual"/>
             </w:rPr>
           </w:pPr>
-          <w:hyperlink w:anchor="_Toc233147648" w:history="1">
+          <w:hyperlink w:anchor="_Toc233298245" w:history="1">
             <w:r>
               <w:rPr>
                 <w:rStyle w:val="Hyperlink"/>
@@ -1868,25 +1851,7 @@
                 <w:bCs/>
                 <w:noProof/>
               </w:rPr>
-              <w:t>2. YÖNT</w:t>
-            </w:r>
-            <w:r>
-              <w:rPr>
-                <w:rStyle w:val="Hyperlink"/>
-                <w:b/>
-                <w:bCs/>
-                <w:noProof/>
-              </w:rPr>
-              <w:t>E</w:t>
-            </w:r>
-            <w:r>
-              <w:rPr>
-                <w:rStyle w:val="Hyperlink"/>
-                <w:b/>
-                <w:bCs/>
-                <w:noProof/>
-              </w:rPr>
-              <w:t>M</w:t>
+              <w:t>2. YÖNTEM</w:t>
             </w:r>
             <w:r>
               <w:rPr>
@@ -1907,7 +1872,7 @@
                 <w:noProof/>
                 <w:webHidden/>
               </w:rPr>
-              <w:instrText xml:space="preserve"> PAGEREF _Toc233147648 \h </w:instrText>
+              <w:instrText xml:space="preserve"> PAGEREF _Toc233298245 \h </w:instrText>
             </w:r>
             <w:r>
               <w:rPr>
@@ -1944,17 +1909,17 @@
             <w:tabs>
               <w:tab w:val="right" w:leader="dot" w:pos="9060"/>
             </w:tabs>
-            <w:jc w:val="both"/>
             <w:rPr>
-              <w:rFonts w:cstheme="minorBidi"/>
+              <w:rFonts w:asciiTheme="minorHAnsi" w:hAnsiTheme="minorHAnsi" w:cstheme="minorBidi"/>
               <w:noProof/>
               <w:kern w:val="2"/>
               <w:sz w:val="24"/>
               <w:szCs w:val="24"/>
+              <w:lang w:val="en-US" w:eastAsia="en-US"/>
               <w14:ligatures w14:val="standardContextual"/>
             </w:rPr>
           </w:pPr>
-          <w:hyperlink w:anchor="_Toc233147649" w:history="1">
+          <w:hyperlink w:anchor="_Toc233298246" w:history="1">
             <w:r>
               <w:rPr>
                 <w:rStyle w:val="Hyperlink"/>
@@ -1983,7 +1948,7 @@
                 <w:noProof/>
                 <w:webHidden/>
               </w:rPr>
-              <w:instrText xml:space="preserve"> PAGEREF _Toc233147649 \h </w:instrText>
+              <w:instrText xml:space="preserve"> PAGEREF _Toc233298246 \h </w:instrText>
             </w:r>
             <w:r>
               <w:rPr>
@@ -2020,17 +1985,17 @@
             <w:tabs>
               <w:tab w:val="right" w:leader="dot" w:pos="9060"/>
             </w:tabs>
-            <w:jc w:val="both"/>
             <w:rPr>
-              <w:rFonts w:cstheme="minorBidi"/>
+              <w:rFonts w:asciiTheme="minorHAnsi" w:hAnsiTheme="minorHAnsi" w:cstheme="minorBidi"/>
               <w:noProof/>
               <w:kern w:val="2"/>
               <w:sz w:val="24"/>
               <w:szCs w:val="24"/>
+              <w:lang w:val="en-US" w:eastAsia="en-US"/>
               <w14:ligatures w14:val="standardContextual"/>
             </w:rPr>
           </w:pPr>
-          <w:hyperlink w:anchor="_Toc233147650" w:history="1">
+          <w:hyperlink w:anchor="_Toc233298247" w:history="1">
             <w:r>
               <w:rPr>
                 <w:rStyle w:val="Hyperlink"/>
@@ -2059,7 +2024,7 @@
                 <w:noProof/>
                 <w:webHidden/>
               </w:rPr>
-              <w:instrText xml:space="preserve"> PAGEREF _Toc233147650 \h </w:instrText>
+              <w:instrText xml:space="preserve"> PAGEREF _Toc233298247 \h </w:instrText>
             </w:r>
             <w:r>
               <w:rPr>
@@ -2096,17 +2061,17 @@
             <w:tabs>
               <w:tab w:val="right" w:leader="dot" w:pos="9060"/>
             </w:tabs>
-            <w:jc w:val="both"/>
             <w:rPr>
-              <w:rFonts w:cstheme="minorBidi"/>
+              <w:rFonts w:asciiTheme="minorHAnsi" w:hAnsiTheme="minorHAnsi" w:cstheme="minorBidi"/>
               <w:noProof/>
               <w:kern w:val="2"/>
               <w:sz w:val="24"/>
               <w:szCs w:val="24"/>
+              <w:lang w:val="en-US" w:eastAsia="en-US"/>
               <w14:ligatures w14:val="standardContextual"/>
             </w:rPr>
           </w:pPr>
-          <w:hyperlink w:anchor="_Toc233147651" w:history="1">
+          <w:hyperlink w:anchor="_Toc233298248" w:history="1">
             <w:r>
               <w:rPr>
                 <w:rStyle w:val="Hyperlink"/>
@@ -2135,7 +2100,7 @@
                 <w:noProof/>
                 <w:webHidden/>
               </w:rPr>
-              <w:instrText xml:space="preserve"> PAGEREF _Toc233147651 \h </w:instrText>
+              <w:instrText xml:space="preserve"> PAGEREF _Toc233298248 \h </w:instrText>
             </w:r>
             <w:r>
               <w:rPr>
@@ -2172,17 +2137,17 @@
             <w:tabs>
               <w:tab w:val="right" w:leader="dot" w:pos="9060"/>
             </w:tabs>
-            <w:jc w:val="both"/>
             <w:rPr>
-              <w:rFonts w:cstheme="minorBidi"/>
+              <w:rFonts w:asciiTheme="minorHAnsi" w:hAnsiTheme="minorHAnsi" w:cstheme="minorBidi"/>
               <w:noProof/>
               <w:kern w:val="2"/>
               <w:sz w:val="24"/>
               <w:szCs w:val="24"/>
+              <w:lang w:val="en-US" w:eastAsia="en-US"/>
               <w14:ligatures w14:val="standardContextual"/>
             </w:rPr>
           </w:pPr>
-          <w:hyperlink w:anchor="_Toc233147652" w:history="1">
+          <w:hyperlink w:anchor="_Toc233298249" w:history="1">
             <w:r>
               <w:rPr>
                 <w:rStyle w:val="Hyperlink"/>
@@ -2211,7 +2176,7 @@
                 <w:noProof/>
                 <w:webHidden/>
               </w:rPr>
-              <w:instrText xml:space="preserve"> PAGEREF _Toc233147652 \h </w:instrText>
+              <w:instrText xml:space="preserve"> PAGEREF _Toc233298249 \h </w:instrText>
             </w:r>
             <w:r>
               <w:rPr>
@@ -2248,17 +2213,17 @@
             <w:tabs>
               <w:tab w:val="right" w:leader="dot" w:pos="9060"/>
             </w:tabs>
-            <w:jc w:val="both"/>
             <w:rPr>
-              <w:rFonts w:cstheme="minorBidi"/>
+              <w:rFonts w:asciiTheme="minorHAnsi" w:hAnsiTheme="minorHAnsi" w:cstheme="minorBidi"/>
               <w:noProof/>
               <w:kern w:val="2"/>
               <w:sz w:val="24"/>
               <w:szCs w:val="24"/>
+              <w:lang w:val="en-US" w:eastAsia="en-US"/>
               <w14:ligatures w14:val="standardContextual"/>
             </w:rPr>
           </w:pPr>
-          <w:hyperlink w:anchor="_Toc233147653" w:history="1">
+          <w:hyperlink w:anchor="_Toc233298250" w:history="1">
             <w:r>
               <w:rPr>
                 <w:rStyle w:val="Hyperlink"/>
@@ -2287,7 +2252,7 @@
                 <w:noProof/>
                 <w:webHidden/>
               </w:rPr>
-              <w:instrText xml:space="preserve"> PAGEREF _Toc233147653 \h </w:instrText>
+              <w:instrText xml:space="preserve"> PAGEREF _Toc233298250 \h </w:instrText>
             </w:r>
             <w:r>
               <w:rPr>
@@ -2324,17 +2289,17 @@
             <w:tabs>
               <w:tab w:val="right" w:leader="dot" w:pos="9060"/>
             </w:tabs>
-            <w:jc w:val="both"/>
             <w:rPr>
-              <w:rFonts w:cstheme="minorBidi"/>
+              <w:rFonts w:asciiTheme="minorHAnsi" w:hAnsiTheme="minorHAnsi" w:cstheme="minorBidi"/>
               <w:noProof/>
               <w:kern w:val="2"/>
               <w:sz w:val="24"/>
               <w:szCs w:val="24"/>
+              <w:lang w:val="en-US" w:eastAsia="en-US"/>
               <w14:ligatures w14:val="standardContextual"/>
             </w:rPr>
           </w:pPr>
-          <w:hyperlink w:anchor="_Toc233147654" w:history="1">
+          <w:hyperlink w:anchor="_Toc233298251" w:history="1">
             <w:r>
               <w:rPr>
                 <w:rStyle w:val="Hyperlink"/>
@@ -2363,7 +2328,7 @@
                 <w:noProof/>
                 <w:webHidden/>
               </w:rPr>
-              <w:instrText xml:space="preserve"> PAGEREF _Toc233147654 \h </w:instrText>
+              <w:instrText xml:space="preserve"> PAGEREF _Toc233298251 \h </w:instrText>
             </w:r>
             <w:r>
               <w:rPr>
@@ -2400,17 +2365,17 @@
             <w:tabs>
               <w:tab w:val="right" w:leader="dot" w:pos="9060"/>
             </w:tabs>
-            <w:jc w:val="both"/>
             <w:rPr>
-              <w:rFonts w:cstheme="minorBidi"/>
+              <w:rFonts w:asciiTheme="minorHAnsi" w:hAnsiTheme="minorHAnsi" w:cstheme="minorBidi"/>
               <w:noProof/>
               <w:kern w:val="2"/>
               <w:sz w:val="24"/>
               <w:szCs w:val="24"/>
+              <w:lang w:val="en-US" w:eastAsia="en-US"/>
               <w14:ligatures w14:val="standardContextual"/>
             </w:rPr>
           </w:pPr>
-          <w:hyperlink w:anchor="_Toc233147655" w:history="1">
+          <w:hyperlink w:anchor="_Toc233298252" w:history="1">
             <w:r>
               <w:rPr>
                 <w:rStyle w:val="Hyperlink"/>
@@ -2439,7 +2404,7 @@
                 <w:noProof/>
                 <w:webHidden/>
               </w:rPr>
-              <w:instrText xml:space="preserve"> PAGEREF _Toc233147655 \h </w:instrText>
+              <w:instrText xml:space="preserve"> PAGEREF _Toc233298252 \h </w:instrText>
             </w:r>
             <w:r>
               <w:rPr>
@@ -2476,17 +2441,17 @@
             <w:tabs>
               <w:tab w:val="right" w:leader="dot" w:pos="9060"/>
             </w:tabs>
-            <w:jc w:val="both"/>
             <w:rPr>
-              <w:rFonts w:cstheme="minorBidi"/>
+              <w:rFonts w:asciiTheme="minorHAnsi" w:hAnsiTheme="minorHAnsi" w:cstheme="minorBidi"/>
               <w:noProof/>
               <w:kern w:val="2"/>
               <w:sz w:val="24"/>
               <w:szCs w:val="24"/>
+              <w:lang w:val="en-US" w:eastAsia="en-US"/>
               <w14:ligatures w14:val="standardContextual"/>
             </w:rPr>
           </w:pPr>
-          <w:hyperlink w:anchor="_Toc233147656" w:history="1">
+          <w:hyperlink w:anchor="_Toc233298253" w:history="1">
             <w:r>
               <w:rPr>
                 <w:rStyle w:val="Hyperlink"/>
@@ -2494,7 +2459,7 @@
                 <w:bCs/>
                 <w:noProof/>
               </w:rPr>
-              <w:t>3.4 Karmaşıklık Matrisi</w:t>
+              <w:t>3.4 Karmaşıklık Matris</w:t>
             </w:r>
             <w:r>
               <w:rPr>
@@ -2515,7 +2480,7 @@
                 <w:noProof/>
                 <w:webHidden/>
               </w:rPr>
-              <w:instrText xml:space="preserve"> PAGEREF _Toc233147656 \h </w:instrText>
+              <w:instrText xml:space="preserve"> PAGEREF _Toc233298253 \h </w:instrText>
             </w:r>
             <w:r>
               <w:rPr>
@@ -2552,17 +2517,17 @@
             <w:tabs>
               <w:tab w:val="right" w:leader="dot" w:pos="9060"/>
             </w:tabs>
-            <w:jc w:val="both"/>
             <w:rPr>
-              <w:rFonts w:cstheme="minorBidi"/>
+              <w:rFonts w:asciiTheme="minorHAnsi" w:hAnsiTheme="minorHAnsi" w:cstheme="minorBidi"/>
               <w:noProof/>
               <w:kern w:val="2"/>
               <w:sz w:val="24"/>
               <w:szCs w:val="24"/>
+              <w:lang w:val="en-US" w:eastAsia="en-US"/>
               <w14:ligatures w14:val="standardContextual"/>
             </w:rPr>
           </w:pPr>
-          <w:hyperlink w:anchor="_Toc233147657" w:history="1">
+          <w:hyperlink w:anchor="_Toc233298254" w:history="1">
             <w:r>
               <w:rPr>
                 <w:rStyle w:val="Hyperlink"/>
@@ -2591,7 +2556,7 @@
                 <w:noProof/>
                 <w:webHidden/>
               </w:rPr>
-              <w:instrText xml:space="preserve"> PAGEREF _Toc233147657 \h </w:instrText>
+              <w:instrText xml:space="preserve"> PAGEREF _Toc233298254 \h </w:instrText>
             </w:r>
             <w:r>
               <w:rPr>
@@ -2611,7 +2576,7 @@
                 <w:noProof/>
                 <w:webHidden/>
               </w:rPr>
-              <w:t>9</w:t>
+              <w:t>8</w:t>
             </w:r>
             <w:r>
               <w:rPr>
@@ -2628,17 +2593,17 @@
             <w:tabs>
               <w:tab w:val="right" w:leader="dot" w:pos="9060"/>
             </w:tabs>
-            <w:jc w:val="both"/>
             <w:rPr>
-              <w:rFonts w:cstheme="minorBidi"/>
+              <w:rFonts w:asciiTheme="minorHAnsi" w:hAnsiTheme="minorHAnsi" w:cstheme="minorBidi"/>
               <w:noProof/>
               <w:kern w:val="2"/>
               <w:sz w:val="24"/>
               <w:szCs w:val="24"/>
+              <w:lang w:val="en-US" w:eastAsia="en-US"/>
               <w14:ligatures w14:val="standardContextual"/>
             </w:rPr>
           </w:pPr>
-          <w:hyperlink w:anchor="_Toc233147658" w:history="1">
+          <w:hyperlink w:anchor="_Toc233298255" w:history="1">
             <w:r>
               <w:rPr>
                 <w:rStyle w:val="Hyperlink"/>
@@ -2667,7 +2632,7 @@
                 <w:noProof/>
                 <w:webHidden/>
               </w:rPr>
-              <w:instrText xml:space="preserve"> PAGEREF _Toc233147658 \h </w:instrText>
+              <w:instrText xml:space="preserve"> PAGEREF _Toc233298255 \h </w:instrText>
             </w:r>
             <w:r>
               <w:rPr>
@@ -2687,7 +2652,7 @@
                 <w:noProof/>
                 <w:webHidden/>
               </w:rPr>
-              <w:t>9</w:t>
+              <w:t>8</w:t>
             </w:r>
             <w:r>
               <w:rPr>
@@ -2704,17 +2669,17 @@
             <w:tabs>
               <w:tab w:val="right" w:leader="dot" w:pos="9060"/>
             </w:tabs>
-            <w:jc w:val="both"/>
             <w:rPr>
-              <w:rFonts w:cstheme="minorBidi"/>
+              <w:rFonts w:asciiTheme="minorHAnsi" w:hAnsiTheme="minorHAnsi" w:cstheme="minorBidi"/>
               <w:noProof/>
               <w:kern w:val="2"/>
               <w:sz w:val="24"/>
               <w:szCs w:val="24"/>
+              <w:lang w:val="en-US" w:eastAsia="en-US"/>
               <w14:ligatures w14:val="standardContextual"/>
             </w:rPr>
           </w:pPr>
-          <w:hyperlink w:anchor="_Toc233147659" w:history="1">
+          <w:hyperlink w:anchor="_Toc233298256" w:history="1">
             <w:r>
               <w:rPr>
                 <w:rStyle w:val="Hyperlink"/>
@@ -2743,7 +2708,7 @@
                 <w:noProof/>
                 <w:webHidden/>
               </w:rPr>
-              <w:instrText xml:space="preserve"> PAGEREF _Toc233147659 \h </w:instrText>
+              <w:instrText xml:space="preserve"> PAGEREF _Toc233298256 \h </w:instrText>
             </w:r>
             <w:r>
               <w:rPr>
@@ -2780,17 +2745,17 @@
             <w:tabs>
               <w:tab w:val="right" w:leader="dot" w:pos="9060"/>
             </w:tabs>
-            <w:jc w:val="both"/>
             <w:rPr>
-              <w:rFonts w:cstheme="minorBidi"/>
+              <w:rFonts w:asciiTheme="minorHAnsi" w:hAnsiTheme="minorHAnsi" w:cstheme="minorBidi"/>
               <w:noProof/>
               <w:kern w:val="2"/>
               <w:sz w:val="24"/>
               <w:szCs w:val="24"/>
+              <w:lang w:val="en-US" w:eastAsia="en-US"/>
               <w14:ligatures w14:val="standardContextual"/>
             </w:rPr>
           </w:pPr>
-          <w:hyperlink w:anchor="_Toc233147660" w:history="1">
+          <w:hyperlink w:anchor="_Toc233298257" w:history="1">
             <w:r>
               <w:rPr>
                 <w:rStyle w:val="Hyperlink"/>
@@ -2798,25 +2763,7 @@
                 <w:bCs/>
                 <w:noProof/>
               </w:rPr>
-              <w:t>4.3 Litera</w:t>
-            </w:r>
-            <w:r>
-              <w:rPr>
-                <w:rStyle w:val="Hyperlink"/>
-                <w:b/>
-                <w:bCs/>
-                <w:noProof/>
-              </w:rPr>
-              <w:t>t</w:t>
-            </w:r>
-            <w:r>
-              <w:rPr>
-                <w:rStyle w:val="Hyperlink"/>
-                <w:b/>
-                <w:bCs/>
-                <w:noProof/>
-              </w:rPr>
-              <w:t>ür ve Genel Katkı</w:t>
+              <w:t>4.3 Literatür ve Genel Katkı</w:t>
             </w:r>
             <w:r>
               <w:rPr>
@@ -2837,7 +2784,7 @@
                 <w:noProof/>
                 <w:webHidden/>
               </w:rPr>
-              <w:instrText xml:space="preserve"> PAGEREF _Toc233147660 \h </w:instrText>
+              <w:instrText xml:space="preserve"> PAGEREF _Toc233298257 \h </w:instrText>
             </w:r>
             <w:r>
               <w:rPr>
@@ -2874,17 +2821,17 @@
             <w:tabs>
               <w:tab w:val="right" w:leader="dot" w:pos="9060"/>
             </w:tabs>
-            <w:jc w:val="both"/>
             <w:rPr>
-              <w:rFonts w:cstheme="minorBidi"/>
+              <w:rFonts w:asciiTheme="minorHAnsi" w:hAnsiTheme="minorHAnsi" w:cstheme="minorBidi"/>
               <w:noProof/>
               <w:kern w:val="2"/>
               <w:sz w:val="24"/>
               <w:szCs w:val="24"/>
+              <w:lang w:val="en-US" w:eastAsia="en-US"/>
               <w14:ligatures w14:val="standardContextual"/>
             </w:rPr>
           </w:pPr>
-          <w:hyperlink w:anchor="_Toc233147661" w:history="1">
+          <w:hyperlink w:anchor="_Toc233298258" w:history="1">
             <w:r>
               <w:rPr>
                 <w:rStyle w:val="Hyperlink"/>
@@ -2892,8 +2839,75 @@
                 <w:bCs/>
                 <w:noProof/>
               </w:rPr>
-              <w:t>4.5 G</w:t>
-            </w:r>
+              <w:t>4.4 Operasyonel Dayanıklılık ve Risk Yönetimi</w:t>
+            </w:r>
+            <w:r>
+              <w:rPr>
+                <w:noProof/>
+                <w:webHidden/>
+              </w:rPr>
+              <w:tab/>
+            </w:r>
+            <w:r>
+              <w:rPr>
+                <w:noProof/>
+                <w:webHidden/>
+              </w:rPr>
+              <w:fldChar w:fldCharType="begin"/>
+            </w:r>
+            <w:r>
+              <w:rPr>
+                <w:noProof/>
+                <w:webHidden/>
+              </w:rPr>
+              <w:instrText xml:space="preserve"> PAGEREF _Toc233298258 \h </w:instrText>
+            </w:r>
+            <w:r>
+              <w:rPr>
+                <w:noProof/>
+                <w:webHidden/>
+              </w:rPr>
+            </w:r>
+            <w:r>
+              <w:rPr>
+                <w:noProof/>
+                <w:webHidden/>
+              </w:rPr>
+              <w:fldChar w:fldCharType="separate"/>
+            </w:r>
+            <w:r>
+              <w:rPr>
+                <w:noProof/>
+                <w:webHidden/>
+              </w:rPr>
+              <w:t>9</w:t>
+            </w:r>
+            <w:r>
+              <w:rPr>
+                <w:noProof/>
+                <w:webHidden/>
+              </w:rPr>
+              <w:fldChar w:fldCharType="end"/>
+            </w:r>
+          </w:hyperlink>
+        </w:p>
+        <w:p>
+          <w:pPr>
+            <w:pStyle w:val="TOC2"/>
+            <w:tabs>
+              <w:tab w:val="right" w:leader="dot" w:pos="9060"/>
+            </w:tabs>
+            <w:rPr>
+              <w:rFonts w:asciiTheme="minorHAnsi" w:hAnsiTheme="minorHAnsi" w:cstheme="minorBidi"/>
+              <w:noProof/>
+              <w:kern w:val="2"/>
+              <w:sz w:val="24"/>
+              <w:szCs w:val="24"/>
+              <w:lang w:val="en-US" w:eastAsia="en-US"/>
+              <w14:ligatures w14:val="standardContextual"/>
+            </w:rPr>
+          </w:pPr>
+          <w:hyperlink w:anchor="_Toc233298259" w:history="1">
             <w:r>
               <w:rPr>
                 <w:rStyle w:val="Hyperlink"/>
@@ -2901,16 +2915,7 @@
                 <w:bCs/>
                 <w:noProof/>
               </w:rPr>
-              <w:t>e</w:t>
-            </w:r>
-            <w:r>
-              <w:rPr>
-                <w:rStyle w:val="Hyperlink"/>
-                <w:b/>
-                <w:bCs/>
-                <w:noProof/>
-              </w:rPr>
-              <w:t>nel Sonuç</w:t>
+              <w:t>4.5 Genel Sonuç</w:t>
             </w:r>
             <w:r>
               <w:rPr>
@@ -2931,7 +2936,7 @@
                 <w:noProof/>
                 <w:webHidden/>
               </w:rPr>
-              <w:instrText xml:space="preserve"> PAGEREF _Toc233147661 \h </w:instrText>
+              <w:instrText xml:space="preserve"> PAGEREF _Toc233298259 \h </w:instrText>
             </w:r>
             <w:r>
               <w:rPr>
@@ -2968,17 +2973,17 @@
             <w:tabs>
               <w:tab w:val="right" w:leader="dot" w:pos="9060"/>
             </w:tabs>
-            <w:jc w:val="both"/>
             <w:rPr>
-              <w:rFonts w:cstheme="minorBidi"/>
+              <w:rFonts w:asciiTheme="minorHAnsi" w:hAnsiTheme="minorHAnsi" w:cstheme="minorBidi"/>
               <w:noProof/>
               <w:kern w:val="2"/>
               <w:sz w:val="24"/>
               <w:szCs w:val="24"/>
+              <w:lang w:val="en-US" w:eastAsia="en-US"/>
               <w14:ligatures w14:val="standardContextual"/>
             </w:rPr>
           </w:pPr>
-          <w:hyperlink w:anchor="_Toc233147662" w:history="1">
+          <w:hyperlink w:anchor="_Toc233298261" w:history="1">
             <w:r>
               <w:rPr>
                 <w:rStyle w:val="Hyperlink"/>
@@ -3007,7 +3012,7 @@
                 <w:noProof/>
                 <w:webHidden/>
               </w:rPr>
-              <w:instrText xml:space="preserve"> PAGEREF _Toc233147662 \h </w:instrText>
+              <w:instrText xml:space="preserve"> PAGEREF _Toc233298261 \h </w:instrText>
             </w:r>
             <w:r>
               <w:rPr>
@@ -3161,7 +3166,7 @@
           <w:color w:val="auto"/>
         </w:rPr>
       </w:pPr>
-      <w:bookmarkStart w:id="0" w:name="_Toc233147644"/>
+      <w:bookmarkStart w:id="0" w:name="_Toc233298241"/>
       <w:r>
         <w:rPr>
           <w:b/>
@@ -3199,7 +3204,7 @@
           <w:szCs w:val="24"/>
         </w:rPr>
       </w:pPr>
-      <w:bookmarkStart w:id="1" w:name="_Toc233147645"/>
+      <w:bookmarkStart w:id="1" w:name="_Toc233298242"/>
       <w:r>
         <w:rPr>
           <w:rFonts w:ascii="Aptos" w:hAnsi="Aptos"/>
@@ -3225,77 +3230,7 @@
         <w:rPr>
           <w:sz w:val="24"/>
         </w:rPr>
-        <w:t xml:space="preserve">Yeni nesil dizileme (NGS) teknolojileri, klinik önemi henüz belirlenememiş çok sayıda varyantı (VUS) beraberinde getirerek, patojenite tahmini yapabilen açıklanabilir yapay </w:t>
-      </w:r>
-      <w:proofErr w:type="gramStart"/>
-      <w:r>
-        <w:rPr>
-          <w:sz w:val="24"/>
-        </w:rPr>
-        <w:t>zeka</w:t>
-      </w:r>
-      <w:proofErr w:type="gramEnd"/>
-      <w:r>
-        <w:rPr>
-          <w:sz w:val="24"/>
-        </w:rPr>
-        <w:t xml:space="preserve"> sistemlerine olan ihtiyacı zirveye taşımıştır. </w:t>
-      </w:r>
-      <w:proofErr w:type="spellStart"/>
-      <w:r>
-        <w:rPr>
-          <w:sz w:val="24"/>
-        </w:rPr>
-        <w:t>Missense</w:t>
-      </w:r>
-      <w:proofErr w:type="spellEnd"/>
-      <w:r>
-        <w:rPr>
-          <w:sz w:val="24"/>
-        </w:rPr>
-        <w:t xml:space="preserve"> varyantların sınıflandırılması; evrimsel korunum, fonksiyonel biyolojik veriler ve popülasyon genotiplerini içeren, yüksek boyutlu ve yoğun eksik değerli karmaşık tablolar üzerinde yürütülen zorlu bir süreçtir. Bu çalışma; biyokimyasal özellik mühendisliği, sızdırmaz veri hattı (</w:t>
-      </w:r>
-      <w:proofErr w:type="spellStart"/>
-      <w:r>
-        <w:rPr>
-          <w:sz w:val="24"/>
-        </w:rPr>
-        <w:t>leak-free</w:t>
-      </w:r>
-      <w:proofErr w:type="spellEnd"/>
-      <w:r>
-        <w:rPr>
-          <w:sz w:val="24"/>
-        </w:rPr>
-        <w:t xml:space="preserve"> </w:t>
-      </w:r>
-      <w:proofErr w:type="spellStart"/>
-      <w:r>
-        <w:rPr>
-          <w:sz w:val="24"/>
-        </w:rPr>
-        <w:t>pipeline</w:t>
-      </w:r>
-      <w:proofErr w:type="spellEnd"/>
-      <w:r>
-        <w:rPr>
-          <w:sz w:val="24"/>
-        </w:rPr>
-        <w:t xml:space="preserve">) ve açıklanabilir yapay </w:t>
-      </w:r>
-      <w:proofErr w:type="gramStart"/>
-      <w:r>
-        <w:rPr>
-          <w:sz w:val="24"/>
-        </w:rPr>
-        <w:t>zeka</w:t>
-      </w:r>
-      <w:proofErr w:type="gramEnd"/>
-      <w:r>
-        <w:rPr>
-          <w:sz w:val="24"/>
-        </w:rPr>
-        <w:t xml:space="preserve"> (XAI) yaklaşımlarını birleştirerek, varyant patojenite tahmininde güvenilir ve genellenebilir bir çözüm sunmayı hedeflemektedir.</w:t>
+        <w:t>Yeni nesil dizileme (NGS) teknolojileri, klinik önemi henüz belirlenememiş çok sayıda varyantı (VUS) beraberinde getirerek, patojenite tahmini yapabilen açıklanabilir yapay zeka sistemlerine olan ihtiyacı zirveye taşımıştır. Missense varyantların sınıflandırılması; evrimsel korunum, fonksiyonel biyolojik veriler ve popülasyon genotiplerini içeren, yüksek boyutlu ve yoğun eksik değerli karmaşık tablolar üzerinde yürütülen zorlu bir süreçtir. Bu çalışma; biyokimyasal özellik mühendisliği, sızdırmaz veri hattı (leak-free pipeline) ve açıklanabilir yapay zeka (XAI) yaklaşımlarını birleştirerek, varyant patojenite tahmininde güvenilir ve genellenebilir bir çözüm sunmayı hedeflemektedir.</w:t>
       </w:r>
     </w:p>
     <w:p>
@@ -3316,7 +3251,7 @@
           <w:szCs w:val="24"/>
         </w:rPr>
       </w:pPr>
-      <w:bookmarkStart w:id="2" w:name="_Toc233147646"/>
+      <w:bookmarkStart w:id="2" w:name="_Toc233298243"/>
       <w:r>
         <w:rPr>
           <w:rFonts w:ascii="Aptos" w:hAnsi="Aptos"/>
@@ -3342,21 +3277,7 @@
         <w:rPr>
           <w:sz w:val="24"/>
         </w:rPr>
-        <w:t xml:space="preserve">Patojenik (1) ve </w:t>
-      </w:r>
-      <w:proofErr w:type="spellStart"/>
-      <w:r>
-        <w:rPr>
-          <w:sz w:val="24"/>
-        </w:rPr>
-        <w:t>benign</w:t>
-      </w:r>
-      <w:proofErr w:type="spellEnd"/>
-      <w:r>
-        <w:rPr>
-          <w:sz w:val="24"/>
-        </w:rPr>
-        <w:t xml:space="preserve"> (0) sınıflar arasındaki keskin asimetrik dağılım, modellerin çoğunluk sınıfına yanlılık göstermesine ve karar sınırlarının bozulmasına neden olmaktadır [8], [9]. Bu durum, klinik açıdan en kritik hata olan Yalancı Negatif (FN) oranını artırarak patojenik varyantların gözden kaçmasına yol açmaktadır [10].</w:t>
+        <w:t>Patojenik (1) ve benign (0) sınıflar arasındaki keskin asimetrik dağılım, modellerin çoğunluk sınıfına yanlılık göstermesine ve karar sınırlarının bozulmasına neden olmaktadır [8], [9]. Bu durum, klinik açıdan en kritik hata olan Yalancı Negatif (FN) oranını artırarak patojenik varyantların gözden kaçmasına yol açmaktadır [10].</w:t>
       </w:r>
     </w:p>
     <w:p>
@@ -3371,21 +3292,7 @@
         <w:rPr>
           <w:sz w:val="24"/>
         </w:rPr>
-        <w:t>Dengesiz verilerde "doğruluk" (</w:t>
-      </w:r>
-      <w:proofErr w:type="spellStart"/>
-      <w:r>
-        <w:rPr>
-          <w:sz w:val="24"/>
-        </w:rPr>
-        <w:t>accuracy</w:t>
-      </w:r>
-      <w:proofErr w:type="spellEnd"/>
-      <w:r>
-        <w:rPr>
-          <w:sz w:val="24"/>
-        </w:rPr>
-        <w:t>) metriği yanıltıcı bir başarı illüzyonu yarattığından; F1-skoru, MCC ve PR-AUC gibi duyarlı metriklerin kullanımı esastır [4], [5], [11]. Projemizde bu sorun, veri seviyesindeki müdahalelerin (</w:t>
+        <w:t>Dengesiz verilerde "doğruluk" (accuracy) metriği yanıltıcı bir başarı illüzyonu yarattığından; F1-skoru, MCC ve PR-AUC gibi duyarlı metriklerin kullanımı esastır [4], [5], [11]. Projemizde bu sorun, veri seviyesindeki müdahalelerin (</w:t>
       </w:r>
       <w:r>
         <w:rPr>
@@ -3399,21 +3306,7 @@
         <w:rPr>
           <w:sz w:val="24"/>
         </w:rPr>
-        <w:t>, ağırlıklandırma) yanı sıra, klinik risk odaklı "dinamik karar eşiği" (</w:t>
-      </w:r>
-      <w:proofErr w:type="spellStart"/>
-      <w:r>
-        <w:rPr>
-          <w:sz w:val="24"/>
-        </w:rPr>
-        <w:t>threshold</w:t>
-      </w:r>
-      <w:proofErr w:type="spellEnd"/>
-      <w:r>
-        <w:rPr>
-          <w:sz w:val="24"/>
-        </w:rPr>
-        <w:t>) optimizasyonu ile ele alınmıştır [10], [12], [13]. Bu strateji ile FN oranı, klinik olarak tolere edilebilir en alt seviyeye çekilmiştir.</w:t>
+        <w:t>, ağırlıklandırma) yanı sıra, klinik risk odaklı "dinamik karar eşiği" (threshold) optimizasyonu ile ele alınmıştır [10], [12], [13]. Bu strateji ile FN oranı, klinik olarak tolere edilebilir en alt seviyeye çekilmiştir.</w:t>
       </w:r>
     </w:p>
     <w:p>
@@ -3430,7 +3323,7 @@
           <w:szCs w:val="24"/>
         </w:rPr>
       </w:pPr>
-      <w:bookmarkStart w:id="3" w:name="_Toc233147647"/>
+      <w:bookmarkStart w:id="3" w:name="_Toc233298244"/>
       <w:r>
         <w:rPr>
           <w:rFonts w:ascii="Aptos" w:hAnsi="Aptos"/>
@@ -3452,33 +3345,11 @@
           <w:sz w:val="24"/>
         </w:rPr>
       </w:pPr>
-      <w:proofErr w:type="spellStart"/>
-      <w:r>
-        <w:rPr>
-          <w:sz w:val="24"/>
-        </w:rPr>
-        <w:t>Missense</w:t>
-      </w:r>
-      <w:proofErr w:type="spellEnd"/>
-      <w:r>
-        <w:rPr>
-          <w:sz w:val="24"/>
-        </w:rPr>
-        <w:t xml:space="preserve"> varyantların patojenik veya </w:t>
-      </w:r>
-      <w:proofErr w:type="spellStart"/>
-      <w:r>
-        <w:rPr>
-          <w:sz w:val="24"/>
-        </w:rPr>
-        <w:t>benign</w:t>
-      </w:r>
-      <w:proofErr w:type="spellEnd"/>
-      <w:r>
-        <w:rPr>
-          <w:sz w:val="24"/>
-        </w:rPr>
-        <w:t xml:space="preserve"> olarak sınıflandırılması amacıyla geliştirilen yöntemler, son yıllarda önemli ölçüde gelişmiştir.</w:t>
+      <w:r>
+        <w:rPr>
+          <w:sz w:val="24"/>
+        </w:rPr>
+        <w:t>Missense varyantların patojenik veya benign olarak sınıflandırılması amacıyla geliştirilen yöntemler, son yıllarda önemli ölçüde gelişmiştir.</w:t>
       </w:r>
     </w:p>
     <w:p>
@@ -3570,7 +3441,6 @@
         </w:rPr>
         <w:t xml:space="preserve"> </w:t>
       </w:r>
-      <w:proofErr w:type="spellStart"/>
       <w:r>
         <w:rPr>
           <w:i/>
@@ -3578,17 +3448,7 @@
           <w:color w:val="0E2841" w:themeColor="text2"/>
           <w:sz w:val="24"/>
         </w:rPr>
-        <w:t>Missense</w:t>
-      </w:r>
-      <w:proofErr w:type="spellEnd"/>
-      <w:r>
-        <w:rPr>
-          <w:i/>
-          <w:iCs/>
-          <w:color w:val="0E2841" w:themeColor="text2"/>
-          <w:sz w:val="24"/>
-        </w:rPr>
-        <w:t xml:space="preserve"> Varyant Patojenite Tahmini Üzerine Güncel ve Uluslararası Çalışmalar</w:t>
+        <w:t>Missense Varyant Patojenite Tahmini Üzerine Güncel ve Uluslararası Çalışmalar</w:t>
       </w:r>
     </w:p>
     <w:tbl>
@@ -3934,14 +3794,12 @@
                 <w:sz w:val="24"/>
               </w:rPr>
             </w:pPr>
-            <w:proofErr w:type="spellStart"/>
             <w:r>
               <w:rPr>
                 <w:sz w:val="24"/>
               </w:rPr>
               <w:t>Ensemble</w:t>
             </w:r>
-            <w:proofErr w:type="spellEnd"/>
           </w:p>
         </w:tc>
         <w:tc>
@@ -4111,19 +3969,11 @@
                 <w:sz w:val="24"/>
               </w:rPr>
             </w:pPr>
-            <w:proofErr w:type="spellStart"/>
-            <w:r>
-              <w:rPr>
-                <w:sz w:val="24"/>
-              </w:rPr>
-              <w:t>AlphaMissense</w:t>
-            </w:r>
-            <w:proofErr w:type="spellEnd"/>
-            <w:r>
-              <w:rPr>
-                <w:sz w:val="24"/>
-              </w:rPr>
-              <w:t xml:space="preserve"> [18], ESM [19]</w:t>
+            <w:r>
+              <w:rPr>
+                <w:sz w:val="24"/>
+              </w:rPr>
+              <w:t>AlphaMissense [18], ESM [19]</w:t>
             </w:r>
           </w:p>
         </w:tc>
@@ -4230,16 +4080,8 @@
               <w:rPr>
                 <w:sz w:val="24"/>
               </w:rPr>
-              <w:t>Modern/</w:t>
-            </w:r>
-            <w:proofErr w:type="spellStart"/>
-            <w:r>
-              <w:rPr>
-                <w:sz w:val="24"/>
-              </w:rPr>
-              <w:t>Gradient</w:t>
-            </w:r>
-            <w:proofErr w:type="spellEnd"/>
+              <w:t>Modern/Gradient</w:t>
+            </w:r>
           </w:p>
         </w:tc>
         <w:tc>
@@ -4268,19 +4110,11 @@
                 <w:sz w:val="24"/>
               </w:rPr>
             </w:pPr>
-            <w:proofErr w:type="spellStart"/>
-            <w:r>
-              <w:rPr>
-                <w:sz w:val="24"/>
-              </w:rPr>
-              <w:t>AnnotateMissense</w:t>
-            </w:r>
-            <w:proofErr w:type="spellEnd"/>
-            <w:r>
-              <w:rPr>
-                <w:sz w:val="24"/>
-              </w:rPr>
-              <w:t xml:space="preserve"> [20]</w:t>
+            <w:r>
+              <w:rPr>
+                <w:sz w:val="24"/>
+              </w:rPr>
+              <w:t>AnnotateMissense [20]</w:t>
             </w:r>
           </w:p>
         </w:tc>
@@ -4314,7 +4148,6 @@
                 <w14:ligatures w14:val="none"/>
               </w:rPr>
             </w:pPr>
-            <w:proofErr w:type="spellStart"/>
             <w:r>
               <w:rPr>
                 <w:sz w:val="24"/>
@@ -4329,31 +4162,8 @@
                 <w:lang w:eastAsia="tr-TR"/>
                 <w14:ligatures w14:val="none"/>
               </w:rPr>
-              <w:t>ure</w:t>
-            </w:r>
-            <w:proofErr w:type="spellEnd"/>
-            <w:r>
-              <w:rPr>
-                <w:rFonts w:eastAsia="Times New Roman" w:cs="Arial"/>
-                <w:kern w:val="0"/>
-                <w:sz w:val="24"/>
-                <w:lang w:eastAsia="tr-TR"/>
-                <w14:ligatures w14:val="none"/>
-              </w:rPr>
-              <w:t xml:space="preserve"> </w:t>
-            </w:r>
-            <w:proofErr w:type="spellStart"/>
-            <w:r>
-              <w:rPr>
-                <w:rFonts w:eastAsia="Times New Roman" w:cs="Arial"/>
-                <w:kern w:val="0"/>
-                <w:sz w:val="24"/>
-                <w:lang w:eastAsia="tr-TR"/>
-                <w14:ligatures w14:val="none"/>
-              </w:rPr>
-              <w:t>Engineering</w:t>
-            </w:r>
-            <w:proofErr w:type="spellEnd"/>
+              <w:t>ure Engineering</w:t>
+            </w:r>
           </w:p>
         </w:tc>
         <w:tc>
@@ -4438,21 +4248,7 @@
           <w:sz w:val="24"/>
         </w:rPr>
         <w:lastRenderedPageBreak/>
-        <w:t xml:space="preserve">İlk nesil varyant etki tahmin araçlarından SIFT [14], amino asit korunumunu temel alırken, PolyPhen-2 [15] protein yapısal özelliklerini de değerlendirmeye dahil etmiştir. Daha sonra geliştirilen CADD [16] ve REVEL [17] gibi </w:t>
-      </w:r>
-      <w:proofErr w:type="spellStart"/>
-      <w:r>
-        <w:rPr>
-          <w:sz w:val="24"/>
-        </w:rPr>
-        <w:t>ensemble</w:t>
-      </w:r>
-      <w:proofErr w:type="spellEnd"/>
-      <w:r>
-        <w:rPr>
-          <w:sz w:val="24"/>
-        </w:rPr>
-        <w:t xml:space="preserve"> yöntemler, farklı biyoinformatik skorlarını birleştirerek daha yüksek doğruluk sağlamıştır.</w:t>
+        <w:t>İlk nesil varyant etki tahmin araçlarından SIFT [14], amino asit korunumunu temel alırken, PolyPhen-2 [15] protein yapısal özelliklerini de değerlendirmeye dahil etmiştir. Daha sonra geliştirilen CADD [16] ve REVEL [17] gibi ensemble yöntemler, farklı biyoinformatik skorlarını birleştirerek daha yüksek doğruluk sağlamıştır.</w:t>
       </w:r>
     </w:p>
     <w:p>
@@ -4466,63 +4262,7 @@
         <w:rPr>
           <w:sz w:val="24"/>
         </w:rPr>
-        <w:t xml:space="preserve">Derin öğrenme alanındaki gelişmelerle birlikte ESM [19] ve </w:t>
-      </w:r>
-      <w:proofErr w:type="spellStart"/>
-      <w:r>
-        <w:rPr>
-          <w:sz w:val="24"/>
-        </w:rPr>
-        <w:t>AlphaMissense</w:t>
-      </w:r>
-      <w:proofErr w:type="spellEnd"/>
-      <w:r>
-        <w:rPr>
-          <w:sz w:val="24"/>
-        </w:rPr>
-        <w:t xml:space="preserve"> [18] gibi protein dil modelleri, proteinlerin evrimsel ve yapısal bağlamını öğrenerek başarılı sonuçlar elde etmiştir. Yakın dönemde geliştirilen </w:t>
-      </w:r>
-      <w:proofErr w:type="spellStart"/>
-      <w:r>
-        <w:rPr>
-          <w:sz w:val="24"/>
-        </w:rPr>
-        <w:t>AnnotateMissense</w:t>
-      </w:r>
-      <w:proofErr w:type="spellEnd"/>
-      <w:r>
-        <w:rPr>
-          <w:sz w:val="24"/>
-        </w:rPr>
-        <w:t xml:space="preserve"> [20] ise gelişmiş özellik mühendisliği ve </w:t>
-      </w:r>
-      <w:proofErr w:type="spellStart"/>
-      <w:r>
-        <w:rPr>
-          <w:sz w:val="24"/>
-        </w:rPr>
-        <w:t>gradient</w:t>
-      </w:r>
-      <w:proofErr w:type="spellEnd"/>
-      <w:r>
-        <w:rPr>
-          <w:sz w:val="24"/>
-        </w:rPr>
-        <w:t xml:space="preserve"> </w:t>
-      </w:r>
-      <w:proofErr w:type="spellStart"/>
-      <w:r>
-        <w:rPr>
-          <w:sz w:val="24"/>
-        </w:rPr>
-        <w:t>boosting</w:t>
-      </w:r>
-      <w:proofErr w:type="spellEnd"/>
-      <w:r>
-        <w:rPr>
-          <w:sz w:val="24"/>
-        </w:rPr>
-        <w:t xml:space="preserve"> teknikleriyle yüksek performans raporlamıştır.</w:t>
+        <w:t>Derin öğrenme alanındaki gelişmelerle birlikte ESM [19] ve AlphaMissense [18] gibi protein dil modelleri, proteinlerin evrimsel ve yapısal bağlamını öğrenerek başarılı sonuçlar elde etmiştir. Yakın dönemde geliştirilen AnnotateMissense [20] ise gelişmiş özellik mühendisliği ve gradient boosting teknikleriyle yüksek performans raporlamıştır.</w:t>
       </w:r>
     </w:p>
     <w:p>
@@ -4536,77 +4276,7 @@
         <w:rPr>
           <w:sz w:val="24"/>
         </w:rPr>
-        <w:t xml:space="preserve">Bu çalışmaların büyük bölümü </w:t>
-      </w:r>
-      <w:proofErr w:type="spellStart"/>
-      <w:r>
-        <w:rPr>
-          <w:sz w:val="24"/>
-        </w:rPr>
-        <w:t>ClinVar</w:t>
-      </w:r>
-      <w:proofErr w:type="spellEnd"/>
-      <w:r>
-        <w:rPr>
-          <w:sz w:val="24"/>
-        </w:rPr>
-        <w:t xml:space="preserve"> ve </w:t>
-      </w:r>
-      <w:proofErr w:type="spellStart"/>
-      <w:r>
-        <w:rPr>
-          <w:sz w:val="24"/>
-        </w:rPr>
-        <w:t>gnomAD</w:t>
-      </w:r>
-      <w:proofErr w:type="spellEnd"/>
-      <w:r>
-        <w:rPr>
-          <w:sz w:val="24"/>
-        </w:rPr>
-        <w:t xml:space="preserve"> gibi genomik veri kaynaklarından yararlanmaktadır. Ancak literatürde harici </w:t>
-      </w:r>
-      <w:proofErr w:type="spellStart"/>
-      <w:r>
-        <w:rPr>
-          <w:sz w:val="24"/>
-        </w:rPr>
-        <w:t>anotasyonlara</w:t>
-      </w:r>
-      <w:proofErr w:type="spellEnd"/>
-      <w:r>
-        <w:rPr>
-          <w:sz w:val="24"/>
-        </w:rPr>
-        <w:t xml:space="preserve"> bağımlılık, veri sızıntısı (data </w:t>
-      </w:r>
-      <w:proofErr w:type="spellStart"/>
-      <w:r>
-        <w:rPr>
-          <w:sz w:val="24"/>
-        </w:rPr>
-        <w:t>leakage</w:t>
-      </w:r>
-      <w:proofErr w:type="spellEnd"/>
-      <w:r>
-        <w:rPr>
-          <w:sz w:val="24"/>
-        </w:rPr>
-        <w:t xml:space="preserve">) riski ve sınırlı </w:t>
-      </w:r>
-      <w:proofErr w:type="spellStart"/>
-      <w:r>
-        <w:rPr>
-          <w:sz w:val="24"/>
-        </w:rPr>
-        <w:t>açıklanabilirlik</w:t>
-      </w:r>
-      <w:proofErr w:type="spellEnd"/>
-      <w:r>
-        <w:rPr>
-          <w:sz w:val="24"/>
-        </w:rPr>
-        <w:t xml:space="preserve"> gibi önemli kısıtlar bulunmaktadır.</w:t>
+        <w:t>Bu çalışmaların büyük bölümü ClinVar ve gnomAD gibi genomik veri kaynaklarından yararlanmaktadır. Ancak literatürde harici anotasyonlara bağımlılık, veri sızıntısı (data leakage) riski ve sınırlı açıklanabilirlik gibi önemli kısıtlar bulunmaktadır.</w:t>
       </w:r>
     </w:p>
     <w:p>
@@ -4620,49 +4290,7 @@
         <w:rPr>
           <w:sz w:val="24"/>
         </w:rPr>
-        <w:t xml:space="preserve">Bu proje kapsamında geliştirilen </w:t>
-      </w:r>
-      <w:proofErr w:type="spellStart"/>
-      <w:r>
-        <w:rPr>
-          <w:sz w:val="24"/>
-        </w:rPr>
-        <w:t>AlgoMed</w:t>
-      </w:r>
-      <w:proofErr w:type="spellEnd"/>
-      <w:r>
-        <w:rPr>
-          <w:sz w:val="24"/>
-        </w:rPr>
-        <w:t xml:space="preserve"> sistemi, sızdırmaz veri işleme hattı (</w:t>
-      </w:r>
-      <w:proofErr w:type="spellStart"/>
-      <w:r>
-        <w:rPr>
-          <w:sz w:val="24"/>
-        </w:rPr>
-        <w:t>leak-free</w:t>
-      </w:r>
-      <w:proofErr w:type="spellEnd"/>
-      <w:r>
-        <w:rPr>
-          <w:sz w:val="24"/>
-        </w:rPr>
-        <w:t xml:space="preserve"> </w:t>
-      </w:r>
-      <w:proofErr w:type="spellStart"/>
-      <w:r>
-        <w:rPr>
-          <w:sz w:val="24"/>
-        </w:rPr>
-        <w:t>pipeline</w:t>
-      </w:r>
-      <w:proofErr w:type="spellEnd"/>
-      <w:r>
-        <w:rPr>
-          <w:sz w:val="24"/>
-        </w:rPr>
-        <w:t>), dinamik eşik optimizasyonu ve SHAP tabanlı açıklanabilir yapay zekâ yaklaşımını bir araya getirerek bu eksiklikleri gidermeyi hedeflemektedir.</w:t>
+        <w:t>Bu proje kapsamında geliştirilen AlgoMed sistemi, sızdırmaz veri işleme hattı (leak-free pipeline), dinamik eşik optimizasyonu ve SHAP tabanlı açıklanabilir yapay zekâ yaklaşımını bir araya getirerek bu eksiklikleri gidermeyi hedeflemektedir.</w:t>
       </w:r>
     </w:p>
     <w:p>
@@ -4679,7 +4307,7 @@
           <w:szCs w:val="28"/>
         </w:rPr>
       </w:pPr>
-      <w:bookmarkStart w:id="4" w:name="_Toc233147648"/>
+      <w:bookmarkStart w:id="4" w:name="_Toc233298245"/>
       <w:r>
         <w:rPr>
           <w:rFonts w:ascii="Aptos" w:hAnsi="Aptos"/>
@@ -4716,35 +4344,7 @@
         <w:rPr>
           <w:sz w:val="24"/>
         </w:rPr>
-        <w:t xml:space="preserve">Bu bölümde </w:t>
-      </w:r>
-      <w:proofErr w:type="spellStart"/>
-      <w:r>
-        <w:rPr>
-          <w:sz w:val="24"/>
-        </w:rPr>
-        <w:t>missense</w:t>
-      </w:r>
-      <w:proofErr w:type="spellEnd"/>
-      <w:r>
-        <w:rPr>
-          <w:sz w:val="24"/>
-        </w:rPr>
-        <w:t xml:space="preserve"> varyant patojenite tahmini problemi için geliştirilen </w:t>
-      </w:r>
-      <w:proofErr w:type="spellStart"/>
-      <w:r>
-        <w:rPr>
-          <w:sz w:val="24"/>
-        </w:rPr>
-        <w:t>AlgoMed</w:t>
-      </w:r>
-      <w:proofErr w:type="spellEnd"/>
-      <w:r>
-        <w:rPr>
-          <w:sz w:val="24"/>
-        </w:rPr>
-        <w:t xml:space="preserve"> sisteminin veri işleme ve model geliştirme süreçleri bütüncül bir şekilde ele alınmaktadır. </w:t>
+        <w:t xml:space="preserve">Bu bölümde missense varyant patojenite tahmini problemi için geliştirilen AlgoMed sisteminin veri işleme ve model geliştirme süreçleri bütüncül bir şekilde ele alınmaktadır. </w:t>
       </w:r>
     </w:p>
     <w:p>
@@ -4761,7 +4361,7 @@
           <w:szCs w:val="24"/>
         </w:rPr>
       </w:pPr>
-      <w:bookmarkStart w:id="5" w:name="_Toc233147649"/>
+      <w:bookmarkStart w:id="5" w:name="_Toc233298246"/>
       <w:r>
         <w:rPr>
           <w:rFonts w:ascii="Aptos" w:hAnsi="Aptos"/>
@@ -4771,31 +4371,7 @@
           <w:sz w:val="24"/>
           <w:szCs w:val="24"/>
         </w:rPr>
-        <w:t xml:space="preserve">2.1 Veri İşleme (Data </w:t>
-      </w:r>
-      <w:proofErr w:type="spellStart"/>
-      <w:r>
-        <w:rPr>
-          <w:rFonts w:ascii="Aptos" w:hAnsi="Aptos"/>
-          <w:b/>
-          <w:bCs/>
-          <w:color w:val="000000" w:themeColor="text1"/>
-          <w:sz w:val="24"/>
-          <w:szCs w:val="24"/>
-        </w:rPr>
-        <w:t>Processing</w:t>
-      </w:r>
-      <w:proofErr w:type="spellEnd"/>
-      <w:r>
-        <w:rPr>
-          <w:rFonts w:ascii="Aptos" w:hAnsi="Aptos"/>
-          <w:b/>
-          <w:bCs/>
-          <w:color w:val="000000" w:themeColor="text1"/>
-          <w:sz w:val="24"/>
-          <w:szCs w:val="24"/>
-        </w:rPr>
-        <w:t>)</w:t>
+        <w:t>2.1 Veri İşleme (Data Processing)</w:t>
       </w:r>
       <w:bookmarkEnd w:id="5"/>
     </w:p>
@@ -5760,14 +5336,12 @@
                 <w:sz w:val="24"/>
               </w:rPr>
             </w:pPr>
-            <w:proofErr w:type="spellStart"/>
             <w:r>
               <w:rPr>
                 <w:sz w:val="24"/>
               </w:rPr>
               <w:t>Label</w:t>
             </w:r>
-            <w:proofErr w:type="spellEnd"/>
           </w:p>
         </w:tc>
         <w:tc>
@@ -5839,14 +5413,12 @@
                 <w:sz w:val="24"/>
               </w:rPr>
             </w:pPr>
-            <w:proofErr w:type="spellStart"/>
             <w:r>
               <w:rPr>
                 <w:sz w:val="24"/>
               </w:rPr>
               <w:t>Binary</w:t>
             </w:r>
-            <w:proofErr w:type="spellEnd"/>
           </w:p>
         </w:tc>
         <w:tc>
@@ -5908,51 +5480,7 @@
                 <w:lang w:eastAsia="tr-TR"/>
                 <w14:ligatures w14:val="none"/>
               </w:rPr>
-              <w:t>ğişkeni (</w:t>
-            </w:r>
-            <w:proofErr w:type="gramStart"/>
-            <w:r>
-              <w:rPr>
-                <w:rFonts w:eastAsia="Times New Roman" w:cs="Arial"/>
-                <w:kern w:val="0"/>
-                <w:sz w:val="24"/>
-                <w:lang w:eastAsia="tr-TR"/>
-                <w14:ligatures w14:val="none"/>
-              </w:rPr>
-              <w:t>1:patejonik</w:t>
-            </w:r>
-            <w:proofErr w:type="gramEnd"/>
-            <w:r>
-              <w:rPr>
-                <w:rFonts w:eastAsia="Times New Roman" w:cs="Arial"/>
-                <w:kern w:val="0"/>
-                <w:sz w:val="24"/>
-                <w:lang w:eastAsia="tr-TR"/>
-                <w14:ligatures w14:val="none"/>
-              </w:rPr>
-              <w:t>,</w:t>
-            </w:r>
-            <w:proofErr w:type="gramStart"/>
-            <w:r>
-              <w:rPr>
-                <w:rFonts w:eastAsia="Times New Roman" w:cs="Arial"/>
-                <w:kern w:val="0"/>
-                <w:sz w:val="24"/>
-                <w:lang w:eastAsia="tr-TR"/>
-                <w14:ligatures w14:val="none"/>
-              </w:rPr>
-              <w:t>0:benign</w:t>
-            </w:r>
-            <w:proofErr w:type="gramEnd"/>
-            <w:r>
-              <w:rPr>
-                <w:rFonts w:eastAsia="Times New Roman" w:cs="Arial"/>
-                <w:kern w:val="0"/>
-                <w:sz w:val="24"/>
-                <w:lang w:eastAsia="tr-TR"/>
-                <w14:ligatures w14:val="none"/>
-              </w:rPr>
-              <w:t>)</w:t>
+              <w:t>ğişkeni (1:patejonik,0:benign)</w:t>
             </w:r>
           </w:p>
         </w:tc>
@@ -5979,35 +5507,7 @@
         <w:rPr>
           <w:sz w:val="24"/>
         </w:rPr>
-        <w:t xml:space="preserve">Veri setindeki yüksek eksik değer oranı ve sınıf dengesizliği nedeniyle veri işleme hattı, 5-Katmanlı Tabakalı Çapraz Doğrulama (5-Fold </w:t>
-      </w:r>
-      <w:proofErr w:type="spellStart"/>
-      <w:r>
-        <w:rPr>
-          <w:sz w:val="24"/>
-        </w:rPr>
-        <w:t>Stratified</w:t>
-      </w:r>
-      <w:proofErr w:type="spellEnd"/>
-      <w:r>
-        <w:rPr>
-          <w:sz w:val="24"/>
-        </w:rPr>
-        <w:t xml:space="preserve"> CV) içerisinde her eğitim katmanında ayrı çalıştırılarak veri sızıntısı (data </w:t>
-      </w:r>
-      <w:proofErr w:type="spellStart"/>
-      <w:r>
-        <w:rPr>
-          <w:sz w:val="24"/>
-        </w:rPr>
-        <w:t>leakage</w:t>
-      </w:r>
-      <w:proofErr w:type="spellEnd"/>
-      <w:r>
-        <w:rPr>
-          <w:sz w:val="24"/>
-        </w:rPr>
-        <w:t>) riski engellenmiştir [22].</w:t>
+        <w:t>Veri setindeki yüksek eksik değer oranı ve sınıf dengesizliği nedeniyle veri işleme hattı, 5-Katmanlı Tabakalı Çapraz Doğrulama (5-Fold Stratified CV) içerisinde her eğitim katmanında ayrı çalıştırılarak veri sızıntısı (data leakage) riski engellenmiştir [22].</w:t>
       </w:r>
     </w:p>
     <w:p>
@@ -6022,63 +5522,7 @@
         <w:rPr>
           <w:sz w:val="24"/>
         </w:rPr>
-        <w:t>Eksikliklerin klinik bilgi taşıyabileceği varsayımıyla veriler silinmemiş; sayısal değişkenlere Medyan Atama uygulanmış ve her değişken için Eksiklik Göstergesi (</w:t>
-      </w:r>
-      <w:proofErr w:type="spellStart"/>
-      <w:r>
-        <w:rPr>
-          <w:sz w:val="24"/>
-        </w:rPr>
-        <w:t>Missing</w:t>
-      </w:r>
-      <w:proofErr w:type="spellEnd"/>
-      <w:r>
-        <w:rPr>
-          <w:sz w:val="24"/>
-        </w:rPr>
-        <w:t xml:space="preserve"> </w:t>
-      </w:r>
-      <w:proofErr w:type="spellStart"/>
-      <w:r>
-        <w:rPr>
-          <w:sz w:val="24"/>
-        </w:rPr>
-        <w:t>Indicator</w:t>
-      </w:r>
-      <w:proofErr w:type="spellEnd"/>
-      <w:r>
-        <w:rPr>
-          <w:sz w:val="24"/>
-        </w:rPr>
-        <w:t xml:space="preserve">) oluşturulmuştur [23]. Ayrıca </w:t>
-      </w:r>
-      <w:proofErr w:type="spellStart"/>
-      <w:r>
-        <w:rPr>
-          <w:sz w:val="24"/>
-        </w:rPr>
-        <w:t>missing_count_ALL</w:t>
-      </w:r>
-      <w:proofErr w:type="spellEnd"/>
-      <w:r>
-        <w:rPr>
-          <w:sz w:val="24"/>
-        </w:rPr>
-        <w:t xml:space="preserve"> ve </w:t>
-      </w:r>
-      <w:proofErr w:type="spellStart"/>
-      <w:r>
-        <w:rPr>
-          <w:sz w:val="24"/>
-        </w:rPr>
-        <w:t>missing_ratio_AL_log</w:t>
-      </w:r>
-      <w:proofErr w:type="spellEnd"/>
-      <w:r>
-        <w:rPr>
-          <w:sz w:val="24"/>
-        </w:rPr>
-        <w:t xml:space="preserve"> değişkenleri modele eklenmiştir.</w:t>
+        <w:t>Eksikliklerin klinik bilgi taşıyabileceği varsayımıyla veriler silinmemiş; sayısal değişkenlere Medyan Atama uygulanmış ve her değişken için Eksiklik Göstergesi (Missing Indicator) oluşturulmuştur [23]. Ayrıca missing_count_ALL ve missing_ratio_AL_log değişkenleri modele eklenmiştir.</w:t>
       </w:r>
     </w:p>
     <w:p>
@@ -6093,56 +5537,14 @@
         <w:rPr>
           <w:sz w:val="24"/>
         </w:rPr>
-        <w:t xml:space="preserve">Aykırı değerlerin etkisini azaltmak amacıyla </w:t>
-      </w:r>
-      <w:proofErr w:type="spellStart"/>
-      <w:r>
-        <w:rPr>
-          <w:sz w:val="24"/>
-        </w:rPr>
-        <w:t>RobustScaler</w:t>
-      </w:r>
-      <w:proofErr w:type="spellEnd"/>
-      <w:r>
-        <w:rPr>
-          <w:sz w:val="24"/>
-        </w:rPr>
-        <w:t xml:space="preserve"> kullanılmıştır. Bu yöntem aykırı değerleri kaldırmamakta, medyan ve IQR temelli ölçekleme ile etkilerini sınırlandırmaktadır. Düşük bilgi taşıyan öznitelikleri elemek için ise </w:t>
-      </w:r>
-      <w:proofErr w:type="spellStart"/>
-      <w:r>
-        <w:rPr>
-          <w:sz w:val="24"/>
-        </w:rPr>
-        <w:t>VarianceThreshold</w:t>
-      </w:r>
-      <w:proofErr w:type="spellEnd"/>
-      <w:r>
-        <w:rPr>
-          <w:sz w:val="24"/>
-        </w:rPr>
-        <w:t xml:space="preserve"> </w:t>
+        <w:t xml:space="preserve">Aykırı değerlerin etkisini azaltmak amacıyla RobustScaler kullanılmıştır. Bu yöntem aykırı değerleri kaldırmamakta, medyan ve IQR temelli ölçekleme ile etkilerini sınırlandırmaktadır. Düşük bilgi taşıyan öznitelikleri elemek için ise VarianceThreshold </w:t>
       </w:r>
       <w:r>
         <w:rPr>
           <w:sz w:val="24"/>
         </w:rPr>
         <w:lastRenderedPageBreak/>
-        <w:t>filtresi uygulanmıştır [24]. PCA ve K-</w:t>
-      </w:r>
-      <w:proofErr w:type="spellStart"/>
-      <w:r>
-        <w:rPr>
-          <w:sz w:val="24"/>
-        </w:rPr>
-        <w:t>Means</w:t>
-      </w:r>
-      <w:proofErr w:type="spellEnd"/>
-      <w:r>
-        <w:rPr>
-          <w:sz w:val="24"/>
-        </w:rPr>
-        <w:t xml:space="preserve"> yaklaşımları performansa anlamlı katkı sağlamadığı için sistemden çıkarılmıştır.</w:t>
+        <w:t>filtresi uygulanmıştır [24]. PCA ve K-Means yaklaşımları performansa anlamlı katkı sağlamadığı için sistemden çıkarılmıştır.</w:t>
       </w:r>
     </w:p>
     <w:p>
@@ -6157,63 +5559,7 @@
         <w:rPr>
           <w:sz w:val="24"/>
         </w:rPr>
-        <w:t xml:space="preserve">Modelleme aşamasında </w:t>
-      </w:r>
-      <w:proofErr w:type="spellStart"/>
-      <w:r>
-        <w:rPr>
-          <w:sz w:val="24"/>
-        </w:rPr>
-        <w:t>LightGBM</w:t>
-      </w:r>
-      <w:proofErr w:type="spellEnd"/>
-      <w:r>
-        <w:rPr>
-          <w:sz w:val="24"/>
-        </w:rPr>
-        <w:t xml:space="preserve">, </w:t>
-      </w:r>
-      <w:proofErr w:type="spellStart"/>
-      <w:r>
-        <w:rPr>
-          <w:sz w:val="24"/>
-        </w:rPr>
-        <w:t>XGBoost</w:t>
-      </w:r>
-      <w:proofErr w:type="spellEnd"/>
-      <w:r>
-        <w:rPr>
-          <w:sz w:val="24"/>
-        </w:rPr>
-        <w:t xml:space="preserve"> ve </w:t>
-      </w:r>
-      <w:proofErr w:type="spellStart"/>
-      <w:r>
-        <w:rPr>
-          <w:sz w:val="24"/>
-        </w:rPr>
-        <w:t>CatBoost</w:t>
-      </w:r>
-      <w:proofErr w:type="spellEnd"/>
-      <w:r>
-        <w:rPr>
-          <w:sz w:val="24"/>
-        </w:rPr>
-        <w:t xml:space="preserve"> modelleri </w:t>
-      </w:r>
-      <w:proofErr w:type="spellStart"/>
-      <w:r>
-        <w:rPr>
-          <w:sz w:val="24"/>
-        </w:rPr>
-        <w:t>stacking</w:t>
-      </w:r>
-      <w:proofErr w:type="spellEnd"/>
-      <w:r>
-        <w:rPr>
-          <w:sz w:val="24"/>
-        </w:rPr>
-        <w:t xml:space="preserve"> mimarisinde birleştirilmiştir. Meta-model olarak seçilen Lojistik Regresyon, taban modellerden gelen olasılık skorlarını düşük karmaşıklıkla birleştirerek daha kararlı genelleme performansı sağlamıştır.</w:t>
+        <w:t>Modelleme aşamasında LightGBM, XGBoost ve CatBoost modelleri stacking mimarisinde birleştirilmiştir. Meta-model olarak seçilen Lojistik Regresyon, taban modellerden gelen olasılık skorlarını düşük karmaşıklıkla birleştirerek daha kararlı genelleme performansı sağlamıştır.</w:t>
       </w:r>
     </w:p>
     <w:p>
@@ -6590,19 +5936,11 @@
                 <w:sz w:val="24"/>
               </w:rPr>
             </w:pPr>
-            <w:proofErr w:type="spellStart"/>
-            <w:r>
-              <w:rPr>
-                <w:sz w:val="24"/>
-              </w:rPr>
-              <w:t>Grantham</w:t>
-            </w:r>
-            <w:proofErr w:type="spellEnd"/>
-            <w:r>
-              <w:rPr>
-                <w:sz w:val="24"/>
-              </w:rPr>
-              <w:t xml:space="preserve"> ve BLOSUM62 skorları eklenmiştir.</w:t>
+            <w:r>
+              <w:rPr>
+                <w:sz w:val="24"/>
+              </w:rPr>
+              <w:t>Grantham ve BLOSUM62 skorları eklenmiştir.</w:t>
             </w:r>
           </w:p>
         </w:tc>
@@ -6695,35 +6033,7 @@
               <w:rPr>
                 <w:sz w:val="24"/>
               </w:rPr>
-              <w:t>Özellikler arası ikili çarpım (</w:t>
-            </w:r>
-            <w:proofErr w:type="spellStart"/>
-            <w:r>
-              <w:rPr>
-                <w:sz w:val="24"/>
-              </w:rPr>
-              <w:t>EK_i</w:t>
-            </w:r>
-            <w:proofErr w:type="spellEnd"/>
-            <w:r>
-              <w:rPr>
-                <w:sz w:val="24"/>
-              </w:rPr>
-              <w:t xml:space="preserve"> × </w:t>
-            </w:r>
-            <w:proofErr w:type="spellStart"/>
-            <w:r>
-              <w:rPr>
-                <w:sz w:val="24"/>
-              </w:rPr>
-              <w:t>EK_j</w:t>
-            </w:r>
-            <w:proofErr w:type="spellEnd"/>
-            <w:r>
-              <w:rPr>
-                <w:sz w:val="24"/>
-              </w:rPr>
-              <w:t>).</w:t>
+              <w:t>Özellikler arası ikili çarpım (EK_i × EK_j).</w:t>
             </w:r>
           </w:p>
         </w:tc>
@@ -6905,19 +6215,11 @@
                 <w:sz w:val="24"/>
               </w:rPr>
             </w:pPr>
-            <w:proofErr w:type="spellStart"/>
-            <w:r>
-              <w:rPr>
-                <w:sz w:val="24"/>
-              </w:rPr>
-              <w:t>FN_risk_flag</w:t>
-            </w:r>
-            <w:proofErr w:type="spellEnd"/>
-            <w:r>
-              <w:rPr>
-                <w:sz w:val="24"/>
-              </w:rPr>
-              <w:t xml:space="preserve"> ve hata analizi bayrakları.</w:t>
+            <w:r>
+              <w:rPr>
+                <w:sz w:val="24"/>
+              </w:rPr>
+              <w:t>FN_risk_flag ve hata analizi bayrakları.</w:t>
             </w:r>
           </w:p>
         </w:tc>
@@ -6992,35 +6294,7 @@
         <w:rPr>
           <w:sz w:val="24"/>
         </w:rPr>
-        <w:t xml:space="preserve">Çalışmada </w:t>
-      </w:r>
-      <w:proofErr w:type="spellStart"/>
-      <w:r>
-        <w:rPr>
-          <w:sz w:val="24"/>
-        </w:rPr>
-        <w:t>ClinVar</w:t>
-      </w:r>
-      <w:proofErr w:type="spellEnd"/>
-      <w:r>
-        <w:rPr>
-          <w:sz w:val="24"/>
-        </w:rPr>
-        <w:t xml:space="preserve">, </w:t>
-      </w:r>
-      <w:proofErr w:type="spellStart"/>
-      <w:r>
-        <w:rPr>
-          <w:sz w:val="24"/>
-        </w:rPr>
-        <w:t>gnomAD</w:t>
-      </w:r>
-      <w:proofErr w:type="spellEnd"/>
-      <w:r>
-        <w:rPr>
-          <w:sz w:val="24"/>
-        </w:rPr>
-        <w:t xml:space="preserve"> veya benzeri dış veri kaynakları kullanılmamıştır. Bu tercih, veri sızıntısı riskini ortadan kaldırmak ve modelin yalnızca verilen kapalı veri üzerinde öğrenmesini sağlamak amacıyla yapılmıştır.</w:t>
+        <w:t>Çalışmada ClinVar, gnomAD veya benzeri dış veri kaynakları kullanılmamıştır. Bu tercih, veri sızıntısı riskini ortadan kaldırmak ve modelin yalnızca verilen kapalı veri üzerinde öğrenmesini sağlamak amacıyla yapılmıştır.</w:t>
       </w:r>
       <w:r>
         <w:rPr>
@@ -7043,7 +6317,7 @@
           <w:szCs w:val="24"/>
         </w:rPr>
       </w:pPr>
-      <w:bookmarkStart w:id="6" w:name="_Toc233147650"/>
+      <w:bookmarkStart w:id="6" w:name="_Toc233298247"/>
       <w:r>
         <w:rPr>
           <w:rFonts w:ascii="Aptos" w:hAnsi="Aptos"/>
@@ -7078,93 +6352,210 @@
       </w:pPr>
       <w:r>
         <w:rPr>
-          <w:sz w:val="24"/>
-        </w:rPr>
-        <w:t xml:space="preserve">Model mimarisinde; yüksek boyutlu genomik verilere, eksik değerlere ve sınıf dengesizliğine karşı yüksek direnç gösteren </w:t>
-      </w:r>
-      <w:proofErr w:type="spellStart"/>
-      <w:r>
-        <w:rPr>
-          <w:sz w:val="24"/>
-        </w:rPr>
-        <w:t>LightGBM</w:t>
-      </w:r>
-      <w:proofErr w:type="spellEnd"/>
-      <w:r>
-        <w:rPr>
-          <w:sz w:val="24"/>
-        </w:rPr>
-        <w:t xml:space="preserve">, </w:t>
-      </w:r>
-      <w:proofErr w:type="spellStart"/>
-      <w:r>
-        <w:rPr>
-          <w:sz w:val="24"/>
-        </w:rPr>
-        <w:t>XGBoost</w:t>
-      </w:r>
-      <w:proofErr w:type="spellEnd"/>
-      <w:r>
-        <w:rPr>
-          <w:sz w:val="24"/>
-        </w:rPr>
-        <w:t xml:space="preserve"> ve </w:t>
-      </w:r>
-      <w:proofErr w:type="spellStart"/>
-      <w:r>
-        <w:rPr>
-          <w:sz w:val="24"/>
-        </w:rPr>
-        <w:t>CatBoost</w:t>
-      </w:r>
-      <w:proofErr w:type="spellEnd"/>
-      <w:r>
-        <w:rPr>
-          <w:sz w:val="24"/>
-        </w:rPr>
-        <w:t xml:space="preserve"> algoritmaları temel alınmıştır [</w:t>
-      </w:r>
-      <w:proofErr w:type="gramStart"/>
-      <w:r>
-        <w:rPr>
-          <w:sz w:val="24"/>
-        </w:rPr>
-        <w:t>26]–</w:t>
-      </w:r>
-      <w:proofErr w:type="gramEnd"/>
-      <w:r>
-        <w:rPr>
-          <w:sz w:val="24"/>
-        </w:rPr>
-        <w:t>[28]. Bu modellerin zayıf yönlerini sönümlemek ve kestirim kararlılığını artırmak amacıyla Yığınsal Topluluk (</w:t>
-      </w:r>
-      <w:proofErr w:type="spellStart"/>
-      <w:r>
-        <w:rPr>
-          <w:sz w:val="24"/>
-        </w:rPr>
-        <w:t>Stacking</w:t>
-      </w:r>
-      <w:proofErr w:type="spellEnd"/>
-      <w:r>
-        <w:rPr>
-          <w:sz w:val="24"/>
-        </w:rPr>
-        <w:t xml:space="preserve"> </w:t>
-      </w:r>
-      <w:proofErr w:type="spellStart"/>
-      <w:r>
-        <w:rPr>
-          <w:sz w:val="24"/>
-        </w:rPr>
-        <w:t>Ensemble</w:t>
-      </w:r>
-      <w:proofErr w:type="spellEnd"/>
-      <w:r>
-        <w:rPr>
-          <w:sz w:val="24"/>
-        </w:rPr>
-        <w:t>) mimarisi kurulmuştur [29].</w:t>
+          <w:noProof/>
+        </w:rPr>
+        <mc:AlternateContent>
+          <mc:Choice Requires="wps">
+            <w:drawing>
+              <wp:anchor distT="0" distB="0" distL="114300" distR="114300" simplePos="0" relativeHeight="251674632" behindDoc="1" locked="0" layoutInCell="1" allowOverlap="1" wp14:anchorId="65AA9D1A" wp14:editId="7D9F3796">
+                <wp:simplePos x="0" y="0"/>
+                <wp:positionH relativeFrom="column">
+                  <wp:posOffset>-121285</wp:posOffset>
+                </wp:positionH>
+                <wp:positionV relativeFrom="paragraph">
+                  <wp:posOffset>2078355</wp:posOffset>
+                </wp:positionV>
+                <wp:extent cx="4392295" cy="635"/>
+                <wp:effectExtent l="0" t="0" r="0" b="0"/>
+                <wp:wrapTight wrapText="bothSides">
+                  <wp:wrapPolygon edited="0">
+                    <wp:start x="0" y="0"/>
+                    <wp:lineTo x="0" y="21600"/>
+                    <wp:lineTo x="21600" y="21600"/>
+                    <wp:lineTo x="21600" y="0"/>
+                  </wp:wrapPolygon>
+                </wp:wrapTight>
+                <wp:docPr id="1753553689" name="Text Box 1"/>
+                <wp:cNvGraphicFramePr/>
+                <a:graphic xmlns:a="http://schemas.openxmlformats.org/drawingml/2006/main">
+                  <a:graphicData uri="http://schemas.microsoft.com/office/word/2010/wordprocessingShape">
+                    <wps:wsp>
+                      <wps:cNvSpPr txBox="1"/>
+                      <wps:spPr>
+                        <a:xfrm>
+                          <a:off x="0" y="0"/>
+                          <a:ext cx="4392295" cy="635"/>
+                        </a:xfrm>
+                        <a:prstGeom prst="rect">
+                          <a:avLst/>
+                        </a:prstGeom>
+                        <a:solidFill>
+                          <a:prstClr val="white"/>
+                        </a:solidFill>
+                        <a:ln>
+                          <a:noFill/>
+                        </a:ln>
+                      </wps:spPr>
+                      <wps:txbx>
+                        <w:txbxContent>
+                          <w:p>
+                            <w:pPr>
+                              <w:pStyle w:val="Caption"/>
+                              <w:rPr>
+                                <w:noProof/>
+                              </w:rPr>
+                            </w:pPr>
+                            <w:r>
+                              <w:t xml:space="preserve">Şekil </w:t>
+                            </w:r>
+                            <w:fldSimple w:instr=" SEQ Şekil \* ARABIC ">
+                              <w:r>
+                                <w:rPr>
+                                  <w:noProof/>
+                                </w:rPr>
+                                <w:t>1</w:t>
+                              </w:r>
+                            </w:fldSimple>
+                            <w:r>
+                              <w:t xml:space="preserve">: </w:t>
+                            </w:r>
+                            <w:r>
+                              <w:t>AlgoMed Sistem Mimarisi — Uçtan Uca Sızıntısız Pipeline (V9)</w:t>
+                            </w:r>
+                          </w:p>
+                        </w:txbxContent>
+                      </wps:txbx>
+                      <wps:bodyPr rot="0" spcFirstLastPara="0" vertOverflow="overflow" horzOverflow="overflow" vert="horz" wrap="square" lIns="0" tIns="0" rIns="0" bIns="0" numCol="1" spcCol="0" rtlCol="0" fromWordArt="0" anchor="t" anchorCtr="0" forceAA="0" compatLnSpc="1">
+                        <a:prstTxWarp prst="textNoShape">
+                          <a:avLst/>
+                        </a:prstTxWarp>
+                        <a:spAutoFit/>
+                      </wps:bodyPr>
+                    </wps:wsp>
+                  </a:graphicData>
+                </a:graphic>
+              </wp:anchor>
+            </w:drawing>
+          </mc:Choice>
+          <mc:Fallback>
+            <w:pict>
+              <v:shape w14:anchorId="65AA9D1A" id="Text Box 1" o:spid="_x0000_s1027" type="#_x0000_t202" style="position:absolute;left:0;text-align:left;margin-left:-9.55pt;margin-top:163.65pt;width:345.85pt;height:.05pt;z-index:-251641848;visibility:visible;mso-wrap-style:square;mso-wrap-distance-left:9pt;mso-wrap-distance-top:0;mso-wrap-distance-right:9pt;mso-wrap-distance-bottom:0;mso-position-horizontal:absolute;mso-position-horizontal-relative:text;mso-position-vertical:absolute;mso-position-vertical-relative:text;v-text-anchor:top" o:gfxdata="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" stroked="f">
+                <v:textbox style="mso-fit-shape-to-text:t" inset="0,0,0,0">
+                  <w:txbxContent>
+                    <w:p>
+                      <w:pPr>
+                        <w:pStyle w:val="Caption"/>
+                        <w:rPr>
+                          <w:noProof/>
+                        </w:rPr>
+                      </w:pPr>
+                      <w:r>
+                        <w:t xml:space="preserve">Şekil </w:t>
+                      </w:r>
+                      <w:fldSimple w:instr=" SEQ Şekil \* ARABIC ">
+                        <w:r>
+                          <w:rPr>
+                            <w:noProof/>
+                          </w:rPr>
+                          <w:t>1</w:t>
+                        </w:r>
+                      </w:fldSimple>
+                      <w:r>
+                        <w:t xml:space="preserve">: </w:t>
+                      </w:r>
+                      <w:r>
+                        <w:t>AlgoMed Sistem Mimarisi — Uçtan Uca Sızıntısız Pipeline (V9)</w:t>
+                      </w:r>
+                    </w:p>
+                  </w:txbxContent>
+                </v:textbox>
+                <w10:wrap type="tight"/>
+              </v:shape>
+            </w:pict>
+          </mc:Fallback>
+        </mc:AlternateContent>
+      </w:r>
+      <w:r>
+        <w:rPr>
+          <w:noProof/>
+          <w:sz w:val="24"/>
+        </w:rPr>
+        <w:drawing>
+          <wp:anchor distT="0" distB="0" distL="114300" distR="114300" simplePos="0" relativeHeight="251672584" behindDoc="1" locked="0" layoutInCell="1" allowOverlap="1" wp14:anchorId="5C3B5B2D" wp14:editId="7102F73E">
+            <wp:simplePos x="0" y="0"/>
+            <wp:positionH relativeFrom="margin">
+              <wp:posOffset>-121285</wp:posOffset>
+            </wp:positionH>
+            <wp:positionV relativeFrom="paragraph">
+              <wp:posOffset>115570</wp:posOffset>
+            </wp:positionV>
+            <wp:extent cx="4392295" cy="1905635"/>
+            <wp:effectExtent l="0" t="0" r="8255" b="0"/>
+            <wp:wrapTight wrapText="bothSides">
+              <wp:wrapPolygon edited="0">
+                <wp:start x="0" y="0"/>
+                <wp:lineTo x="0" y="21377"/>
+                <wp:lineTo x="21547" y="21377"/>
+                <wp:lineTo x="21547" y="0"/>
+                <wp:lineTo x="0" y="0"/>
+              </wp:wrapPolygon>
+            </wp:wrapTight>
+            <wp:docPr id="1156942098" name="Picture 7"/>
+            <wp:cNvGraphicFramePr>
+              <a:graphicFrameLocks xmlns:a="http://schemas.openxmlformats.org/drawingml/2006/main" noChangeAspect="1"/>
+            </wp:cNvGraphicFramePr>
+            <a:graphic xmlns:a="http://schemas.openxmlformats.org/drawingml/2006/main">
+              <a:graphicData uri="http://schemas.openxmlformats.org/drawingml/2006/picture">
+                <pic:pic xmlns:pic="http://schemas.openxmlformats.org/drawingml/2006/picture">
+                  <pic:nvPicPr>
+                    <pic:cNvPr id="0" name="Picture 3"/>
+                    <pic:cNvPicPr>
+                      <a:picLocks noChangeAspect="1" noChangeArrowheads="1"/>
+                    </pic:cNvPicPr>
+                  </pic:nvPicPr>
+                  <pic:blipFill>
+                    <a:blip r:embed="rId9" cstate="print">
+                      <a:extLst>
+                        <a:ext uri="{28A0092B-C50C-407E-A947-70E740481C1C}">
+                          <a14:useLocalDpi xmlns:a14="http://schemas.microsoft.com/office/drawing/2010/main" val="0"/>
+                        </a:ext>
+                      </a:extLst>
+                    </a:blip>
+                    <a:srcRect/>
+                    <a:stretch>
+                      <a:fillRect/>
+                    </a:stretch>
+                  </pic:blipFill>
+                  <pic:spPr bwMode="auto">
+                    <a:xfrm>
+                      <a:off x="0" y="0"/>
+                      <a:ext cx="4392295" cy="1905635"/>
+                    </a:xfrm>
+                    <a:prstGeom prst="rect">
+                      <a:avLst/>
+                    </a:prstGeom>
+                    <a:noFill/>
+                    <a:ln>
+                      <a:noFill/>
+                    </a:ln>
+                  </pic:spPr>
+                </pic:pic>
+              </a:graphicData>
+            </a:graphic>
+            <wp14:sizeRelH relativeFrom="margin">
+              <wp14:pctWidth>0</wp14:pctWidth>
+            </wp14:sizeRelH>
+            <wp14:sizeRelV relativeFrom="margin">
+              <wp14:pctHeight>0</wp14:pctHeight>
+            </wp14:sizeRelV>
+          </wp:anchor>
+        </w:drawing>
+      </w:r>
+      <w:r>
+        <w:rPr>
+          <w:sz w:val="24"/>
+        </w:rPr>
+        <w:t>Model mimarisinde; yüksek boyutlu genomik verilere, eksik değerlere ve sınıf dengesizliğine karşı yüksek direnç gösteren LightGBM, XGBoost ve CatBoost algoritmaları temel alınmıştır [26]–[28]. Bu modellerin zayıf yönlerini sönümlemek ve kestirim kararlılığını artırmak amacıyla Yığınsal Topluluk (Stacking Ensemble) mimarisi kurulmuştur [29].</w:t>
       </w:r>
     </w:p>
     <w:p>
@@ -7175,10 +6566,29 @@
           <w:sz w:val="24"/>
         </w:rPr>
       </w:pPr>
-      <w:r>
-        <w:rPr>
-          <w:sz w:val="24"/>
-        </w:rPr>
+    </w:p>
+    <w:p>
+      <w:pPr>
+        <w:spacing w:line="276" w:lineRule="auto"/>
+        <w:jc w:val="both"/>
+        <w:rPr>
+          <w:sz w:val="24"/>
+        </w:rPr>
+      </w:pPr>
+    </w:p>
+    <w:p>
+      <w:pPr>
+        <w:spacing w:line="276" w:lineRule="auto"/>
+        <w:jc w:val="both"/>
+        <w:rPr>
+          <w:sz w:val="24"/>
+        </w:rPr>
+      </w:pPr>
+      <w:r>
+        <w:rPr>
+          <w:sz w:val="24"/>
+        </w:rPr>
+        <w:lastRenderedPageBreak/>
         <w:t>Mimari Katmanları:</w:t>
       </w:r>
     </w:p>
@@ -7207,99 +6617,7 @@
         <w:rPr>
           <w:sz w:val="24"/>
         </w:rPr>
-        <w:t xml:space="preserve"> </w:t>
-      </w:r>
-      <w:proofErr w:type="spellStart"/>
-      <w:r>
-        <w:rPr>
-          <w:sz w:val="24"/>
-        </w:rPr>
-        <w:t>LightGBM</w:t>
-      </w:r>
-      <w:proofErr w:type="spellEnd"/>
-      <w:r>
-        <w:rPr>
-          <w:sz w:val="24"/>
-        </w:rPr>
-        <w:t xml:space="preserve">, </w:t>
-      </w:r>
-      <w:proofErr w:type="spellStart"/>
-      <w:r>
-        <w:rPr>
-          <w:sz w:val="24"/>
-        </w:rPr>
-        <w:t>XGBoost</w:t>
-      </w:r>
-      <w:proofErr w:type="spellEnd"/>
-      <w:r>
-        <w:rPr>
-          <w:sz w:val="24"/>
-        </w:rPr>
-        <w:t xml:space="preserve"> ve </w:t>
-      </w:r>
-      <w:proofErr w:type="spellStart"/>
-      <w:r>
-        <w:rPr>
-          <w:sz w:val="24"/>
-        </w:rPr>
-        <w:t>CatBoost</w:t>
-      </w:r>
-      <w:proofErr w:type="spellEnd"/>
-      <w:r>
-        <w:rPr>
-          <w:sz w:val="24"/>
-        </w:rPr>
-        <w:t xml:space="preserve"> modelleri eğitilmiş; aşırı öğrenmeyi (</w:t>
-      </w:r>
-      <w:proofErr w:type="spellStart"/>
-      <w:r>
-        <w:rPr>
-          <w:sz w:val="24"/>
-        </w:rPr>
-        <w:t>overfitting</w:t>
-      </w:r>
-      <w:proofErr w:type="spellEnd"/>
-      <w:r>
-        <w:rPr>
-          <w:sz w:val="24"/>
-        </w:rPr>
-        <w:t>) engellemek amacıyla Katmanlar Arası (</w:t>
-      </w:r>
-      <w:proofErr w:type="spellStart"/>
-      <w:r>
-        <w:rPr>
-          <w:sz w:val="24"/>
-        </w:rPr>
-        <w:t>Out</w:t>
-      </w:r>
-      <w:proofErr w:type="spellEnd"/>
-      <w:r>
-        <w:rPr>
-          <w:sz w:val="24"/>
-        </w:rPr>
-        <w:t>-of-</w:t>
-      </w:r>
-      <w:proofErr w:type="spellStart"/>
-      <w:proofErr w:type="gramStart"/>
-      <w:r>
-        <w:rPr>
-          <w:sz w:val="24"/>
-        </w:rPr>
-        <w:t>Fold</w:t>
-      </w:r>
-      <w:proofErr w:type="spellEnd"/>
-      <w:r>
-        <w:rPr>
-          <w:sz w:val="24"/>
-        </w:rPr>
-        <w:t xml:space="preserve"> -</w:t>
-      </w:r>
-      <w:proofErr w:type="gramEnd"/>
-      <w:r>
-        <w:rPr>
-          <w:sz w:val="24"/>
-        </w:rPr>
-        <w:t xml:space="preserve"> OOF) olasılık tahminleri üretilmiştir [22], [29].</w:t>
+        <w:t xml:space="preserve"> LightGBM, XGBoost ve CatBoost modelleri eğitilmiş; aşırı öğrenmeyi (overfitting) engellemek amacıyla Katmanlar Arası (Out-of-Fold - OOF) olasılık tahminleri üretilmiştir [22], [29].</w:t>
       </w:r>
     </w:p>
     <w:p>
@@ -7343,57 +6661,19 @@
           <w:sz w:val="24"/>
         </w:rPr>
       </w:pPr>
-      <w:proofErr w:type="spellStart"/>
       <w:r>
         <w:rPr>
           <w:b/>
           <w:bCs/>
           <w:sz w:val="24"/>
         </w:rPr>
-        <w:t>Hiperparametre</w:t>
-      </w:r>
-      <w:proofErr w:type="spellEnd"/>
-      <w:r>
-        <w:rPr>
-          <w:b/>
-          <w:bCs/>
-          <w:sz w:val="24"/>
-        </w:rPr>
-        <w:t xml:space="preserve"> Optimizasyonu:</w:t>
-      </w:r>
-      <w:r>
-        <w:rPr>
-          <w:sz w:val="24"/>
-        </w:rPr>
-        <w:t xml:space="preserve"> GPU altyapısında </w:t>
-      </w:r>
-      <w:proofErr w:type="spellStart"/>
-      <w:r>
-        <w:rPr>
-          <w:sz w:val="24"/>
-        </w:rPr>
-        <w:t>Optuna</w:t>
-      </w:r>
-      <w:proofErr w:type="spellEnd"/>
-      <w:r>
-        <w:rPr>
-          <w:sz w:val="24"/>
-        </w:rPr>
-        <w:t xml:space="preserve"> çatısı kullanılarak, </w:t>
-      </w:r>
-      <w:proofErr w:type="spellStart"/>
-      <w:r>
-        <w:rPr>
-          <w:sz w:val="24"/>
-        </w:rPr>
-        <w:t>Bayesçi</w:t>
-      </w:r>
-      <w:proofErr w:type="spellEnd"/>
-      <w:r>
-        <w:rPr>
-          <w:sz w:val="24"/>
-        </w:rPr>
-        <w:t xml:space="preserve"> Optimizasyon (TPE Sampler) yöntemiyle L1/L2 düzenlileştirme bariyerleri taranmış ve model kapasitesi maksimum seviyeye çıkarılmıştır [</w:t>
+        <w:t>Hiperparametre Optimizasyonu:</w:t>
+      </w:r>
+      <w:r>
+        <w:rPr>
+          <w:sz w:val="24"/>
+        </w:rPr>
+        <w:t xml:space="preserve"> GPU altyapısında Optuna çatısı kullanılarak, Bayesçi Optimizasyon (TPE Sampler) yöntemiyle L1/L2 düzenlileştirme bariyerleri taranmış ve model kapasitesi maksimum seviyeye çıkarılmıştır [</w:t>
       </w:r>
       <w:r>
         <w:rPr>
@@ -7431,7 +6711,6 @@
           <w:color w:val="0E2841" w:themeColor="text2"/>
           <w:sz w:val="24"/>
         </w:rPr>
-        <w:lastRenderedPageBreak/>
         <w:t xml:space="preserve">Tablo </w:t>
       </w:r>
       <w:r>
@@ -7744,7 +7023,6 @@
                 <w:sz w:val="24"/>
               </w:rPr>
             </w:pPr>
-            <w:proofErr w:type="spellStart"/>
             <w:r>
               <w:rPr>
                 <w:b/>
@@ -7753,7 +7031,6 @@
               </w:rPr>
               <w:t>Optuna</w:t>
             </w:r>
-            <w:proofErr w:type="spellEnd"/>
           </w:p>
         </w:tc>
         <w:tc>
@@ -7870,19 +7147,11 @@
                 <w:sz w:val="24"/>
               </w:rPr>
             </w:pPr>
-            <w:proofErr w:type="spellStart"/>
-            <w:r>
-              <w:rPr>
-                <w:sz w:val="24"/>
-              </w:rPr>
-              <w:t>Bayesçi</w:t>
-            </w:r>
-            <w:proofErr w:type="spellEnd"/>
-            <w:r>
-              <w:rPr>
-                <w:sz w:val="24"/>
-              </w:rPr>
-              <w:t xml:space="preserve"> Çıkarım (GPU tabanlı)</w:t>
+            <w:r>
+              <w:rPr>
+                <w:sz w:val="24"/>
+              </w:rPr>
+              <w:t>Bayesçi Çıkarım (GPU tabanlı)</w:t>
             </w:r>
           </w:p>
         </w:tc>
@@ -8009,19 +7278,11 @@
                 <w:sz w:val="24"/>
               </w:rPr>
             </w:pPr>
-            <w:proofErr w:type="spellStart"/>
-            <w:r>
-              <w:rPr>
-                <w:sz w:val="24"/>
-              </w:rPr>
-              <w:t>Overfitting'i</w:t>
-            </w:r>
-            <w:proofErr w:type="spellEnd"/>
-            <w:r>
-              <w:rPr>
-                <w:sz w:val="24"/>
-              </w:rPr>
-              <w:t xml:space="preserve"> engelleme</w:t>
+            <w:r>
+              <w:rPr>
+                <w:sz w:val="24"/>
+              </w:rPr>
+              <w:t>Overfitting'i engelleme</w:t>
             </w:r>
           </w:p>
         </w:tc>
@@ -8063,28 +7324,12 @@
               </w:rPr>
               <w:t xml:space="preserve"> </w:t>
             </w:r>
-            <w:proofErr w:type="spellStart"/>
-            <w:r>
-              <w:rPr>
-                <w:sz w:val="24"/>
-              </w:rPr>
-              <w:t>Regülarizasyon</w:t>
-            </w:r>
-            <w:proofErr w:type="spellEnd"/>
-            <w:r>
-              <w:rPr>
-                <w:sz w:val="24"/>
-              </w:rPr>
-              <w:t xml:space="preserve">, </w:t>
-            </w:r>
-            <w:proofErr w:type="spellStart"/>
-            <w:r>
-              <w:rPr>
-                <w:sz w:val="24"/>
-              </w:rPr>
-              <w:t>max_depth</w:t>
-            </w:r>
-            <w:proofErr w:type="spellEnd"/>
+            <w:r>
+              <w:rPr>
+                <w:sz w:val="24"/>
+              </w:rPr>
+              <w:t>Regülarizasyon, max_depth</w:t>
+            </w:r>
           </w:p>
         </w:tc>
       </w:tr>
@@ -8282,7 +7527,7 @@
           <w:szCs w:val="24"/>
         </w:rPr>
       </w:pPr>
-      <w:bookmarkStart w:id="7" w:name="_Toc233147651"/>
+      <w:bookmarkStart w:id="7" w:name="_Toc233298248"/>
       <w:r>
         <w:rPr>
           <w:rFonts w:ascii="Aptos" w:hAnsi="Aptos"/>
@@ -8292,6 +7537,28 @@
           <w:sz w:val="24"/>
           <w:szCs w:val="24"/>
         </w:rPr>
+        <w:t>LightGBM</w:t>
+      </w:r>
+      <w:r>
+        <w:rPr>
+          <w:rFonts w:ascii="Aptos" w:hAnsi="Aptos"/>
+          <w:b/>
+          <w:bCs/>
+          <w:color w:val="000000" w:themeColor="text1"/>
+          <w:sz w:val="24"/>
+          <w:szCs w:val="24"/>
+        </w:rPr>
+        <w:t xml:space="preserve"> </w:t>
+      </w:r>
+      <w:r>
+        <w:rPr>
+          <w:rFonts w:ascii="Aptos" w:hAnsi="Aptos"/>
+          <w:b/>
+          <w:bCs/>
+          <w:color w:val="000000" w:themeColor="text1"/>
+          <w:sz w:val="24"/>
+          <w:szCs w:val="24"/>
+        </w:rPr>
         <w:t>2.3 Model Değerlendirme</w:t>
       </w:r>
       <w:bookmarkEnd w:id="7"/>
@@ -8308,49 +7575,7 @@
         <w:rPr>
           <w:sz w:val="24"/>
         </w:rPr>
-        <w:t xml:space="preserve">Modelin genellenebilirliğini ve kararlılığını sağlamak adına, veri kümesi 5-Katmanlı Tabakalı Çapraz Doğrulama (5-Fold </w:t>
-      </w:r>
-      <w:proofErr w:type="spellStart"/>
-      <w:r>
-        <w:rPr>
-          <w:sz w:val="24"/>
-        </w:rPr>
-        <w:t>Stratified</w:t>
-      </w:r>
-      <w:proofErr w:type="spellEnd"/>
-      <w:r>
-        <w:rPr>
-          <w:sz w:val="24"/>
-        </w:rPr>
-        <w:t xml:space="preserve"> CV) mimarisi ile değerlendirilmiştir. Tüm önişleme ve dengesizlik giderme süreçleri, hazır kütüphaneler yerine özel olarak kodlanmış sızdırmaz bir Cross-</w:t>
-      </w:r>
-      <w:proofErr w:type="spellStart"/>
-      <w:r>
-        <w:rPr>
-          <w:sz w:val="24"/>
-        </w:rPr>
-        <w:t>Validation</w:t>
-      </w:r>
-      <w:proofErr w:type="spellEnd"/>
-      <w:r>
-        <w:rPr>
-          <w:sz w:val="24"/>
-        </w:rPr>
-        <w:t xml:space="preserve"> döngüsü kullanılarak her katmanda manuel izole edilmiş; bu sayede veri sızıntısı (data </w:t>
-      </w:r>
-      <w:proofErr w:type="spellStart"/>
-      <w:r>
-        <w:rPr>
-          <w:sz w:val="24"/>
-        </w:rPr>
-        <w:t>leakage</w:t>
-      </w:r>
-      <w:proofErr w:type="spellEnd"/>
-      <w:r>
-        <w:rPr>
-          <w:sz w:val="24"/>
-        </w:rPr>
-        <w:t>) kesin olarak engellenmiştir</w:t>
+        <w:t>Modelin genellenebilirliğini ve kararlılığını sağlamak adına, veri kümesi 5-Katmanlı Tabakalı Çapraz Doğrulama (5-Fold Stratified CV) mimarisi ile değerlendirilmiştir. Tüm önişleme ve dengesizlik giderme süreçleri, hazır kütüphaneler yerine özel olarak kodlanmış sızdırmaz bir Cross-Validation döngüsü kullanılarak her katmanda manuel izole edilmiş; bu sayede veri sızıntısı (data leakage) kesin olarak engellenmiştir</w:t>
       </w:r>
       <w:r>
         <w:rPr>
@@ -8416,85 +7641,7 @@
         <w:rPr>
           <w:sz w:val="24"/>
         </w:rPr>
-        <w:t>ile üretilen sentetik veriler yalnızca eğitim katmanlarında işletilmiş; doğrulama (</w:t>
-      </w:r>
-      <w:proofErr w:type="spellStart"/>
-      <w:r>
-        <w:rPr>
-          <w:sz w:val="24"/>
-        </w:rPr>
-        <w:t>validation</w:t>
-      </w:r>
-      <w:proofErr w:type="spellEnd"/>
-      <w:r>
-        <w:rPr>
-          <w:sz w:val="24"/>
-        </w:rPr>
-        <w:t>) katmanlarına dahil edilmemiştir. Model eğitimi; Katmanlar Arası (</w:t>
-      </w:r>
-      <w:proofErr w:type="spellStart"/>
-      <w:r>
-        <w:rPr>
-          <w:sz w:val="24"/>
-        </w:rPr>
-        <w:t>Out</w:t>
-      </w:r>
-      <w:proofErr w:type="spellEnd"/>
-      <w:r>
-        <w:rPr>
-          <w:sz w:val="24"/>
-        </w:rPr>
-        <w:t>-of-</w:t>
-      </w:r>
-      <w:proofErr w:type="spellStart"/>
-      <w:proofErr w:type="gramStart"/>
-      <w:r>
-        <w:rPr>
-          <w:sz w:val="24"/>
-        </w:rPr>
-        <w:t>Fold</w:t>
-      </w:r>
-      <w:proofErr w:type="spellEnd"/>
-      <w:r>
-        <w:rPr>
-          <w:sz w:val="24"/>
-        </w:rPr>
-        <w:t xml:space="preserve"> -</w:t>
-      </w:r>
-      <w:proofErr w:type="gramEnd"/>
-      <w:r>
-        <w:rPr>
-          <w:sz w:val="24"/>
-        </w:rPr>
-        <w:t xml:space="preserve"> OOF) tahminleme ve Erken Durdurma (</w:t>
-      </w:r>
-      <w:proofErr w:type="spellStart"/>
-      <w:r>
-        <w:rPr>
-          <w:sz w:val="24"/>
-        </w:rPr>
-        <w:t>Early</w:t>
-      </w:r>
-      <w:proofErr w:type="spellEnd"/>
-      <w:r>
-        <w:rPr>
-          <w:sz w:val="24"/>
-        </w:rPr>
-        <w:t xml:space="preserve"> </w:t>
-      </w:r>
-      <w:proofErr w:type="spellStart"/>
-      <w:r>
-        <w:rPr>
-          <w:sz w:val="24"/>
-        </w:rPr>
-        <w:t>Stopping</w:t>
-      </w:r>
-      <w:proofErr w:type="spellEnd"/>
-      <w:r>
-        <w:rPr>
-          <w:sz w:val="24"/>
-        </w:rPr>
-        <w:t>) mekanizmaları ile optimize edilmiştir [12], [29].</w:t>
+        <w:t>ile üretilen sentetik veriler yalnızca eğitim katmanlarında işletilmiş; doğrulama (validation) katmanlarına dahil edilmemiştir. Model eğitimi; Katmanlar Arası (Out-of-Fold - OOF) tahminleme ve Erken Durdurma (Early Stopping) mekanizmaları ile optimize edilmiştir [12], [29].</w:t>
       </w:r>
     </w:p>
     <w:p>
@@ -8514,21 +7661,7 @@
         <w:rPr>
           <w:sz w:val="24"/>
         </w:rPr>
-        <w:t>Asimetrik dağılımda yanıltıcı olan "doğruluk" (</w:t>
-      </w:r>
-      <w:proofErr w:type="spellStart"/>
-      <w:r>
-        <w:rPr>
-          <w:sz w:val="24"/>
-        </w:rPr>
-        <w:t>accuracy</w:t>
-      </w:r>
-      <w:proofErr w:type="spellEnd"/>
-      <w:r>
-        <w:rPr>
-          <w:sz w:val="24"/>
-        </w:rPr>
-        <w:t>) metriği yerine; klinik gerçekliği temsil eden F1-skoru, MCC ve PR-AUC metrikleri temel alınmıştır [5], [11].</w:t>
+        <w:t>Asimetrik dağılımda yanıltıcı olan "doğruluk" (accuracy) metriği yerine; klinik gerçekliği temsil eden F1-skoru, MCC ve PR-AUC metrikleri temel alınmıştır [5], [11].</w:t>
       </w:r>
     </w:p>
     <w:p>
@@ -8548,58 +7681,8 @@
         <w:rPr>
           <w:sz w:val="24"/>
         </w:rPr>
-        <w:t>Modellerin "kara kutu" olmasını engellemek amacıyla SHAP (</w:t>
-      </w:r>
-      <w:proofErr w:type="spellStart"/>
-      <w:r>
-        <w:rPr>
-          <w:sz w:val="24"/>
-        </w:rPr>
-        <w:t>SHapley</w:t>
-      </w:r>
-      <w:proofErr w:type="spellEnd"/>
-      <w:r>
-        <w:rPr>
-          <w:sz w:val="24"/>
-        </w:rPr>
-        <w:t xml:space="preserve"> </w:t>
-      </w:r>
-      <w:proofErr w:type="spellStart"/>
-      <w:r>
-        <w:rPr>
-          <w:sz w:val="24"/>
-        </w:rPr>
-        <w:t>Additive</w:t>
-      </w:r>
-      <w:proofErr w:type="spellEnd"/>
-      <w:r>
-        <w:rPr>
-          <w:sz w:val="24"/>
-        </w:rPr>
-        <w:t xml:space="preserve"> </w:t>
-      </w:r>
-      <w:proofErr w:type="spellStart"/>
-      <w:r>
-        <w:rPr>
-          <w:sz w:val="24"/>
-        </w:rPr>
-        <w:t>exPlanations</w:t>
-      </w:r>
-      <w:proofErr w:type="spellEnd"/>
-      <w:r>
-        <w:rPr>
-          <w:sz w:val="24"/>
-        </w:rPr>
-        <w:t xml:space="preserve">) yöntemi kullanılmıştır. Bu analizle, her bir özniteliğin patojenite tahminine olan marjinal katkısı küresel düzeyde haritalanarak klinik </w:t>
-      </w:r>
-      <w:proofErr w:type="spellStart"/>
-      <w:r>
-        <w:rPr>
-          <w:sz w:val="24"/>
-        </w:rPr>
-        <w:t>yorumlanabilirlik</w:t>
-      </w:r>
-      <w:proofErr w:type="spellEnd"/>
+        <w:t>Modellerin "kara kutu" olmasını engellemek amacıyla SHAP (SHapley Additive exPlanations) yöntemi kullanılmıştır. Bu analizle, her bir özniteliğin patojenite tahminine olan marjinal katkısı küresel düzeyde haritalanarak klinik yorumlanabilirlik</w:t>
+      </w:r>
       <w:r>
         <w:rPr>
           <w:sz w:val="24"/>
@@ -8677,63 +7760,8 @@
         <w:rPr>
           <w:sz w:val="24"/>
         </w:rPr>
-        <w:t xml:space="preserve">Modelin tahminleme sürecindeki şeffaflığı doğrulamak adına, meta-modelin karar mekanizmasına en yüksek katkıyı sağlayan ilk 15 öznitelik SHAP analizi ile tanımlanmıştır. Analiz sonucunda </w:t>
-      </w:r>
-      <w:proofErr w:type="spellStart"/>
-      <w:r>
-        <w:rPr>
-          <w:sz w:val="24"/>
-        </w:rPr>
-        <w:t>Grantham</w:t>
-      </w:r>
-      <w:proofErr w:type="spellEnd"/>
-      <w:r>
-        <w:rPr>
-          <w:sz w:val="24"/>
-        </w:rPr>
-        <w:t xml:space="preserve"> mesafesi (</w:t>
-      </w:r>
-      <w:proofErr w:type="spellStart"/>
-      <w:r>
-        <w:rPr>
-          <w:sz w:val="24"/>
-        </w:rPr>
-        <w:t>AA_grantham_dist</w:t>
-      </w:r>
-      <w:proofErr w:type="spellEnd"/>
-      <w:r>
-        <w:rPr>
-          <w:sz w:val="24"/>
-        </w:rPr>
-        <w:t xml:space="preserve">) ve </w:t>
-      </w:r>
-      <w:proofErr w:type="spellStart"/>
-      <w:r>
-        <w:rPr>
-          <w:sz w:val="24"/>
-        </w:rPr>
-        <w:t>hidrofobisite</w:t>
-      </w:r>
-      <w:proofErr w:type="spellEnd"/>
-      <w:r>
-        <w:rPr>
-          <w:sz w:val="24"/>
-        </w:rPr>
-        <w:t xml:space="preserve"> farkı (</w:t>
-      </w:r>
-      <w:proofErr w:type="spellStart"/>
-      <w:r>
-        <w:rPr>
-          <w:sz w:val="24"/>
-        </w:rPr>
-        <w:t>AA_hydro_diff</w:t>
-      </w:r>
-      <w:proofErr w:type="spellEnd"/>
-      <w:r>
-        <w:rPr>
-          <w:sz w:val="24"/>
-        </w:rPr>
-        <w:t>) en kritik öznitelikler olarak öne çıkmış; bu durum, geliştirilen biyokimyasal öznitelik mühendisliğinin tahmin başarısı üzerindeki doğrudan etkisini kanıtlamıştır [25], [</w:t>
+        <w:lastRenderedPageBreak/>
+        <w:t>Modelin tahminleme sürecindeki şeffaflığı doğrulamak adına, meta-modelin karar mekanizmasına en yüksek katkıyı sağlayan ilk 15 öznitelik SHAP analizi ile tanımlanmıştır. Analiz sonucunda Grantham mesafesi (AA_grantham_dist) ve hidrofobisite farkı (AA_hydro_diff) en kritik öznitelikler olarak öne çıkmış; bu durum, geliştirilen biyokimyasal öznitelik mühendisliğinin tahmin başarısı üzerindeki doğrudan etkisini kanıtlamıştır [25], [</w:t>
       </w:r>
       <w:r>
         <w:rPr>
@@ -8761,7 +7789,6 @@
           <w:noProof/>
           <w:sz w:val="24"/>
         </w:rPr>
-        <w:lastRenderedPageBreak/>
         <w:drawing>
           <wp:anchor distT="0" distB="0" distL="114300" distR="114300" simplePos="0" relativeHeight="251659272" behindDoc="1" locked="0" layoutInCell="1" allowOverlap="1" wp14:anchorId="1D57ADE2" wp14:editId="4DB846FA">
             <wp:simplePos x="0" y="0"/>
@@ -8796,7 +7823,7 @@
                     </pic:cNvPicPr>
                   </pic:nvPicPr>
                   <pic:blipFill>
-                    <a:blip r:embed="rId9" cstate="print">
+                    <a:blip r:embed="rId10" cstate="print">
                       <a:extLst>
                         <a:ext uri="{28A0092B-C50C-407E-A947-70E740481C1C}">
                           <a14:useLocalDpi xmlns:a14="http://schemas.microsoft.com/office/drawing/2010/main" val="0"/>
@@ -8849,7 +7876,7 @@
         <mc:AlternateContent>
           <mc:Choice Requires="wps">
             <w:drawing>
-              <wp:anchor distT="0" distB="0" distL="114300" distR="114300" simplePos="0" relativeHeight="251661320" behindDoc="1" locked="0" layoutInCell="1" allowOverlap="1" wp14:anchorId="5970D029" wp14:editId="521752A5">
+              <wp:anchor distT="0" distB="0" distL="114300" distR="114300" simplePos="0" relativeHeight="251661320" behindDoc="1" locked="0" layoutInCell="1" allowOverlap="1" wp14:anchorId="5970D029" wp14:editId="04190D59">
                 <wp:simplePos x="0" y="0"/>
                 <wp:positionH relativeFrom="margin">
                   <wp:align>left</wp:align>
@@ -8901,26 +7928,16 @@
                             <w:r>
                               <w:t xml:space="preserve">Şekil </w:t>
                             </w:r>
+                            <w:fldSimple w:instr=" SEQ Şekil \* ARABIC ">
+                              <w:r>
+                                <w:rPr>
+                                  <w:noProof/>
+                                </w:rPr>
+                                <w:t>2</w:t>
+                              </w:r>
+                            </w:fldSimple>
                             <w:r>
-                              <w:fldChar w:fldCharType="begin"/>
-                            </w:r>
-                            <w:r>
-                              <w:instrText xml:space="preserve"> SEQ Şekil \* ARABIC </w:instrText>
-                            </w:r>
-                            <w:r>
-                              <w:fldChar w:fldCharType="separate"/>
-                            </w:r>
-                            <w:r>
-                              <w:rPr>
-                                <w:noProof/>
-                              </w:rPr>
-                              <w:t>1</w:t>
-                            </w:r>
-                            <w:r>
-                              <w:fldChar w:fldCharType="end"/>
-                            </w:r>
-                            <w:r>
-                              <w:t>:SHAP Özellik Önlem Analizi (V9) – En Önemli 15 Özellik</w:t>
+                              <w:t>:SHAP Özellik Önem Analizi (V9) – En Önemli 15 Özellik</w:t>
                             </w:r>
                           </w:p>
                         </w:txbxContent>
@@ -8939,7 +7956,490 @@
           </mc:Choice>
           <mc:Fallback>
             <w:pict>
-              <v:shape w14:anchorId="5970D029" id="Text Box 1" o:spid="_x0000_s1027" type="#_x0000_t202" style="position:absolute;left:0;text-align:left;margin-left:0;margin-top:195.75pt;width:247.25pt;height:.05pt;z-index:-251655160;visibility:visible;mso-wrap-style:square;mso-wrap-distance-left:9pt;mso-wrap-distance-top:0;mso-wrap-distance-right:9pt;mso-wrap-distance-bottom:0;mso-position-horizontal:left;mso-position-horizontal-relative:margin;mso-position-vertical:absolute;mso-position-vertical-relative:text;v-text-anchor:top" o:gfxdata="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" stroked="f">
+              <v:shape w14:anchorId="5970D029" id="_x0000_s1028" type="#_x0000_t202" style="position:absolute;left:0;text-align:left;margin-left:0;margin-top:195.75pt;width:247.25pt;height:.05pt;z-index:-251655160;visibility:visible;mso-wrap-style:square;mso-wrap-distance-left:9pt;mso-wrap-distance-top:0;mso-wrap-distance-right:9pt;mso-wrap-distance-bottom:0;mso-position-horizontal:left;mso-position-horizontal-relative:margin;mso-position-vertical:absolute;mso-position-vertical-relative:text;v-text-anchor:top" o:gfxdata="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" stroked="f">
+                <v:textbox style="mso-fit-shape-to-text:t" inset="0,0,0,0">
+                  <w:txbxContent>
+                    <w:p>
+                      <w:pPr>
+                        <w:pStyle w:val="Caption"/>
+                        <w:rPr>
+                          <w:noProof/>
+                        </w:rPr>
+                      </w:pPr>
+                      <w:r>
+                        <w:t xml:space="preserve">Şekil </w:t>
+                      </w:r>
+                      <w:fldSimple w:instr=" SEQ Şekil \* ARABIC ">
+                        <w:r>
+                          <w:rPr>
+                            <w:noProof/>
+                          </w:rPr>
+                          <w:t>2</w:t>
+                        </w:r>
+                      </w:fldSimple>
+                      <w:r>
+                        <w:t>:SHAP Özellik Önem Analizi (V9) – En Önemli 15 Özellik</w:t>
+                      </w:r>
+                    </w:p>
+                  </w:txbxContent>
+                </v:textbox>
+                <w10:wrap type="tight" anchorx="margin"/>
+              </v:shape>
+            </w:pict>
+          </mc:Fallback>
+        </mc:AlternateContent>
+      </w:r>
+      <w:r>
+        <w:rPr>
+          <w:sz w:val="24"/>
+        </w:rPr>
+        <w:t>Sınıf dengesizliği ve medikal risk maliyetleri göz önünde bulundurularak, standart 0.5 olasılık eşiği terk edilmiştir. Modelin genel ayrıştırma kapasitesini maksimize etmek (MCC optimizasyonu) amacıyla optimum eşik </w:t>
+      </w:r>
+      <w:r>
+        <w:rPr>
+          <w:b/>
+          <w:bCs/>
+          <w:sz w:val="24"/>
+        </w:rPr>
+        <w:t>0.56</w:t>
+      </w:r>
+      <w:r>
+        <w:rPr>
+          <w:sz w:val="24"/>
+        </w:rPr>
+        <w:t> olarak hesaplanmıştır. Ancak patojenik bir varyantın "zararsız" (benign) olarak hatalı etiketlenmesi hayati bir klinik risk oluşturduğundan, Kesinlik-Duyarlılık (Precision-Recall) dengesi gözetilerek</w:t>
+      </w:r>
+      <w:r>
+        <w:rPr>
+          <w:rFonts w:ascii="Segoe UI" w:hAnsi="Segoe UI" w:cs="Segoe UI"/>
+          <w:sz w:val="21"/>
+          <w:szCs w:val="21"/>
+        </w:rPr>
+        <w:t xml:space="preserve"> </w:t>
+      </w:r>
+      <w:r>
+        <w:rPr>
+          <w:sz w:val="24"/>
+        </w:rPr>
+        <w:t>Klinik karar destek senaryolarında duyarlılığı artırmayı hedefleyen aday eşik aralığı</w:t>
+      </w:r>
+      <w:r>
+        <w:rPr>
+          <w:sz w:val="24"/>
+        </w:rPr>
+        <w:t> </w:t>
+      </w:r>
+      <w:r>
+        <w:rPr>
+          <w:b/>
+          <w:bCs/>
+          <w:sz w:val="24"/>
+        </w:rPr>
+        <w:t>0.20-0.25</w:t>
+      </w:r>
+      <w:r>
+        <w:rPr>
+          <w:sz w:val="24"/>
+        </w:rPr>
+        <w:t> aralığına çekilmiştir [10]. Bu ikili dinamik yaklaşım ile hem model başarısı korunmuş hem de varyantları gözden kaçırma riski (FN) minimize edilmiştir.</w:t>
+      </w:r>
+    </w:p>
+    <w:p>
+      <w:pPr>
+        <w:pStyle w:val="Heading1"/>
+        <w:spacing w:line="276" w:lineRule="auto"/>
+        <w:jc w:val="both"/>
+        <w:rPr>
+          <w:rFonts w:ascii="Aptos" w:hAnsi="Aptos"/>
+          <w:b/>
+          <w:bCs/>
+          <w:color w:val="000000" w:themeColor="text1"/>
+          <w:sz w:val="28"/>
+          <w:szCs w:val="28"/>
+        </w:rPr>
+      </w:pPr>
+      <w:bookmarkStart w:id="8" w:name="_Toc233298249"/>
+      <w:r>
+        <w:rPr>
+          <w:rFonts w:ascii="Aptos" w:hAnsi="Aptos"/>
+          <w:b/>
+          <w:bCs/>
+          <w:color w:val="000000" w:themeColor="text1"/>
+          <w:sz w:val="28"/>
+          <w:szCs w:val="28"/>
+        </w:rPr>
+        <w:t>3. BULGULAR</w:t>
+      </w:r>
+      <w:bookmarkEnd w:id="8"/>
+      <w:r>
+        <w:rPr>
+          <w:rFonts w:ascii="Aptos" w:hAnsi="Aptos"/>
+          <w:b/>
+          <w:bCs/>
+          <w:color w:val="000000" w:themeColor="text1"/>
+          <w:sz w:val="28"/>
+          <w:szCs w:val="28"/>
+        </w:rPr>
+        <w:t xml:space="preserve"> </w:t>
+      </w:r>
+    </w:p>
+    <w:p>
+      <w:pPr>
+        <w:pStyle w:val="Heading2"/>
+        <w:spacing w:line="276" w:lineRule="auto"/>
+        <w:jc w:val="both"/>
+        <w:rPr>
+          <w:rFonts w:ascii="Aptos" w:hAnsi="Aptos"/>
+          <w:b/>
+          <w:bCs/>
+          <w:color w:val="000000" w:themeColor="text1"/>
+          <w:sz w:val="24"/>
+          <w:szCs w:val="24"/>
+        </w:rPr>
+      </w:pPr>
+      <w:bookmarkStart w:id="9" w:name="_Toc233298250"/>
+      <w:r>
+        <w:rPr>
+          <w:rFonts w:ascii="Aptos" w:hAnsi="Aptos"/>
+          <w:b/>
+          <w:bCs/>
+          <w:color w:val="000000" w:themeColor="text1"/>
+          <w:sz w:val="24"/>
+          <w:szCs w:val="24"/>
+        </w:rPr>
+        <w:t xml:space="preserve">3.1 </w:t>
+      </w:r>
+      <w:r>
+        <w:rPr>
+          <w:rFonts w:ascii="Aptos" w:hAnsi="Aptos"/>
+          <w:b/>
+          <w:bCs/>
+          <w:color w:val="000000" w:themeColor="text1"/>
+          <w:sz w:val="24"/>
+          <w:szCs w:val="24"/>
+        </w:rPr>
+        <w:t xml:space="preserve">Versiyon </w:t>
+      </w:r>
+      <w:r>
+        <w:rPr>
+          <w:rFonts w:ascii="Aptos" w:hAnsi="Aptos"/>
+          <w:b/>
+          <w:bCs/>
+          <w:color w:val="000000" w:themeColor="text1"/>
+          <w:sz w:val="24"/>
+          <w:szCs w:val="24"/>
+        </w:rPr>
+        <w:t xml:space="preserve">Bazlı </w:t>
+      </w:r>
+      <w:r>
+        <w:rPr>
+          <w:rFonts w:ascii="Aptos" w:hAnsi="Aptos"/>
+          <w:b/>
+          <w:bCs/>
+          <w:color w:val="000000" w:themeColor="text1"/>
+          <w:sz w:val="24"/>
+          <w:szCs w:val="24"/>
+        </w:rPr>
+        <w:t>Performans</w:t>
+      </w:r>
+      <w:r>
+        <w:rPr>
+          <w:rFonts w:ascii="Aptos" w:hAnsi="Aptos"/>
+          <w:b/>
+          <w:bCs/>
+          <w:color w:val="000000" w:themeColor="text1"/>
+          <w:sz w:val="24"/>
+          <w:szCs w:val="24"/>
+        </w:rPr>
+        <w:t xml:space="preserve"> Analizleri</w:t>
+      </w:r>
+      <w:bookmarkEnd w:id="9"/>
+    </w:p>
+    <w:p>
+      <w:pPr>
+        <w:spacing w:line="276" w:lineRule="auto"/>
+        <w:jc w:val="both"/>
+        <w:rPr>
+          <w:sz w:val="24"/>
+        </w:rPr>
+      </w:pPr>
+      <w:r>
+        <w:rPr>
+          <w:noProof/>
+        </w:rPr>
+        <w:drawing>
+          <wp:anchor distT="0" distB="0" distL="114300" distR="114300" simplePos="0" relativeHeight="251666440" behindDoc="1" locked="0" layoutInCell="1" allowOverlap="1" wp14:anchorId="00D65172" wp14:editId="7B052D42">
+            <wp:simplePos x="0" y="0"/>
+            <wp:positionH relativeFrom="margin">
+              <wp:posOffset>-491895</wp:posOffset>
+            </wp:positionH>
+            <wp:positionV relativeFrom="paragraph">
+              <wp:posOffset>622083</wp:posOffset>
+            </wp:positionV>
+            <wp:extent cx="3029585" cy="2107565"/>
+            <wp:effectExtent l="0" t="0" r="0" b="6985"/>
+            <wp:wrapTight wrapText="bothSides">
+              <wp:wrapPolygon edited="0">
+                <wp:start x="0" y="0"/>
+                <wp:lineTo x="0" y="21476"/>
+                <wp:lineTo x="21460" y="21476"/>
+                <wp:lineTo x="21460" y="0"/>
+                <wp:lineTo x="0" y="0"/>
+              </wp:wrapPolygon>
+            </wp:wrapTight>
+            <wp:docPr id="935586660" name="Picture 5"/>
+            <wp:cNvGraphicFramePr>
+              <a:graphicFrameLocks xmlns:a="http://schemas.openxmlformats.org/drawingml/2006/main" noChangeAspect="1"/>
+            </wp:cNvGraphicFramePr>
+            <a:graphic xmlns:a="http://schemas.openxmlformats.org/drawingml/2006/main">
+              <a:graphicData uri="http://schemas.openxmlformats.org/drawingml/2006/picture">
+                <pic:pic xmlns:pic="http://schemas.openxmlformats.org/drawingml/2006/picture">
+                  <pic:nvPicPr>
+                    <pic:cNvPr id="0" name="Picture 1"/>
+                    <pic:cNvPicPr>
+                      <a:picLocks noChangeAspect="1" noChangeArrowheads="1"/>
+                    </pic:cNvPicPr>
+                  </pic:nvPicPr>
+                  <pic:blipFill>
+                    <a:blip r:embed="rId11" cstate="print">
+                      <a:extLst>
+                        <a:ext uri="{28A0092B-C50C-407E-A947-70E740481C1C}">
+                          <a14:useLocalDpi xmlns:a14="http://schemas.microsoft.com/office/drawing/2010/main" val="0"/>
+                        </a:ext>
+                      </a:extLst>
+                    </a:blip>
+                    <a:srcRect/>
+                    <a:stretch>
+                      <a:fillRect/>
+                    </a:stretch>
+                  </pic:blipFill>
+                  <pic:spPr bwMode="auto">
+                    <a:xfrm>
+                      <a:off x="0" y="0"/>
+                      <a:ext cx="3029585" cy="2107565"/>
+                    </a:xfrm>
+                    <a:prstGeom prst="rect">
+                      <a:avLst/>
+                    </a:prstGeom>
+                    <a:noFill/>
+                    <a:ln>
+                      <a:noFill/>
+                    </a:ln>
+                  </pic:spPr>
+                </pic:pic>
+              </a:graphicData>
+            </a:graphic>
+            <wp14:sizeRelH relativeFrom="margin">
+              <wp14:pctWidth>0</wp14:pctWidth>
+            </wp14:sizeRelH>
+            <wp14:sizeRelV relativeFrom="margin">
+              <wp14:pctHeight>0</wp14:pctHeight>
+            </wp14:sizeRelV>
+          </wp:anchor>
+        </w:drawing>
+      </w:r>
+      <w:r>
+        <w:rPr>
+          <w:noProof/>
+        </w:rPr>
+        <mc:AlternateContent>
+          <mc:Choice Requires="wps">
+            <w:drawing>
+              <wp:anchor distT="0" distB="0" distL="114300" distR="114300" simplePos="0" relativeHeight="251671560" behindDoc="1" locked="0" layoutInCell="1" allowOverlap="1" wp14:anchorId="5BB58408" wp14:editId="05D33EB1">
+                <wp:simplePos x="0" y="0"/>
+                <wp:positionH relativeFrom="column">
+                  <wp:posOffset>-223709</wp:posOffset>
+                </wp:positionH>
+                <wp:positionV relativeFrom="paragraph">
+                  <wp:posOffset>2729379</wp:posOffset>
+                </wp:positionV>
+                <wp:extent cx="2687320" cy="281751"/>
+                <wp:effectExtent l="0" t="0" r="0" b="4445"/>
+                <wp:wrapTight wrapText="bothSides">
+                  <wp:wrapPolygon edited="0">
+                    <wp:start x="0" y="0"/>
+                    <wp:lineTo x="0" y="20479"/>
+                    <wp:lineTo x="21437" y="20479"/>
+                    <wp:lineTo x="21437" y="0"/>
+                    <wp:lineTo x="0" y="0"/>
+                  </wp:wrapPolygon>
+                </wp:wrapTight>
+                <wp:docPr id="115955246" name="Text Box 1"/>
+                <wp:cNvGraphicFramePr/>
+                <a:graphic xmlns:a="http://schemas.openxmlformats.org/drawingml/2006/main">
+                  <a:graphicData uri="http://schemas.microsoft.com/office/word/2010/wordprocessingShape">
+                    <wps:wsp>
+                      <wps:cNvSpPr txBox="1"/>
+                      <wps:spPr>
+                        <a:xfrm>
+                          <a:off x="0" y="0"/>
+                          <a:ext cx="2687320" cy="281751"/>
+                        </a:xfrm>
+                        <a:prstGeom prst="rect">
+                          <a:avLst/>
+                        </a:prstGeom>
+                        <a:solidFill>
+                          <a:prstClr val="white"/>
+                        </a:solidFill>
+                        <a:ln>
+                          <a:noFill/>
+                        </a:ln>
+                      </wps:spPr>
+                      <wps:txbx>
+                        <w:txbxContent>
+                          <w:p>
+                            <w:pPr>
+                              <w:pStyle w:val="Caption"/>
+                              <w:rPr>
+                                <w:noProof/>
+                                <w:sz w:val="22"/>
+                              </w:rPr>
+                            </w:pPr>
+                            <w:r>
+                              <w:t xml:space="preserve">Şekil </w:t>
+                            </w:r>
+                            <w:r>
+                              <w:t>3</w:t>
+                            </w:r>
+                            <w:r>
+                              <w:t>:</w:t>
+                            </w:r>
+                            <w:r>
+                              <w:t xml:space="preserve"> Precision-Recall Eğrisi — V9 Modeli (MASTER, KANSER, PAH, CFTR)"</w:t>
+                            </w:r>
+                          </w:p>
+                        </w:txbxContent>
+                      </wps:txbx>
+                      <wps:bodyPr rot="0" spcFirstLastPara="0" vertOverflow="overflow" horzOverflow="overflow" vert="horz" wrap="square" lIns="0" tIns="0" rIns="0" bIns="0" numCol="1" spcCol="0" rtlCol="0" fromWordArt="0" anchor="t" anchorCtr="0" forceAA="0" compatLnSpc="1">
+                        <a:prstTxWarp prst="textNoShape">
+                          <a:avLst/>
+                        </a:prstTxWarp>
+                        <a:noAutofit/>
+                      </wps:bodyPr>
+                    </wps:wsp>
+                  </a:graphicData>
+                </a:graphic>
+                <wp14:sizeRelV relativeFrom="margin">
+                  <wp14:pctHeight>0</wp14:pctHeight>
+                </wp14:sizeRelV>
+              </wp:anchor>
+            </w:drawing>
+          </mc:Choice>
+          <mc:Fallback>
+            <w:pict>
+              <v:shape w14:anchorId="5BB58408" id="_x0000_s1029" type="#_x0000_t202" style="position:absolute;left:0;text-align:left;margin-left:-17.6pt;margin-top:214.9pt;width:211.6pt;height:22.2pt;z-index:-251644920;visibility:visible;mso-wrap-style:square;mso-height-percent:0;mso-wrap-distance-left:9pt;mso-wrap-distance-top:0;mso-wrap-distance-right:9pt;mso-wrap-distance-bottom:0;mso-position-horizontal:absolute;mso-position-horizontal-relative:text;mso-position-vertical:absolute;mso-position-vertical-relative:text;mso-height-percent:0;mso-height-relative:margin;v-text-anchor:top" o:gfxdata="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" stroked="f">
+                <v:textbox inset="0,0,0,0">
+                  <w:txbxContent>
+                    <w:p>
+                      <w:pPr>
+                        <w:pStyle w:val="Caption"/>
+                        <w:rPr>
+                          <w:noProof/>
+                          <w:sz w:val="22"/>
+                        </w:rPr>
+                      </w:pPr>
+                      <w:r>
+                        <w:t xml:space="preserve">Şekil </w:t>
+                      </w:r>
+                      <w:r>
+                        <w:t>3</w:t>
+                      </w:r>
+                      <w:r>
+                        <w:t>:</w:t>
+                      </w:r>
+                      <w:r>
+                        <w:t xml:space="preserve"> Precision-Recall Eğrisi — V9 Modeli (MASTER, KANSER, PAH, CFTR)"</w:t>
+                      </w:r>
+                    </w:p>
+                  </w:txbxContent>
+                </v:textbox>
+                <w10:wrap type="tight"/>
+              </v:shape>
+            </w:pict>
+          </mc:Fallback>
+        </mc:AlternateContent>
+      </w:r>
+      <w:r>
+        <w:rPr>
+          <w:noProof/>
+        </w:rPr>
+        <mc:AlternateContent>
+          <mc:Choice Requires="wps">
+            <w:drawing>
+              <wp:anchor distT="0" distB="0" distL="114300" distR="114300" simplePos="0" relativeHeight="251669512" behindDoc="0" locked="0" layoutInCell="1" allowOverlap="1" wp14:anchorId="7ED99C3D" wp14:editId="6D4A2F58">
+                <wp:simplePos x="0" y="0"/>
+                <wp:positionH relativeFrom="column">
+                  <wp:posOffset>2884625</wp:posOffset>
+                </wp:positionH>
+                <wp:positionV relativeFrom="paragraph">
+                  <wp:posOffset>2748432</wp:posOffset>
+                </wp:positionV>
+                <wp:extent cx="3662680" cy="635"/>
+                <wp:effectExtent l="0" t="0" r="0" b="0"/>
+                <wp:wrapSquare wrapText="bothSides"/>
+                <wp:docPr id="2011649518" name="Text Box 1"/>
+                <wp:cNvGraphicFramePr/>
+                <a:graphic xmlns:a="http://schemas.openxmlformats.org/drawingml/2006/main">
+                  <a:graphicData uri="http://schemas.microsoft.com/office/word/2010/wordprocessingShape">
+                    <wps:wsp>
+                      <wps:cNvSpPr txBox="1"/>
+                      <wps:spPr>
+                        <a:xfrm>
+                          <a:off x="0" y="0"/>
+                          <a:ext cx="3662680" cy="635"/>
+                        </a:xfrm>
+                        <a:prstGeom prst="rect">
+                          <a:avLst/>
+                        </a:prstGeom>
+                        <a:solidFill>
+                          <a:prstClr val="white"/>
+                        </a:solidFill>
+                        <a:ln>
+                          <a:noFill/>
+                        </a:ln>
+                      </wps:spPr>
+                      <wps:txbx>
+                        <w:txbxContent>
+                          <w:p>
+                            <w:pPr>
+                              <w:pStyle w:val="Caption"/>
+                              <w:rPr>
+                                <w:noProof/>
+                              </w:rPr>
+                            </w:pPr>
+                            <w:r>
+                              <w:t xml:space="preserve">Şekil </w:t>
+                            </w:r>
+                            <w:r>
+                              <w:t>4</w:t>
+                            </w:r>
+                            <w:r>
+                              <w:t>:</w:t>
+                            </w:r>
+                            <w:r>
+                              <w:t xml:space="preserve"> </w:t>
+                            </w:r>
+                            <w:r>
+                              <w:t>Versiyon Bazlı Model Karşılaştırması</w:t>
+                            </w:r>
+                          </w:p>
+                        </w:txbxContent>
+                      </wps:txbx>
+                      <wps:bodyPr rot="0" spcFirstLastPara="0" vertOverflow="overflow" horzOverflow="overflow" vert="horz" wrap="square" lIns="0" tIns="0" rIns="0" bIns="0" numCol="1" spcCol="0" rtlCol="0" fromWordArt="0" anchor="t" anchorCtr="0" forceAA="0" compatLnSpc="1">
+                        <a:prstTxWarp prst="textNoShape">
+                          <a:avLst/>
+                        </a:prstTxWarp>
+                        <a:spAutoFit/>
+                      </wps:bodyPr>
+                    </wps:wsp>
+                  </a:graphicData>
+                </a:graphic>
+              </wp:anchor>
+            </w:drawing>
+          </mc:Choice>
+          <mc:Fallback>
+            <w:pict>
+              <v:shape w14:anchorId="7ED99C3D" id="_x0000_s1030" type="#_x0000_t202" style="position:absolute;left:0;text-align:left;margin-left:227.15pt;margin-top:216.4pt;width:288.4pt;height:.05pt;z-index:251669512;visibility:visible;mso-wrap-style:square;mso-wrap-distance-left:9pt;mso-wrap-distance-top:0;mso-wrap-distance-right:9pt;mso-wrap-distance-bottom:0;mso-position-horizontal:absolute;mso-position-horizontal-relative:text;mso-position-vertical:absolute;mso-position-vertical-relative:text;v-text-anchor:top" o:gfxdata="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" stroked="f">
                 <v:textbox style="mso-fit-shape-to-text:t" inset="0,0,0,0">
                   <w:txbxContent>
                     <w:p>
@@ -8953,30 +8453,21 @@
                         <w:t xml:space="preserve">Şekil </w:t>
                       </w:r>
                       <w:r>
-                        <w:fldChar w:fldCharType="begin"/>
+                        <w:t>4</w:t>
                       </w:r>
                       <w:r>
-                        <w:instrText xml:space="preserve"> SEQ Şekil \* ARABIC </w:instrText>
+                        <w:t>:</w:t>
                       </w:r>
                       <w:r>
-                        <w:fldChar w:fldCharType="separate"/>
+                        <w:t xml:space="preserve"> </w:t>
                       </w:r>
                       <w:r>
-                        <w:rPr>
-                          <w:noProof/>
-                        </w:rPr>
-                        <w:t>1</w:t>
-                      </w:r>
-                      <w:r>
-                        <w:fldChar w:fldCharType="end"/>
-                      </w:r>
-                      <w:r>
-                        <w:t>:SHAP Özellik Önlem Analizi (V9) – En Önemli 15 Özellik</w:t>
+                        <w:t>Versiyon Bazlı Model Karşılaştırması</w:t>
                       </w:r>
                     </w:p>
                   </w:txbxContent>
                 </v:textbox>
-                <w10:wrap type="tight" anchorx="margin"/>
+                <w10:wrap type="square"/>
               </v:shape>
             </w:pict>
           </mc:Fallback>
@@ -8984,270 +8475,21 @@
       </w:r>
       <w:r>
         <w:rPr>
-          <w:sz w:val="24"/>
-        </w:rPr>
-        <w:t>Sınıf dengesizliği ve medikal risk maliyetleri göz önünde bulundurularak, standart 0.5 olasılık eşiği terk edilmiştir. Modelin genel ayrıştırma kapasitesini maksimize etmek (MCC optimizasyonu) amacıyla optimum eşik </w:t>
-      </w:r>
-      <w:proofErr w:type="gramStart"/>
-      <w:r>
-        <w:rPr>
-          <w:b/>
-          <w:bCs/>
-          <w:sz w:val="24"/>
-        </w:rPr>
-        <w:t>0.56</w:t>
-      </w:r>
-      <w:proofErr w:type="gramEnd"/>
-      <w:r>
-        <w:rPr>
-          <w:sz w:val="24"/>
-        </w:rPr>
-        <w:t> olarak hesaplanmıştır. Ancak patojenik bir varyantın "zararsız" (</w:t>
-      </w:r>
-      <w:proofErr w:type="spellStart"/>
-      <w:r>
-        <w:rPr>
-          <w:sz w:val="24"/>
-        </w:rPr>
-        <w:t>benign</w:t>
-      </w:r>
-      <w:proofErr w:type="spellEnd"/>
-      <w:r>
-        <w:rPr>
-          <w:sz w:val="24"/>
-        </w:rPr>
-        <w:t>) olarak hatalı etiketlenmesi hayati bir klinik risk oluşturduğundan, Kesinlik-Duyarlılık (Precision-</w:t>
-      </w:r>
-      <w:proofErr w:type="spellStart"/>
-      <w:r>
-        <w:rPr>
-          <w:sz w:val="24"/>
-        </w:rPr>
-        <w:t>Recall</w:t>
-      </w:r>
-      <w:proofErr w:type="spellEnd"/>
-      <w:r>
-        <w:rPr>
-          <w:sz w:val="24"/>
-        </w:rPr>
-        <w:t>) dengesi gözetilerek klinik kullanıma uygun güvenli çalışma eşiği </w:t>
-      </w:r>
-      <w:r>
-        <w:rPr>
-          <w:b/>
-          <w:bCs/>
-          <w:sz w:val="24"/>
-        </w:rPr>
-        <w:t>0.20-0.25</w:t>
-      </w:r>
-      <w:r>
-        <w:rPr>
-          <w:sz w:val="24"/>
-        </w:rPr>
-        <w:t> aralığına çekilmiştir [10]. Bu ikili dinamik yaklaşım ile hem model başarısı korunmuş hem de varyantları gözden kaçırma riski (FN) minimize edilmiştir.</w:t>
-      </w:r>
-    </w:p>
-    <w:p>
-      <w:pPr>
-        <w:pStyle w:val="Heading1"/>
-        <w:spacing w:line="276" w:lineRule="auto"/>
-        <w:jc w:val="both"/>
-        <w:rPr>
-          <w:rFonts w:ascii="Aptos" w:hAnsi="Aptos"/>
-          <w:b/>
-          <w:bCs/>
-          <w:color w:val="000000" w:themeColor="text1"/>
-          <w:sz w:val="28"/>
-          <w:szCs w:val="28"/>
-        </w:rPr>
-      </w:pPr>
-      <w:bookmarkStart w:id="8" w:name="_Toc233147652"/>
-      <w:r>
-        <w:rPr>
-          <w:rFonts w:ascii="Aptos" w:hAnsi="Aptos"/>
-          <w:b/>
-          <w:bCs/>
-          <w:color w:val="000000" w:themeColor="text1"/>
-          <w:sz w:val="28"/>
-          <w:szCs w:val="28"/>
-        </w:rPr>
-        <w:t>3. BULGULAR</w:t>
-      </w:r>
-      <w:bookmarkEnd w:id="8"/>
-      <w:r>
-        <w:rPr>
-          <w:rFonts w:ascii="Aptos" w:hAnsi="Aptos"/>
-          <w:b/>
-          <w:bCs/>
-          <w:color w:val="000000" w:themeColor="text1"/>
-          <w:sz w:val="28"/>
-          <w:szCs w:val="28"/>
-        </w:rPr>
-        <w:t xml:space="preserve"> </w:t>
-      </w:r>
-    </w:p>
-    <w:p>
-      <w:pPr>
-        <w:pStyle w:val="Heading2"/>
-        <w:spacing w:line="276" w:lineRule="auto"/>
-        <w:jc w:val="both"/>
-        <w:rPr>
-          <w:rFonts w:ascii="Aptos" w:hAnsi="Aptos"/>
-          <w:b/>
-          <w:bCs/>
-          <w:color w:val="000000" w:themeColor="text1"/>
-          <w:sz w:val="24"/>
-          <w:szCs w:val="24"/>
-        </w:rPr>
-      </w:pPr>
-      <w:bookmarkStart w:id="9" w:name="_Toc233147653"/>
-      <w:r>
-        <w:rPr>
-          <w:rFonts w:ascii="Aptos" w:hAnsi="Aptos"/>
-          <w:b/>
-          <w:bCs/>
-          <w:color w:val="000000" w:themeColor="text1"/>
-          <w:sz w:val="24"/>
-          <w:szCs w:val="24"/>
-        </w:rPr>
-        <w:t xml:space="preserve">3.1 </w:t>
-      </w:r>
-      <w:r>
-        <w:rPr>
-          <w:rFonts w:ascii="Aptos" w:hAnsi="Aptos"/>
-          <w:b/>
-          <w:bCs/>
-          <w:color w:val="000000" w:themeColor="text1"/>
-          <w:sz w:val="24"/>
-          <w:szCs w:val="24"/>
-        </w:rPr>
-        <w:t xml:space="preserve">Versiyon </w:t>
-      </w:r>
-      <w:r>
-        <w:rPr>
-          <w:rFonts w:ascii="Aptos" w:hAnsi="Aptos"/>
-          <w:b/>
-          <w:bCs/>
-          <w:color w:val="000000" w:themeColor="text1"/>
-          <w:sz w:val="24"/>
-          <w:szCs w:val="24"/>
-        </w:rPr>
-        <w:t xml:space="preserve">Bazlı </w:t>
-      </w:r>
-      <w:r>
-        <w:rPr>
-          <w:rFonts w:ascii="Aptos" w:hAnsi="Aptos"/>
-          <w:b/>
-          <w:bCs/>
-          <w:color w:val="000000" w:themeColor="text1"/>
-          <w:sz w:val="24"/>
-          <w:szCs w:val="24"/>
-        </w:rPr>
-        <w:t>Performans</w:t>
-      </w:r>
-      <w:r>
-        <w:rPr>
-          <w:rFonts w:ascii="Aptos" w:hAnsi="Aptos"/>
-          <w:b/>
-          <w:bCs/>
-          <w:color w:val="000000" w:themeColor="text1"/>
-          <w:sz w:val="24"/>
-          <w:szCs w:val="24"/>
-        </w:rPr>
-        <w:t xml:space="preserve"> Analizleri</w:t>
-      </w:r>
-      <w:bookmarkEnd w:id="9"/>
-    </w:p>
-    <w:p>
-      <w:pPr>
-        <w:spacing w:line="276" w:lineRule="auto"/>
-        <w:jc w:val="both"/>
-        <w:rPr>
-          <w:sz w:val="24"/>
-        </w:rPr>
-      </w:pPr>
-      <w:r>
-        <w:rPr>
-          <w:sz w:val="24"/>
-        </w:rPr>
-        <w:t>Geliştirilen modellerin (V</w:t>
-      </w:r>
-      <w:r>
-        <w:rPr>
-          <w:sz w:val="24"/>
-        </w:rPr>
-        <w:t>3</w:t>
-      </w:r>
-      <w:r>
-        <w:rPr>
-          <w:sz w:val="24"/>
-        </w:rPr>
-        <w:t xml:space="preserve">–V9) performansları; F1-skoru, MCC, PR-AUC ve ROC-AUC metrikleri üzerinden, 5-Katmanlı Tabakalı Çapraz Doğrulama yöntemiyle nesnel olarak </w:t>
-      </w:r>
-      <w:r>
-        <w:rPr>
-          <w:sz w:val="24"/>
-        </w:rPr>
-        <w:t>Şekil</w:t>
-      </w:r>
-      <w:r>
-        <w:rPr>
-          <w:sz w:val="24"/>
-        </w:rPr>
-        <w:t xml:space="preserve"> 2 </w:t>
-      </w:r>
-      <w:r>
-        <w:rPr>
-          <w:sz w:val="24"/>
-        </w:rPr>
-        <w:t>‘de</w:t>
-      </w:r>
-      <w:r>
-        <w:rPr>
-          <w:sz w:val="24"/>
-        </w:rPr>
-        <w:t xml:space="preserve"> </w:t>
-      </w:r>
-      <w:r>
-        <w:rPr>
-          <w:sz w:val="24"/>
-        </w:rPr>
-        <w:t>karşılaştırılmıştır.</w:t>
-      </w:r>
-      <w:r>
-        <w:rPr>
-          <w:sz w:val="24"/>
-        </w:rPr>
-        <w:t xml:space="preserve"> </w:t>
-      </w:r>
-    </w:p>
-    <w:p>
-      <w:pPr>
-        <w:spacing w:line="276" w:lineRule="auto"/>
-        <w:jc w:val="both"/>
-        <w:rPr>
-          <w:sz w:val="24"/>
-        </w:rPr>
-      </w:pPr>
-    </w:p>
-    <w:p>
-      <w:pPr>
-        <w:keepNext/>
-        <w:spacing w:line="276" w:lineRule="auto"/>
-        <w:jc w:val="center"/>
-        <w:rPr>
-          <w:sz w:val="24"/>
-        </w:rPr>
-      </w:pPr>
-      <w:r>
-        <w:rPr>
           <w:noProof/>
           <w:sz w:val="24"/>
         </w:rPr>
         <w:drawing>
-          <wp:inline distT="0" distB="0" distL="0" distR="0" wp14:anchorId="64090BF4" wp14:editId="27BCE0E9">
-            <wp:extent cx="4810125" cy="2406922"/>
-            <wp:effectExtent l="0" t="0" r="0" b="0"/>
+          <wp:anchor distT="0" distB="0" distL="114300" distR="114300" simplePos="0" relativeHeight="251667464" behindDoc="0" locked="0" layoutInCell="1" allowOverlap="1" wp14:anchorId="64090BF4" wp14:editId="0970195E">
+            <wp:simplePos x="0" y="0"/>
+            <wp:positionH relativeFrom="column">
+              <wp:posOffset>2504440</wp:posOffset>
+            </wp:positionH>
+            <wp:positionV relativeFrom="paragraph">
+              <wp:posOffset>698500</wp:posOffset>
+            </wp:positionV>
+            <wp:extent cx="4091940" cy="2046605"/>
+            <wp:effectExtent l="0" t="0" r="3810" b="0"/>
+            <wp:wrapSquare wrapText="bothSides"/>
             <wp:docPr id="812796602" name="Picture 9"/>
             <wp:cNvGraphicFramePr>
               <a:graphicFrameLocks xmlns:a="http://schemas.openxmlformats.org/drawingml/2006/main" noChangeAspect="1"/>
@@ -9262,7 +8504,7 @@
                     </pic:cNvPicPr>
                   </pic:nvPicPr>
                   <pic:blipFill>
-                    <a:blip r:embed="rId10" cstate="print">
+                    <a:blip r:embed="rId12" cstate="print">
                       <a:extLst>
                         <a:ext uri="{28A0092B-C50C-407E-A947-70E740481C1C}">
                           <a14:useLocalDpi xmlns:a14="http://schemas.microsoft.com/office/drawing/2010/main" val="0"/>
@@ -9277,7 +8519,7 @@
                   <pic:spPr bwMode="auto">
                     <a:xfrm>
                       <a:off x="0" y="0"/>
-                      <a:ext cx="4845064" cy="2424405"/>
+                      <a:ext cx="4091940" cy="2046605"/>
                     </a:xfrm>
                     <a:prstGeom prst="rect">
                       <a:avLst/>
@@ -9290,80 +8532,90 @@
                 </pic:pic>
               </a:graphicData>
             </a:graphic>
-          </wp:inline>
+            <wp14:sizeRelH relativeFrom="margin">
+              <wp14:pctWidth>0</wp14:pctWidth>
+            </wp14:sizeRelH>
+            <wp14:sizeRelV relativeFrom="margin">
+              <wp14:pctHeight>0</wp14:pctHeight>
+            </wp14:sizeRelV>
+          </wp:anchor>
         </w:drawing>
+      </w:r>
+      <w:r>
+        <w:rPr>
+          <w:sz w:val="24"/>
+        </w:rPr>
+        <w:t>Geliştirilen modellerin (V</w:t>
+      </w:r>
+      <w:r>
+        <w:rPr>
+          <w:sz w:val="24"/>
+        </w:rPr>
+        <w:t>3</w:t>
+      </w:r>
+      <w:r>
+        <w:rPr>
+          <w:sz w:val="24"/>
+        </w:rPr>
+        <w:t>–V9) performansları; F1-skoru</w:t>
+      </w:r>
+      <w:r>
+        <w:rPr>
+          <w:sz w:val="24"/>
+        </w:rPr>
+        <w:t xml:space="preserve"> ve </w:t>
+      </w:r>
+      <w:r>
+        <w:rPr>
+          <w:sz w:val="24"/>
+        </w:rPr>
+        <w:t xml:space="preserve"> MCC metrikleri üzerinden, 5-Katmanlı Tabakalı Çapraz Doğrulama yöntemiyle nesnel olarak </w:t>
+      </w:r>
+      <w:r>
+        <w:rPr>
+          <w:sz w:val="24"/>
+        </w:rPr>
+        <w:t>Şekil</w:t>
+      </w:r>
+      <w:r>
+        <w:rPr>
+          <w:sz w:val="24"/>
+        </w:rPr>
+        <w:t xml:space="preserve"> </w:t>
+      </w:r>
+      <w:r>
+        <w:rPr>
+          <w:sz w:val="24"/>
+        </w:rPr>
+        <w:t>4’t</w:t>
+      </w:r>
+      <w:r>
+        <w:rPr>
+          <w:sz w:val="24"/>
+        </w:rPr>
+        <w:t>e</w:t>
+      </w:r>
+      <w:r>
+        <w:rPr>
+          <w:sz w:val="24"/>
+        </w:rPr>
+        <w:t xml:space="preserve"> </w:t>
+      </w:r>
+      <w:r>
+        <w:rPr>
+          <w:sz w:val="24"/>
+        </w:rPr>
+        <w:t>karşılaştırılmıştır.</w:t>
+      </w:r>
+      <w:r>
+        <w:rPr>
+          <w:sz w:val="24"/>
+        </w:rPr>
+        <w:t xml:space="preserve"> </w:t>
       </w:r>
     </w:p>
     <w:p>
       <w:pPr>
-        <w:pStyle w:val="Caption"/>
-        <w:spacing w:line="276" w:lineRule="auto"/>
-        <w:jc w:val="center"/>
-        <w:rPr>
-          <w:sz w:val="24"/>
-          <w:szCs w:val="24"/>
-        </w:rPr>
-      </w:pPr>
-      <w:r>
-        <w:rPr>
-          <w:sz w:val="24"/>
-          <w:szCs w:val="24"/>
-        </w:rPr>
-        <w:t xml:space="preserve">Şekil </w:t>
-      </w:r>
-      <w:r>
-        <w:rPr>
-          <w:sz w:val="24"/>
-          <w:szCs w:val="24"/>
-        </w:rPr>
-        <w:fldChar w:fldCharType="begin"/>
-      </w:r>
-      <w:r>
-        <w:rPr>
-          <w:sz w:val="24"/>
-          <w:szCs w:val="24"/>
-        </w:rPr>
-        <w:instrText xml:space="preserve"> SEQ Şekil \* ARABIC </w:instrText>
-      </w:r>
-      <w:r>
-        <w:rPr>
-          <w:sz w:val="24"/>
-          <w:szCs w:val="24"/>
-        </w:rPr>
-        <w:fldChar w:fldCharType="separate"/>
-      </w:r>
-      <w:r>
-        <w:rPr>
-          <w:noProof/>
-          <w:sz w:val="24"/>
-          <w:szCs w:val="24"/>
-        </w:rPr>
-        <w:t>2</w:t>
-      </w:r>
-      <w:r>
-        <w:rPr>
-          <w:sz w:val="24"/>
-          <w:szCs w:val="24"/>
-        </w:rPr>
-        <w:fldChar w:fldCharType="end"/>
-      </w:r>
-      <w:r>
-        <w:rPr>
-          <w:sz w:val="24"/>
-          <w:szCs w:val="24"/>
-        </w:rPr>
-        <w:t>:</w:t>
-      </w:r>
-      <w:r>
-        <w:rPr>
-          <w:sz w:val="24"/>
-          <w:szCs w:val="24"/>
-        </w:rPr>
-        <w:t>Versiyon Bazlı Model Karşılaştırması</w:t>
-      </w:r>
-    </w:p>
-    <w:p>
-      <w:pPr>
         <w:spacing w:line="276" w:lineRule="auto"/>
         <w:jc w:val="both"/>
         <w:rPr>
@@ -9376,6 +8628,7 @@
           <w:bCs/>
           <w:sz w:val="24"/>
         </w:rPr>
+        <w:lastRenderedPageBreak/>
         <w:t>Genel sonuç:</w:t>
       </w:r>
       <w:r>
@@ -9388,41 +8641,7 @@
         <w:rPr>
           <w:sz w:val="24"/>
         </w:rPr>
-        <w:t>En yüksek ve klinik açıdan en kararlı performans, sızdırmaz CV (</w:t>
-      </w:r>
-      <w:proofErr w:type="spellStart"/>
-      <w:r>
-        <w:rPr>
-          <w:sz w:val="24"/>
-        </w:rPr>
-        <w:t>leak-free</w:t>
-      </w:r>
-      <w:proofErr w:type="spellEnd"/>
-      <w:r>
-        <w:rPr>
-          <w:sz w:val="24"/>
-        </w:rPr>
-        <w:t xml:space="preserve"> </w:t>
-      </w:r>
-      <w:proofErr w:type="spellStart"/>
-      <w:r>
-        <w:rPr>
-          <w:sz w:val="24"/>
-        </w:rPr>
-        <w:t>pipeline</w:t>
-      </w:r>
-      <w:proofErr w:type="spellEnd"/>
-      <w:r>
-        <w:rPr>
-          <w:sz w:val="24"/>
-        </w:rPr>
-        <w:t>) ve FN risk bayraklarının entegre edildiği V9(L) modelinde elde edilmiştir. Model, yüksek genellenebilirlik başarısını korumuştu</w:t>
-      </w:r>
-      <w:r>
-        <w:rPr>
-          <w:sz w:val="24"/>
-        </w:rPr>
-        <w:t>r.</w:t>
+        <w:t>V9(L) modeli, en yüksek MCC değerini ve klinik risk odaklı en dengeli performansı sağlamıştır.</w:t>
       </w:r>
     </w:p>
     <w:p>
@@ -9441,7 +8660,6 @@
           <w:sz w:val="24"/>
           <w:szCs w:val="24"/>
         </w:rPr>
-        <w:lastRenderedPageBreak/>
         <w:t xml:space="preserve">Tablo </w:t>
       </w:r>
       <w:r>
@@ -9775,7 +8993,6 @@
                 <w14:ligatures w14:val="none"/>
               </w:rPr>
             </w:pPr>
-            <w:proofErr w:type="spellStart"/>
             <w:r>
               <w:rPr>
                 <w:rFonts w:eastAsia="Times New Roman" w:cs="Arial"/>
@@ -9788,7 +9005,6 @@
               </w:rPr>
               <w:t>LightGBM</w:t>
             </w:r>
-            <w:proofErr w:type="spellEnd"/>
           </w:p>
         </w:tc>
         <w:tc>
@@ -9829,20 +9045,8 @@
                 <w:lang w:eastAsia="tr-TR"/>
                 <w14:ligatures w14:val="none"/>
               </w:rPr>
-              <w:t xml:space="preserve">GPU Histogram </w:t>
-            </w:r>
-            <w:proofErr w:type="spellStart"/>
-            <w:r>
-              <w:rPr>
-                <w:rFonts w:eastAsia="Times New Roman" w:cs="Arial"/>
-                <w:kern w:val="0"/>
-                <w:sz w:val="24"/>
-                <w:lang w:eastAsia="tr-TR"/>
-                <w14:ligatures w14:val="none"/>
-              </w:rPr>
-              <w:t>Boosting</w:t>
-            </w:r>
-            <w:proofErr w:type="spellEnd"/>
+              <w:t>GPU Histogram Boosting</w:t>
+            </w:r>
           </w:p>
         </w:tc>
         <w:tc>
@@ -9996,7 +9200,6 @@
                 <w14:ligatures w14:val="none"/>
               </w:rPr>
             </w:pPr>
-            <w:proofErr w:type="spellStart"/>
             <w:r>
               <w:rPr>
                 <w:rFonts w:eastAsia="Times New Roman" w:cs="Arial"/>
@@ -10009,7 +9212,6 @@
               </w:rPr>
               <w:t>XGBoost</w:t>
             </w:r>
-            <w:proofErr w:type="spellEnd"/>
           </w:p>
         </w:tc>
         <w:tc>
@@ -10050,20 +9252,8 @@
                 <w:lang w:eastAsia="tr-TR"/>
                 <w14:ligatures w14:val="none"/>
               </w:rPr>
-              <w:t xml:space="preserve">CUDA </w:t>
-            </w:r>
-            <w:proofErr w:type="spellStart"/>
-            <w:r>
-              <w:rPr>
-                <w:rFonts w:eastAsia="Times New Roman" w:cs="Arial"/>
-                <w:kern w:val="0"/>
-                <w:sz w:val="24"/>
-                <w:lang w:eastAsia="tr-TR"/>
-                <w14:ligatures w14:val="none"/>
-              </w:rPr>
-              <w:t>Hist</w:t>
-            </w:r>
-            <w:proofErr w:type="spellEnd"/>
+              <w:t>CUDA Hist</w:t>
+            </w:r>
           </w:p>
         </w:tc>
         <w:tc>
@@ -10096,7 +9286,6 @@
                 <w14:ligatures w14:val="none"/>
               </w:rPr>
             </w:pPr>
-            <w:proofErr w:type="spellStart"/>
             <w:r>
               <w:rPr>
                 <w:rFonts w:eastAsia="Times New Roman" w:cs="Arial"/>
@@ -10105,18 +9294,7 @@
                 <w:lang w:eastAsia="tr-TR"/>
                 <w14:ligatures w14:val="none"/>
               </w:rPr>
-              <w:t>Optuna</w:t>
-            </w:r>
-            <w:proofErr w:type="spellEnd"/>
-            <w:r>
-              <w:rPr>
-                <w:rFonts w:eastAsia="Times New Roman" w:cs="Arial"/>
-                <w:kern w:val="0"/>
-                <w:sz w:val="24"/>
-                <w:lang w:eastAsia="tr-TR"/>
-                <w14:ligatures w14:val="none"/>
-              </w:rPr>
-              <w:t xml:space="preserve"> (</w:t>
+              <w:t>Optuna (</w:t>
             </w:r>
             <w:r>
               <w:rPr>
@@ -10259,7 +9437,6 @@
                 <w14:ligatures w14:val="none"/>
               </w:rPr>
             </w:pPr>
-            <w:proofErr w:type="spellStart"/>
             <w:r>
               <w:rPr>
                 <w:rFonts w:eastAsia="Times New Roman" w:cs="Arial"/>
@@ -10272,7 +9449,6 @@
               </w:rPr>
               <w:t>CatBoost</w:t>
             </w:r>
-            <w:proofErr w:type="spellEnd"/>
           </w:p>
         </w:tc>
         <w:tc>
@@ -10313,20 +9489,8 @@
                 <w:lang w:eastAsia="tr-TR"/>
                 <w14:ligatures w14:val="none"/>
               </w:rPr>
-              <w:t xml:space="preserve">GPU </w:t>
-            </w:r>
-            <w:proofErr w:type="spellStart"/>
-            <w:r>
-              <w:rPr>
-                <w:rFonts w:eastAsia="Times New Roman" w:cs="Arial"/>
-                <w:kern w:val="0"/>
-                <w:sz w:val="24"/>
-                <w:lang w:eastAsia="tr-TR"/>
-                <w14:ligatures w14:val="none"/>
-              </w:rPr>
-              <w:t>Accelerated</w:t>
-            </w:r>
-            <w:proofErr w:type="spellEnd"/>
+              <w:t>GPU Accelerated</w:t>
+            </w:r>
           </w:p>
         </w:tc>
         <w:tc>
@@ -10359,7 +9523,6 @@
                 <w14:ligatures w14:val="none"/>
               </w:rPr>
             </w:pPr>
-            <w:proofErr w:type="spellStart"/>
             <w:r>
               <w:rPr>
                 <w:rFonts w:eastAsia="Times New Roman" w:cs="Arial"/>
@@ -10368,18 +9531,7 @@
                 <w:lang w:eastAsia="tr-TR"/>
                 <w14:ligatures w14:val="none"/>
               </w:rPr>
-              <w:t>Optuna</w:t>
-            </w:r>
-            <w:proofErr w:type="spellEnd"/>
-            <w:r>
-              <w:rPr>
-                <w:rFonts w:eastAsia="Times New Roman" w:cs="Arial"/>
-                <w:kern w:val="0"/>
-                <w:sz w:val="24"/>
-                <w:lang w:eastAsia="tr-TR"/>
-                <w14:ligatures w14:val="none"/>
-              </w:rPr>
-              <w:t xml:space="preserve"> (500 </w:t>
+              <w:t xml:space="preserve">Optuna (500 </w:t>
             </w:r>
             <w:r>
               <w:rPr>
@@ -10512,7 +9664,6 @@
                 <w14:ligatures w14:val="none"/>
               </w:rPr>
             </w:pPr>
-            <w:proofErr w:type="spellStart"/>
             <w:r>
               <w:rPr>
                 <w:rFonts w:eastAsia="Times New Roman" w:cs="Arial"/>
@@ -10525,7 +9676,6 @@
               </w:rPr>
               <w:t>Ensemble</w:t>
             </w:r>
-            <w:proofErr w:type="spellEnd"/>
           </w:p>
         </w:tc>
         <w:tc>
@@ -10558,7 +9708,6 @@
                 <w14:ligatures w14:val="none"/>
               </w:rPr>
             </w:pPr>
-            <w:proofErr w:type="spellStart"/>
             <w:r>
               <w:rPr>
                 <w:rFonts w:eastAsia="Times New Roman" w:cs="Arial"/>
@@ -10567,31 +9716,8 @@
                 <w:lang w:eastAsia="tr-TR"/>
                 <w14:ligatures w14:val="none"/>
               </w:rPr>
-              <w:t>Stacking</w:t>
-            </w:r>
-            <w:proofErr w:type="spellEnd"/>
-            <w:r>
-              <w:rPr>
-                <w:rFonts w:eastAsia="Times New Roman" w:cs="Arial"/>
-                <w:kern w:val="0"/>
-                <w:sz w:val="24"/>
-                <w:lang w:eastAsia="tr-TR"/>
-                <w14:ligatures w14:val="none"/>
-              </w:rPr>
-              <w:t xml:space="preserve"> </w:t>
-            </w:r>
-            <w:proofErr w:type="spellStart"/>
-            <w:r>
-              <w:rPr>
-                <w:rFonts w:eastAsia="Times New Roman" w:cs="Arial"/>
-                <w:kern w:val="0"/>
-                <w:sz w:val="24"/>
-                <w:lang w:eastAsia="tr-TR"/>
-                <w14:ligatures w14:val="none"/>
-              </w:rPr>
-              <w:t>Classifier</w:t>
-            </w:r>
-            <w:proofErr w:type="spellEnd"/>
+              <w:t>Stacking Classifier</w:t>
+            </w:r>
           </w:p>
         </w:tc>
         <w:tc>
@@ -10831,7 +9957,6 @@
                 <w14:ligatures w14:val="none"/>
               </w:rPr>
             </w:pPr>
-            <w:proofErr w:type="spellStart"/>
             <w:r>
               <w:rPr>
                 <w:rFonts w:eastAsia="Times New Roman" w:cs="Arial"/>
@@ -10840,62 +9965,7 @@
                 <w:lang w:eastAsia="tr-TR"/>
                 <w14:ligatures w14:val="none"/>
               </w:rPr>
-              <w:t>Fold</w:t>
-            </w:r>
-            <w:proofErr w:type="spellEnd"/>
-            <w:r>
-              <w:rPr>
-                <w:rFonts w:eastAsia="Times New Roman" w:cs="Arial"/>
-                <w:kern w:val="0"/>
-                <w:sz w:val="24"/>
-                <w:lang w:eastAsia="tr-TR"/>
-                <w14:ligatures w14:val="none"/>
-              </w:rPr>
-              <w:t>-bazlı (</w:t>
-            </w:r>
-            <w:proofErr w:type="spellStart"/>
-            <w:r>
-              <w:rPr>
-                <w:rFonts w:eastAsia="Times New Roman" w:cs="Arial"/>
-                <w:kern w:val="0"/>
-                <w:sz w:val="24"/>
-                <w:lang w:eastAsia="tr-TR"/>
-                <w14:ligatures w14:val="none"/>
-              </w:rPr>
-              <w:t>Leak-free</w:t>
-            </w:r>
-            <w:proofErr w:type="spellEnd"/>
-            <w:r>
-              <w:rPr>
-                <w:rFonts w:eastAsia="Times New Roman" w:cs="Arial"/>
-                <w:kern w:val="0"/>
-                <w:sz w:val="24"/>
-                <w:lang w:eastAsia="tr-TR"/>
-                <w14:ligatures w14:val="none"/>
-              </w:rPr>
-              <w:t xml:space="preserve"> </w:t>
-            </w:r>
-            <w:proofErr w:type="spellStart"/>
-            <w:r>
-              <w:rPr>
-                <w:rFonts w:eastAsia="Times New Roman" w:cs="Arial"/>
-                <w:kern w:val="0"/>
-                <w:sz w:val="24"/>
-                <w:lang w:eastAsia="tr-TR"/>
-                <w14:ligatures w14:val="none"/>
-              </w:rPr>
-              <w:t>Pipeline</w:t>
-            </w:r>
-            <w:proofErr w:type="spellEnd"/>
-            <w:r>
-              <w:rPr>
-                <w:rFonts w:eastAsia="Times New Roman" w:cs="Arial"/>
-                <w:kern w:val="0"/>
-                <w:sz w:val="24"/>
-                <w:lang w:eastAsia="tr-TR"/>
-                <w14:ligatures w14:val="none"/>
-              </w:rPr>
-              <w:t>)</w:t>
+              <w:t>Fold-bazlı (Leak-free Pipeline)</w:t>
             </w:r>
           </w:p>
         </w:tc>
@@ -10990,93 +10060,13 @@
           <w:sz w:val="24"/>
         </w:rPr>
       </w:pPr>
-      <w:proofErr w:type="spellStart"/>
-      <w:r>
-        <w:rPr>
-          <w:sz w:val="24"/>
-        </w:rPr>
-        <w:t>Optuna</w:t>
-      </w:r>
-      <w:proofErr w:type="spellEnd"/>
-      <w:r>
-        <w:rPr>
-          <w:sz w:val="24"/>
-        </w:rPr>
-        <w:t xml:space="preserve"> optimizasyonunda </w:t>
-      </w:r>
-      <w:proofErr w:type="spellStart"/>
-      <w:r>
-        <w:rPr>
-          <w:sz w:val="24"/>
-        </w:rPr>
-        <w:t>XGBoost</w:t>
-      </w:r>
-      <w:proofErr w:type="spellEnd"/>
-      <w:r>
-        <w:rPr>
-          <w:sz w:val="24"/>
-        </w:rPr>
-        <w:t xml:space="preserve"> ve </w:t>
-      </w:r>
-      <w:proofErr w:type="spellStart"/>
-      <w:r>
-        <w:rPr>
-          <w:sz w:val="24"/>
-        </w:rPr>
-        <w:t>CatBoost</w:t>
-      </w:r>
-      <w:proofErr w:type="spellEnd"/>
-      <w:r>
-        <w:rPr>
-          <w:sz w:val="24"/>
-        </w:rPr>
-        <w:t xml:space="preserve"> modelleri en yüksek performansı göstermiştir (</w:t>
-      </w:r>
-      <w:proofErr w:type="spellStart"/>
-      <w:r>
-        <w:rPr>
-          <w:sz w:val="24"/>
-        </w:rPr>
-        <w:t>XGBoost</w:t>
-      </w:r>
-      <w:proofErr w:type="spellEnd"/>
-      <w:r>
-        <w:rPr>
-          <w:sz w:val="24"/>
-        </w:rPr>
-        <w:t xml:space="preserve"> MCC=0.5740, </w:t>
-      </w:r>
-      <w:proofErr w:type="spellStart"/>
-      <w:r>
-        <w:rPr>
-          <w:sz w:val="24"/>
-        </w:rPr>
-        <w:t>CatBoost</w:t>
-      </w:r>
-      <w:proofErr w:type="spellEnd"/>
-      <w:r>
-        <w:rPr>
-          <w:sz w:val="24"/>
-        </w:rPr>
-        <w:t xml:space="preserve"> MCC=0.5915). Bu sonuçlar, </w:t>
-      </w:r>
-      <w:proofErr w:type="spellStart"/>
-      <w:r>
-        <w:rPr>
-          <w:sz w:val="24"/>
-        </w:rPr>
-        <w:t>stacking</w:t>
-      </w:r>
-      <w:proofErr w:type="spellEnd"/>
-      <w:r>
-        <w:rPr>
-          <w:sz w:val="24"/>
-        </w:rPr>
-        <w:t xml:space="preserve"> mimarisine girdi sağlayan temel modellerin orta düzey fakat dengeli öğrenme kapasitesine sahip olduğunu göstermektedir.</w:t>
-      </w:r>
-      <w:bookmarkStart w:id="10" w:name="_Toc233147654"/>
+      <w:r>
+        <w:rPr>
+          <w:sz w:val="24"/>
+        </w:rPr>
+        <w:t>Optuna optimizasyonunda XGBoost ve CatBoost modelleri en yüksek performansı göstermiştir (XGBoost MCC=0.5740, CatBoost MCC=0.5915). Bu sonuçlar, stacking mimarisine girdi sağlayan temel modellerin orta düzey fakat dengeli öğrenme kapasitesine sahip olduğunu göstermektedir.</w:t>
+      </w:r>
     </w:p>
-    <w:bookmarkEnd w:id="10"/>
     <w:p>
       <w:pPr>
         <w:pStyle w:val="Heading2"/>
@@ -11091,6 +10081,7 @@
           <w:szCs w:val="24"/>
         </w:rPr>
       </w:pPr>
+      <w:bookmarkStart w:id="10" w:name="_Toc233298251"/>
       <w:r>
         <w:rPr>
           <w:rFonts w:ascii="Aptos" w:hAnsi="Aptos"/>
@@ -11102,6 +10093,7 @@
         </w:rPr>
         <w:t>3.2 V9 Modeli Alt Grup Bazlı Performans Analizi</w:t>
       </w:r>
+      <w:bookmarkEnd w:id="10"/>
     </w:p>
     <w:p>
       <w:pPr>
@@ -11119,7 +10111,7 @@
       <w:pPr>
         <w:keepNext/>
         <w:spacing w:line="276" w:lineRule="auto"/>
-        <w:jc w:val="both"/>
+        <w:jc w:val="center"/>
       </w:pPr>
       <w:r>
         <w:rPr>
@@ -11127,9 +10119,9 @@
           <w:sz w:val="24"/>
         </w:rPr>
         <w:drawing>
-          <wp:inline distT="0" distB="0" distL="0" distR="0" wp14:anchorId="138D2D62" wp14:editId="66C17BF2">
-            <wp:extent cx="5228892" cy="3138488"/>
-            <wp:effectExtent l="0" t="0" r="0" b="5080"/>
+          <wp:inline distT="0" distB="0" distL="0" distR="0" wp14:anchorId="138D2D62" wp14:editId="26257441">
+            <wp:extent cx="3509493" cy="2106469"/>
+            <wp:effectExtent l="0" t="0" r="0" b="8255"/>
             <wp:docPr id="910574603" name="Picture 10"/>
             <wp:cNvGraphicFramePr>
               <a:graphicFrameLocks xmlns:a="http://schemas.openxmlformats.org/drawingml/2006/main" noChangeAspect="1"/>
@@ -11144,7 +10136,7 @@
                     </pic:cNvPicPr>
                   </pic:nvPicPr>
                   <pic:blipFill>
-                    <a:blip r:embed="rId11" cstate="print">
+                    <a:blip r:embed="rId13" cstate="print">
                       <a:extLst>
                         <a:ext uri="{28A0092B-C50C-407E-A947-70E740481C1C}">
                           <a14:useLocalDpi xmlns:a14="http://schemas.microsoft.com/office/drawing/2010/main" val="0"/>
@@ -11159,7 +10151,7 @@
                   <pic:spPr bwMode="auto">
                     <a:xfrm>
                       <a:off x="0" y="0"/>
-                      <a:ext cx="5261870" cy="3158282"/>
+                      <a:ext cx="3547308" cy="2129166"/>
                     </a:xfrm>
                     <a:prstGeom prst="rect">
                       <a:avLst/>
@@ -11179,7 +10171,7 @@
     <w:p>
       <w:pPr>
         <w:pStyle w:val="Caption"/>
-        <w:jc w:val="both"/>
+        <w:jc w:val="center"/>
         <w:rPr>
           <w:sz w:val="24"/>
         </w:rPr>
@@ -11188,22 +10180,7 @@
         <w:t xml:space="preserve">Şekil </w:t>
       </w:r>
       <w:r>
-        <w:fldChar w:fldCharType="begin"/>
-      </w:r>
-      <w:r>
-        <w:instrText xml:space="preserve"> SEQ Şekil \* ARABIC </w:instrText>
-      </w:r>
-      <w:r>
-        <w:fldChar w:fldCharType="separate"/>
-      </w:r>
-      <w:r>
-        <w:rPr>
-          <w:noProof/>
-        </w:rPr>
-        <w:t>3</w:t>
-      </w:r>
-      <w:r>
-        <w:fldChar w:fldCharType="end"/>
+        <w:t>5</w:t>
       </w:r>
       <w:r>
         <w:t>: V9 Modeli — Alt Grup Bazında Performans Analizi (MASTER, KANSER, PAH, CFTR)</w:t>
@@ -11299,312 +10276,18 @@
         <w:spacing w:line="276" w:lineRule="auto"/>
         <w:jc w:val="both"/>
         <w:rPr>
+          <w:i/>
           <w:iCs/>
           <w:sz w:val="24"/>
         </w:rPr>
       </w:pPr>
       <w:r>
         <w:rPr>
-          <w:noProof/>
-          <w:sz w:val="24"/>
-        </w:rPr>
-        <w:lastRenderedPageBreak/>
-        <w:drawing>
-          <wp:anchor distT="0" distB="0" distL="114300" distR="114300" simplePos="0" relativeHeight="251662344" behindDoc="0" locked="0" layoutInCell="1" allowOverlap="1" wp14:anchorId="17AA47F0" wp14:editId="48FA4F40">
-            <wp:simplePos x="0" y="0"/>
-            <wp:positionH relativeFrom="margin">
-              <wp:align>right</wp:align>
-            </wp:positionH>
-            <wp:positionV relativeFrom="paragraph">
-              <wp:posOffset>317</wp:posOffset>
-            </wp:positionV>
-            <wp:extent cx="2305050" cy="2305050"/>
-            <wp:effectExtent l="0" t="0" r="0" b="0"/>
-            <wp:wrapSquare wrapText="bothSides"/>
-            <wp:docPr id="983471166" name="Picture 11"/>
-            <wp:cNvGraphicFramePr>
-              <a:graphicFrameLocks xmlns:a="http://schemas.openxmlformats.org/drawingml/2006/main" noChangeAspect="1"/>
-            </wp:cNvGraphicFramePr>
-            <a:graphic xmlns:a="http://schemas.openxmlformats.org/drawingml/2006/main">
-              <a:graphicData uri="http://schemas.openxmlformats.org/drawingml/2006/picture">
-                <pic:pic xmlns:pic="http://schemas.openxmlformats.org/drawingml/2006/picture">
-                  <pic:nvPicPr>
-                    <pic:cNvPr id="0" name="Picture 6"/>
-                    <pic:cNvPicPr>
-                      <a:picLocks noChangeAspect="1" noChangeArrowheads="1"/>
-                    </pic:cNvPicPr>
-                  </pic:nvPicPr>
-                  <pic:blipFill>
-                    <a:blip r:embed="rId12" cstate="print">
-                      <a:extLst>
-                        <a:ext uri="{28A0092B-C50C-407E-A947-70E740481C1C}">
-                          <a14:useLocalDpi xmlns:a14="http://schemas.microsoft.com/office/drawing/2010/main" val="0"/>
-                        </a:ext>
-                      </a:extLst>
-                    </a:blip>
-                    <a:srcRect/>
-                    <a:stretch>
-                      <a:fillRect/>
-                    </a:stretch>
-                  </pic:blipFill>
-                  <pic:spPr bwMode="auto">
-                    <a:xfrm>
-                      <a:off x="0" y="0"/>
-                      <a:ext cx="2305050" cy="2305050"/>
-                    </a:xfrm>
-                    <a:prstGeom prst="rect">
-                      <a:avLst/>
-                    </a:prstGeom>
-                    <a:noFill/>
-                    <a:ln>
-                      <a:noFill/>
-                    </a:ln>
-                  </pic:spPr>
-                </pic:pic>
-              </a:graphicData>
-            </a:graphic>
-            <wp14:sizeRelH relativeFrom="margin">
-              <wp14:pctWidth>0</wp14:pctWidth>
-            </wp14:sizeRelH>
-            <wp14:sizeRelV relativeFrom="margin">
-              <wp14:pctHeight>0</wp14:pctHeight>
-            </wp14:sizeRelV>
-          </wp:anchor>
-        </w:drawing>
-      </w:r>
-      <w:r>
-        <w:rPr>
-          <w:sz w:val="24"/>
-        </w:rPr>
-        <w:t>Her alt grup için ayrı eşik optimizasyonu uygulanmıştır.</w:t>
-      </w:r>
-      <w:r>
-        <w:rPr>
-          <w:sz w:val="24"/>
-        </w:rPr>
-        <w:t xml:space="preserve"> </w:t>
-      </w:r>
-      <w:r>
-        <w:rPr>
+          <w:i/>
           <w:iCs/>
           <w:sz w:val="24"/>
         </w:rPr>
-        <w:t xml:space="preserve">MASTER, KANSER, PAH ve CFTR alt gruplarının F1, MCC, PR-AUC, ROC-AUC ve </w:t>
-      </w:r>
-      <w:proofErr w:type="spellStart"/>
-      <w:r>
-        <w:rPr>
-          <w:iCs/>
-          <w:sz w:val="24"/>
-        </w:rPr>
-        <w:t>Recall</w:t>
-      </w:r>
-      <w:proofErr w:type="spellEnd"/>
-      <w:r>
-        <w:rPr>
-          <w:iCs/>
-          <w:sz w:val="24"/>
-        </w:rPr>
-        <w:t xml:space="preserve"> boyutlarındaki performansı radar grafiğiyle sunulmaktadır. CFTR grubunun en geniş alana sahip olması bu gruptaki model tutarlılığını; </w:t>
-      </w:r>
-      <w:proofErr w:type="spellStart"/>
-      <w:r>
-        <w:rPr>
-          <w:iCs/>
-          <w:sz w:val="24"/>
-        </w:rPr>
-        <w:t>PAH'ın</w:t>
-      </w:r>
-      <w:proofErr w:type="spellEnd"/>
-      <w:r>
-        <w:rPr>
-          <w:iCs/>
-          <w:sz w:val="24"/>
-        </w:rPr>
-        <w:t xml:space="preserve"> görece küçük alanı ise ROC-</w:t>
-      </w:r>
-      <w:proofErr w:type="spellStart"/>
-      <w:r>
-        <w:rPr>
-          <w:iCs/>
-          <w:sz w:val="24"/>
-        </w:rPr>
-        <w:t>AUC'daki</w:t>
-      </w:r>
-      <w:proofErr w:type="spellEnd"/>
-      <w:r>
-        <w:rPr>
-          <w:iCs/>
-          <w:sz w:val="24"/>
-        </w:rPr>
-        <w:t xml:space="preserve"> düşüklüğü yansıtmaktadır.</w:t>
-      </w:r>
-    </w:p>
-    <w:p>
-      <w:pPr>
-        <w:spacing w:line="276" w:lineRule="auto"/>
-        <w:jc w:val="both"/>
-        <w:rPr>
-          <w:sz w:val="24"/>
-        </w:rPr>
-      </w:pPr>
-    </w:p>
-    <w:p>
-      <w:pPr>
-        <w:spacing w:line="276" w:lineRule="auto"/>
-        <w:jc w:val="both"/>
-        <w:rPr>
-          <w:iCs/>
-          <w:sz w:val="24"/>
-        </w:rPr>
-      </w:pPr>
-    </w:p>
-    <w:p>
-      <w:pPr>
-        <w:spacing w:line="276" w:lineRule="auto"/>
-        <w:jc w:val="both"/>
-        <w:rPr>
-          <w:iCs/>
-          <w:sz w:val="24"/>
-        </w:rPr>
-      </w:pPr>
-      <w:r>
-        <w:rPr>
-          <w:noProof/>
-        </w:rPr>
-        <mc:AlternateContent>
-          <mc:Choice Requires="wps">
-            <w:drawing>
-              <wp:anchor distT="0" distB="0" distL="114300" distR="114300" simplePos="0" relativeHeight="251664392" behindDoc="0" locked="0" layoutInCell="1" allowOverlap="1" wp14:anchorId="0A838E05" wp14:editId="0896C370">
-                <wp:simplePos x="0" y="0"/>
-                <wp:positionH relativeFrom="column">
-                  <wp:posOffset>3580765</wp:posOffset>
-                </wp:positionH>
-                <wp:positionV relativeFrom="paragraph">
-                  <wp:posOffset>3492</wp:posOffset>
-                </wp:positionV>
-                <wp:extent cx="1947545" cy="635"/>
-                <wp:effectExtent l="0" t="0" r="0" b="0"/>
-                <wp:wrapSquare wrapText="bothSides"/>
-                <wp:docPr id="712080023" name="Text Box 1"/>
-                <wp:cNvGraphicFramePr/>
-                <a:graphic xmlns:a="http://schemas.openxmlformats.org/drawingml/2006/main">
-                  <a:graphicData uri="http://schemas.microsoft.com/office/word/2010/wordprocessingShape">
-                    <wps:wsp>
-                      <wps:cNvSpPr txBox="1"/>
-                      <wps:spPr>
-                        <a:xfrm>
-                          <a:off x="0" y="0"/>
-                          <a:ext cx="1947545" cy="635"/>
-                        </a:xfrm>
-                        <a:prstGeom prst="rect">
-                          <a:avLst/>
-                        </a:prstGeom>
-                        <a:solidFill>
-                          <a:prstClr val="white"/>
-                        </a:solidFill>
-                        <a:ln>
-                          <a:noFill/>
-                        </a:ln>
-                      </wps:spPr>
-                      <wps:txbx>
-                        <w:txbxContent>
-                          <w:p>
-                            <w:pPr>
-                              <w:pStyle w:val="Caption"/>
-                              <w:rPr>
-                                <w:noProof/>
-                              </w:rPr>
-                            </w:pPr>
-                            <w:r>
-                              <w:t xml:space="preserve">Şekil </w:t>
-                            </w:r>
-                            <w:r>
-                              <w:fldChar w:fldCharType="begin"/>
-                            </w:r>
-                            <w:r>
-                              <w:instrText xml:space="preserve"> SEQ Şekil \* ARABIC </w:instrText>
-                            </w:r>
-                            <w:r>
-                              <w:fldChar w:fldCharType="separate"/>
-                            </w:r>
-                            <w:r>
-                              <w:rPr>
-                                <w:noProof/>
-                              </w:rPr>
-                              <w:t>4</w:t>
-                            </w:r>
-                            <w:r>
-                              <w:fldChar w:fldCharType="end"/>
-                            </w:r>
-                            <w:r>
-                              <w:t xml:space="preserve">: </w:t>
-                            </w:r>
-                            <w:r>
-                              <w:t>V9 Modeli — Alt Grup Çok Boyutlu Performans Analizi (Radar Grafiği)</w:t>
-                            </w:r>
-                          </w:p>
-                        </w:txbxContent>
-                      </wps:txbx>
-                      <wps:bodyPr rot="0" spcFirstLastPara="0" vertOverflow="overflow" horzOverflow="overflow" vert="horz" wrap="square" lIns="0" tIns="0" rIns="0" bIns="0" numCol="1" spcCol="0" rtlCol="0" fromWordArt="0" anchor="t" anchorCtr="0" forceAA="0" compatLnSpc="1">
-                        <a:prstTxWarp prst="textNoShape">
-                          <a:avLst/>
-                        </a:prstTxWarp>
-                        <a:spAutoFit/>
-                      </wps:bodyPr>
-                    </wps:wsp>
-                  </a:graphicData>
-                </a:graphic>
-              </wp:anchor>
-            </w:drawing>
-          </mc:Choice>
-          <mc:Fallback>
-            <w:pict>
-              <v:shape w14:anchorId="0A838E05" id="_x0000_s1028" type="#_x0000_t202" style="position:absolute;left:0;text-align:left;margin-left:281.95pt;margin-top:.25pt;width:153.35pt;height:.05pt;z-index:251664392;visibility:visible;mso-wrap-style:square;mso-wrap-distance-left:9pt;mso-wrap-distance-top:0;mso-wrap-distance-right:9pt;mso-wrap-distance-bottom:0;mso-position-horizontal:absolute;mso-position-horizontal-relative:text;mso-position-vertical:absolute;mso-position-vertical-relative:text;v-text-anchor:top" o:gfxdata="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" stroked="f">
-                <v:textbox style="mso-fit-shape-to-text:t" inset="0,0,0,0">
-                  <w:txbxContent>
-                    <w:p>
-                      <w:pPr>
-                        <w:pStyle w:val="Caption"/>
-                        <w:rPr>
-                          <w:noProof/>
-                        </w:rPr>
-                      </w:pPr>
-                      <w:r>
-                        <w:t xml:space="preserve">Şekil </w:t>
-                      </w:r>
-                      <w:r>
-                        <w:fldChar w:fldCharType="begin"/>
-                      </w:r>
-                      <w:r>
-                        <w:instrText xml:space="preserve"> SEQ Şekil \* ARABIC </w:instrText>
-                      </w:r>
-                      <w:r>
-                        <w:fldChar w:fldCharType="separate"/>
-                      </w:r>
-                      <w:r>
-                        <w:rPr>
-                          <w:noProof/>
-                        </w:rPr>
-                        <w:t>4</w:t>
-                      </w:r>
-                      <w:r>
-                        <w:fldChar w:fldCharType="end"/>
-                      </w:r>
-                      <w:r>
-                        <w:t xml:space="preserve">: </w:t>
-                      </w:r>
-                      <w:r>
-                        <w:t>V9 Modeli — Alt Grup Çok Boyutlu Performans Analizi (Radar Grafiği)</w:t>
-                      </w:r>
-                    </w:p>
-                  </w:txbxContent>
-                </v:textbox>
-                <w10:wrap type="square"/>
-              </v:shape>
-            </w:pict>
-          </mc:Fallback>
-        </mc:AlternateContent>
+        <w:t>Her alt grup için ayrı eşik optimizasyonu uygulanmıştır. CFTR grubunda en yüksek model tutarlılığı elde edilirken (MCC=0.6561, PR-AUC=0.9878), PAH grubunun görece düşük MCC değeri (0.5399) bu gruptaki sınıf heterojenliğini yansıtmaktadır.</w:t>
       </w:r>
     </w:p>
     <w:p>
@@ -11631,7 +10314,7 @@
           <w:szCs w:val="24"/>
         </w:rPr>
       </w:pPr>
-      <w:bookmarkStart w:id="11" w:name="_Toc233147655"/>
+      <w:bookmarkStart w:id="11" w:name="_Toc233298252"/>
       <w:r>
         <w:rPr>
           <w:rFonts w:ascii="Aptos" w:hAnsi="Aptos"/>
@@ -11641,6 +10324,7 @@
           <w:sz w:val="24"/>
           <w:szCs w:val="24"/>
         </w:rPr>
+        <w:lastRenderedPageBreak/>
         <w:t>3.3 Karar Eşiği</w:t>
       </w:r>
       <w:r>
@@ -11685,7 +10369,7 @@
                     </pic:cNvPicPr>
                   </pic:nvPicPr>
                   <pic:blipFill>
-                    <a:blip r:embed="rId13" cstate="print">
+                    <a:blip r:embed="rId14" cstate="print">
                       <a:extLst>
                         <a:ext uri="{28A0092B-C50C-407E-A947-70E740481C1C}">
                           <a14:useLocalDpi xmlns:a14="http://schemas.microsoft.com/office/drawing/2010/main" val="0"/>
@@ -11726,33 +10410,10 @@
         <w:t xml:space="preserve">Şekil </w:t>
       </w:r>
       <w:r>
-        <w:fldChar w:fldCharType="begin"/>
-      </w:r>
-      <w:r>
-        <w:instrText xml:space="preserve"> SEQ Şekil \* ARABIC </w:instrText>
-      </w:r>
-      <w:r>
-        <w:fldChar w:fldCharType="separate"/>
-      </w:r>
-      <w:r>
-        <w:rPr>
-          <w:noProof/>
-        </w:rPr>
-        <w:t>5</w:t>
-      </w:r>
-      <w:r>
-        <w:fldChar w:fldCharType="end"/>
-      </w:r>
-      <w:r>
-        <w:t>:  Karar Eşiği (</w:t>
-      </w:r>
-      <w:proofErr w:type="spellStart"/>
-      <w:r>
-        <w:t>Threshold</w:t>
-      </w:r>
-      <w:proofErr w:type="spellEnd"/>
-      <w:r>
-        <w:t>) Analizi — V9 Modeli (MASTER)</w:t>
+        <w:t>6</w:t>
+      </w:r>
+      <w:r>
+        <w:t>: Karar Eşiği (Threshold) Analizi — V9 Modeli (MASTER)</w:t>
       </w:r>
     </w:p>
     <w:p>
@@ -11765,16 +10426,46 @@
       </w:pPr>
       <w:r>
         <w:rPr>
+          <w:sz w:val="24"/>
+        </w:rPr>
+        <w:t xml:space="preserve">Farklı karar eşiği değerlerinde F1, Kesinlik, Duyarlılık ve MCC değerlerinin değişimi. Yüksek eşikte kesinlik artarken duyarlılık düşmekte; düşük eşikte ise hasta kaçırma riski azalmaktadır. </w:t>
+      </w:r>
+      <w:r>
+        <w:rPr>
+          <w:i/>
+          <w:iCs/>
+          <w:sz w:val="24"/>
+        </w:rPr>
+        <w:t>MCC maksimizasyonu ölçütüyle seçilen optimum eşik 0.56 olarak belirlenmiştir. Klinik güvenlik önceliklendirildiğinde 0.20–0.25 eşiğinde Recall ≥%92.7 sağlanmaktadır.</w:t>
+      </w:r>
+    </w:p>
+    <w:p>
+      <w:pPr>
+        <w:pStyle w:val="Heading2"/>
+        <w:spacing w:line="276" w:lineRule="auto"/>
+        <w:jc w:val="both"/>
+        <w:rPr>
+          <w:rFonts w:ascii="Aptos" w:hAnsi="Aptos"/>
+          <w:b/>
+          <w:bCs/>
+          <w:color w:val="000000" w:themeColor="text1"/>
+          <w:sz w:val="24"/>
+          <w:szCs w:val="24"/>
+        </w:rPr>
+      </w:pPr>
+      <w:bookmarkStart w:id="12" w:name="_Toc233298253"/>
+      <w:r>
+        <w:rPr>
           <w:noProof/>
         </w:rPr>
         <w:drawing>
-          <wp:anchor distT="0" distB="0" distL="114300" distR="114300" simplePos="0" relativeHeight="251665416" behindDoc="0" locked="0" layoutInCell="1" allowOverlap="1" wp14:anchorId="0E2861E0" wp14:editId="0A7933B6">
+          <wp:anchor distT="0" distB="0" distL="114300" distR="114300" simplePos="0" relativeHeight="251665416" behindDoc="0" locked="0" layoutInCell="1" allowOverlap="1" wp14:anchorId="0E2861E0" wp14:editId="18DE8F8B">
             <wp:simplePos x="0" y="0"/>
             <wp:positionH relativeFrom="column">
-              <wp:posOffset>3295015</wp:posOffset>
+              <wp:posOffset>3378142</wp:posOffset>
             </wp:positionH>
             <wp:positionV relativeFrom="paragraph">
-              <wp:posOffset>652145</wp:posOffset>
+              <wp:posOffset>109278</wp:posOffset>
             </wp:positionV>
             <wp:extent cx="2565400" cy="1981200"/>
             <wp:effectExtent l="0" t="0" r="6350" b="0"/>
@@ -11793,7 +10484,7 @@
                     </pic:cNvPicPr>
                   </pic:nvPicPr>
                   <pic:blipFill>
-                    <a:blip r:embed="rId14" cstate="print">
+                    <a:blip r:embed="rId15" cstate="print">
                       <a:extLst>
                         <a:ext uri="{28A0092B-C50C-407E-A947-70E740481C1C}">
                           <a14:useLocalDpi xmlns:a14="http://schemas.microsoft.com/office/drawing/2010/main" val="0"/>
@@ -11829,79 +10520,6 @@
       </w:r>
       <w:r>
         <w:rPr>
-          <w:sz w:val="24"/>
-        </w:rPr>
-        <w:t xml:space="preserve">Farklı karar eşiği değerlerinde F1, Kesinlik, Duyarlılık ve MCC değerlerinin değişimi. Yüksek eşikte kesinlik artarken duyarlılık düşmekte; düşük eşikte ise hasta kaçırma riski azalmaktadır. </w:t>
-      </w:r>
-      <w:r>
-        <w:rPr>
-          <w:i/>
-          <w:iCs/>
-          <w:sz w:val="24"/>
-        </w:rPr>
-        <w:t xml:space="preserve">MCC maksimizasyonu ölçütüyle seçilen optimum eşik </w:t>
-      </w:r>
-      <w:proofErr w:type="gramStart"/>
-      <w:r>
-        <w:rPr>
-          <w:i/>
-          <w:iCs/>
-          <w:sz w:val="24"/>
-        </w:rPr>
-        <w:t>0.56</w:t>
-      </w:r>
-      <w:proofErr w:type="gramEnd"/>
-      <w:r>
-        <w:rPr>
-          <w:i/>
-          <w:iCs/>
-          <w:sz w:val="24"/>
-        </w:rPr>
-        <w:t xml:space="preserve"> olarak belirlenmiştir. Klinik güvenlik önceliklendirildiğinde 0.20–0.25 eşiğinde </w:t>
-      </w:r>
-      <w:proofErr w:type="spellStart"/>
-      <w:r>
-        <w:rPr>
-          <w:i/>
-          <w:iCs/>
-          <w:sz w:val="24"/>
-        </w:rPr>
-        <w:t>Recall</w:t>
-      </w:r>
-      <w:proofErr w:type="spellEnd"/>
-      <w:r>
-        <w:rPr>
-          <w:i/>
-          <w:iCs/>
-          <w:sz w:val="24"/>
-        </w:rPr>
-        <w:t xml:space="preserve"> ≥</w:t>
-      </w:r>
-      <w:proofErr w:type="gramStart"/>
-      <w:r>
-        <w:rPr>
-          <w:i/>
-          <w:iCs/>
-          <w:sz w:val="24"/>
-        </w:rPr>
-        <w:t>%92.7</w:t>
-      </w:r>
-      <w:proofErr w:type="gramEnd"/>
-      <w:r>
-        <w:rPr>
-          <w:i/>
-          <w:iCs/>
-          <w:sz w:val="24"/>
-        </w:rPr>
-        <w:t xml:space="preserve"> sağlanmaktadır.</w:t>
-      </w:r>
-    </w:p>
-    <w:p>
-      <w:pPr>
-        <w:pStyle w:val="Heading2"/>
-        <w:spacing w:line="276" w:lineRule="auto"/>
-        <w:jc w:val="both"/>
-        <w:rPr>
           <w:rFonts w:ascii="Aptos" w:hAnsi="Aptos"/>
           <w:b/>
           <w:bCs/>
@@ -11909,17 +10527,6 @@
           <w:sz w:val="24"/>
           <w:szCs w:val="24"/>
         </w:rPr>
-      </w:pPr>
-      <w:bookmarkStart w:id="12" w:name="_Toc233147656"/>
-      <w:r>
-        <w:rPr>
-          <w:rFonts w:ascii="Aptos" w:hAnsi="Aptos"/>
-          <w:b/>
-          <w:bCs/>
-          <w:color w:val="000000" w:themeColor="text1"/>
-          <w:sz w:val="24"/>
-          <w:szCs w:val="24"/>
-        </w:rPr>
         <w:t>3.4 Karmaşıklık Matrisi</w:t>
       </w:r>
       <w:bookmarkEnd w:id="12"/>
@@ -11935,19 +10542,35 @@
       </w:pPr>
       <w:r>
         <w:rPr>
+          <w:iCs/>
+          <w:sz w:val="24"/>
+        </w:rPr>
+        <w:t>Beş katlı çapraz doğrulama sonucu elde edilen karmaşıklık matrisi. Genel MCC optimizasyonunda (eşik=0.56) Yanlış Negatif sayısı FN=243 olarak ölçülmüştür. Ancak klinik açıdan en kritik hata türü olan FN'i minimize etmek amacıyla, klinik uygulamada daha düşük bir eşik (0.20-0.25) kullanıldığında bu sayı hızla düşürülerek hasta kaçırma riski güvenli seviyelere çekilebilmektedir.</w:t>
+      </w:r>
+    </w:p>
+    <w:p>
+      <w:pPr>
+        <w:spacing w:line="276" w:lineRule="auto"/>
+        <w:jc w:val="both"/>
+        <w:rPr>
+          <w:sz w:val="24"/>
+        </w:rPr>
+      </w:pPr>
+      <w:r>
+        <w:rPr>
           <w:noProof/>
           <w:sz w:val="24"/>
         </w:rPr>
         <mc:AlternateContent>
           <mc:Choice Requires="wps">
             <w:drawing>
-              <wp:anchor distT="0" distB="0" distL="114300" distR="114300" simplePos="0" relativeHeight="251658248" behindDoc="1" locked="0" layoutInCell="1" allowOverlap="1" wp14:anchorId="56A3FFFA" wp14:editId="5A605969">
+              <wp:anchor distT="0" distB="0" distL="114300" distR="114300" simplePos="0" relativeHeight="251658248" behindDoc="1" locked="0" layoutInCell="1" allowOverlap="1" wp14:anchorId="56A3FFFA" wp14:editId="7C6C3C23">
                 <wp:simplePos x="0" y="0"/>
                 <wp:positionH relativeFrom="page">
-                  <wp:posOffset>3333115</wp:posOffset>
+                  <wp:posOffset>3664816</wp:posOffset>
                 </wp:positionH>
                 <wp:positionV relativeFrom="paragraph">
-                  <wp:posOffset>1659255</wp:posOffset>
+                  <wp:posOffset>3117</wp:posOffset>
                 </wp:positionV>
                 <wp:extent cx="3676650" cy="185420"/>
                 <wp:effectExtent l="0" t="0" r="0" b="5080"/>
@@ -11998,50 +10621,21 @@
                                 <w:sz w:val="20"/>
                                 <w:szCs w:val="20"/>
                               </w:rPr>
-                              <w:t xml:space="preserve">Şekil </w:t>
+                              <w:t>Şekil</w:t>
                             </w:r>
                             <w:r>
                               <w:rPr>
                                 <w:sz w:val="20"/>
                                 <w:szCs w:val="20"/>
                               </w:rPr>
-                              <w:fldChar w:fldCharType="begin"/>
+                              <w:t>7</w:t>
                             </w:r>
                             <w:r>
                               <w:rPr>
                                 <w:sz w:val="20"/>
                                 <w:szCs w:val="20"/>
                               </w:rPr>
-                              <w:instrText xml:space="preserve"> SEQ Şekil \* ARABIC </w:instrText>
-                            </w:r>
-                            <w:r>
-                              <w:rPr>
-                                <w:sz w:val="20"/>
-                                <w:szCs w:val="20"/>
-                              </w:rPr>
-                              <w:fldChar w:fldCharType="separate"/>
-                            </w:r>
-                            <w:r>
-                              <w:rPr>
-                                <w:noProof/>
-                                <w:sz w:val="20"/>
-                                <w:szCs w:val="20"/>
-                              </w:rPr>
-                              <w:t>6</w:t>
-                            </w:r>
-                            <w:r>
-                              <w:rPr>
-                                <w:sz w:val="20"/>
-                                <w:szCs w:val="20"/>
-                              </w:rPr>
-                              <w:fldChar w:fldCharType="end"/>
-                            </w:r>
-                            <w:r>
-                              <w:rPr>
-                                <w:sz w:val="20"/>
-                                <w:szCs w:val="20"/>
-                              </w:rPr>
-                              <w:t>:  V9 Modeli — Karmaşıklık Matrisi (MASTER, 5-Fold CV)</w:t>
+                              <w:t>: V9 Modeli — Karmaşıklık Matrisi (MASTER, 5-Fold CV)</w:t>
                             </w:r>
                           </w:p>
                         </w:txbxContent>
@@ -12066,7 +10660,7 @@
           </mc:Choice>
           <mc:Fallback>
             <w:pict>
-              <v:shape w14:anchorId="56A3FFFA" id="Metin Kutusu 1" o:spid="_x0000_s1029" type="#_x0000_t202" style="position:absolute;left:0;text-align:left;margin-left:262.45pt;margin-top:130.65pt;width:289.5pt;height:14.6pt;z-index:-251658232;visibility:visible;mso-wrap-style:square;mso-width-percent:0;mso-height-percent:0;mso-wrap-distance-left:9pt;mso-wrap-distance-top:0;mso-wrap-distance-right:9pt;mso-wrap-distance-bottom:0;mso-position-horizontal:absolute;mso-position-horizontal-relative:page;mso-position-vertical:absolute;mso-position-vertical-relative:text;mso-width-percent:0;mso-height-percent:0;mso-width-relative:margin;mso-height-relative:margin;v-text-anchor:top" o:gfxdata="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" stroked="f">
+              <v:shape w14:anchorId="56A3FFFA" id="Metin Kutusu 1" o:spid="_x0000_s1031" type="#_x0000_t202" style="position:absolute;left:0;text-align:left;margin-left:288.55pt;margin-top:.25pt;width:289.5pt;height:14.6pt;z-index:-251658232;visibility:visible;mso-wrap-style:square;mso-width-percent:0;mso-height-percent:0;mso-wrap-distance-left:9pt;mso-wrap-distance-top:0;mso-wrap-distance-right:9pt;mso-wrap-distance-bottom:0;mso-position-horizontal:absolute;mso-position-horizontal-relative:page;mso-position-vertical:absolute;mso-position-vertical-relative:text;mso-width-percent:0;mso-height-percent:0;mso-width-relative:margin;mso-height-relative:margin;v-text-anchor:top" o:gfxdata="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" stroked="f">
                 <v:textbox inset="0,0,0,0">
                   <w:txbxContent>
                     <w:p>
@@ -12084,50 +10678,21 @@
                           <w:sz w:val="20"/>
                           <w:szCs w:val="20"/>
                         </w:rPr>
-                        <w:t xml:space="preserve">Şekil </w:t>
+                        <w:t>Şekil</w:t>
                       </w:r>
                       <w:r>
                         <w:rPr>
                           <w:sz w:val="20"/>
                           <w:szCs w:val="20"/>
                         </w:rPr>
-                        <w:fldChar w:fldCharType="begin"/>
+                        <w:t>7</w:t>
                       </w:r>
                       <w:r>
                         <w:rPr>
                           <w:sz w:val="20"/>
                           <w:szCs w:val="20"/>
                         </w:rPr>
-                        <w:instrText xml:space="preserve"> SEQ Şekil \* ARABIC </w:instrText>
-                      </w:r>
-                      <w:r>
-                        <w:rPr>
-                          <w:sz w:val="20"/>
-                          <w:szCs w:val="20"/>
-                        </w:rPr>
-                        <w:fldChar w:fldCharType="separate"/>
-                      </w:r>
-                      <w:r>
-                        <w:rPr>
-                          <w:noProof/>
-                          <w:sz w:val="20"/>
-                          <w:szCs w:val="20"/>
-                        </w:rPr>
-                        <w:t>6</w:t>
-                      </w:r>
-                      <w:r>
-                        <w:rPr>
-                          <w:sz w:val="20"/>
-                          <w:szCs w:val="20"/>
-                        </w:rPr>
-                        <w:fldChar w:fldCharType="end"/>
-                      </w:r>
-                      <w:r>
-                        <w:rPr>
-                          <w:sz w:val="20"/>
-                          <w:szCs w:val="20"/>
-                        </w:rPr>
-                        <w:t>:  V9 Modeli — Karmaşıklık Matrisi (MASTER, 5-Fold CV)</w:t>
+                        <w:t>: V9 Modeli — Karmaşıklık Matrisi (MASTER, 5-Fold CV)</w:t>
                       </w:r>
                     </w:p>
                   </w:txbxContent>
@@ -12140,46 +10705,6 @@
       </w:r>
       <w:r>
         <w:rPr>
-          <w:iCs/>
-          <w:sz w:val="24"/>
-        </w:rPr>
-        <w:t xml:space="preserve">Beş katlı çapraz doğrulama sonucu elde edilen karmaşıklık matrisi. Genel MCC optimizasyonunda (eşik=0.56) Yanlış Negatif sayısı FN=243 olarak ölçülmüştür. Ancak klinik açıdan en kritik hata türü olan </w:t>
-      </w:r>
-      <w:proofErr w:type="spellStart"/>
-      <w:r>
-        <w:rPr>
-          <w:iCs/>
-          <w:sz w:val="24"/>
-        </w:rPr>
-        <w:t>FN'i</w:t>
-      </w:r>
-      <w:proofErr w:type="spellEnd"/>
-      <w:r>
-        <w:rPr>
-          <w:iCs/>
-          <w:sz w:val="24"/>
-        </w:rPr>
-        <w:t xml:space="preserve"> minimize etmek amacıyla, klinik uygulamada </w:t>
-      </w:r>
-      <w:r>
-        <w:rPr>
-          <w:iCs/>
-          <w:sz w:val="24"/>
-        </w:rPr>
-        <w:lastRenderedPageBreak/>
-        <w:t>daha düşük bir eşik (0.20-0.25) kullanıldığında bu sayı hızla düşürülerek hasta kaçırma riski güvenli seviyelere çekilebilmektedir.</w:t>
-      </w:r>
-    </w:p>
-    <w:p>
-      <w:pPr>
-        <w:spacing w:line="276" w:lineRule="auto"/>
-        <w:jc w:val="both"/>
-        <w:rPr>
-          <w:sz w:val="24"/>
-        </w:rPr>
-      </w:pPr>
-      <w:r>
-        <w:rPr>
           <w:b/>
           <w:bCs/>
           <w:sz w:val="24"/>
@@ -12207,7 +10732,7 @@
           <w:szCs w:val="28"/>
         </w:rPr>
       </w:pPr>
-      <w:bookmarkStart w:id="13" w:name="_Toc233147657"/>
+      <w:bookmarkStart w:id="13" w:name="_Toc233298254"/>
       <w:r>
         <w:rPr>
           <w:rFonts w:ascii="Aptos" w:hAnsi="Aptos"/>
@@ -12273,7 +10798,7 @@
           <w:szCs w:val="24"/>
         </w:rPr>
       </w:pPr>
-      <w:bookmarkStart w:id="14" w:name="_Toc233147658"/>
+      <w:bookmarkStart w:id="14" w:name="_Toc233298255"/>
       <w:r>
         <w:rPr>
           <w:rFonts w:ascii="Aptos" w:hAnsi="Aptos"/>
@@ -12295,103 +10820,18 @@
           <w:sz w:val="24"/>
         </w:rPr>
       </w:pPr>
-      <w:proofErr w:type="spellStart"/>
-      <w:r>
-        <w:rPr>
-          <w:sz w:val="24"/>
-        </w:rPr>
-        <w:t>AlgoMed</w:t>
-      </w:r>
-      <w:proofErr w:type="spellEnd"/>
-      <w:r>
-        <w:rPr>
-          <w:sz w:val="24"/>
-        </w:rPr>
-        <w:t xml:space="preserve">, temel bir sınıflandırma modelinden klinik riskleri dikkate alan bir karar destek sistemine evrilmiştir. V1–V2 sürümleri </w:t>
-      </w:r>
-      <w:proofErr w:type="spellStart"/>
-      <w:r>
-        <w:rPr>
-          <w:sz w:val="24"/>
-        </w:rPr>
-        <w:t>baseline</w:t>
-      </w:r>
-      <w:proofErr w:type="spellEnd"/>
-      <w:r>
-        <w:rPr>
-          <w:sz w:val="24"/>
-        </w:rPr>
-        <w:t xml:space="preserve"> yapıyı oluştururken, V3 ile biyokimyasal öznitelikler eklenmiş, V4–V5 ile </w:t>
-      </w:r>
-      <w:proofErr w:type="spellStart"/>
-      <w:r>
-        <w:rPr>
-          <w:sz w:val="24"/>
-        </w:rPr>
-        <w:t>stacking</w:t>
-      </w:r>
-      <w:proofErr w:type="spellEnd"/>
-      <w:r>
-        <w:rPr>
-          <w:sz w:val="24"/>
-        </w:rPr>
-        <w:t xml:space="preserve"> mimarisi entegre edilmiştir. V6 ile veri sızıntısı (data </w:t>
-      </w:r>
-      <w:proofErr w:type="spellStart"/>
-      <w:r>
-        <w:rPr>
-          <w:sz w:val="24"/>
-        </w:rPr>
-        <w:t>leakage</w:t>
-      </w:r>
-      <w:proofErr w:type="spellEnd"/>
-      <w:r>
-        <w:rPr>
-          <w:sz w:val="24"/>
-        </w:rPr>
-        <w:t xml:space="preserve">) giderilerek metodolojik güvenilirlik artırılmış, V7–V8 ile </w:t>
-      </w:r>
-      <w:proofErr w:type="spellStart"/>
-      <w:r>
-        <w:rPr>
-          <w:sz w:val="24"/>
-        </w:rPr>
-        <w:t>hiperparametre</w:t>
-      </w:r>
-      <w:proofErr w:type="spellEnd"/>
-      <w:r>
-        <w:rPr>
-          <w:sz w:val="24"/>
-        </w:rPr>
-        <w:t xml:space="preserve"> optimizasyonu ve dengeleme stratejileriyle performans güçlendirilmiştir. Nihai V9(L) modeli ise </w:t>
-      </w:r>
-      <w:proofErr w:type="spellStart"/>
-      <w:r>
-        <w:rPr>
-          <w:sz w:val="24"/>
-        </w:rPr>
-        <w:t>leak-free</w:t>
-      </w:r>
-      <w:proofErr w:type="spellEnd"/>
-      <w:r>
-        <w:rPr>
-          <w:sz w:val="24"/>
-        </w:rPr>
-        <w:t xml:space="preserve"> </w:t>
-      </w:r>
-      <w:proofErr w:type="spellStart"/>
-      <w:r>
-        <w:rPr>
-          <w:sz w:val="24"/>
-        </w:rPr>
-        <w:t>pipeline</w:t>
-      </w:r>
-      <w:proofErr w:type="spellEnd"/>
-      <w:r>
-        <w:rPr>
-          <w:sz w:val="24"/>
-        </w:rPr>
-        <w:t xml:space="preserve"> ve FN risk bayrakları ile klinik açıdan daha güvenli bir karar yapısı sunmuştur</w:t>
+      <w:r>
+        <w:rPr>
+          <w:sz w:val="24"/>
+        </w:rPr>
+        <w:t xml:space="preserve">AlgoMed, temel bir sınıflandırma modelinden klinik riskleri dikkate alan bir karar destek sistemine evrilmiştir. V1–V2 sürümleri baseline yapıyı oluştururken, V3 ile biyokimyasal öznitelikler eklenmiş, V4–V5 ile stacking mimarisi entegre edilmiştir. V6 ile veri sızıntısı </w:t>
+      </w:r>
+      <w:r>
+        <w:rPr>
+          <w:sz w:val="24"/>
+        </w:rPr>
+        <w:lastRenderedPageBreak/>
+        <w:t>(data leakage) giderilerek metodolojik güvenilirlik artırılmış, V7–V8 ile hiperparametre optimizasyonu ve dengeleme stratejileriyle performans güçlendirilmiştir. Nihai V9(L) modeli ise leak-free pipeline ve FN risk bayrakları ile klinik açıdan daha güvenli bir karar yapısı sunmuştur</w:t>
       </w:r>
       <w:r>
         <w:rPr>
@@ -12414,7 +10854,7 @@
           <w:szCs w:val="24"/>
         </w:rPr>
       </w:pPr>
-      <w:bookmarkStart w:id="15" w:name="_Toc233147659"/>
+      <w:bookmarkStart w:id="15" w:name="_Toc233298256"/>
       <w:r>
         <w:rPr>
           <w:rFonts w:ascii="Aptos" w:hAnsi="Aptos"/>
@@ -12451,21 +10891,7 @@
         <w:rPr>
           <w:sz w:val="24"/>
         </w:rPr>
-        <w:t xml:space="preserve">Model performansı, veri alt gruplarının biyolojik özelliklerine ve sınıf dengesizliklerine göre değişim göstermektedir. </w:t>
-      </w:r>
-      <w:proofErr w:type="spellStart"/>
-      <w:r>
-        <w:rPr>
-          <w:sz w:val="24"/>
-        </w:rPr>
-        <w:t>AlgoMed</w:t>
-      </w:r>
-      <w:proofErr w:type="spellEnd"/>
-      <w:r>
-        <w:rPr>
-          <w:sz w:val="24"/>
-        </w:rPr>
-        <w:t xml:space="preserve"> V9(L) mimarisi, zorlayıcı gruplarda dahi klinik güvenliği önceleyen bir strateji izlemiştir.</w:t>
+        <w:t>Model performansı, veri alt gruplarının biyolojik özelliklerine ve sınıf dengesizliklerine göre değişim göstermektedir. AlgoMed V9(L) mimarisi, zorlayıcı gruplarda dahi klinik güvenliği önceleyen bir strateji izlemiştir.</w:t>
       </w:r>
       <w:r>
         <w:rPr>
@@ -12497,43 +10923,7 @@
           <w:iCs/>
           <w:sz w:val="24"/>
         </w:rPr>
-        <w:t xml:space="preserve">MCC optimizasyon eşiğinde (0.56) FN=243 elde edilmiş; ancak klinik odaklı 0.20 eşiğinde </w:t>
-      </w:r>
-      <w:proofErr w:type="spellStart"/>
-      <w:r>
-        <w:rPr>
-          <w:i/>
-          <w:iCs/>
-          <w:sz w:val="24"/>
-        </w:rPr>
-        <w:t>Recall</w:t>
-      </w:r>
-      <w:proofErr w:type="spellEnd"/>
-      <w:r>
-        <w:rPr>
-          <w:i/>
-          <w:iCs/>
-          <w:sz w:val="24"/>
-        </w:rPr>
-        <w:t>≥</w:t>
-      </w:r>
-      <w:proofErr w:type="gramStart"/>
-      <w:r>
-        <w:rPr>
-          <w:i/>
-          <w:iCs/>
-          <w:sz w:val="24"/>
-        </w:rPr>
-        <w:t>%92.7</w:t>
-      </w:r>
-      <w:proofErr w:type="gramEnd"/>
-      <w:r>
-        <w:rPr>
-          <w:i/>
-          <w:iCs/>
-          <w:sz w:val="24"/>
-        </w:rPr>
-        <w:t xml:space="preserve"> ile hasta kaçırma riski minimize edilmektedir. KANSER grubunda MCC 0.7169'a yükselerek en güçlü alt grup başarımı elde edilmiştir.</w:t>
+        <w:t>MCC optimizasyon eşiğinde (0.56) FN=243 elde edilmiş; ancak klinik odaklı 0.20 eşiğinde Recall≥%92.7 ile hasta kaçırma riski minimize edilmektedir. KANSER grubunda MCC 0.7169'a yükselerek en güçlü alt grup başarımı elde edilmiştir.</w:t>
       </w:r>
       <w:r>
         <w:rPr>
@@ -12557,21 +10947,7 @@
         <w:rPr>
           <w:sz w:val="24"/>
         </w:rPr>
-        <w:t xml:space="preserve">Öznitelik analizi sonucunda biyokimyasal değişkenler en yorumlanabilir katkıyı sağlarken, eksiklik göstergeleri modelin veri kaybını sinyale dönüştürerek performansa katkı sağlamıştır. Buna karşılık EK türev değişkenlerin </w:t>
-      </w:r>
-      <w:proofErr w:type="spellStart"/>
-      <w:r>
-        <w:rPr>
-          <w:sz w:val="24"/>
-        </w:rPr>
-        <w:t>yorumlanabilirliği</w:t>
-      </w:r>
-      <w:proofErr w:type="spellEnd"/>
-      <w:r>
-        <w:rPr>
-          <w:sz w:val="24"/>
-        </w:rPr>
-        <w:t xml:space="preserve"> düşüktür.</w:t>
+        <w:t>Öznitelik analizi sonucunda biyokimyasal değişkenler en yorumlanabilir katkıyı sağlarken, eksiklik göstergeleri modelin veri kaybını sinyale dönüştürerek performansa katkı sağlamıştır. Buna karşılık EK türev değişkenlerin yorumlanabilirliği düşüktür.</w:t>
       </w:r>
     </w:p>
     <w:p>
@@ -12588,7 +10964,7 @@
           <w:szCs w:val="24"/>
         </w:rPr>
       </w:pPr>
-      <w:bookmarkStart w:id="16" w:name="_Toc233147660"/>
+      <w:bookmarkStart w:id="16" w:name="_Toc233298257"/>
       <w:r>
         <w:rPr>
           <w:rFonts w:ascii="Aptos" w:hAnsi="Aptos"/>
@@ -12611,117 +10987,26 @@
           <w:sz w:val="24"/>
         </w:rPr>
       </w:pPr>
-      <w:proofErr w:type="spellStart"/>
       <w:r>
         <w:rPr>
           <w:color w:val="000000" w:themeColor="text1"/>
           <w:sz w:val="24"/>
         </w:rPr>
-        <w:t>AlgoMed</w:t>
-      </w:r>
-      <w:proofErr w:type="spellEnd"/>
+        <w:t xml:space="preserve">AlgoMed, klasik SIFT/PolyPhen tabanlı yöntemlerin ötesine geçerek ensemble </w:t>
+      </w:r>
       <w:r>
         <w:rPr>
           <w:color w:val="000000" w:themeColor="text1"/>
           <w:sz w:val="24"/>
         </w:rPr>
-        <w:t>, klasik SIFT/</w:t>
-      </w:r>
-      <w:proofErr w:type="spellStart"/>
+        <w:t xml:space="preserve">yöntemlerini </w:t>
+      </w:r>
       <w:r>
         <w:rPr>
           <w:color w:val="000000" w:themeColor="text1"/>
           <w:sz w:val="24"/>
         </w:rPr>
-        <w:t>PolyPhen</w:t>
-      </w:r>
-      <w:proofErr w:type="spellEnd"/>
-      <w:r>
-        <w:rPr>
-          <w:color w:val="000000" w:themeColor="text1"/>
-          <w:sz w:val="24"/>
-        </w:rPr>
-        <w:t xml:space="preserve"> tabanlı yöntemlerin ötesine geçerek </w:t>
-      </w:r>
-      <w:proofErr w:type="spellStart"/>
-      <w:r>
-        <w:rPr>
-          <w:color w:val="000000" w:themeColor="text1"/>
-          <w:sz w:val="24"/>
-        </w:rPr>
-        <w:t>ensemble</w:t>
-      </w:r>
-      <w:proofErr w:type="spellEnd"/>
-      <w:r>
-        <w:rPr>
-          <w:color w:val="000000" w:themeColor="text1"/>
-          <w:sz w:val="24"/>
-        </w:rPr>
-        <w:t xml:space="preserve"> ve derin öğrenme yaklaşımlarını biyokimyasal özellik mühendisliği ile birleştirmiştir. REVEL ve CADD gibi </w:t>
-      </w:r>
-      <w:proofErr w:type="spellStart"/>
-      <w:r>
-        <w:rPr>
-          <w:color w:val="000000" w:themeColor="text1"/>
-          <w:sz w:val="24"/>
-        </w:rPr>
-        <w:t>ensemble</w:t>
-      </w:r>
-      <w:proofErr w:type="spellEnd"/>
-      <w:r>
-        <w:rPr>
-          <w:color w:val="000000" w:themeColor="text1"/>
-          <w:sz w:val="24"/>
-        </w:rPr>
-        <w:t xml:space="preserve"> modeller yüksek performans sağlasa da dış </w:t>
-      </w:r>
-      <w:proofErr w:type="spellStart"/>
-      <w:r>
-        <w:rPr>
-          <w:color w:val="000000" w:themeColor="text1"/>
-          <w:sz w:val="24"/>
-        </w:rPr>
-        <w:t>anotasyon</w:t>
-      </w:r>
-      <w:proofErr w:type="spellEnd"/>
-      <w:r>
-        <w:rPr>
-          <w:color w:val="000000" w:themeColor="text1"/>
-          <w:sz w:val="24"/>
-        </w:rPr>
-        <w:t xml:space="preserve"> bağımlılığı yüksektir. </w:t>
-      </w:r>
-      <w:proofErr w:type="spellStart"/>
-      <w:r>
-        <w:rPr>
-          <w:color w:val="000000" w:themeColor="text1"/>
-          <w:sz w:val="24"/>
-        </w:rPr>
-        <w:t>AlphaMissense</w:t>
-      </w:r>
-      <w:proofErr w:type="spellEnd"/>
-      <w:r>
-        <w:rPr>
-          <w:color w:val="000000" w:themeColor="text1"/>
-          <w:sz w:val="24"/>
-        </w:rPr>
-        <w:t xml:space="preserve"> ve ESM gibi modeller güçlü genellenebilirlik sunarken </w:t>
-      </w:r>
-      <w:proofErr w:type="spellStart"/>
-      <w:r>
-        <w:rPr>
-          <w:color w:val="000000" w:themeColor="text1"/>
-          <w:sz w:val="24"/>
-        </w:rPr>
-        <w:t>açıklanabilirlik</w:t>
-      </w:r>
-      <w:proofErr w:type="spellEnd"/>
-      <w:r>
-        <w:rPr>
-          <w:color w:val="000000" w:themeColor="text1"/>
-          <w:sz w:val="24"/>
-        </w:rPr>
-        <w:t xml:space="preserve"> sınırlıdır.</w:t>
+        <w:t>biyokimyasal özellik mühendisliği ile birleştirmiştir. REVEL ve CADD gibi ensemble modeller yüksek performans sağlasa da dış anotasyon bağımlılığı yüksektir. AlphaMissense ve ESM gibi modeller güçlü genellenebilirlik sunarken açıklanabilirlik sınırlıdır.</w:t>
       </w:r>
     </w:p>
     <w:p>
@@ -12733,68 +11018,72 @@
           <w:sz w:val="24"/>
         </w:rPr>
       </w:pPr>
-      <w:proofErr w:type="spellStart"/>
       <w:r>
         <w:rPr>
           <w:color w:val="000000" w:themeColor="text1"/>
           <w:sz w:val="24"/>
         </w:rPr>
-        <w:t>AlgoMed</w:t>
-      </w:r>
-      <w:proofErr w:type="spellEnd"/>
-      <w:r>
-        <w:rPr>
-          <w:color w:val="000000" w:themeColor="text1"/>
-          <w:sz w:val="24"/>
-        </w:rPr>
-        <w:t xml:space="preserve"> ise bu iki yaklaşım arasında konumlanarak hem </w:t>
-      </w:r>
-      <w:proofErr w:type="spellStart"/>
-      <w:r>
-        <w:rPr>
-          <w:color w:val="000000" w:themeColor="text1"/>
-          <w:sz w:val="24"/>
-        </w:rPr>
-        <w:t>açıklanabilirlik</w:t>
-      </w:r>
-      <w:proofErr w:type="spellEnd"/>
-      <w:r>
-        <w:rPr>
-          <w:color w:val="000000" w:themeColor="text1"/>
-          <w:sz w:val="24"/>
-        </w:rPr>
-        <w:t xml:space="preserve"> (SHAP) hem de sızdırmaz veri işleme hattı ile klinik uygulanabilirliği artırmayı hedeflemektedir.</w:t>
+        <w:t>AlgoMed ise bu iki yaklaşım arasında konumlanarak hem açıklanabilirlik (SHAP) hem de sızdırmaz veri işleme hattı ile klinik uygulanabilirliği artırmayı hedeflemektedir.</w:t>
       </w:r>
     </w:p>
     <w:p>
       <w:pPr>
+        <w:pStyle w:val="Heading2"/>
         <w:spacing w:line="276" w:lineRule="auto"/>
         <w:jc w:val="both"/>
         <w:rPr>
+          <w:rFonts w:ascii="Aptos" w:hAnsi="Aptos"/>
           <w:b/>
           <w:bCs/>
           <w:color w:val="000000" w:themeColor="text1"/>
           <w:sz w:val="24"/>
-        </w:rPr>
-      </w:pPr>
-      <w:r>
-        <w:rPr>
+          <w:szCs w:val="24"/>
+        </w:rPr>
+      </w:pPr>
+      <w:bookmarkStart w:id="17" w:name="_Toc233298258"/>
+      <w:r>
+        <w:rPr>
+          <w:rFonts w:ascii="Aptos" w:hAnsi="Aptos"/>
           <w:b/>
           <w:bCs/>
           <w:color w:val="000000" w:themeColor="text1"/>
           <w:sz w:val="24"/>
-        </w:rPr>
-        <w:t xml:space="preserve">4.4 </w:t>
-      </w:r>
-      <w:r>
-        <w:rPr>
+          <w:szCs w:val="24"/>
+        </w:rPr>
+        <w:t>4.</w:t>
+      </w:r>
+      <w:r>
+        <w:rPr>
+          <w:rFonts w:ascii="Aptos" w:hAnsi="Aptos"/>
           <w:b/>
           <w:bCs/>
           <w:color w:val="000000" w:themeColor="text1"/>
           <w:sz w:val="24"/>
+          <w:szCs w:val="24"/>
+        </w:rPr>
+        <w:t>4</w:t>
+      </w:r>
+      <w:r>
+        <w:rPr>
+          <w:rFonts w:ascii="Aptos" w:hAnsi="Aptos"/>
+          <w:b/>
+          <w:bCs/>
+          <w:color w:val="000000" w:themeColor="text1"/>
+          <w:sz w:val="24"/>
+          <w:szCs w:val="24"/>
+        </w:rPr>
+        <w:t xml:space="preserve"> </w:t>
+      </w:r>
+      <w:r>
+        <w:rPr>
+          <w:b/>
+          <w:bCs/>
+          <w:color w:val="000000" w:themeColor="text1"/>
+          <w:sz w:val="24"/>
         </w:rPr>
         <w:t>Operasyonel Dayanıklılık ve Risk Yönetimi</w:t>
       </w:r>
+      <w:bookmarkEnd w:id="17"/>
     </w:p>
     <w:p>
       <w:pPr>
@@ -12808,7 +11097,6 @@
         <w:rPr>
           <w:sz w:val="24"/>
         </w:rPr>
-        <w:lastRenderedPageBreak/>
         <w:t>Modelin genellenebilirliğini korumak için üç katmanlı bir savunma stratejisi uygulanmıştır:</w:t>
       </w:r>
     </w:p>
@@ -12853,57 +11141,19 @@
           <w:sz w:val="24"/>
         </w:rPr>
       </w:pPr>
-      <w:proofErr w:type="spellStart"/>
       <w:r>
         <w:rPr>
           <w:b/>
           <w:bCs/>
           <w:sz w:val="24"/>
         </w:rPr>
-        <w:t>Overfitting</w:t>
-      </w:r>
-      <w:proofErr w:type="spellEnd"/>
-      <w:r>
-        <w:rPr>
-          <w:b/>
-          <w:bCs/>
-          <w:sz w:val="24"/>
-        </w:rPr>
-        <w:t xml:space="preserve"> Kontrolü:</w:t>
-      </w:r>
-      <w:r>
-        <w:rPr>
-          <w:sz w:val="24"/>
-        </w:rPr>
-        <w:t xml:space="preserve"> Nadir mutasyonlarda aşırı öğrenmeyi önlemek için </w:t>
-      </w:r>
-      <w:proofErr w:type="spellStart"/>
-      <w:r>
-        <w:rPr>
-          <w:sz w:val="24"/>
-        </w:rPr>
-        <w:t>Optuna</w:t>
-      </w:r>
-      <w:proofErr w:type="spellEnd"/>
-      <w:r>
-        <w:rPr>
-          <w:sz w:val="24"/>
-        </w:rPr>
-        <w:t xml:space="preserve"> arama uzayında L1/L2 </w:t>
-      </w:r>
-      <w:proofErr w:type="spellStart"/>
-      <w:r>
-        <w:rPr>
-          <w:sz w:val="24"/>
-        </w:rPr>
-        <w:t>regülarizasyon</w:t>
-      </w:r>
-      <w:proofErr w:type="spellEnd"/>
-      <w:r>
-        <w:rPr>
-          <w:sz w:val="24"/>
-        </w:rPr>
-        <w:t xml:space="preserve"> bariyerleri en sıkı değerlerde sabitlenmiştir.</w:t>
+        <w:t>Overfitting Kontrolü:</w:t>
+      </w:r>
+      <w:r>
+        <w:rPr>
+          <w:sz w:val="24"/>
+        </w:rPr>
+        <w:t xml:space="preserve"> Nadir mutasyonlarda aşırı öğrenmeyi önlemek için Optuna arama uzayında L1/L2 regülarizasyon bariyerleri en sıkı değerlerde sabitlenmiştir.</w:t>
       </w:r>
     </w:p>
     <w:p>
@@ -12936,6 +11186,28 @@
     </w:p>
     <w:p>
       <w:pPr>
+        <w:pStyle w:val="ListParagraph"/>
+        <w:spacing w:line="276" w:lineRule="auto"/>
+        <w:jc w:val="both"/>
+        <w:rPr>
+          <w:b/>
+          <w:bCs/>
+          <w:sz w:val="24"/>
+        </w:rPr>
+      </w:pPr>
+    </w:p>
+    <w:p>
+      <w:pPr>
+        <w:pStyle w:val="ListParagraph"/>
+        <w:spacing w:line="276" w:lineRule="auto"/>
+        <w:jc w:val="both"/>
+        <w:rPr>
+          <w:sz w:val="24"/>
+        </w:rPr>
+      </w:pPr>
+    </w:p>
+    <w:p>
+      <w:pPr>
         <w:pStyle w:val="Heading2"/>
         <w:spacing w:line="276" w:lineRule="auto"/>
         <w:jc w:val="both"/>
@@ -12948,7 +11220,7 @@
           <w:szCs w:val="24"/>
         </w:rPr>
       </w:pPr>
-      <w:bookmarkStart w:id="17" w:name="_Toc233147661"/>
+      <w:bookmarkStart w:id="18" w:name="_Toc233298259"/>
       <w:r>
         <w:rPr>
           <w:rFonts w:ascii="Aptos" w:hAnsi="Aptos"/>
@@ -12958,9 +11230,10 @@
           <w:sz w:val="24"/>
           <w:szCs w:val="24"/>
         </w:rPr>
+        <w:lastRenderedPageBreak/>
         <w:t>4.5 Genel Sonuç</w:t>
       </w:r>
-      <w:bookmarkEnd w:id="17"/>
+      <w:bookmarkEnd w:id="18"/>
     </w:p>
     <w:p>
       <w:pPr>
@@ -12970,33 +11243,11 @@
           <w:sz w:val="24"/>
         </w:rPr>
       </w:pPr>
-      <w:proofErr w:type="spellStart"/>
-      <w:r>
-        <w:rPr>
-          <w:sz w:val="24"/>
-        </w:rPr>
-        <w:t>AlgoMed</w:t>
-      </w:r>
-      <w:proofErr w:type="spellEnd"/>
-      <w:r>
-        <w:rPr>
-          <w:sz w:val="24"/>
-        </w:rPr>
-        <w:t xml:space="preserve"> sistemi, </w:t>
-      </w:r>
-      <w:proofErr w:type="spellStart"/>
-      <w:r>
-        <w:rPr>
-          <w:sz w:val="24"/>
-        </w:rPr>
-        <w:t>missense</w:t>
-      </w:r>
-      <w:proofErr w:type="spellEnd"/>
-      <w:r>
-        <w:rPr>
-          <w:sz w:val="24"/>
-        </w:rPr>
-        <w:t xml:space="preserve"> varyant patojenite tahmininde şu üç temel kazanımı somutlaştırmıştır:</w:t>
+      <w:r>
+        <w:rPr>
+          <w:sz w:val="24"/>
+        </w:rPr>
+        <w:t>AlgoMed sistemi, missense varyant patojenite tahmininde şu üç temel kazanımı somutlaştırmıştır:</w:t>
       </w:r>
     </w:p>
     <w:p>
@@ -13024,35 +11275,7 @@
         <w:rPr>
           <w:sz w:val="24"/>
         </w:rPr>
-        <w:t xml:space="preserve"> Dinamik eşik optimizasyonuyla, hayati risk taşıyan </w:t>
-      </w:r>
-      <w:proofErr w:type="spellStart"/>
-      <w:r>
-        <w:rPr>
-          <w:sz w:val="24"/>
-        </w:rPr>
-        <w:t>False</w:t>
-      </w:r>
-      <w:proofErr w:type="spellEnd"/>
-      <w:r>
-        <w:rPr>
-          <w:sz w:val="24"/>
-        </w:rPr>
-        <w:t xml:space="preserve"> </w:t>
-      </w:r>
-      <w:proofErr w:type="spellStart"/>
-      <w:r>
-        <w:rPr>
-          <w:sz w:val="24"/>
-        </w:rPr>
-        <w:t>Negative</w:t>
-      </w:r>
-      <w:proofErr w:type="spellEnd"/>
-      <w:r>
-        <w:rPr>
-          <w:sz w:val="24"/>
-        </w:rPr>
-        <w:t xml:space="preserve"> (FN) hataları minimize edilmiştir.</w:t>
+        <w:t xml:space="preserve"> Dinamik eşik optimizasyonuyla, hayati risk taşıyan False Negative (FN) hataları minimize edilmiştir.</w:t>
       </w:r>
     </w:p>
     <w:p>
@@ -13080,21 +11303,7 @@
         <w:rPr>
           <w:sz w:val="24"/>
         </w:rPr>
-        <w:t xml:space="preserve"> İleri seviye öznitelik mühendisliği, biyokimyasal gerçekliklerle (SHAP destekli) </w:t>
-      </w:r>
-      <w:proofErr w:type="spellStart"/>
-      <w:r>
-        <w:rPr>
-          <w:sz w:val="24"/>
-        </w:rPr>
-        <w:t>hibritleştirilmiştir</w:t>
-      </w:r>
-      <w:proofErr w:type="spellEnd"/>
-      <w:r>
-        <w:rPr>
-          <w:sz w:val="24"/>
-        </w:rPr>
-        <w:t>.</w:t>
+        <w:t xml:space="preserve"> İleri seviye öznitelik mühendisliği, biyokimyasal gerçekliklerle (SHAP destekli) hibritleştirilmiştir.</w:t>
       </w:r>
     </w:p>
     <w:p>
@@ -13122,21 +11331,7 @@
         <w:rPr>
           <w:sz w:val="24"/>
         </w:rPr>
-        <w:t xml:space="preserve"> Veri sızıntısından arındırılmış, klinik standartlara uyumlu ve yüksek genellenebilirlik kapasitesine sahip sızdırmaz bir </w:t>
-      </w:r>
-      <w:proofErr w:type="spellStart"/>
-      <w:r>
-        <w:rPr>
-          <w:sz w:val="24"/>
-        </w:rPr>
-        <w:t>pipeline</w:t>
-      </w:r>
-      <w:proofErr w:type="spellEnd"/>
-      <w:r>
-        <w:rPr>
-          <w:sz w:val="24"/>
-        </w:rPr>
-        <w:t xml:space="preserve"> inşa edilmiştir.</w:t>
+        <w:t xml:space="preserve"> Veri sızıntısından arındırılmış, klinik standartlara uyumlu ve yüksek genellenebilirlik kapasitesine sahip sızdırmaz bir pipeline inşa edilmiştir.</w:t>
       </w:r>
     </w:p>
     <w:p>
@@ -13151,7 +11346,7 @@
           <w:szCs w:val="24"/>
         </w:rPr>
       </w:pPr>
-      <w:bookmarkStart w:id="18" w:name="_Toc233147662"/>
+      <w:bookmarkStart w:id="19" w:name="_Toc233298260"/>
       <w:r>
         <w:rPr>
           <w:rFonts w:ascii="Aptos" w:eastAsiaTheme="minorHAnsi" w:hAnsi="Aptos" w:cstheme="minorBidi"/>
@@ -13159,48 +11354,9 @@
           <w:sz w:val="24"/>
           <w:szCs w:val="24"/>
         </w:rPr>
-        <w:t xml:space="preserve">Genel olarak </w:t>
-      </w:r>
-      <w:proofErr w:type="spellStart"/>
-      <w:r>
-        <w:rPr>
-          <w:rFonts w:ascii="Aptos" w:eastAsiaTheme="minorHAnsi" w:hAnsi="Aptos" w:cstheme="minorBidi"/>
-          <w:color w:val="auto"/>
-          <w:sz w:val="24"/>
-          <w:szCs w:val="24"/>
-        </w:rPr>
-        <w:t>AlgoMed</w:t>
-      </w:r>
-      <w:proofErr w:type="spellEnd"/>
-      <w:r>
-        <w:rPr>
-          <w:rFonts w:ascii="Aptos" w:eastAsiaTheme="minorHAnsi" w:hAnsi="Aptos" w:cstheme="minorBidi"/>
-          <w:color w:val="auto"/>
-          <w:sz w:val="24"/>
-          <w:szCs w:val="24"/>
-        </w:rPr>
-        <w:t xml:space="preserve">; MASTER veri setinde ulaştığı F1=0.8836, MCC=0.5594 ve PR-AUC=0.9268 gibi yüksek metriklerle, literatürdeki </w:t>
-      </w:r>
-      <w:proofErr w:type="spellStart"/>
-      <w:r>
-        <w:rPr>
-          <w:rFonts w:ascii="Aptos" w:eastAsiaTheme="minorHAnsi" w:hAnsi="Aptos" w:cstheme="minorBidi"/>
-          <w:color w:val="auto"/>
-          <w:sz w:val="24"/>
-          <w:szCs w:val="24"/>
-        </w:rPr>
-        <w:t>ensemble</w:t>
-      </w:r>
-      <w:proofErr w:type="spellEnd"/>
-      <w:r>
-        <w:rPr>
-          <w:rFonts w:ascii="Aptos" w:eastAsiaTheme="minorHAnsi" w:hAnsi="Aptos" w:cstheme="minorBidi"/>
-          <w:color w:val="auto"/>
-          <w:sz w:val="24"/>
-          <w:szCs w:val="24"/>
-        </w:rPr>
-        <w:t xml:space="preserve"> yöntemlerle rekabet edebilen bir konuma gelmiştir. Yalnızca salt performansa odaklanmayıp, dinamik eşik stratejisiyle klinik uygulanabilirliği de merkezine alan güvenilir bir hibrit karar destek sistemi sunmaktadır.</w:t>
-      </w:r>
+        <w:t>Genel olarak AlgoMed; MASTER veri setinde ulaştığı F1=0.8836, MCC=0.5594 ve PR-AUC=0.9268 gibi yüksek metriklerle, literatürdeki ensemble yöntemlerle rekabet edebilen bir konuma gelmiştir. Yalnızca salt performansa odaklanmayıp, dinamik eşik stratejisiyle klinik uygulanabilirliği de merkezine alan güvenilir bir hibrit karar destek sistemi sunmaktadır.</w:t>
+      </w:r>
+      <w:bookmarkEnd w:id="19"/>
     </w:p>
     <w:p>
       <w:pPr>
@@ -13216,6 +11372,7 @@
           <w:szCs w:val="28"/>
         </w:rPr>
       </w:pPr>
+      <w:bookmarkStart w:id="20" w:name="_Toc233298261"/>
       <w:r>
         <w:rPr>
           <w:rFonts w:ascii="Aptos" w:hAnsi="Aptos"/>
@@ -13249,7 +11406,7 @@
         </w:rPr>
         <w:t>A</w:t>
       </w:r>
-      <w:bookmarkEnd w:id="18"/>
+      <w:bookmarkEnd w:id="20"/>
     </w:p>
     <w:p>
       <w:pPr>
@@ -13265,23 +11422,7 @@
           <w:sz w:val="24"/>
           <w:lang w:val="en-US"/>
         </w:rPr>
-        <w:t>[1] M. Landrum et al., "</w:t>
-      </w:r>
-      <w:proofErr w:type="spellStart"/>
-      <w:r>
-        <w:rPr>
-          <w:sz w:val="24"/>
-          <w:lang w:val="en-US"/>
-        </w:rPr>
-        <w:t>ClinVar</w:t>
-      </w:r>
-      <w:proofErr w:type="spellEnd"/>
-      <w:r>
-        <w:rPr>
-          <w:sz w:val="24"/>
-          <w:lang w:val="en-US"/>
-        </w:rPr>
-        <w:t xml:space="preserve">: Public archive of interpretations of clinically relevant variants," Nucleic Acids Res., 2016. </w:t>
+        <w:t xml:space="preserve">[1] M. Landrum et al., "ClinVar: Public archive of interpretations of clinically relevant variants," Nucleic Acids Res., 2016. </w:t>
       </w:r>
     </w:p>
     <w:p>
@@ -13315,23 +11456,26 @@
           <w:sz w:val="24"/>
           <w:lang w:val="en-US"/>
         </w:rPr>
-        <w:t>[3] X. Liu et al., "</w:t>
-      </w:r>
-      <w:proofErr w:type="spellStart"/>
+        <w:t xml:space="preserve">[3] X. Liu et al., "dbNSFP v4: a comprehensive database of transcript-specific functional predictions and annotations for human nonsynonymous and splice-site SNVs," </w:t>
+      </w:r>
+      <w:r>
+        <w:rPr>
+          <w:sz w:val="24"/>
+        </w:rPr>
+        <w:t>Genome Medicine,</w:t>
+      </w:r>
+      <w:r>
+        <w:rPr>
+          <w:sz w:val="24"/>
+        </w:rPr>
+        <w:t xml:space="preserve"> </w:t>
+      </w:r>
       <w:r>
         <w:rPr>
           <w:sz w:val="24"/>
           <w:lang w:val="en-US"/>
         </w:rPr>
-        <w:t>dbNSFP</w:t>
-      </w:r>
-      <w:proofErr w:type="spellEnd"/>
-      <w:r>
-        <w:rPr>
-          <w:sz w:val="24"/>
-          <w:lang w:val="en-US"/>
-        </w:rPr>
-        <w:t xml:space="preserve"> v4: a comprehensive database of transcript-specific functional predictions and annotations for human nonsynonymous and splice-site SNVs," Bioinformatics, 2020. </w:t>
+        <w:t xml:space="preserve">2020. </w:t>
       </w:r>
     </w:p>
     <w:p>
@@ -13348,23 +11492,7 @@
           <w:sz w:val="24"/>
           <w:lang w:val="en-US"/>
         </w:rPr>
-        <w:t xml:space="preserve">[4] J. Davis and M. </w:t>
-      </w:r>
-      <w:proofErr w:type="spellStart"/>
-      <w:r>
-        <w:rPr>
-          <w:sz w:val="24"/>
-          <w:lang w:val="en-US"/>
-        </w:rPr>
-        <w:t>Goadrich</w:t>
-      </w:r>
-      <w:proofErr w:type="spellEnd"/>
-      <w:r>
-        <w:rPr>
-          <w:sz w:val="24"/>
-          <w:lang w:val="en-US"/>
-        </w:rPr>
-        <w:t xml:space="preserve">, "The relationship between Precision-Recall and ROC curves," ICML, 2006. </w:t>
+        <w:t xml:space="preserve">[4] J. Davis and M. Goadrich, "The relationship between Precision-Recall and ROC curves," ICML, 2006. </w:t>
       </w:r>
     </w:p>
     <w:p>
@@ -13398,23 +11526,7 @@
           <w:sz w:val="24"/>
           <w:lang w:val="en-US"/>
         </w:rPr>
-        <w:t xml:space="preserve">[6] S. M. Lundberg and S.-I. Lee, "A Unified Approach to Interpreting Model Predictions," </w:t>
-      </w:r>
-      <w:proofErr w:type="spellStart"/>
-      <w:r>
-        <w:rPr>
-          <w:sz w:val="24"/>
-          <w:lang w:val="en-US"/>
-        </w:rPr>
-        <w:t>NeurIPS</w:t>
-      </w:r>
-      <w:proofErr w:type="spellEnd"/>
-      <w:r>
-        <w:rPr>
-          <w:sz w:val="24"/>
-          <w:lang w:val="en-US"/>
-        </w:rPr>
-        <w:t>, 2017.</w:t>
+        <w:t>[6] S. M. Lundberg and S.-I. Lee, "A Unified Approach to Interpreting Model Predictions," NeurIPS, 2017.</w:t>
       </w:r>
     </w:p>
     <w:p>
@@ -13431,7 +11543,6 @@
           <w:sz w:val="24"/>
           <w:lang w:val="en-US"/>
         </w:rPr>
-        <w:lastRenderedPageBreak/>
         <w:t xml:space="preserve"> [7] K. J. Karczewski et al., "The mutational constraint spectrum quantified from variation in 141,456 humans," Nature, 2020. </w:t>
       </w:r>
     </w:p>
@@ -13449,23 +11560,7 @@
           <w:sz w:val="24"/>
           <w:lang w:val="en-US"/>
         </w:rPr>
-        <w:t xml:space="preserve">[8] N. V. Chawla et al., "SMOTE: Synthetic Minority Over-sampling Technique," J. </w:t>
-      </w:r>
-      <w:proofErr w:type="spellStart"/>
-      <w:r>
-        <w:rPr>
-          <w:sz w:val="24"/>
-          <w:lang w:val="en-US"/>
-        </w:rPr>
-        <w:t>Artif</w:t>
-      </w:r>
-      <w:proofErr w:type="spellEnd"/>
-      <w:r>
-        <w:rPr>
-          <w:sz w:val="24"/>
-          <w:lang w:val="en-US"/>
-        </w:rPr>
-        <w:t>. Intell. Res., 2002.</w:t>
+        <w:t>[8] N. V. Chawla et al., "SMOTE: Synthetic Minority Over-sampling Technique," J. Artif. Intell. Res., 2002.</w:t>
       </w:r>
     </w:p>
     <w:p>
@@ -13482,23 +11577,7 @@
           <w:sz w:val="24"/>
           <w:lang w:val="en-US"/>
         </w:rPr>
-        <w:t xml:space="preserve">[9] T. Saito and M. </w:t>
-      </w:r>
-      <w:proofErr w:type="spellStart"/>
-      <w:r>
-        <w:rPr>
-          <w:sz w:val="24"/>
-          <w:lang w:val="en-US"/>
-        </w:rPr>
-        <w:t>Rehmsmeier</w:t>
-      </w:r>
-      <w:proofErr w:type="spellEnd"/>
-      <w:r>
-        <w:rPr>
-          <w:sz w:val="24"/>
-          <w:lang w:val="en-US"/>
-        </w:rPr>
-        <w:t>, "The Precision-Recall Plot Is More Informative than the ROC Plot When Evaluating Binary Classifiers on Imbalanced Datasets," PLOS ONE, 2015. [10] B. Zadrozny et al., "Cost-sensitive learning by cost-proportionate example weighting," ICDM, 2003.</w:t>
+        <w:t>[9] T. Saito and M. Rehmsmeier, "The Precision-Recall Plot Is More Informative than the ROC Plot When Evaluating Binary Classifiers on Imbalanced Datasets," PLOS ONE, 2015. [10] B. Zadrozny et al., "Cost-sensitive learning by cost-proportionate example weighting," ICDM, 2003.</w:t>
       </w:r>
     </w:p>
     <w:p>
@@ -13515,6 +11594,7 @@
           <w:sz w:val="24"/>
           <w:lang w:val="en-US"/>
         </w:rPr>
+        <w:lastRenderedPageBreak/>
         <w:t xml:space="preserve">[11] N. V. Chawla, "Data mining for imbalanced datasets: An overview," Springer, 2005. [12] H. He et al., "ADASYN: Adaptive synthetic sampling for imbalanced learning," IJCNN, 2008. </w:t>
       </w:r>
     </w:p>
@@ -13532,23 +11612,7 @@
           <w:sz w:val="24"/>
           <w:lang w:val="en-US"/>
         </w:rPr>
-        <w:t xml:space="preserve">[13] H. He and E. A. Garcia, "Learning from imbalanced data," IEEE Trans. </w:t>
-      </w:r>
-      <w:proofErr w:type="spellStart"/>
-      <w:r>
-        <w:rPr>
-          <w:sz w:val="24"/>
-          <w:lang w:val="en-US"/>
-        </w:rPr>
-        <w:t>Knowl</w:t>
-      </w:r>
-      <w:proofErr w:type="spellEnd"/>
-      <w:r>
-        <w:rPr>
-          <w:sz w:val="24"/>
-          <w:lang w:val="en-US"/>
-        </w:rPr>
-        <w:t xml:space="preserve">. Data Eng., 2009. </w:t>
+        <w:t xml:space="preserve">[13] H. He and E. A. Garcia, "Learning from imbalanced data," IEEE Trans. Knowl. Data Eng., 2009. </w:t>
       </w:r>
     </w:p>
     <w:p>
@@ -13565,23 +11629,7 @@
           <w:sz w:val="24"/>
           <w:lang w:val="en-US"/>
         </w:rPr>
-        <w:t xml:space="preserve">[14] P. Kumar et al., "Predicting the effects of coding non-synonymous variants on protein function using the SIFT algorithm," Nat. </w:t>
-      </w:r>
-      <w:proofErr w:type="spellStart"/>
-      <w:r>
-        <w:rPr>
-          <w:sz w:val="24"/>
-          <w:lang w:val="en-US"/>
-        </w:rPr>
-        <w:t>Protoc</w:t>
-      </w:r>
-      <w:proofErr w:type="spellEnd"/>
-      <w:r>
-        <w:rPr>
-          <w:sz w:val="24"/>
-          <w:lang w:val="en-US"/>
-        </w:rPr>
-        <w:t xml:space="preserve">., 2009. </w:t>
+        <w:t xml:space="preserve">[14] P. Kumar et al., "Predicting the effects of coding non-synonymous variants on protein function using the SIFT algorithm," Nat. Protoc., 2009. </w:t>
       </w:r>
     </w:p>
     <w:p>
@@ -13598,23 +11646,7 @@
           <w:sz w:val="24"/>
           <w:lang w:val="en-US"/>
         </w:rPr>
-        <w:t xml:space="preserve">[15] I. A. </w:t>
-      </w:r>
-      <w:proofErr w:type="spellStart"/>
-      <w:r>
-        <w:rPr>
-          <w:sz w:val="24"/>
-          <w:lang w:val="en-US"/>
-        </w:rPr>
-        <w:t>Adzhubei</w:t>
-      </w:r>
-      <w:proofErr w:type="spellEnd"/>
-      <w:r>
-        <w:rPr>
-          <w:sz w:val="24"/>
-          <w:lang w:val="en-US"/>
-        </w:rPr>
-        <w:t xml:space="preserve"> et al., "A method and server for predicting damaging missense mutations," Nat. Methods, 2010.</w:t>
+        <w:t>[15] I. A. Adzhubei et al., "A method and server for predicting damaging missense mutations," Nat. Methods, 2010.</w:t>
       </w:r>
     </w:p>
     <w:p>
@@ -13665,23 +11697,7 @@
           <w:sz w:val="24"/>
           <w:lang w:val="en-US"/>
         </w:rPr>
-        <w:t xml:space="preserve">[18] J. Cheng et al., "Accurate proteome-wide missense variant effect prediction with </w:t>
-      </w:r>
-      <w:proofErr w:type="spellStart"/>
-      <w:r>
-        <w:rPr>
-          <w:sz w:val="24"/>
-          <w:lang w:val="en-US"/>
-        </w:rPr>
-        <w:t>AlphaMissense</w:t>
-      </w:r>
-      <w:proofErr w:type="spellEnd"/>
-      <w:r>
-        <w:rPr>
-          <w:sz w:val="24"/>
-          <w:lang w:val="en-US"/>
-        </w:rPr>
-        <w:t xml:space="preserve">," Science, 2023. </w:t>
+        <w:t xml:space="preserve">[18] J. Cheng et al., "Accurate proteome-wide missense variant effect prediction with AlphaMissense," Science, 2023. </w:t>
       </w:r>
     </w:p>
     <w:p>
@@ -13698,7 +11714,13 @@
           <w:sz w:val="24"/>
           <w:lang w:val="en-US"/>
         </w:rPr>
-        <w:t xml:space="preserve">[19] Z. Lin et al., "Evolutionary-scale prediction of atomic-level protein structure with a language model," Science, 2023. </w:t>
+        <w:t xml:space="preserve">[19] </w:t>
+      </w:r>
+      <w:r>
+        <w:rPr>
+          <w:sz w:val="24"/>
+        </w:rPr>
+        <w:t>N. Brandes et al., "Genome-wide prediction of disease variant effects with a deep protein language model," Nature Genetics, 2023. DOI: 10.1038/s41588-023-01465-0</w:t>
       </w:r>
     </w:p>
     <w:p>
@@ -13715,39 +11737,7 @@
           <w:sz w:val="24"/>
           <w:lang w:val="en-US"/>
         </w:rPr>
-        <w:t>[20] M. Muneeb and D. B. Ascher, "</w:t>
-      </w:r>
-      <w:proofErr w:type="spellStart"/>
-      <w:r>
-        <w:rPr>
-          <w:sz w:val="24"/>
-          <w:lang w:val="en-US"/>
-        </w:rPr>
-        <w:t>AnnotateMissense</w:t>
-      </w:r>
-      <w:proofErr w:type="spellEnd"/>
-      <w:r>
-        <w:rPr>
-          <w:sz w:val="24"/>
-          <w:lang w:val="en-US"/>
-        </w:rPr>
-        <w:t xml:space="preserve">: a genome-wide annotation and benchmarking framework for missense pathogenicity prediction," bioRxiv preprint, </w:t>
-      </w:r>
-      <w:proofErr w:type="spellStart"/>
-      <w:r>
-        <w:rPr>
-          <w:sz w:val="24"/>
-          <w:lang w:val="en-US"/>
-        </w:rPr>
-        <w:t>doi</w:t>
-      </w:r>
-      <w:proofErr w:type="spellEnd"/>
-      <w:r>
-        <w:rPr>
-          <w:sz w:val="24"/>
-          <w:lang w:val="en-US"/>
-        </w:rPr>
-        <w:t xml:space="preserve">: 10.64898/2026.05.03.722489, 2026. </w:t>
+        <w:t xml:space="preserve">[20] M. Muneeb and D. B. Ascher, "AnnotateMissense: a genome-wide annotation and benchmarking framework for missense pathogenicity prediction," bioRxiv preprint, doi: 10.64898/2026.05.03.722489, 2026. </w:t>
       </w:r>
     </w:p>
     <w:p>
@@ -13764,23 +11754,7 @@
           <w:sz w:val="24"/>
           <w:lang w:val="en-US"/>
         </w:rPr>
-        <w:t>[21] T. Akiba et al., "</w:t>
-      </w:r>
-      <w:proofErr w:type="spellStart"/>
-      <w:r>
-        <w:rPr>
-          <w:sz w:val="24"/>
-          <w:lang w:val="en-US"/>
-        </w:rPr>
-        <w:t>Optuna</w:t>
-      </w:r>
-      <w:proofErr w:type="spellEnd"/>
-      <w:r>
-        <w:rPr>
-          <w:sz w:val="24"/>
-          <w:lang w:val="en-US"/>
-        </w:rPr>
-        <w:t xml:space="preserve">: A Next-generation Hyperparameter Optimization Framework," KDD, 2019. </w:t>
+        <w:t xml:space="preserve">[21] T. Akiba et al., "Optuna: A Next-generation Hyperparameter Optimization Framework," KDD, 2019. </w:t>
       </w:r>
     </w:p>
     <w:p>
@@ -13865,39 +11839,7 @@
           <w:sz w:val="24"/>
           <w:lang w:val="en-US"/>
         </w:rPr>
-        <w:t>[26] G. Ke et al., "</w:t>
-      </w:r>
-      <w:proofErr w:type="spellStart"/>
-      <w:r>
-        <w:rPr>
-          <w:sz w:val="24"/>
-          <w:lang w:val="en-US"/>
-        </w:rPr>
-        <w:t>LightGBM</w:t>
-      </w:r>
-      <w:proofErr w:type="spellEnd"/>
-      <w:r>
-        <w:rPr>
-          <w:sz w:val="24"/>
-          <w:lang w:val="en-US"/>
-        </w:rPr>
-        <w:t xml:space="preserve">: A Highly Efficient Gradient Boosting Decision Tree," </w:t>
-      </w:r>
-      <w:proofErr w:type="spellStart"/>
-      <w:r>
-        <w:rPr>
-          <w:sz w:val="24"/>
-          <w:lang w:val="en-US"/>
-        </w:rPr>
-        <w:t>NeurIPS</w:t>
-      </w:r>
-      <w:proofErr w:type="spellEnd"/>
-      <w:r>
-        <w:rPr>
-          <w:sz w:val="24"/>
-          <w:lang w:val="en-US"/>
-        </w:rPr>
-        <w:t xml:space="preserve">, 2017. </w:t>
+        <w:t xml:space="preserve">[26] G. Ke et al., "LightGBM: A Highly Efficient Gradient Boosting Decision Tree," NeurIPS, 2017. </w:t>
       </w:r>
     </w:p>
     <w:p>
@@ -13914,39 +11856,7 @@
           <w:sz w:val="24"/>
           <w:lang w:val="en-US"/>
         </w:rPr>
-        <w:t xml:space="preserve">[27] T. Chen and C. </w:t>
-      </w:r>
-      <w:proofErr w:type="spellStart"/>
-      <w:r>
-        <w:rPr>
-          <w:sz w:val="24"/>
-          <w:lang w:val="en-US"/>
-        </w:rPr>
-        <w:t>Guestrin</w:t>
-      </w:r>
-      <w:proofErr w:type="spellEnd"/>
-      <w:r>
-        <w:rPr>
-          <w:sz w:val="24"/>
-          <w:lang w:val="en-US"/>
-        </w:rPr>
-        <w:t>, "</w:t>
-      </w:r>
-      <w:proofErr w:type="spellStart"/>
-      <w:r>
-        <w:rPr>
-          <w:sz w:val="24"/>
-          <w:lang w:val="en-US"/>
-        </w:rPr>
-        <w:t>XGBoost</w:t>
-      </w:r>
-      <w:proofErr w:type="spellEnd"/>
-      <w:r>
-        <w:rPr>
-          <w:sz w:val="24"/>
-          <w:lang w:val="en-US"/>
-        </w:rPr>
-        <w:t xml:space="preserve">: A Scalable Tree Boosting System," KDD, 2016. </w:t>
+        <w:t xml:space="preserve">[27] T. Chen and C. Guestrin, "XGBoost: A Scalable Tree Boosting System," KDD, 2016. </w:t>
       </w:r>
     </w:p>
     <w:p>
@@ -13963,55 +11873,7 @@
           <w:sz w:val="24"/>
           <w:lang w:val="en-US"/>
         </w:rPr>
-        <w:t xml:space="preserve">[28] L. </w:t>
-      </w:r>
-      <w:proofErr w:type="spellStart"/>
-      <w:r>
-        <w:rPr>
-          <w:sz w:val="24"/>
-          <w:lang w:val="en-US"/>
-        </w:rPr>
-        <w:t>Prokhorenkova</w:t>
-      </w:r>
-      <w:proofErr w:type="spellEnd"/>
-      <w:r>
-        <w:rPr>
-          <w:sz w:val="24"/>
-          <w:lang w:val="en-US"/>
-        </w:rPr>
-        <w:t xml:space="preserve"> et al., "</w:t>
-      </w:r>
-      <w:proofErr w:type="spellStart"/>
-      <w:r>
-        <w:rPr>
-          <w:sz w:val="24"/>
-          <w:lang w:val="en-US"/>
-        </w:rPr>
-        <w:t>CatBoost</w:t>
-      </w:r>
-      <w:proofErr w:type="spellEnd"/>
-      <w:r>
-        <w:rPr>
-          <w:sz w:val="24"/>
-          <w:lang w:val="en-US"/>
-        </w:rPr>
-        <w:t xml:space="preserve">: unbiased boosting with categorical features," </w:t>
-      </w:r>
-      <w:proofErr w:type="spellStart"/>
-      <w:r>
-        <w:rPr>
-          <w:sz w:val="24"/>
-          <w:lang w:val="en-US"/>
-        </w:rPr>
-        <w:t>NeurIPS</w:t>
-      </w:r>
-      <w:proofErr w:type="spellEnd"/>
-      <w:r>
-        <w:rPr>
-          <w:sz w:val="24"/>
-          <w:lang w:val="en-US"/>
-        </w:rPr>
-        <w:t xml:space="preserve">, 2018. </w:t>
+        <w:t xml:space="preserve">[28] L. Prokhorenkova et al., "CatBoost: unbiased boosting with categorical features," NeurIPS, 2018. </w:t>
       </w:r>
     </w:p>
     <w:p>
@@ -14032,7 +11894,7 @@
       </w:r>
     </w:p>
     <w:sectPr>
-      <w:footerReference w:type="default" r:id="rId15"/>
+      <w:footerReference w:type="default" r:id="rId16"/>
       <w:pgSz w:w="11906" w:h="16838"/>
       <w:pgMar w:top="1588" w:right="1418" w:bottom="1418" w:left="1418" w:header="567" w:footer="567" w:gutter="0"/>
       <w:pgNumType w:start="0"/>

--- a/PDR Aşaması/Rapor/2026_PDR_Algomed_Guncel.docx
+++ b/PDR Aşaması/Rapor/2026_PDR_Algomed_Guncel.docx
@@ -146,7 +146,39 @@
                                       <w14:bevel/>
                                     </w14:textOutline>
                                   </w:rPr>
-                                  <w:t>SAĞLIKTA YAPAY ZEKA YARIŞMASI PROJE DETAY RAPORU</w:t>
+                                  <w:t xml:space="preserve">SAĞLIKTA YAPAY </w:t>
+                                </w:r>
+                                <w:proofErr w:type="gramStart"/>
+                                <w:r>
+                                  <w:rPr>
+                                    <w:b/>
+                                    <w:bCs/>
+                                    <w:color w:val="FFFFFF" w:themeColor="background1"/>
+                                    <w:sz w:val="56"/>
+                                    <w:szCs w:val="56"/>
+                                    <w14:textOutline w14:w="9525" w14:cap="rnd" w14:cmpd="sng" w14:algn="ctr">
+                                      <w14:noFill/>
+                                      <w14:prstDash w14:val="solid"/>
+                                      <w14:bevel/>
+                                    </w14:textOutline>
+                                  </w:rPr>
+                                  <w:t>ZEKA</w:t>
+                                </w:r>
+                                <w:proofErr w:type="gramEnd"/>
+                                <w:r>
+                                  <w:rPr>
+                                    <w:b/>
+                                    <w:bCs/>
+                                    <w:color w:val="FFFFFF" w:themeColor="background1"/>
+                                    <w:sz w:val="56"/>
+                                    <w:szCs w:val="56"/>
+                                    <w14:textOutline w14:w="9525" w14:cap="rnd" w14:cmpd="sng" w14:algn="ctr">
+                                      <w14:noFill/>
+                                      <w14:prstDash w14:val="solid"/>
+                                      <w14:bevel/>
+                                    </w14:textOutline>
+                                  </w:rPr>
+                                  <w:t xml:space="preserve"> YARIŞMASI PROJE DETAY RAPORU</w:t>
                                 </w:r>
                                 <w:r>
                                   <w:rPr>
@@ -287,7 +319,53 @@
                                       <w14:round/>
                                     </w14:textOutline>
                                   </w:rPr>
-                                  <w:t>omik Verilerde Yapay Zeka Tabanlı Varyant Patojenite Tahmini</w:t>
+                                  <w:t xml:space="preserve">omik Verilerde Yapay </w:t>
+                                </w:r>
+                                <w:proofErr w:type="gramStart"/>
+                                <w:r>
+                                  <w:rPr>
+                                    <w:b/>
+                                    <w:bCs/>
+                                    <w:color w:val="FFFFFF" w:themeColor="background1"/>
+                                    <w:sz w:val="40"/>
+                                    <w:szCs w:val="40"/>
+                                    <w14:shadow w14:blurRad="63500" w14:dist="0" w14:dir="0" w14:sx="102000" w14:sy="102000" w14:kx="0" w14:ky="0" w14:algn="ctr">
+                                      <w14:srgbClr w14:val="000000">
+                                        <w14:alpha w14:val="60000"/>
+                                      </w14:srgbClr>
+                                    </w14:shadow>
+                                    <w14:textOutline w14:w="6350" w14:cap="flat" w14:cmpd="sng" w14:algn="ctr">
+                                      <w14:solidFill>
+                                        <w14:srgbClr w14:val="000000"/>
+                                      </w14:solidFill>
+                                      <w14:prstDash w14:val="solid"/>
+                                      <w14:round/>
+                                    </w14:textOutline>
+                                  </w:rPr>
+                                  <w:t>Zeka</w:t>
+                                </w:r>
+                                <w:proofErr w:type="gramEnd"/>
+                                <w:r>
+                                  <w:rPr>
+                                    <w:b/>
+                                    <w:bCs/>
+                                    <w:color w:val="FFFFFF" w:themeColor="background1"/>
+                                    <w:sz w:val="40"/>
+                                    <w:szCs w:val="40"/>
+                                    <w14:shadow w14:blurRad="63500" w14:dist="0" w14:dir="0" w14:sx="102000" w14:sy="102000" w14:kx="0" w14:ky="0" w14:algn="ctr">
+                                      <w14:srgbClr w14:val="000000">
+                                        <w14:alpha w14:val="60000"/>
+                                      </w14:srgbClr>
+                                    </w14:shadow>
+                                    <w14:textOutline w14:w="6350" w14:cap="flat" w14:cmpd="sng" w14:algn="ctr">
+                                      <w14:solidFill>
+                                        <w14:srgbClr w14:val="000000"/>
+                                      </w14:solidFill>
+                                      <w14:prstDash w14:val="solid"/>
+                                      <w14:round/>
+                                    </w14:textOutline>
+                                  </w:rPr>
+                                  <w:t xml:space="preserve"> Tabanlı Varyant Patojenite Tahmini</w:t>
                                 </w:r>
                               </w:p>
                               <w:p>
@@ -379,6 +457,7 @@
                                   </w:rPr>
                                   <w:t>Proje Adı: </w:t>
                                 </w:r>
+                                <w:proofErr w:type="spellStart"/>
                                 <w:r>
                                   <w:rPr>
                                     <w:b/>
@@ -399,7 +478,76 @@
                                       <w14:round/>
                                     </w14:textOutline>
                                   </w:rPr>
-                                  <w:t>Missense Genetik Varyantların Patojenik /Benign Olarak Sınıflandırılması</w:t>
+                                  <w:t>Missense</w:t>
+                                </w:r>
+                                <w:proofErr w:type="spellEnd"/>
+                                <w:r>
+                                  <w:rPr>
+                                    <w:b/>
+                                    <w:bCs/>
+                                    <w:color w:val="FFFFFF" w:themeColor="background1"/>
+                                    <w:sz w:val="40"/>
+                                    <w:szCs w:val="40"/>
+                                    <w14:shadow w14:blurRad="63500" w14:dist="0" w14:dir="0" w14:sx="102000" w14:sy="102000" w14:kx="0" w14:ky="0" w14:algn="ctr">
+                                      <w14:srgbClr w14:val="000000">
+                                        <w14:alpha w14:val="60000"/>
+                                      </w14:srgbClr>
+                                    </w14:shadow>
+                                    <w14:textOutline w14:w="6350" w14:cap="flat" w14:cmpd="sng" w14:algn="ctr">
+                                      <w14:solidFill>
+                                        <w14:srgbClr w14:val="000000"/>
+                                      </w14:solidFill>
+                                      <w14:prstDash w14:val="solid"/>
+                                      <w14:round/>
+                                    </w14:textOutline>
+                                  </w:rPr>
+                                  <w:t xml:space="preserve"> Genetik Varyantların Patojenik /</w:t>
+                                </w:r>
+                                <w:proofErr w:type="spellStart"/>
+                                <w:r>
+                                  <w:rPr>
+                                    <w:b/>
+                                    <w:bCs/>
+                                    <w:color w:val="FFFFFF" w:themeColor="background1"/>
+                                    <w:sz w:val="40"/>
+                                    <w:szCs w:val="40"/>
+                                    <w14:shadow w14:blurRad="63500" w14:dist="0" w14:dir="0" w14:sx="102000" w14:sy="102000" w14:kx="0" w14:ky="0" w14:algn="ctr">
+                                      <w14:srgbClr w14:val="000000">
+                                        <w14:alpha w14:val="60000"/>
+                                      </w14:srgbClr>
+                                    </w14:shadow>
+                                    <w14:textOutline w14:w="6350" w14:cap="flat" w14:cmpd="sng" w14:algn="ctr">
+                                      <w14:solidFill>
+                                        <w14:srgbClr w14:val="000000"/>
+                                      </w14:solidFill>
+                                      <w14:prstDash w14:val="solid"/>
+                                      <w14:round/>
+                                    </w14:textOutline>
+                                  </w:rPr>
+                                  <w:t>Benign</w:t>
+                                </w:r>
+                                <w:proofErr w:type="spellEnd"/>
+                                <w:r>
+                                  <w:rPr>
+                                    <w:b/>
+                                    <w:bCs/>
+                                    <w:color w:val="FFFFFF" w:themeColor="background1"/>
+                                    <w:sz w:val="40"/>
+                                    <w:szCs w:val="40"/>
+                                    <w14:shadow w14:blurRad="63500" w14:dist="0" w14:dir="0" w14:sx="102000" w14:sy="102000" w14:kx="0" w14:ky="0" w14:algn="ctr">
+                                      <w14:srgbClr w14:val="000000">
+                                        <w14:alpha w14:val="60000"/>
+                                      </w14:srgbClr>
+                                    </w14:shadow>
+                                    <w14:textOutline w14:w="6350" w14:cap="flat" w14:cmpd="sng" w14:algn="ctr">
+                                      <w14:solidFill>
+                                        <w14:srgbClr w14:val="000000"/>
+                                      </w14:solidFill>
+                                      <w14:prstDash w14:val="solid"/>
+                                      <w14:round/>
+                                    </w14:textOutline>
+                                  </w:rPr>
+                                  <w:t xml:space="preserve"> Olarak Sınıflandırılması</w:t>
                                 </w:r>
                               </w:p>
                               <w:p>
@@ -796,7 +944,39 @@
                                 <w14:bevel/>
                               </w14:textOutline>
                             </w:rPr>
-                            <w:t>SAĞLIKTA YAPAY ZEKA YARIŞMASI PROJE DETAY RAPORU</w:t>
+                            <w:t xml:space="preserve">SAĞLIKTA YAPAY </w:t>
+                          </w:r>
+                          <w:proofErr w:type="gramStart"/>
+                          <w:r>
+                            <w:rPr>
+                              <w:b/>
+                              <w:bCs/>
+                              <w:color w:val="FFFFFF" w:themeColor="background1"/>
+                              <w:sz w:val="56"/>
+                              <w:szCs w:val="56"/>
+                              <w14:textOutline w14:w="9525" w14:cap="rnd" w14:cmpd="sng" w14:algn="ctr">
+                                <w14:noFill/>
+                                <w14:prstDash w14:val="solid"/>
+                                <w14:bevel/>
+                              </w14:textOutline>
+                            </w:rPr>
+                            <w:t>ZEKA</w:t>
+                          </w:r>
+                          <w:proofErr w:type="gramEnd"/>
+                          <w:r>
+                            <w:rPr>
+                              <w:b/>
+                              <w:bCs/>
+                              <w:color w:val="FFFFFF" w:themeColor="background1"/>
+                              <w:sz w:val="56"/>
+                              <w:szCs w:val="56"/>
+                              <w14:textOutline w14:w="9525" w14:cap="rnd" w14:cmpd="sng" w14:algn="ctr">
+                                <w14:noFill/>
+                                <w14:prstDash w14:val="solid"/>
+                                <w14:bevel/>
+                              </w14:textOutline>
+                            </w:rPr>
+                            <w:t xml:space="preserve"> YARIŞMASI PROJE DETAY RAPORU</w:t>
                           </w:r>
                           <w:r>
                             <w:rPr>
@@ -937,7 +1117,53 @@
                                 <w14:round/>
                               </w14:textOutline>
                             </w:rPr>
-                            <w:t>omik Verilerde Yapay Zeka Tabanlı Varyant Patojenite Tahmini</w:t>
+                            <w:t xml:space="preserve">omik Verilerde Yapay </w:t>
+                          </w:r>
+                          <w:proofErr w:type="gramStart"/>
+                          <w:r>
+                            <w:rPr>
+                              <w:b/>
+                              <w:bCs/>
+                              <w:color w:val="FFFFFF" w:themeColor="background1"/>
+                              <w:sz w:val="40"/>
+                              <w:szCs w:val="40"/>
+                              <w14:shadow w14:blurRad="63500" w14:dist="0" w14:dir="0" w14:sx="102000" w14:sy="102000" w14:kx="0" w14:ky="0" w14:algn="ctr">
+                                <w14:srgbClr w14:val="000000">
+                                  <w14:alpha w14:val="60000"/>
+                                </w14:srgbClr>
+                              </w14:shadow>
+                              <w14:textOutline w14:w="6350" w14:cap="flat" w14:cmpd="sng" w14:algn="ctr">
+                                <w14:solidFill>
+                                  <w14:srgbClr w14:val="000000"/>
+                                </w14:solidFill>
+                                <w14:prstDash w14:val="solid"/>
+                                <w14:round/>
+                              </w14:textOutline>
+                            </w:rPr>
+                            <w:t>Zeka</w:t>
+                          </w:r>
+                          <w:proofErr w:type="gramEnd"/>
+                          <w:r>
+                            <w:rPr>
+                              <w:b/>
+                              <w:bCs/>
+                              <w:color w:val="FFFFFF" w:themeColor="background1"/>
+                              <w:sz w:val="40"/>
+                              <w:szCs w:val="40"/>
+                              <w14:shadow w14:blurRad="63500" w14:dist="0" w14:dir="0" w14:sx="102000" w14:sy="102000" w14:kx="0" w14:ky="0" w14:algn="ctr">
+                                <w14:srgbClr w14:val="000000">
+                                  <w14:alpha w14:val="60000"/>
+                                </w14:srgbClr>
+                              </w14:shadow>
+                              <w14:textOutline w14:w="6350" w14:cap="flat" w14:cmpd="sng" w14:algn="ctr">
+                                <w14:solidFill>
+                                  <w14:srgbClr w14:val="000000"/>
+                                </w14:solidFill>
+                                <w14:prstDash w14:val="solid"/>
+                                <w14:round/>
+                              </w14:textOutline>
+                            </w:rPr>
+                            <w:t xml:space="preserve"> Tabanlı Varyant Patojenite Tahmini</w:t>
                           </w:r>
                         </w:p>
                         <w:p>
@@ -1029,6 +1255,7 @@
                             </w:rPr>
                             <w:t>Proje Adı: </w:t>
                           </w:r>
+                          <w:proofErr w:type="spellStart"/>
                           <w:r>
                             <w:rPr>
                               <w:b/>
@@ -1049,7 +1276,76 @@
                                 <w14:round/>
                               </w14:textOutline>
                             </w:rPr>
-                            <w:t>Missense Genetik Varyantların Patojenik /Benign Olarak Sınıflandırılması</w:t>
+                            <w:t>Missense</w:t>
+                          </w:r>
+                          <w:proofErr w:type="spellEnd"/>
+                          <w:r>
+                            <w:rPr>
+                              <w:b/>
+                              <w:bCs/>
+                              <w:color w:val="FFFFFF" w:themeColor="background1"/>
+                              <w:sz w:val="40"/>
+                              <w:szCs w:val="40"/>
+                              <w14:shadow w14:blurRad="63500" w14:dist="0" w14:dir="0" w14:sx="102000" w14:sy="102000" w14:kx="0" w14:ky="0" w14:algn="ctr">
+                                <w14:srgbClr w14:val="000000">
+                                  <w14:alpha w14:val="60000"/>
+                                </w14:srgbClr>
+                              </w14:shadow>
+                              <w14:textOutline w14:w="6350" w14:cap="flat" w14:cmpd="sng" w14:algn="ctr">
+                                <w14:solidFill>
+                                  <w14:srgbClr w14:val="000000"/>
+                                </w14:solidFill>
+                                <w14:prstDash w14:val="solid"/>
+                                <w14:round/>
+                              </w14:textOutline>
+                            </w:rPr>
+                            <w:t xml:space="preserve"> Genetik Varyantların Patojenik /</w:t>
+                          </w:r>
+                          <w:proofErr w:type="spellStart"/>
+                          <w:r>
+                            <w:rPr>
+                              <w:b/>
+                              <w:bCs/>
+                              <w:color w:val="FFFFFF" w:themeColor="background1"/>
+                              <w:sz w:val="40"/>
+                              <w:szCs w:val="40"/>
+                              <w14:shadow w14:blurRad="63500" w14:dist="0" w14:dir="0" w14:sx="102000" w14:sy="102000" w14:kx="0" w14:ky="0" w14:algn="ctr">
+                                <w14:srgbClr w14:val="000000">
+                                  <w14:alpha w14:val="60000"/>
+                                </w14:srgbClr>
+                              </w14:shadow>
+                              <w14:textOutline w14:w="6350" w14:cap="flat" w14:cmpd="sng" w14:algn="ctr">
+                                <w14:solidFill>
+                                  <w14:srgbClr w14:val="000000"/>
+                                </w14:solidFill>
+                                <w14:prstDash w14:val="solid"/>
+                                <w14:round/>
+                              </w14:textOutline>
+                            </w:rPr>
+                            <w:t>Benign</w:t>
+                          </w:r>
+                          <w:proofErr w:type="spellEnd"/>
+                          <w:r>
+                            <w:rPr>
+                              <w:b/>
+                              <w:bCs/>
+                              <w:color w:val="FFFFFF" w:themeColor="background1"/>
+                              <w:sz w:val="40"/>
+                              <w:szCs w:val="40"/>
+                              <w14:shadow w14:blurRad="63500" w14:dist="0" w14:dir="0" w14:sx="102000" w14:sy="102000" w14:kx="0" w14:ky="0" w14:algn="ctr">
+                                <w14:srgbClr w14:val="000000">
+                                  <w14:alpha w14:val="60000"/>
+                                </w14:srgbClr>
+                              </w14:shadow>
+                              <w14:textOutline w14:w="6350" w14:cap="flat" w14:cmpd="sng" w14:algn="ctr">
+                                <w14:solidFill>
+                                  <w14:srgbClr w14:val="000000"/>
+                                </w14:solidFill>
+                                <w14:prstDash w14:val="solid"/>
+                                <w14:round/>
+                              </w14:textOutline>
+                            </w:rPr>
+                            <w:t xml:space="preserve"> Olarak Sınıflandırılması</w:t>
                           </w:r>
                         </w:p>
                         <w:p>
@@ -1479,6 +1775,7 @@
               <w:tab w:val="right" w:leader="dot" w:pos="9060"/>
             </w:tabs>
             <w:ind w:left="0"/>
+            <w:jc w:val="both"/>
             <w:rPr>
               <w:rFonts w:asciiTheme="minorHAnsi" w:eastAsiaTheme="minorEastAsia" w:hAnsiTheme="minorHAnsi"/>
               <w:noProof/>
@@ -1562,6 +1859,7 @@
               <w:tab w:val="left" w:pos="960"/>
               <w:tab w:val="right" w:leader="dot" w:pos="9060"/>
             </w:tabs>
+            <w:jc w:val="both"/>
             <w:rPr>
               <w:rFonts w:asciiTheme="minorHAnsi" w:hAnsiTheme="minorHAnsi" w:cstheme="minorBidi"/>
               <w:noProof/>
@@ -1660,6 +1958,7 @@
               <w:tab w:val="left" w:pos="960"/>
               <w:tab w:val="right" w:leader="dot" w:pos="9060"/>
             </w:tabs>
+            <w:jc w:val="both"/>
             <w:rPr>
               <w:rFonts w:asciiTheme="minorHAnsi" w:hAnsiTheme="minorHAnsi" w:cstheme="minorBidi"/>
               <w:noProof/>
@@ -1757,6 +2056,7 @@
             <w:tabs>
               <w:tab w:val="right" w:leader="dot" w:pos="9060"/>
             </w:tabs>
+            <w:jc w:val="both"/>
             <w:rPr>
               <w:rFonts w:asciiTheme="minorHAnsi" w:hAnsiTheme="minorHAnsi" w:cstheme="minorBidi"/>
               <w:noProof/>
@@ -1833,6 +2133,7 @@
             <w:tabs>
               <w:tab w:val="right" w:leader="dot" w:pos="9060"/>
             </w:tabs>
+            <w:jc w:val="both"/>
             <w:rPr>
               <w:rFonts w:asciiTheme="minorHAnsi" w:hAnsiTheme="minorHAnsi" w:cstheme="minorBidi"/>
               <w:noProof/>
@@ -1909,6 +2210,7 @@
             <w:tabs>
               <w:tab w:val="right" w:leader="dot" w:pos="9060"/>
             </w:tabs>
+            <w:jc w:val="both"/>
             <w:rPr>
               <w:rFonts w:asciiTheme="minorHAnsi" w:hAnsiTheme="minorHAnsi" w:cstheme="minorBidi"/>
               <w:noProof/>
@@ -1985,6 +2287,7 @@
             <w:tabs>
               <w:tab w:val="right" w:leader="dot" w:pos="9060"/>
             </w:tabs>
+            <w:jc w:val="both"/>
             <w:rPr>
               <w:rFonts w:asciiTheme="minorHAnsi" w:hAnsiTheme="minorHAnsi" w:cstheme="minorBidi"/>
               <w:noProof/>
@@ -2061,6 +2364,7 @@
             <w:tabs>
               <w:tab w:val="right" w:leader="dot" w:pos="9060"/>
             </w:tabs>
+            <w:jc w:val="both"/>
             <w:rPr>
               <w:rFonts w:asciiTheme="minorHAnsi" w:hAnsiTheme="minorHAnsi" w:cstheme="minorBidi"/>
               <w:noProof/>
@@ -2137,6 +2441,7 @@
             <w:tabs>
               <w:tab w:val="right" w:leader="dot" w:pos="9060"/>
             </w:tabs>
+            <w:jc w:val="both"/>
             <w:rPr>
               <w:rFonts w:asciiTheme="minorHAnsi" w:hAnsiTheme="minorHAnsi" w:cstheme="minorBidi"/>
               <w:noProof/>
@@ -2213,6 +2518,7 @@
             <w:tabs>
               <w:tab w:val="right" w:leader="dot" w:pos="9060"/>
             </w:tabs>
+            <w:jc w:val="both"/>
             <w:rPr>
               <w:rFonts w:asciiTheme="minorHAnsi" w:hAnsiTheme="minorHAnsi" w:cstheme="minorBidi"/>
               <w:noProof/>
@@ -2289,6 +2595,7 @@
             <w:tabs>
               <w:tab w:val="right" w:leader="dot" w:pos="9060"/>
             </w:tabs>
+            <w:jc w:val="both"/>
             <w:rPr>
               <w:rFonts w:asciiTheme="minorHAnsi" w:hAnsiTheme="minorHAnsi" w:cstheme="minorBidi"/>
               <w:noProof/>
@@ -2365,6 +2672,7 @@
             <w:tabs>
               <w:tab w:val="right" w:leader="dot" w:pos="9060"/>
             </w:tabs>
+            <w:jc w:val="both"/>
             <w:rPr>
               <w:rFonts w:asciiTheme="minorHAnsi" w:hAnsiTheme="minorHAnsi" w:cstheme="minorBidi"/>
               <w:noProof/>
@@ -2441,6 +2749,7 @@
             <w:tabs>
               <w:tab w:val="right" w:leader="dot" w:pos="9060"/>
             </w:tabs>
+            <w:jc w:val="both"/>
             <w:rPr>
               <w:rFonts w:asciiTheme="minorHAnsi" w:hAnsiTheme="minorHAnsi" w:cstheme="minorBidi"/>
               <w:noProof/>
@@ -2463,6 +2772,15 @@
             </w:r>
             <w:r>
               <w:rPr>
+                <w:rStyle w:val="Hyperlink"/>
+                <w:b/>
+                <w:bCs/>
+                <w:noProof/>
+              </w:rPr>
+              <w:t>i</w:t>
+            </w:r>
+            <w:r>
+              <w:rPr>
                 <w:noProof/>
                 <w:webHidden/>
               </w:rPr>
@@ -2517,6 +2835,7 @@
             <w:tabs>
               <w:tab w:val="right" w:leader="dot" w:pos="9060"/>
             </w:tabs>
+            <w:jc w:val="both"/>
             <w:rPr>
               <w:rFonts w:asciiTheme="minorHAnsi" w:hAnsiTheme="minorHAnsi" w:cstheme="minorBidi"/>
               <w:noProof/>
@@ -2593,6 +2912,7 @@
             <w:tabs>
               <w:tab w:val="right" w:leader="dot" w:pos="9060"/>
             </w:tabs>
+            <w:jc w:val="both"/>
             <w:rPr>
               <w:rFonts w:asciiTheme="minorHAnsi" w:hAnsiTheme="minorHAnsi" w:cstheme="minorBidi"/>
               <w:noProof/>
@@ -2669,6 +2989,7 @@
             <w:tabs>
               <w:tab w:val="right" w:leader="dot" w:pos="9060"/>
             </w:tabs>
+            <w:jc w:val="both"/>
             <w:rPr>
               <w:rFonts w:asciiTheme="minorHAnsi" w:hAnsiTheme="minorHAnsi" w:cstheme="minorBidi"/>
               <w:noProof/>
@@ -2745,6 +3066,7 @@
             <w:tabs>
               <w:tab w:val="right" w:leader="dot" w:pos="9060"/>
             </w:tabs>
+            <w:jc w:val="both"/>
             <w:rPr>
               <w:rFonts w:asciiTheme="minorHAnsi" w:hAnsiTheme="minorHAnsi" w:cstheme="minorBidi"/>
               <w:noProof/>
@@ -2821,6 +3143,7 @@
             <w:tabs>
               <w:tab w:val="right" w:leader="dot" w:pos="9060"/>
             </w:tabs>
+            <w:jc w:val="both"/>
             <w:rPr>
               <w:rFonts w:asciiTheme="minorHAnsi" w:hAnsiTheme="minorHAnsi" w:cstheme="minorBidi"/>
               <w:noProof/>
@@ -2897,6 +3220,7 @@
             <w:tabs>
               <w:tab w:val="right" w:leader="dot" w:pos="9060"/>
             </w:tabs>
+            <w:jc w:val="both"/>
             <w:rPr>
               <w:rFonts w:asciiTheme="minorHAnsi" w:hAnsiTheme="minorHAnsi" w:cstheme="minorBidi"/>
               <w:noProof/>
@@ -2973,6 +3297,7 @@
             <w:tabs>
               <w:tab w:val="right" w:leader="dot" w:pos="9060"/>
             </w:tabs>
+            <w:jc w:val="both"/>
             <w:rPr>
               <w:rFonts w:asciiTheme="minorHAnsi" w:hAnsiTheme="minorHAnsi" w:cstheme="minorBidi"/>
               <w:noProof/>
@@ -3230,7 +3555,192 @@
         <w:rPr>
           <w:sz w:val="24"/>
         </w:rPr>
-        <w:t>Yeni nesil dizileme (NGS) teknolojileri, klinik önemi henüz belirlenememiş çok sayıda varyantı (VUS) beraberinde getirerek, patojenite tahmini yapabilen açıklanabilir yapay zeka sistemlerine olan ihtiyacı zirveye taşımıştır. Missense varyantların sınıflandırılması; evrimsel korunum, fonksiyonel biyolojik veriler ve popülasyon genotiplerini içeren, yüksek boyutlu ve yoğun eksik değerli karmaşık tablolar üzerinde yürütülen zorlu bir süreçtir. Bu çalışma; biyokimyasal özellik mühendisliği, sızdırmaz veri hattı (leak-free pipeline) ve açıklanabilir yapay zeka (XAI) yaklaşımlarını birleştirerek, varyant patojenite tahmininde güvenilir ve genellenebilir bir çözüm sunmayı hedeflemektedir.</w:t>
+        <w:t xml:space="preserve">Yeni nesil dizileme (NGS) teknolojileri, klinik önemi henüz belirlenememiş çok sayıda varyantı (VUS) beraberinde getirerek, patojenite tahmini yapabilen açıklanabilir yapay </w:t>
+      </w:r>
+      <w:proofErr w:type="gramStart"/>
+      <w:r>
+        <w:rPr>
+          <w:sz w:val="24"/>
+        </w:rPr>
+        <w:t>zeka</w:t>
+      </w:r>
+      <w:proofErr w:type="gramEnd"/>
+      <w:r>
+        <w:rPr>
+          <w:sz w:val="24"/>
+        </w:rPr>
+        <w:t xml:space="preserve"> sistemlerine olan ihtiyacı zirveye taşımıştır. </w:t>
+      </w:r>
+    </w:p>
+    <w:p>
+      <w:pPr>
+        <w:spacing w:line="276" w:lineRule="auto"/>
+        <w:jc w:val="both"/>
+        <w:rPr>
+          <w:sz w:val="24"/>
+        </w:rPr>
+      </w:pPr>
+      <w:r>
+        <w:rPr>
+          <w:sz w:val="24"/>
+        </w:rPr>
+        <w:t xml:space="preserve">Yarışma kapsamında amaç, anonimleştirilmiş genomik varyant profilleri kullanılarak </w:t>
+      </w:r>
+      <w:proofErr w:type="spellStart"/>
+      <w:r>
+        <w:rPr>
+          <w:sz w:val="24"/>
+        </w:rPr>
+        <w:t>missense</w:t>
+      </w:r>
+      <w:proofErr w:type="spellEnd"/>
+      <w:r>
+        <w:rPr>
+          <w:sz w:val="24"/>
+        </w:rPr>
+        <w:t xml:space="preserve"> varyantların patojenik veya </w:t>
+      </w:r>
+      <w:proofErr w:type="spellStart"/>
+      <w:r>
+        <w:rPr>
+          <w:sz w:val="24"/>
+        </w:rPr>
+        <w:t>benign</w:t>
+      </w:r>
+      <w:proofErr w:type="spellEnd"/>
+      <w:r>
+        <w:rPr>
+          <w:sz w:val="24"/>
+        </w:rPr>
+        <w:t xml:space="preserve"> olarak sınıflandırılması ve klinik karar destek süreçlerine katkı sağlayabilecek güvenilir yapay zekâ modellerinin geliştirilmesidir.</w:t>
+      </w:r>
+    </w:p>
+    <w:p>
+      <w:pPr>
+        <w:spacing w:line="276" w:lineRule="auto"/>
+        <w:jc w:val="both"/>
+        <w:rPr>
+          <w:sz w:val="24"/>
+        </w:rPr>
+      </w:pPr>
+      <w:r>
+        <w:rPr>
+          <w:sz w:val="24"/>
+        </w:rPr>
+        <w:t>Bu çalışma; biyokimyasal özellik mühendisliği, sızdırmaz veri hattı (</w:t>
+      </w:r>
+      <w:proofErr w:type="spellStart"/>
+      <w:r>
+        <w:rPr>
+          <w:sz w:val="24"/>
+        </w:rPr>
+        <w:t>leak-free</w:t>
+      </w:r>
+      <w:proofErr w:type="spellEnd"/>
+      <w:r>
+        <w:rPr>
+          <w:sz w:val="24"/>
+        </w:rPr>
+        <w:t xml:space="preserve"> </w:t>
+      </w:r>
+      <w:proofErr w:type="spellStart"/>
+      <w:r>
+        <w:rPr>
+          <w:sz w:val="24"/>
+        </w:rPr>
+        <w:t>pipeline</w:t>
+      </w:r>
+      <w:proofErr w:type="spellEnd"/>
+      <w:r>
+        <w:rPr>
+          <w:sz w:val="24"/>
+        </w:rPr>
+        <w:t xml:space="preserve">) ve açıklanabilir yapay </w:t>
+      </w:r>
+      <w:proofErr w:type="gramStart"/>
+      <w:r>
+        <w:rPr>
+          <w:sz w:val="24"/>
+        </w:rPr>
+        <w:t>zeka</w:t>
+      </w:r>
+      <w:proofErr w:type="gramEnd"/>
+      <w:r>
+        <w:rPr>
+          <w:sz w:val="24"/>
+        </w:rPr>
+        <w:t xml:space="preserve"> yaklaşımlarını birleştirerek, varyant patojenite tahmininde güvenilir ve genellenebilir bir çözüm sunmayı hedeflemektedir.</w:t>
+      </w:r>
+    </w:p>
+    <w:p>
+      <w:pPr>
+        <w:spacing w:line="276" w:lineRule="auto"/>
+        <w:jc w:val="both"/>
+        <w:rPr>
+          <w:sz w:val="24"/>
+        </w:rPr>
+      </w:pPr>
+      <w:r>
+        <w:rPr>
+          <w:i/>
+          <w:iCs/>
+          <w:sz w:val="24"/>
+        </w:rPr>
+        <w:t xml:space="preserve">Yarışma şartnamesinde 'Klinik Stres Testi' olarak tanımlanan asimetrik test yapısı (MASTER test seti: 500 Patojenik / 3000 </w:t>
+      </w:r>
+      <w:proofErr w:type="spellStart"/>
+      <w:r>
+        <w:rPr>
+          <w:i/>
+          <w:iCs/>
+          <w:sz w:val="24"/>
+        </w:rPr>
+        <w:t>Benign</w:t>
+      </w:r>
+      <w:proofErr w:type="spellEnd"/>
+      <w:r>
+        <w:rPr>
+          <w:i/>
+          <w:iCs/>
+          <w:sz w:val="24"/>
+        </w:rPr>
+        <w:t xml:space="preserve">, %86 </w:t>
+      </w:r>
+      <w:proofErr w:type="spellStart"/>
+      <w:r>
+        <w:rPr>
+          <w:i/>
+          <w:iCs/>
+          <w:sz w:val="24"/>
+        </w:rPr>
+        <w:t>Benign</w:t>
+      </w:r>
+      <w:proofErr w:type="spellEnd"/>
+      <w:r>
+        <w:rPr>
+          <w:i/>
+          <w:iCs/>
+          <w:sz w:val="24"/>
+        </w:rPr>
+        <w:t xml:space="preserve"> oranı), gerçek klinik koşulları simüle etmektedir. Bu yapı, yüksek </w:t>
+      </w:r>
+      <w:proofErr w:type="spellStart"/>
+      <w:r>
+        <w:rPr>
+          <w:i/>
+          <w:iCs/>
+          <w:sz w:val="24"/>
+        </w:rPr>
+        <w:t>Recall</w:t>
+      </w:r>
+      <w:proofErr w:type="spellEnd"/>
+      <w:r>
+        <w:rPr>
+          <w:i/>
+          <w:iCs/>
+          <w:sz w:val="24"/>
+        </w:rPr>
+        <w:t xml:space="preserve"> (Duyarlılık) öncelikli dinamik eşik stratejisinin zorunluluğunu doğrudan ortaya koymaktadır.</w:t>
       </w:r>
     </w:p>
     <w:p>
@@ -3277,7 +3787,21 @@
         <w:rPr>
           <w:sz w:val="24"/>
         </w:rPr>
-        <w:t>Patojenik (1) ve benign (0) sınıflar arasındaki keskin asimetrik dağılım, modellerin çoğunluk sınıfına yanlılık göstermesine ve karar sınırlarının bozulmasına neden olmaktadır [8], [9]. Bu durum, klinik açıdan en kritik hata olan Yalancı Negatif (FN) oranını artırarak patojenik varyantların gözden kaçmasına yol açmaktadır [10].</w:t>
+        <w:t xml:space="preserve">Patojenik (1) ve </w:t>
+      </w:r>
+      <w:proofErr w:type="spellStart"/>
+      <w:r>
+        <w:rPr>
+          <w:sz w:val="24"/>
+        </w:rPr>
+        <w:t>benign</w:t>
+      </w:r>
+      <w:proofErr w:type="spellEnd"/>
+      <w:r>
+        <w:rPr>
+          <w:sz w:val="24"/>
+        </w:rPr>
+        <w:t xml:space="preserve"> (0) sınıflar arasındaki keskin asimetrik dağılım, modellerin çoğunluk sınıfına yanlılık göstermesine ve karar sınırlarının bozulmasına neden olmaktadır [8], [9]. Bu durum, klinik açıdan en kritik hata olan Yalancı Negatif (FN) oranını artırarak patojenik varyantların gözden kaçmasına yol açmaktadır [10].</w:t>
       </w:r>
     </w:p>
     <w:p>
@@ -3292,7 +3816,21 @@
         <w:rPr>
           <w:sz w:val="24"/>
         </w:rPr>
-        <w:t>Dengesiz verilerde "doğruluk" (accuracy) metriği yanıltıcı bir başarı illüzyonu yarattığından; F1-skoru, MCC ve PR-AUC gibi duyarlı metriklerin kullanımı esastır [4], [5], [11]. Projemizde bu sorun, veri seviyesindeki müdahalelerin (</w:t>
+        <w:t>Dengesiz verilerde "doğruluk" (</w:t>
+      </w:r>
+      <w:proofErr w:type="spellStart"/>
+      <w:r>
+        <w:rPr>
+          <w:sz w:val="24"/>
+        </w:rPr>
+        <w:t>accuracy</w:t>
+      </w:r>
+      <w:proofErr w:type="spellEnd"/>
+      <w:r>
+        <w:rPr>
+          <w:sz w:val="24"/>
+        </w:rPr>
+        <w:t>) metriği yanıltıcı bir başarı illüzyonu yarattığından; F1-skoru, MCC ve PR-AUC gibi duyarlı metriklerin kullanımı esastır [4], [5], [11]. Projemizde bu sorun, veri seviyesindeki müdahalelerin (</w:t>
       </w:r>
       <w:r>
         <w:rPr>
@@ -3306,7 +3844,21 @@
         <w:rPr>
           <w:sz w:val="24"/>
         </w:rPr>
-        <w:t>, ağırlıklandırma) yanı sıra, klinik risk odaklı "dinamik karar eşiği" (threshold) optimizasyonu ile ele alınmıştır [10], [12], [13]. Bu strateji ile FN oranı, klinik olarak tolere edilebilir en alt seviyeye çekilmiştir.</w:t>
+        <w:t>, ağırlıklandırma) yanı sıra, klinik risk odaklı "dinamik karar eşiği" (</w:t>
+      </w:r>
+      <w:proofErr w:type="spellStart"/>
+      <w:r>
+        <w:rPr>
+          <w:sz w:val="24"/>
+        </w:rPr>
+        <w:t>threshold</w:t>
+      </w:r>
+      <w:proofErr w:type="spellEnd"/>
+      <w:r>
+        <w:rPr>
+          <w:sz w:val="24"/>
+        </w:rPr>
+        <w:t>) optimizasyonu ile ele alınmıştır [10], [12], [13]. Bu strateji ile FN oranı, klinik olarak tolere edilebilir en alt seviyeye çekilmiştir.</w:t>
       </w:r>
     </w:p>
     <w:p>
@@ -3345,21 +3897,34 @@
           <w:sz w:val="24"/>
         </w:rPr>
       </w:pPr>
-      <w:r>
-        <w:rPr>
-          <w:sz w:val="24"/>
-        </w:rPr>
-        <w:t>Missense varyantların patojenik veya benign olarak sınıflandırılması amacıyla geliştirilen yöntemler, son yıllarda önemli ölçüde gelişmiştir.</w:t>
-      </w:r>
-    </w:p>
-    <w:p>
-      <w:pPr>
-        <w:spacing w:line="276" w:lineRule="auto"/>
-        <w:jc w:val="both"/>
-        <w:rPr>
-          <w:sz w:val="24"/>
-        </w:rPr>
-      </w:pPr>
+      <w:proofErr w:type="spellStart"/>
+      <w:r>
+        <w:rPr>
+          <w:sz w:val="24"/>
+        </w:rPr>
+        <w:t>Missense</w:t>
+      </w:r>
+      <w:proofErr w:type="spellEnd"/>
+      <w:r>
+        <w:rPr>
+          <w:sz w:val="24"/>
+        </w:rPr>
+        <w:t xml:space="preserve"> varyantların patojenik veya </w:t>
+      </w:r>
+      <w:proofErr w:type="spellStart"/>
+      <w:r>
+        <w:rPr>
+          <w:sz w:val="24"/>
+        </w:rPr>
+        <w:t>benign</w:t>
+      </w:r>
+      <w:proofErr w:type="spellEnd"/>
+      <w:r>
+        <w:rPr>
+          <w:sz w:val="24"/>
+        </w:rPr>
+        <w:t xml:space="preserve"> olarak sınıflandırılması amacıyla geliştirilen yöntemler, son yıllarda önemli ölçüde gelişmiştir.</w:t>
+      </w:r>
     </w:p>
     <w:p>
       <w:pPr>
@@ -3441,6 +4006,7 @@
         </w:rPr>
         <w:t xml:space="preserve"> </w:t>
       </w:r>
+      <w:proofErr w:type="spellStart"/>
       <w:r>
         <w:rPr>
           <w:i/>
@@ -3448,7 +4014,17 @@
           <w:color w:val="0E2841" w:themeColor="text2"/>
           <w:sz w:val="24"/>
         </w:rPr>
-        <w:t>Missense Varyant Patojenite Tahmini Üzerine Güncel ve Uluslararası Çalışmalar</w:t>
+        <w:t>Missense</w:t>
+      </w:r>
+      <w:proofErr w:type="spellEnd"/>
+      <w:r>
+        <w:rPr>
+          <w:i/>
+          <w:iCs/>
+          <w:color w:val="0E2841" w:themeColor="text2"/>
+          <w:sz w:val="24"/>
+        </w:rPr>
+        <w:t xml:space="preserve"> Varyant Patojenite Tahmini Üzerine Güncel ve Uluslararası Çalışmalar</w:t>
       </w:r>
     </w:p>
     <w:tbl>
@@ -3461,10 +4037,10 @@
         <w:tblLook w:val="04A0" w:firstRow="1" w:lastRow="0" w:firstColumn="1" w:lastColumn="0" w:noHBand="0" w:noVBand="1"/>
       </w:tblPr>
       <w:tblGrid>
-        <w:gridCol w:w="1865"/>
+        <w:gridCol w:w="1717"/>
         <w:gridCol w:w="3355"/>
-        <w:gridCol w:w="1729"/>
-        <w:gridCol w:w="1975"/>
+        <w:gridCol w:w="1848"/>
+        <w:gridCol w:w="2004"/>
       </w:tblGrid>
       <w:tr>
         <w:trPr>
@@ -3495,14 +4071,14 @@
               <w:rPr>
                 <w:b/>
                 <w:bCs/>
-                <w:sz w:val="24"/>
+                <w:szCs w:val="22"/>
               </w:rPr>
             </w:pPr>
             <w:r>
               <w:rPr>
                 <w:b/>
                 <w:bCs/>
-                <w:sz w:val="24"/>
+                <w:szCs w:val="22"/>
               </w:rPr>
               <w:t>Yaklaşım</w:t>
             </w:r>
@@ -3533,14 +4109,14 @@
               <w:rPr>
                 <w:b/>
                 <w:bCs/>
-                <w:sz w:val="24"/>
+                <w:szCs w:val="22"/>
               </w:rPr>
             </w:pPr>
             <w:r>
               <w:rPr>
                 <w:b/>
                 <w:bCs/>
-                <w:sz w:val="24"/>
+                <w:szCs w:val="22"/>
               </w:rPr>
               <w:t>Öne Çıkan Yöntem</w:t>
             </w:r>
@@ -3571,14 +4147,14 @@
               <w:rPr>
                 <w:b/>
                 <w:bCs/>
-                <w:sz w:val="24"/>
+                <w:szCs w:val="22"/>
               </w:rPr>
             </w:pPr>
             <w:r>
               <w:rPr>
                 <w:b/>
                 <w:bCs/>
-                <w:sz w:val="24"/>
+                <w:szCs w:val="22"/>
               </w:rPr>
               <w:t>Temel Özellik</w:t>
             </w:r>
@@ -3609,14 +4185,14 @@
               <w:rPr>
                 <w:b/>
                 <w:bCs/>
-                <w:sz w:val="24"/>
+                <w:szCs w:val="22"/>
               </w:rPr>
             </w:pPr>
             <w:r>
               <w:rPr>
                 <w:b/>
                 <w:bCs/>
-                <w:sz w:val="24"/>
+                <w:szCs w:val="22"/>
               </w:rPr>
               <w:t>Başarım</w:t>
             </w:r>
@@ -3650,12 +4226,12 @@
               <w:spacing w:line="276" w:lineRule="auto"/>
               <w:jc w:val="both"/>
               <w:rPr>
-                <w:sz w:val="24"/>
+                <w:szCs w:val="22"/>
               </w:rPr>
             </w:pPr>
             <w:r>
               <w:rPr>
-                <w:sz w:val="24"/>
+                <w:szCs w:val="22"/>
               </w:rPr>
               <w:t>Klasik</w:t>
             </w:r>
@@ -3684,12 +4260,12 @@
               <w:spacing w:line="276" w:lineRule="auto"/>
               <w:jc w:val="both"/>
               <w:rPr>
-                <w:sz w:val="24"/>
+                <w:szCs w:val="22"/>
               </w:rPr>
             </w:pPr>
             <w:r>
               <w:rPr>
-                <w:sz w:val="24"/>
+                <w:szCs w:val="22"/>
               </w:rPr>
               <w:t>SIFT [14], PolyPhen-2 [15]</w:t>
             </w:r>
@@ -3718,12 +4294,12 @@
               <w:spacing w:line="276" w:lineRule="auto"/>
               <w:jc w:val="both"/>
               <w:rPr>
-                <w:sz w:val="24"/>
+                <w:szCs w:val="22"/>
               </w:rPr>
             </w:pPr>
             <w:r>
               <w:rPr>
-                <w:sz w:val="24"/>
+                <w:szCs w:val="22"/>
               </w:rPr>
               <w:t>Dizi korunum, 3B yapı</w:t>
             </w:r>
@@ -3752,12 +4328,12 @@
               <w:spacing w:line="276" w:lineRule="auto"/>
               <w:jc w:val="both"/>
               <w:rPr>
-                <w:sz w:val="24"/>
+                <w:szCs w:val="22"/>
               </w:rPr>
             </w:pPr>
             <w:r>
               <w:rPr>
-                <w:sz w:val="24"/>
+                <w:szCs w:val="22"/>
               </w:rPr>
               <w:t>ROC-AUC ~0.70–0.85</w:t>
             </w:r>
@@ -3791,15 +4367,17 @@
               <w:spacing w:line="276" w:lineRule="auto"/>
               <w:jc w:val="both"/>
               <w:rPr>
-                <w:sz w:val="24"/>
+                <w:szCs w:val="22"/>
               </w:rPr>
             </w:pPr>
-            <w:r>
-              <w:rPr>
-                <w:sz w:val="24"/>
+            <w:proofErr w:type="spellStart"/>
+            <w:r>
+              <w:rPr>
+                <w:szCs w:val="22"/>
               </w:rPr>
               <w:t>Ensemble</w:t>
             </w:r>
+            <w:proofErr w:type="spellEnd"/>
           </w:p>
         </w:tc>
         <w:tc>
@@ -3825,12 +4403,12 @@
               <w:spacing w:line="276" w:lineRule="auto"/>
               <w:jc w:val="both"/>
               <w:rPr>
-                <w:sz w:val="24"/>
+                <w:szCs w:val="22"/>
               </w:rPr>
             </w:pPr>
             <w:r>
               <w:rPr>
-                <w:sz w:val="24"/>
+                <w:szCs w:val="22"/>
               </w:rPr>
               <w:t>CADD [16], REVEL [17]</w:t>
             </w:r>
@@ -3859,12 +4437,12 @@
               <w:spacing w:line="276" w:lineRule="auto"/>
               <w:jc w:val="both"/>
               <w:rPr>
-                <w:sz w:val="24"/>
+                <w:szCs w:val="22"/>
               </w:rPr>
             </w:pPr>
             <w:r>
               <w:rPr>
-                <w:sz w:val="24"/>
+                <w:szCs w:val="22"/>
               </w:rPr>
               <w:t>Çoklu skor birleşimi</w:t>
             </w:r>
@@ -3893,12 +4471,12 @@
               <w:spacing w:line="276" w:lineRule="auto"/>
               <w:jc w:val="both"/>
               <w:rPr>
-                <w:sz w:val="24"/>
+                <w:szCs w:val="22"/>
               </w:rPr>
             </w:pPr>
             <w:r>
               <w:rPr>
-                <w:sz w:val="24"/>
+                <w:szCs w:val="22"/>
               </w:rPr>
               <w:t>ROC-AUC ~0.90–0.92</w:t>
             </w:r>
@@ -3932,12 +4510,12 @@
               <w:spacing w:line="276" w:lineRule="auto"/>
               <w:jc w:val="both"/>
               <w:rPr>
-                <w:sz w:val="24"/>
+                <w:szCs w:val="22"/>
               </w:rPr>
             </w:pPr>
             <w:r>
               <w:rPr>
-                <w:sz w:val="24"/>
+                <w:szCs w:val="22"/>
               </w:rPr>
               <w:t>Derin Öğrenme</w:t>
             </w:r>
@@ -3966,14 +4544,22 @@
               <w:spacing w:line="276" w:lineRule="auto"/>
               <w:jc w:val="both"/>
               <w:rPr>
-                <w:sz w:val="24"/>
+                <w:szCs w:val="22"/>
               </w:rPr>
             </w:pPr>
-            <w:r>
-              <w:rPr>
-                <w:sz w:val="24"/>
-              </w:rPr>
-              <w:t>AlphaMissense [18], ESM [19]</w:t>
+            <w:proofErr w:type="spellStart"/>
+            <w:r>
+              <w:rPr>
+                <w:szCs w:val="22"/>
+              </w:rPr>
+              <w:t>AlphaMissense</w:t>
+            </w:r>
+            <w:proofErr w:type="spellEnd"/>
+            <w:r>
+              <w:rPr>
+                <w:szCs w:val="22"/>
+              </w:rPr>
+              <w:t xml:space="preserve"> [18], ESM [19]</w:t>
             </w:r>
           </w:p>
         </w:tc>
@@ -4000,12 +4586,12 @@
               <w:spacing w:line="276" w:lineRule="auto"/>
               <w:jc w:val="both"/>
               <w:rPr>
-                <w:sz w:val="24"/>
+                <w:szCs w:val="22"/>
               </w:rPr>
             </w:pPr>
             <w:r>
               <w:rPr>
-                <w:sz w:val="24"/>
+                <w:szCs w:val="22"/>
               </w:rPr>
               <w:t>Protein Dil Modelleri</w:t>
             </w:r>
@@ -4034,12 +4620,12 @@
               <w:spacing w:line="276" w:lineRule="auto"/>
               <w:jc w:val="both"/>
               <w:rPr>
-                <w:sz w:val="24"/>
+                <w:szCs w:val="22"/>
               </w:rPr>
             </w:pPr>
             <w:r>
               <w:rPr>
-                <w:sz w:val="24"/>
+                <w:szCs w:val="22"/>
               </w:rPr>
               <w:t>Yüksek genellenebilirlik</w:t>
             </w:r>
@@ -4073,15 +4659,24 @@
               <w:spacing w:line="276" w:lineRule="auto"/>
               <w:jc w:val="both"/>
               <w:rPr>
-                <w:sz w:val="24"/>
+                <w:szCs w:val="22"/>
               </w:rPr>
             </w:pPr>
             <w:r>
               <w:rPr>
-                <w:sz w:val="24"/>
-              </w:rPr>
-              <w:t>Modern/Gradient</w:t>
-            </w:r>
+                <w:szCs w:val="22"/>
+              </w:rPr>
+              <w:lastRenderedPageBreak/>
+              <w:t>Modern/</w:t>
+            </w:r>
+            <w:proofErr w:type="spellStart"/>
+            <w:r>
+              <w:rPr>
+                <w:szCs w:val="22"/>
+              </w:rPr>
+              <w:t>Gradient</w:t>
+            </w:r>
+            <w:proofErr w:type="spellEnd"/>
           </w:p>
         </w:tc>
         <w:tc>
@@ -4107,14 +4702,22 @@
               <w:spacing w:line="276" w:lineRule="auto"/>
               <w:jc w:val="both"/>
               <w:rPr>
-                <w:sz w:val="24"/>
+                <w:szCs w:val="22"/>
               </w:rPr>
             </w:pPr>
-            <w:r>
-              <w:rPr>
-                <w:sz w:val="24"/>
-              </w:rPr>
-              <w:t>AnnotateMissense [20]</w:t>
+            <w:proofErr w:type="spellStart"/>
+            <w:r>
+              <w:rPr>
+                <w:szCs w:val="22"/>
+              </w:rPr>
+              <w:t>AnnotateMissense</w:t>
+            </w:r>
+            <w:proofErr w:type="spellEnd"/>
+            <w:r>
+              <w:rPr>
+                <w:szCs w:val="22"/>
+              </w:rPr>
+              <w:t xml:space="preserve"> [20]</w:t>
             </w:r>
           </w:p>
         </w:tc>
@@ -4143,14 +4746,15 @@
               <w:rPr>
                 <w:rFonts w:eastAsia="Times New Roman" w:cs="Arial"/>
                 <w:kern w:val="0"/>
-                <w:sz w:val="24"/>
+                <w:szCs w:val="22"/>
                 <w:lang w:eastAsia="tr-TR"/>
                 <w14:ligatures w14:val="none"/>
               </w:rPr>
             </w:pPr>
-            <w:r>
-              <w:rPr>
-                <w:sz w:val="24"/>
+            <w:proofErr w:type="spellStart"/>
+            <w:r>
+              <w:rPr>
+                <w:szCs w:val="22"/>
               </w:rPr>
               <w:t>Feat</w:t>
             </w:r>
@@ -4158,12 +4762,35 @@
               <w:rPr>
                 <w:rFonts w:eastAsia="Times New Roman" w:cs="Arial"/>
                 <w:kern w:val="0"/>
-                <w:sz w:val="24"/>
+                <w:szCs w:val="22"/>
                 <w:lang w:eastAsia="tr-TR"/>
                 <w14:ligatures w14:val="none"/>
               </w:rPr>
-              <w:t>ure Engineering</w:t>
-            </w:r>
+              <w:t>ure</w:t>
+            </w:r>
+            <w:proofErr w:type="spellEnd"/>
+            <w:r>
+              <w:rPr>
+                <w:rFonts w:eastAsia="Times New Roman" w:cs="Arial"/>
+                <w:kern w:val="0"/>
+                <w:szCs w:val="22"/>
+                <w:lang w:eastAsia="tr-TR"/>
+                <w14:ligatures w14:val="none"/>
+              </w:rPr>
+              <w:t xml:space="preserve"> </w:t>
+            </w:r>
+            <w:proofErr w:type="spellStart"/>
+            <w:r>
+              <w:rPr>
+                <w:rFonts w:eastAsia="Times New Roman" w:cs="Arial"/>
+                <w:kern w:val="0"/>
+                <w:szCs w:val="22"/>
+                <w:lang w:eastAsia="tr-TR"/>
+                <w14:ligatures w14:val="none"/>
+              </w:rPr>
+              <w:t>Engineering</w:t>
+            </w:r>
+            <w:proofErr w:type="spellEnd"/>
           </w:p>
         </w:tc>
         <w:tc>
@@ -4191,7 +4818,7 @@
               <w:rPr>
                 <w:rFonts w:eastAsia="Times New Roman" w:cs="Arial"/>
                 <w:kern w:val="0"/>
-                <w:sz w:val="24"/>
+                <w:szCs w:val="22"/>
                 <w:lang w:eastAsia="tr-TR"/>
                 <w14:ligatures w14:val="none"/>
               </w:rPr>
@@ -4200,7 +4827,7 @@
               <w:rPr>
                 <w:rFonts w:eastAsia="Times New Roman" w:cs="Arial"/>
                 <w:kern w:val="0"/>
-                <w:sz w:val="24"/>
+                <w:szCs w:val="22"/>
                 <w:lang w:eastAsia="tr-TR"/>
                 <w14:ligatures w14:val="none"/>
               </w:rPr>
@@ -4210,7 +4837,7 @@
               <w:rPr>
                 <w:rFonts w:eastAsia="Times New Roman" w:cs="Arial"/>
                 <w:kern w:val="0"/>
-                <w:sz w:val="24"/>
+                <w:szCs w:val="22"/>
                 <w:lang w:eastAsia="tr-TR"/>
                 <w14:ligatures w14:val="none"/>
               </w:rPr>
@@ -4235,6 +4862,26 @@
           <w:sz w:val="24"/>
         </w:rPr>
       </w:pPr>
+      <w:r>
+        <w:rPr>
+          <w:sz w:val="24"/>
+        </w:rPr>
+        <w:t xml:space="preserve">İlk nesil varyant etki tahmin araçlarından SIFT [14], amino asit korunumunu temel alırken, PolyPhen-2 [15] protein yapısal özelliklerini de değerlendirmeye dahil etmiştir. Daha sonra geliştirilen CADD [16] ve REVEL [17] gibi </w:t>
+      </w:r>
+      <w:proofErr w:type="spellStart"/>
+      <w:r>
+        <w:rPr>
+          <w:sz w:val="24"/>
+        </w:rPr>
+        <w:t>ensemble</w:t>
+      </w:r>
+      <w:proofErr w:type="spellEnd"/>
+      <w:r>
+        <w:rPr>
+          <w:sz w:val="24"/>
+        </w:rPr>
+        <w:t xml:space="preserve"> yöntemler, farklı biyoinformatik skorlarını birleştirerek daha yüksek doğruluk sağlamıştır.</w:t>
+      </w:r>
     </w:p>
     <w:p>
       <w:pPr>
@@ -4247,8 +4894,63 @@
         <w:rPr>
           <w:sz w:val="24"/>
         </w:rPr>
-        <w:lastRenderedPageBreak/>
-        <w:t>İlk nesil varyant etki tahmin araçlarından SIFT [14], amino asit korunumunu temel alırken, PolyPhen-2 [15] protein yapısal özelliklerini de değerlendirmeye dahil etmiştir. Daha sonra geliştirilen CADD [16] ve REVEL [17] gibi ensemble yöntemler, farklı biyoinformatik skorlarını birleştirerek daha yüksek doğruluk sağlamıştır.</w:t>
+        <w:t xml:space="preserve">Derin öğrenme alanındaki gelişmelerle birlikte ESM [19] ve </w:t>
+      </w:r>
+      <w:proofErr w:type="spellStart"/>
+      <w:r>
+        <w:rPr>
+          <w:sz w:val="24"/>
+        </w:rPr>
+        <w:t>AlphaMissense</w:t>
+      </w:r>
+      <w:proofErr w:type="spellEnd"/>
+      <w:r>
+        <w:rPr>
+          <w:sz w:val="24"/>
+        </w:rPr>
+        <w:t xml:space="preserve"> [18] gibi protein dil modelleri, proteinlerin evrimsel ve yapısal bağlamını öğrenerek başarılı sonuçlar elde etmiştir. Yakın dönemde geliştirilen </w:t>
+      </w:r>
+      <w:proofErr w:type="spellStart"/>
+      <w:r>
+        <w:rPr>
+          <w:sz w:val="24"/>
+        </w:rPr>
+        <w:t>AnnotateMissense</w:t>
+      </w:r>
+      <w:proofErr w:type="spellEnd"/>
+      <w:r>
+        <w:rPr>
+          <w:sz w:val="24"/>
+        </w:rPr>
+        <w:t xml:space="preserve"> [20] ise gelişmiş özellik mühendisliği ve </w:t>
+      </w:r>
+      <w:proofErr w:type="spellStart"/>
+      <w:r>
+        <w:rPr>
+          <w:sz w:val="24"/>
+        </w:rPr>
+        <w:t>gradient</w:t>
+      </w:r>
+      <w:proofErr w:type="spellEnd"/>
+      <w:r>
+        <w:rPr>
+          <w:sz w:val="24"/>
+        </w:rPr>
+        <w:t xml:space="preserve"> </w:t>
+      </w:r>
+      <w:proofErr w:type="spellStart"/>
+      <w:r>
+        <w:rPr>
+          <w:sz w:val="24"/>
+        </w:rPr>
+        <w:t>boosting</w:t>
+      </w:r>
+      <w:proofErr w:type="spellEnd"/>
+      <w:r>
+        <w:rPr>
+          <w:sz w:val="24"/>
+        </w:rPr>
+        <w:t xml:space="preserve"> teknikleriyle yüksek performans raporlamıştır.</w:t>
       </w:r>
     </w:p>
     <w:p>
@@ -4262,7 +4964,77 @@
         <w:rPr>
           <w:sz w:val="24"/>
         </w:rPr>
-        <w:t>Derin öğrenme alanındaki gelişmelerle birlikte ESM [19] ve AlphaMissense [18] gibi protein dil modelleri, proteinlerin evrimsel ve yapısal bağlamını öğrenerek başarılı sonuçlar elde etmiştir. Yakın dönemde geliştirilen AnnotateMissense [20] ise gelişmiş özellik mühendisliği ve gradient boosting teknikleriyle yüksek performans raporlamıştır.</w:t>
+        <w:t xml:space="preserve">Bu çalışmaların büyük bölümü </w:t>
+      </w:r>
+      <w:proofErr w:type="spellStart"/>
+      <w:r>
+        <w:rPr>
+          <w:sz w:val="24"/>
+        </w:rPr>
+        <w:t>ClinVar</w:t>
+      </w:r>
+      <w:proofErr w:type="spellEnd"/>
+      <w:r>
+        <w:rPr>
+          <w:sz w:val="24"/>
+        </w:rPr>
+        <w:t xml:space="preserve"> ve </w:t>
+      </w:r>
+      <w:proofErr w:type="spellStart"/>
+      <w:r>
+        <w:rPr>
+          <w:sz w:val="24"/>
+        </w:rPr>
+        <w:t>gnomAD</w:t>
+      </w:r>
+      <w:proofErr w:type="spellEnd"/>
+      <w:r>
+        <w:rPr>
+          <w:sz w:val="24"/>
+        </w:rPr>
+        <w:t xml:space="preserve"> gibi genomik veri kaynaklarından yararlanmaktadır. Ancak literatürde harici </w:t>
+      </w:r>
+      <w:proofErr w:type="spellStart"/>
+      <w:r>
+        <w:rPr>
+          <w:sz w:val="24"/>
+        </w:rPr>
+        <w:t>anotasyonlara</w:t>
+      </w:r>
+      <w:proofErr w:type="spellEnd"/>
+      <w:r>
+        <w:rPr>
+          <w:sz w:val="24"/>
+        </w:rPr>
+        <w:t xml:space="preserve"> bağımlılık, veri sızıntısı (data </w:t>
+      </w:r>
+      <w:proofErr w:type="spellStart"/>
+      <w:r>
+        <w:rPr>
+          <w:sz w:val="24"/>
+        </w:rPr>
+        <w:t>leakage</w:t>
+      </w:r>
+      <w:proofErr w:type="spellEnd"/>
+      <w:r>
+        <w:rPr>
+          <w:sz w:val="24"/>
+        </w:rPr>
+        <w:t xml:space="preserve">) riski ve sınırlı </w:t>
+      </w:r>
+      <w:proofErr w:type="spellStart"/>
+      <w:r>
+        <w:rPr>
+          <w:sz w:val="24"/>
+        </w:rPr>
+        <w:t>açıklanabilirlik</w:t>
+      </w:r>
+      <w:proofErr w:type="spellEnd"/>
+      <w:r>
+        <w:rPr>
+          <w:sz w:val="24"/>
+        </w:rPr>
+        <w:t xml:space="preserve"> gibi önemli kısıtlar bulunmaktadır.</w:t>
       </w:r>
     </w:p>
     <w:p>
@@ -4276,21 +5048,49 @@
         <w:rPr>
           <w:sz w:val="24"/>
         </w:rPr>
-        <w:t>Bu çalışmaların büyük bölümü ClinVar ve gnomAD gibi genomik veri kaynaklarından yararlanmaktadır. Ancak literatürde harici anotasyonlara bağımlılık, veri sızıntısı (data leakage) riski ve sınırlı açıklanabilirlik gibi önemli kısıtlar bulunmaktadır.</w:t>
-      </w:r>
-    </w:p>
-    <w:p>
-      <w:pPr>
-        <w:jc w:val="both"/>
-        <w:rPr>
-          <w:sz w:val="24"/>
-        </w:rPr>
-      </w:pPr>
-      <w:r>
-        <w:rPr>
-          <w:sz w:val="24"/>
-        </w:rPr>
-        <w:t>Bu proje kapsamında geliştirilen AlgoMed sistemi, sızdırmaz veri işleme hattı (leak-free pipeline), dinamik eşik optimizasyonu ve SHAP tabanlı açıklanabilir yapay zekâ yaklaşımını bir araya getirerek bu eksiklikleri gidermeyi hedeflemektedir.</w:t>
+        <w:t xml:space="preserve">Bu proje kapsamında geliştirilen </w:t>
+      </w:r>
+      <w:proofErr w:type="spellStart"/>
+      <w:r>
+        <w:rPr>
+          <w:sz w:val="24"/>
+        </w:rPr>
+        <w:t>AlgoMed</w:t>
+      </w:r>
+      <w:proofErr w:type="spellEnd"/>
+      <w:r>
+        <w:rPr>
+          <w:sz w:val="24"/>
+        </w:rPr>
+        <w:t xml:space="preserve"> sistemi, sızdırmaz veri işleme hattı (</w:t>
+      </w:r>
+      <w:proofErr w:type="spellStart"/>
+      <w:r>
+        <w:rPr>
+          <w:sz w:val="24"/>
+        </w:rPr>
+        <w:t>leak-free</w:t>
+      </w:r>
+      <w:proofErr w:type="spellEnd"/>
+      <w:r>
+        <w:rPr>
+          <w:sz w:val="24"/>
+        </w:rPr>
+        <w:t xml:space="preserve"> </w:t>
+      </w:r>
+      <w:proofErr w:type="spellStart"/>
+      <w:r>
+        <w:rPr>
+          <w:sz w:val="24"/>
+        </w:rPr>
+        <w:t>pipeline</w:t>
+      </w:r>
+      <w:proofErr w:type="spellEnd"/>
+      <w:r>
+        <w:rPr>
+          <w:sz w:val="24"/>
+        </w:rPr>
+        <w:t>), dinamik eşik optimizasyonu ve SHAP tabanlı açıklanabilir yapay zekâ yaklaşımını bir araya getirerek bu eksiklikleri gidermeyi hedeflemektedir.</w:t>
       </w:r>
     </w:p>
     <w:p>
@@ -4344,7 +5144,35 @@
         <w:rPr>
           <w:sz w:val="24"/>
         </w:rPr>
-        <w:t xml:space="preserve">Bu bölümde missense varyant patojenite tahmini problemi için geliştirilen AlgoMed sisteminin veri işleme ve model geliştirme süreçleri bütüncül bir şekilde ele alınmaktadır. </w:t>
+        <w:t xml:space="preserve">Bu bölümde </w:t>
+      </w:r>
+      <w:proofErr w:type="spellStart"/>
+      <w:r>
+        <w:rPr>
+          <w:sz w:val="24"/>
+        </w:rPr>
+        <w:t>missense</w:t>
+      </w:r>
+      <w:proofErr w:type="spellEnd"/>
+      <w:r>
+        <w:rPr>
+          <w:sz w:val="24"/>
+        </w:rPr>
+        <w:t xml:space="preserve"> varyant patojenite tahmini problemi için geliştirilen </w:t>
+      </w:r>
+      <w:proofErr w:type="spellStart"/>
+      <w:r>
+        <w:rPr>
+          <w:sz w:val="24"/>
+        </w:rPr>
+        <w:t>AlgoMed</w:t>
+      </w:r>
+      <w:proofErr w:type="spellEnd"/>
+      <w:r>
+        <w:rPr>
+          <w:sz w:val="24"/>
+        </w:rPr>
+        <w:t xml:space="preserve"> sisteminin veri işleme ve model geliştirme süreçleri bütüncül bir şekilde ele alınmaktadır. </w:t>
       </w:r>
     </w:p>
     <w:p>
@@ -4371,7 +5199,31 @@
           <w:sz w:val="24"/>
           <w:szCs w:val="24"/>
         </w:rPr>
-        <w:t>2.1 Veri İşleme (Data Processing)</w:t>
+        <w:t xml:space="preserve">2.1 Veri İşleme (Data </w:t>
+      </w:r>
+      <w:proofErr w:type="spellStart"/>
+      <w:r>
+        <w:rPr>
+          <w:rFonts w:ascii="Aptos" w:hAnsi="Aptos"/>
+          <w:b/>
+          <w:bCs/>
+          <w:color w:val="000000" w:themeColor="text1"/>
+          <w:sz w:val="24"/>
+          <w:szCs w:val="24"/>
+        </w:rPr>
+        <w:t>Processing</w:t>
+      </w:r>
+      <w:proofErr w:type="spellEnd"/>
+      <w:r>
+        <w:rPr>
+          <w:rFonts w:ascii="Aptos" w:hAnsi="Aptos"/>
+          <w:b/>
+          <w:bCs/>
+          <w:color w:val="000000" w:themeColor="text1"/>
+          <w:sz w:val="24"/>
+          <w:szCs w:val="24"/>
+        </w:rPr>
+        <w:t>)</w:t>
       </w:r>
       <w:bookmarkEnd w:id="5"/>
     </w:p>
@@ -4387,7 +5239,19 @@
         <w:rPr>
           <w:sz w:val="24"/>
         </w:rPr>
-        <w:t>Kullanılan veri seti 353 özellikten oluşan şifreli genomik veri yapısına sahiptir. Veri; sayısal AL_ ve EK_ değişkenleri, kategorik CAT_ değişkenleri ve amino asit değişim bilgilerini içermektedir.</w:t>
+        <w:t>Veri seti, yarışma kapsamında anonimleştirilmiş ve yeniden adlandırılmış 35</w:t>
+      </w:r>
+      <w:r>
+        <w:rPr>
+          <w:sz w:val="24"/>
+        </w:rPr>
+        <w:t>1</w:t>
+      </w:r>
+      <w:r>
+        <w:rPr>
+          <w:sz w:val="24"/>
+        </w:rPr>
+        <w:t xml:space="preserve"> özellikten oluşmaktadır.</w:t>
       </w:r>
     </w:p>
     <w:p>
@@ -4441,7 +5305,6 @@
         <w:rPr>
           <w:i/>
           <w:iCs/>
-          <w:noProof/>
           <w:color w:val="0E2841" w:themeColor="text2"/>
           <w:sz w:val="24"/>
         </w:rPr>
@@ -4449,8 +5312,6 @@
       </w:r>
       <w:r>
         <w:rPr>
-          <w:i/>
-          <w:iCs/>
           <w:color w:val="0E2841" w:themeColor="text2"/>
           <w:sz w:val="24"/>
         </w:rPr>
@@ -4484,12 +5345,12 @@
         <w:tblLook w:val="04A0" w:firstRow="1" w:lastRow="0" w:firstColumn="1" w:lastColumn="0" w:noHBand="0" w:noVBand="1"/>
       </w:tblPr>
       <w:tblGrid>
-        <w:gridCol w:w="1534"/>
-        <w:gridCol w:w="1062"/>
-        <w:gridCol w:w="99"/>
-        <w:gridCol w:w="1084"/>
-        <w:gridCol w:w="99"/>
-        <w:gridCol w:w="5184"/>
+        <w:gridCol w:w="1327"/>
+        <w:gridCol w:w="954"/>
+        <w:gridCol w:w="96"/>
+        <w:gridCol w:w="974"/>
+        <w:gridCol w:w="96"/>
+        <w:gridCol w:w="5615"/>
       </w:tblGrid>
       <w:tr>
         <w:trPr>
@@ -4515,14 +5376,14 @@
               <w:rPr>
                 <w:b/>
                 <w:bCs/>
-                <w:sz w:val="24"/>
+                <w:szCs w:val="22"/>
               </w:rPr>
             </w:pPr>
             <w:r>
               <w:rPr>
                 <w:b/>
                 <w:bCs/>
-                <w:sz w:val="24"/>
+                <w:szCs w:val="22"/>
               </w:rPr>
               <w:t>Grup</w:t>
             </w:r>
@@ -4548,14 +5409,14 @@
               <w:rPr>
                 <w:b/>
                 <w:bCs/>
-                <w:sz w:val="24"/>
+                <w:szCs w:val="22"/>
               </w:rPr>
             </w:pPr>
             <w:r>
               <w:rPr>
                 <w:b/>
                 <w:bCs/>
-                <w:sz w:val="24"/>
+                <w:szCs w:val="22"/>
               </w:rPr>
               <w:t>Sütunlar</w:t>
             </w:r>
@@ -4580,7 +5441,7 @@
               <w:rPr>
                 <w:b/>
                 <w:bCs/>
-                <w:sz w:val="24"/>
+                <w:szCs w:val="22"/>
               </w:rPr>
             </w:pPr>
           </w:p>
@@ -4605,14 +5466,14 @@
               <w:rPr>
                 <w:b/>
                 <w:bCs/>
-                <w:sz w:val="24"/>
+                <w:szCs w:val="22"/>
               </w:rPr>
             </w:pPr>
             <w:r>
               <w:rPr>
                 <w:b/>
                 <w:bCs/>
-                <w:sz w:val="24"/>
+                <w:szCs w:val="22"/>
               </w:rPr>
               <w:t>Tür</w:t>
             </w:r>
@@ -4637,7 +5498,7 @@
               <w:rPr>
                 <w:b/>
                 <w:bCs/>
-                <w:sz w:val="24"/>
+                <w:szCs w:val="22"/>
               </w:rPr>
             </w:pPr>
           </w:p>
@@ -4662,14 +5523,14 @@
               <w:rPr>
                 <w:b/>
                 <w:bCs/>
-                <w:sz w:val="24"/>
+                <w:szCs w:val="22"/>
               </w:rPr>
             </w:pPr>
             <w:r>
               <w:rPr>
                 <w:b/>
                 <w:bCs/>
-                <w:sz w:val="24"/>
+                <w:szCs w:val="22"/>
               </w:rPr>
               <w:t>Açıklama</w:t>
             </w:r>
@@ -4697,12 +5558,12 @@
               <w:spacing w:line="276" w:lineRule="auto"/>
               <w:jc w:val="both"/>
               <w:rPr>
-                <w:sz w:val="24"/>
+                <w:szCs w:val="22"/>
               </w:rPr>
             </w:pPr>
             <w:r>
               <w:rPr>
-                <w:sz w:val="24"/>
+                <w:szCs w:val="22"/>
               </w:rPr>
               <w:t>AL_1–AL_334</w:t>
             </w:r>
@@ -4725,12 +5586,12 @@
               <w:spacing w:line="276" w:lineRule="auto"/>
               <w:jc w:val="both"/>
               <w:rPr>
-                <w:sz w:val="24"/>
+                <w:szCs w:val="22"/>
               </w:rPr>
             </w:pPr>
             <w:r>
               <w:rPr>
-                <w:sz w:val="24"/>
+                <w:szCs w:val="22"/>
               </w:rPr>
               <w:t>334</w:t>
             </w:r>
@@ -4752,7 +5613,7 @@
               <w:spacing w:line="276" w:lineRule="auto"/>
               <w:jc w:val="both"/>
               <w:rPr>
-                <w:sz w:val="24"/>
+                <w:szCs w:val="22"/>
               </w:rPr>
             </w:pPr>
           </w:p>
@@ -4774,12 +5635,12 @@
               <w:spacing w:line="276" w:lineRule="auto"/>
               <w:jc w:val="both"/>
               <w:rPr>
-                <w:sz w:val="24"/>
+                <w:szCs w:val="22"/>
               </w:rPr>
             </w:pPr>
             <w:r>
               <w:rPr>
-                <w:sz w:val="24"/>
+                <w:szCs w:val="22"/>
               </w:rPr>
               <w:t>Sayısal</w:t>
             </w:r>
@@ -4801,7 +5662,7 @@
               <w:spacing w:line="276" w:lineRule="auto"/>
               <w:jc w:val="both"/>
               <w:rPr>
-                <w:sz w:val="24"/>
+                <w:szCs w:val="22"/>
               </w:rPr>
             </w:pPr>
           </w:p>
@@ -4823,14 +5684,28 @@
               <w:spacing w:line="276" w:lineRule="auto"/>
               <w:jc w:val="both"/>
               <w:rPr>
-                <w:sz w:val="24"/>
+                <w:szCs w:val="22"/>
               </w:rPr>
             </w:pPr>
             <w:r>
               <w:rPr>
-                <w:sz w:val="24"/>
-              </w:rPr>
-              <w:t>Şifreli genomik özellikler</w:t>
+                <w:szCs w:val="22"/>
+              </w:rPr>
+              <w:t xml:space="preserve">Frekans/Popülasyon verileri (anonimleştirilmiş </w:t>
+            </w:r>
+            <w:proofErr w:type="spellStart"/>
+            <w:r>
+              <w:rPr>
+                <w:szCs w:val="22"/>
+              </w:rPr>
+              <w:t>allel</w:t>
+            </w:r>
+            <w:proofErr w:type="spellEnd"/>
+            <w:r>
+              <w:rPr>
+                <w:szCs w:val="22"/>
+              </w:rPr>
+              <w:t xml:space="preserve"> frekansları)</w:t>
             </w:r>
           </w:p>
         </w:tc>
@@ -4856,12 +5731,12 @@
               <w:spacing w:line="276" w:lineRule="auto"/>
               <w:jc w:val="both"/>
               <w:rPr>
-                <w:sz w:val="24"/>
+                <w:szCs w:val="22"/>
               </w:rPr>
             </w:pPr>
             <w:r>
               <w:rPr>
-                <w:sz w:val="24"/>
+                <w:szCs w:val="22"/>
               </w:rPr>
               <w:t>EK_1–EK_9</w:t>
             </w:r>
@@ -4884,12 +5759,12 @@
               <w:spacing w:line="276" w:lineRule="auto"/>
               <w:jc w:val="both"/>
               <w:rPr>
-                <w:sz w:val="24"/>
+                <w:szCs w:val="22"/>
               </w:rPr>
             </w:pPr>
             <w:r>
               <w:rPr>
-                <w:sz w:val="24"/>
+                <w:szCs w:val="22"/>
               </w:rPr>
               <w:t>9</w:t>
             </w:r>
@@ -4911,7 +5786,7 @@
               <w:spacing w:line="276" w:lineRule="auto"/>
               <w:jc w:val="both"/>
               <w:rPr>
-                <w:sz w:val="24"/>
+                <w:szCs w:val="22"/>
               </w:rPr>
             </w:pPr>
           </w:p>
@@ -4933,12 +5808,12 @@
               <w:spacing w:line="276" w:lineRule="auto"/>
               <w:jc w:val="both"/>
               <w:rPr>
-                <w:sz w:val="24"/>
+                <w:szCs w:val="22"/>
               </w:rPr>
             </w:pPr>
             <w:r>
               <w:rPr>
-                <w:sz w:val="24"/>
+                <w:szCs w:val="22"/>
               </w:rPr>
               <w:t>Sayısal</w:t>
             </w:r>
@@ -4960,7 +5835,7 @@
               <w:spacing w:line="276" w:lineRule="auto"/>
               <w:jc w:val="both"/>
               <w:rPr>
-                <w:sz w:val="24"/>
+                <w:szCs w:val="22"/>
               </w:rPr>
             </w:pPr>
           </w:p>
@@ -4982,14 +5857,14 @@
               <w:spacing w:line="276" w:lineRule="auto"/>
               <w:jc w:val="both"/>
               <w:rPr>
-                <w:sz w:val="24"/>
+                <w:szCs w:val="22"/>
               </w:rPr>
             </w:pPr>
             <w:r>
               <w:rPr>
-                <w:sz w:val="24"/>
-              </w:rPr>
-              <w:t>Destekleyici biyolojik ve fonksiyonel ölçümler</w:t>
+                <w:szCs w:val="22"/>
+              </w:rPr>
+              <w:t> Evrimsel Korunmuşluk skorları (türler arası genomik benzerlik)</w:t>
             </w:r>
           </w:p>
         </w:tc>
@@ -5015,12 +5890,12 @@
               <w:spacing w:line="276" w:lineRule="auto"/>
               <w:jc w:val="both"/>
               <w:rPr>
-                <w:sz w:val="24"/>
+                <w:szCs w:val="22"/>
               </w:rPr>
             </w:pPr>
             <w:r>
               <w:rPr>
-                <w:sz w:val="24"/>
+                <w:szCs w:val="22"/>
               </w:rPr>
               <w:t>CAT_1–CAT_6</w:t>
             </w:r>
@@ -5043,12 +5918,12 @@
               <w:spacing w:line="276" w:lineRule="auto"/>
               <w:jc w:val="both"/>
               <w:rPr>
-                <w:sz w:val="24"/>
+                <w:szCs w:val="22"/>
               </w:rPr>
             </w:pPr>
             <w:r>
               <w:rPr>
-                <w:sz w:val="24"/>
+                <w:szCs w:val="22"/>
               </w:rPr>
               <w:t>6</w:t>
             </w:r>
@@ -5070,7 +5945,7 @@
               <w:spacing w:line="276" w:lineRule="auto"/>
               <w:jc w:val="both"/>
               <w:rPr>
-                <w:sz w:val="24"/>
+                <w:szCs w:val="22"/>
               </w:rPr>
             </w:pPr>
           </w:p>
@@ -5092,12 +5967,12 @@
               <w:spacing w:line="276" w:lineRule="auto"/>
               <w:jc w:val="both"/>
               <w:rPr>
-                <w:sz w:val="24"/>
+                <w:szCs w:val="22"/>
               </w:rPr>
             </w:pPr>
             <w:r>
               <w:rPr>
-                <w:sz w:val="24"/>
+                <w:szCs w:val="22"/>
               </w:rPr>
               <w:t>Kategorik</w:t>
             </w:r>
@@ -5119,7 +5994,7 @@
               <w:spacing w:line="276" w:lineRule="auto"/>
               <w:jc w:val="both"/>
               <w:rPr>
-                <w:sz w:val="24"/>
+                <w:szCs w:val="22"/>
               </w:rPr>
             </w:pPr>
           </w:p>
@@ -5141,12 +6016,12 @@
               <w:spacing w:line="276" w:lineRule="auto"/>
               <w:jc w:val="both"/>
               <w:rPr>
-                <w:sz w:val="24"/>
+                <w:szCs w:val="22"/>
               </w:rPr>
             </w:pPr>
             <w:r>
               <w:rPr>
-                <w:sz w:val="24"/>
+                <w:szCs w:val="22"/>
               </w:rPr>
               <w:t>Popülasyon ve genotip bilgisi</w:t>
             </w:r>
@@ -5174,12 +6049,12 @@
               <w:spacing w:line="276" w:lineRule="auto"/>
               <w:jc w:val="both"/>
               <w:rPr>
-                <w:sz w:val="24"/>
+                <w:szCs w:val="22"/>
               </w:rPr>
             </w:pPr>
             <w:r>
               <w:rPr>
-                <w:sz w:val="24"/>
+                <w:szCs w:val="22"/>
               </w:rPr>
               <w:t>AA_1, AA_2</w:t>
             </w:r>
@@ -5202,12 +6077,12 @@
               <w:spacing w:line="276" w:lineRule="auto"/>
               <w:jc w:val="both"/>
               <w:rPr>
-                <w:sz w:val="24"/>
+                <w:szCs w:val="22"/>
               </w:rPr>
             </w:pPr>
             <w:r>
               <w:rPr>
-                <w:sz w:val="24"/>
+                <w:szCs w:val="22"/>
               </w:rPr>
               <w:t>2</w:t>
             </w:r>
@@ -5229,7 +6104,7 @@
               <w:spacing w:line="276" w:lineRule="auto"/>
               <w:jc w:val="both"/>
               <w:rPr>
-                <w:sz w:val="24"/>
+                <w:szCs w:val="22"/>
               </w:rPr>
             </w:pPr>
           </w:p>
@@ -5251,12 +6126,12 @@
               <w:spacing w:line="276" w:lineRule="auto"/>
               <w:jc w:val="both"/>
               <w:rPr>
-                <w:sz w:val="24"/>
+                <w:szCs w:val="22"/>
               </w:rPr>
             </w:pPr>
             <w:r>
               <w:rPr>
-                <w:sz w:val="24"/>
+                <w:szCs w:val="22"/>
               </w:rPr>
               <w:t>Kategorik</w:t>
             </w:r>
@@ -5278,7 +6153,7 @@
               <w:spacing w:line="276" w:lineRule="auto"/>
               <w:jc w:val="both"/>
               <w:rPr>
-                <w:sz w:val="24"/>
+                <w:szCs w:val="22"/>
               </w:rPr>
             </w:pPr>
           </w:p>
@@ -5300,12 +6175,12 @@
               <w:spacing w:line="276" w:lineRule="auto"/>
               <w:jc w:val="both"/>
               <w:rPr>
-                <w:sz w:val="24"/>
+                <w:szCs w:val="22"/>
               </w:rPr>
             </w:pPr>
             <w:r>
               <w:rPr>
-                <w:sz w:val="24"/>
+                <w:szCs w:val="22"/>
               </w:rPr>
               <w:t>Amino asit değişimi</w:t>
             </w:r>
@@ -5333,15 +6208,17 @@
               <w:spacing w:line="276" w:lineRule="auto"/>
               <w:jc w:val="both"/>
               <w:rPr>
-                <w:sz w:val="24"/>
+                <w:szCs w:val="22"/>
               </w:rPr>
             </w:pPr>
-            <w:r>
-              <w:rPr>
-                <w:sz w:val="24"/>
+            <w:proofErr w:type="spellStart"/>
+            <w:r>
+              <w:rPr>
+                <w:szCs w:val="22"/>
               </w:rPr>
               <w:t>Label</w:t>
             </w:r>
+            <w:proofErr w:type="spellEnd"/>
           </w:p>
         </w:tc>
         <w:tc>
@@ -5361,12 +6238,12 @@
               <w:spacing w:line="276" w:lineRule="auto"/>
               <w:jc w:val="both"/>
               <w:rPr>
-                <w:sz w:val="24"/>
+                <w:szCs w:val="22"/>
               </w:rPr>
             </w:pPr>
             <w:r>
               <w:rPr>
-                <w:sz w:val="24"/>
+                <w:szCs w:val="22"/>
               </w:rPr>
               <w:t>1</w:t>
             </w:r>
@@ -5388,7 +6265,7 @@
               <w:spacing w:line="276" w:lineRule="auto"/>
               <w:jc w:val="both"/>
               <w:rPr>
-                <w:sz w:val="24"/>
+                <w:szCs w:val="22"/>
               </w:rPr>
             </w:pPr>
           </w:p>
@@ -5410,15 +6287,17 @@
               <w:spacing w:line="276" w:lineRule="auto"/>
               <w:jc w:val="both"/>
               <w:rPr>
-                <w:sz w:val="24"/>
+                <w:szCs w:val="22"/>
               </w:rPr>
             </w:pPr>
-            <w:r>
-              <w:rPr>
-                <w:sz w:val="24"/>
+            <w:proofErr w:type="spellStart"/>
+            <w:r>
+              <w:rPr>
+                <w:szCs w:val="22"/>
               </w:rPr>
               <w:t>Binary</w:t>
             </w:r>
+            <w:proofErr w:type="spellEnd"/>
           </w:p>
         </w:tc>
         <w:tc>
@@ -5437,7 +6316,7 @@
               <w:spacing w:line="276" w:lineRule="auto"/>
               <w:jc w:val="both"/>
               <w:rPr>
-                <w:sz w:val="24"/>
+                <w:szCs w:val="22"/>
               </w:rPr>
             </w:pPr>
           </w:p>
@@ -5459,28 +6338,40 @@
               <w:spacing w:line="276" w:lineRule="auto"/>
               <w:jc w:val="both"/>
               <w:rPr>
-                <w:rFonts w:eastAsia="Times New Roman" w:cs="Arial"/>
-                <w:kern w:val="0"/>
-                <w:sz w:val="24"/>
-                <w:lang w:eastAsia="tr-TR"/>
-                <w14:ligatures w14:val="none"/>
+                <w:szCs w:val="22"/>
               </w:rPr>
             </w:pPr>
             <w:r>
               <w:rPr>
-                <w:sz w:val="24"/>
-              </w:rPr>
-              <w:t>Patojenite hedef de</w:t>
-            </w:r>
-            <w:r>
-              <w:rPr>
-                <w:rFonts w:eastAsia="Times New Roman" w:cs="Arial"/>
-                <w:kern w:val="0"/>
-                <w:sz w:val="24"/>
-                <w:lang w:eastAsia="tr-TR"/>
-                <w14:ligatures w14:val="none"/>
-              </w:rPr>
-              <w:t>ğişkeni (1:patejonik,0:benign)</w:t>
+                <w:szCs w:val="22"/>
+              </w:rPr>
+              <w:t>Patojenite hedef değişkeni (</w:t>
+            </w:r>
+            <w:r>
+              <w:rPr>
+                <w:szCs w:val="22"/>
+              </w:rPr>
+              <w:t>1: patojenik</w:t>
+            </w:r>
+            <w:r>
+              <w:rPr>
+                <w:szCs w:val="22"/>
+              </w:rPr>
+              <w:t>,</w:t>
+            </w:r>
+            <w:proofErr w:type="gramStart"/>
+            <w:r>
+              <w:rPr>
+                <w:szCs w:val="22"/>
+              </w:rPr>
+              <w:t>0:benign</w:t>
+            </w:r>
+            <w:proofErr w:type="gramEnd"/>
+            <w:r>
+              <w:rPr>
+                <w:szCs w:val="22"/>
+              </w:rPr>
+              <w:t>)</w:t>
             </w:r>
           </w:p>
         </w:tc>
@@ -5491,6 +6382,1018 @@
         <w:spacing w:line="276" w:lineRule="auto"/>
         <w:jc w:val="both"/>
         <w:rPr>
+          <w:i/>
+          <w:iCs/>
+          <w:color w:val="0E2841" w:themeColor="text2"/>
+          <w:sz w:val="24"/>
+        </w:rPr>
+      </w:pPr>
+      <w:r>
+        <w:rPr>
+          <w:i/>
+          <w:iCs/>
+          <w:color w:val="0E2841" w:themeColor="text2"/>
+          <w:sz w:val="24"/>
+        </w:rPr>
+        <w:t xml:space="preserve">Tablo </w:t>
+      </w:r>
+      <w:r>
+        <w:rPr>
+          <w:i/>
+          <w:iCs/>
+          <w:color w:val="0E2841" w:themeColor="text2"/>
+          <w:sz w:val="24"/>
+        </w:rPr>
+        <w:fldChar w:fldCharType="begin"/>
+      </w:r>
+      <w:r>
+        <w:rPr>
+          <w:i/>
+          <w:iCs/>
+          <w:color w:val="0E2841" w:themeColor="text2"/>
+          <w:sz w:val="24"/>
+        </w:rPr>
+        <w:instrText xml:space="preserve"> SEQ Tablo \* ARABIC </w:instrText>
+      </w:r>
+      <w:r>
+        <w:rPr>
+          <w:i/>
+          <w:iCs/>
+          <w:color w:val="0E2841" w:themeColor="text2"/>
+          <w:sz w:val="24"/>
+        </w:rPr>
+        <w:fldChar w:fldCharType="separate"/>
+      </w:r>
+      <w:r>
+        <w:rPr>
+          <w:i/>
+          <w:iCs/>
+          <w:color w:val="0E2841" w:themeColor="text2"/>
+          <w:sz w:val="24"/>
+        </w:rPr>
+        <w:t>2</w:t>
+      </w:r>
+      <w:r>
+        <w:rPr>
+          <w:color w:val="0E2841" w:themeColor="text2"/>
+          <w:sz w:val="24"/>
+        </w:rPr>
+        <w:fldChar w:fldCharType="end"/>
+      </w:r>
+      <w:r>
+        <w:rPr>
+          <w:color w:val="0E2841" w:themeColor="text2"/>
+          <w:sz w:val="24"/>
+        </w:rPr>
+        <w:t>.1</w:t>
+      </w:r>
+      <w:r>
+        <w:rPr>
+          <w:i/>
+          <w:iCs/>
+          <w:color w:val="0E2841" w:themeColor="text2"/>
+          <w:sz w:val="24"/>
+        </w:rPr>
+        <w:t>: Veri Dağılımı</w:t>
+      </w:r>
+    </w:p>
+    <w:tbl>
+      <w:tblPr>
+        <w:tblW w:w="9062" w:type="dxa"/>
+        <w:tblBorders>
+          <w:top w:val="single" w:sz="6" w:space="0" w:color="CCCCCC"/>
+          <w:left w:val="single" w:sz="6" w:space="0" w:color="CCCCCC"/>
+          <w:bottom w:val="single" w:sz="6" w:space="0" w:color="CCCCCC"/>
+          <w:right w:val="single" w:sz="6" w:space="0" w:color="CCCCCC"/>
+          <w:insideH w:val="single" w:sz="4" w:space="0" w:color="auto"/>
+          <w:insideV w:val="single" w:sz="6" w:space="0" w:color="CCCCCC"/>
+        </w:tblBorders>
+        <w:tblCellMar>
+          <w:left w:w="0" w:type="dxa"/>
+          <w:right w:w="0" w:type="dxa"/>
+        </w:tblCellMar>
+        <w:tblLook w:val="04A0" w:firstRow="1" w:lastRow="0" w:firstColumn="1" w:lastColumn="0" w:noHBand="0" w:noVBand="1"/>
+      </w:tblPr>
+      <w:tblGrid>
+        <w:gridCol w:w="1148"/>
+        <w:gridCol w:w="779"/>
+        <w:gridCol w:w="120"/>
+        <w:gridCol w:w="1282"/>
+        <w:gridCol w:w="774"/>
+        <w:gridCol w:w="4959"/>
+      </w:tblGrid>
+      <w:tr>
+        <w:trPr>
+          <w:trHeight w:val="335"/>
+        </w:trPr>
+        <w:tc>
+          <w:tcPr>
+            <w:tcW w:w="0" w:type="auto"/>
+            <w:shd w:val="clear" w:color="auto" w:fill="D9D9D9" w:themeFill="background1" w:themeFillShade="D9"/>
+            <w:tcMar>
+              <w:top w:w="30" w:type="dxa"/>
+              <w:left w:w="45" w:type="dxa"/>
+              <w:bottom w:w="30" w:type="dxa"/>
+              <w:right w:w="45" w:type="dxa"/>
+            </w:tcMar>
+            <w:vAlign w:val="bottom"/>
+            <w:hideMark/>
+          </w:tcPr>
+          <w:p>
+            <w:pPr>
+              <w:spacing w:line="276" w:lineRule="auto"/>
+              <w:jc w:val="both"/>
+              <w:rPr>
+                <w:b/>
+                <w:bCs/>
+                <w:szCs w:val="22"/>
+              </w:rPr>
+            </w:pPr>
+            <w:r>
+              <w:rPr>
+                <w:b/>
+                <w:bCs/>
+                <w:szCs w:val="22"/>
+              </w:rPr>
+              <w:t xml:space="preserve">Veri Seti </w:t>
+            </w:r>
+          </w:p>
+        </w:tc>
+        <w:tc>
+          <w:tcPr>
+            <w:tcW w:w="0" w:type="auto"/>
+            <w:shd w:val="clear" w:color="auto" w:fill="D9D9D9" w:themeFill="background1" w:themeFillShade="D9"/>
+            <w:tcMar>
+              <w:top w:w="30" w:type="dxa"/>
+              <w:left w:w="45" w:type="dxa"/>
+              <w:bottom w:w="30" w:type="dxa"/>
+              <w:right w:w="45" w:type="dxa"/>
+            </w:tcMar>
+            <w:vAlign w:val="bottom"/>
+            <w:hideMark/>
+          </w:tcPr>
+          <w:p>
+            <w:pPr>
+              <w:spacing w:line="276" w:lineRule="auto"/>
+              <w:jc w:val="both"/>
+              <w:rPr>
+                <w:b/>
+                <w:bCs/>
+                <w:szCs w:val="22"/>
+              </w:rPr>
+            </w:pPr>
+            <w:r>
+              <w:rPr>
+                <w:b/>
+                <w:bCs/>
+                <w:szCs w:val="22"/>
+              </w:rPr>
+              <w:t>Sat</w:t>
+            </w:r>
+            <w:r>
+              <w:rPr>
+                <w:b/>
+                <w:bCs/>
+                <w:szCs w:val="22"/>
+              </w:rPr>
+              <w:t>ır</w:t>
+            </w:r>
+          </w:p>
+        </w:tc>
+        <w:tc>
+          <w:tcPr>
+            <w:tcW w:w="0" w:type="auto"/>
+            <w:shd w:val="clear" w:color="auto" w:fill="D9D9D9" w:themeFill="background1" w:themeFillShade="D9"/>
+            <w:tcMar>
+              <w:top w:w="30" w:type="dxa"/>
+              <w:left w:w="45" w:type="dxa"/>
+              <w:bottom w:w="30" w:type="dxa"/>
+              <w:right w:w="45" w:type="dxa"/>
+            </w:tcMar>
+            <w:hideMark/>
+          </w:tcPr>
+          <w:p>
+            <w:pPr>
+              <w:spacing w:line="276" w:lineRule="auto"/>
+              <w:jc w:val="both"/>
+              <w:rPr>
+                <w:b/>
+                <w:bCs/>
+                <w:szCs w:val="22"/>
+              </w:rPr>
+            </w:pPr>
+          </w:p>
+        </w:tc>
+        <w:tc>
+          <w:tcPr>
+            <w:tcW w:w="0" w:type="auto"/>
+            <w:shd w:val="clear" w:color="auto" w:fill="D9D9D9" w:themeFill="background1" w:themeFillShade="D9"/>
+            <w:tcMar>
+              <w:top w:w="30" w:type="dxa"/>
+              <w:left w:w="45" w:type="dxa"/>
+              <w:bottom w:w="30" w:type="dxa"/>
+              <w:right w:w="45" w:type="dxa"/>
+            </w:tcMar>
+            <w:vAlign w:val="bottom"/>
+            <w:hideMark/>
+          </w:tcPr>
+          <w:p>
+            <w:pPr>
+              <w:spacing w:line="276" w:lineRule="auto"/>
+              <w:jc w:val="both"/>
+              <w:rPr>
+                <w:b/>
+                <w:bCs/>
+                <w:szCs w:val="22"/>
+              </w:rPr>
+            </w:pPr>
+            <w:r>
+              <w:rPr>
+                <w:b/>
+                <w:bCs/>
+                <w:szCs w:val="22"/>
+              </w:rPr>
+              <w:t xml:space="preserve">Patojenik </w:t>
+            </w:r>
+          </w:p>
+        </w:tc>
+        <w:tc>
+          <w:tcPr>
+            <w:tcW w:w="696" w:type="dxa"/>
+            <w:shd w:val="clear" w:color="auto" w:fill="D9D9D9" w:themeFill="background1" w:themeFillShade="D9"/>
+            <w:tcMar>
+              <w:top w:w="30" w:type="dxa"/>
+              <w:left w:w="45" w:type="dxa"/>
+              <w:bottom w:w="30" w:type="dxa"/>
+              <w:right w:w="45" w:type="dxa"/>
+            </w:tcMar>
+            <w:hideMark/>
+          </w:tcPr>
+          <w:p>
+            <w:pPr>
+              <w:spacing w:line="276" w:lineRule="auto"/>
+              <w:jc w:val="both"/>
+              <w:rPr>
+                <w:b/>
+                <w:bCs/>
+                <w:szCs w:val="22"/>
+              </w:rPr>
+            </w:pPr>
+            <w:proofErr w:type="spellStart"/>
+            <w:r>
+              <w:rPr>
+                <w:b/>
+                <w:bCs/>
+                <w:szCs w:val="22"/>
+              </w:rPr>
+              <w:t>Ben</w:t>
+            </w:r>
+            <w:r>
+              <w:rPr>
+                <w:b/>
+                <w:bCs/>
+                <w:szCs w:val="22"/>
+              </w:rPr>
+              <w:t>ig</w:t>
+            </w:r>
+            <w:r>
+              <w:rPr>
+                <w:b/>
+                <w:bCs/>
+                <w:szCs w:val="22"/>
+              </w:rPr>
+              <w:t>n</w:t>
+            </w:r>
+            <w:proofErr w:type="spellEnd"/>
+            <w:r>
+              <w:rPr>
+                <w:b/>
+                <w:bCs/>
+                <w:szCs w:val="22"/>
+              </w:rPr>
+              <w:t xml:space="preserve"> </w:t>
+            </w:r>
+          </w:p>
+        </w:tc>
+        <w:tc>
+          <w:tcPr>
+            <w:tcW w:w="4959" w:type="dxa"/>
+            <w:shd w:val="clear" w:color="auto" w:fill="D9D9D9" w:themeFill="background1" w:themeFillShade="D9"/>
+            <w:tcMar>
+              <w:top w:w="30" w:type="dxa"/>
+              <w:left w:w="45" w:type="dxa"/>
+              <w:bottom w:w="30" w:type="dxa"/>
+              <w:right w:w="45" w:type="dxa"/>
+            </w:tcMar>
+            <w:vAlign w:val="bottom"/>
+            <w:hideMark/>
+          </w:tcPr>
+          <w:p>
+            <w:pPr>
+              <w:spacing w:line="276" w:lineRule="auto"/>
+              <w:jc w:val="both"/>
+              <w:rPr>
+                <w:b/>
+                <w:bCs/>
+                <w:szCs w:val="22"/>
+              </w:rPr>
+            </w:pPr>
+            <w:r>
+              <w:rPr>
+                <w:b/>
+                <w:bCs/>
+                <w:szCs w:val="22"/>
+              </w:rPr>
+              <w:t>Eksik %</w:t>
+            </w:r>
+          </w:p>
+        </w:tc>
+      </w:tr>
+      <w:tr>
+        <w:trPr>
+          <w:trHeight w:val="335"/>
+        </w:trPr>
+        <w:tc>
+          <w:tcPr>
+            <w:tcW w:w="0" w:type="auto"/>
+            <w:tcMar>
+              <w:top w:w="30" w:type="dxa"/>
+              <w:left w:w="45" w:type="dxa"/>
+              <w:bottom w:w="30" w:type="dxa"/>
+              <w:right w:w="45" w:type="dxa"/>
+            </w:tcMar>
+            <w:vAlign w:val="bottom"/>
+            <w:hideMark/>
+          </w:tcPr>
+          <w:p>
+            <w:pPr>
+              <w:spacing w:line="276" w:lineRule="auto"/>
+              <w:jc w:val="both"/>
+              <w:rPr>
+                <w:szCs w:val="22"/>
+              </w:rPr>
+            </w:pPr>
+            <w:r>
+              <w:rPr>
+                <w:szCs w:val="22"/>
+              </w:rPr>
+              <w:t>MASTER</w:t>
+            </w:r>
+          </w:p>
+        </w:tc>
+        <w:tc>
+          <w:tcPr>
+            <w:tcW w:w="0" w:type="auto"/>
+            <w:tcMar>
+              <w:top w:w="30" w:type="dxa"/>
+              <w:left w:w="45" w:type="dxa"/>
+              <w:bottom w:w="30" w:type="dxa"/>
+              <w:right w:w="45" w:type="dxa"/>
+            </w:tcMar>
+            <w:vAlign w:val="bottom"/>
+            <w:hideMark/>
+          </w:tcPr>
+          <w:p>
+            <w:pPr>
+              <w:spacing w:line="276" w:lineRule="auto"/>
+              <w:jc w:val="both"/>
+              <w:rPr>
+                <w:szCs w:val="22"/>
+              </w:rPr>
+            </w:pPr>
+            <w:r>
+              <w:rPr>
+                <w:szCs w:val="22"/>
+              </w:rPr>
+              <w:t>2.931</w:t>
+            </w:r>
+          </w:p>
+        </w:tc>
+        <w:tc>
+          <w:tcPr>
+            <w:tcW w:w="0" w:type="auto"/>
+            <w:tcMar>
+              <w:top w:w="30" w:type="dxa"/>
+              <w:left w:w="45" w:type="dxa"/>
+              <w:bottom w:w="30" w:type="dxa"/>
+              <w:right w:w="45" w:type="dxa"/>
+            </w:tcMar>
+            <w:hideMark/>
+          </w:tcPr>
+          <w:p>
+            <w:pPr>
+              <w:spacing w:line="276" w:lineRule="auto"/>
+              <w:jc w:val="both"/>
+              <w:rPr>
+                <w:szCs w:val="22"/>
+              </w:rPr>
+            </w:pPr>
+          </w:p>
+        </w:tc>
+        <w:tc>
+          <w:tcPr>
+            <w:tcW w:w="0" w:type="auto"/>
+            <w:tcMar>
+              <w:top w:w="30" w:type="dxa"/>
+              <w:left w:w="45" w:type="dxa"/>
+              <w:bottom w:w="30" w:type="dxa"/>
+              <w:right w:w="45" w:type="dxa"/>
+            </w:tcMar>
+            <w:vAlign w:val="bottom"/>
+            <w:hideMark/>
+          </w:tcPr>
+          <w:p>
+            <w:pPr>
+              <w:spacing w:line="276" w:lineRule="auto"/>
+              <w:jc w:val="both"/>
+              <w:rPr>
+                <w:szCs w:val="22"/>
+              </w:rPr>
+            </w:pPr>
+            <w:r>
+              <w:rPr>
+                <w:szCs w:val="22"/>
+              </w:rPr>
+              <w:t>%73,3</w:t>
+            </w:r>
+          </w:p>
+        </w:tc>
+        <w:tc>
+          <w:tcPr>
+            <w:tcW w:w="0" w:type="auto"/>
+            <w:tcMar>
+              <w:top w:w="30" w:type="dxa"/>
+              <w:left w:w="45" w:type="dxa"/>
+              <w:bottom w:w="30" w:type="dxa"/>
+              <w:right w:w="45" w:type="dxa"/>
+            </w:tcMar>
+            <w:hideMark/>
+          </w:tcPr>
+          <w:p>
+            <w:pPr>
+              <w:spacing w:line="276" w:lineRule="auto"/>
+              <w:jc w:val="both"/>
+              <w:rPr>
+                <w:szCs w:val="22"/>
+              </w:rPr>
+            </w:pPr>
+            <w:r>
+              <w:rPr>
+                <w:szCs w:val="22"/>
+              </w:rPr>
+              <w:t>%26,7</w:t>
+            </w:r>
+          </w:p>
+        </w:tc>
+        <w:tc>
+          <w:tcPr>
+            <w:tcW w:w="0" w:type="auto"/>
+            <w:tcMar>
+              <w:top w:w="30" w:type="dxa"/>
+              <w:left w:w="0" w:type="dxa"/>
+              <w:bottom w:w="30" w:type="dxa"/>
+              <w:right w:w="0" w:type="dxa"/>
+            </w:tcMar>
+            <w:vAlign w:val="bottom"/>
+            <w:hideMark/>
+          </w:tcPr>
+          <w:p>
+            <w:pPr>
+              <w:spacing w:line="276" w:lineRule="auto"/>
+              <w:jc w:val="both"/>
+              <w:rPr>
+                <w:szCs w:val="22"/>
+              </w:rPr>
+            </w:pPr>
+            <w:r>
+              <w:rPr>
+                <w:szCs w:val="22"/>
+              </w:rPr>
+              <w:t>%54,9</w:t>
+            </w:r>
+          </w:p>
+        </w:tc>
+      </w:tr>
+      <w:tr>
+        <w:trPr>
+          <w:trHeight w:val="335"/>
+        </w:trPr>
+        <w:tc>
+          <w:tcPr>
+            <w:tcW w:w="0" w:type="auto"/>
+            <w:tcMar>
+              <w:top w:w="30" w:type="dxa"/>
+              <w:left w:w="45" w:type="dxa"/>
+              <w:bottom w:w="30" w:type="dxa"/>
+              <w:right w:w="45" w:type="dxa"/>
+            </w:tcMar>
+            <w:vAlign w:val="bottom"/>
+            <w:hideMark/>
+          </w:tcPr>
+          <w:p>
+            <w:pPr>
+              <w:spacing w:line="276" w:lineRule="auto"/>
+              <w:jc w:val="both"/>
+              <w:rPr>
+                <w:szCs w:val="22"/>
+              </w:rPr>
+            </w:pPr>
+            <w:r>
+              <w:rPr>
+                <w:szCs w:val="22"/>
+              </w:rPr>
+              <w:t>KANSER</w:t>
+            </w:r>
+          </w:p>
+        </w:tc>
+        <w:tc>
+          <w:tcPr>
+            <w:tcW w:w="0" w:type="auto"/>
+            <w:tcMar>
+              <w:top w:w="30" w:type="dxa"/>
+              <w:left w:w="45" w:type="dxa"/>
+              <w:bottom w:w="30" w:type="dxa"/>
+              <w:right w:w="45" w:type="dxa"/>
+            </w:tcMar>
+            <w:vAlign w:val="bottom"/>
+            <w:hideMark/>
+          </w:tcPr>
+          <w:p>
+            <w:pPr>
+              <w:spacing w:line="276" w:lineRule="auto"/>
+              <w:jc w:val="both"/>
+              <w:rPr>
+                <w:szCs w:val="22"/>
+              </w:rPr>
+            </w:pPr>
+            <w:r>
+              <w:rPr>
+                <w:szCs w:val="22"/>
+              </w:rPr>
+              <w:t>388</w:t>
+            </w:r>
+          </w:p>
+        </w:tc>
+        <w:tc>
+          <w:tcPr>
+            <w:tcW w:w="0" w:type="auto"/>
+            <w:tcMar>
+              <w:top w:w="30" w:type="dxa"/>
+              <w:left w:w="45" w:type="dxa"/>
+              <w:bottom w:w="30" w:type="dxa"/>
+              <w:right w:w="45" w:type="dxa"/>
+            </w:tcMar>
+            <w:hideMark/>
+          </w:tcPr>
+          <w:p>
+            <w:pPr>
+              <w:spacing w:line="276" w:lineRule="auto"/>
+              <w:jc w:val="both"/>
+              <w:rPr>
+                <w:szCs w:val="22"/>
+              </w:rPr>
+            </w:pPr>
+          </w:p>
+        </w:tc>
+        <w:tc>
+          <w:tcPr>
+            <w:tcW w:w="0" w:type="auto"/>
+            <w:tcMar>
+              <w:top w:w="30" w:type="dxa"/>
+              <w:left w:w="45" w:type="dxa"/>
+              <w:bottom w:w="30" w:type="dxa"/>
+              <w:right w:w="45" w:type="dxa"/>
+            </w:tcMar>
+            <w:vAlign w:val="bottom"/>
+            <w:hideMark/>
+          </w:tcPr>
+          <w:p>
+            <w:pPr>
+              <w:spacing w:line="276" w:lineRule="auto"/>
+              <w:jc w:val="both"/>
+              <w:rPr>
+                <w:szCs w:val="22"/>
+              </w:rPr>
+            </w:pPr>
+            <w:r>
+              <w:rPr>
+                <w:szCs w:val="22"/>
+              </w:rPr>
+              <w:t>%69,1</w:t>
+            </w:r>
+          </w:p>
+        </w:tc>
+        <w:tc>
+          <w:tcPr>
+            <w:tcW w:w="0" w:type="auto"/>
+            <w:tcMar>
+              <w:top w:w="30" w:type="dxa"/>
+              <w:left w:w="45" w:type="dxa"/>
+              <w:bottom w:w="30" w:type="dxa"/>
+              <w:right w:w="45" w:type="dxa"/>
+            </w:tcMar>
+            <w:hideMark/>
+          </w:tcPr>
+          <w:p>
+            <w:pPr>
+              <w:spacing w:line="276" w:lineRule="auto"/>
+              <w:jc w:val="both"/>
+              <w:rPr>
+                <w:szCs w:val="22"/>
+              </w:rPr>
+            </w:pPr>
+            <w:r>
+              <w:rPr>
+                <w:szCs w:val="22"/>
+              </w:rPr>
+              <w:t>%30,9</w:t>
+            </w:r>
+          </w:p>
+        </w:tc>
+        <w:tc>
+          <w:tcPr>
+            <w:tcW w:w="0" w:type="auto"/>
+            <w:tcMar>
+              <w:top w:w="30" w:type="dxa"/>
+              <w:left w:w="0" w:type="dxa"/>
+              <w:bottom w:w="30" w:type="dxa"/>
+              <w:right w:w="0" w:type="dxa"/>
+            </w:tcMar>
+            <w:vAlign w:val="bottom"/>
+            <w:hideMark/>
+          </w:tcPr>
+          <w:p>
+            <w:pPr>
+              <w:spacing w:line="276" w:lineRule="auto"/>
+              <w:jc w:val="both"/>
+              <w:rPr>
+                <w:b/>
+                <w:bCs/>
+                <w:szCs w:val="22"/>
+              </w:rPr>
+            </w:pPr>
+            <w:r>
+              <w:rPr>
+                <w:b/>
+                <w:bCs/>
+                <w:szCs w:val="22"/>
+              </w:rPr>
+              <w:t>%</w:t>
+            </w:r>
+            <w:r>
+              <w:rPr>
+                <w:szCs w:val="22"/>
+              </w:rPr>
+              <w:t>57,2</w:t>
+            </w:r>
+          </w:p>
+        </w:tc>
+      </w:tr>
+      <w:tr>
+        <w:trPr>
+          <w:trHeight w:val="335"/>
+        </w:trPr>
+        <w:tc>
+          <w:tcPr>
+            <w:tcW w:w="0" w:type="auto"/>
+            <w:tcMar>
+              <w:top w:w="30" w:type="dxa"/>
+              <w:left w:w="45" w:type="dxa"/>
+              <w:bottom w:w="30" w:type="dxa"/>
+              <w:right w:w="45" w:type="dxa"/>
+            </w:tcMar>
+            <w:vAlign w:val="bottom"/>
+            <w:hideMark/>
+          </w:tcPr>
+          <w:p>
+            <w:pPr>
+              <w:spacing w:line="276" w:lineRule="auto"/>
+              <w:jc w:val="both"/>
+              <w:rPr>
+                <w:szCs w:val="22"/>
+              </w:rPr>
+            </w:pPr>
+            <w:r>
+              <w:rPr>
+                <w:szCs w:val="22"/>
+              </w:rPr>
+              <w:t xml:space="preserve">PAH </w:t>
+            </w:r>
+          </w:p>
+        </w:tc>
+        <w:tc>
+          <w:tcPr>
+            <w:tcW w:w="0" w:type="auto"/>
+            <w:tcMar>
+              <w:top w:w="30" w:type="dxa"/>
+              <w:left w:w="45" w:type="dxa"/>
+              <w:bottom w:w="30" w:type="dxa"/>
+              <w:right w:w="45" w:type="dxa"/>
+            </w:tcMar>
+            <w:vAlign w:val="bottom"/>
+            <w:hideMark/>
+          </w:tcPr>
+          <w:p>
+            <w:pPr>
+              <w:spacing w:line="276" w:lineRule="auto"/>
+              <w:jc w:val="both"/>
+              <w:rPr>
+                <w:szCs w:val="22"/>
+              </w:rPr>
+            </w:pPr>
+            <w:r>
+              <w:rPr>
+                <w:szCs w:val="22"/>
+              </w:rPr>
+              <w:t>372</w:t>
+            </w:r>
+          </w:p>
+        </w:tc>
+        <w:tc>
+          <w:tcPr>
+            <w:tcW w:w="0" w:type="auto"/>
+            <w:tcMar>
+              <w:top w:w="30" w:type="dxa"/>
+              <w:left w:w="45" w:type="dxa"/>
+              <w:bottom w:w="30" w:type="dxa"/>
+              <w:right w:w="45" w:type="dxa"/>
+            </w:tcMar>
+            <w:hideMark/>
+          </w:tcPr>
+          <w:p>
+            <w:pPr>
+              <w:spacing w:line="276" w:lineRule="auto"/>
+              <w:jc w:val="both"/>
+              <w:rPr>
+                <w:szCs w:val="22"/>
+              </w:rPr>
+            </w:pPr>
+          </w:p>
+        </w:tc>
+        <w:tc>
+          <w:tcPr>
+            <w:tcW w:w="0" w:type="auto"/>
+            <w:tcMar>
+              <w:top w:w="30" w:type="dxa"/>
+              <w:left w:w="45" w:type="dxa"/>
+              <w:bottom w:w="30" w:type="dxa"/>
+              <w:right w:w="45" w:type="dxa"/>
+            </w:tcMar>
+            <w:vAlign w:val="bottom"/>
+            <w:hideMark/>
+          </w:tcPr>
+          <w:p>
+            <w:pPr>
+              <w:spacing w:line="276" w:lineRule="auto"/>
+              <w:jc w:val="both"/>
+              <w:rPr>
+                <w:szCs w:val="22"/>
+              </w:rPr>
+            </w:pPr>
+            <w:r>
+              <w:rPr>
+                <w:szCs w:val="22"/>
+              </w:rPr>
+              <w:t>%83,3</w:t>
+            </w:r>
+          </w:p>
+        </w:tc>
+        <w:tc>
+          <w:tcPr>
+            <w:tcW w:w="0" w:type="auto"/>
+            <w:tcMar>
+              <w:top w:w="30" w:type="dxa"/>
+              <w:left w:w="45" w:type="dxa"/>
+              <w:bottom w:w="30" w:type="dxa"/>
+              <w:right w:w="45" w:type="dxa"/>
+            </w:tcMar>
+            <w:hideMark/>
+          </w:tcPr>
+          <w:p>
+            <w:pPr>
+              <w:spacing w:line="276" w:lineRule="auto"/>
+              <w:jc w:val="both"/>
+              <w:rPr>
+                <w:szCs w:val="22"/>
+              </w:rPr>
+            </w:pPr>
+            <w:r>
+              <w:rPr>
+                <w:szCs w:val="22"/>
+              </w:rPr>
+              <w:t>%16,7</w:t>
+            </w:r>
+          </w:p>
+          <w:p>
+            <w:pPr>
+              <w:jc w:val="both"/>
+              <w:rPr>
+                <w:szCs w:val="22"/>
+              </w:rPr>
+            </w:pPr>
+          </w:p>
+        </w:tc>
+        <w:tc>
+          <w:tcPr>
+            <w:tcW w:w="0" w:type="auto"/>
+            <w:tcMar>
+              <w:top w:w="30" w:type="dxa"/>
+              <w:left w:w="0" w:type="dxa"/>
+              <w:bottom w:w="30" w:type="dxa"/>
+              <w:right w:w="0" w:type="dxa"/>
+            </w:tcMar>
+            <w:vAlign w:val="bottom"/>
+            <w:hideMark/>
+          </w:tcPr>
+          <w:p>
+            <w:pPr>
+              <w:spacing w:line="276" w:lineRule="auto"/>
+              <w:jc w:val="both"/>
+              <w:rPr>
+                <w:szCs w:val="22"/>
+              </w:rPr>
+            </w:pPr>
+            <w:r>
+              <w:rPr>
+                <w:szCs w:val="22"/>
+              </w:rPr>
+              <w:t>%54,3</w:t>
+            </w:r>
+          </w:p>
+        </w:tc>
+      </w:tr>
+      <w:tr>
+        <w:trPr>
+          <w:trHeight w:val="335"/>
+        </w:trPr>
+        <w:tc>
+          <w:tcPr>
+            <w:tcW w:w="0" w:type="auto"/>
+            <w:tcMar>
+              <w:top w:w="30" w:type="dxa"/>
+              <w:left w:w="45" w:type="dxa"/>
+              <w:bottom w:w="30" w:type="dxa"/>
+              <w:right w:w="45" w:type="dxa"/>
+            </w:tcMar>
+            <w:vAlign w:val="bottom"/>
+            <w:hideMark/>
+          </w:tcPr>
+          <w:p>
+            <w:pPr>
+              <w:spacing w:line="276" w:lineRule="auto"/>
+              <w:jc w:val="both"/>
+              <w:rPr>
+                <w:szCs w:val="22"/>
+              </w:rPr>
+            </w:pPr>
+            <w:r>
+              <w:rPr>
+                <w:szCs w:val="22"/>
+              </w:rPr>
+              <w:lastRenderedPageBreak/>
+              <w:t xml:space="preserve">CFTR </w:t>
+            </w:r>
+          </w:p>
+        </w:tc>
+        <w:tc>
+          <w:tcPr>
+            <w:tcW w:w="0" w:type="auto"/>
+            <w:tcMar>
+              <w:top w:w="30" w:type="dxa"/>
+              <w:left w:w="45" w:type="dxa"/>
+              <w:bottom w:w="30" w:type="dxa"/>
+              <w:right w:w="45" w:type="dxa"/>
+            </w:tcMar>
+            <w:vAlign w:val="bottom"/>
+            <w:hideMark/>
+          </w:tcPr>
+          <w:p>
+            <w:pPr>
+              <w:spacing w:line="276" w:lineRule="auto"/>
+              <w:jc w:val="both"/>
+              <w:rPr>
+                <w:szCs w:val="22"/>
+              </w:rPr>
+            </w:pPr>
+            <w:r>
+              <w:rPr>
+                <w:szCs w:val="22"/>
+              </w:rPr>
+              <w:t>111</w:t>
+            </w:r>
+          </w:p>
+        </w:tc>
+        <w:tc>
+          <w:tcPr>
+            <w:tcW w:w="0" w:type="auto"/>
+            <w:tcMar>
+              <w:top w:w="30" w:type="dxa"/>
+              <w:left w:w="45" w:type="dxa"/>
+              <w:bottom w:w="30" w:type="dxa"/>
+              <w:right w:w="45" w:type="dxa"/>
+            </w:tcMar>
+            <w:hideMark/>
+          </w:tcPr>
+          <w:p>
+            <w:pPr>
+              <w:spacing w:line="276" w:lineRule="auto"/>
+              <w:jc w:val="both"/>
+              <w:rPr>
+                <w:szCs w:val="22"/>
+              </w:rPr>
+            </w:pPr>
+          </w:p>
+        </w:tc>
+        <w:tc>
+          <w:tcPr>
+            <w:tcW w:w="0" w:type="auto"/>
+            <w:tcMar>
+              <w:top w:w="30" w:type="dxa"/>
+              <w:left w:w="45" w:type="dxa"/>
+              <w:bottom w:w="30" w:type="dxa"/>
+              <w:right w:w="45" w:type="dxa"/>
+            </w:tcMar>
+            <w:vAlign w:val="bottom"/>
+            <w:hideMark/>
+          </w:tcPr>
+          <w:p>
+            <w:pPr>
+              <w:spacing w:line="276" w:lineRule="auto"/>
+              <w:jc w:val="both"/>
+              <w:rPr>
+                <w:szCs w:val="22"/>
+              </w:rPr>
+            </w:pPr>
+            <w:r>
+              <w:rPr>
+                <w:szCs w:val="22"/>
+              </w:rPr>
+              <w:t>%81,1</w:t>
+            </w:r>
+          </w:p>
+        </w:tc>
+        <w:tc>
+          <w:tcPr>
+            <w:tcW w:w="0" w:type="auto"/>
+            <w:tcMar>
+              <w:top w:w="30" w:type="dxa"/>
+              <w:left w:w="45" w:type="dxa"/>
+              <w:bottom w:w="30" w:type="dxa"/>
+              <w:right w:w="45" w:type="dxa"/>
+            </w:tcMar>
+            <w:hideMark/>
+          </w:tcPr>
+          <w:p>
+            <w:pPr>
+              <w:spacing w:line="276" w:lineRule="auto"/>
+              <w:jc w:val="both"/>
+              <w:rPr>
+                <w:szCs w:val="22"/>
+              </w:rPr>
+            </w:pPr>
+            <w:r>
+              <w:rPr>
+                <w:szCs w:val="22"/>
+              </w:rPr>
+              <w:t>%18,9</w:t>
+            </w:r>
+          </w:p>
+        </w:tc>
+        <w:tc>
+          <w:tcPr>
+            <w:tcW w:w="0" w:type="auto"/>
+            <w:tcMar>
+              <w:top w:w="30" w:type="dxa"/>
+              <w:left w:w="0" w:type="dxa"/>
+              <w:bottom w:w="30" w:type="dxa"/>
+              <w:right w:w="0" w:type="dxa"/>
+            </w:tcMar>
+            <w:vAlign w:val="bottom"/>
+            <w:hideMark/>
+          </w:tcPr>
+          <w:p>
+            <w:pPr>
+              <w:spacing w:line="276" w:lineRule="auto"/>
+              <w:jc w:val="both"/>
+              <w:rPr>
+                <w:szCs w:val="22"/>
+              </w:rPr>
+            </w:pPr>
+            <w:r>
+              <w:rPr>
+                <w:szCs w:val="22"/>
+              </w:rPr>
+              <w:t>%30,3</w:t>
+            </w:r>
+          </w:p>
+        </w:tc>
+      </w:tr>
+    </w:tbl>
+    <w:p>
+      <w:pPr>
+        <w:spacing w:line="276" w:lineRule="auto"/>
+        <w:jc w:val="both"/>
+        <w:rPr>
           <w:sz w:val="24"/>
         </w:rPr>
       </w:pPr>
@@ -5507,7 +7410,35 @@
         <w:rPr>
           <w:sz w:val="24"/>
         </w:rPr>
-        <w:t>Veri setindeki yüksek eksik değer oranı ve sınıf dengesizliği nedeniyle veri işleme hattı, 5-Katmanlı Tabakalı Çapraz Doğrulama (5-Fold Stratified CV) içerisinde her eğitim katmanında ayrı çalıştırılarak veri sızıntısı (data leakage) riski engellenmiştir [22].</w:t>
+        <w:t xml:space="preserve">Veri setindeki yüksek eksik değer oranı ve sınıf dengesizliği nedeniyle veri işleme hattı, 5-Katmanlı Tabakalı Çapraz Doğrulama (5-Fold </w:t>
+      </w:r>
+      <w:proofErr w:type="spellStart"/>
+      <w:r>
+        <w:rPr>
+          <w:sz w:val="24"/>
+        </w:rPr>
+        <w:t>Stratified</w:t>
+      </w:r>
+      <w:proofErr w:type="spellEnd"/>
+      <w:r>
+        <w:rPr>
+          <w:sz w:val="24"/>
+        </w:rPr>
+        <w:t xml:space="preserve"> CV) içerisinde her eğitim katmanında ayrı çalıştırılarak veri sızıntısı (data </w:t>
+      </w:r>
+      <w:proofErr w:type="spellStart"/>
+      <w:r>
+        <w:rPr>
+          <w:sz w:val="24"/>
+        </w:rPr>
+        <w:t>leakage</w:t>
+      </w:r>
+      <w:proofErr w:type="spellEnd"/>
+      <w:r>
+        <w:rPr>
+          <w:sz w:val="24"/>
+        </w:rPr>
+        <w:t>) riski engellenmiştir [22].</w:t>
       </w:r>
     </w:p>
     <w:p>
@@ -5522,7 +7453,63 @@
         <w:rPr>
           <w:sz w:val="24"/>
         </w:rPr>
-        <w:t>Eksikliklerin klinik bilgi taşıyabileceği varsayımıyla veriler silinmemiş; sayısal değişkenlere Medyan Atama uygulanmış ve her değişken için Eksiklik Göstergesi (Missing Indicator) oluşturulmuştur [23]. Ayrıca missing_count_ALL ve missing_ratio_AL_log değişkenleri modele eklenmiştir.</w:t>
+        <w:t>Eksikliklerin klinik bilgi taşıyabileceği varsayımıyla veriler silinmemiş; sayısal değişkenlere Medyan Atama uygulanmış ve her değişken için Eksiklik Göstergesi (</w:t>
+      </w:r>
+      <w:proofErr w:type="spellStart"/>
+      <w:r>
+        <w:rPr>
+          <w:sz w:val="24"/>
+        </w:rPr>
+        <w:t>Missing</w:t>
+      </w:r>
+      <w:proofErr w:type="spellEnd"/>
+      <w:r>
+        <w:rPr>
+          <w:sz w:val="24"/>
+        </w:rPr>
+        <w:t xml:space="preserve"> </w:t>
+      </w:r>
+      <w:proofErr w:type="spellStart"/>
+      <w:r>
+        <w:rPr>
+          <w:sz w:val="24"/>
+        </w:rPr>
+        <w:t>Indicator</w:t>
+      </w:r>
+      <w:proofErr w:type="spellEnd"/>
+      <w:r>
+        <w:rPr>
+          <w:sz w:val="24"/>
+        </w:rPr>
+        <w:t xml:space="preserve">) oluşturulmuştur [23]. Ayrıca </w:t>
+      </w:r>
+      <w:proofErr w:type="spellStart"/>
+      <w:r>
+        <w:rPr>
+          <w:sz w:val="24"/>
+        </w:rPr>
+        <w:t>missing_count_ALL</w:t>
+      </w:r>
+      <w:proofErr w:type="spellEnd"/>
+      <w:r>
+        <w:rPr>
+          <w:sz w:val="24"/>
+        </w:rPr>
+        <w:t xml:space="preserve"> ve </w:t>
+      </w:r>
+      <w:proofErr w:type="spellStart"/>
+      <w:r>
+        <w:rPr>
+          <w:sz w:val="24"/>
+        </w:rPr>
+        <w:t>missing_ratio_AL_log</w:t>
+      </w:r>
+      <w:proofErr w:type="spellEnd"/>
+      <w:r>
+        <w:rPr>
+          <w:sz w:val="24"/>
+        </w:rPr>
+        <w:t xml:space="preserve"> değişkenleri modele eklenmiştir.</w:t>
       </w:r>
     </w:p>
     <w:p>
@@ -5537,14 +7524,49 @@
         <w:rPr>
           <w:sz w:val="24"/>
         </w:rPr>
-        <w:t xml:space="preserve">Aykırı değerlerin etkisini azaltmak amacıyla RobustScaler kullanılmıştır. Bu yöntem aykırı değerleri kaldırmamakta, medyan ve IQR temelli ölçekleme ile etkilerini sınırlandırmaktadır. Düşük bilgi taşıyan öznitelikleri elemek için ise VarianceThreshold </w:t>
-      </w:r>
-      <w:r>
-        <w:rPr>
-          <w:sz w:val="24"/>
-        </w:rPr>
-        <w:lastRenderedPageBreak/>
-        <w:t>filtresi uygulanmıştır [24]. PCA ve K-Means yaklaşımları performansa anlamlı katkı sağlamadığı için sistemden çıkarılmıştır.</w:t>
+        <w:t xml:space="preserve">Aykırı değerlerin etkisini azaltmak amacıyla </w:t>
+      </w:r>
+      <w:proofErr w:type="spellStart"/>
+      <w:r>
+        <w:rPr>
+          <w:sz w:val="24"/>
+        </w:rPr>
+        <w:t>RobustScaler</w:t>
+      </w:r>
+      <w:proofErr w:type="spellEnd"/>
+      <w:r>
+        <w:rPr>
+          <w:sz w:val="24"/>
+        </w:rPr>
+        <w:t xml:space="preserve"> kullanılmıştır. Bu yöntem aykırı değerleri kaldırmamakta, medyan ve IQR temelli ölçekleme ile etkilerini sınırlandırmaktadır. Düşük bilgi taşıyan öznitelikleri elemek için ise </w:t>
+      </w:r>
+      <w:proofErr w:type="spellStart"/>
+      <w:r>
+        <w:rPr>
+          <w:sz w:val="24"/>
+        </w:rPr>
+        <w:t>VarianceThreshold</w:t>
+      </w:r>
+      <w:proofErr w:type="spellEnd"/>
+      <w:r>
+        <w:rPr>
+          <w:sz w:val="24"/>
+        </w:rPr>
+        <w:t xml:space="preserve"> filtresi uygulanmıştır [24]. PCA ve K-</w:t>
+      </w:r>
+      <w:proofErr w:type="spellStart"/>
+      <w:r>
+        <w:rPr>
+          <w:sz w:val="24"/>
+        </w:rPr>
+        <w:t>Means</w:t>
+      </w:r>
+      <w:proofErr w:type="spellEnd"/>
+      <w:r>
+        <w:rPr>
+          <w:sz w:val="24"/>
+        </w:rPr>
+        <w:t xml:space="preserve"> yaklaşımları performansa anlamlı katkı sağlamadığı için sistemden çıkarılmıştır.</w:t>
       </w:r>
     </w:p>
     <w:p>
@@ -5557,9 +7579,11 @@
       </w:pPr>
       <w:r>
         <w:rPr>
-          <w:sz w:val="24"/>
-        </w:rPr>
-        <w:t>Modelleme aşamasında LightGBM, XGBoost ve CatBoost modelleri stacking mimarisinde birleştirilmiştir. Meta-model olarak seçilen Lojistik Regresyon, taban modellerden gelen olasılık skorlarını düşük karmaşıklıkla birleştirerek daha kararlı genelleme performansı sağlamıştır.</w:t>
+          <w:i/>
+          <w:iCs/>
+          <w:sz w:val="24"/>
+        </w:rPr>
+        <w:t>Bu özellik kategorileri (AL_, EK_, CAT_, AA_), şartname tarafından tanımlanan varyant profili yapısıyla birebir örtüşmektedir.</w:t>
       </w:r>
     </w:p>
     <w:p>
@@ -5936,11 +7960,19 @@
                 <w:sz w:val="24"/>
               </w:rPr>
             </w:pPr>
+            <w:proofErr w:type="spellStart"/>
             <w:r>
               <w:rPr>
                 <w:sz w:val="24"/>
               </w:rPr>
-              <w:t>Grantham ve BLOSUM62 skorları eklenmiştir.</w:t>
+              <w:t>Grantham</w:t>
+            </w:r>
+            <w:proofErr w:type="spellEnd"/>
+            <w:r>
+              <w:rPr>
+                <w:sz w:val="24"/>
+              </w:rPr>
+              <w:t xml:space="preserve"> ve BLOSUM62 skorları eklenmiştir.</w:t>
             </w:r>
           </w:p>
         </w:tc>
@@ -6033,7 +8065,35 @@
               <w:rPr>
                 <w:sz w:val="24"/>
               </w:rPr>
-              <w:t>Özellikler arası ikili çarpım (EK_i × EK_j).</w:t>
+              <w:t>Özellikler arası ikili çarpım (</w:t>
+            </w:r>
+            <w:proofErr w:type="spellStart"/>
+            <w:r>
+              <w:rPr>
+                <w:sz w:val="24"/>
+              </w:rPr>
+              <w:t>EK_i</w:t>
+            </w:r>
+            <w:proofErr w:type="spellEnd"/>
+            <w:r>
+              <w:rPr>
+                <w:sz w:val="24"/>
+              </w:rPr>
+              <w:t xml:space="preserve"> × </w:t>
+            </w:r>
+            <w:proofErr w:type="spellStart"/>
+            <w:r>
+              <w:rPr>
+                <w:sz w:val="24"/>
+              </w:rPr>
+              <w:t>EK_j</w:t>
+            </w:r>
+            <w:proofErr w:type="spellEnd"/>
+            <w:r>
+              <w:rPr>
+                <w:sz w:val="24"/>
+              </w:rPr>
+              <w:t>).</w:t>
             </w:r>
           </w:p>
         </w:tc>
@@ -6215,11 +8275,19 @@
                 <w:sz w:val="24"/>
               </w:rPr>
             </w:pPr>
+            <w:proofErr w:type="spellStart"/>
             <w:r>
               <w:rPr>
                 <w:sz w:val="24"/>
               </w:rPr>
-              <w:t>FN_risk_flag ve hata analizi bayrakları.</w:t>
+              <w:t>FN_risk_flag</w:t>
+            </w:r>
+            <w:proofErr w:type="spellEnd"/>
+            <w:r>
+              <w:rPr>
+                <w:sz w:val="24"/>
+              </w:rPr>
+              <w:t xml:space="preserve"> ve hata analizi bayrakları.</w:t>
             </w:r>
           </w:p>
         </w:tc>
@@ -6294,7 +8362,35 @@
         <w:rPr>
           <w:sz w:val="24"/>
         </w:rPr>
-        <w:t>Çalışmada ClinVar, gnomAD veya benzeri dış veri kaynakları kullanılmamıştır. Bu tercih, veri sızıntısı riskini ortadan kaldırmak ve modelin yalnızca verilen kapalı veri üzerinde öğrenmesini sağlamak amacıyla yapılmıştır.</w:t>
+        <w:t xml:space="preserve">Çalışmada </w:t>
+      </w:r>
+      <w:proofErr w:type="spellStart"/>
+      <w:r>
+        <w:rPr>
+          <w:sz w:val="24"/>
+        </w:rPr>
+        <w:t>ClinVar</w:t>
+      </w:r>
+      <w:proofErr w:type="spellEnd"/>
+      <w:r>
+        <w:rPr>
+          <w:sz w:val="24"/>
+        </w:rPr>
+        <w:t xml:space="preserve">, </w:t>
+      </w:r>
+      <w:proofErr w:type="spellStart"/>
+      <w:r>
+        <w:rPr>
+          <w:sz w:val="24"/>
+        </w:rPr>
+        <w:t>gnomAD</w:t>
+      </w:r>
+      <w:proofErr w:type="spellEnd"/>
+      <w:r>
+        <w:rPr>
+          <w:sz w:val="24"/>
+        </w:rPr>
+        <w:t xml:space="preserve"> veya benzeri dış veri kaynakları kullanılmamıştır. Bu tercih, veri sızıntısı riskini ortadan kaldırmak ve modelin yalnızca verilen kapalı veri üzerinde öğrenmesini sağlamak amacıyla yapılmıştır.</w:t>
       </w:r>
       <w:r>
         <w:rPr>
@@ -6352,210 +8448,100 @@
       </w:pPr>
       <w:r>
         <w:rPr>
-          <w:noProof/>
-        </w:rPr>
-        <mc:AlternateContent>
-          <mc:Choice Requires="wps">
-            <w:drawing>
-              <wp:anchor distT="0" distB="0" distL="114300" distR="114300" simplePos="0" relativeHeight="251674632" behindDoc="1" locked="0" layoutInCell="1" allowOverlap="1" wp14:anchorId="65AA9D1A" wp14:editId="7D9F3796">
-                <wp:simplePos x="0" y="0"/>
-                <wp:positionH relativeFrom="column">
-                  <wp:posOffset>-121285</wp:posOffset>
-                </wp:positionH>
-                <wp:positionV relativeFrom="paragraph">
-                  <wp:posOffset>2078355</wp:posOffset>
-                </wp:positionV>
-                <wp:extent cx="4392295" cy="635"/>
-                <wp:effectExtent l="0" t="0" r="0" b="0"/>
-                <wp:wrapTight wrapText="bothSides">
-                  <wp:wrapPolygon edited="0">
-                    <wp:start x="0" y="0"/>
-                    <wp:lineTo x="0" y="21600"/>
-                    <wp:lineTo x="21600" y="21600"/>
-                    <wp:lineTo x="21600" y="0"/>
-                  </wp:wrapPolygon>
-                </wp:wrapTight>
-                <wp:docPr id="1753553689" name="Text Box 1"/>
-                <wp:cNvGraphicFramePr/>
-                <a:graphic xmlns:a="http://schemas.openxmlformats.org/drawingml/2006/main">
-                  <a:graphicData uri="http://schemas.microsoft.com/office/word/2010/wordprocessingShape">
-                    <wps:wsp>
-                      <wps:cNvSpPr txBox="1"/>
-                      <wps:spPr>
-                        <a:xfrm>
-                          <a:off x="0" y="0"/>
-                          <a:ext cx="4392295" cy="635"/>
-                        </a:xfrm>
-                        <a:prstGeom prst="rect">
-                          <a:avLst/>
-                        </a:prstGeom>
-                        <a:solidFill>
-                          <a:prstClr val="white"/>
-                        </a:solidFill>
-                        <a:ln>
-                          <a:noFill/>
-                        </a:ln>
-                      </wps:spPr>
-                      <wps:txbx>
-                        <w:txbxContent>
-                          <w:p>
-                            <w:pPr>
-                              <w:pStyle w:val="Caption"/>
-                              <w:rPr>
-                                <w:noProof/>
-                              </w:rPr>
-                            </w:pPr>
-                            <w:r>
-                              <w:t xml:space="preserve">Şekil </w:t>
-                            </w:r>
-                            <w:fldSimple w:instr=" SEQ Şekil \* ARABIC ">
-                              <w:r>
-                                <w:rPr>
-                                  <w:noProof/>
-                                </w:rPr>
-                                <w:t>1</w:t>
-                              </w:r>
-                            </w:fldSimple>
-                            <w:r>
-                              <w:t xml:space="preserve">: </w:t>
-                            </w:r>
-                            <w:r>
-                              <w:t>AlgoMed Sistem Mimarisi — Uçtan Uca Sızıntısız Pipeline (V9)</w:t>
-                            </w:r>
-                          </w:p>
-                        </w:txbxContent>
-                      </wps:txbx>
-                      <wps:bodyPr rot="0" spcFirstLastPara="0" vertOverflow="overflow" horzOverflow="overflow" vert="horz" wrap="square" lIns="0" tIns="0" rIns="0" bIns="0" numCol="1" spcCol="0" rtlCol="0" fromWordArt="0" anchor="t" anchorCtr="0" forceAA="0" compatLnSpc="1">
-                        <a:prstTxWarp prst="textNoShape">
-                          <a:avLst/>
-                        </a:prstTxWarp>
-                        <a:spAutoFit/>
-                      </wps:bodyPr>
-                    </wps:wsp>
-                  </a:graphicData>
-                </a:graphic>
-              </wp:anchor>
-            </w:drawing>
-          </mc:Choice>
-          <mc:Fallback>
-            <w:pict>
-              <v:shape w14:anchorId="65AA9D1A" id="Text Box 1" o:spid="_x0000_s1027" type="#_x0000_t202" style="position:absolute;left:0;text-align:left;margin-left:-9.55pt;margin-top:163.65pt;width:345.85pt;height:.05pt;z-index:-251641848;visibility:visible;mso-wrap-style:square;mso-wrap-distance-left:9pt;mso-wrap-distance-top:0;mso-wrap-distance-right:9pt;mso-wrap-distance-bottom:0;mso-position-horizontal:absolute;mso-position-horizontal-relative:text;mso-position-vertical:absolute;mso-position-vertical-relative:text;v-text-anchor:top" o:gfxdata="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" stroked="f">
-                <v:textbox style="mso-fit-shape-to-text:t" inset="0,0,0,0">
-                  <w:txbxContent>
-                    <w:p>
-                      <w:pPr>
-                        <w:pStyle w:val="Caption"/>
-                        <w:rPr>
-                          <w:noProof/>
-                        </w:rPr>
-                      </w:pPr>
-                      <w:r>
-                        <w:t xml:space="preserve">Şekil </w:t>
-                      </w:r>
-                      <w:fldSimple w:instr=" SEQ Şekil \* ARABIC ">
-                        <w:r>
-                          <w:rPr>
-                            <w:noProof/>
-                          </w:rPr>
-                          <w:t>1</w:t>
-                        </w:r>
-                      </w:fldSimple>
-                      <w:r>
-                        <w:t xml:space="preserve">: </w:t>
-                      </w:r>
-                      <w:r>
-                        <w:t>AlgoMed Sistem Mimarisi — Uçtan Uca Sızıntısız Pipeline (V9)</w:t>
-                      </w:r>
-                    </w:p>
-                  </w:txbxContent>
-                </v:textbox>
-                <w10:wrap type="tight"/>
-              </v:shape>
-            </w:pict>
-          </mc:Fallback>
-        </mc:AlternateContent>
-      </w:r>
-      <w:r>
-        <w:rPr>
-          <w:noProof/>
-          <w:sz w:val="24"/>
-        </w:rPr>
-        <w:drawing>
-          <wp:anchor distT="0" distB="0" distL="114300" distR="114300" simplePos="0" relativeHeight="251672584" behindDoc="1" locked="0" layoutInCell="1" allowOverlap="1" wp14:anchorId="5C3B5B2D" wp14:editId="7102F73E">
-            <wp:simplePos x="0" y="0"/>
-            <wp:positionH relativeFrom="margin">
-              <wp:posOffset>-121285</wp:posOffset>
-            </wp:positionH>
-            <wp:positionV relativeFrom="paragraph">
-              <wp:posOffset>115570</wp:posOffset>
-            </wp:positionV>
-            <wp:extent cx="4392295" cy="1905635"/>
-            <wp:effectExtent l="0" t="0" r="8255" b="0"/>
-            <wp:wrapTight wrapText="bothSides">
-              <wp:wrapPolygon edited="0">
-                <wp:start x="0" y="0"/>
-                <wp:lineTo x="0" y="21377"/>
-                <wp:lineTo x="21547" y="21377"/>
-                <wp:lineTo x="21547" y="0"/>
-                <wp:lineTo x="0" y="0"/>
-              </wp:wrapPolygon>
-            </wp:wrapTight>
-            <wp:docPr id="1156942098" name="Picture 7"/>
-            <wp:cNvGraphicFramePr>
-              <a:graphicFrameLocks xmlns:a="http://schemas.openxmlformats.org/drawingml/2006/main" noChangeAspect="1"/>
-            </wp:cNvGraphicFramePr>
-            <a:graphic xmlns:a="http://schemas.openxmlformats.org/drawingml/2006/main">
-              <a:graphicData uri="http://schemas.openxmlformats.org/drawingml/2006/picture">
-                <pic:pic xmlns:pic="http://schemas.openxmlformats.org/drawingml/2006/picture">
-                  <pic:nvPicPr>
-                    <pic:cNvPr id="0" name="Picture 3"/>
-                    <pic:cNvPicPr>
-                      <a:picLocks noChangeAspect="1" noChangeArrowheads="1"/>
-                    </pic:cNvPicPr>
-                  </pic:nvPicPr>
-                  <pic:blipFill>
-                    <a:blip r:embed="rId9" cstate="print">
-                      <a:extLst>
-                        <a:ext uri="{28A0092B-C50C-407E-A947-70E740481C1C}">
-                          <a14:useLocalDpi xmlns:a14="http://schemas.microsoft.com/office/drawing/2010/main" val="0"/>
-                        </a:ext>
-                      </a:extLst>
-                    </a:blip>
-                    <a:srcRect/>
-                    <a:stretch>
-                      <a:fillRect/>
-                    </a:stretch>
-                  </pic:blipFill>
-                  <pic:spPr bwMode="auto">
-                    <a:xfrm>
-                      <a:off x="0" y="0"/>
-                      <a:ext cx="4392295" cy="1905635"/>
-                    </a:xfrm>
-                    <a:prstGeom prst="rect">
-                      <a:avLst/>
-                    </a:prstGeom>
-                    <a:noFill/>
-                    <a:ln>
-                      <a:noFill/>
-                    </a:ln>
-                  </pic:spPr>
-                </pic:pic>
-              </a:graphicData>
-            </a:graphic>
-            <wp14:sizeRelH relativeFrom="margin">
-              <wp14:pctWidth>0</wp14:pctWidth>
-            </wp14:sizeRelH>
-            <wp14:sizeRelV relativeFrom="margin">
-              <wp14:pctHeight>0</wp14:pctHeight>
-            </wp14:sizeRelV>
-          </wp:anchor>
-        </w:drawing>
-      </w:r>
-      <w:r>
-        <w:rPr>
-          <w:sz w:val="24"/>
-        </w:rPr>
-        <w:t>Model mimarisinde; yüksek boyutlu genomik verilere, eksik değerlere ve sınıf dengesizliğine karşı yüksek direnç gösteren LightGBM, XGBoost ve CatBoost algoritmaları temel alınmıştır [26]–[28]. Bu modellerin zayıf yönlerini sönümlemek ve kestirim kararlılığını artırmak amacıyla Yığınsal Topluluk (Stacking Ensemble) mimarisi kurulmuştur [29].</w:t>
+          <w:sz w:val="24"/>
+        </w:rPr>
+        <w:t xml:space="preserve">Model mimarisinde; yüksek boyutlu genomik verilere, eksik değerlere ve sınıf dengesizliğine karşı yüksek direnç gösteren </w:t>
+      </w:r>
+      <w:proofErr w:type="spellStart"/>
+      <w:r>
+        <w:rPr>
+          <w:sz w:val="24"/>
+        </w:rPr>
+        <w:t>LightGBM</w:t>
+      </w:r>
+      <w:proofErr w:type="spellEnd"/>
+      <w:r>
+        <w:rPr>
+          <w:sz w:val="24"/>
+        </w:rPr>
+        <w:t xml:space="preserve">, </w:t>
+      </w:r>
+      <w:proofErr w:type="spellStart"/>
+      <w:r>
+        <w:rPr>
+          <w:sz w:val="24"/>
+        </w:rPr>
+        <w:t>XGBoost</w:t>
+      </w:r>
+      <w:proofErr w:type="spellEnd"/>
+      <w:r>
+        <w:rPr>
+          <w:sz w:val="24"/>
+        </w:rPr>
+        <w:t xml:space="preserve"> ve </w:t>
+      </w:r>
+      <w:proofErr w:type="spellStart"/>
+      <w:r>
+        <w:rPr>
+          <w:sz w:val="24"/>
+        </w:rPr>
+        <w:t>CatBoost</w:t>
+      </w:r>
+      <w:proofErr w:type="spellEnd"/>
+      <w:r>
+        <w:rPr>
+          <w:sz w:val="24"/>
+        </w:rPr>
+        <w:t xml:space="preserve"> algoritmaları temel alınmıştır [</w:t>
+      </w:r>
+      <w:proofErr w:type="gramStart"/>
+      <w:r>
+        <w:rPr>
+          <w:sz w:val="24"/>
+        </w:rPr>
+        <w:t>26]–</w:t>
+      </w:r>
+      <w:proofErr w:type="gramEnd"/>
+      <w:r>
+        <w:rPr>
+          <w:sz w:val="24"/>
+        </w:rPr>
+        <w:t xml:space="preserve">[28]. Bu modellerin zayıf yönlerini sönümlemek ve kestirim </w:t>
+      </w:r>
+      <w:r>
+        <w:rPr>
+          <w:sz w:val="24"/>
+        </w:rPr>
+        <w:lastRenderedPageBreak/>
+        <w:t>kararlılığını artırmak amacıyla Yığınsal Topluluk (</w:t>
+      </w:r>
+      <w:proofErr w:type="spellStart"/>
+      <w:r>
+        <w:rPr>
+          <w:sz w:val="24"/>
+        </w:rPr>
+        <w:t>Stacking</w:t>
+      </w:r>
+      <w:proofErr w:type="spellEnd"/>
+      <w:r>
+        <w:rPr>
+          <w:sz w:val="24"/>
+        </w:rPr>
+        <w:t xml:space="preserve"> </w:t>
+      </w:r>
+      <w:proofErr w:type="spellStart"/>
+      <w:r>
+        <w:rPr>
+          <w:sz w:val="24"/>
+        </w:rPr>
+        <w:t>Ensemble</w:t>
+      </w:r>
+      <w:proofErr w:type="spellEnd"/>
+      <w:r>
+        <w:rPr>
+          <w:sz w:val="24"/>
+        </w:rPr>
+        <w:t>) mimarisi kurulmuştur [29].</w:t>
       </w:r>
     </w:p>
     <w:p>
@@ -6566,29 +8552,10 @@
           <w:sz w:val="24"/>
         </w:rPr>
       </w:pPr>
-    </w:p>
-    <w:p>
-      <w:pPr>
-        <w:spacing w:line="276" w:lineRule="auto"/>
-        <w:jc w:val="both"/>
-        <w:rPr>
-          <w:sz w:val="24"/>
-        </w:rPr>
-      </w:pPr>
-    </w:p>
-    <w:p>
-      <w:pPr>
-        <w:spacing w:line="276" w:lineRule="auto"/>
-        <w:jc w:val="both"/>
-        <w:rPr>
-          <w:sz w:val="24"/>
-        </w:rPr>
-      </w:pPr>
-      <w:r>
-        <w:rPr>
-          <w:sz w:val="24"/>
-        </w:rPr>
-        <w:lastRenderedPageBreak/>
+      <w:r>
+        <w:rPr>
+          <w:sz w:val="24"/>
+        </w:rPr>
         <w:t>Mimari Katmanları:</w:t>
       </w:r>
     </w:p>
@@ -6617,7 +8584,99 @@
         <w:rPr>
           <w:sz w:val="24"/>
         </w:rPr>
-        <w:t xml:space="preserve"> LightGBM, XGBoost ve CatBoost modelleri eğitilmiş; aşırı öğrenmeyi (overfitting) engellemek amacıyla Katmanlar Arası (Out-of-Fold - OOF) olasılık tahminleri üretilmiştir [22], [29].</w:t>
+        <w:t xml:space="preserve"> </w:t>
+      </w:r>
+      <w:proofErr w:type="spellStart"/>
+      <w:r>
+        <w:rPr>
+          <w:sz w:val="24"/>
+        </w:rPr>
+        <w:t>LightGBM</w:t>
+      </w:r>
+      <w:proofErr w:type="spellEnd"/>
+      <w:r>
+        <w:rPr>
+          <w:sz w:val="24"/>
+        </w:rPr>
+        <w:t xml:space="preserve">, </w:t>
+      </w:r>
+      <w:proofErr w:type="spellStart"/>
+      <w:r>
+        <w:rPr>
+          <w:sz w:val="24"/>
+        </w:rPr>
+        <w:t>XGBoost</w:t>
+      </w:r>
+      <w:proofErr w:type="spellEnd"/>
+      <w:r>
+        <w:rPr>
+          <w:sz w:val="24"/>
+        </w:rPr>
+        <w:t xml:space="preserve"> ve </w:t>
+      </w:r>
+      <w:proofErr w:type="spellStart"/>
+      <w:r>
+        <w:rPr>
+          <w:sz w:val="24"/>
+        </w:rPr>
+        <w:t>CatBoost</w:t>
+      </w:r>
+      <w:proofErr w:type="spellEnd"/>
+      <w:r>
+        <w:rPr>
+          <w:sz w:val="24"/>
+        </w:rPr>
+        <w:t xml:space="preserve"> modelleri eğitilmiş; aşırı öğrenmeyi (</w:t>
+      </w:r>
+      <w:proofErr w:type="spellStart"/>
+      <w:r>
+        <w:rPr>
+          <w:sz w:val="24"/>
+        </w:rPr>
+        <w:t>overfitting</w:t>
+      </w:r>
+      <w:proofErr w:type="spellEnd"/>
+      <w:r>
+        <w:rPr>
+          <w:sz w:val="24"/>
+        </w:rPr>
+        <w:t>) engellemek amacıyla Katmanlar Arası (</w:t>
+      </w:r>
+      <w:proofErr w:type="spellStart"/>
+      <w:r>
+        <w:rPr>
+          <w:sz w:val="24"/>
+        </w:rPr>
+        <w:t>Out</w:t>
+      </w:r>
+      <w:proofErr w:type="spellEnd"/>
+      <w:r>
+        <w:rPr>
+          <w:sz w:val="24"/>
+        </w:rPr>
+        <w:t>-of-</w:t>
+      </w:r>
+      <w:proofErr w:type="spellStart"/>
+      <w:proofErr w:type="gramStart"/>
+      <w:r>
+        <w:rPr>
+          <w:sz w:val="24"/>
+        </w:rPr>
+        <w:t>Fold</w:t>
+      </w:r>
+      <w:proofErr w:type="spellEnd"/>
+      <w:r>
+        <w:rPr>
+          <w:sz w:val="24"/>
+        </w:rPr>
+        <w:t xml:space="preserve"> -</w:t>
+      </w:r>
+      <w:proofErr w:type="gramEnd"/>
+      <w:r>
+        <w:rPr>
+          <w:sz w:val="24"/>
+        </w:rPr>
+        <w:t xml:space="preserve"> OOF) olasılık tahminleri üretilmiştir [22], [29].</w:t>
       </w:r>
     </w:p>
     <w:p>
@@ -6661,19 +8720,57 @@
           <w:sz w:val="24"/>
         </w:rPr>
       </w:pPr>
+      <w:proofErr w:type="spellStart"/>
       <w:r>
         <w:rPr>
           <w:b/>
           <w:bCs/>
           <w:sz w:val="24"/>
         </w:rPr>
-        <w:t>Hiperparametre Optimizasyonu:</w:t>
-      </w:r>
-      <w:r>
-        <w:rPr>
-          <w:sz w:val="24"/>
-        </w:rPr>
-        <w:t xml:space="preserve"> GPU altyapısında Optuna çatısı kullanılarak, Bayesçi Optimizasyon (TPE Sampler) yöntemiyle L1/L2 düzenlileştirme bariyerleri taranmış ve model kapasitesi maksimum seviyeye çıkarılmıştır [</w:t>
+        <w:t>Hiperparametre</w:t>
+      </w:r>
+      <w:proofErr w:type="spellEnd"/>
+      <w:r>
+        <w:rPr>
+          <w:b/>
+          <w:bCs/>
+          <w:sz w:val="24"/>
+        </w:rPr>
+        <w:t xml:space="preserve"> Optimizasyonu:</w:t>
+      </w:r>
+      <w:r>
+        <w:rPr>
+          <w:sz w:val="24"/>
+        </w:rPr>
+        <w:t xml:space="preserve"> GPU altyapısında </w:t>
+      </w:r>
+      <w:proofErr w:type="spellStart"/>
+      <w:r>
+        <w:rPr>
+          <w:sz w:val="24"/>
+        </w:rPr>
+        <w:t>Optuna</w:t>
+      </w:r>
+      <w:proofErr w:type="spellEnd"/>
+      <w:r>
+        <w:rPr>
+          <w:sz w:val="24"/>
+        </w:rPr>
+        <w:t xml:space="preserve"> çatısı kullanılarak, </w:t>
+      </w:r>
+      <w:proofErr w:type="spellStart"/>
+      <w:r>
+        <w:rPr>
+          <w:sz w:val="24"/>
+        </w:rPr>
+        <w:t>Bayesçi</w:t>
+      </w:r>
+      <w:proofErr w:type="spellEnd"/>
+      <w:r>
+        <w:rPr>
+          <w:sz w:val="24"/>
+        </w:rPr>
+        <w:t xml:space="preserve"> Optimizasyon (TPE Sampler) yöntemiyle L1/L2 düzenlileştirme bariyerleri taranmış ve model kapasitesi maksimum seviyeye çıkarılmıştır [</w:t>
       </w:r>
       <w:r>
         <w:rPr>
@@ -7023,6 +9120,7 @@
                 <w:sz w:val="24"/>
               </w:rPr>
             </w:pPr>
+            <w:proofErr w:type="spellStart"/>
             <w:r>
               <w:rPr>
                 <w:b/>
@@ -7031,6 +9129,7 @@
               </w:rPr>
               <w:t>Optuna</w:t>
             </w:r>
+            <w:proofErr w:type="spellEnd"/>
           </w:p>
         </w:tc>
         <w:tc>
@@ -7147,11 +9246,19 @@
                 <w:sz w:val="24"/>
               </w:rPr>
             </w:pPr>
+            <w:proofErr w:type="spellStart"/>
             <w:r>
               <w:rPr>
                 <w:sz w:val="24"/>
               </w:rPr>
-              <w:t>Bayesçi Çıkarım (GPU tabanlı)</w:t>
+              <w:t>Bayesçi</w:t>
+            </w:r>
+            <w:proofErr w:type="spellEnd"/>
+            <w:r>
+              <w:rPr>
+                <w:sz w:val="24"/>
+              </w:rPr>
+              <w:t xml:space="preserve"> Çıkarım (GPU tabanlı)</w:t>
             </w:r>
           </w:p>
         </w:tc>
@@ -7278,11 +9385,19 @@
                 <w:sz w:val="24"/>
               </w:rPr>
             </w:pPr>
+            <w:proofErr w:type="spellStart"/>
             <w:r>
               <w:rPr>
                 <w:sz w:val="24"/>
               </w:rPr>
-              <w:t>Overfitting'i engelleme</w:t>
+              <w:t>Overfitting'i</w:t>
+            </w:r>
+            <w:proofErr w:type="spellEnd"/>
+            <w:r>
+              <w:rPr>
+                <w:sz w:val="24"/>
+              </w:rPr>
+              <w:t xml:space="preserve"> engelleme</w:t>
             </w:r>
           </w:p>
         </w:tc>
@@ -7324,12 +9439,28 @@
               </w:rPr>
               <w:t xml:space="preserve"> </w:t>
             </w:r>
+            <w:proofErr w:type="spellStart"/>
             <w:r>
               <w:rPr>
                 <w:sz w:val="24"/>
               </w:rPr>
-              <w:t>Regülarizasyon, max_depth</w:t>
-            </w:r>
+              <w:t>Regülarizasyon</w:t>
+            </w:r>
+            <w:proofErr w:type="spellEnd"/>
+            <w:r>
+              <w:rPr>
+                <w:sz w:val="24"/>
+              </w:rPr>
+              <w:t xml:space="preserve">, </w:t>
+            </w:r>
+            <w:proofErr w:type="spellStart"/>
+            <w:r>
+              <w:rPr>
+                <w:sz w:val="24"/>
+              </w:rPr>
+              <w:t>max_depth</w:t>
+            </w:r>
+            <w:proofErr w:type="spellEnd"/>
           </w:p>
         </w:tc>
       </w:tr>
@@ -7537,28 +9668,6 @@
           <w:sz w:val="24"/>
           <w:szCs w:val="24"/>
         </w:rPr>
-        <w:t>LightGBM</w:t>
-      </w:r>
-      <w:r>
-        <w:rPr>
-          <w:rFonts w:ascii="Aptos" w:hAnsi="Aptos"/>
-          <w:b/>
-          <w:bCs/>
-          <w:color w:val="000000" w:themeColor="text1"/>
-          <w:sz w:val="24"/>
-          <w:szCs w:val="24"/>
-        </w:rPr>
-        <w:t xml:space="preserve"> </w:t>
-      </w:r>
-      <w:r>
-        <w:rPr>
-          <w:rFonts w:ascii="Aptos" w:hAnsi="Aptos"/>
-          <w:b/>
-          <w:bCs/>
-          <w:color w:val="000000" w:themeColor="text1"/>
-          <w:sz w:val="24"/>
-          <w:szCs w:val="24"/>
-        </w:rPr>
         <w:t>2.3 Model Değerlendirme</w:t>
       </w:r>
       <w:bookmarkEnd w:id="7"/>
@@ -7575,7 +9684,49 @@
         <w:rPr>
           <w:sz w:val="24"/>
         </w:rPr>
-        <w:t>Modelin genellenebilirliğini ve kararlılığını sağlamak adına, veri kümesi 5-Katmanlı Tabakalı Çapraz Doğrulama (5-Fold Stratified CV) mimarisi ile değerlendirilmiştir. Tüm önişleme ve dengesizlik giderme süreçleri, hazır kütüphaneler yerine özel olarak kodlanmış sızdırmaz bir Cross-Validation döngüsü kullanılarak her katmanda manuel izole edilmiş; bu sayede veri sızıntısı (data leakage) kesin olarak engellenmiştir</w:t>
+        <w:t xml:space="preserve">Modelin genellenebilirliğini ve kararlılığını sağlamak adına, veri kümesi 5-Katmanlı Tabakalı Çapraz Doğrulama (5-Fold </w:t>
+      </w:r>
+      <w:proofErr w:type="spellStart"/>
+      <w:r>
+        <w:rPr>
+          <w:sz w:val="24"/>
+        </w:rPr>
+        <w:t>Stratified</w:t>
+      </w:r>
+      <w:proofErr w:type="spellEnd"/>
+      <w:r>
+        <w:rPr>
+          <w:sz w:val="24"/>
+        </w:rPr>
+        <w:t xml:space="preserve"> CV) mimarisi ile değerlendirilmiştir. Tüm önişleme ve dengesizlik giderme süreçleri, hazır kütüphaneler yerine özel olarak kodlanmış sızdırmaz bir Cross-</w:t>
+      </w:r>
+      <w:proofErr w:type="spellStart"/>
+      <w:r>
+        <w:rPr>
+          <w:sz w:val="24"/>
+        </w:rPr>
+        <w:t>Validation</w:t>
+      </w:r>
+      <w:proofErr w:type="spellEnd"/>
+      <w:r>
+        <w:rPr>
+          <w:sz w:val="24"/>
+        </w:rPr>
+        <w:t xml:space="preserve"> döngüsü kullanılarak her katmanda manuel izole edilmiş; bu sayede veri sızıntısı (data </w:t>
+      </w:r>
+      <w:proofErr w:type="spellStart"/>
+      <w:r>
+        <w:rPr>
+          <w:sz w:val="24"/>
+        </w:rPr>
+        <w:t>leakage</w:t>
+      </w:r>
+      <w:proofErr w:type="spellEnd"/>
+      <w:r>
+        <w:rPr>
+          <w:sz w:val="24"/>
+        </w:rPr>
+        <w:t>) kesin olarak engellenmiştir</w:t>
       </w:r>
       <w:r>
         <w:rPr>
@@ -7588,6 +9739,21 @@
           <w:sz w:val="24"/>
         </w:rPr>
         <w:t>[22].</w:t>
+      </w:r>
+    </w:p>
+    <w:p>
+      <w:pPr>
+        <w:spacing w:line="276" w:lineRule="auto"/>
+        <w:jc w:val="both"/>
+        <w:rPr>
+          <w:sz w:val="24"/>
+        </w:rPr>
+      </w:pPr>
+      <w:r>
+        <w:rPr>
+          <w:sz w:val="24"/>
+        </w:rPr>
+        <w:t>Yarışmanın temel kriteri olan F1 Skoru maksimize edilirken, veri setindeki asimetrik sınıf dağılımı göz önüne alınarak modelin bütüncül başarısını korumak adına MCC yönlendirici bir ek metrik olarak değerlendirilmiştir.</w:t>
       </w:r>
     </w:p>
     <w:p>
@@ -7641,7 +9807,97 @@
         <w:rPr>
           <w:sz w:val="24"/>
         </w:rPr>
-        <w:t>ile üretilen sentetik veriler yalnızca eğitim katmanlarında işletilmiş; doğrulama (validation) katmanlarına dahil edilmemiştir. Model eğitimi; Katmanlar Arası (Out-of-Fold - OOF) tahminleme ve Erken Durdurma (Early Stopping) mekanizmaları ile optimize edilmiştir [12], [29].</w:t>
+        <w:t>ile üretilen sentetik veriler yalnızca eğitim katmanlarında işletilmiş; doğrulama (</w:t>
+      </w:r>
+      <w:proofErr w:type="spellStart"/>
+      <w:r>
+        <w:rPr>
+          <w:sz w:val="24"/>
+        </w:rPr>
+        <w:t>validation</w:t>
+      </w:r>
+      <w:proofErr w:type="spellEnd"/>
+      <w:r>
+        <w:rPr>
+          <w:sz w:val="24"/>
+        </w:rPr>
+        <w:t>) katmanlarına dahil edilmemiştir. Model eğitimi; Katmanlar Arası (</w:t>
+      </w:r>
+      <w:proofErr w:type="spellStart"/>
+      <w:r>
+        <w:rPr>
+          <w:sz w:val="24"/>
+        </w:rPr>
+        <w:t>Out</w:t>
+      </w:r>
+      <w:proofErr w:type="spellEnd"/>
+      <w:r>
+        <w:rPr>
+          <w:sz w:val="24"/>
+        </w:rPr>
+        <w:t>-</w:t>
+      </w:r>
+      <w:r>
+        <w:rPr>
+          <w:sz w:val="24"/>
+        </w:rPr>
+        <w:t>O</w:t>
+      </w:r>
+      <w:r>
+        <w:rPr>
+          <w:sz w:val="24"/>
+        </w:rPr>
+        <w:t>f-</w:t>
+      </w:r>
+      <w:proofErr w:type="spellStart"/>
+      <w:proofErr w:type="gramStart"/>
+      <w:r>
+        <w:rPr>
+          <w:sz w:val="24"/>
+        </w:rPr>
+        <w:t>Fold</w:t>
+      </w:r>
+      <w:proofErr w:type="spellEnd"/>
+      <w:r>
+        <w:rPr>
+          <w:sz w:val="24"/>
+        </w:rPr>
+        <w:t xml:space="preserve"> -</w:t>
+      </w:r>
+      <w:proofErr w:type="gramEnd"/>
+      <w:r>
+        <w:rPr>
+          <w:sz w:val="24"/>
+        </w:rPr>
+        <w:t xml:space="preserve"> OOF) tahminleme ve Erken Durdurma (</w:t>
+      </w:r>
+      <w:proofErr w:type="spellStart"/>
+      <w:r>
+        <w:rPr>
+          <w:sz w:val="24"/>
+        </w:rPr>
+        <w:t>Early</w:t>
+      </w:r>
+      <w:proofErr w:type="spellEnd"/>
+      <w:r>
+        <w:rPr>
+          <w:sz w:val="24"/>
+        </w:rPr>
+        <w:t xml:space="preserve"> </w:t>
+      </w:r>
+      <w:proofErr w:type="spellStart"/>
+      <w:r>
+        <w:rPr>
+          <w:sz w:val="24"/>
+        </w:rPr>
+        <w:t>Stopping</w:t>
+      </w:r>
+      <w:proofErr w:type="spellEnd"/>
+      <w:r>
+        <w:rPr>
+          <w:sz w:val="24"/>
+        </w:rPr>
+        <w:t>) mekanizmaları ile optimize edilmiştir [12], [29].</w:t>
       </w:r>
     </w:p>
     <w:p>
@@ -7661,34 +9917,71 @@
         <w:rPr>
           <w:sz w:val="24"/>
         </w:rPr>
-        <w:t>Asimetrik dağılımda yanıltıcı olan "doğruluk" (accuracy) metriği yerine; klinik gerçekliği temsil eden F1-skoru, MCC ve PR-AUC metrikleri temel alınmıştır [5], [11].</w:t>
-      </w:r>
-    </w:p>
-    <w:p>
-      <w:pPr>
-        <w:pStyle w:val="ListParagraph"/>
-        <w:numPr>
-          <w:ilvl w:val="0"/>
-          <w:numId w:val="30"/>
-        </w:numPr>
-        <w:spacing w:line="276" w:lineRule="auto"/>
-        <w:jc w:val="both"/>
-        <w:rPr>
-          <w:sz w:val="24"/>
-        </w:rPr>
-      </w:pPr>
-      <w:r>
-        <w:rPr>
-          <w:sz w:val="24"/>
-        </w:rPr>
-        <w:t>Modellerin "kara kutu" olmasını engellemek amacıyla SHAP (SHapley Additive exPlanations) yöntemi kullanılmıştır. Bu analizle, her bir özniteliğin patojenite tahminine olan marjinal katkısı küresel düzeyde haritalanarak klinik yorumlanabilirlik</w:t>
-      </w:r>
+        <w:t>Modellerin "kara kutu" olmasını engellemek amacıyla SHAP (</w:t>
+      </w:r>
+      <w:proofErr w:type="spellStart"/>
+      <w:r>
+        <w:rPr>
+          <w:sz w:val="24"/>
+        </w:rPr>
+        <w:t>SHapley</w:t>
+      </w:r>
+      <w:proofErr w:type="spellEnd"/>
       <w:r>
         <w:rPr>
           <w:sz w:val="24"/>
         </w:rPr>
         <w:t xml:space="preserve"> </w:t>
       </w:r>
+      <w:proofErr w:type="spellStart"/>
+      <w:r>
+        <w:rPr>
+          <w:sz w:val="24"/>
+        </w:rPr>
+        <w:t>Additive</w:t>
+      </w:r>
+      <w:proofErr w:type="spellEnd"/>
+      <w:r>
+        <w:rPr>
+          <w:sz w:val="24"/>
+        </w:rPr>
+        <w:t xml:space="preserve"> </w:t>
+      </w:r>
+      <w:proofErr w:type="spellStart"/>
+      <w:r>
+        <w:rPr>
+          <w:sz w:val="24"/>
+        </w:rPr>
+        <w:t>exPlanations</w:t>
+      </w:r>
+      <w:proofErr w:type="spellEnd"/>
+      <w:r>
+        <w:rPr>
+          <w:sz w:val="24"/>
+        </w:rPr>
+        <w:t xml:space="preserve">) yöntemi kullanılmıştır. Bu analizle, her bir özniteliğin patojenite </w:t>
+      </w:r>
+      <w:r>
+        <w:rPr>
+          <w:sz w:val="24"/>
+        </w:rPr>
+        <w:lastRenderedPageBreak/>
+        <w:t xml:space="preserve">tahminine olan marjinal katkısı küresel düzeyde haritalanarak klinik </w:t>
+      </w:r>
+      <w:proofErr w:type="spellStart"/>
+      <w:r>
+        <w:rPr>
+          <w:sz w:val="24"/>
+        </w:rPr>
+        <w:t>yorumlanabilirlik</w:t>
+      </w:r>
+      <w:proofErr w:type="spellEnd"/>
+      <w:r>
+        <w:rPr>
+          <w:sz w:val="24"/>
+        </w:rPr>
+        <w:t xml:space="preserve"> </w:t>
+      </w:r>
       <w:r>
         <w:rPr>
           <w:sz w:val="24"/>
@@ -7711,7 +10004,19 @@
         <w:rPr>
           <w:sz w:val="24"/>
         </w:rPr>
-        <w:t>Şekil 1’de SHAP incelenmektedir</w:t>
+        <w:t xml:space="preserve">Şekil </w:t>
+      </w:r>
+      <w:r>
+        <w:rPr>
+          <w:sz w:val="24"/>
+        </w:rPr>
+        <w:t>2</w:t>
+      </w:r>
+      <w:r>
+        <w:rPr>
+          <w:sz w:val="24"/>
+        </w:rPr>
+        <w:t>’de SHAP incelenmektedir</w:t>
       </w:r>
       <w:r>
         <w:rPr>
@@ -7760,8 +10065,63 @@
         <w:rPr>
           <w:sz w:val="24"/>
         </w:rPr>
-        <w:lastRenderedPageBreak/>
-        <w:t>Modelin tahminleme sürecindeki şeffaflığı doğrulamak adına, meta-modelin karar mekanizmasına en yüksek katkıyı sağlayan ilk 15 öznitelik SHAP analizi ile tanımlanmıştır. Analiz sonucunda Grantham mesafesi (AA_grantham_dist) ve hidrofobisite farkı (AA_hydro_diff) en kritik öznitelikler olarak öne çıkmış; bu durum, geliştirilen biyokimyasal öznitelik mühendisliğinin tahmin başarısı üzerindeki doğrudan etkisini kanıtlamıştır [25], [</w:t>
+        <w:t xml:space="preserve">Modelin tahminleme sürecindeki şeffaflığı doğrulamak adına, meta-modelin karar mekanizmasına en yüksek katkıyı sağlayan ilk 15 öznitelik SHAP analizi ile tanımlanmıştır. Analiz sonucunda </w:t>
+      </w:r>
+      <w:proofErr w:type="spellStart"/>
+      <w:r>
+        <w:rPr>
+          <w:sz w:val="24"/>
+        </w:rPr>
+        <w:t>Grantham</w:t>
+      </w:r>
+      <w:proofErr w:type="spellEnd"/>
+      <w:r>
+        <w:rPr>
+          <w:sz w:val="24"/>
+        </w:rPr>
+        <w:t xml:space="preserve"> mesafesi (</w:t>
+      </w:r>
+      <w:proofErr w:type="spellStart"/>
+      <w:r>
+        <w:rPr>
+          <w:sz w:val="24"/>
+        </w:rPr>
+        <w:t>AA_grantham_dist</w:t>
+      </w:r>
+      <w:proofErr w:type="spellEnd"/>
+      <w:r>
+        <w:rPr>
+          <w:sz w:val="24"/>
+        </w:rPr>
+        <w:t xml:space="preserve">) ve </w:t>
+      </w:r>
+      <w:proofErr w:type="spellStart"/>
+      <w:r>
+        <w:rPr>
+          <w:sz w:val="24"/>
+        </w:rPr>
+        <w:t>hidrofobisite</w:t>
+      </w:r>
+      <w:proofErr w:type="spellEnd"/>
+      <w:r>
+        <w:rPr>
+          <w:sz w:val="24"/>
+        </w:rPr>
+        <w:t xml:space="preserve"> farkı (</w:t>
+      </w:r>
+      <w:proofErr w:type="spellStart"/>
+      <w:r>
+        <w:rPr>
+          <w:sz w:val="24"/>
+        </w:rPr>
+        <w:t>AA_hydro_diff</w:t>
+      </w:r>
+      <w:proofErr w:type="spellEnd"/>
+      <w:r>
+        <w:rPr>
+          <w:sz w:val="24"/>
+        </w:rPr>
+        <w:t>) en kritik öznitelikler olarak öne çıkmış; bu durum, geliştirilen biyokimyasal öznitelik mühendisliğinin tahmin başarısı üzerindeki doğrudan etkisini kanıtlamıştır [25], [</w:t>
       </w:r>
       <w:r>
         <w:rPr>
@@ -7823,7 +10183,7 @@
                     </pic:cNvPicPr>
                   </pic:nvPicPr>
                   <pic:blipFill>
-                    <a:blip r:embed="rId10" cstate="print">
+                    <a:blip r:embed="rId9" cstate="print">
                       <a:extLst>
                         <a:ext uri="{28A0092B-C50C-407E-A947-70E740481C1C}">
                           <a14:useLocalDpi xmlns:a14="http://schemas.microsoft.com/office/drawing/2010/main" val="0"/>
@@ -7869,6 +10229,412 @@
           <w:sz w:val="24"/>
         </w:rPr>
       </w:pPr>
+      <w:r>
+        <w:rPr>
+          <w:noProof/>
+        </w:rPr>
+        <w:drawing>
+          <wp:anchor distT="0" distB="0" distL="114300" distR="114300" simplePos="0" relativeHeight="251666440" behindDoc="1" locked="0" layoutInCell="1" allowOverlap="1" wp14:anchorId="00D65172" wp14:editId="053F86A9">
+            <wp:simplePos x="0" y="0"/>
+            <wp:positionH relativeFrom="margin">
+              <wp:posOffset>-741680</wp:posOffset>
+            </wp:positionH>
+            <wp:positionV relativeFrom="paragraph">
+              <wp:posOffset>3745865</wp:posOffset>
+            </wp:positionV>
+            <wp:extent cx="3255645" cy="2264410"/>
+            <wp:effectExtent l="0" t="0" r="1905" b="2540"/>
+            <wp:wrapTight wrapText="bothSides">
+              <wp:wrapPolygon edited="0">
+                <wp:start x="0" y="0"/>
+                <wp:lineTo x="0" y="21443"/>
+                <wp:lineTo x="21486" y="21443"/>
+                <wp:lineTo x="21486" y="0"/>
+                <wp:lineTo x="0" y="0"/>
+              </wp:wrapPolygon>
+            </wp:wrapTight>
+            <wp:docPr id="935586660" name="Picture 5"/>
+            <wp:cNvGraphicFramePr>
+              <a:graphicFrameLocks xmlns:a="http://schemas.openxmlformats.org/drawingml/2006/main" noChangeAspect="1"/>
+            </wp:cNvGraphicFramePr>
+            <a:graphic xmlns:a="http://schemas.openxmlformats.org/drawingml/2006/main">
+              <a:graphicData uri="http://schemas.openxmlformats.org/drawingml/2006/picture">
+                <pic:pic xmlns:pic="http://schemas.openxmlformats.org/drawingml/2006/picture">
+                  <pic:nvPicPr>
+                    <pic:cNvPr id="0" name="Picture 1"/>
+                    <pic:cNvPicPr>
+                      <a:picLocks noChangeAspect="1" noChangeArrowheads="1"/>
+                    </pic:cNvPicPr>
+                  </pic:nvPicPr>
+                  <pic:blipFill>
+                    <a:blip r:embed="rId10" cstate="print">
+                      <a:extLst>
+                        <a:ext uri="{28A0092B-C50C-407E-A947-70E740481C1C}">
+                          <a14:useLocalDpi xmlns:a14="http://schemas.microsoft.com/office/drawing/2010/main" val="0"/>
+                        </a:ext>
+                      </a:extLst>
+                    </a:blip>
+                    <a:srcRect/>
+                    <a:stretch>
+                      <a:fillRect/>
+                    </a:stretch>
+                  </pic:blipFill>
+                  <pic:spPr bwMode="auto">
+                    <a:xfrm>
+                      <a:off x="0" y="0"/>
+                      <a:ext cx="3255645" cy="2264410"/>
+                    </a:xfrm>
+                    <a:prstGeom prst="rect">
+                      <a:avLst/>
+                    </a:prstGeom>
+                    <a:noFill/>
+                    <a:ln>
+                      <a:noFill/>
+                    </a:ln>
+                  </pic:spPr>
+                </pic:pic>
+              </a:graphicData>
+            </a:graphic>
+            <wp14:sizeRelH relativeFrom="margin">
+              <wp14:pctWidth>0</wp14:pctWidth>
+            </wp14:sizeRelH>
+            <wp14:sizeRelV relativeFrom="margin">
+              <wp14:pctHeight>0</wp14:pctHeight>
+            </wp14:sizeRelV>
+          </wp:anchor>
+        </w:drawing>
+      </w:r>
+      <w:r>
+        <w:rPr>
+          <w:noProof/>
+        </w:rPr>
+        <mc:AlternateContent>
+          <mc:Choice Requires="wps">
+            <w:drawing>
+              <wp:anchor distT="0" distB="0" distL="114300" distR="114300" simplePos="0" relativeHeight="251671560" behindDoc="1" locked="0" layoutInCell="1" allowOverlap="1" wp14:anchorId="5BB58408" wp14:editId="54AF6AE3">
+                <wp:simplePos x="0" y="0"/>
+                <wp:positionH relativeFrom="column">
+                  <wp:posOffset>-371475</wp:posOffset>
+                </wp:positionH>
+                <wp:positionV relativeFrom="paragraph">
+                  <wp:posOffset>6112869</wp:posOffset>
+                </wp:positionV>
+                <wp:extent cx="2687320" cy="281751"/>
+                <wp:effectExtent l="0" t="0" r="0" b="4445"/>
+                <wp:wrapTight wrapText="bothSides">
+                  <wp:wrapPolygon edited="0">
+                    <wp:start x="0" y="0"/>
+                    <wp:lineTo x="0" y="20479"/>
+                    <wp:lineTo x="21437" y="20479"/>
+                    <wp:lineTo x="21437" y="0"/>
+                    <wp:lineTo x="0" y="0"/>
+                  </wp:wrapPolygon>
+                </wp:wrapTight>
+                <wp:docPr id="115955246" name="Text Box 1"/>
+                <wp:cNvGraphicFramePr/>
+                <a:graphic xmlns:a="http://schemas.openxmlformats.org/drawingml/2006/main">
+                  <a:graphicData uri="http://schemas.microsoft.com/office/word/2010/wordprocessingShape">
+                    <wps:wsp>
+                      <wps:cNvSpPr txBox="1"/>
+                      <wps:spPr>
+                        <a:xfrm>
+                          <a:off x="0" y="0"/>
+                          <a:ext cx="2687320" cy="281751"/>
+                        </a:xfrm>
+                        <a:prstGeom prst="rect">
+                          <a:avLst/>
+                        </a:prstGeom>
+                        <a:solidFill>
+                          <a:prstClr val="white"/>
+                        </a:solidFill>
+                        <a:ln>
+                          <a:noFill/>
+                        </a:ln>
+                      </wps:spPr>
+                      <wps:txbx>
+                        <w:txbxContent>
+                          <w:p>
+                            <w:pPr>
+                              <w:pStyle w:val="Caption"/>
+                              <w:rPr>
+                                <w:noProof/>
+                                <w:sz w:val="22"/>
+                              </w:rPr>
+                            </w:pPr>
+                            <w:r>
+                              <w:t xml:space="preserve">Şekil </w:t>
+                            </w:r>
+                            <w:r>
+                              <w:t>3</w:t>
+                            </w:r>
+                            <w:r>
+                              <w:t>: Precision-</w:t>
+                            </w:r>
+                            <w:proofErr w:type="spellStart"/>
+                            <w:r>
+                              <w:t>Recall</w:t>
+                            </w:r>
+                            <w:proofErr w:type="spellEnd"/>
+                            <w:r>
+                              <w:t xml:space="preserve"> Eğrisi — V9 Modeli (MASTER, KANSER, PAH, CFTR)"</w:t>
+                            </w:r>
+                          </w:p>
+                        </w:txbxContent>
+                      </wps:txbx>
+                      <wps:bodyPr rot="0" spcFirstLastPara="0" vertOverflow="overflow" horzOverflow="overflow" vert="horz" wrap="square" lIns="0" tIns="0" rIns="0" bIns="0" numCol="1" spcCol="0" rtlCol="0" fromWordArt="0" anchor="t" anchorCtr="0" forceAA="0" compatLnSpc="1">
+                        <a:prstTxWarp prst="textNoShape">
+                          <a:avLst/>
+                        </a:prstTxWarp>
+                        <a:noAutofit/>
+                      </wps:bodyPr>
+                    </wps:wsp>
+                  </a:graphicData>
+                </a:graphic>
+                <wp14:sizeRelV relativeFrom="margin">
+                  <wp14:pctHeight>0</wp14:pctHeight>
+                </wp14:sizeRelV>
+              </wp:anchor>
+            </w:drawing>
+          </mc:Choice>
+          <mc:Fallback>
+            <w:pict>
+              <v:shape w14:anchorId="5BB58408" id="Text Box 1" o:spid="_x0000_s1027" type="#_x0000_t202" style="position:absolute;left:0;text-align:left;margin-left:-29.25pt;margin-top:481.35pt;width:211.6pt;height:22.2pt;z-index:-251644920;visibility:visible;mso-wrap-style:square;mso-height-percent:0;mso-wrap-distance-left:9pt;mso-wrap-distance-top:0;mso-wrap-distance-right:9pt;mso-wrap-distance-bottom:0;mso-position-horizontal:absolute;mso-position-horizontal-relative:text;mso-position-vertical:absolute;mso-position-vertical-relative:text;mso-height-percent:0;mso-height-relative:margin;v-text-anchor:top" o:gfxdata="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" stroked="f">
+                <v:textbox inset="0,0,0,0">
+                  <w:txbxContent>
+                    <w:p>
+                      <w:pPr>
+                        <w:pStyle w:val="Caption"/>
+                        <w:rPr>
+                          <w:noProof/>
+                          <w:sz w:val="22"/>
+                        </w:rPr>
+                      </w:pPr>
+                      <w:r>
+                        <w:t xml:space="preserve">Şekil </w:t>
+                      </w:r>
+                      <w:r>
+                        <w:t>3</w:t>
+                      </w:r>
+                      <w:r>
+                        <w:t>: Precision-</w:t>
+                      </w:r>
+                      <w:proofErr w:type="spellStart"/>
+                      <w:r>
+                        <w:t>Recall</w:t>
+                      </w:r>
+                      <w:proofErr w:type="spellEnd"/>
+                      <w:r>
+                        <w:t xml:space="preserve"> Eğrisi — V9 Modeli (MASTER, KANSER, PAH, CFTR)"</w:t>
+                      </w:r>
+                    </w:p>
+                  </w:txbxContent>
+                </v:textbox>
+                <w10:wrap type="tight"/>
+              </v:shape>
+            </w:pict>
+          </mc:Fallback>
+        </mc:AlternateContent>
+      </w:r>
+      <w:r>
+        <w:rPr>
+          <w:b/>
+          <w:bCs/>
+          <w:noProof/>
+          <w:color w:val="000000" w:themeColor="text1"/>
+          <w:sz w:val="28"/>
+          <w:szCs w:val="28"/>
+        </w:rPr>
+        <w:drawing>
+          <wp:anchor distT="0" distB="0" distL="114300" distR="114300" simplePos="0" relativeHeight="251672584" behindDoc="1" locked="0" layoutInCell="1" allowOverlap="1" wp14:anchorId="377D084E" wp14:editId="238DDBCE">
+            <wp:simplePos x="0" y="0"/>
+            <wp:positionH relativeFrom="margin">
+              <wp:posOffset>2477245</wp:posOffset>
+            </wp:positionH>
+            <wp:positionV relativeFrom="paragraph">
+              <wp:posOffset>3650476</wp:posOffset>
+            </wp:positionV>
+            <wp:extent cx="3965575" cy="2360295"/>
+            <wp:effectExtent l="0" t="0" r="0" b="1905"/>
+            <wp:wrapTight wrapText="bothSides">
+              <wp:wrapPolygon edited="0">
+                <wp:start x="0" y="0"/>
+                <wp:lineTo x="0" y="21443"/>
+                <wp:lineTo x="21479" y="21443"/>
+                <wp:lineTo x="21479" y="0"/>
+                <wp:lineTo x="0" y="0"/>
+              </wp:wrapPolygon>
+            </wp:wrapTight>
+            <wp:docPr id="44676088" name="Picture 8"/>
+            <wp:cNvGraphicFramePr>
+              <a:graphicFrameLocks xmlns:a="http://schemas.openxmlformats.org/drawingml/2006/main" noChangeAspect="1"/>
+            </wp:cNvGraphicFramePr>
+            <a:graphic xmlns:a="http://schemas.openxmlformats.org/drawingml/2006/main">
+              <a:graphicData uri="http://schemas.openxmlformats.org/drawingml/2006/picture">
+                <pic:pic xmlns:pic="http://schemas.openxmlformats.org/drawingml/2006/picture">
+                  <pic:nvPicPr>
+                    <pic:cNvPr id="0" name="Picture 2"/>
+                    <pic:cNvPicPr>
+                      <a:picLocks noChangeAspect="1" noChangeArrowheads="1"/>
+                    </pic:cNvPicPr>
+                  </pic:nvPicPr>
+                  <pic:blipFill>
+                    <a:blip r:embed="rId11" cstate="print">
+                      <a:extLst>
+                        <a:ext uri="{28A0092B-C50C-407E-A947-70E740481C1C}">
+                          <a14:useLocalDpi xmlns:a14="http://schemas.microsoft.com/office/drawing/2010/main" val="0"/>
+                        </a:ext>
+                      </a:extLst>
+                    </a:blip>
+                    <a:srcRect/>
+                    <a:stretch>
+                      <a:fillRect/>
+                    </a:stretch>
+                  </pic:blipFill>
+                  <pic:spPr bwMode="auto">
+                    <a:xfrm>
+                      <a:off x="0" y="0"/>
+                      <a:ext cx="3965575" cy="2360295"/>
+                    </a:xfrm>
+                    <a:prstGeom prst="rect">
+                      <a:avLst/>
+                    </a:prstGeom>
+                    <a:noFill/>
+                    <a:ln>
+                      <a:noFill/>
+                    </a:ln>
+                  </pic:spPr>
+                </pic:pic>
+              </a:graphicData>
+            </a:graphic>
+            <wp14:sizeRelH relativeFrom="margin">
+              <wp14:pctWidth>0</wp14:pctWidth>
+            </wp14:sizeRelH>
+            <wp14:sizeRelV relativeFrom="margin">
+              <wp14:pctHeight>0</wp14:pctHeight>
+            </wp14:sizeRelV>
+          </wp:anchor>
+        </w:drawing>
+      </w:r>
+      <w:r>
+        <w:rPr>
+          <w:noProof/>
+        </w:rPr>
+        <mc:AlternateContent>
+          <mc:Choice Requires="wps">
+            <w:drawing>
+              <wp:anchor distT="0" distB="0" distL="114300" distR="114300" simplePos="0" relativeHeight="251669512" behindDoc="0" locked="0" layoutInCell="1" allowOverlap="1" wp14:anchorId="7ED99C3D" wp14:editId="3C2E4780">
+                <wp:simplePos x="0" y="0"/>
+                <wp:positionH relativeFrom="page">
+                  <wp:align>right</wp:align>
+                </wp:positionH>
+                <wp:positionV relativeFrom="paragraph">
+                  <wp:posOffset>6098319</wp:posOffset>
+                </wp:positionV>
+                <wp:extent cx="3662680" cy="635"/>
+                <wp:effectExtent l="0" t="0" r="0" b="0"/>
+                <wp:wrapSquare wrapText="bothSides"/>
+                <wp:docPr id="2011649518" name="Text Box 1"/>
+                <wp:cNvGraphicFramePr/>
+                <a:graphic xmlns:a="http://schemas.openxmlformats.org/drawingml/2006/main">
+                  <a:graphicData uri="http://schemas.microsoft.com/office/word/2010/wordprocessingShape">
+                    <wps:wsp>
+                      <wps:cNvSpPr txBox="1"/>
+                      <wps:spPr>
+                        <a:xfrm>
+                          <a:off x="0" y="0"/>
+                          <a:ext cx="3662680" cy="635"/>
+                        </a:xfrm>
+                        <a:prstGeom prst="rect">
+                          <a:avLst/>
+                        </a:prstGeom>
+                        <a:solidFill>
+                          <a:prstClr val="white"/>
+                        </a:solidFill>
+                        <a:ln>
+                          <a:noFill/>
+                        </a:ln>
+                      </wps:spPr>
+                      <wps:txbx>
+                        <w:txbxContent>
+                          <w:p>
+                            <w:pPr>
+                              <w:pStyle w:val="Caption"/>
+                              <w:rPr>
+                                <w:noProof/>
+                              </w:rPr>
+                            </w:pPr>
+                            <w:r>
+                              <w:t xml:space="preserve">Şekil </w:t>
+                            </w:r>
+                            <w:r>
+                              <w:t>4</w:t>
+                            </w:r>
+                            <w:r>
+                              <w:t>: Versiyon Bazlı Model Karşılaştırması</w:t>
+                            </w:r>
+                            <w:r>
+                              <w:t>(V</w:t>
+                            </w:r>
+                            <w:r>
+                              <w:t>1</w:t>
+                            </w:r>
+                            <w:r>
+                              <w:t>/V9)</w:t>
+                            </w:r>
+                          </w:p>
+                        </w:txbxContent>
+                      </wps:txbx>
+                      <wps:bodyPr rot="0" spcFirstLastPara="0" vertOverflow="overflow" horzOverflow="overflow" vert="horz" wrap="square" lIns="0" tIns="0" rIns="0" bIns="0" numCol="1" spcCol="0" rtlCol="0" fromWordArt="0" anchor="t" anchorCtr="0" forceAA="0" compatLnSpc="1">
+                        <a:prstTxWarp prst="textNoShape">
+                          <a:avLst/>
+                        </a:prstTxWarp>
+                        <a:spAutoFit/>
+                      </wps:bodyPr>
+                    </wps:wsp>
+                  </a:graphicData>
+                </a:graphic>
+              </wp:anchor>
+            </w:drawing>
+          </mc:Choice>
+          <mc:Fallback>
+            <w:pict>
+              <v:shape w14:anchorId="7ED99C3D" id="_x0000_s1028" type="#_x0000_t202" style="position:absolute;left:0;text-align:left;margin-left:237.2pt;margin-top:480.2pt;width:288.4pt;height:.05pt;z-index:251669512;visibility:visible;mso-wrap-style:square;mso-wrap-distance-left:9pt;mso-wrap-distance-top:0;mso-wrap-distance-right:9pt;mso-wrap-distance-bottom:0;mso-position-horizontal:right;mso-position-horizontal-relative:page;mso-position-vertical:absolute;mso-position-vertical-relative:text;v-text-anchor:top" o:gfxdata="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" stroked="f">
+                <v:textbox style="mso-fit-shape-to-text:t" inset="0,0,0,0">
+                  <w:txbxContent>
+                    <w:p>
+                      <w:pPr>
+                        <w:pStyle w:val="Caption"/>
+                        <w:rPr>
+                          <w:noProof/>
+                        </w:rPr>
+                      </w:pPr>
+                      <w:r>
+                        <w:t xml:space="preserve">Şekil </w:t>
+                      </w:r>
+                      <w:r>
+                        <w:t>4</w:t>
+                      </w:r>
+                      <w:r>
+                        <w:t>: Versiyon Bazlı Model Karşılaştırması</w:t>
+                      </w:r>
+                      <w:r>
+                        <w:t>(V</w:t>
+                      </w:r>
+                      <w:r>
+                        <w:t>1</w:t>
+                      </w:r>
+                      <w:r>
+                        <w:t>/V9)</w:t>
+                      </w:r>
+                    </w:p>
+                  </w:txbxContent>
+                </v:textbox>
+                <w10:wrap type="square" anchorx="page"/>
+              </v:shape>
+            </w:pict>
+          </mc:Fallback>
+        </mc:AlternateContent>
+      </w:r>
       <w:r>
         <w:rPr>
           <w:noProof/>
@@ -7956,7 +10722,7 @@
           </mc:Choice>
           <mc:Fallback>
             <w:pict>
-              <v:shape w14:anchorId="5970D029" id="_x0000_s1028" type="#_x0000_t202" style="position:absolute;left:0;text-align:left;margin-left:0;margin-top:195.75pt;width:247.25pt;height:.05pt;z-index:-251655160;visibility:visible;mso-wrap-style:square;mso-wrap-distance-left:9pt;mso-wrap-distance-top:0;mso-wrap-distance-right:9pt;mso-wrap-distance-bottom:0;mso-position-horizontal:left;mso-position-horizontal-relative:margin;mso-position-vertical:absolute;mso-position-vertical-relative:text;v-text-anchor:top" o:gfxdata="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" stroked="f">
+              <v:shape w14:anchorId="5970D029" id="_x0000_s1029" type="#_x0000_t202" style="position:absolute;left:0;text-align:left;margin-left:0;margin-top:195.75pt;width:247.25pt;height:.05pt;z-index:-251655160;visibility:visible;mso-wrap-style:square;mso-wrap-distance-left:9pt;mso-wrap-distance-top:0;mso-wrap-distance-right:9pt;mso-wrap-distance-bottom:0;mso-position-horizontal:left;mso-position-horizontal-relative:margin;mso-position-vertical:absolute;mso-position-vertical-relative:text;v-text-anchor:top" o:gfxdata="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" stroked="f">
                 <v:textbox style="mso-fit-shape-to-text:t" inset="0,0,0,0">
                   <w:txbxContent>
                     <w:p>
@@ -7995,6 +10761,7 @@
         </w:rPr>
         <w:t>Sınıf dengesizliği ve medikal risk maliyetleri göz önünde bulundurularak, standart 0.5 olasılık eşiği terk edilmiştir. Modelin genel ayrıştırma kapasitesini maksimize etmek (MCC optimizasyonu) amacıyla optimum eşik </w:t>
       </w:r>
+      <w:proofErr w:type="gramStart"/>
       <w:r>
         <w:rPr>
           <w:b/>
@@ -8003,11 +10770,40 @@
         </w:rPr>
         <w:t>0.56</w:t>
       </w:r>
-      <w:r>
-        <w:rPr>
-          <w:sz w:val="24"/>
-        </w:rPr>
-        <w:t> olarak hesaplanmıştır. Ancak patojenik bir varyantın "zararsız" (benign) olarak hatalı etiketlenmesi hayati bir klinik risk oluşturduğundan, Kesinlik-Duyarlılık (Precision-Recall) dengesi gözetilerek</w:t>
+      <w:proofErr w:type="gramEnd"/>
+      <w:r>
+        <w:rPr>
+          <w:sz w:val="24"/>
+        </w:rPr>
+        <w:t> olarak hesaplanmıştır. Ancak patojenik bir varyantın "zararsız" (</w:t>
+      </w:r>
+      <w:proofErr w:type="spellStart"/>
+      <w:r>
+        <w:rPr>
+          <w:sz w:val="24"/>
+        </w:rPr>
+        <w:t>benign</w:t>
+      </w:r>
+      <w:proofErr w:type="spellEnd"/>
+      <w:r>
+        <w:rPr>
+          <w:sz w:val="24"/>
+        </w:rPr>
+        <w:t>) olarak hatalı etiketlenmesi hayati bir klinik risk oluşturduğundan, Kesinlik-Duyarlılık (Precision-</w:t>
+      </w:r>
+      <w:proofErr w:type="spellStart"/>
+      <w:r>
+        <w:rPr>
+          <w:sz w:val="24"/>
+        </w:rPr>
+        <w:t>Recall</w:t>
+      </w:r>
+      <w:proofErr w:type="spellEnd"/>
+      <w:r>
+        <w:rPr>
+          <w:sz w:val="24"/>
+        </w:rPr>
+        <w:t>) dengesi gözetilerek</w:t>
       </w:r>
       <w:r>
         <w:rPr>
@@ -8021,27 +10817,51 @@
         <w:rPr>
           <w:sz w:val="24"/>
         </w:rPr>
-        <w:t>Klinik karar destek senaryolarında duyarlılığı artırmayı hedefleyen aday eşik aralığı</w:t>
-      </w:r>
-      <w:r>
-        <w:rPr>
-          <w:sz w:val="24"/>
-        </w:rPr>
-        <w:t> </w:t>
+        <w:t xml:space="preserve">Klinik karar destek senaryolarında duyarlılığı artırmayı hedefleyen </w:t>
+      </w:r>
+      <w:r>
+        <w:rPr>
+          <w:i/>
+          <w:iCs/>
+          <w:sz w:val="24"/>
+        </w:rPr>
+        <w:t>aday eşik aralığı </w:t>
       </w:r>
       <w:r>
         <w:rPr>
           <w:b/>
           <w:bCs/>
-          <w:sz w:val="24"/>
-        </w:rPr>
-        <w:t>0.20-0.25</w:t>
-      </w:r>
-      <w:r>
-        <w:rPr>
-          <w:sz w:val="24"/>
-        </w:rPr>
-        <w:t> aralığına çekilmiştir [10]. Bu ikili dinamik yaklaşım ile hem model başarısı korunmuş hem de varyantları gözden kaçırma riski (FN) minimize edilmiştir.</w:t>
+          <w:i/>
+          <w:iCs/>
+          <w:sz w:val="24"/>
+        </w:rPr>
+        <w:t>0.25 ve altına</w:t>
+      </w:r>
+      <w:r>
+        <w:rPr>
+          <w:i/>
+          <w:iCs/>
+          <w:sz w:val="24"/>
+        </w:rPr>
+        <w:t> çekilmiştir</w:t>
+      </w:r>
+      <w:r>
+        <w:rPr>
+          <w:sz w:val="24"/>
+        </w:rPr>
+        <w:t xml:space="preserve"> </w:t>
+      </w:r>
+      <w:r>
+        <w:rPr>
+          <w:sz w:val="24"/>
+        </w:rPr>
+        <w:t>[10]. Bu ikili dinamik yaklaşım ile hem model başarısı korunmuş hem de varyantları gözden kaçırma riski (FN) minimize edilmiştir.</w:t>
+      </w:r>
+      <w:r>
+        <w:rPr>
+          <w:sz w:val="24"/>
+        </w:rPr>
+        <w:t xml:space="preserve">  </w:t>
       </w:r>
     </w:p>
     <w:p>
@@ -8068,6 +10888,7 @@
           <w:sz w:val="28"/>
           <w:szCs w:val="28"/>
         </w:rPr>
+        <w:lastRenderedPageBreak/>
         <w:t>3. BULGULAR</w:t>
       </w:r>
       <w:bookmarkEnd w:id="8"/>
@@ -8165,384 +10986,6 @@
       </w:pPr>
       <w:r>
         <w:rPr>
-          <w:noProof/>
-        </w:rPr>
-        <w:drawing>
-          <wp:anchor distT="0" distB="0" distL="114300" distR="114300" simplePos="0" relativeHeight="251666440" behindDoc="1" locked="0" layoutInCell="1" allowOverlap="1" wp14:anchorId="00D65172" wp14:editId="7B052D42">
-            <wp:simplePos x="0" y="0"/>
-            <wp:positionH relativeFrom="margin">
-              <wp:posOffset>-491895</wp:posOffset>
-            </wp:positionH>
-            <wp:positionV relativeFrom="paragraph">
-              <wp:posOffset>622083</wp:posOffset>
-            </wp:positionV>
-            <wp:extent cx="3029585" cy="2107565"/>
-            <wp:effectExtent l="0" t="0" r="0" b="6985"/>
-            <wp:wrapTight wrapText="bothSides">
-              <wp:wrapPolygon edited="0">
-                <wp:start x="0" y="0"/>
-                <wp:lineTo x="0" y="21476"/>
-                <wp:lineTo x="21460" y="21476"/>
-                <wp:lineTo x="21460" y="0"/>
-                <wp:lineTo x="0" y="0"/>
-              </wp:wrapPolygon>
-            </wp:wrapTight>
-            <wp:docPr id="935586660" name="Picture 5"/>
-            <wp:cNvGraphicFramePr>
-              <a:graphicFrameLocks xmlns:a="http://schemas.openxmlformats.org/drawingml/2006/main" noChangeAspect="1"/>
-            </wp:cNvGraphicFramePr>
-            <a:graphic xmlns:a="http://schemas.openxmlformats.org/drawingml/2006/main">
-              <a:graphicData uri="http://schemas.openxmlformats.org/drawingml/2006/picture">
-                <pic:pic xmlns:pic="http://schemas.openxmlformats.org/drawingml/2006/picture">
-                  <pic:nvPicPr>
-                    <pic:cNvPr id="0" name="Picture 1"/>
-                    <pic:cNvPicPr>
-                      <a:picLocks noChangeAspect="1" noChangeArrowheads="1"/>
-                    </pic:cNvPicPr>
-                  </pic:nvPicPr>
-                  <pic:blipFill>
-                    <a:blip r:embed="rId11" cstate="print">
-                      <a:extLst>
-                        <a:ext uri="{28A0092B-C50C-407E-A947-70E740481C1C}">
-                          <a14:useLocalDpi xmlns:a14="http://schemas.microsoft.com/office/drawing/2010/main" val="0"/>
-                        </a:ext>
-                      </a:extLst>
-                    </a:blip>
-                    <a:srcRect/>
-                    <a:stretch>
-                      <a:fillRect/>
-                    </a:stretch>
-                  </pic:blipFill>
-                  <pic:spPr bwMode="auto">
-                    <a:xfrm>
-                      <a:off x="0" y="0"/>
-                      <a:ext cx="3029585" cy="2107565"/>
-                    </a:xfrm>
-                    <a:prstGeom prst="rect">
-                      <a:avLst/>
-                    </a:prstGeom>
-                    <a:noFill/>
-                    <a:ln>
-                      <a:noFill/>
-                    </a:ln>
-                  </pic:spPr>
-                </pic:pic>
-              </a:graphicData>
-            </a:graphic>
-            <wp14:sizeRelH relativeFrom="margin">
-              <wp14:pctWidth>0</wp14:pctWidth>
-            </wp14:sizeRelH>
-            <wp14:sizeRelV relativeFrom="margin">
-              <wp14:pctHeight>0</wp14:pctHeight>
-            </wp14:sizeRelV>
-          </wp:anchor>
-        </w:drawing>
-      </w:r>
-      <w:r>
-        <w:rPr>
-          <w:noProof/>
-        </w:rPr>
-        <mc:AlternateContent>
-          <mc:Choice Requires="wps">
-            <w:drawing>
-              <wp:anchor distT="0" distB="0" distL="114300" distR="114300" simplePos="0" relativeHeight="251671560" behindDoc="1" locked="0" layoutInCell="1" allowOverlap="1" wp14:anchorId="5BB58408" wp14:editId="05D33EB1">
-                <wp:simplePos x="0" y="0"/>
-                <wp:positionH relativeFrom="column">
-                  <wp:posOffset>-223709</wp:posOffset>
-                </wp:positionH>
-                <wp:positionV relativeFrom="paragraph">
-                  <wp:posOffset>2729379</wp:posOffset>
-                </wp:positionV>
-                <wp:extent cx="2687320" cy="281751"/>
-                <wp:effectExtent l="0" t="0" r="0" b="4445"/>
-                <wp:wrapTight wrapText="bothSides">
-                  <wp:wrapPolygon edited="0">
-                    <wp:start x="0" y="0"/>
-                    <wp:lineTo x="0" y="20479"/>
-                    <wp:lineTo x="21437" y="20479"/>
-                    <wp:lineTo x="21437" y="0"/>
-                    <wp:lineTo x="0" y="0"/>
-                  </wp:wrapPolygon>
-                </wp:wrapTight>
-                <wp:docPr id="115955246" name="Text Box 1"/>
-                <wp:cNvGraphicFramePr/>
-                <a:graphic xmlns:a="http://schemas.openxmlformats.org/drawingml/2006/main">
-                  <a:graphicData uri="http://schemas.microsoft.com/office/word/2010/wordprocessingShape">
-                    <wps:wsp>
-                      <wps:cNvSpPr txBox="1"/>
-                      <wps:spPr>
-                        <a:xfrm>
-                          <a:off x="0" y="0"/>
-                          <a:ext cx="2687320" cy="281751"/>
-                        </a:xfrm>
-                        <a:prstGeom prst="rect">
-                          <a:avLst/>
-                        </a:prstGeom>
-                        <a:solidFill>
-                          <a:prstClr val="white"/>
-                        </a:solidFill>
-                        <a:ln>
-                          <a:noFill/>
-                        </a:ln>
-                      </wps:spPr>
-                      <wps:txbx>
-                        <w:txbxContent>
-                          <w:p>
-                            <w:pPr>
-                              <w:pStyle w:val="Caption"/>
-                              <w:rPr>
-                                <w:noProof/>
-                                <w:sz w:val="22"/>
-                              </w:rPr>
-                            </w:pPr>
-                            <w:r>
-                              <w:t xml:space="preserve">Şekil </w:t>
-                            </w:r>
-                            <w:r>
-                              <w:t>3</w:t>
-                            </w:r>
-                            <w:r>
-                              <w:t>:</w:t>
-                            </w:r>
-                            <w:r>
-                              <w:t xml:space="preserve"> Precision-Recall Eğrisi — V9 Modeli (MASTER, KANSER, PAH, CFTR)"</w:t>
-                            </w:r>
-                          </w:p>
-                        </w:txbxContent>
-                      </wps:txbx>
-                      <wps:bodyPr rot="0" spcFirstLastPara="0" vertOverflow="overflow" horzOverflow="overflow" vert="horz" wrap="square" lIns="0" tIns="0" rIns="0" bIns="0" numCol="1" spcCol="0" rtlCol="0" fromWordArt="0" anchor="t" anchorCtr="0" forceAA="0" compatLnSpc="1">
-                        <a:prstTxWarp prst="textNoShape">
-                          <a:avLst/>
-                        </a:prstTxWarp>
-                        <a:noAutofit/>
-                      </wps:bodyPr>
-                    </wps:wsp>
-                  </a:graphicData>
-                </a:graphic>
-                <wp14:sizeRelV relativeFrom="margin">
-                  <wp14:pctHeight>0</wp14:pctHeight>
-                </wp14:sizeRelV>
-              </wp:anchor>
-            </w:drawing>
-          </mc:Choice>
-          <mc:Fallback>
-            <w:pict>
-              <v:shape w14:anchorId="5BB58408" id="_x0000_s1029" type="#_x0000_t202" style="position:absolute;left:0;text-align:left;margin-left:-17.6pt;margin-top:214.9pt;width:211.6pt;height:22.2pt;z-index:-251644920;visibility:visible;mso-wrap-style:square;mso-height-percent:0;mso-wrap-distance-left:9pt;mso-wrap-distance-top:0;mso-wrap-distance-right:9pt;mso-wrap-distance-bottom:0;mso-position-horizontal:absolute;mso-position-horizontal-relative:text;mso-position-vertical:absolute;mso-position-vertical-relative:text;mso-height-percent:0;mso-height-relative:margin;v-text-anchor:top" o:gfxdata="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" stroked="f">
-                <v:textbox inset="0,0,0,0">
-                  <w:txbxContent>
-                    <w:p>
-                      <w:pPr>
-                        <w:pStyle w:val="Caption"/>
-                        <w:rPr>
-                          <w:noProof/>
-                          <w:sz w:val="22"/>
-                        </w:rPr>
-                      </w:pPr>
-                      <w:r>
-                        <w:t xml:space="preserve">Şekil </w:t>
-                      </w:r>
-                      <w:r>
-                        <w:t>3</w:t>
-                      </w:r>
-                      <w:r>
-                        <w:t>:</w:t>
-                      </w:r>
-                      <w:r>
-                        <w:t xml:space="preserve"> Precision-Recall Eğrisi — V9 Modeli (MASTER, KANSER, PAH, CFTR)"</w:t>
-                      </w:r>
-                    </w:p>
-                  </w:txbxContent>
-                </v:textbox>
-                <w10:wrap type="tight"/>
-              </v:shape>
-            </w:pict>
-          </mc:Fallback>
-        </mc:AlternateContent>
-      </w:r>
-      <w:r>
-        <w:rPr>
-          <w:noProof/>
-        </w:rPr>
-        <mc:AlternateContent>
-          <mc:Choice Requires="wps">
-            <w:drawing>
-              <wp:anchor distT="0" distB="0" distL="114300" distR="114300" simplePos="0" relativeHeight="251669512" behindDoc="0" locked="0" layoutInCell="1" allowOverlap="1" wp14:anchorId="7ED99C3D" wp14:editId="6D4A2F58">
-                <wp:simplePos x="0" y="0"/>
-                <wp:positionH relativeFrom="column">
-                  <wp:posOffset>2884625</wp:posOffset>
-                </wp:positionH>
-                <wp:positionV relativeFrom="paragraph">
-                  <wp:posOffset>2748432</wp:posOffset>
-                </wp:positionV>
-                <wp:extent cx="3662680" cy="635"/>
-                <wp:effectExtent l="0" t="0" r="0" b="0"/>
-                <wp:wrapSquare wrapText="bothSides"/>
-                <wp:docPr id="2011649518" name="Text Box 1"/>
-                <wp:cNvGraphicFramePr/>
-                <a:graphic xmlns:a="http://schemas.openxmlformats.org/drawingml/2006/main">
-                  <a:graphicData uri="http://schemas.microsoft.com/office/word/2010/wordprocessingShape">
-                    <wps:wsp>
-                      <wps:cNvSpPr txBox="1"/>
-                      <wps:spPr>
-                        <a:xfrm>
-                          <a:off x="0" y="0"/>
-                          <a:ext cx="3662680" cy="635"/>
-                        </a:xfrm>
-                        <a:prstGeom prst="rect">
-                          <a:avLst/>
-                        </a:prstGeom>
-                        <a:solidFill>
-                          <a:prstClr val="white"/>
-                        </a:solidFill>
-                        <a:ln>
-                          <a:noFill/>
-                        </a:ln>
-                      </wps:spPr>
-                      <wps:txbx>
-                        <w:txbxContent>
-                          <w:p>
-                            <w:pPr>
-                              <w:pStyle w:val="Caption"/>
-                              <w:rPr>
-                                <w:noProof/>
-                              </w:rPr>
-                            </w:pPr>
-                            <w:r>
-                              <w:t xml:space="preserve">Şekil </w:t>
-                            </w:r>
-                            <w:r>
-                              <w:t>4</w:t>
-                            </w:r>
-                            <w:r>
-                              <w:t>:</w:t>
-                            </w:r>
-                            <w:r>
-                              <w:t xml:space="preserve"> </w:t>
-                            </w:r>
-                            <w:r>
-                              <w:t>Versiyon Bazlı Model Karşılaştırması</w:t>
-                            </w:r>
-                          </w:p>
-                        </w:txbxContent>
-                      </wps:txbx>
-                      <wps:bodyPr rot="0" spcFirstLastPara="0" vertOverflow="overflow" horzOverflow="overflow" vert="horz" wrap="square" lIns="0" tIns="0" rIns="0" bIns="0" numCol="1" spcCol="0" rtlCol="0" fromWordArt="0" anchor="t" anchorCtr="0" forceAA="0" compatLnSpc="1">
-                        <a:prstTxWarp prst="textNoShape">
-                          <a:avLst/>
-                        </a:prstTxWarp>
-                        <a:spAutoFit/>
-                      </wps:bodyPr>
-                    </wps:wsp>
-                  </a:graphicData>
-                </a:graphic>
-              </wp:anchor>
-            </w:drawing>
-          </mc:Choice>
-          <mc:Fallback>
-            <w:pict>
-              <v:shape w14:anchorId="7ED99C3D" id="_x0000_s1030" type="#_x0000_t202" style="position:absolute;left:0;text-align:left;margin-left:227.15pt;margin-top:216.4pt;width:288.4pt;height:.05pt;z-index:251669512;visibility:visible;mso-wrap-style:square;mso-wrap-distance-left:9pt;mso-wrap-distance-top:0;mso-wrap-distance-right:9pt;mso-wrap-distance-bottom:0;mso-position-horizontal:absolute;mso-position-horizontal-relative:text;mso-position-vertical:absolute;mso-position-vertical-relative:text;v-text-anchor:top" o:gfxdata="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" stroked="f">
-                <v:textbox style="mso-fit-shape-to-text:t" inset="0,0,0,0">
-                  <w:txbxContent>
-                    <w:p>
-                      <w:pPr>
-                        <w:pStyle w:val="Caption"/>
-                        <w:rPr>
-                          <w:noProof/>
-                        </w:rPr>
-                      </w:pPr>
-                      <w:r>
-                        <w:t xml:space="preserve">Şekil </w:t>
-                      </w:r>
-                      <w:r>
-                        <w:t>4</w:t>
-                      </w:r>
-                      <w:r>
-                        <w:t>:</w:t>
-                      </w:r>
-                      <w:r>
-                        <w:t xml:space="preserve"> </w:t>
-                      </w:r>
-                      <w:r>
-                        <w:t>Versiyon Bazlı Model Karşılaştırması</w:t>
-                      </w:r>
-                    </w:p>
-                  </w:txbxContent>
-                </v:textbox>
-                <w10:wrap type="square"/>
-              </v:shape>
-            </w:pict>
-          </mc:Fallback>
-        </mc:AlternateContent>
-      </w:r>
-      <w:r>
-        <w:rPr>
-          <w:noProof/>
-          <w:sz w:val="24"/>
-        </w:rPr>
-        <w:drawing>
-          <wp:anchor distT="0" distB="0" distL="114300" distR="114300" simplePos="0" relativeHeight="251667464" behindDoc="0" locked="0" layoutInCell="1" allowOverlap="1" wp14:anchorId="64090BF4" wp14:editId="0970195E">
-            <wp:simplePos x="0" y="0"/>
-            <wp:positionH relativeFrom="column">
-              <wp:posOffset>2504440</wp:posOffset>
-            </wp:positionH>
-            <wp:positionV relativeFrom="paragraph">
-              <wp:posOffset>698500</wp:posOffset>
-            </wp:positionV>
-            <wp:extent cx="4091940" cy="2046605"/>
-            <wp:effectExtent l="0" t="0" r="3810" b="0"/>
-            <wp:wrapSquare wrapText="bothSides"/>
-            <wp:docPr id="812796602" name="Picture 9"/>
-            <wp:cNvGraphicFramePr>
-              <a:graphicFrameLocks xmlns:a="http://schemas.openxmlformats.org/drawingml/2006/main" noChangeAspect="1"/>
-            </wp:cNvGraphicFramePr>
-            <a:graphic xmlns:a="http://schemas.openxmlformats.org/drawingml/2006/main">
-              <a:graphicData uri="http://schemas.openxmlformats.org/drawingml/2006/picture">
-                <pic:pic xmlns:pic="http://schemas.openxmlformats.org/drawingml/2006/picture">
-                  <pic:nvPicPr>
-                    <pic:cNvPr id="0" name="Picture 4"/>
-                    <pic:cNvPicPr>
-                      <a:picLocks noChangeAspect="1" noChangeArrowheads="1"/>
-                    </pic:cNvPicPr>
-                  </pic:nvPicPr>
-                  <pic:blipFill>
-                    <a:blip r:embed="rId12" cstate="print">
-                      <a:extLst>
-                        <a:ext uri="{28A0092B-C50C-407E-A947-70E740481C1C}">
-                          <a14:useLocalDpi xmlns:a14="http://schemas.microsoft.com/office/drawing/2010/main" val="0"/>
-                        </a:ext>
-                      </a:extLst>
-                    </a:blip>
-                    <a:srcRect/>
-                    <a:stretch>
-                      <a:fillRect/>
-                    </a:stretch>
-                  </pic:blipFill>
-                  <pic:spPr bwMode="auto">
-                    <a:xfrm>
-                      <a:off x="0" y="0"/>
-                      <a:ext cx="4091940" cy="2046605"/>
-                    </a:xfrm>
-                    <a:prstGeom prst="rect">
-                      <a:avLst/>
-                    </a:prstGeom>
-                    <a:noFill/>
-                    <a:ln>
-                      <a:noFill/>
-                    </a:ln>
-                  </pic:spPr>
-                </pic:pic>
-              </a:graphicData>
-            </a:graphic>
-            <wp14:sizeRelH relativeFrom="margin">
-              <wp14:pctWidth>0</wp14:pctWidth>
-            </wp14:sizeRelH>
-            <wp14:sizeRelV relativeFrom="margin">
-              <wp14:pctHeight>0</wp14:pctHeight>
-            </wp14:sizeRelV>
-          </wp:anchor>
-        </w:drawing>
-      </w:r>
-      <w:r>
-        <w:rPr>
           <w:sz w:val="24"/>
         </w:rPr>
         <w:t>Geliştirilen modellerin (V</w:t>
@@ -8551,7 +10994,7 @@
         <w:rPr>
           <w:sz w:val="24"/>
         </w:rPr>
-        <w:t>3</w:t>
+        <w:t>1</w:t>
       </w:r>
       <w:r>
         <w:rPr>
@@ -8569,7 +11012,7 @@
         <w:rPr>
           <w:sz w:val="24"/>
         </w:rPr>
-        <w:t xml:space="preserve"> MCC metrikleri üzerinden, 5-Katmanlı Tabakalı Çapraz Doğrulama yöntemiyle nesnel olarak </w:t>
+        <w:t xml:space="preserve">MCC metrikleri üzerinden, 5-Katmanlı Tabakalı Çapraz Doğrulama yöntemiyle nesnel olarak </w:t>
       </w:r>
       <w:r>
         <w:rPr>
@@ -8628,20 +11071,57 @@
           <w:bCs/>
           <w:sz w:val="24"/>
         </w:rPr>
-        <w:lastRenderedPageBreak/>
         <w:t>Genel sonuç:</w:t>
       </w:r>
       <w:r>
         <w:rPr>
-          <w:sz w:val="24"/>
-        </w:rPr>
-        <w:t xml:space="preserve"> </w:t>
-      </w:r>
-      <w:r>
-        <w:rPr>
-          <w:sz w:val="24"/>
-        </w:rPr>
-        <w:t>V9(L) modeli, en yüksek MCC değerini ve klinik risk odaklı en dengeli performansı sağlamıştır.</w:t>
+          <w:i/>
+          <w:iCs/>
+          <w:sz w:val="24"/>
+        </w:rPr>
+        <w:t xml:space="preserve"> Sızıntısız (</w:t>
+      </w:r>
+      <w:proofErr w:type="spellStart"/>
+      <w:r>
+        <w:rPr>
+          <w:i/>
+          <w:iCs/>
+          <w:sz w:val="24"/>
+        </w:rPr>
+        <w:t>leak-free</w:t>
+      </w:r>
+      <w:proofErr w:type="spellEnd"/>
+      <w:r>
+        <w:rPr>
+          <w:i/>
+          <w:iCs/>
+          <w:sz w:val="24"/>
+        </w:rPr>
+        <w:t xml:space="preserve">) koşulda değerlendirildiğinde V7, F1=0.8959 ile en yüksek F1 skoruna ulaşmış; ancak MCC=0.5532 düzeyinde kalmıştır. V9'da entegre edilen Grantham+BLOSUM62 evrimsel matrisleri ve CAT_ etkileşim özellikleri sayesinde MCC proje boyunca ulaşılan en yüksek değere (0.5594) yükselmiş, PR-AUC ise 0.9268 ile V7 seviyesinde korunmuştur. Şartnamede tanımlanan asimetrik test yapısında (Klinik Stres Testi: MASTER test seti %86 </w:t>
+      </w:r>
+      <w:proofErr w:type="spellStart"/>
+      <w:r>
+        <w:rPr>
+          <w:i/>
+          <w:iCs/>
+          <w:sz w:val="24"/>
+        </w:rPr>
+        <w:t>Benign</w:t>
+      </w:r>
+      <w:proofErr w:type="spellEnd"/>
+      <w:r>
+        <w:rPr>
+          <w:i/>
+          <w:iCs/>
+          <w:sz w:val="24"/>
+        </w:rPr>
+        <w:t>) doğru pozitif ayrıştırma kapasitesini en güvenilir biçimde yansıtan MCC metriğindeki bu gelişme, V9'un final model olarak seçilmesinin temel gerekçesini oluşturmaktadır</w:t>
+      </w:r>
+      <w:r>
+        <w:rPr>
+          <w:sz w:val="24"/>
+        </w:rPr>
+        <w:t>.</w:t>
       </w:r>
     </w:p>
     <w:p>
@@ -8993,6 +11473,7 @@
                 <w14:ligatures w14:val="none"/>
               </w:rPr>
             </w:pPr>
+            <w:proofErr w:type="spellStart"/>
             <w:r>
               <w:rPr>
                 <w:rFonts w:eastAsia="Times New Roman" w:cs="Arial"/>
@@ -9005,6 +11486,7 @@
               </w:rPr>
               <w:t>LightGBM</w:t>
             </w:r>
+            <w:proofErr w:type="spellEnd"/>
           </w:p>
         </w:tc>
         <w:tc>
@@ -9045,8 +11527,20 @@
                 <w:lang w:eastAsia="tr-TR"/>
                 <w14:ligatures w14:val="none"/>
               </w:rPr>
-              <w:t>GPU Histogram Boosting</w:t>
-            </w:r>
+              <w:t xml:space="preserve">GPU Histogram </w:t>
+            </w:r>
+            <w:proofErr w:type="spellStart"/>
+            <w:r>
+              <w:rPr>
+                <w:rFonts w:eastAsia="Times New Roman" w:cs="Arial"/>
+                <w:kern w:val="0"/>
+                <w:sz w:val="24"/>
+                <w:lang w:eastAsia="tr-TR"/>
+                <w14:ligatures w14:val="none"/>
+              </w:rPr>
+              <w:t>Boosting</w:t>
+            </w:r>
+            <w:proofErr w:type="spellEnd"/>
           </w:p>
         </w:tc>
         <w:tc>
@@ -9200,6 +11694,7 @@
                 <w14:ligatures w14:val="none"/>
               </w:rPr>
             </w:pPr>
+            <w:proofErr w:type="spellStart"/>
             <w:r>
               <w:rPr>
                 <w:rFonts w:eastAsia="Times New Roman" w:cs="Arial"/>
@@ -9212,6 +11707,7 @@
               </w:rPr>
               <w:t>XGBoost</w:t>
             </w:r>
+            <w:proofErr w:type="spellEnd"/>
           </w:p>
         </w:tc>
         <w:tc>
@@ -9252,8 +11748,20 @@
                 <w:lang w:eastAsia="tr-TR"/>
                 <w14:ligatures w14:val="none"/>
               </w:rPr>
-              <w:t>CUDA Hist</w:t>
-            </w:r>
+              <w:t xml:space="preserve">CUDA </w:t>
+            </w:r>
+            <w:proofErr w:type="spellStart"/>
+            <w:r>
+              <w:rPr>
+                <w:rFonts w:eastAsia="Times New Roman" w:cs="Arial"/>
+                <w:kern w:val="0"/>
+                <w:sz w:val="24"/>
+                <w:lang w:eastAsia="tr-TR"/>
+                <w14:ligatures w14:val="none"/>
+              </w:rPr>
+              <w:t>Hist</w:t>
+            </w:r>
+            <w:proofErr w:type="spellEnd"/>
           </w:p>
         </w:tc>
         <w:tc>
@@ -9286,6 +11794,7 @@
                 <w14:ligatures w14:val="none"/>
               </w:rPr>
             </w:pPr>
+            <w:proofErr w:type="spellStart"/>
             <w:r>
               <w:rPr>
                 <w:rFonts w:eastAsia="Times New Roman" w:cs="Arial"/>
@@ -9294,7 +11803,18 @@
                 <w:lang w:eastAsia="tr-TR"/>
                 <w14:ligatures w14:val="none"/>
               </w:rPr>
-              <w:t>Optuna (</w:t>
+              <w:t>Optuna</w:t>
+            </w:r>
+            <w:proofErr w:type="spellEnd"/>
+            <w:r>
+              <w:rPr>
+                <w:rFonts w:eastAsia="Times New Roman" w:cs="Arial"/>
+                <w:kern w:val="0"/>
+                <w:sz w:val="24"/>
+                <w:lang w:eastAsia="tr-TR"/>
+                <w14:ligatures w14:val="none"/>
+              </w:rPr>
+              <w:t xml:space="preserve"> (</w:t>
             </w:r>
             <w:r>
               <w:rPr>
@@ -9437,6 +11957,7 @@
                 <w14:ligatures w14:val="none"/>
               </w:rPr>
             </w:pPr>
+            <w:proofErr w:type="spellStart"/>
             <w:r>
               <w:rPr>
                 <w:rFonts w:eastAsia="Times New Roman" w:cs="Arial"/>
@@ -9449,6 +11970,7 @@
               </w:rPr>
               <w:t>CatBoost</w:t>
             </w:r>
+            <w:proofErr w:type="spellEnd"/>
           </w:p>
         </w:tc>
         <w:tc>
@@ -9489,8 +12011,20 @@
                 <w:lang w:eastAsia="tr-TR"/>
                 <w14:ligatures w14:val="none"/>
               </w:rPr>
-              <w:t>GPU Accelerated</w:t>
-            </w:r>
+              <w:t xml:space="preserve">GPU </w:t>
+            </w:r>
+            <w:proofErr w:type="spellStart"/>
+            <w:r>
+              <w:rPr>
+                <w:rFonts w:eastAsia="Times New Roman" w:cs="Arial"/>
+                <w:kern w:val="0"/>
+                <w:sz w:val="24"/>
+                <w:lang w:eastAsia="tr-TR"/>
+                <w14:ligatures w14:val="none"/>
+              </w:rPr>
+              <w:t>Accelerated</w:t>
+            </w:r>
+            <w:proofErr w:type="spellEnd"/>
           </w:p>
         </w:tc>
         <w:tc>
@@ -9523,6 +12057,7 @@
                 <w14:ligatures w14:val="none"/>
               </w:rPr>
             </w:pPr>
+            <w:proofErr w:type="spellStart"/>
             <w:r>
               <w:rPr>
                 <w:rFonts w:eastAsia="Times New Roman" w:cs="Arial"/>
@@ -9531,7 +12066,18 @@
                 <w:lang w:eastAsia="tr-TR"/>
                 <w14:ligatures w14:val="none"/>
               </w:rPr>
-              <w:t xml:space="preserve">Optuna (500 </w:t>
+              <w:t>Optuna</w:t>
+            </w:r>
+            <w:proofErr w:type="spellEnd"/>
+            <w:r>
+              <w:rPr>
+                <w:rFonts w:eastAsia="Times New Roman" w:cs="Arial"/>
+                <w:kern w:val="0"/>
+                <w:sz w:val="24"/>
+                <w:lang w:eastAsia="tr-TR"/>
+                <w14:ligatures w14:val="none"/>
+              </w:rPr>
+              <w:t xml:space="preserve"> (500 </w:t>
             </w:r>
             <w:r>
               <w:rPr>
@@ -9664,6 +12210,7 @@
                 <w14:ligatures w14:val="none"/>
               </w:rPr>
             </w:pPr>
+            <w:proofErr w:type="spellStart"/>
             <w:r>
               <w:rPr>
                 <w:rFonts w:eastAsia="Times New Roman" w:cs="Arial"/>
@@ -9676,6 +12223,7 @@
               </w:rPr>
               <w:t>Ensemble</w:t>
             </w:r>
+            <w:proofErr w:type="spellEnd"/>
           </w:p>
         </w:tc>
         <w:tc>
@@ -9708,6 +12256,7 @@
                 <w14:ligatures w14:val="none"/>
               </w:rPr>
             </w:pPr>
+            <w:proofErr w:type="spellStart"/>
             <w:r>
               <w:rPr>
                 <w:rFonts w:eastAsia="Times New Roman" w:cs="Arial"/>
@@ -9716,8 +12265,31 @@
                 <w:lang w:eastAsia="tr-TR"/>
                 <w14:ligatures w14:val="none"/>
               </w:rPr>
-              <w:t>Stacking Classifier</w:t>
-            </w:r>
+              <w:t>Stacking</w:t>
+            </w:r>
+            <w:proofErr w:type="spellEnd"/>
+            <w:r>
+              <w:rPr>
+                <w:rFonts w:eastAsia="Times New Roman" w:cs="Arial"/>
+                <w:kern w:val="0"/>
+                <w:sz w:val="24"/>
+                <w:lang w:eastAsia="tr-TR"/>
+                <w14:ligatures w14:val="none"/>
+              </w:rPr>
+              <w:t xml:space="preserve"> </w:t>
+            </w:r>
+            <w:proofErr w:type="spellStart"/>
+            <w:r>
+              <w:rPr>
+                <w:rFonts w:eastAsia="Times New Roman" w:cs="Arial"/>
+                <w:kern w:val="0"/>
+                <w:sz w:val="24"/>
+                <w:lang w:eastAsia="tr-TR"/>
+                <w14:ligatures w14:val="none"/>
+              </w:rPr>
+              <w:t>Classifier</w:t>
+            </w:r>
+            <w:proofErr w:type="spellEnd"/>
           </w:p>
         </w:tc>
         <w:tc>
@@ -9957,6 +12529,7 @@
                 <w14:ligatures w14:val="none"/>
               </w:rPr>
             </w:pPr>
+            <w:proofErr w:type="spellStart"/>
             <w:r>
               <w:rPr>
                 <w:rFonts w:eastAsia="Times New Roman" w:cs="Arial"/>
@@ -9965,7 +12538,62 @@
                 <w:lang w:eastAsia="tr-TR"/>
                 <w14:ligatures w14:val="none"/>
               </w:rPr>
-              <w:t>Fold-bazlı (Leak-free Pipeline)</w:t>
+              <w:t>Fold</w:t>
+            </w:r>
+            <w:proofErr w:type="spellEnd"/>
+            <w:r>
+              <w:rPr>
+                <w:rFonts w:eastAsia="Times New Roman" w:cs="Arial"/>
+                <w:kern w:val="0"/>
+                <w:sz w:val="24"/>
+                <w:lang w:eastAsia="tr-TR"/>
+                <w14:ligatures w14:val="none"/>
+              </w:rPr>
+              <w:t>-bazlı (</w:t>
+            </w:r>
+            <w:proofErr w:type="spellStart"/>
+            <w:r>
+              <w:rPr>
+                <w:rFonts w:eastAsia="Times New Roman" w:cs="Arial"/>
+                <w:kern w:val="0"/>
+                <w:sz w:val="24"/>
+                <w:lang w:eastAsia="tr-TR"/>
+                <w14:ligatures w14:val="none"/>
+              </w:rPr>
+              <w:t>Leak-free</w:t>
+            </w:r>
+            <w:proofErr w:type="spellEnd"/>
+            <w:r>
+              <w:rPr>
+                <w:rFonts w:eastAsia="Times New Roman" w:cs="Arial"/>
+                <w:kern w:val="0"/>
+                <w:sz w:val="24"/>
+                <w:lang w:eastAsia="tr-TR"/>
+                <w14:ligatures w14:val="none"/>
+              </w:rPr>
+              <w:t xml:space="preserve"> </w:t>
+            </w:r>
+            <w:proofErr w:type="spellStart"/>
+            <w:r>
+              <w:rPr>
+                <w:rFonts w:eastAsia="Times New Roman" w:cs="Arial"/>
+                <w:kern w:val="0"/>
+                <w:sz w:val="24"/>
+                <w:lang w:eastAsia="tr-TR"/>
+                <w14:ligatures w14:val="none"/>
+              </w:rPr>
+              <w:t>Pipeline</w:t>
+            </w:r>
+            <w:proofErr w:type="spellEnd"/>
+            <w:r>
+              <w:rPr>
+                <w:rFonts w:eastAsia="Times New Roman" w:cs="Arial"/>
+                <w:kern w:val="0"/>
+                <w:sz w:val="24"/>
+                <w:lang w:eastAsia="tr-TR"/>
+                <w14:ligatures w14:val="none"/>
+              </w:rPr>
+              <w:t>)</w:t>
             </w:r>
           </w:p>
         </w:tc>
@@ -10060,11 +12688,89 @@
           <w:sz w:val="24"/>
         </w:rPr>
       </w:pPr>
-      <w:r>
-        <w:rPr>
-          <w:sz w:val="24"/>
-        </w:rPr>
-        <w:t>Optuna optimizasyonunda XGBoost ve CatBoost modelleri en yüksek performansı göstermiştir (XGBoost MCC=0.5740, CatBoost MCC=0.5915). Bu sonuçlar, stacking mimarisine girdi sağlayan temel modellerin orta düzey fakat dengeli öğrenme kapasitesine sahip olduğunu göstermektedir.</w:t>
+      <w:proofErr w:type="spellStart"/>
+      <w:r>
+        <w:rPr>
+          <w:sz w:val="24"/>
+        </w:rPr>
+        <w:t>Optuna</w:t>
+      </w:r>
+      <w:proofErr w:type="spellEnd"/>
+      <w:r>
+        <w:rPr>
+          <w:sz w:val="24"/>
+        </w:rPr>
+        <w:t xml:space="preserve"> optimizasyonunda </w:t>
+      </w:r>
+      <w:proofErr w:type="spellStart"/>
+      <w:r>
+        <w:rPr>
+          <w:sz w:val="24"/>
+        </w:rPr>
+        <w:t>XGBoost</w:t>
+      </w:r>
+      <w:proofErr w:type="spellEnd"/>
+      <w:r>
+        <w:rPr>
+          <w:sz w:val="24"/>
+        </w:rPr>
+        <w:t xml:space="preserve"> ve </w:t>
+      </w:r>
+      <w:proofErr w:type="spellStart"/>
+      <w:r>
+        <w:rPr>
+          <w:sz w:val="24"/>
+        </w:rPr>
+        <w:t>CatBoost</w:t>
+      </w:r>
+      <w:proofErr w:type="spellEnd"/>
+      <w:r>
+        <w:rPr>
+          <w:sz w:val="24"/>
+        </w:rPr>
+        <w:t xml:space="preserve"> modelleri en yüksek performansı göstermiştir (</w:t>
+      </w:r>
+      <w:proofErr w:type="spellStart"/>
+      <w:r>
+        <w:rPr>
+          <w:sz w:val="24"/>
+        </w:rPr>
+        <w:t>XGBoost</w:t>
+      </w:r>
+      <w:proofErr w:type="spellEnd"/>
+      <w:r>
+        <w:rPr>
+          <w:sz w:val="24"/>
+        </w:rPr>
+        <w:t xml:space="preserve"> MCC=0.5740, </w:t>
+      </w:r>
+      <w:proofErr w:type="spellStart"/>
+      <w:r>
+        <w:rPr>
+          <w:sz w:val="24"/>
+        </w:rPr>
+        <w:t>CatBoost</w:t>
+      </w:r>
+      <w:proofErr w:type="spellEnd"/>
+      <w:r>
+        <w:rPr>
+          <w:sz w:val="24"/>
+        </w:rPr>
+        <w:t xml:space="preserve"> MCC=0.5915). Bu sonuçlar, </w:t>
+      </w:r>
+      <w:proofErr w:type="spellStart"/>
+      <w:r>
+        <w:rPr>
+          <w:sz w:val="24"/>
+        </w:rPr>
+        <w:t>stacking</w:t>
+      </w:r>
+      <w:proofErr w:type="spellEnd"/>
+      <w:r>
+        <w:rPr>
+          <w:sz w:val="24"/>
+        </w:rPr>
+        <w:t xml:space="preserve"> mimarisine girdi sağlayan temel modellerin orta düzey fakat dengeli öğrenme kapasitesine sahip olduğunu göstermektedir.</w:t>
       </w:r>
     </w:p>
     <w:p>
@@ -10097,18 +12803,6 @@
     </w:p>
     <w:p>
       <w:pPr>
-        <w:spacing w:line="276" w:lineRule="auto"/>
-        <w:jc w:val="both"/>
-        <w:rPr>
-          <w:b/>
-          <w:bCs/>
-          <w:color w:val="000000" w:themeColor="text1"/>
-          <w:sz w:val="24"/>
-        </w:rPr>
-      </w:pPr>
-    </w:p>
-    <w:p>
-      <w:pPr>
         <w:keepNext/>
         <w:spacing w:line="276" w:lineRule="auto"/>
         <w:jc w:val="center"/>
@@ -10119,9 +12813,9 @@
           <w:sz w:val="24"/>
         </w:rPr>
         <w:drawing>
-          <wp:inline distT="0" distB="0" distL="0" distR="0" wp14:anchorId="138D2D62" wp14:editId="26257441">
-            <wp:extent cx="3509493" cy="2106469"/>
-            <wp:effectExtent l="0" t="0" r="0" b="8255"/>
+          <wp:inline distT="0" distB="0" distL="0" distR="0" wp14:anchorId="5A68432D" wp14:editId="2EBAD9D3">
+            <wp:extent cx="3812210" cy="2288166"/>
+            <wp:effectExtent l="0" t="0" r="0" b="0"/>
             <wp:docPr id="910574603" name="Picture 10"/>
             <wp:cNvGraphicFramePr>
               <a:graphicFrameLocks xmlns:a="http://schemas.openxmlformats.org/drawingml/2006/main" noChangeAspect="1"/>
@@ -10131,6 +12825,237 @@
                 <pic:pic xmlns:pic="http://schemas.openxmlformats.org/drawingml/2006/picture">
                   <pic:nvPicPr>
                     <pic:cNvPr id="0" name="Picture 5"/>
+                    <pic:cNvPicPr>
+                      <a:picLocks noChangeAspect="1" noChangeArrowheads="1"/>
+                    </pic:cNvPicPr>
+                  </pic:nvPicPr>
+                  <pic:blipFill>
+                    <a:blip r:embed="rId12" cstate="print">
+                      <a:extLst>
+                        <a:ext uri="{28A0092B-C50C-407E-A947-70E740481C1C}">
+                          <a14:useLocalDpi xmlns:a14="http://schemas.microsoft.com/office/drawing/2010/main" val="0"/>
+                        </a:ext>
+                      </a:extLst>
+                    </a:blip>
+                    <a:srcRect/>
+                    <a:stretch>
+                      <a:fillRect/>
+                    </a:stretch>
+                  </pic:blipFill>
+                  <pic:spPr bwMode="auto">
+                    <a:xfrm>
+                      <a:off x="0" y="0"/>
+                      <a:ext cx="3875251" cy="2326004"/>
+                    </a:xfrm>
+                    <a:prstGeom prst="rect">
+                      <a:avLst/>
+                    </a:prstGeom>
+                    <a:noFill/>
+                    <a:ln>
+                      <a:noFill/>
+                    </a:ln>
+                  </pic:spPr>
+                </pic:pic>
+              </a:graphicData>
+            </a:graphic>
+          </wp:inline>
+        </w:drawing>
+      </w:r>
+    </w:p>
+    <w:p>
+      <w:pPr>
+        <w:pStyle w:val="Caption"/>
+        <w:jc w:val="center"/>
+        <w:rPr>
+          <w:b/>
+          <w:bCs/>
+          <w:color w:val="000000" w:themeColor="text1"/>
+          <w:sz w:val="24"/>
+        </w:rPr>
+      </w:pPr>
+      <w:r>
+        <w:t xml:space="preserve">Şekil </w:t>
+      </w:r>
+      <w:fldSimple w:instr=" SEQ Şekil \* ARABIC ">
+        <w:r>
+          <w:rPr>
+            <w:noProof/>
+          </w:rPr>
+          <w:t>3</w:t>
+        </w:r>
+      </w:fldSimple>
+      <w:r>
+        <w:t>: V9 Modeli — Alt Grup Bazında Performans Analizi (MASTER, KANSER, PAH, CFTR)</w:t>
+      </w:r>
+    </w:p>
+    <w:p>
+      <w:pPr>
+        <w:spacing w:line="276" w:lineRule="auto"/>
+        <w:jc w:val="both"/>
+        <w:rPr>
+          <w:sz w:val="24"/>
+        </w:rPr>
+      </w:pPr>
+      <w:r>
+        <w:rPr>
+          <w:sz w:val="24"/>
+        </w:rPr>
+        <w:lastRenderedPageBreak/>
+        <w:t>V9 modelinin dört farklı veri alt grubunda elde ettiği F1 Skoru, MCC ve PR-AUC değerleri. Yeni eklenen özelliklerle birlikte</w:t>
+      </w:r>
+      <w:r>
+        <w:rPr>
+          <w:b/>
+          <w:bCs/>
+          <w:sz w:val="24"/>
+        </w:rPr>
+        <w:t xml:space="preserve"> KANSER </w:t>
+      </w:r>
+      <w:r>
+        <w:rPr>
+          <w:sz w:val="24"/>
+        </w:rPr>
+        <w:t>grubunda en yüksek</w:t>
+      </w:r>
+      <w:r>
+        <w:rPr>
+          <w:b/>
+          <w:bCs/>
+          <w:sz w:val="24"/>
+        </w:rPr>
+        <w:t xml:space="preserve"> MCC (0.7169) </w:t>
+      </w:r>
+      <w:r>
+        <w:rPr>
+          <w:sz w:val="24"/>
+        </w:rPr>
+        <w:t>elde edilmiştir</w:t>
+      </w:r>
+      <w:r>
+        <w:rPr>
+          <w:b/>
+          <w:bCs/>
+          <w:sz w:val="24"/>
+        </w:rPr>
+        <w:t xml:space="preserve"> (CFTR MCC=0.6561). </w:t>
+      </w:r>
+      <w:r>
+        <w:rPr>
+          <w:sz w:val="24"/>
+        </w:rPr>
+        <w:t>PAH grubunun görece düşük</w:t>
+      </w:r>
+      <w:r>
+        <w:rPr>
+          <w:b/>
+          <w:bCs/>
+          <w:sz w:val="24"/>
+        </w:rPr>
+        <w:t xml:space="preserve"> MCC </w:t>
+      </w:r>
+      <w:r>
+        <w:rPr>
+          <w:sz w:val="24"/>
+        </w:rPr>
+        <w:t>değeri</w:t>
+      </w:r>
+      <w:r>
+        <w:rPr>
+          <w:b/>
+          <w:bCs/>
+          <w:sz w:val="24"/>
+        </w:rPr>
+        <w:t xml:space="preserve"> (0.5399)</w:t>
+      </w:r>
+      <w:r>
+        <w:rPr>
+          <w:sz w:val="24"/>
+        </w:rPr>
+        <w:t xml:space="preserve"> heterojen sınıf yapısından kaynaklanmaktadır. </w:t>
+      </w:r>
+    </w:p>
+    <w:p>
+      <w:pPr>
+        <w:spacing w:line="276" w:lineRule="auto"/>
+        <w:jc w:val="both"/>
+        <w:rPr>
+          <w:i/>
+          <w:iCs/>
+          <w:sz w:val="24"/>
+        </w:rPr>
+      </w:pPr>
+      <w:r>
+        <w:rPr>
+          <w:i/>
+          <w:iCs/>
+          <w:sz w:val="24"/>
+        </w:rPr>
+        <w:t>Her alt grup için ayrı eşik optimizasyonu uygulanmıştır. CFTR grubunda en yüksek model tutarlılığı elde edilirken (MCC=0.6561, PR-AUC=0.9878), PAH grubunun görece düşük MCC değeri (0.5399) bu gruptaki sınıf heterojenliğini yansıtmaktadır.</w:t>
+      </w:r>
+    </w:p>
+    <w:p>
+      <w:pPr>
+        <w:pStyle w:val="Heading2"/>
+        <w:spacing w:line="276" w:lineRule="auto"/>
+        <w:jc w:val="both"/>
+        <w:rPr>
+          <w:rFonts w:ascii="Aptos" w:hAnsi="Aptos"/>
+          <w:b/>
+          <w:bCs/>
+          <w:color w:val="000000" w:themeColor="text1"/>
+          <w:sz w:val="24"/>
+          <w:szCs w:val="24"/>
+        </w:rPr>
+      </w:pPr>
+      <w:bookmarkStart w:id="11" w:name="_Toc233298252"/>
+      <w:r>
+        <w:rPr>
+          <w:rFonts w:ascii="Aptos" w:hAnsi="Aptos"/>
+          <w:b/>
+          <w:bCs/>
+          <w:color w:val="000000" w:themeColor="text1"/>
+          <w:sz w:val="24"/>
+          <w:szCs w:val="24"/>
+        </w:rPr>
+        <w:t>3.3 Karar Eşiği</w:t>
+      </w:r>
+      <w:r>
+        <w:rPr>
+          <w:rFonts w:ascii="Aptos" w:hAnsi="Aptos"/>
+          <w:b/>
+          <w:bCs/>
+          <w:color w:val="000000" w:themeColor="text1"/>
+          <w:sz w:val="24"/>
+          <w:szCs w:val="24"/>
+        </w:rPr>
+        <w:t xml:space="preserve"> Analizi</w:t>
+      </w:r>
+      <w:bookmarkEnd w:id="11"/>
+    </w:p>
+    <w:p>
+      <w:pPr>
+        <w:keepNext/>
+        <w:spacing w:line="276" w:lineRule="auto"/>
+        <w:jc w:val="center"/>
+      </w:pPr>
+      <w:r>
+        <w:rPr>
+          <w:noProof/>
+          <w:sz w:val="24"/>
+        </w:rPr>
+        <w:drawing>
+          <wp:inline distT="0" distB="0" distL="0" distR="0" wp14:anchorId="79BA7F83" wp14:editId="1EE1ADFD">
+            <wp:extent cx="4348094" cy="2608856"/>
+            <wp:effectExtent l="0" t="0" r="0" b="1270"/>
+            <wp:docPr id="499106551" name="Picture 12"/>
+            <wp:cNvGraphicFramePr>
+              <a:graphicFrameLocks xmlns:a="http://schemas.openxmlformats.org/drawingml/2006/main" noChangeAspect="1"/>
+            </wp:cNvGraphicFramePr>
+            <a:graphic xmlns:a="http://schemas.openxmlformats.org/drawingml/2006/main">
+              <a:graphicData uri="http://schemas.openxmlformats.org/drawingml/2006/picture">
+                <pic:pic xmlns:pic="http://schemas.openxmlformats.org/drawingml/2006/picture">
+                  <pic:nvPicPr>
+                    <pic:cNvPr id="0" name="Picture 7"/>
                     <pic:cNvPicPr>
                       <a:picLocks noChangeAspect="1" noChangeArrowheads="1"/>
                     </pic:cNvPicPr>
@@ -10151,7 +13076,7 @@
                   <pic:spPr bwMode="auto">
                     <a:xfrm>
                       <a:off x="0" y="0"/>
-                      <a:ext cx="3547308" cy="2129166"/>
+                      <a:ext cx="4395636" cy="2637381"/>
                     </a:xfrm>
                     <a:prstGeom prst="rect">
                       <a:avLst/>
@@ -10172,18 +13097,23 @@
       <w:pPr>
         <w:pStyle w:val="Caption"/>
         <w:jc w:val="center"/>
-        <w:rPr>
-          <w:sz w:val="24"/>
-        </w:rPr>
       </w:pPr>
       <w:r>
         <w:t xml:space="preserve">Şekil </w:t>
       </w:r>
       <w:r>
-        <w:t>5</w:t>
-      </w:r>
-      <w:r>
-        <w:t>: V9 Modeli — Alt Grup Bazında Performans Analizi (MASTER, KANSER, PAH, CFTR)</w:t>
+        <w:t>6</w:t>
+      </w:r>
+      <w:r>
+        <w:t>: Karar Eşiği (</w:t>
+      </w:r>
+      <w:proofErr w:type="spellStart"/>
+      <w:r>
+        <w:t>Threshold</w:t>
+      </w:r>
+      <w:proofErr w:type="spellEnd"/>
+      <w:r>
+        <w:t>) Analizi — V9 Modeli (MASTER)</w:t>
       </w:r>
     </w:p>
     <w:p>
@@ -10198,107 +13128,86 @@
         <w:rPr>
           <w:sz w:val="24"/>
         </w:rPr>
-        <w:t>V9 modelinin dört farklı veri alt grubunda elde ettiği F1 Skoru, MCC ve PR-AUC değerleri. Yeni eklenen özelliklerle birlikte</w:t>
-      </w:r>
-      <w:r>
-        <w:rPr>
-          <w:b/>
-          <w:bCs/>
-          <w:sz w:val="24"/>
-        </w:rPr>
-        <w:t xml:space="preserve"> KANSER </w:t>
-      </w:r>
-      <w:r>
-        <w:rPr>
-          <w:sz w:val="24"/>
-        </w:rPr>
-        <w:t>grubunda en yüksek</w:t>
-      </w:r>
-      <w:r>
-        <w:rPr>
-          <w:b/>
-          <w:bCs/>
-          <w:sz w:val="24"/>
-        </w:rPr>
-        <w:t xml:space="preserve"> MCC (0.7169) </w:t>
-      </w:r>
-      <w:r>
-        <w:rPr>
-          <w:sz w:val="24"/>
-        </w:rPr>
-        <w:t>elde edilmiştir</w:t>
-      </w:r>
-      <w:r>
-        <w:rPr>
-          <w:b/>
-          <w:bCs/>
-          <w:sz w:val="24"/>
-        </w:rPr>
-        <w:t xml:space="preserve"> (CFTR MCC=0.6561). </w:t>
-      </w:r>
-      <w:r>
-        <w:rPr>
-          <w:sz w:val="24"/>
-        </w:rPr>
-        <w:t>PAH grubunun görece düşük</w:t>
-      </w:r>
-      <w:r>
-        <w:rPr>
-          <w:b/>
-          <w:bCs/>
-          <w:sz w:val="24"/>
-        </w:rPr>
-        <w:t xml:space="preserve"> MCC </w:t>
-      </w:r>
-      <w:r>
-        <w:rPr>
-          <w:sz w:val="24"/>
-        </w:rPr>
-        <w:t>değeri</w:t>
-      </w:r>
-      <w:r>
-        <w:rPr>
-          <w:b/>
-          <w:bCs/>
-          <w:sz w:val="24"/>
-        </w:rPr>
-        <w:t xml:space="preserve"> (0.5399)</w:t>
-      </w:r>
-      <w:r>
-        <w:rPr>
-          <w:sz w:val="24"/>
-        </w:rPr>
-        <w:t xml:space="preserve"> heterojen sınıf yapısından kaynaklanmaktadır. </w:t>
-      </w:r>
-    </w:p>
-    <w:p>
-      <w:pPr>
-        <w:spacing w:line="276" w:lineRule="auto"/>
-        <w:jc w:val="both"/>
+        <w:t xml:space="preserve">Farklı karar eşiği değerlerinde F1, Kesinlik, Duyarlılık ve MCC değerlerinin değişimi. Yüksek eşikte kesinlik artarken duyarlılık düşmekte; düşük eşikte ise hasta kaçırma riski azalmaktadır. </w:t>
+      </w:r>
+      <w:r>
         <w:rPr>
           <w:i/>
           <w:iCs/>
           <w:sz w:val="24"/>
         </w:rPr>
-      </w:pPr>
+        <w:t xml:space="preserve">MCC maksimizasyonu ölçütüyle seçilen optimum eşik </w:t>
+      </w:r>
+      <w:proofErr w:type="gramStart"/>
       <w:r>
         <w:rPr>
           <w:i/>
           <w:iCs/>
           <w:sz w:val="24"/>
         </w:rPr>
-        <w:t>Her alt grup için ayrı eşik optimizasyonu uygulanmıştır. CFTR grubunda en yüksek model tutarlılığı elde edilirken (MCC=0.6561, PR-AUC=0.9878), PAH grubunun görece düşük MCC değeri (0.5399) bu gruptaki sınıf heterojenliğini yansıtmaktadır.</w:t>
-      </w:r>
-    </w:p>
-    <w:p>
-      <w:pPr>
-        <w:spacing w:line="276" w:lineRule="auto"/>
-        <w:jc w:val="both"/>
-        <w:rPr>
+        <w:t>0.56</w:t>
+      </w:r>
+      <w:proofErr w:type="gramEnd"/>
+      <w:r>
+        <w:rPr>
+          <w:i/>
           <w:iCs/>
           <w:sz w:val="24"/>
         </w:rPr>
-      </w:pPr>
+        <w:t xml:space="preserve"> olarak belirlenmiştir. </w:t>
+      </w:r>
+      <w:r>
+        <w:rPr>
+          <w:i/>
+          <w:iCs/>
+          <w:sz w:val="24"/>
+        </w:rPr>
+        <w:t xml:space="preserve">Klinik güvenlik eşiği olarak 0.25 veya altı önerilmekte olup eşik=0.25'te </w:t>
+      </w:r>
+      <w:proofErr w:type="spellStart"/>
+      <w:r>
+        <w:rPr>
+          <w:i/>
+          <w:iCs/>
+          <w:sz w:val="24"/>
+        </w:rPr>
+        <w:t>Recall</w:t>
+      </w:r>
+      <w:proofErr w:type="spellEnd"/>
+      <w:r>
+        <w:rPr>
+          <w:i/>
+          <w:iCs/>
+          <w:sz w:val="24"/>
+        </w:rPr>
+        <w:t>=0.9269 (</w:t>
+      </w:r>
+      <w:proofErr w:type="gramStart"/>
+      <w:r>
+        <w:rPr>
+          <w:i/>
+          <w:iCs/>
+          <w:sz w:val="24"/>
+        </w:rPr>
+        <w:t>%92.7</w:t>
+      </w:r>
+      <w:proofErr w:type="gramEnd"/>
+      <w:r>
+        <w:rPr>
+          <w:i/>
+          <w:iCs/>
+          <w:sz w:val="24"/>
+        </w:rPr>
+        <w:t>) ile patojenik varyantların büyük çoğunluğu yakalanmaktadır</w:t>
+      </w:r>
+      <w:r>
+        <w:rPr>
+          <w:i/>
+          <w:iCs/>
+          <w:sz w:val="24"/>
+        </w:rPr>
+        <w:t>.</w:t>
+      </w:r>
     </w:p>
     <w:p>
       <w:pPr>
@@ -10314,152 +13223,13 @@
           <w:szCs w:val="24"/>
         </w:rPr>
       </w:pPr>
-      <w:bookmarkStart w:id="11" w:name="_Toc233298252"/>
-      <w:r>
-        <w:rPr>
-          <w:rFonts w:ascii="Aptos" w:hAnsi="Aptos"/>
-          <w:b/>
-          <w:bCs/>
-          <w:color w:val="000000" w:themeColor="text1"/>
-          <w:sz w:val="24"/>
-          <w:szCs w:val="24"/>
-        </w:rPr>
-        <w:lastRenderedPageBreak/>
-        <w:t>3.3 Karar Eşiği</w:t>
-      </w:r>
-      <w:r>
-        <w:rPr>
-          <w:rFonts w:ascii="Aptos" w:hAnsi="Aptos"/>
-          <w:b/>
-          <w:bCs/>
-          <w:color w:val="000000" w:themeColor="text1"/>
-          <w:sz w:val="24"/>
-          <w:szCs w:val="24"/>
-        </w:rPr>
-        <w:t xml:space="preserve"> Analizi</w:t>
-      </w:r>
-      <w:bookmarkEnd w:id="11"/>
-    </w:p>
-    <w:p>
-      <w:pPr>
-        <w:keepNext/>
-        <w:spacing w:line="276" w:lineRule="auto"/>
-        <w:jc w:val="center"/>
-      </w:pPr>
+      <w:bookmarkStart w:id="12" w:name="_Toc233298253"/>
       <w:r>
         <w:rPr>
           <w:noProof/>
-          <w:sz w:val="24"/>
         </w:rPr>
         <w:drawing>
-          <wp:inline distT="0" distB="0" distL="0" distR="0" wp14:anchorId="79BA7F83" wp14:editId="59F89F3A">
-            <wp:extent cx="4205287" cy="2523172"/>
-            <wp:effectExtent l="0" t="0" r="5080" b="0"/>
-            <wp:docPr id="499106551" name="Picture 12"/>
-            <wp:cNvGraphicFramePr>
-              <a:graphicFrameLocks xmlns:a="http://schemas.openxmlformats.org/drawingml/2006/main" noChangeAspect="1"/>
-            </wp:cNvGraphicFramePr>
-            <a:graphic xmlns:a="http://schemas.openxmlformats.org/drawingml/2006/main">
-              <a:graphicData uri="http://schemas.openxmlformats.org/drawingml/2006/picture">
-                <pic:pic xmlns:pic="http://schemas.openxmlformats.org/drawingml/2006/picture">
-                  <pic:nvPicPr>
-                    <pic:cNvPr id="0" name="Picture 7"/>
-                    <pic:cNvPicPr>
-                      <a:picLocks noChangeAspect="1" noChangeArrowheads="1"/>
-                    </pic:cNvPicPr>
-                  </pic:nvPicPr>
-                  <pic:blipFill>
-                    <a:blip r:embed="rId14" cstate="print">
-                      <a:extLst>
-                        <a:ext uri="{28A0092B-C50C-407E-A947-70E740481C1C}">
-                          <a14:useLocalDpi xmlns:a14="http://schemas.microsoft.com/office/drawing/2010/main" val="0"/>
-                        </a:ext>
-                      </a:extLst>
-                    </a:blip>
-                    <a:srcRect/>
-                    <a:stretch>
-                      <a:fillRect/>
-                    </a:stretch>
-                  </pic:blipFill>
-                  <pic:spPr bwMode="auto">
-                    <a:xfrm>
-                      <a:off x="0" y="0"/>
-                      <a:ext cx="4247294" cy="2548376"/>
-                    </a:xfrm>
-                    <a:prstGeom prst="rect">
-                      <a:avLst/>
-                    </a:prstGeom>
-                    <a:noFill/>
-                    <a:ln>
-                      <a:noFill/>
-                    </a:ln>
-                  </pic:spPr>
-                </pic:pic>
-              </a:graphicData>
-            </a:graphic>
-          </wp:inline>
-        </w:drawing>
-      </w:r>
-    </w:p>
-    <w:p>
-      <w:pPr>
-        <w:pStyle w:val="Caption"/>
-        <w:jc w:val="center"/>
-      </w:pPr>
-      <w:r>
-        <w:t xml:space="preserve">Şekil </w:t>
-      </w:r>
-      <w:r>
-        <w:t>6</w:t>
-      </w:r>
-      <w:r>
-        <w:t>: Karar Eşiği (Threshold) Analizi — V9 Modeli (MASTER)</w:t>
-      </w:r>
-    </w:p>
-    <w:p>
-      <w:pPr>
-        <w:spacing w:line="276" w:lineRule="auto"/>
-        <w:jc w:val="both"/>
-        <w:rPr>
-          <w:sz w:val="24"/>
-        </w:rPr>
-      </w:pPr>
-      <w:r>
-        <w:rPr>
-          <w:sz w:val="24"/>
-        </w:rPr>
-        <w:t xml:space="preserve">Farklı karar eşiği değerlerinde F1, Kesinlik, Duyarlılık ve MCC değerlerinin değişimi. Yüksek eşikte kesinlik artarken duyarlılık düşmekte; düşük eşikte ise hasta kaçırma riski azalmaktadır. </w:t>
-      </w:r>
-      <w:r>
-        <w:rPr>
-          <w:i/>
-          <w:iCs/>
-          <w:sz w:val="24"/>
-        </w:rPr>
-        <w:t>MCC maksimizasyonu ölçütüyle seçilen optimum eşik 0.56 olarak belirlenmiştir. Klinik güvenlik önceliklendirildiğinde 0.20–0.25 eşiğinde Recall ≥%92.7 sağlanmaktadır.</w:t>
-      </w:r>
-    </w:p>
-    <w:p>
-      <w:pPr>
-        <w:pStyle w:val="Heading2"/>
-        <w:spacing w:line="276" w:lineRule="auto"/>
-        <w:jc w:val="both"/>
-        <w:rPr>
-          <w:rFonts w:ascii="Aptos" w:hAnsi="Aptos"/>
-          <w:b/>
-          <w:bCs/>
-          <w:color w:val="000000" w:themeColor="text1"/>
-          <w:sz w:val="24"/>
-          <w:szCs w:val="24"/>
-        </w:rPr>
-      </w:pPr>
-      <w:bookmarkStart w:id="12" w:name="_Toc233298253"/>
-      <w:r>
-        <w:rPr>
-          <w:noProof/>
-        </w:rPr>
-        <w:drawing>
-          <wp:anchor distT="0" distB="0" distL="114300" distR="114300" simplePos="0" relativeHeight="251665416" behindDoc="0" locked="0" layoutInCell="1" allowOverlap="1" wp14:anchorId="0E2861E0" wp14:editId="18DE8F8B">
+          <wp:anchor distT="0" distB="0" distL="114300" distR="114300" simplePos="0" relativeHeight="251665416" behindDoc="0" locked="0" layoutInCell="1" allowOverlap="1" wp14:anchorId="0E2861E0" wp14:editId="4254713F">
             <wp:simplePos x="0" y="0"/>
             <wp:positionH relativeFrom="column">
               <wp:posOffset>3378142</wp:posOffset>
@@ -10484,7 +13254,7 @@
                     </pic:cNvPicPr>
                   </pic:nvPicPr>
                   <pic:blipFill>
-                    <a:blip r:embed="rId15" cstate="print">
+                    <a:blip r:embed="rId14" cstate="print">
                       <a:extLst>
                         <a:ext uri="{28A0092B-C50C-407E-A947-70E740481C1C}">
                           <a14:useLocalDpi xmlns:a14="http://schemas.microsoft.com/office/drawing/2010/main" val="0"/>
@@ -10542,35 +13312,19 @@
       </w:pPr>
       <w:r>
         <w:rPr>
-          <w:iCs/>
-          <w:sz w:val="24"/>
-        </w:rPr>
-        <w:t>Beş katlı çapraz doğrulama sonucu elde edilen karmaşıklık matrisi. Genel MCC optimizasyonunda (eşik=0.56) Yanlış Negatif sayısı FN=243 olarak ölçülmüştür. Ancak klinik açıdan en kritik hata türü olan FN'i minimize etmek amacıyla, klinik uygulamada daha düşük bir eşik (0.20-0.25) kullanıldığında bu sayı hızla düşürülerek hasta kaçırma riski güvenli seviyelere çekilebilmektedir.</w:t>
-      </w:r>
-    </w:p>
-    <w:p>
-      <w:pPr>
-        <w:spacing w:line="276" w:lineRule="auto"/>
-        <w:jc w:val="both"/>
-        <w:rPr>
-          <w:sz w:val="24"/>
-        </w:rPr>
-      </w:pPr>
-      <w:r>
-        <w:rPr>
           <w:noProof/>
           <w:sz w:val="24"/>
         </w:rPr>
         <mc:AlternateContent>
           <mc:Choice Requires="wps">
             <w:drawing>
-              <wp:anchor distT="0" distB="0" distL="114300" distR="114300" simplePos="0" relativeHeight="251658248" behindDoc="1" locked="0" layoutInCell="1" allowOverlap="1" wp14:anchorId="56A3FFFA" wp14:editId="7C6C3C23">
+              <wp:anchor distT="0" distB="0" distL="114300" distR="114300" simplePos="0" relativeHeight="251658248" behindDoc="1" locked="0" layoutInCell="1" allowOverlap="1" wp14:anchorId="56A3FFFA" wp14:editId="208DF90B">
                 <wp:simplePos x="0" y="0"/>
                 <wp:positionH relativeFrom="page">
-                  <wp:posOffset>3664816</wp:posOffset>
+                  <wp:posOffset>3797935</wp:posOffset>
                 </wp:positionH>
                 <wp:positionV relativeFrom="paragraph">
-                  <wp:posOffset>3117</wp:posOffset>
+                  <wp:posOffset>1905000</wp:posOffset>
                 </wp:positionV>
                 <wp:extent cx="3676650" cy="185420"/>
                 <wp:effectExtent l="0" t="0" r="0" b="5080"/>
@@ -10660,7 +13414,7 @@
           </mc:Choice>
           <mc:Fallback>
             <w:pict>
-              <v:shape w14:anchorId="56A3FFFA" id="Metin Kutusu 1" o:spid="_x0000_s1031" type="#_x0000_t202" style="position:absolute;left:0;text-align:left;margin-left:288.55pt;margin-top:.25pt;width:289.5pt;height:14.6pt;z-index:-251658232;visibility:visible;mso-wrap-style:square;mso-width-percent:0;mso-height-percent:0;mso-wrap-distance-left:9pt;mso-wrap-distance-top:0;mso-wrap-distance-right:9pt;mso-wrap-distance-bottom:0;mso-position-horizontal:absolute;mso-position-horizontal-relative:page;mso-position-vertical:absolute;mso-position-vertical-relative:text;mso-width-percent:0;mso-height-percent:0;mso-width-relative:margin;mso-height-relative:margin;v-text-anchor:top" o:gfxdata="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" stroked="f">
+              <v:shape w14:anchorId="56A3FFFA" id="Metin Kutusu 1" o:spid="_x0000_s1030" type="#_x0000_t202" style="position:absolute;left:0;text-align:left;margin-left:299.05pt;margin-top:150pt;width:289.5pt;height:14.6pt;z-index:-251658232;visibility:visible;mso-wrap-style:square;mso-width-percent:0;mso-height-percent:0;mso-wrap-distance-left:9pt;mso-wrap-distance-top:0;mso-wrap-distance-right:9pt;mso-wrap-distance-bottom:0;mso-position-horizontal:absolute;mso-position-horizontal-relative:page;mso-position-vertical:absolute;mso-position-vertical-relative:text;mso-width-percent:0;mso-height-percent:0;mso-width-relative:margin;mso-height-relative:margin;v-text-anchor:top" o:gfxdata="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" stroked="f">
                 <v:textbox inset="0,0,0,0">
                   <w:txbxContent>
                     <w:p>
@@ -10705,6 +13459,79 @@
       </w:r>
       <w:r>
         <w:rPr>
+          <w:iCs/>
+          <w:sz w:val="24"/>
+        </w:rPr>
+        <w:t xml:space="preserve">Beş katlı çapraz doğrulama sonucu elde edilen karmaşıklık matrisi. Genel MCC optimizasyonunda (eşik=0.56) Yanlış Negatif sayısı FN=243 olarak ölçülmüştür. Ancak klinik açıdan en kritik hata türü olan </w:t>
+      </w:r>
+      <w:proofErr w:type="spellStart"/>
+      <w:r>
+        <w:rPr>
+          <w:iCs/>
+          <w:sz w:val="24"/>
+        </w:rPr>
+        <w:t>FN'i</w:t>
+      </w:r>
+      <w:proofErr w:type="spellEnd"/>
+      <w:r>
+        <w:rPr>
+          <w:iCs/>
+          <w:sz w:val="24"/>
+        </w:rPr>
+        <w:t xml:space="preserve"> minimize etmek amacıyla, </w:t>
+      </w:r>
+      <w:r>
+        <w:rPr>
+          <w:i/>
+          <w:iCs/>
+          <w:sz w:val="24"/>
+        </w:rPr>
+        <w:t>klinik uygulamada daha düşük bir eşik </w:t>
+      </w:r>
+      <w:r>
+        <w:rPr>
+          <w:b/>
+          <w:bCs/>
+          <w:i/>
+          <w:iCs/>
+          <w:sz w:val="24"/>
+        </w:rPr>
+        <w:t>(0.25)</w:t>
+      </w:r>
+      <w:r>
+        <w:rPr>
+          <w:i/>
+          <w:iCs/>
+          <w:sz w:val="24"/>
+        </w:rPr>
+        <w:t> kullanıldığında</w:t>
+      </w:r>
+      <w:r>
+        <w:rPr>
+          <w:i/>
+          <w:iCs/>
+          <w:sz w:val="24"/>
+        </w:rPr>
+        <w:t xml:space="preserve"> </w:t>
+      </w:r>
+      <w:r>
+        <w:rPr>
+          <w:iCs/>
+          <w:sz w:val="24"/>
+        </w:rPr>
+        <w:t>bu sayı hızla düşürülerek hasta kaçırma riski güvenli seviyelere çekilebilmektedir.</w:t>
+      </w:r>
+    </w:p>
+    <w:p>
+      <w:pPr>
+        <w:spacing w:line="276" w:lineRule="auto"/>
+        <w:jc w:val="both"/>
+        <w:rPr>
+          <w:sz w:val="24"/>
+        </w:rPr>
+      </w:pPr>
+      <w:r>
+        <w:rPr>
           <w:b/>
           <w:bCs/>
           <w:sz w:val="24"/>
@@ -10742,6 +13569,7 @@
           <w:sz w:val="28"/>
           <w:szCs w:val="28"/>
         </w:rPr>
+        <w:lastRenderedPageBreak/>
         <w:t>4. SONUÇ</w:t>
       </w:r>
       <w:bookmarkEnd w:id="13"/>
@@ -10820,18 +13648,103 @@
           <w:sz w:val="24"/>
         </w:rPr>
       </w:pPr>
-      <w:r>
-        <w:rPr>
-          <w:sz w:val="24"/>
-        </w:rPr>
-        <w:t xml:space="preserve">AlgoMed, temel bir sınıflandırma modelinden klinik riskleri dikkate alan bir karar destek sistemine evrilmiştir. V1–V2 sürümleri baseline yapıyı oluştururken, V3 ile biyokimyasal öznitelikler eklenmiş, V4–V5 ile stacking mimarisi entegre edilmiştir. V6 ile veri sızıntısı </w:t>
-      </w:r>
-      <w:r>
-        <w:rPr>
-          <w:sz w:val="24"/>
-        </w:rPr>
-        <w:lastRenderedPageBreak/>
-        <w:t>(data leakage) giderilerek metodolojik güvenilirlik artırılmış, V7–V8 ile hiperparametre optimizasyonu ve dengeleme stratejileriyle performans güçlendirilmiştir. Nihai V9(L) modeli ise leak-free pipeline ve FN risk bayrakları ile klinik açıdan daha güvenli bir karar yapısı sunmuştur</w:t>
+      <w:proofErr w:type="spellStart"/>
+      <w:r>
+        <w:rPr>
+          <w:sz w:val="24"/>
+        </w:rPr>
+        <w:t>AlgoMed</w:t>
+      </w:r>
+      <w:proofErr w:type="spellEnd"/>
+      <w:r>
+        <w:rPr>
+          <w:sz w:val="24"/>
+        </w:rPr>
+        <w:t xml:space="preserve">, temel bir sınıflandırma modelinden klinik riskleri dikkate alan bir karar destek sistemine evrilmiştir. V1–V2 sürümleri </w:t>
+      </w:r>
+      <w:proofErr w:type="spellStart"/>
+      <w:r>
+        <w:rPr>
+          <w:sz w:val="24"/>
+        </w:rPr>
+        <w:t>baseline</w:t>
+      </w:r>
+      <w:proofErr w:type="spellEnd"/>
+      <w:r>
+        <w:rPr>
+          <w:sz w:val="24"/>
+        </w:rPr>
+        <w:t xml:space="preserve"> yapıyı oluştururken, V3 ile biyokimyasal öznitelikler eklenmiş, V4–V5 ile </w:t>
+      </w:r>
+      <w:proofErr w:type="spellStart"/>
+      <w:r>
+        <w:rPr>
+          <w:sz w:val="24"/>
+        </w:rPr>
+        <w:t>stacking</w:t>
+      </w:r>
+      <w:proofErr w:type="spellEnd"/>
+      <w:r>
+        <w:rPr>
+          <w:sz w:val="24"/>
+        </w:rPr>
+        <w:t xml:space="preserve"> mimarisi entegre edilmiştir. V6 ile veri sızıntısı (data </w:t>
+      </w:r>
+      <w:proofErr w:type="spellStart"/>
+      <w:r>
+        <w:rPr>
+          <w:sz w:val="24"/>
+        </w:rPr>
+        <w:t>leakage</w:t>
+      </w:r>
+      <w:proofErr w:type="spellEnd"/>
+      <w:r>
+        <w:rPr>
+          <w:sz w:val="24"/>
+        </w:rPr>
+        <w:t xml:space="preserve">) giderilerek metodolojik güvenilirlik artırılmış, V7–V8 ile </w:t>
+      </w:r>
+      <w:proofErr w:type="spellStart"/>
+      <w:r>
+        <w:rPr>
+          <w:sz w:val="24"/>
+        </w:rPr>
+        <w:t>hiperparametre</w:t>
+      </w:r>
+      <w:proofErr w:type="spellEnd"/>
+      <w:r>
+        <w:rPr>
+          <w:sz w:val="24"/>
+        </w:rPr>
+        <w:t xml:space="preserve"> optimizasyonu ve dengeleme stratejileriyle performans güçlendirilmiştir. Nihai V9(L) modeli ise </w:t>
+      </w:r>
+      <w:proofErr w:type="spellStart"/>
+      <w:r>
+        <w:rPr>
+          <w:sz w:val="24"/>
+        </w:rPr>
+        <w:t>leak-free</w:t>
+      </w:r>
+      <w:proofErr w:type="spellEnd"/>
+      <w:r>
+        <w:rPr>
+          <w:sz w:val="24"/>
+        </w:rPr>
+        <w:t xml:space="preserve"> </w:t>
+      </w:r>
+      <w:proofErr w:type="spellStart"/>
+      <w:r>
+        <w:rPr>
+          <w:sz w:val="24"/>
+        </w:rPr>
+        <w:t>pipeline</w:t>
+      </w:r>
+      <w:proofErr w:type="spellEnd"/>
+      <w:r>
+        <w:rPr>
+          <w:sz w:val="24"/>
+        </w:rPr>
+        <w:t xml:space="preserve"> ve FN risk bayrakları ile klinik açıdan daha güvenli bir karar yapısı sunmuştur</w:t>
       </w:r>
       <w:r>
         <w:rPr>
@@ -10891,7 +13804,21 @@
         <w:rPr>
           <w:sz w:val="24"/>
         </w:rPr>
-        <w:t>Model performansı, veri alt gruplarının biyolojik özelliklerine ve sınıf dengesizliklerine göre değişim göstermektedir. AlgoMed V9(L) mimarisi, zorlayıcı gruplarda dahi klinik güvenliği önceleyen bir strateji izlemiştir.</w:t>
+        <w:t xml:space="preserve">Model performansı, veri alt gruplarının biyolojik özelliklerine ve sınıf dengesizliklerine göre değişim göstermektedir. </w:t>
+      </w:r>
+      <w:proofErr w:type="spellStart"/>
+      <w:r>
+        <w:rPr>
+          <w:sz w:val="24"/>
+        </w:rPr>
+        <w:t>AlgoMed</w:t>
+      </w:r>
+      <w:proofErr w:type="spellEnd"/>
+      <w:r>
+        <w:rPr>
+          <w:sz w:val="24"/>
+        </w:rPr>
+        <w:t xml:space="preserve"> V9(L) mimarisi, zorlayıcı gruplarda dahi klinik güvenliği önceleyen bir strateji izlemiştir.</w:t>
       </w:r>
       <w:r>
         <w:rPr>
@@ -10923,7 +13850,59 @@
           <w:iCs/>
           <w:sz w:val="24"/>
         </w:rPr>
-        <w:t>MCC optimizasyon eşiğinde (0.56) FN=243 elde edilmiş; ancak klinik odaklı 0.20 eşiğinde Recall≥%92.7 ile hasta kaçırma riski minimize edilmektedir. KANSER grubunda MCC 0.7169'a yükselerek en güçlü alt grup başarımı elde edilmiştir.</w:t>
+        <w:t>MCC optimizasyon eşiğinde (0.56) FN=243 elde edilmiş; ancak klinik odaklı 0.2</w:t>
+      </w:r>
+      <w:r>
+        <w:rPr>
+          <w:i/>
+          <w:iCs/>
+          <w:sz w:val="24"/>
+        </w:rPr>
+        <w:t>5</w:t>
+      </w:r>
+      <w:r>
+        <w:rPr>
+          <w:i/>
+          <w:iCs/>
+          <w:sz w:val="24"/>
+        </w:rPr>
+        <w:t xml:space="preserve"> eşiğinde </w:t>
+      </w:r>
+      <w:proofErr w:type="spellStart"/>
+      <w:r>
+        <w:rPr>
+          <w:i/>
+          <w:iCs/>
+          <w:sz w:val="24"/>
+        </w:rPr>
+        <w:t>Recall</w:t>
+      </w:r>
+      <w:proofErr w:type="spellEnd"/>
+      <w:r>
+        <w:rPr>
+          <w:i/>
+          <w:iCs/>
+          <w:sz w:val="24"/>
+        </w:rPr>
+        <w:t>≥</w:t>
+      </w:r>
+      <w:proofErr w:type="gramStart"/>
+      <w:r>
+        <w:rPr>
+          <w:i/>
+          <w:iCs/>
+          <w:sz w:val="24"/>
+        </w:rPr>
+        <w:t>%92.7</w:t>
+      </w:r>
+      <w:proofErr w:type="gramEnd"/>
+      <w:r>
+        <w:rPr>
+          <w:i/>
+          <w:iCs/>
+          <w:sz w:val="24"/>
+        </w:rPr>
+        <w:t xml:space="preserve"> ile hasta kaçırma riski minimize edilmektedir. KANSER grubunda MCC 0.7169'a yükselerek en güçlü alt grup başarımı elde edilmiştir.</w:t>
       </w:r>
       <w:r>
         <w:rPr>
@@ -10947,7 +13926,27 @@
         <w:rPr>
           <w:sz w:val="24"/>
         </w:rPr>
-        <w:t>Öznitelik analizi sonucunda biyokimyasal değişkenler en yorumlanabilir katkıyı sağlarken, eksiklik göstergeleri modelin veri kaybını sinyale dönüştürerek performansa katkı sağlamıştır. Buna karşılık EK türev değişkenlerin yorumlanabilirliği düşüktür.</w:t>
+        <w:t xml:space="preserve">Öznitelik analizi sonucunda biyokimyasal değişkenler en yorumlanabilir katkıyı sağlarken, eksiklik göstergeleri modelin veri kaybını sinyale dönüştürerek performansa katkı sağlamıştır. </w:t>
+      </w:r>
+      <w:r>
+        <w:rPr>
+          <w:sz w:val="24"/>
+        </w:rPr>
+        <w:t xml:space="preserve">Modelin tahmin gücüne en yüksek katkıyı sağlayan EK değişkenlerinin (Evrimsel Korunmuşluk), varyantın </w:t>
+      </w:r>
+      <w:proofErr w:type="spellStart"/>
+      <w:r>
+        <w:rPr>
+          <w:sz w:val="24"/>
+        </w:rPr>
+        <w:t>filogenetik</w:t>
+      </w:r>
+      <w:proofErr w:type="spellEnd"/>
+      <w:r>
+        <w:rPr>
+          <w:sz w:val="24"/>
+        </w:rPr>
+        <w:t xml:space="preserve"> geçmişteki korunma düzeyini yansıtması, patojenite tespitinde evrimsel baskının ne kadar kritik bir sinyal olduğunu kanıtlamıştır.</w:t>
       </w:r>
     </w:p>
     <w:p>
@@ -10987,18 +13986,59 @@
           <w:sz w:val="24"/>
         </w:rPr>
       </w:pPr>
+      <w:proofErr w:type="spellStart"/>
       <w:r>
         <w:rPr>
           <w:color w:val="000000" w:themeColor="text1"/>
           <w:sz w:val="24"/>
         </w:rPr>
-        <w:t xml:space="preserve">AlgoMed, klasik SIFT/PolyPhen tabanlı yöntemlerin ötesine geçerek ensemble </w:t>
-      </w:r>
+        <w:t>AlgoMed</w:t>
+      </w:r>
+      <w:proofErr w:type="spellEnd"/>
       <w:r>
         <w:rPr>
           <w:color w:val="000000" w:themeColor="text1"/>
           <w:sz w:val="24"/>
         </w:rPr>
+        <w:t>, klasik SIFT/</w:t>
+      </w:r>
+      <w:proofErr w:type="spellStart"/>
+      <w:r>
+        <w:rPr>
+          <w:color w:val="000000" w:themeColor="text1"/>
+          <w:sz w:val="24"/>
+        </w:rPr>
+        <w:t>PolyPhen</w:t>
+      </w:r>
+      <w:proofErr w:type="spellEnd"/>
+      <w:r>
+        <w:rPr>
+          <w:color w:val="000000" w:themeColor="text1"/>
+          <w:sz w:val="24"/>
+        </w:rPr>
+        <w:t xml:space="preserve"> tabanlı yöntemlerin ötesine geçerek </w:t>
+      </w:r>
+      <w:proofErr w:type="spellStart"/>
+      <w:r>
+        <w:rPr>
+          <w:color w:val="000000" w:themeColor="text1"/>
+          <w:sz w:val="24"/>
+        </w:rPr>
+        <w:t>ensemble</w:t>
+      </w:r>
+      <w:proofErr w:type="spellEnd"/>
+      <w:r>
+        <w:rPr>
+          <w:color w:val="000000" w:themeColor="text1"/>
+          <w:sz w:val="24"/>
+        </w:rPr>
+        <w:t xml:space="preserve"> </w:t>
+      </w:r>
+      <w:r>
+        <w:rPr>
+          <w:color w:val="000000" w:themeColor="text1"/>
+          <w:sz w:val="24"/>
+        </w:rPr>
         <w:t xml:space="preserve">yöntemlerini </w:t>
       </w:r>
       <w:r>
@@ -11006,7 +14046,71 @@
           <w:color w:val="000000" w:themeColor="text1"/>
           <w:sz w:val="24"/>
         </w:rPr>
-        <w:t>biyokimyasal özellik mühendisliği ile birleştirmiştir. REVEL ve CADD gibi ensemble modeller yüksek performans sağlasa da dış anotasyon bağımlılığı yüksektir. AlphaMissense ve ESM gibi modeller güçlü genellenebilirlik sunarken açıklanabilirlik sınırlıdır.</w:t>
+        <w:t xml:space="preserve">biyokimyasal özellik mühendisliği ile birleştirmiştir. REVEL ve CADD gibi </w:t>
+      </w:r>
+      <w:proofErr w:type="spellStart"/>
+      <w:r>
+        <w:rPr>
+          <w:color w:val="000000" w:themeColor="text1"/>
+          <w:sz w:val="24"/>
+        </w:rPr>
+        <w:t>ensemble</w:t>
+      </w:r>
+      <w:proofErr w:type="spellEnd"/>
+      <w:r>
+        <w:rPr>
+          <w:color w:val="000000" w:themeColor="text1"/>
+          <w:sz w:val="24"/>
+        </w:rPr>
+        <w:t xml:space="preserve"> modeller yüksek performans sağlasa da dış </w:t>
+      </w:r>
+      <w:proofErr w:type="spellStart"/>
+      <w:r>
+        <w:rPr>
+          <w:color w:val="000000" w:themeColor="text1"/>
+          <w:sz w:val="24"/>
+        </w:rPr>
+        <w:t>anotasyon</w:t>
+      </w:r>
+      <w:proofErr w:type="spellEnd"/>
+      <w:r>
+        <w:rPr>
+          <w:color w:val="000000" w:themeColor="text1"/>
+          <w:sz w:val="24"/>
+        </w:rPr>
+        <w:t xml:space="preserve"> bağımlılığı yüksektir. </w:t>
+      </w:r>
+      <w:proofErr w:type="spellStart"/>
+      <w:r>
+        <w:rPr>
+          <w:color w:val="000000" w:themeColor="text1"/>
+          <w:sz w:val="24"/>
+        </w:rPr>
+        <w:t>AlphaMissense</w:t>
+      </w:r>
+      <w:proofErr w:type="spellEnd"/>
+      <w:r>
+        <w:rPr>
+          <w:color w:val="000000" w:themeColor="text1"/>
+          <w:sz w:val="24"/>
+        </w:rPr>
+        <w:t xml:space="preserve"> ve ESM gibi modeller güçlü genellenebilirlik sunarken </w:t>
+      </w:r>
+      <w:proofErr w:type="spellStart"/>
+      <w:r>
+        <w:rPr>
+          <w:color w:val="000000" w:themeColor="text1"/>
+          <w:sz w:val="24"/>
+        </w:rPr>
+        <w:t>açıklanabilirlik</w:t>
+      </w:r>
+      <w:proofErr w:type="spellEnd"/>
+      <w:r>
+        <w:rPr>
+          <w:color w:val="000000" w:themeColor="text1"/>
+          <w:sz w:val="24"/>
+        </w:rPr>
+        <w:t xml:space="preserve"> sınırlıdır.</w:t>
       </w:r>
     </w:p>
     <w:p>
@@ -11018,12 +14122,37 @@
           <w:sz w:val="24"/>
         </w:rPr>
       </w:pPr>
+      <w:proofErr w:type="spellStart"/>
       <w:r>
         <w:rPr>
           <w:color w:val="000000" w:themeColor="text1"/>
           <w:sz w:val="24"/>
         </w:rPr>
-        <w:t>AlgoMed ise bu iki yaklaşım arasında konumlanarak hem açıklanabilirlik (SHAP) hem de sızdırmaz veri işleme hattı ile klinik uygulanabilirliği artırmayı hedeflemektedir.</w:t>
+        <w:t>AlgoMed</w:t>
+      </w:r>
+      <w:proofErr w:type="spellEnd"/>
+      <w:r>
+        <w:rPr>
+          <w:color w:val="000000" w:themeColor="text1"/>
+          <w:sz w:val="24"/>
+        </w:rPr>
+        <w:t xml:space="preserve"> ise bu iki yaklaşım arasında konumlanarak hem </w:t>
+      </w:r>
+      <w:proofErr w:type="spellStart"/>
+      <w:r>
+        <w:rPr>
+          <w:color w:val="000000" w:themeColor="text1"/>
+          <w:sz w:val="24"/>
+        </w:rPr>
+        <w:t>açıklanabilirlik</w:t>
+      </w:r>
+      <w:proofErr w:type="spellEnd"/>
+      <w:r>
+        <w:rPr>
+          <w:color w:val="000000" w:themeColor="text1"/>
+          <w:sz w:val="24"/>
+        </w:rPr>
+        <w:t xml:space="preserve"> (SHAP) hem de sızdırmaz veri işleme hattı ile klinik uygulanabilirliği artırmayı hedeflemektedir.</w:t>
       </w:r>
     </w:p>
     <w:p>
@@ -11119,13 +14248,62 @@
           <w:bCs/>
           <w:sz w:val="24"/>
         </w:rPr>
+        <w:lastRenderedPageBreak/>
         <w:t>Popülasyon Varyasyonu:</w:t>
       </w:r>
       <w:r>
         <w:rPr>
           <w:sz w:val="24"/>
         </w:rPr>
-        <w:t xml:space="preserve"> Genetik köken farklarını dengelemek için CAT_ etkileşim öznitelikleri kullanılmıştır.</w:t>
+        <w:t xml:space="preserve"> </w:t>
+      </w:r>
+      <w:r>
+        <w:rPr>
+          <w:sz w:val="24"/>
+        </w:rPr>
+        <w:t>Genetik köken farklarından doğabilecek yanlılıkları (</w:t>
+      </w:r>
+      <w:proofErr w:type="spellStart"/>
+      <w:r>
+        <w:rPr>
+          <w:sz w:val="24"/>
+        </w:rPr>
+        <w:t>bias</w:t>
+      </w:r>
+      <w:proofErr w:type="spellEnd"/>
+      <w:r>
+        <w:rPr>
+          <w:sz w:val="24"/>
+        </w:rPr>
+        <w:t>) dengelemek için; popülasyon frekansları ve arkaik genom (</w:t>
+      </w:r>
+      <w:proofErr w:type="spellStart"/>
+      <w:r>
+        <w:rPr>
+          <w:sz w:val="24"/>
+        </w:rPr>
+        <w:t>Neandertal</w:t>
+      </w:r>
+      <w:proofErr w:type="spellEnd"/>
+      <w:r>
+        <w:rPr>
+          <w:sz w:val="24"/>
+        </w:rPr>
+        <w:t>/</w:t>
+      </w:r>
+      <w:proofErr w:type="spellStart"/>
+      <w:r>
+        <w:rPr>
+          <w:sz w:val="24"/>
+        </w:rPr>
+        <w:t>Denisova</w:t>
+      </w:r>
+      <w:proofErr w:type="spellEnd"/>
+      <w:r>
+        <w:rPr>
+          <w:sz w:val="24"/>
+        </w:rPr>
+        <w:t>) genotip bilgilerini barındıran CAT değişkenleri kilit rol oynamıştır.</w:t>
       </w:r>
     </w:p>
     <w:p>
@@ -11141,19 +14319,57 @@
           <w:sz w:val="24"/>
         </w:rPr>
       </w:pPr>
+      <w:proofErr w:type="spellStart"/>
       <w:r>
         <w:rPr>
           <w:b/>
           <w:bCs/>
           <w:sz w:val="24"/>
         </w:rPr>
-        <w:t>Overfitting Kontrolü:</w:t>
-      </w:r>
-      <w:r>
-        <w:rPr>
-          <w:sz w:val="24"/>
-        </w:rPr>
-        <w:t xml:space="preserve"> Nadir mutasyonlarda aşırı öğrenmeyi önlemek için Optuna arama uzayında L1/L2 regülarizasyon bariyerleri en sıkı değerlerde sabitlenmiştir.</w:t>
+        <w:t>Overfitting</w:t>
+      </w:r>
+      <w:proofErr w:type="spellEnd"/>
+      <w:r>
+        <w:rPr>
+          <w:b/>
+          <w:bCs/>
+          <w:sz w:val="24"/>
+        </w:rPr>
+        <w:t xml:space="preserve"> Kontrolü:</w:t>
+      </w:r>
+      <w:r>
+        <w:rPr>
+          <w:sz w:val="24"/>
+        </w:rPr>
+        <w:t xml:space="preserve"> Nadir mutasyonlarda aşırı öğrenmeyi önlemek için </w:t>
+      </w:r>
+      <w:proofErr w:type="spellStart"/>
+      <w:r>
+        <w:rPr>
+          <w:sz w:val="24"/>
+        </w:rPr>
+        <w:t>Optuna</w:t>
+      </w:r>
+      <w:proofErr w:type="spellEnd"/>
+      <w:r>
+        <w:rPr>
+          <w:sz w:val="24"/>
+        </w:rPr>
+        <w:t xml:space="preserve"> arama uzayında L1/L2 </w:t>
+      </w:r>
+      <w:proofErr w:type="spellStart"/>
+      <w:r>
+        <w:rPr>
+          <w:sz w:val="24"/>
+        </w:rPr>
+        <w:t>regülarizasyon</w:t>
+      </w:r>
+      <w:proofErr w:type="spellEnd"/>
+      <w:r>
+        <w:rPr>
+          <w:sz w:val="24"/>
+        </w:rPr>
+        <w:t xml:space="preserve"> bariyerleri en sıkı değerlerde sabitlenmiştir.</w:t>
       </w:r>
     </w:p>
     <w:p>
@@ -11186,28 +14402,6 @@
     </w:p>
     <w:p>
       <w:pPr>
-        <w:pStyle w:val="ListParagraph"/>
-        <w:spacing w:line="276" w:lineRule="auto"/>
-        <w:jc w:val="both"/>
-        <w:rPr>
-          <w:b/>
-          <w:bCs/>
-          <w:sz w:val="24"/>
-        </w:rPr>
-      </w:pPr>
-    </w:p>
-    <w:p>
-      <w:pPr>
-        <w:pStyle w:val="ListParagraph"/>
-        <w:spacing w:line="276" w:lineRule="auto"/>
-        <w:jc w:val="both"/>
-        <w:rPr>
-          <w:sz w:val="24"/>
-        </w:rPr>
-      </w:pPr>
-    </w:p>
-    <w:p>
-      <w:pPr>
         <w:pStyle w:val="Heading2"/>
         <w:spacing w:line="276" w:lineRule="auto"/>
         <w:jc w:val="both"/>
@@ -11230,7 +14424,6 @@
           <w:sz w:val="24"/>
           <w:szCs w:val="24"/>
         </w:rPr>
-        <w:lastRenderedPageBreak/>
         <w:t>4.5 Genel Sonuç</w:t>
       </w:r>
       <w:bookmarkEnd w:id="18"/>
@@ -11243,11 +14436,33 @@
           <w:sz w:val="24"/>
         </w:rPr>
       </w:pPr>
-      <w:r>
-        <w:rPr>
-          <w:sz w:val="24"/>
-        </w:rPr>
-        <w:t>AlgoMed sistemi, missense varyant patojenite tahmininde şu üç temel kazanımı somutlaştırmıştır:</w:t>
+      <w:proofErr w:type="spellStart"/>
+      <w:r>
+        <w:rPr>
+          <w:sz w:val="24"/>
+        </w:rPr>
+        <w:t>AlgoMed</w:t>
+      </w:r>
+      <w:proofErr w:type="spellEnd"/>
+      <w:r>
+        <w:rPr>
+          <w:sz w:val="24"/>
+        </w:rPr>
+        <w:t xml:space="preserve"> sistemi, </w:t>
+      </w:r>
+      <w:proofErr w:type="spellStart"/>
+      <w:r>
+        <w:rPr>
+          <w:sz w:val="24"/>
+        </w:rPr>
+        <w:t>missense</w:t>
+      </w:r>
+      <w:proofErr w:type="spellEnd"/>
+      <w:r>
+        <w:rPr>
+          <w:sz w:val="24"/>
+        </w:rPr>
+        <w:t xml:space="preserve"> varyant patojenite tahmininde şu üç temel kazanımı somutlaştırmıştır:</w:t>
       </w:r>
     </w:p>
     <w:p>
@@ -11275,7 +14490,35 @@
         <w:rPr>
           <w:sz w:val="24"/>
         </w:rPr>
-        <w:t xml:space="preserve"> Dinamik eşik optimizasyonuyla, hayati risk taşıyan False Negative (FN) hataları minimize edilmiştir.</w:t>
+        <w:t xml:space="preserve"> Dinamik eşik optimizasyonuyla, hayati risk taşıyan </w:t>
+      </w:r>
+      <w:proofErr w:type="spellStart"/>
+      <w:r>
+        <w:rPr>
+          <w:sz w:val="24"/>
+        </w:rPr>
+        <w:t>False</w:t>
+      </w:r>
+      <w:proofErr w:type="spellEnd"/>
+      <w:r>
+        <w:rPr>
+          <w:sz w:val="24"/>
+        </w:rPr>
+        <w:t xml:space="preserve"> </w:t>
+      </w:r>
+      <w:proofErr w:type="spellStart"/>
+      <w:r>
+        <w:rPr>
+          <w:sz w:val="24"/>
+        </w:rPr>
+        <w:t>Negative</w:t>
+      </w:r>
+      <w:proofErr w:type="spellEnd"/>
+      <w:r>
+        <w:rPr>
+          <w:sz w:val="24"/>
+        </w:rPr>
+        <w:t xml:space="preserve"> (FN) hataları minimize edilmiştir.</w:t>
       </w:r>
     </w:p>
     <w:p>
@@ -11303,7 +14546,21 @@
         <w:rPr>
           <w:sz w:val="24"/>
         </w:rPr>
-        <w:t xml:space="preserve"> İleri seviye öznitelik mühendisliği, biyokimyasal gerçekliklerle (SHAP destekli) hibritleştirilmiştir.</w:t>
+        <w:t xml:space="preserve"> İleri seviye öznitelik mühendisliği, biyokimyasal gerçekliklerle (SHAP destekli) </w:t>
+      </w:r>
+      <w:proofErr w:type="spellStart"/>
+      <w:r>
+        <w:rPr>
+          <w:sz w:val="24"/>
+        </w:rPr>
+        <w:t>hibritleştirilmiştir</w:t>
+      </w:r>
+      <w:proofErr w:type="spellEnd"/>
+      <w:r>
+        <w:rPr>
+          <w:sz w:val="24"/>
+        </w:rPr>
+        <w:t>.</w:t>
       </w:r>
     </w:p>
     <w:p>
@@ -11331,7 +14588,21 @@
         <w:rPr>
           <w:sz w:val="24"/>
         </w:rPr>
-        <w:t xml:space="preserve"> Veri sızıntısından arındırılmış, klinik standartlara uyumlu ve yüksek genellenebilirlik kapasitesine sahip sızdırmaz bir pipeline inşa edilmiştir.</w:t>
+        <w:t xml:space="preserve"> Veri sızıntısından arındırılmış, klinik standartlara uyumlu ve yüksek genellenebilirlik kapasitesine sahip sızdırmaz bir </w:t>
+      </w:r>
+      <w:proofErr w:type="spellStart"/>
+      <w:r>
+        <w:rPr>
+          <w:sz w:val="24"/>
+        </w:rPr>
+        <w:t>pipeline</w:t>
+      </w:r>
+      <w:proofErr w:type="spellEnd"/>
+      <w:r>
+        <w:rPr>
+          <w:sz w:val="24"/>
+        </w:rPr>
+        <w:t xml:space="preserve"> inşa edilmiştir.</w:t>
       </w:r>
     </w:p>
     <w:p>
@@ -11354,7 +14625,47 @@
           <w:sz w:val="24"/>
           <w:szCs w:val="24"/>
         </w:rPr>
-        <w:t>Genel olarak AlgoMed; MASTER veri setinde ulaştığı F1=0.8836, MCC=0.5594 ve PR-AUC=0.9268 gibi yüksek metriklerle, literatürdeki ensemble yöntemlerle rekabet edebilen bir konuma gelmiştir. Yalnızca salt performansa odaklanmayıp, dinamik eşik stratejisiyle klinik uygulanabilirliği de merkezine alan güvenilir bir hibrit karar destek sistemi sunmaktadır.</w:t>
+        <w:t xml:space="preserve">Genel olarak </w:t>
+      </w:r>
+      <w:proofErr w:type="spellStart"/>
+      <w:r>
+        <w:rPr>
+          <w:rFonts w:ascii="Aptos" w:eastAsiaTheme="minorHAnsi" w:hAnsi="Aptos" w:cstheme="minorBidi"/>
+          <w:color w:val="auto"/>
+          <w:sz w:val="24"/>
+          <w:szCs w:val="24"/>
+        </w:rPr>
+        <w:t>AlgoMed</w:t>
+      </w:r>
+      <w:proofErr w:type="spellEnd"/>
+      <w:r>
+        <w:rPr>
+          <w:rFonts w:ascii="Aptos" w:eastAsiaTheme="minorHAnsi" w:hAnsi="Aptos" w:cstheme="minorBidi"/>
+          <w:color w:val="auto"/>
+          <w:sz w:val="24"/>
+          <w:szCs w:val="24"/>
+        </w:rPr>
+        <w:t xml:space="preserve">; MASTER veri setinde ulaştığı F1=0.8836, MCC=0.5594 ve PR-AUC=0.9268 gibi yüksek metriklerle, literatürdeki </w:t>
+      </w:r>
+      <w:proofErr w:type="spellStart"/>
+      <w:r>
+        <w:rPr>
+          <w:rFonts w:ascii="Aptos" w:eastAsiaTheme="minorHAnsi" w:hAnsi="Aptos" w:cstheme="minorBidi"/>
+          <w:color w:val="auto"/>
+          <w:sz w:val="24"/>
+          <w:szCs w:val="24"/>
+        </w:rPr>
+        <w:t>ensemble</w:t>
+      </w:r>
+      <w:proofErr w:type="spellEnd"/>
+      <w:r>
+        <w:rPr>
+          <w:rFonts w:ascii="Aptos" w:eastAsiaTheme="minorHAnsi" w:hAnsi="Aptos" w:cstheme="minorBidi"/>
+          <w:color w:val="auto"/>
+          <w:sz w:val="24"/>
+          <w:szCs w:val="24"/>
+        </w:rPr>
+        <w:t xml:space="preserve"> yöntemlerle rekabet edebilen bir konuma gelmiştir. Yalnızca salt performansa odaklanmayıp, dinamik eşik stratejisiyle klinik uygulanabilirliği de merkezine alan güvenilir bir hibrit karar destek sistemi sunmaktadır.</w:t>
       </w:r>
       <w:bookmarkEnd w:id="19"/>
     </w:p>
@@ -11413,16 +14724,32 @@
         <w:spacing w:line="276" w:lineRule="auto"/>
         <w:jc w:val="both"/>
         <w:rPr>
-          <w:sz w:val="24"/>
+          <w:szCs w:val="22"/>
           <w:lang w:val="en-US"/>
         </w:rPr>
       </w:pPr>
       <w:r>
         <w:rPr>
-          <w:sz w:val="24"/>
+          <w:szCs w:val="22"/>
           <w:lang w:val="en-US"/>
         </w:rPr>
-        <w:t xml:space="preserve">[1] M. Landrum et al., "ClinVar: Public archive of interpretations of clinically relevant variants," Nucleic Acids Res., 2016. </w:t>
+        <w:t>[1] M. Landrum et al., "</w:t>
+      </w:r>
+      <w:proofErr w:type="spellStart"/>
+      <w:r>
+        <w:rPr>
+          <w:szCs w:val="22"/>
+          <w:lang w:val="en-US"/>
+        </w:rPr>
+        <w:t>ClinVar</w:t>
+      </w:r>
+      <w:proofErr w:type="spellEnd"/>
+      <w:r>
+        <w:rPr>
+          <w:szCs w:val="22"/>
+          <w:lang w:val="en-US"/>
+        </w:rPr>
+        <w:t xml:space="preserve">: Public archive of interpretations of clinically relevant variants," Nucleic Acids Res., 2016. </w:t>
       </w:r>
     </w:p>
     <w:p>
@@ -11430,13 +14757,13 @@
         <w:spacing w:line="276" w:lineRule="auto"/>
         <w:jc w:val="both"/>
         <w:rPr>
-          <w:sz w:val="24"/>
+          <w:szCs w:val="22"/>
           <w:lang w:val="en-US"/>
         </w:rPr>
       </w:pPr>
       <w:r>
         <w:rPr>
-          <w:sz w:val="24"/>
+          <w:szCs w:val="22"/>
           <w:lang w:val="en-US"/>
         </w:rPr>
         <w:t xml:space="preserve">[2] S. Richards et al., "ACMG/AMP guidelines for interpretation of sequence variants," Genet. Med., 2015. </w:t>
@@ -11447,32 +14774,64 @@
         <w:spacing w:line="276" w:lineRule="auto"/>
         <w:jc w:val="both"/>
         <w:rPr>
-          <w:sz w:val="24"/>
+          <w:szCs w:val="22"/>
           <w:lang w:val="en-US"/>
         </w:rPr>
       </w:pPr>
       <w:r>
         <w:rPr>
-          <w:sz w:val="24"/>
+          <w:szCs w:val="22"/>
           <w:lang w:val="en-US"/>
         </w:rPr>
-        <w:t xml:space="preserve">[3] X. Liu et al., "dbNSFP v4: a comprehensive database of transcript-specific functional predictions and annotations for human nonsynonymous and splice-site SNVs," </w:t>
-      </w:r>
-      <w:r>
-        <w:rPr>
-          <w:sz w:val="24"/>
-        </w:rPr>
-        <w:t>Genome Medicine,</w:t>
-      </w:r>
-      <w:r>
-        <w:rPr>
-          <w:sz w:val="24"/>
+        <w:t>[3] X. Liu et al., "</w:t>
+      </w:r>
+      <w:proofErr w:type="spellStart"/>
+      <w:r>
+        <w:rPr>
+          <w:szCs w:val="22"/>
+          <w:lang w:val="en-US"/>
+        </w:rPr>
+        <w:t>dbNSFP</w:t>
+      </w:r>
+      <w:proofErr w:type="spellEnd"/>
+      <w:r>
+        <w:rPr>
+          <w:szCs w:val="22"/>
+          <w:lang w:val="en-US"/>
+        </w:rPr>
+        <w:t xml:space="preserve"> v4: a comprehensive database of transcript-specific functional predictions and annotations for human nonsynonymous and splice-site SNVs," </w:t>
+      </w:r>
+      <w:proofErr w:type="spellStart"/>
+      <w:r>
+        <w:rPr>
+          <w:szCs w:val="22"/>
+        </w:rPr>
+        <w:t>Genome</w:t>
+      </w:r>
+      <w:proofErr w:type="spellEnd"/>
+      <w:r>
+        <w:rPr>
+          <w:szCs w:val="22"/>
         </w:rPr>
         <w:t xml:space="preserve"> </w:t>
       </w:r>
-      <w:r>
-        <w:rPr>
-          <w:sz w:val="24"/>
+      <w:proofErr w:type="spellStart"/>
+      <w:r>
+        <w:rPr>
+          <w:szCs w:val="22"/>
+        </w:rPr>
+        <w:t>Medicine</w:t>
+      </w:r>
+      <w:proofErr w:type="spellEnd"/>
+      <w:r>
+        <w:rPr>
+          <w:szCs w:val="22"/>
+        </w:rPr>
+        <w:t xml:space="preserve">, </w:t>
+      </w:r>
+      <w:r>
+        <w:rPr>
+          <w:szCs w:val="22"/>
           <w:lang w:val="en-US"/>
         </w:rPr>
         <w:t xml:space="preserve">2020. </w:t>
@@ -11483,16 +14842,32 @@
         <w:spacing w:line="276" w:lineRule="auto"/>
         <w:jc w:val="both"/>
         <w:rPr>
-          <w:sz w:val="24"/>
+          <w:szCs w:val="22"/>
           <w:lang w:val="en-US"/>
         </w:rPr>
       </w:pPr>
       <w:r>
         <w:rPr>
-          <w:sz w:val="24"/>
+          <w:szCs w:val="22"/>
           <w:lang w:val="en-US"/>
         </w:rPr>
-        <w:t xml:space="preserve">[4] J. Davis and M. Goadrich, "The relationship between Precision-Recall and ROC curves," ICML, 2006. </w:t>
+        <w:t xml:space="preserve">[4] J. Davis and M. </w:t>
+      </w:r>
+      <w:proofErr w:type="spellStart"/>
+      <w:r>
+        <w:rPr>
+          <w:szCs w:val="22"/>
+          <w:lang w:val="en-US"/>
+        </w:rPr>
+        <w:t>Goadrich</w:t>
+      </w:r>
+      <w:proofErr w:type="spellEnd"/>
+      <w:r>
+        <w:rPr>
+          <w:szCs w:val="22"/>
+          <w:lang w:val="en-US"/>
+        </w:rPr>
+        <w:t xml:space="preserve">, "The relationship between Precision-Recall and ROC curves," ICML, 2006. </w:t>
       </w:r>
     </w:p>
     <w:p>
@@ -11500,13 +14875,13 @@
         <w:spacing w:line="276" w:lineRule="auto"/>
         <w:jc w:val="both"/>
         <w:rPr>
-          <w:sz w:val="24"/>
+          <w:szCs w:val="22"/>
           <w:lang w:val="en-US"/>
         </w:rPr>
       </w:pPr>
       <w:r>
         <w:rPr>
-          <w:sz w:val="24"/>
+          <w:szCs w:val="22"/>
           <w:lang w:val="en-US"/>
         </w:rPr>
         <w:t xml:space="preserve">[5] D. Chicco and G. Jurman, "The advantages of the Matthews correlation coefficient (MCC) over F1 score and accuracy in binary classification evaluation," BMC Genomics, 2020. </w:t>
@@ -11517,16 +14892,32 @@
         <w:spacing w:line="276" w:lineRule="auto"/>
         <w:jc w:val="both"/>
         <w:rPr>
-          <w:sz w:val="24"/>
+          <w:szCs w:val="22"/>
           <w:lang w:val="en-US"/>
         </w:rPr>
       </w:pPr>
       <w:r>
         <w:rPr>
-          <w:sz w:val="24"/>
+          <w:szCs w:val="22"/>
           <w:lang w:val="en-US"/>
         </w:rPr>
-        <w:t>[6] S. M. Lundberg and S.-I. Lee, "A Unified Approach to Interpreting Model Predictions," NeurIPS, 2017.</w:t>
+        <w:t xml:space="preserve">[6] S. M. Lundberg and S.-I. Lee, "A Unified Approach to Interpreting Model Predictions," </w:t>
+      </w:r>
+      <w:proofErr w:type="spellStart"/>
+      <w:r>
+        <w:rPr>
+          <w:szCs w:val="22"/>
+          <w:lang w:val="en-US"/>
+        </w:rPr>
+        <w:t>NeurIPS</w:t>
+      </w:r>
+      <w:proofErr w:type="spellEnd"/>
+      <w:r>
+        <w:rPr>
+          <w:szCs w:val="22"/>
+          <w:lang w:val="en-US"/>
+        </w:rPr>
+        <w:t>, 2017.</w:t>
       </w:r>
     </w:p>
     <w:p>
@@ -11534,15 +14925,16 @@
         <w:spacing w:line="276" w:lineRule="auto"/>
         <w:jc w:val="both"/>
         <w:rPr>
-          <w:sz w:val="24"/>
+          <w:szCs w:val="22"/>
           <w:lang w:val="en-US"/>
         </w:rPr>
       </w:pPr>
       <w:r>
         <w:rPr>
-          <w:sz w:val="24"/>
+          <w:szCs w:val="22"/>
           <w:lang w:val="en-US"/>
         </w:rPr>
+        <w:lastRenderedPageBreak/>
         <w:t xml:space="preserve"> [7] K. J. Karczewski et al., "The mutational constraint spectrum quantified from variation in 141,456 humans," Nature, 2020. </w:t>
       </w:r>
     </w:p>
@@ -11551,16 +14943,32 @@
         <w:spacing w:line="276" w:lineRule="auto"/>
         <w:jc w:val="both"/>
         <w:rPr>
-          <w:sz w:val="24"/>
+          <w:szCs w:val="22"/>
           <w:lang w:val="en-US"/>
         </w:rPr>
       </w:pPr>
       <w:r>
         <w:rPr>
-          <w:sz w:val="24"/>
+          <w:szCs w:val="22"/>
           <w:lang w:val="en-US"/>
         </w:rPr>
-        <w:t>[8] N. V. Chawla et al., "SMOTE: Synthetic Minority Over-sampling Technique," J. Artif. Intell. Res., 2002.</w:t>
+        <w:t xml:space="preserve">[8] N. V. Chawla et al., "SMOTE: Synthetic Minority Over-sampling Technique," J. </w:t>
+      </w:r>
+      <w:proofErr w:type="spellStart"/>
+      <w:r>
+        <w:rPr>
+          <w:szCs w:val="22"/>
+          <w:lang w:val="en-US"/>
+        </w:rPr>
+        <w:t>Artif</w:t>
+      </w:r>
+      <w:proofErr w:type="spellEnd"/>
+      <w:r>
+        <w:rPr>
+          <w:szCs w:val="22"/>
+          <w:lang w:val="en-US"/>
+        </w:rPr>
+        <w:t>. Intell. Res., 2002.</w:t>
       </w:r>
     </w:p>
     <w:p>
@@ -11568,16 +14976,32 @@
         <w:spacing w:line="276" w:lineRule="auto"/>
         <w:jc w:val="both"/>
         <w:rPr>
-          <w:sz w:val="24"/>
+          <w:szCs w:val="22"/>
           <w:lang w:val="en-US"/>
         </w:rPr>
       </w:pPr>
       <w:r>
         <w:rPr>
-          <w:sz w:val="24"/>
+          <w:szCs w:val="22"/>
           <w:lang w:val="en-US"/>
         </w:rPr>
-        <w:t>[9] T. Saito and M. Rehmsmeier, "The Precision-Recall Plot Is More Informative than the ROC Plot When Evaluating Binary Classifiers on Imbalanced Datasets," PLOS ONE, 2015. [10] B. Zadrozny et al., "Cost-sensitive learning by cost-proportionate example weighting," ICDM, 2003.</w:t>
+        <w:t xml:space="preserve">[9] T. Saito and M. </w:t>
+      </w:r>
+      <w:proofErr w:type="spellStart"/>
+      <w:r>
+        <w:rPr>
+          <w:szCs w:val="22"/>
+          <w:lang w:val="en-US"/>
+        </w:rPr>
+        <w:t>Rehmsmeier</w:t>
+      </w:r>
+      <w:proofErr w:type="spellEnd"/>
+      <w:r>
+        <w:rPr>
+          <w:szCs w:val="22"/>
+          <w:lang w:val="en-US"/>
+        </w:rPr>
+        <w:t>, "The Precision-Recall Plot Is More Informative than the ROC Plot When Evaluating Binary Classifiers on Imbalanced Datasets," PLOS ONE, 2015. [10] B. Zadrozny et al., "Cost-sensitive learning by cost-proportionate example weighting," ICDM, 2003.</w:t>
       </w:r>
     </w:p>
     <w:p>
@@ -11585,16 +15009,15 @@
         <w:spacing w:line="276" w:lineRule="auto"/>
         <w:jc w:val="both"/>
         <w:rPr>
-          <w:sz w:val="24"/>
+          <w:szCs w:val="22"/>
           <w:lang w:val="en-US"/>
         </w:rPr>
       </w:pPr>
       <w:r>
         <w:rPr>
-          <w:sz w:val="24"/>
+          <w:szCs w:val="22"/>
           <w:lang w:val="en-US"/>
         </w:rPr>
-        <w:lastRenderedPageBreak/>
         <w:t xml:space="preserve">[11] N. V. Chawla, "Data mining for imbalanced datasets: An overview," Springer, 2005. [12] H. He et al., "ADASYN: Adaptive synthetic sampling for imbalanced learning," IJCNN, 2008. </w:t>
       </w:r>
     </w:p>
@@ -11603,16 +15026,32 @@
         <w:spacing w:line="276" w:lineRule="auto"/>
         <w:jc w:val="both"/>
         <w:rPr>
-          <w:sz w:val="24"/>
+          <w:szCs w:val="22"/>
           <w:lang w:val="en-US"/>
         </w:rPr>
       </w:pPr>
       <w:r>
         <w:rPr>
-          <w:sz w:val="24"/>
+          <w:szCs w:val="22"/>
           <w:lang w:val="en-US"/>
         </w:rPr>
-        <w:t xml:space="preserve">[13] H. He and E. A. Garcia, "Learning from imbalanced data," IEEE Trans. Knowl. Data Eng., 2009. </w:t>
+        <w:t xml:space="preserve">[13] H. He and E. A. Garcia, "Learning from imbalanced data," IEEE Trans. </w:t>
+      </w:r>
+      <w:proofErr w:type="spellStart"/>
+      <w:r>
+        <w:rPr>
+          <w:szCs w:val="22"/>
+          <w:lang w:val="en-US"/>
+        </w:rPr>
+        <w:t>Knowl</w:t>
+      </w:r>
+      <w:proofErr w:type="spellEnd"/>
+      <w:r>
+        <w:rPr>
+          <w:szCs w:val="22"/>
+          <w:lang w:val="en-US"/>
+        </w:rPr>
+        <w:t xml:space="preserve">. Data Eng., 2009. </w:t>
       </w:r>
     </w:p>
     <w:p>
@@ -11620,16 +15059,32 @@
         <w:spacing w:line="276" w:lineRule="auto"/>
         <w:jc w:val="both"/>
         <w:rPr>
-          <w:sz w:val="24"/>
+          <w:szCs w:val="22"/>
           <w:lang w:val="en-US"/>
         </w:rPr>
       </w:pPr>
       <w:r>
         <w:rPr>
-          <w:sz w:val="24"/>
+          <w:szCs w:val="22"/>
           <w:lang w:val="en-US"/>
         </w:rPr>
-        <w:t xml:space="preserve">[14] P. Kumar et al., "Predicting the effects of coding non-synonymous variants on protein function using the SIFT algorithm," Nat. Protoc., 2009. </w:t>
+        <w:t xml:space="preserve">[14] P. Kumar et al., "Predicting the effects of coding non-synonymous variants on protein function using the SIFT algorithm," Nat. </w:t>
+      </w:r>
+      <w:proofErr w:type="spellStart"/>
+      <w:r>
+        <w:rPr>
+          <w:szCs w:val="22"/>
+          <w:lang w:val="en-US"/>
+        </w:rPr>
+        <w:t>Protoc</w:t>
+      </w:r>
+      <w:proofErr w:type="spellEnd"/>
+      <w:r>
+        <w:rPr>
+          <w:szCs w:val="22"/>
+          <w:lang w:val="en-US"/>
+        </w:rPr>
+        <w:t xml:space="preserve">., 2009. </w:t>
       </w:r>
     </w:p>
     <w:p>
@@ -11637,16 +15092,32 @@
         <w:spacing w:line="276" w:lineRule="auto"/>
         <w:jc w:val="both"/>
         <w:rPr>
-          <w:sz w:val="24"/>
+          <w:szCs w:val="22"/>
           <w:lang w:val="en-US"/>
         </w:rPr>
       </w:pPr>
       <w:r>
         <w:rPr>
-          <w:sz w:val="24"/>
+          <w:szCs w:val="22"/>
           <w:lang w:val="en-US"/>
         </w:rPr>
-        <w:t>[15] I. A. Adzhubei et al., "A method and server for predicting damaging missense mutations," Nat. Methods, 2010.</w:t>
+        <w:t xml:space="preserve">[15] I. A. </w:t>
+      </w:r>
+      <w:proofErr w:type="spellStart"/>
+      <w:r>
+        <w:rPr>
+          <w:szCs w:val="22"/>
+          <w:lang w:val="en-US"/>
+        </w:rPr>
+        <w:t>Adzhubei</w:t>
+      </w:r>
+      <w:proofErr w:type="spellEnd"/>
+      <w:r>
+        <w:rPr>
+          <w:szCs w:val="22"/>
+          <w:lang w:val="en-US"/>
+        </w:rPr>
+        <w:t xml:space="preserve"> et al., "A method and server for predicting damaging missense mutations," Nat. Methods, 2010.</w:t>
       </w:r>
     </w:p>
     <w:p>
@@ -11654,13 +15125,13 @@
         <w:spacing w:line="276" w:lineRule="auto"/>
         <w:jc w:val="both"/>
         <w:rPr>
-          <w:sz w:val="24"/>
+          <w:szCs w:val="22"/>
           <w:lang w:val="en-US"/>
         </w:rPr>
       </w:pPr>
       <w:r>
         <w:rPr>
-          <w:sz w:val="24"/>
+          <w:szCs w:val="22"/>
           <w:lang w:val="en-US"/>
         </w:rPr>
         <w:t xml:space="preserve">[16] M. Kircher et al., "A general framework for estimating the relative pathogenicity of human genetic variants," Nat. Genet., 2014. </w:t>
@@ -11671,13 +15142,13 @@
         <w:spacing w:line="276" w:lineRule="auto"/>
         <w:jc w:val="both"/>
         <w:rPr>
-          <w:sz w:val="24"/>
+          <w:szCs w:val="22"/>
           <w:lang w:val="en-US"/>
         </w:rPr>
       </w:pPr>
       <w:r>
         <w:rPr>
-          <w:sz w:val="24"/>
+          <w:szCs w:val="22"/>
           <w:lang w:val="en-US"/>
         </w:rPr>
         <w:t xml:space="preserve">[17] N. M. Ioannidis et al., "REVEL: An Ensemble Method for Predicting the Pathogenicity of Rare Missense Variants," Am. J. Hum. Genet., 2016. </w:t>
@@ -11688,16 +15159,32 @@
         <w:spacing w:line="276" w:lineRule="auto"/>
         <w:jc w:val="both"/>
         <w:rPr>
-          <w:sz w:val="24"/>
+          <w:szCs w:val="22"/>
           <w:lang w:val="en-US"/>
         </w:rPr>
       </w:pPr>
       <w:r>
         <w:rPr>
-          <w:sz w:val="24"/>
+          <w:szCs w:val="22"/>
           <w:lang w:val="en-US"/>
         </w:rPr>
-        <w:t xml:space="preserve">[18] J. Cheng et al., "Accurate proteome-wide missense variant effect prediction with AlphaMissense," Science, 2023. </w:t>
+        <w:t xml:space="preserve">[18] J. Cheng et al., "Accurate proteome-wide missense variant effect prediction with </w:t>
+      </w:r>
+      <w:proofErr w:type="spellStart"/>
+      <w:r>
+        <w:rPr>
+          <w:szCs w:val="22"/>
+          <w:lang w:val="en-US"/>
+        </w:rPr>
+        <w:t>AlphaMissense</w:t>
+      </w:r>
+      <w:proofErr w:type="spellEnd"/>
+      <w:r>
+        <w:rPr>
+          <w:szCs w:val="22"/>
+          <w:lang w:val="en-US"/>
+        </w:rPr>
+        <w:t xml:space="preserve">," Science, 2023. </w:t>
       </w:r>
     </w:p>
     <w:p>
@@ -11705,22 +15192,148 @@
         <w:spacing w:line="276" w:lineRule="auto"/>
         <w:jc w:val="both"/>
         <w:rPr>
-          <w:sz w:val="24"/>
+          <w:szCs w:val="22"/>
           <w:lang w:val="en-US"/>
         </w:rPr>
       </w:pPr>
       <w:r>
         <w:rPr>
-          <w:sz w:val="24"/>
+          <w:szCs w:val="22"/>
           <w:lang w:val="en-US"/>
         </w:rPr>
         <w:t xml:space="preserve">[19] </w:t>
       </w:r>
       <w:r>
         <w:rPr>
-          <w:sz w:val="24"/>
-        </w:rPr>
-        <w:t>N. Brandes et al., "Genome-wide prediction of disease variant effects with a deep protein language model," Nature Genetics, 2023. DOI: 10.1038/s41588-023-01465-0</w:t>
+          <w:szCs w:val="22"/>
+        </w:rPr>
+        <w:t xml:space="preserve">N. </w:t>
+      </w:r>
+      <w:proofErr w:type="spellStart"/>
+      <w:r>
+        <w:rPr>
+          <w:szCs w:val="22"/>
+        </w:rPr>
+        <w:t>Brandes</w:t>
+      </w:r>
+      <w:proofErr w:type="spellEnd"/>
+      <w:r>
+        <w:rPr>
+          <w:szCs w:val="22"/>
+        </w:rPr>
+        <w:t xml:space="preserve"> et al., "</w:t>
+      </w:r>
+      <w:proofErr w:type="spellStart"/>
+      <w:r>
+        <w:rPr>
+          <w:szCs w:val="22"/>
+        </w:rPr>
+        <w:t>Genome-wide</w:t>
+      </w:r>
+      <w:proofErr w:type="spellEnd"/>
+      <w:r>
+        <w:rPr>
+          <w:szCs w:val="22"/>
+        </w:rPr>
+        <w:t xml:space="preserve"> </w:t>
+      </w:r>
+      <w:proofErr w:type="spellStart"/>
+      <w:r>
+        <w:rPr>
+          <w:szCs w:val="22"/>
+        </w:rPr>
+        <w:t>prediction</w:t>
+      </w:r>
+      <w:proofErr w:type="spellEnd"/>
+      <w:r>
+        <w:rPr>
+          <w:szCs w:val="22"/>
+        </w:rPr>
+        <w:t xml:space="preserve"> of </w:t>
+      </w:r>
+      <w:proofErr w:type="spellStart"/>
+      <w:r>
+        <w:rPr>
+          <w:szCs w:val="22"/>
+        </w:rPr>
+        <w:t>disease</w:t>
+      </w:r>
+      <w:proofErr w:type="spellEnd"/>
+      <w:r>
+        <w:rPr>
+          <w:szCs w:val="22"/>
+        </w:rPr>
+        <w:t xml:space="preserve"> </w:t>
+      </w:r>
+      <w:proofErr w:type="spellStart"/>
+      <w:r>
+        <w:rPr>
+          <w:szCs w:val="22"/>
+        </w:rPr>
+        <w:t>variant</w:t>
+      </w:r>
+      <w:proofErr w:type="spellEnd"/>
+      <w:r>
+        <w:rPr>
+          <w:szCs w:val="22"/>
+        </w:rPr>
+        <w:t xml:space="preserve"> </w:t>
+      </w:r>
+      <w:proofErr w:type="spellStart"/>
+      <w:r>
+        <w:rPr>
+          <w:szCs w:val="22"/>
+        </w:rPr>
+        <w:t>effects</w:t>
+      </w:r>
+      <w:proofErr w:type="spellEnd"/>
+      <w:r>
+        <w:rPr>
+          <w:szCs w:val="22"/>
+        </w:rPr>
+        <w:t xml:space="preserve"> </w:t>
+      </w:r>
+      <w:proofErr w:type="spellStart"/>
+      <w:r>
+        <w:rPr>
+          <w:szCs w:val="22"/>
+        </w:rPr>
+        <w:t>with</w:t>
+      </w:r>
+      <w:proofErr w:type="spellEnd"/>
+      <w:r>
+        <w:rPr>
+          <w:szCs w:val="22"/>
+        </w:rPr>
+        <w:t xml:space="preserve"> a </w:t>
+      </w:r>
+      <w:proofErr w:type="spellStart"/>
+      <w:r>
+        <w:rPr>
+          <w:szCs w:val="22"/>
+        </w:rPr>
+        <w:t>deep</w:t>
+      </w:r>
+      <w:proofErr w:type="spellEnd"/>
+      <w:r>
+        <w:rPr>
+          <w:szCs w:val="22"/>
+        </w:rPr>
+        <w:t xml:space="preserve"> protein </w:t>
+      </w:r>
+      <w:proofErr w:type="spellStart"/>
+      <w:r>
+        <w:rPr>
+          <w:szCs w:val="22"/>
+        </w:rPr>
+        <w:t>language</w:t>
+      </w:r>
+      <w:proofErr w:type="spellEnd"/>
+      <w:r>
+        <w:rPr>
+          <w:szCs w:val="22"/>
+        </w:rPr>
+        <w:t xml:space="preserve"> model," Nature Genetics, 2023. DOI: 10.1038/s41588-023-01465-0</w:t>
       </w:r>
     </w:p>
     <w:p>
@@ -11728,16 +15341,48 @@
         <w:spacing w:line="276" w:lineRule="auto"/>
         <w:jc w:val="both"/>
         <w:rPr>
-          <w:sz w:val="24"/>
+          <w:szCs w:val="22"/>
           <w:lang w:val="en-US"/>
         </w:rPr>
       </w:pPr>
       <w:r>
         <w:rPr>
-          <w:sz w:val="24"/>
+          <w:szCs w:val="22"/>
           <w:lang w:val="en-US"/>
         </w:rPr>
-        <w:t xml:space="preserve">[20] M. Muneeb and D. B. Ascher, "AnnotateMissense: a genome-wide annotation and benchmarking framework for missense pathogenicity prediction," bioRxiv preprint, doi: 10.64898/2026.05.03.722489, 2026. </w:t>
+        <w:t>[20] M. Muneeb and D. B. Ascher, "</w:t>
+      </w:r>
+      <w:proofErr w:type="spellStart"/>
+      <w:r>
+        <w:rPr>
+          <w:szCs w:val="22"/>
+          <w:lang w:val="en-US"/>
+        </w:rPr>
+        <w:t>AnnotateMissense</w:t>
+      </w:r>
+      <w:proofErr w:type="spellEnd"/>
+      <w:r>
+        <w:rPr>
+          <w:szCs w:val="22"/>
+          <w:lang w:val="en-US"/>
+        </w:rPr>
+        <w:t xml:space="preserve">: a genome-wide annotation and benchmarking framework for missense pathogenicity prediction," bioRxiv preprint, </w:t>
+      </w:r>
+      <w:proofErr w:type="spellStart"/>
+      <w:r>
+        <w:rPr>
+          <w:szCs w:val="22"/>
+          <w:lang w:val="en-US"/>
+        </w:rPr>
+        <w:t>doi</w:t>
+      </w:r>
+      <w:proofErr w:type="spellEnd"/>
+      <w:r>
+        <w:rPr>
+          <w:szCs w:val="22"/>
+          <w:lang w:val="en-US"/>
+        </w:rPr>
+        <w:t xml:space="preserve">: 10.64898/2026.05.03.722489, 2026. </w:t>
       </w:r>
     </w:p>
     <w:p>
@@ -11745,16 +15390,32 @@
         <w:spacing w:line="276" w:lineRule="auto"/>
         <w:jc w:val="both"/>
         <w:rPr>
-          <w:sz w:val="24"/>
+          <w:szCs w:val="22"/>
           <w:lang w:val="en-US"/>
         </w:rPr>
       </w:pPr>
       <w:r>
         <w:rPr>
-          <w:sz w:val="24"/>
+          <w:szCs w:val="22"/>
           <w:lang w:val="en-US"/>
         </w:rPr>
-        <w:t xml:space="preserve">[21] T. Akiba et al., "Optuna: A Next-generation Hyperparameter Optimization Framework," KDD, 2019. </w:t>
+        <w:t>[21] T. Akiba et al., "</w:t>
+      </w:r>
+      <w:proofErr w:type="spellStart"/>
+      <w:r>
+        <w:rPr>
+          <w:szCs w:val="22"/>
+          <w:lang w:val="en-US"/>
+        </w:rPr>
+        <w:t>Optuna</w:t>
+      </w:r>
+      <w:proofErr w:type="spellEnd"/>
+      <w:r>
+        <w:rPr>
+          <w:szCs w:val="22"/>
+          <w:lang w:val="en-US"/>
+        </w:rPr>
+        <w:t xml:space="preserve">: A Next-generation Hyperparameter Optimization Framework," KDD, 2019. </w:t>
       </w:r>
     </w:p>
     <w:p>
@@ -11762,13 +15423,13 @@
         <w:spacing w:line="276" w:lineRule="auto"/>
         <w:jc w:val="both"/>
         <w:rPr>
-          <w:sz w:val="24"/>
+          <w:szCs w:val="22"/>
           <w:lang w:val="en-US"/>
         </w:rPr>
       </w:pPr>
       <w:r>
         <w:rPr>
-          <w:sz w:val="24"/>
+          <w:szCs w:val="22"/>
           <w:lang w:val="en-US"/>
         </w:rPr>
         <w:t xml:space="preserve">[22] M. Kuhn and K. Johnson, Applied Predictive Modeling, 2013. </w:t>
@@ -11779,13 +15440,13 @@
         <w:spacing w:line="276" w:lineRule="auto"/>
         <w:jc w:val="both"/>
         <w:rPr>
-          <w:sz w:val="24"/>
+          <w:szCs w:val="22"/>
           <w:lang w:val="en-US"/>
         </w:rPr>
       </w:pPr>
       <w:r>
         <w:rPr>
-          <w:sz w:val="24"/>
+          <w:szCs w:val="22"/>
           <w:lang w:val="en-US"/>
         </w:rPr>
         <w:t xml:space="preserve">[23] R. J. Little and D. B. Rubin, Statistical Analysis with Missing Data, 2019. </w:t>
@@ -11796,13 +15457,13 @@
         <w:spacing w:line="276" w:lineRule="auto"/>
         <w:jc w:val="both"/>
         <w:rPr>
-          <w:sz w:val="24"/>
+          <w:szCs w:val="22"/>
           <w:lang w:val="en-US"/>
         </w:rPr>
       </w:pPr>
       <w:r>
         <w:rPr>
-          <w:sz w:val="24"/>
+          <w:szCs w:val="22"/>
           <w:lang w:val="en-US"/>
         </w:rPr>
         <w:t xml:space="preserve">[24] J. Brownlee, Data Preparation for Machine Learning, 2020. </w:t>
@@ -11813,13 +15474,13 @@
         <w:spacing w:line="276" w:lineRule="auto"/>
         <w:jc w:val="both"/>
         <w:rPr>
-          <w:sz w:val="24"/>
+          <w:szCs w:val="22"/>
           <w:lang w:val="en-US"/>
         </w:rPr>
       </w:pPr>
       <w:r>
         <w:rPr>
-          <w:sz w:val="24"/>
+          <w:szCs w:val="22"/>
           <w:lang w:val="en-US"/>
         </w:rPr>
         <w:t xml:space="preserve">[25] I. Guyon and A. Elisseeff, "Introduction to variable and feature selection," J. Mach. Learn. Res., 2003. </w:t>
@@ -11830,16 +15491,48 @@
         <w:spacing w:line="276" w:lineRule="auto"/>
         <w:jc w:val="both"/>
         <w:rPr>
-          <w:sz w:val="24"/>
+          <w:szCs w:val="22"/>
           <w:lang w:val="en-US"/>
         </w:rPr>
       </w:pPr>
       <w:r>
         <w:rPr>
-          <w:sz w:val="24"/>
+          <w:szCs w:val="22"/>
           <w:lang w:val="en-US"/>
         </w:rPr>
-        <w:t xml:space="preserve">[26] G. Ke et al., "LightGBM: A Highly Efficient Gradient Boosting Decision Tree," NeurIPS, 2017. </w:t>
+        <w:t>[26] G. Ke et al., "</w:t>
+      </w:r>
+      <w:proofErr w:type="spellStart"/>
+      <w:r>
+        <w:rPr>
+          <w:szCs w:val="22"/>
+          <w:lang w:val="en-US"/>
+        </w:rPr>
+        <w:t>LightGBM</w:t>
+      </w:r>
+      <w:proofErr w:type="spellEnd"/>
+      <w:r>
+        <w:rPr>
+          <w:szCs w:val="22"/>
+          <w:lang w:val="en-US"/>
+        </w:rPr>
+        <w:t xml:space="preserve">: A Highly Efficient Gradient Boosting Decision Tree," </w:t>
+      </w:r>
+      <w:proofErr w:type="spellStart"/>
+      <w:r>
+        <w:rPr>
+          <w:szCs w:val="22"/>
+          <w:lang w:val="en-US"/>
+        </w:rPr>
+        <w:t>NeurIPS</w:t>
+      </w:r>
+      <w:proofErr w:type="spellEnd"/>
+      <w:r>
+        <w:rPr>
+          <w:szCs w:val="22"/>
+          <w:lang w:val="en-US"/>
+        </w:rPr>
+        <w:t xml:space="preserve">, 2017. </w:t>
       </w:r>
     </w:p>
     <w:p>
@@ -11847,16 +15540,48 @@
         <w:spacing w:line="276" w:lineRule="auto"/>
         <w:jc w:val="both"/>
         <w:rPr>
-          <w:sz w:val="24"/>
+          <w:szCs w:val="22"/>
           <w:lang w:val="en-US"/>
         </w:rPr>
       </w:pPr>
       <w:r>
         <w:rPr>
-          <w:sz w:val="24"/>
+          <w:szCs w:val="22"/>
           <w:lang w:val="en-US"/>
         </w:rPr>
-        <w:t xml:space="preserve">[27] T. Chen and C. Guestrin, "XGBoost: A Scalable Tree Boosting System," KDD, 2016. </w:t>
+        <w:t xml:space="preserve">[27] T. Chen and C. </w:t>
+      </w:r>
+      <w:proofErr w:type="spellStart"/>
+      <w:r>
+        <w:rPr>
+          <w:szCs w:val="22"/>
+          <w:lang w:val="en-US"/>
+        </w:rPr>
+        <w:t>Guestrin</w:t>
+      </w:r>
+      <w:proofErr w:type="spellEnd"/>
+      <w:r>
+        <w:rPr>
+          <w:szCs w:val="22"/>
+          <w:lang w:val="en-US"/>
+        </w:rPr>
+        <w:t>, "</w:t>
+      </w:r>
+      <w:proofErr w:type="spellStart"/>
+      <w:r>
+        <w:rPr>
+          <w:szCs w:val="22"/>
+          <w:lang w:val="en-US"/>
+        </w:rPr>
+        <w:t>XGBoost</w:t>
+      </w:r>
+      <w:proofErr w:type="spellEnd"/>
+      <w:r>
+        <w:rPr>
+          <w:szCs w:val="22"/>
+          <w:lang w:val="en-US"/>
+        </w:rPr>
+        <w:t xml:space="preserve">: A Scalable Tree Boosting System," KDD, 2016. </w:t>
       </w:r>
     </w:p>
     <w:p>
@@ -11864,16 +15589,64 @@
         <w:spacing w:line="276" w:lineRule="auto"/>
         <w:jc w:val="both"/>
         <w:rPr>
-          <w:sz w:val="24"/>
+          <w:szCs w:val="22"/>
           <w:lang w:val="en-US"/>
         </w:rPr>
       </w:pPr>
       <w:r>
         <w:rPr>
-          <w:sz w:val="24"/>
+          <w:szCs w:val="22"/>
           <w:lang w:val="en-US"/>
         </w:rPr>
-        <w:t xml:space="preserve">[28] L. Prokhorenkova et al., "CatBoost: unbiased boosting with categorical features," NeurIPS, 2018. </w:t>
+        <w:t xml:space="preserve">[28] L. </w:t>
+      </w:r>
+      <w:proofErr w:type="spellStart"/>
+      <w:r>
+        <w:rPr>
+          <w:szCs w:val="22"/>
+          <w:lang w:val="en-US"/>
+        </w:rPr>
+        <w:t>Prokhorenkova</w:t>
+      </w:r>
+      <w:proofErr w:type="spellEnd"/>
+      <w:r>
+        <w:rPr>
+          <w:szCs w:val="22"/>
+          <w:lang w:val="en-US"/>
+        </w:rPr>
+        <w:t xml:space="preserve"> et al., "</w:t>
+      </w:r>
+      <w:proofErr w:type="spellStart"/>
+      <w:r>
+        <w:rPr>
+          <w:szCs w:val="22"/>
+          <w:lang w:val="en-US"/>
+        </w:rPr>
+        <w:t>CatBoost</w:t>
+      </w:r>
+      <w:proofErr w:type="spellEnd"/>
+      <w:r>
+        <w:rPr>
+          <w:szCs w:val="22"/>
+          <w:lang w:val="en-US"/>
+        </w:rPr>
+        <w:t xml:space="preserve">: unbiased boosting with categorical features," </w:t>
+      </w:r>
+      <w:proofErr w:type="spellStart"/>
+      <w:r>
+        <w:rPr>
+          <w:szCs w:val="22"/>
+          <w:lang w:val="en-US"/>
+        </w:rPr>
+        <w:t>NeurIPS</w:t>
+      </w:r>
+      <w:proofErr w:type="spellEnd"/>
+      <w:r>
+        <w:rPr>
+          <w:szCs w:val="22"/>
+          <w:lang w:val="en-US"/>
+        </w:rPr>
+        <w:t xml:space="preserve">, 2018. </w:t>
       </w:r>
     </w:p>
     <w:p>
@@ -11881,20 +15654,20 @@
         <w:spacing w:line="276" w:lineRule="auto"/>
         <w:jc w:val="both"/>
         <w:rPr>
-          <w:sz w:val="24"/>
+          <w:szCs w:val="22"/>
           <w:lang w:val="en-US"/>
         </w:rPr>
       </w:pPr>
       <w:r>
         <w:rPr>
-          <w:sz w:val="24"/>
+          <w:szCs w:val="22"/>
           <w:lang w:val="en-US"/>
         </w:rPr>
         <w:t>[29] D. H. Wolpert, "Stacked generalization," Neural Networks, 1992.</w:t>
       </w:r>
     </w:p>
     <w:sectPr>
-      <w:footerReference w:type="default" r:id="rId16"/>
+      <w:footerReference w:type="default" r:id="rId15"/>
       <w:pgSz w:w="11906" w:h="16838"/>
       <w:pgMar w:top="1588" w:right="1418" w:bottom="1418" w:left="1418" w:header="567" w:footer="567" w:gutter="0"/>
       <w:pgNumType w:start="0"/>
@@ -17266,6 +21039,7 @@
   <w:style w:type="paragraph" w:default="1" w:styleId="Normal">
     <w:name w:val="Normal"/>
     <w:qFormat/>
+    <w:rsid w:val="004B215F"/>
     <w:rPr>
       <w:rFonts w:ascii="Aptos" w:hAnsi="Aptos"/>
       <w:sz w:val="22"/>
@@ -17469,6 +21243,7 @@
   <w:style w:type="character" w:default="1" w:styleId="DefaultParagraphFont">
     <w:name w:val="Default Paragraph Font"/>
     <w:uiPriority w:val="1"/>
+    <w:semiHidden/>
     <w:unhideWhenUsed/>
   </w:style>
   <w:style w:type="table" w:default="1" w:styleId="TableNormal">
